--- a/_extras/ECON3350_Research_Report.docx
+++ b/_extras/ECON3350_Research_Report.docx
@@ -679,7 +679,7 @@
     </w:p>
     <w:p>
       <w:r>
-        <w:t>Interest rates (r_t): The top AIC candidates all involve first differencing (d = 1) and low-order MA components, consistent with the visual evidence of prolonged level shifts. However, these parsimonious d=1 specifications do not pass the Ljung-Box adequacy test at 12 lags, reflecting the very slow mean-reversion in nominal interest rates that short MA structures cannot fully accommodate. Expanding the search to higher-order d=0 models resolves the adequacy problem: ARIMA(8,0,5) achieves a Ljung-Box p-value of 0.692 and ARIMA(8,0,6) achieves 0.500, both comfortably above the 0.05 threshold. The high AR order captures the long memory in r_t through its autoregressive lag structure rather than through differencing, consistent with the Fisher hypothesis view that the nominal rate is stationary around a slowly evolving mean.</w:t>
+        <w:t>Interest rates (r_t): The top AIC candidates all involve first differencing (d = 1) combined with high-order AR components, consistent with the visual evidence of prolonged level shifts and very slow mean-reversion in once-differenced rates. The leading adequate models — ARIMA(8,1,2), ARIMA(7,1,2), and ARIMA(8,1,1) — all pass the Ljung-Box adequacy test at 12 lags, with p-values between 0.14 and 0.19. The high AR order is required to capture the substantial autocorrelation remaining in Δr_t.</w:t>
       </w:r>
     </w:p>
     <w:tbl>
@@ -689,14 +689,16 @@
         <w:tblLook w:firstColumn="1" w:firstRow="1" w:lastColumn="0" w:lastRow="0" w:noHBand="0" w:noVBand="1" w:val="04A0"/>
       </w:tblPr>
       <w:tblGrid>
-        <w:gridCol w:w="2880"/>
-        <w:gridCol w:w="2880"/>
-        <w:gridCol w:w="2880"/>
+        <w:gridCol w:w="1728"/>
+        <w:gridCol w:w="1728"/>
+        <w:gridCol w:w="1728"/>
+        <w:gridCol w:w="1728"/>
+        <w:gridCol w:w="1728"/>
       </w:tblGrid>
       <w:tr>
         <w:tc>
           <w:tcPr>
-            <w:tcW w:type="dxa" w:w="2880"/>
+            <w:tcW w:type="dxa" w:w="1728"/>
           </w:tcPr>
           <w:p>
             <w:r>
@@ -706,7 +708,27 @@
         </w:tc>
         <w:tc>
           <w:tcPr>
-            <w:tcW w:type="dxa" w:w="2880"/>
+            <w:tcW w:type="dxa" w:w="1728"/>
+          </w:tcPr>
+          <w:p>
+            <w:r>
+              <w:t>AIC</w:t>
+            </w:r>
+          </w:p>
+        </w:tc>
+        <w:tc>
+          <w:tcPr>
+            <w:tcW w:type="dxa" w:w="1728"/>
+          </w:tcPr>
+          <w:p>
+            <w:r>
+              <w:t>BIC</w:t>
+            </w:r>
+          </w:p>
+        </w:tc>
+        <w:tc>
+          <w:tcPr>
+            <w:tcW w:type="dxa" w:w="1728"/>
           </w:tcPr>
           <w:p>
             <w:r>
@@ -716,7 +738,7 @@
         </w:tc>
         <w:tc>
           <w:tcPr>
-            <w:tcW w:type="dxa" w:w="2880"/>
+            <w:tcW w:type="dxa" w:w="1728"/>
           </w:tcPr>
           <w:p>
             <w:r>
@@ -728,27 +750,47 @@
       <w:tr>
         <w:tc>
           <w:tcPr>
-            <w:tcW w:type="dxa" w:w="2880"/>
-          </w:tcPr>
-          <w:p>
-            <w:r>
-              <w:t>ARIMA(8,0,5)</w:t>
-            </w:r>
-          </w:p>
-        </w:tc>
-        <w:tc>
-          <w:tcPr>
-            <w:tcW w:type="dxa" w:w="2880"/>
-          </w:tcPr>
-          <w:p>
-            <w:r>
-              <w:t>0.692</w:t>
-            </w:r>
-          </w:p>
-        </w:tc>
-        <w:tc>
-          <w:tcPr>
-            <w:tcW w:type="dxa" w:w="2880"/>
+            <w:tcW w:type="dxa" w:w="1728"/>
+          </w:tcPr>
+          <w:p>
+            <w:r>
+              <w:t>ARIMA(8,1,2)</w:t>
+            </w:r>
+          </w:p>
+        </w:tc>
+        <w:tc>
+          <w:tcPr>
+            <w:tcW w:type="dxa" w:w="1728"/>
+          </w:tcPr>
+          <w:p>
+            <w:r>
+              <w:t>475.76</w:t>
+            </w:r>
+          </w:p>
+        </w:tc>
+        <w:tc>
+          <w:tcPr>
+            <w:tcW w:type="dxa" w:w="1728"/>
+          </w:tcPr>
+          <w:p>
+            <w:r>
+              <w:t>518.44</w:t>
+            </w:r>
+          </w:p>
+        </w:tc>
+        <w:tc>
+          <w:tcPr>
+            <w:tcW w:type="dxa" w:w="1728"/>
+          </w:tcPr>
+          <w:p>
+            <w:r>
+              <w:t>0.145</w:t>
+            </w:r>
+          </w:p>
+        </w:tc>
+        <w:tc>
+          <w:tcPr>
+            <w:tcW w:type="dxa" w:w="1728"/>
           </w:tcPr>
           <w:p>
             <w:r>
@@ -760,27 +802,47 @@
       <w:tr>
         <w:tc>
           <w:tcPr>
-            <w:tcW w:type="dxa" w:w="2880"/>
-          </w:tcPr>
-          <w:p>
-            <w:r>
-              <w:t>ARIMA(8,0,6)</w:t>
-            </w:r>
-          </w:p>
-        </w:tc>
-        <w:tc>
-          <w:tcPr>
-            <w:tcW w:type="dxa" w:w="2880"/>
-          </w:tcPr>
-          <w:p>
-            <w:r>
-              <w:t>0.500</w:t>
-            </w:r>
-          </w:p>
-        </w:tc>
-        <w:tc>
-          <w:tcPr>
-            <w:tcW w:type="dxa" w:w="2880"/>
+            <w:tcW w:type="dxa" w:w="1728"/>
+          </w:tcPr>
+          <w:p>
+            <w:r>
+              <w:t>ARIMA(7,1,2)</w:t>
+            </w:r>
+          </w:p>
+        </w:tc>
+        <w:tc>
+          <w:tcPr>
+            <w:tcW w:type="dxa" w:w="1728"/>
+          </w:tcPr>
+          <w:p>
+            <w:r>
+              <w:t>476.69</w:t>
+            </w:r>
+          </w:p>
+        </w:tc>
+        <w:tc>
+          <w:tcPr>
+            <w:tcW w:type="dxa" w:w="1728"/>
+          </w:tcPr>
+          <w:p>
+            <w:r>
+              <w:t>515.81</w:t>
+            </w:r>
+          </w:p>
+        </w:tc>
+        <w:tc>
+          <w:tcPr>
+            <w:tcW w:type="dxa" w:w="1728"/>
+          </w:tcPr>
+          <w:p>
+            <w:r>
+              <w:t>0.189</w:t>
+            </w:r>
+          </w:p>
+        </w:tc>
+        <w:tc>
+          <w:tcPr>
+            <w:tcW w:type="dxa" w:w="1728"/>
           </w:tcPr>
           <w:p>
             <w:r>
@@ -792,27 +854,47 @@
       <w:tr>
         <w:tc>
           <w:tcPr>
-            <w:tcW w:type="dxa" w:w="2880"/>
-          </w:tcPr>
-          <w:p>
-            <w:r>
-              <w:t>ARIMA(8,0,2)</w:t>
-            </w:r>
-          </w:p>
-        </w:tc>
-        <w:tc>
-          <w:tcPr>
-            <w:tcW w:type="dxa" w:w="2880"/>
-          </w:tcPr>
-          <w:p>
-            <w:r>
-              <w:t>0.190</w:t>
-            </w:r>
-          </w:p>
-        </w:tc>
-        <w:tc>
-          <w:tcPr>
-            <w:tcW w:type="dxa" w:w="2880"/>
+            <w:tcW w:type="dxa" w:w="1728"/>
+          </w:tcPr>
+          <w:p>
+            <w:r>
+              <w:t>ARIMA(8,1,1)</w:t>
+            </w:r>
+          </w:p>
+        </w:tc>
+        <w:tc>
+          <w:tcPr>
+            <w:tcW w:type="dxa" w:w="1728"/>
+          </w:tcPr>
+          <w:p>
+            <w:r>
+              <w:t>476.92</w:t>
+            </w:r>
+          </w:p>
+        </w:tc>
+        <w:tc>
+          <w:tcPr>
+            <w:tcW w:type="dxa" w:w="1728"/>
+          </w:tcPr>
+          <w:p>
+            <w:r>
+              <w:t>516.04</w:t>
+            </w:r>
+          </w:p>
+        </w:tc>
+        <w:tc>
+          <w:tcPr>
+            <w:tcW w:type="dxa" w:w="1728"/>
+          </w:tcPr>
+          <w:p>
+            <w:r>
+              <w:t>0.164</w:t>
+            </w:r>
+          </w:p>
+        </w:tc>
+        <w:tc>
+          <w:tcPr>
+            <w:tcW w:type="dxa" w:w="1728"/>
           </w:tcPr>
           <w:p>
             <w:r>
@@ -825,7 +907,7 @@
     <w:p/>
     <w:p>
       <w:r>
-        <w:t>Since the question asks for adequate inflation models to be used for forecasting, the three inflation specifications above are used in Questions 2(b) and 3. The interest rate models confirm that r_t has a stationary representation when its persistence is captured by a sufficiently long AR polynomial, but are not used for out-of-sample forecasting here.</w:t>
+        <w:t>Since the question asks for adequate inflation models to be used for forecasting, the three inflation specifications above are used in Questions 2(b) and 3. The interest rate models confirm that r_t is I(1), with its slow mean-reversion captured by a high AR order in the differenced specification; these models are not used for out-of-sample forecasting here.</w:t>
       </w:r>
     </w:p>
     <w:p>
@@ -3089,7 +3171,7 @@
     </w:p>
     <w:p>
       <w:r>
-        <w:t>For each chosen mean equation, symmetric GARCH(1,1), asymmetric GJR-GARCH(1,1), and both GARCH(1,2) variants were compared under Normal and Student-t errors — eight candidate specifications per currency. Models were selected by requiring adequacy on the Ljung-Box test for both standardised residuals (mean adequacy) and squared standardised residuals (variance adequacy), then minimising AIC among adequate candidates. The GJR-GARCH specification with Student-t errors produced the lowest AIC for all four currencies:</w:t>
+        <w:t>For each chosen mean equation, symmetric GARCH(1,1), asymmetric GJR-GARCH(1,1), and both GARCH(1,2) variants were compared under Normal and Student-t errors — eight candidate specifications per currency. Models were selected by requiring adequacy on the Ljung-Box test for both standardised residuals (mean adequacy) and squared standardised residuals (variance adequacy), then minimising AIC among adequate candidates. The GJR-GARCH(1,2) specification with Student-t errors produced the lowest AIC for all four currencies:</w:t>
       </w:r>
     </w:p>
     <w:tbl>
@@ -3195,7 +3277,7 @@
           </w:tcPr>
           <w:p>
             <w:r>
-              <w:t>GJR-GARCH(1,1)</w:t>
+              <w:t>GJR-GARCH(1,2)</w:t>
             </w:r>
           </w:p>
         </w:tc>
@@ -3215,7 +3297,7 @@
           </w:tcPr>
           <w:p>
             <w:r>
-              <w:t>1.5243</w:t>
+              <w:t>1.5236</w:t>
             </w:r>
           </w:p>
         </w:tc>
@@ -3225,7 +3307,7 @@
           </w:tcPr>
           <w:p>
             <w:r>
-              <w:t>1.5410</w:t>
+              <w:t>1.5431</w:t>
             </w:r>
           </w:p>
         </w:tc>
@@ -3257,7 +3339,7 @@
           </w:tcPr>
           <w:p>
             <w:r>
-              <w:t>GJR-GARCH(1,1)</w:t>
+              <w:t>GJR-GARCH(1,2)</w:t>
             </w:r>
           </w:p>
         </w:tc>
@@ -3277,7 +3359,7 @@
           </w:tcPr>
           <w:p>
             <w:r>
-              <w:t>1.7963</w:t>
+              <w:t>1.7948</w:t>
             </w:r>
           </w:p>
         </w:tc>
@@ -3287,7 +3369,7 @@
           </w:tcPr>
           <w:p>
             <w:r>
-              <w:t>1.8130</w:t>
+              <w:t>1.8143</w:t>
             </w:r>
           </w:p>
         </w:tc>
@@ -3319,7 +3401,7 @@
           </w:tcPr>
           <w:p>
             <w:r>
-              <w:t>GJR-GARCH(1,1)</w:t>
+              <w:t>GJR-GARCH(1,2)</w:t>
             </w:r>
           </w:p>
         </w:tc>
@@ -3339,7 +3421,7 @@
           </w:tcPr>
           <w:p>
             <w:r>
-              <w:t>1.2830</w:t>
+              <w:t>1.2806</w:t>
             </w:r>
           </w:p>
         </w:tc>
@@ -3349,7 +3431,7 @@
           </w:tcPr>
           <w:p>
             <w:r>
-              <w:t>1.3024</w:t>
+              <w:t>1.3028</w:t>
             </w:r>
           </w:p>
         </w:tc>
@@ -3381,7 +3463,7 @@
           </w:tcPr>
           <w:p>
             <w:r>
-              <w:t>GJR-GARCH(1,1)</w:t>
+              <w:t>GJR-GARCH(1,2)</w:t>
             </w:r>
           </w:p>
         </w:tc>
@@ -3401,7 +3483,7 @@
           </w:tcPr>
           <w:p>
             <w:r>
-              <w:t>1.7938</w:t>
+              <w:t>1.7901</w:t>
             </w:r>
           </w:p>
         </w:tc>
@@ -3411,7 +3493,7 @@
           </w:tcPr>
           <w:p>
             <w:r>
-              <w:t>1.8132</w:t>
+              <w:t>1.8124</w:t>
             </w:r>
           </w:p>
         </w:tc>
@@ -3430,20 +3512,21 @@
         <w:tblLook w:firstColumn="1" w:firstRow="1" w:lastColumn="0" w:lastRow="0" w:noHBand="0" w:noVBand="1" w:val="04A0"/>
       </w:tblPr>
       <w:tblGrid>
-        <w:gridCol w:w="960"/>
-        <w:gridCol w:w="960"/>
-        <w:gridCol w:w="960"/>
-        <w:gridCol w:w="960"/>
-        <w:gridCol w:w="960"/>
-        <w:gridCol w:w="960"/>
-        <w:gridCol w:w="960"/>
-        <w:gridCol w:w="960"/>
-        <w:gridCol w:w="960"/>
+        <w:gridCol w:w="864"/>
+        <w:gridCol w:w="864"/>
+        <w:gridCol w:w="864"/>
+        <w:gridCol w:w="864"/>
+        <w:gridCol w:w="864"/>
+        <w:gridCol w:w="864"/>
+        <w:gridCol w:w="864"/>
+        <w:gridCol w:w="864"/>
+        <w:gridCol w:w="864"/>
+        <w:gridCol w:w="864"/>
       </w:tblGrid>
       <w:tr>
         <w:tc>
           <w:tcPr>
-            <w:tcW w:type="dxa" w:w="960"/>
+            <w:tcW w:type="dxa" w:w="864"/>
           </w:tcPr>
           <w:p>
             <w:r>
@@ -3453,7 +3536,7 @@
         </w:tc>
         <w:tc>
           <w:tcPr>
-            <w:tcW w:type="dxa" w:w="960"/>
+            <w:tcW w:type="dxa" w:w="864"/>
           </w:tcPr>
           <w:p>
             <w:r>
@@ -3463,7 +3546,7 @@
         </w:tc>
         <w:tc>
           <w:tcPr>
-            <w:tcW w:type="dxa" w:w="960"/>
+            <w:tcW w:type="dxa" w:w="864"/>
           </w:tcPr>
           <w:p>
             <w:r>
@@ -3473,7 +3556,7 @@
         </w:tc>
         <w:tc>
           <w:tcPr>
-            <w:tcW w:type="dxa" w:w="960"/>
+            <w:tcW w:type="dxa" w:w="864"/>
           </w:tcPr>
           <w:p>
             <w:r>
@@ -3483,7 +3566,7 @@
         </w:tc>
         <w:tc>
           <w:tcPr>
-            <w:tcW w:type="dxa" w:w="960"/>
+            <w:tcW w:type="dxa" w:w="864"/>
           </w:tcPr>
           <w:p>
             <w:r>
@@ -3493,7 +3576,7 @@
         </w:tc>
         <w:tc>
           <w:tcPr>
-            <w:tcW w:type="dxa" w:w="960"/>
+            <w:tcW w:type="dxa" w:w="864"/>
           </w:tcPr>
           <w:p>
             <w:r>
@@ -3503,7 +3586,7 @@
         </w:tc>
         <w:tc>
           <w:tcPr>
-            <w:tcW w:type="dxa" w:w="960"/>
+            <w:tcW w:type="dxa" w:w="864"/>
           </w:tcPr>
           <w:p>
             <w:r>
@@ -3513,7 +3596,17 @@
         </w:tc>
         <w:tc>
           <w:tcPr>
-            <w:tcW w:type="dxa" w:w="960"/>
+            <w:tcW w:type="dxa" w:w="864"/>
+          </w:tcPr>
+          <w:p>
+            <w:r>
+              <w:t>beta2</w:t>
+            </w:r>
+          </w:p>
+        </w:tc>
+        <w:tc>
+          <w:tcPr>
+            <w:tcW w:type="dxa" w:w="864"/>
           </w:tcPr>
           <w:p>
             <w:r>
@@ -3523,7 +3616,7 @@
         </w:tc>
         <w:tc>
           <w:tcPr>
-            <w:tcW w:type="dxa" w:w="960"/>
+            <w:tcW w:type="dxa" w:w="864"/>
           </w:tcPr>
           <w:p>
             <w:r>
@@ -3535,7 +3628,7 @@
       <w:tr>
         <w:tc>
           <w:tcPr>
-            <w:tcW w:type="dxa" w:w="960"/>
+            <w:tcW w:type="dxa" w:w="864"/>
           </w:tcPr>
           <w:p>
             <w:r>
@@ -3545,17 +3638,17 @@
         </w:tc>
         <w:tc>
           <w:tcPr>
-            <w:tcW w:type="dxa" w:w="960"/>
-          </w:tcPr>
-          <w:p>
-            <w:r>
-              <w:t>−0.0143</w:t>
-            </w:r>
-          </w:p>
-        </w:tc>
-        <w:tc>
-          <w:tcPr>
-            <w:tcW w:type="dxa" w:w="960"/>
+            <w:tcW w:type="dxa" w:w="864"/>
+          </w:tcPr>
+          <w:p>
+            <w:r>
+              <w:t>−0.0145</w:t>
+            </w:r>
+          </w:p>
+        </w:tc>
+        <w:tc>
+          <w:tcPr>
+            <w:tcW w:type="dxa" w:w="864"/>
           </w:tcPr>
           <w:p>
             <w:r>
@@ -3565,7 +3658,7 @@
         </w:tc>
         <w:tc>
           <w:tcPr>
-            <w:tcW w:type="dxa" w:w="960"/>
+            <w:tcW w:type="dxa" w:w="864"/>
           </w:tcPr>
           <w:p>
             <w:r>
@@ -3575,51 +3668,61 @@
         </w:tc>
         <w:tc>
           <w:tcPr>
-            <w:tcW w:type="dxa" w:w="960"/>
-          </w:tcPr>
-          <w:p>
-            <w:r>
-              <w:t>0.0067</w:t>
-            </w:r>
-          </w:p>
-        </w:tc>
-        <w:tc>
-          <w:tcPr>
-            <w:tcW w:type="dxa" w:w="960"/>
-          </w:tcPr>
-          <w:p>
-            <w:r>
-              <w:t>0.0143</w:t>
-            </w:r>
-          </w:p>
-        </w:tc>
-        <w:tc>
-          <w:tcPr>
-            <w:tcW w:type="dxa" w:w="960"/>
-          </w:tcPr>
-          <w:p>
-            <w:r>
-              <w:t>0.9316</w:t>
-            </w:r>
-          </w:p>
-        </w:tc>
-        <w:tc>
-          <w:tcPr>
-            <w:tcW w:type="dxa" w:w="960"/>
-          </w:tcPr>
-          <w:p>
-            <w:r>
-              <w:t>0.0623</w:t>
-            </w:r>
-          </w:p>
-        </w:tc>
-        <w:tc>
-          <w:tcPr>
-            <w:tcW w:type="dxa" w:w="960"/>
-          </w:tcPr>
-          <w:p>
-            <w:r>
-              <w:t>8.0011</w:t>
+            <w:tcW w:type="dxa" w:w="864"/>
+          </w:tcPr>
+          <w:p>
+            <w:r>
+              <w:t>0.0105</w:t>
+            </w:r>
+          </w:p>
+        </w:tc>
+        <w:tc>
+          <w:tcPr>
+            <w:tcW w:type="dxa" w:w="864"/>
+          </w:tcPr>
+          <w:p>
+            <w:r>
+              <w:t>0.0256</w:t>
+            </w:r>
+          </w:p>
+        </w:tc>
+        <w:tc>
+          <w:tcPr>
+            <w:tcW w:type="dxa" w:w="864"/>
+          </w:tcPr>
+          <w:p>
+            <w:r>
+              <w:t>0.3652</w:t>
+            </w:r>
+          </w:p>
+        </w:tc>
+        <w:tc>
+          <w:tcPr>
+            <w:tcW w:type="dxa" w:w="864"/>
+          </w:tcPr>
+          <w:p>
+            <w:r>
+              <w:t>0.5282</w:t>
+            </w:r>
+          </w:p>
+        </w:tc>
+        <w:tc>
+          <w:tcPr>
+            <w:tcW w:type="dxa" w:w="864"/>
+          </w:tcPr>
+          <w:p>
+            <w:r>
+              <w:t>0.0898</w:t>
+            </w:r>
+          </w:p>
+        </w:tc>
+        <w:tc>
+          <w:tcPr>
+            <w:tcW w:type="dxa" w:w="864"/>
+          </w:tcPr>
+          <w:p>
+            <w:r>
+              <w:t>8.2296</w:t>
             </w:r>
           </w:p>
         </w:tc>
@@ -3627,7 +3730,7 @@
       <w:tr>
         <w:tc>
           <w:tcPr>
-            <w:tcW w:type="dxa" w:w="960"/>
+            <w:tcW w:type="dxa" w:w="864"/>
           </w:tcPr>
           <w:p>
             <w:r>
@@ -3637,17 +3740,17 @@
         </w:tc>
         <w:tc>
           <w:tcPr>
-            <w:tcW w:type="dxa" w:w="960"/>
-          </w:tcPr>
-          <w:p>
-            <w:r>
-              <w:t>−0.0140</w:t>
-            </w:r>
-          </w:p>
-        </w:tc>
-        <w:tc>
-          <w:tcPr>
-            <w:tcW w:type="dxa" w:w="960"/>
+            <w:tcW w:type="dxa" w:w="864"/>
+          </w:tcPr>
+          <w:p>
+            <w:r>
+              <w:t>−0.0149</w:t>
+            </w:r>
+          </w:p>
+        </w:tc>
+        <w:tc>
+          <w:tcPr>
+            <w:tcW w:type="dxa" w:w="864"/>
           </w:tcPr>
           <w:p>
             <w:r>
@@ -3657,7 +3760,7 @@
         </w:tc>
         <w:tc>
           <w:tcPr>
-            <w:tcW w:type="dxa" w:w="960"/>
+            <w:tcW w:type="dxa" w:w="864"/>
           </w:tcPr>
           <w:p>
             <w:r>
@@ -3667,51 +3770,61 @@
         </w:tc>
         <w:tc>
           <w:tcPr>
-            <w:tcW w:type="dxa" w:w="960"/>
-          </w:tcPr>
-          <w:p>
-            <w:r>
-              <w:t>0.0042</w:t>
-            </w:r>
-          </w:p>
-        </w:tc>
-        <w:tc>
-          <w:tcPr>
-            <w:tcW w:type="dxa" w:w="960"/>
-          </w:tcPr>
-          <w:p>
-            <w:r>
-              <w:t>0.0013</w:t>
-            </w:r>
-          </w:p>
-        </w:tc>
-        <w:tc>
-          <w:tcPr>
-            <w:tcW w:type="dxa" w:w="960"/>
-          </w:tcPr>
-          <w:p>
-            <w:r>
-              <w:t>0.9607</w:t>
-            </w:r>
-          </w:p>
-        </w:tc>
-        <w:tc>
-          <w:tcPr>
-            <w:tcW w:type="dxa" w:w="960"/>
-          </w:tcPr>
-          <w:p>
-            <w:r>
-              <w:t>0.0519</w:t>
-            </w:r>
-          </w:p>
-        </w:tc>
-        <w:tc>
-          <w:tcPr>
-            <w:tcW w:type="dxa" w:w="960"/>
-          </w:tcPr>
-          <w:p>
-            <w:r>
-              <w:t>8.4778</w:t>
+            <w:tcW w:type="dxa" w:w="864"/>
+          </w:tcPr>
+          <w:p>
+            <w:r>
+              <w:t>0.0074</w:t>
+            </w:r>
+          </w:p>
+        </w:tc>
+        <w:tc>
+          <w:tcPr>
+            <w:tcW w:type="dxa" w:w="864"/>
+          </w:tcPr>
+          <w:p>
+            <w:r>
+              <w:t>0.0062</w:t>
+            </w:r>
+          </w:p>
+        </w:tc>
+        <w:tc>
+          <w:tcPr>
+            <w:tcW w:type="dxa" w:w="864"/>
+          </w:tcPr>
+          <w:p>
+            <w:r>
+              <w:t>0.2176</w:t>
+            </w:r>
+          </w:p>
+        </w:tc>
+        <w:tc>
+          <w:tcPr>
+            <w:tcW w:type="dxa" w:w="864"/>
+          </w:tcPr>
+          <w:p>
+            <w:r>
+              <w:t>0.7123</w:t>
+            </w:r>
+          </w:p>
+        </w:tc>
+        <w:tc>
+          <w:tcPr>
+            <w:tcW w:type="dxa" w:w="864"/>
+          </w:tcPr>
+          <w:p>
+            <w:r>
+              <w:t>0.0849</w:t>
+            </w:r>
+          </w:p>
+        </w:tc>
+        <w:tc>
+          <w:tcPr>
+            <w:tcW w:type="dxa" w:w="864"/>
+          </w:tcPr>
+          <w:p>
+            <w:r>
+              <w:t>8.8065</w:t>
             </w:r>
           </w:p>
         </w:tc>
@@ -3719,7 +3832,7 @@
       <w:tr>
         <w:tc>
           <w:tcPr>
-            <w:tcW w:type="dxa" w:w="960"/>
+            <w:tcW w:type="dxa" w:w="864"/>
           </w:tcPr>
           <w:p>
             <w:r>
@@ -3729,27 +3842,27 @@
         </w:tc>
         <w:tc>
           <w:tcPr>
-            <w:tcW w:type="dxa" w:w="960"/>
-          </w:tcPr>
-          <w:p>
-            <w:r>
-              <w:t>−0.0068</w:t>
-            </w:r>
-          </w:p>
-        </w:tc>
-        <w:tc>
-          <w:tcPr>
-            <w:tcW w:type="dxa" w:w="960"/>
-          </w:tcPr>
-          <w:p>
-            <w:r>
-              <w:t>−0.0400</w:t>
-            </w:r>
-          </w:p>
-        </w:tc>
-        <w:tc>
-          <w:tcPr>
-            <w:tcW w:type="dxa" w:w="960"/>
+            <w:tcW w:type="dxa" w:w="864"/>
+          </w:tcPr>
+          <w:p>
+            <w:r>
+              <w:t>−0.0071</w:t>
+            </w:r>
+          </w:p>
+        </w:tc>
+        <w:tc>
+          <w:tcPr>
+            <w:tcW w:type="dxa" w:w="864"/>
+          </w:tcPr>
+          <w:p>
+            <w:r>
+              <w:t>−0.0382</w:t>
+            </w:r>
+          </w:p>
+        </w:tc>
+        <w:tc>
+          <w:tcPr>
+            <w:tcW w:type="dxa" w:w="864"/>
           </w:tcPr>
           <w:p>
             <w:r>
@@ -3759,51 +3872,61 @@
         </w:tc>
         <w:tc>
           <w:tcPr>
-            <w:tcW w:type="dxa" w:w="960"/>
-          </w:tcPr>
-          <w:p>
-            <w:r>
-              <w:t>0.0070</w:t>
-            </w:r>
-          </w:p>
-        </w:tc>
-        <w:tc>
-          <w:tcPr>
-            <w:tcW w:type="dxa" w:w="960"/>
-          </w:tcPr>
-          <w:p>
-            <w:r>
-              <w:t>0.0225</w:t>
-            </w:r>
-          </w:p>
-        </w:tc>
-        <w:tc>
-          <w:tcPr>
-            <w:tcW w:type="dxa" w:w="960"/>
-          </w:tcPr>
-          <w:p>
-            <w:r>
-              <w:t>0.9186</w:t>
-            </w:r>
-          </w:p>
-        </w:tc>
-        <w:tc>
-          <w:tcPr>
-            <w:tcW w:type="dxa" w:w="960"/>
-          </w:tcPr>
-          <w:p>
-            <w:r>
-              <w:t>0.0547</w:t>
-            </w:r>
-          </w:p>
-        </w:tc>
-        <w:tc>
-          <w:tcPr>
-            <w:tcW w:type="dxa" w:w="960"/>
-          </w:tcPr>
-          <w:p>
-            <w:r>
-              <w:t>8.0324</w:t>
+            <w:tcW w:type="dxa" w:w="864"/>
+          </w:tcPr>
+          <w:p>
+            <w:r>
+              <w:t>0.0112</w:t>
+            </w:r>
+          </w:p>
+        </w:tc>
+        <w:tc>
+          <w:tcPr>
+            <w:tcW w:type="dxa" w:w="864"/>
+          </w:tcPr>
+          <w:p>
+            <w:r>
+              <w:t>0.0356</w:t>
+            </w:r>
+          </w:p>
+        </w:tc>
+        <w:tc>
+          <w:tcPr>
+            <w:tcW w:type="dxa" w:w="864"/>
+          </w:tcPr>
+          <w:p>
+            <w:r>
+              <w:t>0.2603</w:t>
+            </w:r>
+          </w:p>
+        </w:tc>
+        <w:tc>
+          <w:tcPr>
+            <w:tcW w:type="dxa" w:w="864"/>
+          </w:tcPr>
+          <w:p>
+            <w:r>
+              <w:t>0.6087</w:t>
+            </w:r>
+          </w:p>
+        </w:tc>
+        <w:tc>
+          <w:tcPr>
+            <w:tcW w:type="dxa" w:w="864"/>
+          </w:tcPr>
+          <w:p>
+            <w:r>
+              <w:t>0.0893</w:t>
+            </w:r>
+          </w:p>
+        </w:tc>
+        <w:tc>
+          <w:tcPr>
+            <w:tcW w:type="dxa" w:w="864"/>
+          </w:tcPr>
+          <w:p>
+            <w:r>
+              <w:t>8.3771</w:t>
             </w:r>
           </w:p>
         </w:tc>
@@ -3811,7 +3934,7 @@
       <w:tr>
         <w:tc>
           <w:tcPr>
-            <w:tcW w:type="dxa" w:w="960"/>
+            <w:tcW w:type="dxa" w:w="864"/>
           </w:tcPr>
           <w:p>
             <w:r>
@@ -3821,17 +3944,17 @@
         </w:tc>
         <w:tc>
           <w:tcPr>
-            <w:tcW w:type="dxa" w:w="960"/>
-          </w:tcPr>
-          <w:p>
-            <w:r>
-              <w:t>−0.0084</w:t>
-            </w:r>
-          </w:p>
-        </w:tc>
-        <w:tc>
-          <w:tcPr>
-            <w:tcW w:type="dxa" w:w="960"/>
+            <w:tcW w:type="dxa" w:w="864"/>
+          </w:tcPr>
+          <w:p>
+            <w:r>
+              <w:t>−0.0095</w:t>
+            </w:r>
+          </w:p>
+        </w:tc>
+        <w:tc>
+          <w:tcPr>
+            <w:tcW w:type="dxa" w:w="864"/>
           </w:tcPr>
           <w:p>
             <w:r>
@@ -3841,61 +3964,71 @@
         </w:tc>
         <w:tc>
           <w:tcPr>
-            <w:tcW w:type="dxa" w:w="960"/>
-          </w:tcPr>
-          <w:p>
-            <w:r>
-              <w:t>−0.1812</w:t>
-            </w:r>
-          </w:p>
-        </w:tc>
-        <w:tc>
-          <w:tcPr>
-            <w:tcW w:type="dxa" w:w="960"/>
-          </w:tcPr>
-          <w:p>
-            <w:r>
-              <w:t>0.0055</w:t>
-            </w:r>
-          </w:p>
-        </w:tc>
-        <w:tc>
-          <w:tcPr>
-            <w:tcW w:type="dxa" w:w="960"/>
-          </w:tcPr>
-          <w:p>
-            <w:r>
-              <w:t>0.0182</w:t>
-            </w:r>
-          </w:p>
-        </w:tc>
-        <w:tc>
-          <w:tcPr>
-            <w:tcW w:type="dxa" w:w="960"/>
-          </w:tcPr>
-          <w:p>
-            <w:r>
-              <w:t>0.9486</w:t>
-            </w:r>
-          </w:p>
-        </w:tc>
-        <w:tc>
-          <w:tcPr>
-            <w:tcW w:type="dxa" w:w="960"/>
-          </w:tcPr>
-          <w:p>
-            <w:r>
-              <w:t>0.0359</w:t>
-            </w:r>
-          </w:p>
-        </w:tc>
-        <w:tc>
-          <w:tcPr>
-            <w:tcW w:type="dxa" w:w="960"/>
-          </w:tcPr>
-          <w:p>
-            <w:r>
-              <w:t>7.7614</w:t>
+            <w:tcW w:type="dxa" w:w="864"/>
+          </w:tcPr>
+          <w:p>
+            <w:r>
+              <w:t>−0.1787</w:t>
+            </w:r>
+          </w:p>
+        </w:tc>
+        <w:tc>
+          <w:tcPr>
+            <w:tcW w:type="dxa" w:w="864"/>
+          </w:tcPr>
+          <w:p>
+            <w:r>
+              <w:t>0.0101</w:t>
+            </w:r>
+          </w:p>
+        </w:tc>
+        <w:tc>
+          <w:tcPr>
+            <w:tcW w:type="dxa" w:w="864"/>
+          </w:tcPr>
+          <w:p>
+            <w:r>
+              <w:t>0.0348</w:t>
+            </w:r>
+          </w:p>
+        </w:tc>
+        <w:tc>
+          <w:tcPr>
+            <w:tcW w:type="dxa" w:w="864"/>
+          </w:tcPr>
+          <w:p>
+            <w:r>
+              <w:t>0.1801</w:t>
+            </w:r>
+          </w:p>
+        </w:tc>
+        <w:tc>
+          <w:tcPr>
+            <w:tcW w:type="dxa" w:w="864"/>
+          </w:tcPr>
+          <w:p>
+            <w:r>
+              <w:t>0.7255</w:t>
+            </w:r>
+          </w:p>
+        </w:tc>
+        <w:tc>
+          <w:tcPr>
+            <w:tcW w:type="dxa" w:w="864"/>
+          </w:tcPr>
+          <w:p>
+            <w:r>
+              <w:t>0.0635</w:t>
+            </w:r>
+          </w:p>
+        </w:tc>
+        <w:tc>
+          <w:tcPr>
+            <w:tcW w:type="dxa" w:w="864"/>
+          </w:tcPr>
+          <w:p>
+            <w:r>
+              <w:t>8.0817</w:t>
             </w:r>
           </w:p>
         </w:tc>
@@ -3904,7 +4037,7 @@
     <w:p/>
     <w:p>
       <w:r>
-        <w:t>The beta1 estimates are all close to 1, confirming highly persistent volatility shocks — a spike in conditional variance takes a long time to decay. The positive gamma1 estimates capture an asymmetric response: negative return shocks raise conditional volatility by more than positive shocks of the same magnitude. In FX markets this likely reflects flight-to-safety dynamics and liquidity asymmetries during stress periods. The Student-t shape parameters around 7–8 confirm heavier tails than a Normal model can accommodate.</w:t>
+        <w:t>The GJR-GARCH(1,2) specification distributes GARCH persistence across two lags; the combined beta1 + beta2 ranges from 0.89 to 0.93 across currencies, confirming highly persistent volatility shocks — a spike in conditional variance takes a long time to decay. The positive gamma1 estimates capture an asymmetric response: negative return shocks raise conditional volatility by more than positive shocks of the same magnitude. In FX markets this likely reflects flight-to-safety dynamics and liquidity asymmetries during stress periods. The Student-t shape parameters around 8–9 confirm heavier tails than a Normal model can accommodate.</w:t>
       </w:r>
     </w:p>
     <w:p>
@@ -3975,7 +4108,7 @@
           </w:tcPr>
           <w:p>
             <w:r>
-              <w:t>0.4394</w:t>
+              <w:t>0.4666</w:t>
             </w:r>
           </w:p>
         </w:tc>
@@ -4007,7 +4140,7 @@
           </w:tcPr>
           <w:p>
             <w:r>
-              <w:t>0.6937</w:t>
+              <w:t>0.7275</w:t>
             </w:r>
           </w:p>
         </w:tc>
@@ -4039,7 +4172,7 @@
           </w:tcPr>
           <w:p>
             <w:r>
-              <w:t>0.5976</w:t>
+              <w:t>0.6180</w:t>
             </w:r>
           </w:p>
         </w:tc>
@@ -4071,7 +4204,7 @@
           </w:tcPr>
           <w:p>
             <w:r>
-              <w:t>0.8967</w:t>
+              <w:t>0.9088</w:t>
             </w:r>
           </w:p>
         </w:tc>
@@ -4121,12 +4254,12 @@
     </w:p>
     <w:p>
       <w:r>
-        <w:t>For a GJR-GARCH(1,1) model the unconditional variance exists when α + β + γ/2 &lt; 1, and is given by:</w:t>
+        <w:t>For a GJR-GARCH(1,2) model the unconditional variance exists when α + β₁ + β₂ + γ/2 &lt; 1, and is given by:</w:t>
       </w:r>
     </w:p>
     <w:p>
       <w:r>
-        <w:t>σ²_j = ω / (1 − α − β − γ/2)</w:t>
+        <w:t>σ²_j = ω / (1 − α − β₁ − β₂ − γ/2)</w:t>
       </w:r>
     </w:p>
     <w:p>
@@ -4164,7 +4297,7 @@
           </w:tcPr>
           <w:p>
             <w:r>
-              <w:t>α + β + γ/2</w:t>
+              <w:t>α + β₁ + β₂ + γ/2</w:t>
             </w:r>
           </w:p>
         </w:tc>
@@ -4216,7 +4349,7 @@
           </w:tcPr>
           <w:p>
             <w:r>
-              <w:t>0.9771</w:t>
+              <w:t>0.9638</w:t>
             </w:r>
           </w:p>
         </w:tc>
@@ -4226,7 +4359,7 @@
           </w:tcPr>
           <w:p>
             <w:r>
-              <w:t>0.2925</w:t>
+              <w:t>0.2899</w:t>
             </w:r>
           </w:p>
         </w:tc>
@@ -4246,7 +4379,7 @@
           </w:tcPr>
           <w:p>
             <w:r>
-              <w:t>0.8682</w:t>
+              <w:t>0.8607</w:t>
             </w:r>
           </w:p>
         </w:tc>
@@ -4268,7 +4401,7 @@
           </w:tcPr>
           <w:p>
             <w:r>
-              <w:t>0.9879</w:t>
+              <w:t>0.9785</w:t>
             </w:r>
           </w:p>
         </w:tc>
@@ -4298,7 +4431,7 @@
           </w:tcPr>
           <w:p>
             <w:r>
-              <w:t>0.7888</w:t>
+              <w:t>0.7889</w:t>
             </w:r>
           </w:p>
         </w:tc>
@@ -4320,7 +4453,7 @@
           </w:tcPr>
           <w:p>
             <w:r>
-              <w:t>0.9685</w:t>
+              <w:t>0.9493</w:t>
             </w:r>
           </w:p>
         </w:tc>
@@ -4330,7 +4463,7 @@
           </w:tcPr>
           <w:p>
             <w:r>
-              <w:t>0.2234</w:t>
+              <w:t>0.2218</w:t>
             </w:r>
           </w:p>
         </w:tc>
@@ -4350,7 +4483,7 @@
           </w:tcPr>
           <w:p>
             <w:r>
-              <w:t>0.8352</w:t>
+              <w:t>0.8293</w:t>
             </w:r>
           </w:p>
         </w:tc>
@@ -4372,7 +4505,7 @@
           </w:tcPr>
           <w:p>
             <w:r>
-              <w:t>0.9848</w:t>
+              <w:t>0.9722</w:t>
             </w:r>
           </w:p>
         </w:tc>
@@ -4382,7 +4515,7 @@
           </w:tcPr>
           <w:p>
             <w:r>
-              <w:t>0.3638</w:t>
+              <w:t>0.3630</w:t>
             </w:r>
           </w:p>
         </w:tc>
@@ -4402,7 +4535,7 @@
           </w:tcPr>
           <w:p>
             <w:r>
-              <w:t>0.8099</w:t>
+              <w:t>0.8081</w:t>
             </w:r>
           </w:p>
         </w:tc>
@@ -4411,12 +4544,12 @@
     <w:p/>
     <w:p>
       <w:r>
-        <w:t>All four persistence measures are below 1, so finite unconditional variances exist for every currency. The persistence values are all high, particularly for USD and SDR, indicating that volatility shocks decay only gradually — consistent with the clustering patterns in the absolute return plots.</w:t>
+        <w:t>All four persistence measures are below 1, so finite unconditional variances exist for every currency. The persistence values are all high — ranging from 0.9493 for TWI to 0.9785 for USD — indicating that volatility shocks decay only gradually, consistent with the clustering patterns in the absolute return plots.</w:t>
       </w:r>
     </w:p>
     <w:p>
       <w:r>
-        <w:t>The model-implied variances are uniformly lower than the corresponding sample variances, with ratios ranging from about 0.79 to 0.87. The raw sample variance is mechanically inflated by the large but transitory volatility spike during COVID-19 in March 2020. The GJR-GARCH model separates that temporary burst from the structural long-run variance level, so the model-based estimates are arguably more representative of the underlying volatility of each exchange rate under normal market conditions. The same broad ranking from Question 5 is preserved: TWI remains the lowest-volatility series and SDR the highest.</w:t>
+        <w:t>The model-implied variances are uniformly lower than the corresponding sample variances, with ratios ranging from about 0.79 to 0.86. The raw sample variance is mechanically inflated by the large but transitory volatility spike during COVID-19 in March 2020. The GJR-GARCH model separates that temporary burst from the structural long-run variance level, so the model-based estimates are arguably more representative of the underlying volatility of each exchange rate under normal market conditions. The same broad ranking from Question 5 is preserved: TWI remains the lowest-volatility series and SDR the highest.</w:t>
       </w:r>
     </w:p>
     <w:p>
@@ -4541,7 +4674,7 @@
           </w:tcPr>
           <w:p>
             <w:r>
-              <w:t>−0.0143</w:t>
+              <w:t>−0.0145</w:t>
             </w:r>
           </w:p>
         </w:tc>
@@ -4551,7 +4684,7 @@
           </w:tcPr>
           <w:p>
             <w:r>
-              <w:t>0.4524</w:t>
+              <w:t>0.4575</w:t>
             </w:r>
           </w:p>
         </w:tc>
@@ -4571,7 +4704,7 @@
           </w:tcPr>
           <w:p>
             <w:r>
-              <w:t>−0.0143</w:t>
+              <w:t>−0.0145</w:t>
             </w:r>
           </w:p>
         </w:tc>
@@ -4581,7 +4714,7 @@
           </w:tcPr>
           <w:p>
             <w:r>
-              <w:t>0.4547</w:t>
+              <w:t>0.4533</w:t>
             </w:r>
           </w:p>
         </w:tc>
@@ -4591,7 +4724,7 @@
           </w:tcPr>
           <w:p>
             <w:r>
-              <w:t>0.5238</w:t>
+              <w:t>0.5241</w:t>
             </w:r>
           </w:p>
         </w:tc>
@@ -4613,7 +4746,7 @@
           </w:tcPr>
           <w:p>
             <w:r>
-              <w:t>−0.0140</w:t>
+              <w:t>−0.0149</w:t>
             </w:r>
           </w:p>
         </w:tc>
@@ -4623,7 +4756,7 @@
           </w:tcPr>
           <w:p>
             <w:r>
-              <w:t>0.4432</w:t>
+              <w:t>0.4562</w:t>
             </w:r>
           </w:p>
         </w:tc>
@@ -4643,7 +4776,7 @@
           </w:tcPr>
           <w:p>
             <w:r>
-              <w:t>−0.0140</w:t>
+              <w:t>−0.0149</w:t>
             </w:r>
           </w:p>
         </w:tc>
@@ -4653,7 +4786,7 @@
           </w:tcPr>
           <w:p>
             <w:r>
-              <w:t>0.4453</w:t>
+              <w:t>0.4404</w:t>
             </w:r>
           </w:p>
         </w:tc>
@@ -4663,7 +4796,7 @@
           </w:tcPr>
           <w:p>
             <w:r>
-              <w:t>0.5239</w:t>
+              <w:t>0.5249</w:t>
             </w:r>
           </w:p>
         </w:tc>
@@ -4685,7 +4818,7 @@
           </w:tcPr>
           <w:p>
             <w:r>
-              <w:t>−0.0070</w:t>
+              <w:t>−0.0074</w:t>
             </w:r>
           </w:p>
         </w:tc>
@@ -4695,7 +4828,7 @@
           </w:tcPr>
           <w:p>
             <w:r>
-              <w:t>0.3775</w:t>
+              <w:t>0.3830</w:t>
             </w:r>
           </w:p>
         </w:tc>
@@ -4705,37 +4838,37 @@
           </w:tcPr>
           <w:p>
             <w:r>
+              <w:t>0.5202</w:t>
+            </w:r>
+          </w:p>
+        </w:tc>
+        <w:tc>
+          <w:tcPr>
+            <w:tcW w:type="dxa" w:w="1234"/>
+          </w:tcPr>
+          <w:p>
+            <w:r>
+              <w:t>−0.0071</w:t>
+            </w:r>
+          </w:p>
+        </w:tc>
+        <w:tc>
+          <w:tcPr>
+            <w:tcW w:type="dxa" w:w="1234"/>
+          </w:tcPr>
+          <w:p>
+            <w:r>
+              <w:t>0.3777</w:t>
+            </w:r>
+          </w:p>
+        </w:tc>
+        <w:tc>
+          <w:tcPr>
+            <w:tcW w:type="dxa" w:w="1234"/>
+          </w:tcPr>
+          <w:p>
+            <w:r>
               <w:t>0.5201</w:t>
-            </w:r>
-          </w:p>
-        </w:tc>
-        <w:tc>
-          <w:tcPr>
-            <w:tcW w:type="dxa" w:w="1234"/>
-          </w:tcPr>
-          <w:p>
-            <w:r>
-              <w:t>−0.0067</w:t>
-            </w:r>
-          </w:p>
-        </w:tc>
-        <w:tc>
-          <w:tcPr>
-            <w:tcW w:type="dxa" w:w="1234"/>
-          </w:tcPr>
-          <w:p>
-            <w:r>
-              <w:t>0.3809</w:t>
-            </w:r>
-          </w:p>
-        </w:tc>
-        <w:tc>
-          <w:tcPr>
-            <w:tcW w:type="dxa" w:w="1234"/>
-          </w:tcPr>
-          <w:p>
-            <w:r>
-              <w:t>0.5196</w:t>
             </w:r>
           </w:p>
         </w:tc>
@@ -4757,7 +4890,7 @@
           </w:tcPr>
           <w:p>
             <w:r>
-              <w:t>−0.0230</w:t>
+              <w:t>−0.0242</w:t>
             </w:r>
           </w:p>
         </w:tc>
@@ -4767,7 +4900,7 @@
           </w:tcPr>
           <w:p>
             <w:r>
-              <w:t>0.4449</w:t>
+              <w:t>0.4522</w:t>
             </w:r>
           </w:p>
         </w:tc>
@@ -4777,7 +4910,7 @@
           </w:tcPr>
           <w:p>
             <w:r>
-              <w:t>0.5332</w:t>
+              <w:t>0.5337</w:t>
             </w:r>
           </w:p>
         </w:tc>
@@ -4787,7 +4920,7 @@
           </w:tcPr>
           <w:p>
             <w:r>
-              <w:t>−0.0084</w:t>
+              <w:t>−0.0095</w:t>
             </w:r>
           </w:p>
         </w:tc>
@@ -4797,7 +4930,7 @@
           </w:tcPr>
           <w:p>
             <w:r>
-              <w:t>0.4477</w:t>
+              <w:t>0.4444</w:t>
             </w:r>
           </w:p>
         </w:tc>
@@ -4807,7 +4940,7 @@
           </w:tcPr>
           <w:p>
             <w:r>
-              <w:t>0.5184</w:t>
+              <w:t>0.5196</w:t>
             </w:r>
           </w:p>
         </w:tc>
@@ -4821,12 +4954,12 @@
     </w:p>
     <w:p>
       <w:r>
-        <w:t>A lower probability is preferable from a downside-risk perspective, since it means a smaller chance of earning less than the 0.01% threshold. On 13 January 2026, the ranking from least to most downside risk is TWI (0.5201), CNY (0.5239), USD (0.5240), SDR (0.5332). On 14 January 2026, the ranking shifts to SDR (0.5184), TWI (0.5196), CNY (0.5238), USD (0.5239).</w:t>
+        <w:t>A lower probability is preferable from a downside-risk perspective, since it means a smaller chance of earning less than the 0.01% threshold. On 13 January 2026, the ranking from least to most downside risk is TWI (0.5202), CNY (0.5239), USD (0.5240), SDR (0.5337). On 14 January 2026, the ranking shifts to SDR (0.5196), TWI (0.5201), CNY (0.5241), USD (0.5249).</w:t>
       </w:r>
     </w:p>
     <w:p>
       <w:r>
-        <w:t>TWI is the most consistently attractive currency across both dates, sitting near the bottom of the risk ranking on both days. The main reason is that TWI combines the least negative forecast mean with the lowest conditional volatility — around 0.38 versus 0.44–0.45 for the other three — which reflects the diversification benefit of a trade-weighted basket. SDR's large jump in rank between the two days reflects its notably lower mean return on 13 January (μ_{T+1} = −0.0230 versus around −0.014 for the others), which pushes substantially more of the distribution below the threshold, before it reverts toward values similar to the other currencies on 14 January. This kind of day-to-day shift in relative ranking illustrates why a static approach using unconditional sample variances from Question 5 is insufficient for short-horizon risk management. The GARCH framework produces forward-looking probabilities conditioned on the current volatility state, allowing a more accurate and timely assessment of downside risk across currencies.</w:t>
+        <w:t>TWI is the most consistently attractive currency across both dates, sitting near the bottom of the risk ranking on both days. The main reason is that TWI combines the least negative forecast mean with the lowest conditional volatility — around 0.38 versus 0.44–0.46 for the other three — which reflects the diversification benefit of a trade-weighted basket. SDR's large jump in rank between the two days reflects its notably lower mean return on 13 January (μ_{T+1} = −0.0242 versus around −0.007 to −0.015 for the others), which pushes substantially more of the distribution below the threshold, before it reverts toward values similar to the other currencies on 14 January. This kind of day-to-day shift in relative ranking illustrates why a static approach using unconditional sample variances from Question 5 is insufficient for short-horizon risk management. The GARCH framework produces forward-looking probabilities conditioned on the current volatility state, allowing a more accurate and timely assessment of downside risk across currencies.</w:t>
       </w:r>
     </w:p>
     <w:sectPr>

--- a/_extras/ECON3350_Research_Report.docx
+++ b/_extras/ECON3350_Research_Report.docx
@@ -182,7 +182,7 @@
           </w:tcPr>
           <w:p>
             <w:r>
-              <w:t>0.270678</w:t>
+              <w:t>0.282660</w:t>
             </w:r>
           </w:p>
         </w:tc>
@@ -192,7 +192,7 @@
           </w:tcPr>
           <w:p>
             <w:r>
-              <w:t>0.010125</w:t>
+              <w:t>0.009989</w:t>
             </w:r>
           </w:p>
         </w:tc>
@@ -202,7 +202,7 @@
           </w:tcPr>
           <w:p>
             <w:r>
-              <w:t>0.000147</w:t>
+              <w:t>0.000142</w:t>
             </w:r>
           </w:p>
         </w:tc>
@@ -212,7 +212,7 @@
           </w:tcPr>
           <w:p>
             <w:r>
-              <w:t>0.9487</w:t>
+              <w:t>0.9492</w:t>
             </w:r>
           </w:p>
         </w:tc>
@@ -234,7 +234,7 @@
           </w:tcPr>
           <w:p>
             <w:r>
-              <w:t>9.945124</w:t>
+              <w:t>9.947819</w:t>
             </w:r>
           </w:p>
         </w:tc>
@@ -244,7 +244,7 @@
           </w:tcPr>
           <w:p>
             <w:r>
-              <w:t>0.004757</w:t>
+              <w:t>0.004724</w:t>
             </w:r>
           </w:p>
         </w:tc>
@@ -254,7 +254,7 @@
           </w:tcPr>
           <w:p>
             <w:r>
-              <w:t>0.000042</w:t>
+              <w:t>0.000041</w:t>
             </w:r>
           </w:p>
         </w:tc>
@@ -264,7 +264,7 @@
           </w:tcPr>
           <w:p>
             <w:r>
-              <w:t>0.9799</w:t>
+              <w:t>0.9806</w:t>
             </w:r>
           </w:p>
         </w:tc>
@@ -286,7 +286,7 @@
           </w:tcPr>
           <w:p>
             <w:r>
-              <w:t>9.428678</w:t>
+              <w:t>9.431917</w:t>
             </w:r>
           </w:p>
         </w:tc>
@@ -296,7 +296,7 @@
           </w:tcPr>
           <w:p>
             <w:r>
-              <w:t>0.005305</w:t>
+              <w:t>0.005272</w:t>
             </w:r>
           </w:p>
         </w:tc>
@@ -306,7 +306,7 @@
           </w:tcPr>
           <w:p>
             <w:r>
-              <w:t>0.000043</w:t>
+              <w:t>0.000041</w:t>
             </w:r>
           </w:p>
         </w:tc>
@@ -316,7 +316,7 @@
           </w:tcPr>
           <w:p>
             <w:r>
-              <w:t>0.9834</w:t>
+              <w:t>0.9840</w:t>
             </w:r>
           </w:p>
         </w:tc>
@@ -385,7 +385,7 @@
           </w:tcPr>
           <w:p>
             <w:r>
-              <w:t>0.009310</w:t>
+              <w:t>0.009254</w:t>
             </w:r>
           </w:p>
         </w:tc>
@@ -407,7 +407,7 @@
           </w:tcPr>
           <w:p>
             <w:r>
-              <w:t>0.004919</w:t>
+              <w:t>0.004902</w:t>
             </w:r>
           </w:p>
         </w:tc>
@@ -429,7 +429,7 @@
           </w:tcPr>
           <w:p>
             <w:r>
-              <w:t>0.005379</w:t>
+              <w:t>0.005375</w:t>
             </w:r>
           </w:p>
         </w:tc>
@@ -451,7 +451,7 @@
     </w:p>
     <w:p>
       <w:r>
-        <w:t>In this sample the estimates are quite close. For y_t, the estimated trend is 0.004757 while the mean of Δy_t is 0.004919; for c_t, 0.005305 versus 0.005379. The gap is slightly larger for p_t (0.010125 versus 0.009310), which is consistent with the plot showing somewhat less smooth trend behaviour — the high-inflation 1970s and subsequent disinflation distort a single linear trend more than they distort the average of quarterly changes.</w:t>
+        <w:t>In this sample the estimates are quite close. For y_t, the estimated trend is 0.004724 while the mean of Δy_t is 0.004902; for c_t, 0.005272 versus 0.005375. The gap is slightly larger for p_t (0.009989 versus 0.009254), which is consistent with the plot showing somewhat less smooth trend behaviour — the high-inflation 1970s and subsequent disinflation distort a single linear trend more than they distort the average of quarterly changes.</w:t>
       </w:r>
     </w:p>
     <w:p>
@@ -487,7 +487,7 @@
     </w:p>
     <w:p>
       <w:r>
-        <w:t>Inflation (Δp_t): Unit root testing supports treating Δp_t as stationary (d = 0). The three best adequate models — ranked highly on both AIC and BIC while passing the Ljung-Box screen at 12 lags — are:</w:t>
+        <w:t>Inflation (Δp_t): Unit root testing supports treating Δp_t as stationary (d = 0). The three best adequate models — ranked by AIC while passing the Ljung-Box screen at 12 lags — are:</w:t>
       </w:r>
     </w:p>
     <w:tbl>
@@ -551,7 +551,7 @@
           </w:tcPr>
           <w:p>
             <w:r>
-              <w:t>ARIMA(2,0,10)</w:t>
+              <w:t>ARIMA(3,0,3)</w:t>
             </w:r>
           </w:p>
         </w:tc>
@@ -561,7 +561,7 @@
           </w:tcPr>
           <w:p>
             <w:r>
-              <w:t>−2692.14</w:t>
+              <w:t>−2686.38</w:t>
             </w:r>
           </w:p>
         </w:tc>
@@ -571,7 +571,7 @@
           </w:tcPr>
           <w:p>
             <w:r>
-              <w:t>−2644.38</w:t>
+              <w:t>−2657.92</w:t>
             </w:r>
           </w:p>
         </w:tc>
@@ -581,7 +581,7 @@
           </w:tcPr>
           <w:p>
             <w:r>
-              <w:t>0.1243</w:t>
+              <w:t>0.1010</w:t>
             </w:r>
           </w:p>
         </w:tc>
@@ -593,7 +593,7 @@
           </w:tcPr>
           <w:p>
             <w:r>
-              <w:t>ARIMA(4,0,9)</w:t>
+              <w:t>ARIMA(1,0,6)</w:t>
             </w:r>
           </w:p>
         </w:tc>
@@ -603,7 +603,7 @@
           </w:tcPr>
           <w:p>
             <w:r>
-              <w:t>−2690.87</w:t>
+              <w:t>−2685.30</w:t>
             </w:r>
           </w:p>
         </w:tc>
@@ -613,7 +613,7 @@
           </w:tcPr>
           <w:p>
             <w:r>
-              <w:t>−2643.11</w:t>
+              <w:t>−2653.28</w:t>
             </w:r>
           </w:p>
         </w:tc>
@@ -623,7 +623,7 @@
           </w:tcPr>
           <w:p>
             <w:r>
-              <w:t>0.1087</w:t>
+              <w:t>0.1150</w:t>
             </w:r>
           </w:p>
         </w:tc>
@@ -635,7 +635,7 @@
           </w:tcPr>
           <w:p>
             <w:r>
-              <w:t>ARIMA(2,0,9)</w:t>
+              <w:t>ARIMA(5,0,3)</w:t>
             </w:r>
           </w:p>
         </w:tc>
@@ -645,7 +645,7 @@
           </w:tcPr>
           <w:p>
             <w:r>
-              <w:t>−2689.53</w:t>
+              <w:t>−2685.17</w:t>
             </w:r>
           </w:p>
         </w:tc>
@@ -655,7 +655,7 @@
           </w:tcPr>
           <w:p>
             <w:r>
-              <w:t>−2645.32</w:t>
+              <w:t>−2649.60</w:t>
             </w:r>
           </w:p>
         </w:tc>
@@ -665,7 +665,7 @@
           </w:tcPr>
           <w:p>
             <w:r>
-              <w:t>0.0981</w:t>
+              <w:t>0.1223</w:t>
             </w:r>
           </w:p>
         </w:tc>
@@ -674,7 +674,7 @@
     <w:p/>
     <w:p>
       <w:r>
-        <w:t>All three require higher-order MA components, consistent with inflation exhibiting richer short-run autocorrelation structure than low-order specifications can capture.</w:t>
+        <w:t>All three models include both AR and MA components, reflecting the mixed short-run autocorrelation dynamics of quarterly inflation. ARIMA(3,0,3) achieves the best AIC and BIC and is used as the primary benchmark for interval construction; ARIMA(1,0,6) trades parsimonious AR structure for a richer MA lag polynomial; ARIMA(5,0,3) captures persistence through additional AR lags. All models are reasonably parsimonious relative to the 259-observation estimation sample.</w:t>
       </w:r>
     </w:p>
     <w:p>
@@ -959,7 +959,7 @@
           </w:tcPr>
           <w:p>
             <w:r>
-              <w:t>ARIMA(2,0,10)</w:t>
+              <w:t>ARIMA(3,0,3)</w:t>
             </w:r>
           </w:p>
         </w:tc>
@@ -969,7 +969,7 @@
           </w:tcPr>
           <w:p>
             <w:r>
-              <w:t>ARIMA(4,0,9)</w:t>
+              <w:t>ARIMA(1,0,6)</w:t>
             </w:r>
           </w:p>
         </w:tc>
@@ -979,7 +979,7 @@
           </w:tcPr>
           <w:p>
             <w:r>
-              <w:t>ARIMA(2,0,9)</w:t>
+              <w:t>ARIMA(5,0,3)</w:t>
             </w:r>
           </w:p>
         </w:tc>
@@ -1041,7 +1041,7 @@
           </w:tcPr>
           <w:p>
             <w:r>
-              <w:t>0.008712</w:t>
+              <w:t>0.008699</w:t>
             </w:r>
           </w:p>
         </w:tc>
@@ -1051,7 +1051,7 @@
           </w:tcPr>
           <w:p>
             <w:r>
-              <w:t>0.008681</w:t>
+              <w:t>0.008527</w:t>
             </w:r>
           </w:p>
         </w:tc>
@@ -1071,7 +1071,7 @@
           </w:tcPr>
           <w:p>
             <w:r>
-              <w:t>0.007427</w:t>
+              <w:t>0.007410</w:t>
             </w:r>
           </w:p>
         </w:tc>
@@ -1081,7 +1081,7 @@
           </w:tcPr>
           <w:p>
             <w:r>
-              <w:t>0.009997</w:t>
+              <w:t>0.009988</w:t>
             </w:r>
           </w:p>
         </w:tc>
@@ -1091,7 +1091,7 @@
           </w:tcPr>
           <w:p>
             <w:r>
-              <w:t>0.006194</w:t>
+              <w:t>0.006158</w:t>
             </w:r>
           </w:p>
         </w:tc>
@@ -1101,7 +1101,7 @@
           </w:tcPr>
           <w:p>
             <w:r>
-              <w:t>0.011230</w:t>
+              <w:t>0.011240</w:t>
             </w:r>
           </w:p>
         </w:tc>
@@ -1123,7 +1123,7 @@
           </w:tcPr>
           <w:p>
             <w:r>
-              <w:t>0.008543</w:t>
+              <w:t>0.008529</w:t>
             </w:r>
           </w:p>
         </w:tc>
@@ -1133,7 +1133,7 @@
           </w:tcPr>
           <w:p>
             <w:r>
-              <w:t>0.008498</w:t>
+              <w:t>0.008246</w:t>
             </w:r>
           </w:p>
         </w:tc>
@@ -1143,7 +1143,7 @@
           </w:tcPr>
           <w:p>
             <w:r>
-              <w:t>0.008521</w:t>
+              <w:t>0.008607</w:t>
             </w:r>
           </w:p>
         </w:tc>
@@ -1153,7 +1153,7 @@
           </w:tcPr>
           <w:p>
             <w:r>
-              <w:t>0.006178</w:t>
+              <w:t>0.006188</w:t>
             </w:r>
           </w:p>
         </w:tc>
@@ -1163,7 +1163,7 @@
           </w:tcPr>
           <w:p>
             <w:r>
-              <w:t>0.010908</w:t>
+              <w:t>0.010869</w:t>
             </w:r>
           </w:p>
         </w:tc>
@@ -1173,7 +1173,7 @@
           </w:tcPr>
           <w:p>
             <w:r>
-              <w:t>0.003908</w:t>
+              <w:t>0.003916</w:t>
             </w:r>
           </w:p>
         </w:tc>
@@ -1183,7 +1183,7 @@
           </w:tcPr>
           <w:p>
             <w:r>
-              <w:t>0.013178</w:t>
+              <w:t>0.013141</w:t>
             </w:r>
           </w:p>
         </w:tc>
@@ -1205,7 +1205,7 @@
           </w:tcPr>
           <w:p>
             <w:r>
-              <w:t>0.008948</w:t>
+              <w:t>0.008932</w:t>
             </w:r>
           </w:p>
         </w:tc>
@@ -1215,7 +1215,7 @@
           </w:tcPr>
           <w:p>
             <w:r>
-              <w:t>0.008906</w:t>
+              <w:t>0.008493</w:t>
             </w:r>
           </w:p>
         </w:tc>
@@ -1225,7 +1225,7 @@
           </w:tcPr>
           <w:p>
             <w:r>
-              <w:t>0.008934</w:t>
+              <w:t>0.009080</w:t>
             </w:r>
           </w:p>
         </w:tc>
@@ -1235,7 +1235,7 @@
           </w:tcPr>
           <w:p>
             <w:r>
-              <w:t>0.005602</w:t>
+              <w:t>0.005590</w:t>
             </w:r>
           </w:p>
         </w:tc>
@@ -1245,7 +1245,7 @@
           </w:tcPr>
           <w:p>
             <w:r>
-              <w:t>0.012294</w:t>
+              <w:t>0.012273</w:t>
             </w:r>
           </w:p>
         </w:tc>
@@ -1255,7 +1255,7 @@
           </w:tcPr>
           <w:p>
             <w:r>
-              <w:t>0.002389</w:t>
+              <w:t>0.002346</w:t>
             </w:r>
           </w:p>
         </w:tc>
@@ -1265,7 +1265,7 @@
           </w:tcPr>
           <w:p>
             <w:r>
-              <w:t>0.015507</w:t>
+              <w:t>0.015518</w:t>
             </w:r>
           </w:p>
         </w:tc>
@@ -1287,7 +1287,7 @@
           </w:tcPr>
           <w:p>
             <w:r>
-              <w:t>0.008871</w:t>
+              <w:t>0.008852</w:t>
             </w:r>
           </w:p>
         </w:tc>
@@ -1297,7 +1297,7 @@
           </w:tcPr>
           <w:p>
             <w:r>
-              <w:t>0.008835</w:t>
+              <w:t>0.008212</w:t>
             </w:r>
           </w:p>
         </w:tc>
@@ -1307,7 +1307,7 @@
           </w:tcPr>
           <w:p>
             <w:r>
-              <w:t>0.008862</w:t>
+              <w:t>0.008922</w:t>
             </w:r>
           </w:p>
         </w:tc>
@@ -1317,7 +1317,7 @@
           </w:tcPr>
           <w:p>
             <w:r>
-              <w:t>0.004356</w:t>
+              <w:t>0.004378</w:t>
             </w:r>
           </w:p>
         </w:tc>
@@ -1327,7 +1327,7 @@
           </w:tcPr>
           <w:p>
             <w:r>
-              <w:t>0.013386</w:t>
+              <w:t>0.013327</w:t>
             </w:r>
           </w:p>
         </w:tc>
@@ -1337,7 +1337,7 @@
           </w:tcPr>
           <w:p>
             <w:r>
-              <w:t>0.000021</w:t>
+              <w:t>0.000034</w:t>
             </w:r>
           </w:p>
         </w:tc>
@@ -1347,7 +1347,7 @@
           </w:tcPr>
           <w:p>
             <w:r>
-              <w:t>0.017721</w:t>
+              <w:t>0.017671</w:t>
             </w:r>
           </w:p>
         </w:tc>
@@ -1369,7 +1369,7 @@
           </w:tcPr>
           <w:p>
             <w:r>
-              <w:t>0.008816</w:t>
+              <w:t>0.008798</w:t>
             </w:r>
           </w:p>
         </w:tc>
@@ -1379,7 +1379,7 @@
           </w:tcPr>
           <w:p>
             <w:r>
-              <w:t>0.008791</w:t>
+              <w:t>0.008218</w:t>
             </w:r>
           </w:p>
         </w:tc>
@@ -1389,7 +1389,7 @@
           </w:tcPr>
           <w:p>
             <w:r>
-              <w:t>0.008807</w:t>
+              <w:t>0.008868</w:t>
             </w:r>
           </w:p>
         </w:tc>
@@ -1399,7 +1399,7 @@
           </w:tcPr>
           <w:p>
             <w:r>
-              <w:t>0.003798</w:t>
+              <w:t>0.003808</w:t>
             </w:r>
           </w:p>
         </w:tc>
@@ -1409,7 +1409,7 @@
           </w:tcPr>
           <w:p>
             <w:r>
-              <w:t>0.013834</w:t>
+              <w:t>0.013787</w:t>
             </w:r>
           </w:p>
         </w:tc>
@@ -1419,7 +1419,7 @@
           </w:tcPr>
           <w:p>
             <w:r>
-              <w:t>−0.001019</w:t>
+              <w:t>−0.001036</w:t>
             </w:r>
           </w:p>
         </w:tc>
@@ -1429,7 +1429,7 @@
           </w:tcPr>
           <w:p>
             <w:r>
-              <w:t>0.018651</w:t>
+              <w:t>0.018630</w:t>
             </w:r>
           </w:p>
         </w:tc>
@@ -1451,7 +1451,7 @@
           </w:tcPr>
           <w:p>
             <w:r>
-              <w:t>0.008883</w:t>
+              <w:t>0.008867</w:t>
             </w:r>
           </w:p>
         </w:tc>
@@ -1461,7 +1461,7 @@
           </w:tcPr>
           <w:p>
             <w:r>
-              <w:t>0.008861</w:t>
+              <w:t>0.008348</w:t>
             </w:r>
           </w:p>
         </w:tc>
@@ -1471,7 +1471,7 @@
           </w:tcPr>
           <w:p>
             <w:r>
-              <w:t>0.008876</w:t>
+              <w:t>0.008947</w:t>
             </w:r>
           </w:p>
         </w:tc>
@@ -1481,7 +1481,7 @@
           </w:tcPr>
           <w:p>
             <w:r>
-              <w:t>0.003490</w:t>
+              <w:t>0.003504</w:t>
             </w:r>
           </w:p>
         </w:tc>
@@ -1491,7 +1491,7 @@
           </w:tcPr>
           <w:p>
             <w:r>
-              <w:t>0.014276</w:t>
+              <w:t>0.014230</w:t>
             </w:r>
           </w:p>
         </w:tc>
@@ -1501,7 +1501,7 @@
           </w:tcPr>
           <w:p>
             <w:r>
-              <w:t>−0.001688</w:t>
+              <w:t>−0.001702</w:t>
             </w:r>
           </w:p>
         </w:tc>
@@ -1511,7 +1511,7 @@
           </w:tcPr>
           <w:p>
             <w:r>
-              <w:t>0.019454</w:t>
+              <w:t>0.019436</w:t>
             </w:r>
           </w:p>
         </w:tc>
@@ -1533,7 +1533,7 @@
           </w:tcPr>
           <w:p>
             <w:r>
-              <w:t>0.008892</w:t>
+              <w:t>0.008878</w:t>
             </w:r>
           </w:p>
         </w:tc>
@@ -1543,7 +1543,7 @@
           </w:tcPr>
           <w:p>
             <w:r>
-              <w:t>0.008873</w:t>
+              <w:t>0.008419</w:t>
             </w:r>
           </w:p>
         </w:tc>
@@ -1553,7 +1553,7 @@
           </w:tcPr>
           <w:p>
             <w:r>
-              <w:t>0.008888</w:t>
+              <w:t>0.008894</w:t>
             </w:r>
           </w:p>
         </w:tc>
@@ -1563,7 +1563,7 @@
           </w:tcPr>
           <w:p>
             <w:r>
-              <w:t>0.003158</w:t>
+              <w:t>0.003176</w:t>
             </w:r>
           </w:p>
         </w:tc>
@@ -1573,7 +1573,7 @@
           </w:tcPr>
           <w:p>
             <w:r>
-              <w:t>0.014626</w:t>
+              <w:t>0.014581</w:t>
             </w:r>
           </w:p>
         </w:tc>
@@ -1583,7 +1583,7 @@
           </w:tcPr>
           <w:p>
             <w:r>
-              <w:t>−0.002347</w:t>
+              <w:t>−0.002360</w:t>
             </w:r>
           </w:p>
         </w:tc>
@@ -1593,7 +1593,7 @@
           </w:tcPr>
           <w:p>
             <w:r>
-              <w:t>0.020131</w:t>
+              <w:t>0.020117</w:t>
             </w:r>
           </w:p>
         </w:tc>
@@ -1615,7 +1615,7 @@
           </w:tcPr>
           <w:p>
             <w:r>
-              <w:t>0.008889</w:t>
+              <w:t>0.008875</w:t>
             </w:r>
           </w:p>
         </w:tc>
@@ -1625,7 +1625,7 @@
           </w:tcPr>
           <w:p>
             <w:r>
-              <w:t>0.008874</w:t>
+              <w:t>0.008482</w:t>
             </w:r>
           </w:p>
         </w:tc>
@@ -1635,7 +1635,7 @@
           </w:tcPr>
           <w:p>
             <w:r>
-              <w:t>0.008884</w:t>
+              <w:t>0.008917</w:t>
             </w:r>
           </w:p>
         </w:tc>
@@ -1645,7 +1645,7 @@
           </w:tcPr>
           <w:p>
             <w:r>
-              <w:t>0.002904</w:t>
+              <w:t>0.002923</w:t>
             </w:r>
           </w:p>
         </w:tc>
@@ -1655,7 +1655,7 @@
           </w:tcPr>
           <w:p>
             <w:r>
-              <w:t>0.014874</w:t>
+              <w:t>0.014828</w:t>
             </w:r>
           </w:p>
         </w:tc>
@@ -1665,7 +1665,7 @@
           </w:tcPr>
           <w:p>
             <w:r>
-              <w:t>−0.002841</w:t>
+              <w:t>−0.002857</w:t>
             </w:r>
           </w:p>
         </w:tc>
@@ -1675,7 +1675,7 @@
           </w:tcPr>
           <w:p>
             <w:r>
-              <w:t>0.020619</w:t>
+              <w:t>0.020607</w:t>
             </w:r>
           </w:p>
         </w:tc>
@@ -1684,7 +1684,7 @@
     <w:p/>
     <w:p>
       <w:r>
-        <w:t>All three models forecast quarterly inflation converging toward a long-run mean just under 0.009 — exactly the behaviour a stationary ARMA model produces, as the forecast reverts to the unconditional mean once the effect of initial conditions fades. The three models agree very closely in the near term, with minor divergence at longer horizons reflecting their different MA lag structures.</w:t>
+        <w:t>All three models forecast quarterly inflation converging toward the unconditional mean as the horizon extends — the behaviour of a stationary ARMA process. ARIMA(3,0,3) and ARIMA(5,0,3) cluster closely around 0.0088–0.0091, while ARIMA(1,0,6) produces somewhat lower forecasts in the near term (around 0.0082–0.0085) before converging toward a similar long-run level, reflecting how its longer MA polynomial shapes the short-horizon dynamics differently from the AR-heavier specifications.</w:t>
       </w:r>
     </w:p>
     <w:p>
@@ -1702,7 +1702,7 @@
     </w:p>
     <w:p>
       <w:r>
-        <w:t>The most fundamental source of uncertainty is the unknown future — future shocks that have not yet occurred. This is why the predictive intervals widen steadily over the horizon. For ARIMA(2,0,10), the 95% interval spans roughly 0.005 in total width at 2024Q1 and widens to over 0.023 by 2025Q4. Even though the point forecasts remain near 0.009 throughout, the range of plausible outcomes becomes much larger as the forecast extends. This widening is a direct implication of the MA(∞) representation: each additional step adds an unobserved innovation, and the cumulative uncertainty grows with horizon.</w:t>
+        <w:t>The most fundamental source of uncertainty is the unknown future — future shocks that have not yet occurred. This is why the predictive intervals widen steadily over the horizon. For ARIMA(3,0,3), the 95% interval spans roughly 0.005 in total width at 2024Q1 and widens to over 0.023 by 2025Q4. Even though the point forecasts remain near 0.009 throughout, the range of plausible outcomes becomes much larger as the forecast extends. This widening is a direct implication of the MA(∞) representation: each additional step adds an unobserved innovation, and the cumulative uncertainty grows with horizon.</w:t>
       </w:r>
     </w:p>
     <w:p>
@@ -1781,7 +1781,7 @@
           </w:tcPr>
           <w:p>
             <w:r>
-              <w:t>ARIMA(2,0,10)</w:t>
+              <w:t>ARIMA(3,0,3)</w:t>
             </w:r>
           </w:p>
         </w:tc>
@@ -1791,7 +1791,7 @@
           </w:tcPr>
           <w:p>
             <w:r>
-              <w:t>ARIMA(4,0,9)</w:t>
+              <w:t>ARIMA(1,0,6)</w:t>
             </w:r>
           </w:p>
         </w:tc>
@@ -1801,7 +1801,7 @@
           </w:tcPr>
           <w:p>
             <w:r>
-              <w:t>ARIMA(2,0,9)</w:t>
+              <w:t>ARIMA(5,0,3)</w:t>
             </w:r>
           </w:p>
         </w:tc>
@@ -1823,7 +1823,7 @@
           </w:tcPr>
           <w:p>
             <w:r>
-              <w:t>0.007977</w:t>
+              <w:t>0.007964</w:t>
             </w:r>
           </w:p>
         </w:tc>
@@ -1833,7 +1833,7 @@
           </w:tcPr>
           <w:p>
             <w:r>
-              <w:t>0.008712</w:t>
+              <w:t>0.008699</w:t>
             </w:r>
           </w:p>
         </w:tc>
@@ -1843,7 +1843,7 @@
           </w:tcPr>
           <w:p>
             <w:r>
-              <w:t>0.008681</w:t>
+              <w:t>0.008527</w:t>
             </w:r>
           </w:p>
         </w:tc>
@@ -1875,7 +1875,7 @@
           </w:tcPr>
           <w:p>
             <w:r>
-              <w:t>0.008286</w:t>
+              <w:t>0.008313</w:t>
             </w:r>
           </w:p>
         </w:tc>
@@ -1885,7 +1885,7 @@
           </w:tcPr>
           <w:p>
             <w:r>
-              <w:t>0.008543</w:t>
+              <w:t>0.008529</w:t>
             </w:r>
           </w:p>
         </w:tc>
@@ -1895,7 +1895,7 @@
           </w:tcPr>
           <w:p>
             <w:r>
-              <w:t>0.008498</w:t>
+              <w:t>0.008246</w:t>
             </w:r>
           </w:p>
         </w:tc>
@@ -1905,7 +1905,7 @@
           </w:tcPr>
           <w:p>
             <w:r>
-              <w:t>0.008521</w:t>
+              <w:t>0.008607</w:t>
             </w:r>
           </w:p>
         </w:tc>
@@ -1927,7 +1927,7 @@
           </w:tcPr>
           <w:p>
             <w:r>
-              <w:t>0.007614</w:t>
+              <w:t>0.007613</w:t>
             </w:r>
           </w:p>
         </w:tc>
@@ -1937,7 +1937,7 @@
           </w:tcPr>
           <w:p>
             <w:r>
-              <w:t>0.008948</w:t>
+              <w:t>0.008932</w:t>
             </w:r>
           </w:p>
         </w:tc>
@@ -1947,7 +1947,7 @@
           </w:tcPr>
           <w:p>
             <w:r>
-              <w:t>0.008906</w:t>
+              <w:t>0.008493</w:t>
             </w:r>
           </w:p>
         </w:tc>
@@ -1957,7 +1957,7 @@
           </w:tcPr>
           <w:p>
             <w:r>
-              <w:t>0.008934</w:t>
+              <w:t>0.009080</w:t>
             </w:r>
           </w:p>
         </w:tc>
@@ -1979,7 +1979,7 @@
           </w:tcPr>
           <w:p>
             <w:r>
-              <w:t>0.006356</w:t>
+              <w:t>0.006339</w:t>
             </w:r>
           </w:p>
         </w:tc>
@@ -1989,7 +1989,7 @@
           </w:tcPr>
           <w:p>
             <w:r>
-              <w:t>0.008871</w:t>
+              <w:t>0.008852</w:t>
             </w:r>
           </w:p>
         </w:tc>
@@ -1999,7 +1999,7 @@
           </w:tcPr>
           <w:p>
             <w:r>
-              <w:t>0.008835</w:t>
+              <w:t>0.008212</w:t>
             </w:r>
           </w:p>
         </w:tc>
@@ -2009,7 +2009,7 @@
           </w:tcPr>
           <w:p>
             <w:r>
-              <w:t>0.008862</w:t>
+              <w:t>0.008922</w:t>
             </w:r>
           </w:p>
         </w:tc>
@@ -2031,7 +2031,7 @@
           </w:tcPr>
           <w:p>
             <w:r>
-              <w:t>0.007111</w:t>
+              <w:t>0.007146</w:t>
             </w:r>
           </w:p>
         </w:tc>
@@ -2041,7 +2041,7 @@
           </w:tcPr>
           <w:p>
             <w:r>
-              <w:t>0.008816</w:t>
+              <w:t>0.008798</w:t>
             </w:r>
           </w:p>
         </w:tc>
@@ -2051,7 +2051,7 @@
           </w:tcPr>
           <w:p>
             <w:r>
-              <w:t>0.008791</w:t>
+              <w:t>0.008218</w:t>
             </w:r>
           </w:p>
         </w:tc>
@@ -2061,7 +2061,7 @@
           </w:tcPr>
           <w:p>
             <w:r>
-              <w:t>0.008807</w:t>
+              <w:t>0.008868</w:t>
             </w:r>
           </w:p>
         </w:tc>
@@ -2083,7 +2083,7 @@
           </w:tcPr>
           <w:p>
             <w:r>
-              <w:t>0.006337</w:t>
+              <w:t>0.006288</w:t>
             </w:r>
           </w:p>
         </w:tc>
@@ -2093,7 +2093,7 @@
           </w:tcPr>
           <w:p>
             <w:r>
-              <w:t>0.008883</w:t>
+              <w:t>0.008867</w:t>
             </w:r>
           </w:p>
         </w:tc>
@@ -2103,7 +2103,7 @@
           </w:tcPr>
           <w:p>
             <w:r>
-              <w:t>0.008861</w:t>
+              <w:t>0.008348</w:t>
             </w:r>
           </w:p>
         </w:tc>
@@ -2113,7 +2113,7 @@
           </w:tcPr>
           <w:p>
             <w:r>
-              <w:t>0.008876</w:t>
+              <w:t>0.008947</w:t>
             </w:r>
           </w:p>
         </w:tc>
@@ -2135,7 +2135,7 @@
           </w:tcPr>
           <w:p>
             <w:r>
-              <w:t>0.006428</w:t>
+              <w:t>0.006477</w:t>
             </w:r>
           </w:p>
         </w:tc>
@@ -2145,7 +2145,7 @@
           </w:tcPr>
           <w:p>
             <w:r>
-              <w:t>0.008892</w:t>
+              <w:t>0.008878</w:t>
             </w:r>
           </w:p>
         </w:tc>
@@ -2155,7 +2155,7 @@
           </w:tcPr>
           <w:p>
             <w:r>
-              <w:t>0.008873</w:t>
+              <w:t>0.008419</w:t>
             </w:r>
           </w:p>
         </w:tc>
@@ -2165,7 +2165,7 @@
           </w:tcPr>
           <w:p>
             <w:r>
-              <w:t>0.008888</w:t>
+              <w:t>0.008894</w:t>
             </w:r>
           </w:p>
         </w:tc>
@@ -2238,7 +2238,7 @@
           </w:tcPr>
           <w:p>
             <w:r>
-              <w:t>ARIMA(2,0,10)</w:t>
+              <w:t>ARIMA(3,0,3)</w:t>
             </w:r>
           </w:p>
         </w:tc>
@@ -2248,7 +2248,7 @@
           </w:tcPr>
           <w:p>
             <w:r>
-              <w:t>3.3712e−06</w:t>
+              <w:t>3.3983e−06</w:t>
             </w:r>
           </w:p>
         </w:tc>
@@ -2258,7 +2258,7 @@
           </w:tcPr>
           <w:p>
             <w:r>
-              <w:t>0.001836</w:t>
+              <w:t>0.001843</w:t>
             </w:r>
           </w:p>
         </w:tc>
@@ -2268,7 +2268,7 @@
           </w:tcPr>
           <w:p>
             <w:r>
-              <w:t>0.001624</w:t>
+              <w:t>0.001631</w:t>
             </w:r>
           </w:p>
         </w:tc>
@@ -2280,7 +2280,7 @@
           </w:tcPr>
           <w:p>
             <w:r>
-              <w:t>ARIMA(4,0,9)</w:t>
+              <w:t>ARIMA(1,0,6)</w:t>
             </w:r>
           </w:p>
         </w:tc>
@@ -2290,7 +2290,7 @@
           </w:tcPr>
           <w:p>
             <w:r>
-              <w:t>3.1084e−06</w:t>
+              <w:t>1.9668e−06</w:t>
             </w:r>
           </w:p>
         </w:tc>
@@ -2300,7 +2300,7 @@
           </w:tcPr>
           <w:p>
             <w:r>
-              <w:t>0.001763</w:t>
+              <w:t>0.001402</w:t>
             </w:r>
           </w:p>
         </w:tc>
@@ -2310,7 +2310,7 @@
           </w:tcPr>
           <w:p>
             <w:r>
-              <w:t>0.001538</w:t>
+              <w:t>0.001208</w:t>
             </w:r>
           </w:p>
         </w:tc>
@@ -2322,7 +2322,7 @@
           </w:tcPr>
           <w:p>
             <w:r>
-              <w:t>ARIMA(2,0,9)</w:t>
+              <w:t>ARIMA(5,0,3)</w:t>
             </w:r>
           </w:p>
         </w:tc>
@@ -2332,7 +2332,7 @@
           </w:tcPr>
           <w:p>
             <w:r>
-              <w:t>3.2418e−06</w:t>
+              <w:t>3.6184e−06</w:t>
             </w:r>
           </w:p>
         </w:tc>
@@ -2342,7 +2342,7 @@
           </w:tcPr>
           <w:p>
             <w:r>
-              <w:t>0.001800</w:t>
+              <w:t>0.001902</w:t>
             </w:r>
           </w:p>
         </w:tc>
@@ -2352,7 +2352,7 @@
           </w:tcPr>
           <w:p>
             <w:r>
-              <w:t>0.001582</w:t>
+              <w:t>0.001696</w:t>
             </w:r>
           </w:p>
         </w:tc>
@@ -2361,7 +2361,7 @@
     <w:p/>
     <w:p>
       <w:r>
-        <w:t>ARIMA(4,0,9) ranks first on all three measures, though the differences across models are small. The more important observation is that all three models produce the same directional failure: every model over-predicts inflation throughout the hold-out window. All three anchored their forecasts near the in-sample unconditional mean of approximately 0.0089, while actual inflation fell steadily, reaching the 0.006–0.008 range from mid-2024 onwards. The realised values still lie within the 95% predictive intervals in the early quarters, but the systematic bias — consistently above the actual path — reflects a structural shift rather than random forecast error.</w:t>
+        <w:t>ARIMA(1,0,6) ranks first on all three measures by a substantial margin, achieving an RMSFE nearly 25% lower than the other two. Its lower near-term forecasts (around 0.0082–0.0085) happen to be closer to the actual post-2024 disinflation path than the higher forecasts from ARIMA(3,0,3) and ARIMA(5,0,3). However, the more important observation is that all three models produce the same directional failure: every model over-predicts inflation throughout the hold-out window. The two AR-dominant specifications anchored their forecasts near the in-sample unconditional mean of approximately 0.0088–0.0091, while actual inflation fell steadily, reaching the 0.006–0.008 range from mid-2024 onwards. The realised values still lie within the 95% predictive intervals in the early quarters, but the systematic bias — consistently above the actual path — reflects a structural shift rather than random forecast error.</w:t>
       </w:r>
     </w:p>
     <w:p>
@@ -2518,7 +2518,7 @@
           </w:tcPr>
           <w:p>
             <w:r>
-              <w:t>1284.73</w:t>
+              <w:t>463.82</w:t>
             </w:r>
           </w:p>
         </w:tc>
@@ -2528,7 +2528,7 @@
           </w:tcPr>
           <w:p>
             <w:r>
-              <w:t>1336.49</w:t>
+              <w:t>502.94</w:t>
             </w:r>
           </w:p>
         </w:tc>
@@ -2538,7 +2538,7 @@
           </w:tcPr>
           <w:p>
             <w:r>
-              <w:t>0.3102</w:t>
+              <w:t>0.909</w:t>
             </w:r>
           </w:p>
         </w:tc>
@@ -2547,12 +2547,12 @@
     <w:p/>
     <w:p>
       <w:r>
-        <w:t>Key estimated coefficients: ar1 = 1.1823, ar2 = −0.2814, ar3 = −0.0492, ar4 = −0.0331, ar5 = 0.0214, ar6 = −0.0108, ar7 = −0.0673, ar8 = −0.1193, ma1 = −0.8462, intercept = 3.614.</w:t>
+        <w:t>Key estimated coefficients: ar1 = 0.5767, ar2 = 0.3471, ar3 = 0.0536, ar4 = 0.1090, ar5 = −0.1204, ar6 = 0.0690, ar7 = −0.3897, ar8 = 0.2937, ma1 = 0.8700, intercept = 3.350.</w:t>
       </w:r>
     </w:p>
     <w:p>
       <w:r>
-        <w:t>The choice of d = 0 reflects the Fisher hypothesis: the real rate is treated as a stationary, mean-reverting series around a long-run average of approximately 3.6%, even though its cycle is very slow. The estimated AR(1) coefficient of 1.18, balanced out by the subsequent AR terms, is the model's way of capturing the multi-year swings visible in the Q4(a) plot — quasi-permanent deviations that eventually reverse — without requiring a unit root. Lower-order specifications left systematic patterns in the residuals; AR(8) is needed because each lag contributes incrementally to explaining the very gradual return to mean after a shock. The MA(1) term at −0.85 provides additional short-run flexibility in capturing the initial shock response. Together, the model matches the two dominant features of the plot: very slow mean-reversion and a clearly positive long-run average, both of which are inconsistent with a unit root and consistent with stationary but highly persistent dynamics.</w:t>
+        <w:t>The choice of d = 0 reflects the Fisher hypothesis: the real rate is treated as a stationary, mean-reverting series around a long-run average of approximately 3.4%, even though its cycle is very slow. The AR(1) coefficient of 0.58, together with the subsequent AR terms, captures the strong positive autocorrelation in rr_t without requiring a unit root — the AR polynomial collectively describes the multi-year swings visible in the Q4(a) plot, where deviations from the long-run mean persist but ultimately reverse. Lower-order specifications left systematic patterns in the residuals; AR(8) is needed because each lag contributes incrementally to explaining the very gradual return to mean after a shock. The large positive MA(1) term provides additional flexibility in capturing the initial shock response. Together, the model matches the two dominant features of the plot: very slow mean-reversion and a clearly positive long-run average, both of which are inconsistent with a unit root and consistent with stationary but highly persistent dynamics.</w:t>
       </w:r>
     </w:p>
     <w:p>

--- a/_extras/ECON3350_Research_Report.docx
+++ b/_extras/ECON3350_Research_Report.docx
@@ -61,7 +61,85 @@
         <w:jc w:val="center"/>
       </w:pPr>
       <w:r>
+        <w:drawing>
+          <wp:inline xmlns:a="http://schemas.openxmlformats.org/drawingml/2006/main" xmlns:pic="http://schemas.openxmlformats.org/drawingml/2006/picture">
+            <wp:extent cx="5852160" cy="1950720"/>
+            <wp:docPr id="1" name="Picture 1"/>
+            <wp:cNvGraphicFramePr>
+              <a:graphicFrameLocks noChangeAspect="1"/>
+            </wp:cNvGraphicFramePr>
+            <a:graphic>
+              <a:graphicData uri="http://schemas.openxmlformats.org/drawingml/2006/picture">
+                <pic:pic>
+                  <pic:nvPicPr>
+                    <pic:cNvPr id="0" name="fig1_log_levels.png"/>
+                    <pic:cNvPicPr/>
+                  </pic:nvPicPr>
+                  <pic:blipFill>
+                    <a:blip r:embed="rId9"/>
+                    <a:stretch>
+                      <a:fillRect/>
+                    </a:stretch>
+                  </pic:blipFill>
+                  <pic:spPr>
+                    <a:xfrm>
+                      <a:off x="0" y="0"/>
+                      <a:ext cx="5852160" cy="1950720"/>
+                    </a:xfrm>
+                    <a:prstGeom prst="rect"/>
+                  </pic:spPr>
+                </pic:pic>
+              </a:graphicData>
+            </a:graphic>
+          </wp:inline>
+        </w:drawing>
+      </w:r>
+    </w:p>
+    <w:p>
+      <w:pPr>
+        <w:jc w:val="center"/>
+      </w:pPr>
+      <w:r>
         <w:t>Figure 1: fig1_log_levels.png</w:t>
+      </w:r>
+    </w:p>
+    <w:p>
+      <w:pPr>
+        <w:jc w:val="center"/>
+      </w:pPr>
+      <w:r>
+        <w:drawing>
+          <wp:inline xmlns:a="http://schemas.openxmlformats.org/drawingml/2006/main" xmlns:pic="http://schemas.openxmlformats.org/drawingml/2006/picture">
+            <wp:extent cx="5852160" cy="2926080"/>
+            <wp:docPr id="2" name="Picture 2"/>
+            <wp:cNvGraphicFramePr>
+              <a:graphicFrameLocks noChangeAspect="1"/>
+            </wp:cNvGraphicFramePr>
+            <a:graphic>
+              <a:graphicData uri="http://schemas.openxmlformats.org/drawingml/2006/picture">
+                <pic:pic>
+                  <pic:nvPicPr>
+                    <pic:cNvPr id="0" name="fig2_log_diffs.png"/>
+                    <pic:cNvPicPr/>
+                  </pic:nvPicPr>
+                  <pic:blipFill>
+                    <a:blip r:embed="rId10"/>
+                    <a:stretch>
+                      <a:fillRect/>
+                    </a:stretch>
+                  </pic:blipFill>
+                  <pic:spPr>
+                    <a:xfrm>
+                      <a:off x="0" y="0"/>
+                      <a:ext cx="5852160" cy="2926080"/>
+                    </a:xfrm>
+                    <a:prstGeom prst="rect"/>
+                  </pic:spPr>
+                </pic:pic>
+              </a:graphicData>
+            </a:graphic>
+          </wp:inline>
+        </w:drawing>
       </w:r>
     </w:p>
     <w:p>
@@ -923,6 +1001,45 @@
         <w:jc w:val="center"/>
       </w:pPr>
       <w:r>
+        <w:drawing>
+          <wp:inline xmlns:a="http://schemas.openxmlformats.org/drawingml/2006/main" xmlns:pic="http://schemas.openxmlformats.org/drawingml/2006/picture">
+            <wp:extent cx="5852160" cy="2377440"/>
+            <wp:docPr id="3" name="Picture 3"/>
+            <wp:cNvGraphicFramePr>
+              <a:graphicFrameLocks noChangeAspect="1"/>
+            </wp:cNvGraphicFramePr>
+            <a:graphic>
+              <a:graphicData uri="http://schemas.openxmlformats.org/drawingml/2006/picture">
+                <pic:pic>
+                  <pic:nvPicPr>
+                    <pic:cNvPr id="0" name="fig2a_forecast.png"/>
+                    <pic:cNvPicPr/>
+                  </pic:nvPicPr>
+                  <pic:blipFill>
+                    <a:blip r:embed="rId11"/>
+                    <a:stretch>
+                      <a:fillRect/>
+                    </a:stretch>
+                  </pic:blipFill>
+                  <pic:spPr>
+                    <a:xfrm>
+                      <a:off x="0" y="0"/>
+                      <a:ext cx="5852160" cy="2377440"/>
+                    </a:xfrm>
+                    <a:prstGeom prst="rect"/>
+                  </pic:spPr>
+                </pic:pic>
+              </a:graphicData>
+            </a:graphic>
+          </wp:inline>
+        </w:drawing>
+      </w:r>
+    </w:p>
+    <w:p>
+      <w:pPr>
+        <w:jc w:val="center"/>
+      </w:pPr>
+      <w:r>
         <w:t>Figure 3: fig2a_forecast.png</w:t>
       </w:r>
     </w:p>
@@ -1733,6 +1850,45 @@
         <w:jc w:val="center"/>
       </w:pPr>
       <w:r>
+        <w:drawing>
+          <wp:inline xmlns:a="http://schemas.openxmlformats.org/drawingml/2006/main" xmlns:pic="http://schemas.openxmlformats.org/drawingml/2006/picture">
+            <wp:extent cx="5852160" cy="2377440"/>
+            <wp:docPr id="4" name="Picture 4"/>
+            <wp:cNvGraphicFramePr>
+              <a:graphicFrameLocks noChangeAspect="1"/>
+            </wp:cNvGraphicFramePr>
+            <a:graphic>
+              <a:graphicData uri="http://schemas.openxmlformats.org/drawingml/2006/picture">
+                <pic:pic>
+                  <pic:nvPicPr>
+                    <pic:cNvPr id="0" name="fig3_actual_vs_forecast.png"/>
+                    <pic:cNvPicPr/>
+                  </pic:nvPicPr>
+                  <pic:blipFill>
+                    <a:blip r:embed="rId12"/>
+                    <a:stretch>
+                      <a:fillRect/>
+                    </a:stretch>
+                  </pic:blipFill>
+                  <pic:spPr>
+                    <a:xfrm>
+                      <a:off x="0" y="0"/>
+                      <a:ext cx="5852160" cy="2377440"/>
+                    </a:xfrm>
+                    <a:prstGeom prst="rect"/>
+                  </pic:spPr>
+                </pic:pic>
+              </a:graphicData>
+            </a:graphic>
+          </wp:inline>
+        </w:drawing>
+      </w:r>
+    </w:p>
+    <w:p>
+      <w:pPr>
+        <w:jc w:val="center"/>
+      </w:pPr>
+      <w:r>
         <w:t>Figure 4: fig3_actual_vs_forecast.png</w:t>
       </w:r>
     </w:p>
@@ -2395,6 +2551,45 @@
         <w:jc w:val="center"/>
       </w:pPr>
       <w:r>
+        <w:drawing>
+          <wp:inline xmlns:a="http://schemas.openxmlformats.org/drawingml/2006/main" xmlns:pic="http://schemas.openxmlformats.org/drawingml/2006/picture">
+            <wp:extent cx="5852160" cy="1950720"/>
+            <wp:docPr id="5" name="Picture 5"/>
+            <wp:cNvGraphicFramePr>
+              <a:graphicFrameLocks noChangeAspect="1"/>
+            </wp:cNvGraphicFramePr>
+            <a:graphic>
+              <a:graphicData uri="http://schemas.openxmlformats.org/drawingml/2006/picture">
+                <pic:pic>
+                  <pic:nvPicPr>
+                    <pic:cNvPr id="0" name="fig4a_real_rate.png"/>
+                    <pic:cNvPicPr/>
+                  </pic:nvPicPr>
+                  <pic:blipFill>
+                    <a:blip r:embed="rId13"/>
+                    <a:stretch>
+                      <a:fillRect/>
+                    </a:stretch>
+                  </pic:blipFill>
+                  <pic:spPr>
+                    <a:xfrm>
+                      <a:off x="0" y="0"/>
+                      <a:ext cx="5852160" cy="1950720"/>
+                    </a:xfrm>
+                    <a:prstGeom prst="rect"/>
+                  </pic:spPr>
+                </pic:pic>
+              </a:graphicData>
+            </a:graphic>
+          </wp:inline>
+        </w:drawing>
+      </w:r>
+    </w:p>
+    <w:p>
+      <w:pPr>
+        <w:jc w:val="center"/>
+      </w:pPr>
+      <w:r>
         <w:t>Figure 5: fig4a_real_rate.png</w:t>
       </w:r>
     </w:p>
@@ -2414,6 +2609,45 @@
       </w:pPr>
       <w:r>
         <w:t>4(b) Consumption Ratio</w:t>
+      </w:r>
+    </w:p>
+    <w:p>
+      <w:pPr>
+        <w:jc w:val="center"/>
+      </w:pPr>
+      <w:r>
+        <w:drawing>
+          <wp:inline xmlns:a="http://schemas.openxmlformats.org/drawingml/2006/main" xmlns:pic="http://schemas.openxmlformats.org/drawingml/2006/picture">
+            <wp:extent cx="5852160" cy="1950720"/>
+            <wp:docPr id="6" name="Picture 6"/>
+            <wp:cNvGraphicFramePr>
+              <a:graphicFrameLocks noChangeAspect="1"/>
+            </wp:cNvGraphicFramePr>
+            <a:graphic>
+              <a:graphicData uri="http://schemas.openxmlformats.org/drawingml/2006/picture">
+                <pic:pic>
+                  <pic:nvPicPr>
+                    <pic:cNvPr id="0" name="fig4b_consumption_ratio.png"/>
+                    <pic:cNvPicPr/>
+                  </pic:nvPicPr>
+                  <pic:blipFill>
+                    <a:blip r:embed="rId14"/>
+                    <a:stretch>
+                      <a:fillRect/>
+                    </a:stretch>
+                  </pic:blipFill>
+                  <pic:spPr>
+                    <a:xfrm>
+                      <a:off x="0" y="0"/>
+                      <a:ext cx="5852160" cy="1950720"/>
+                    </a:xfrm>
+                    <a:prstGeom prst="rect"/>
+                  </pic:spPr>
+                </pic:pic>
+              </a:graphicData>
+            </a:graphic>
+          </wp:inline>
+        </w:drawing>
       </w:r>
     </w:p>
     <w:p>
@@ -2853,6 +3087,45 @@
       </w:pPr>
       <w:r>
         <w:t>5(b) Absolute Returns</w:t>
+      </w:r>
+    </w:p>
+    <w:p>
+      <w:pPr>
+        <w:jc w:val="center"/>
+      </w:pPr>
+      <w:r>
+        <w:drawing>
+          <wp:inline xmlns:a="http://schemas.openxmlformats.org/drawingml/2006/main" xmlns:pic="http://schemas.openxmlformats.org/drawingml/2006/picture">
+            <wp:extent cx="5852160" cy="2926080"/>
+            <wp:docPr id="7" name="Picture 7"/>
+            <wp:cNvGraphicFramePr>
+              <a:graphicFrameLocks noChangeAspect="1"/>
+            </wp:cNvGraphicFramePr>
+            <a:graphic>
+              <a:graphicData uri="http://schemas.openxmlformats.org/drawingml/2006/picture">
+                <pic:pic>
+                  <pic:nvPicPr>
+                    <pic:cNvPr id="0" name="fig5b_abs_returns.png"/>
+                    <pic:cNvPicPr/>
+                  </pic:nvPicPr>
+                  <pic:blipFill>
+                    <a:blip r:embed="rId15"/>
+                    <a:stretch>
+                      <a:fillRect/>
+                    </a:stretch>
+                  </pic:blipFill>
+                  <pic:spPr>
+                    <a:xfrm>
+                      <a:off x="0" y="0"/>
+                      <a:ext cx="5852160" cy="2926080"/>
+                    </a:xfrm>
+                    <a:prstGeom prst="rect"/>
+                  </pic:spPr>
+                </pic:pic>
+              </a:graphicData>
+            </a:graphic>
+          </wp:inline>
+        </w:drawing>
       </w:r>
     </w:p>
     <w:p>
@@ -4224,6 +4497,162 @@
     <w:p>
       <w:r>
         <w:t>The mean equations are adequate — no important autocorrelation remains in the standardised residuals. The squared standardised residuals still reject at conventional levels for all four currencies, indicating that the GJR-GARCH(1,1) specification does not capture every aspect of the variance dynamics. Despite this, the selected models represent a substantial improvement over constant-variance alternatives and capture the main features of interest: volatility clustering, high persistence, asymmetric shock response, and heavy tails.</w:t>
+      </w:r>
+    </w:p>
+    <w:p>
+      <w:pPr>
+        <w:jc w:val="center"/>
+      </w:pPr>
+      <w:r>
+        <w:drawing>
+          <wp:inline xmlns:a="http://schemas.openxmlformats.org/drawingml/2006/main" xmlns:pic="http://schemas.openxmlformats.org/drawingml/2006/picture">
+            <wp:extent cx="5852160" cy="1950720"/>
+            <wp:docPr id="8" name="Picture 8"/>
+            <wp:cNvGraphicFramePr>
+              <a:graphicFrameLocks noChangeAspect="1"/>
+            </wp:cNvGraphicFramePr>
+            <a:graphic>
+              <a:graphicData uri="http://schemas.openxmlformats.org/drawingml/2006/picture">
+                <pic:pic>
+                  <pic:nvPicPr>
+                    <pic:cNvPr id="0" name="fig6_vol_CNY.png"/>
+                    <pic:cNvPicPr/>
+                  </pic:nvPicPr>
+                  <pic:blipFill>
+                    <a:blip r:embed="rId16"/>
+                    <a:stretch>
+                      <a:fillRect/>
+                    </a:stretch>
+                  </pic:blipFill>
+                  <pic:spPr>
+                    <a:xfrm>
+                      <a:off x="0" y="0"/>
+                      <a:ext cx="5852160" cy="1950720"/>
+                    </a:xfrm>
+                    <a:prstGeom prst="rect"/>
+                  </pic:spPr>
+                </pic:pic>
+              </a:graphicData>
+            </a:graphic>
+          </wp:inline>
+        </w:drawing>
+      </w:r>
+    </w:p>
+    <w:p>
+      <w:pPr>
+        <w:jc w:val="center"/>
+      </w:pPr>
+      <w:r>
+        <w:drawing>
+          <wp:inline xmlns:a="http://schemas.openxmlformats.org/drawingml/2006/main" xmlns:pic="http://schemas.openxmlformats.org/drawingml/2006/picture">
+            <wp:extent cx="5852160" cy="1950720"/>
+            <wp:docPr id="9" name="Picture 9"/>
+            <wp:cNvGraphicFramePr>
+              <a:graphicFrameLocks noChangeAspect="1"/>
+            </wp:cNvGraphicFramePr>
+            <a:graphic>
+              <a:graphicData uri="http://schemas.openxmlformats.org/drawingml/2006/picture">
+                <pic:pic>
+                  <pic:nvPicPr>
+                    <pic:cNvPr id="0" name="fig6_vol_USD.png"/>
+                    <pic:cNvPicPr/>
+                  </pic:nvPicPr>
+                  <pic:blipFill>
+                    <a:blip r:embed="rId17"/>
+                    <a:stretch>
+                      <a:fillRect/>
+                    </a:stretch>
+                  </pic:blipFill>
+                  <pic:spPr>
+                    <a:xfrm>
+                      <a:off x="0" y="0"/>
+                      <a:ext cx="5852160" cy="1950720"/>
+                    </a:xfrm>
+                    <a:prstGeom prst="rect"/>
+                  </pic:spPr>
+                </pic:pic>
+              </a:graphicData>
+            </a:graphic>
+          </wp:inline>
+        </w:drawing>
+      </w:r>
+    </w:p>
+    <w:p>
+      <w:pPr>
+        <w:jc w:val="center"/>
+      </w:pPr>
+      <w:r>
+        <w:drawing>
+          <wp:inline xmlns:a="http://schemas.openxmlformats.org/drawingml/2006/main" xmlns:pic="http://schemas.openxmlformats.org/drawingml/2006/picture">
+            <wp:extent cx="5852160" cy="1950720"/>
+            <wp:docPr id="10" name="Picture 10"/>
+            <wp:cNvGraphicFramePr>
+              <a:graphicFrameLocks noChangeAspect="1"/>
+            </wp:cNvGraphicFramePr>
+            <a:graphic>
+              <a:graphicData uri="http://schemas.openxmlformats.org/drawingml/2006/picture">
+                <pic:pic>
+                  <pic:nvPicPr>
+                    <pic:cNvPr id="0" name="fig6_vol_TWI.png"/>
+                    <pic:cNvPicPr/>
+                  </pic:nvPicPr>
+                  <pic:blipFill>
+                    <a:blip r:embed="rId18"/>
+                    <a:stretch>
+                      <a:fillRect/>
+                    </a:stretch>
+                  </pic:blipFill>
+                  <pic:spPr>
+                    <a:xfrm>
+                      <a:off x="0" y="0"/>
+                      <a:ext cx="5852160" cy="1950720"/>
+                    </a:xfrm>
+                    <a:prstGeom prst="rect"/>
+                  </pic:spPr>
+                </pic:pic>
+              </a:graphicData>
+            </a:graphic>
+          </wp:inline>
+        </w:drawing>
+      </w:r>
+    </w:p>
+    <w:p>
+      <w:pPr>
+        <w:jc w:val="center"/>
+      </w:pPr>
+      <w:r>
+        <w:drawing>
+          <wp:inline xmlns:a="http://schemas.openxmlformats.org/drawingml/2006/main" xmlns:pic="http://schemas.openxmlformats.org/drawingml/2006/picture">
+            <wp:extent cx="5852160" cy="1950720"/>
+            <wp:docPr id="11" name="Picture 11"/>
+            <wp:cNvGraphicFramePr>
+              <a:graphicFrameLocks noChangeAspect="1"/>
+            </wp:cNvGraphicFramePr>
+            <a:graphic>
+              <a:graphicData uri="http://schemas.openxmlformats.org/drawingml/2006/picture">
+                <pic:pic>
+                  <pic:nvPicPr>
+                    <pic:cNvPr id="0" name="fig6_vol_SDR.png"/>
+                    <pic:cNvPicPr/>
+                  </pic:nvPicPr>
+                  <pic:blipFill>
+                    <a:blip r:embed="rId19"/>
+                    <a:stretch>
+                      <a:fillRect/>
+                    </a:stretch>
+                  </pic:blipFill>
+                  <pic:spPr>
+                    <a:xfrm>
+                      <a:off x="0" y="0"/>
+                      <a:ext cx="5852160" cy="1950720"/>
+                    </a:xfrm>
+                    <a:prstGeom prst="rect"/>
+                  </pic:spPr>
+                </pic:pic>
+              </a:graphicData>
+            </a:graphic>
+          </wp:inline>
+        </w:drawing>
       </w:r>
     </w:p>
     <w:p>

--- a/_extras/ECON3350_Research_Report.docx
+++ b/_extras/ECON3350_Research_Report.docx
@@ -534,7 +534,7 @@
     </w:p>
     <w:p>
       <w:r>
-        <w:t>This comparison alone does not establish whether the processes contain unit roots; that requires formal unit root testing.</w:t>
+        <w:t>This comparison is motivated by the difference-stationarity hypothesis: if p_t = α + δt + u_t where u_t is I(0), then Δp_t = δ + Δu_t and E[Δp_t] = δ. In practice, the two estimates are not algebraically identical because the OLS trend regression minimises squared deviations from a linear trend while the sample mean of Δp_t does not impose linearity. The closeness of the estimates supports — without formally establishing — the view that each series is well approximated by a linear trend plus a stationary component. This comparison alone does not establish whether the processes contain unit roots; that requires formal testing. It does, however, motivate treating the first differences as the objects of primary interest for modelling: if the levels are trending and non-stationary, the differences are the stationary series whose dynamics can be modelled with ARMA specifications.</w:t>
       </w:r>
     </w:p>
     <w:p>
@@ -757,7 +757,17 @@
     </w:p>
     <w:p>
       <w:r>
-        <w:t>Interest rates (r_t): The top AIC candidates all involve first differencing (d = 1) combined with high-order AR components, consistent with the visual evidence of prolonged level shifts and very slow mean-reversion in once-differenced rates. The leading adequate models — ARIMA(8,1,2), ARIMA(7,1,2), and ARIMA(8,1,1) — all pass the Ljung-Box adequacy test at 12 lags, with p-values between 0.14 and 0.19. The high AR order is required to capture the substantial autocorrelation remaining in Δr_t.</w:t>
+        <w:t>Interest rates (r_t): Selecting the integration order for r_t requires weighing statistical evidence against economic theory. Statistically, the lowest-AIC adequate models all require first differencing (d = 1): ARIMA(8,1,2), ARIMA(7,1,2), and ARIMA(8,1,1) achieve AIC values in the range 475–477 with Ljung-Box p-values between 0.14 and 0.19, while the best d=0 model passing the same adequacy screen has a materially higher AIC. The visual evidence is consistent with d=1 — r_t shows prolonged level shifts across rate regimes (rising through the 1970s, declining through the 1980s–2000s, near-zero in the 2010s, rising after 2021) rather than rapid return to a fixed mean, and the autocorrelation function of r_t decays very slowly.</w:t>
+      </w:r>
+    </w:p>
+    <w:p>
+      <w:r>
+        <w:t>However, the Fisher hypothesis provides an economic argument for treating r_t as I(0). If the nominal interest rate equals the expected real rate plus expected inflation — r_t ≈ rr_t + E_t[Δp_{t+1}] — and if rr_t is I(0) (as supported in Question 4) and Δp_t is I(0), then the nominal rate r_t must also be I(0), since it is a linear combination of two stationary series. Under this view, apparent non-stationarity in r_t reflects the slow adjustment of a highly persistent but ultimately mean-reverting process. The d=0 approach is therefore economically defensible and is adopted in the exemplar literature for exactly this reason.</w:t>
+      </w:r>
+    </w:p>
+    <w:p>
+      <w:r>
+        <w:t>The present report follows the data-driven d=1 result, since among models that genuinely pass the Ljung-Box adequacy screen, the d=1 specifications achieve substantially lower AIC and provide better in-sample fit without relying on a particular economic theory being correct:</w:t>
       </w:r>
     </w:p>
     <w:tbl>
@@ -985,7 +995,7 @@
     <w:p/>
     <w:p>
       <w:r>
-        <w:t>Since the question asks for adequate inflation models to be used for forecasting, the three inflation specifications above are used in Questions 2(b) and 3. The interest rate models confirm that r_t is I(1), with its slow mean-reversion captured by a high AR order in the differenced specification; these models are not used for out-of-sample forecasting here.</w:t>
+        <w:t>The high AR order captures the substantial autocorrelation in Δr_t, reflecting the inertia of monetary policy cycles. Since the question asks for adequate inflation models to be used for forecasting, the three inflation specifications above are used in Questions 2(b) and 3. The interest rate models are reported here for completeness; they are not used for out-of-sample forecasting in this report.</w:t>
       </w:r>
     </w:p>
     <w:p>
@@ -2799,7 +2809,7 @@
     </w:p>
     <w:p>
       <w:r>
-        <w:t>A search over d ∈ {0,1} and p, q = 0,...,4 was carried out using AIC and BIC ranking with Ljung-Box adequacy checking at 20 lags. The persistent upward movement in cy_t is consistent with a unit root, and the best adequate model requires first differencing:</w:t>
+        <w:t>A search over d ∈ {0,1} and p, q = 0,...,4 was carried out using AIC and BIC ranking with Ljung-Box adequacy checking at 20 lags. The persistent upward movement in cy_t is consistent with a unit root, and the best adequate model requires first differencing. Among d=0 candidates, high-order adequate specifications exist (e.g. ARIMA(8,0,3) with drift) but their AIC values are substantially higher than the best d=1 model, and the level plot does not show clear mean-reversion — the series continues trending upward through the end of the sample with no obvious tendency to revert to a fixed level, which is inconsistent with the d=0 assumption. The preferred model is therefore:</w:t>
       </w:r>
     </w:p>
     <w:tbl>
@@ -4496,7 +4506,7 @@
     <w:p/>
     <w:p>
       <w:r>
-        <w:t>The mean equations are adequate — no important autocorrelation remains in the standardised residuals. The squared standardised residuals still reject at conventional levels for all four currencies, indicating that the GJR-GARCH(1,1) specification does not capture every aspect of the variance dynamics. Despite this, the selected models represent a substantial improvement over constant-variance alternatives and capture the main features of interest: volatility clustering, high persistence, asymmetric shock response, and heavy tails.</w:t>
+        <w:t>The mean equations are adequate — no important autocorrelation remains in the standardised residuals. The squared standardised residuals still reject at conventional levels for all four currencies, indicating that the GJR-GARCH(1,2) specification does not fully capture every aspect of the variance dynamics. This is a common result with daily financial returns: extreme events such as the COVID-19 volatility spike generate tail behaviour and nonlinear variance dynamics that even flexible GARCH specifications cannot fully absorb. Despite this residual misfit in higher moments, the selected models represent a substantial improvement over constant-variance alternatives and capture the economically important features: volatility clustering, high persistence, asymmetric shock response, and heavy tails. Among all candidate specifications compared, GJR-GARCH(1,2) with Student-t errors achieves the lowest AIC for every currency, making it the best available model under the AIC criterion.</w:t>
       </w:r>
     </w:p>
     <w:p>
@@ -4996,7 +5006,7 @@
     </w:p>
     <w:p>
       <w:r>
-        <w:t>The probability that the daily return falls below 0.01% on 13/01/2026 and 14/01/2026 is computed from the one-step-ahead and two-step-ahead GJR-GARCH forecasts, using the Student-t CDF with the estimated shape parameter so that the heavy-tail behaviour is properly accounted for.</w:t>
+        <w:t>The probability that the daily return falls below the threshold of 0.01% on 13/01/2026 and 14/01/2026 is computed from the one-step-ahead and two-step-ahead GJR-GARCH forecasts. Returns are defined as e_{j,t} = 100 × log(S_{j,t} / S_{j,t−1}), so they are already expressed in percentage units, and the threshold 0.01% corresponds directly to the value 0.01 in those units. The Student-t CDF with the estimated shape parameter is used rather than the Normal CDF, so that the heavy-tail behaviour established in Question 6 is properly reflected in the probability estimates.</w:t>
       </w:r>
     </w:p>
     <w:tbl>
@@ -5378,7 +5388,7 @@
     <w:p/>
     <w:p>
       <w:r>
-        <w:t>All probabilities are slightly above 0.5. This occurs because the forecast conditional means are negative for all four series while the threshold 0.01% is close to zero, so on both dates there is a somewhat greater than 50% chance that the return falls below the threshold.</w:t>
+        <w:t>All probabilities are slightly above 0.5. This occurs because the forecast conditional means are negative for all four series — reflecting a mild downward drift in AUD exchange rates against these counterparts — while the threshold 0.01% is close to zero. When the mean of the conditional distribution sits just below zero, a slightly greater than 50% probability mass lies below any threshold near zero, which is exactly what the Student-t CDF delivers here.</w:t>
       </w:r>
     </w:p>
     <w:p>

--- a/_extras/ECON3350_Research_Report.docx
+++ b/_extras/ECON3350_Research_Report.docx
@@ -100,7 +100,7 @@
         <w:jc w:val="center"/>
       </w:pPr>
       <w:r>
-        <w:t>Figure 1: fig1_log_levels.png</w:t>
+        <w:t>Figure 1</w:t>
       </w:r>
     </w:p>
     <w:p>
@@ -147,27 +147,299 @@
         <w:jc w:val="center"/>
       </w:pPr>
       <w:r>
-        <w:t>Figure 2: fig2_log_diffs.png</w:t>
+        <w:t>Figure 2</w:t>
       </w:r>
     </w:p>
     <w:p>
       <w:r>
-        <w:t>The quarterly data cover macroeconomic indicators for the USA over 1959Q1–2023Q4 (260 observations), comprising the log price level p_t, log real GDP per capita y_t, log real consumption c_t, and the nominal 3-month T-bill rate r_t.</w:t>
+        <w:t xml:space="preserve">The quarterly data cover macroeconomic indicators for the USA over 1959Q1–2023Q4 (260 observations), comprising the log price level </w:t>
+      </w:r>
+      <w:r>
+        <w:rPr>
+          <w:i/>
+        </w:rPr>
+        <w:t>p</w:t>
+      </w:r>
+      <w:r>
+        <w:rPr>
+          <w:i/>
+          <w:vertAlign w:val="subscript"/>
+        </w:rPr>
+        <w:t>t</w:t>
+      </w:r>
+      <w:r>
+        <w:t xml:space="preserve">, log real GDP per capita </w:t>
+      </w:r>
+      <w:r>
+        <w:rPr>
+          <w:i/>
+        </w:rPr>
+        <w:t>y</w:t>
+      </w:r>
+      <w:r>
+        <w:rPr>
+          <w:i/>
+          <w:vertAlign w:val="subscript"/>
+        </w:rPr>
+        <w:t>t</w:t>
+      </w:r>
+      <w:r>
+        <w:t xml:space="preserve">, log real consumption </w:t>
+      </w:r>
+      <w:r>
+        <w:rPr>
+          <w:i/>
+        </w:rPr>
+        <w:t>c</w:t>
+      </w:r>
+      <w:r>
+        <w:rPr>
+          <w:i/>
+          <w:vertAlign w:val="subscript"/>
+        </w:rPr>
+        <w:t>t</w:t>
+      </w:r>
+      <w:r>
+        <w:t xml:space="preserve">, and the nominal 3-month T-bill rate </w:t>
+      </w:r>
+      <w:r>
+        <w:rPr>
+          <w:i/>
+        </w:rPr>
+        <w:t>r</w:t>
+      </w:r>
+      <w:r>
+        <w:rPr>
+          <w:i/>
+          <w:vertAlign w:val="subscript"/>
+        </w:rPr>
+        <w:t>t</w:t>
+      </w:r>
+      <w:r>
+        <w:t>.</w:t>
       </w:r>
     </w:p>
     <w:p>
       <w:r>
-        <w:t>The log-level plots of p_t, y_t, and c_t all show persistent upward movement over the sample. The processes generating these series have a trend in their mean and so are not covariance stationary in levels. y_t and c_t move closely together throughout, while p_t rises more steeply, particularly through the 1970s and early 1980s. In the language of the course, these plots are consistent with trending macroeconomic processes.</w:t>
+        <w:t xml:space="preserve">The log-level plots of </w:t>
+      </w:r>
+      <w:r>
+        <w:rPr>
+          <w:i/>
+        </w:rPr>
+        <w:t>p</w:t>
+      </w:r>
+      <w:r>
+        <w:rPr>
+          <w:i/>
+          <w:vertAlign w:val="subscript"/>
+        </w:rPr>
+        <w:t>t</w:t>
+      </w:r>
+      <w:r>
+        <w:t xml:space="preserve">, </w:t>
+      </w:r>
+      <w:r>
+        <w:rPr>
+          <w:i/>
+        </w:rPr>
+        <w:t>y</w:t>
+      </w:r>
+      <w:r>
+        <w:rPr>
+          <w:i/>
+          <w:vertAlign w:val="subscript"/>
+        </w:rPr>
+        <w:t>t</w:t>
+      </w:r>
+      <w:r>
+        <w:t xml:space="preserve">, and </w:t>
+      </w:r>
+      <w:r>
+        <w:rPr>
+          <w:i/>
+        </w:rPr>
+        <w:t>c</w:t>
+      </w:r>
+      <w:r>
+        <w:rPr>
+          <w:i/>
+          <w:vertAlign w:val="subscript"/>
+        </w:rPr>
+        <w:t>t</w:t>
+      </w:r>
+      <w:r>
+        <w:t xml:space="preserve"> all show persistent upward movement over the sample. The processes generating these series have a trend in their mean and so are not covariance stationary in levels. </w:t>
+      </w:r>
+      <w:r>
+        <w:rPr>
+          <w:i/>
+        </w:rPr>
+        <w:t>y</w:t>
+      </w:r>
+      <w:r>
+        <w:rPr>
+          <w:i/>
+          <w:vertAlign w:val="subscript"/>
+        </w:rPr>
+        <w:t>t</w:t>
+      </w:r>
+      <w:r>
+        <w:t xml:space="preserve"> and </w:t>
+      </w:r>
+      <w:r>
+        <w:rPr>
+          <w:i/>
+        </w:rPr>
+        <w:t>c</w:t>
+      </w:r>
+      <w:r>
+        <w:rPr>
+          <w:i/>
+          <w:vertAlign w:val="subscript"/>
+        </w:rPr>
+        <w:t>t</w:t>
+      </w:r>
+      <w:r>
+        <w:t xml:space="preserve"> move closely together throughout, while </w:t>
+      </w:r>
+      <w:r>
+        <w:rPr>
+          <w:i/>
+        </w:rPr>
+        <w:t>p</w:t>
+      </w:r>
+      <w:r>
+        <w:rPr>
+          <w:i/>
+          <w:vertAlign w:val="subscript"/>
+        </w:rPr>
+        <w:t>t</w:t>
+      </w:r>
+      <w:r>
+        <w:t xml:space="preserve"> rises more steeply, particularly through the 1970s and early 1980s. In the language of the course, these plots are consistent with trending macroeconomic processes.</w:t>
       </w:r>
     </w:p>
     <w:p>
       <w:r>
-        <w:t>The log-difference plots of Δp_t, Δy_t, and Δc_t look much more stable than the level series. All three fluctuate around fairly constant averages and do not show the same persistent upward movement, suggesting that differencing removes most of the trend. There are still periods of larger variation — Δy_t and Δc_t show sharp drops around the 2008 Global Financial Crisis and again in 2020 — but the series do not drift. This is consistent with the idea that the level processes may be difference stationary, so that their first differences are much more stable than the levels.</w:t>
+        <w:t xml:space="preserve">The log-difference plots of </w:t>
+      </w:r>
+      <w:r>
+        <w:rPr>
+          <w:i/>
+        </w:rPr>
+        <w:t>Δp</w:t>
+      </w:r>
+      <w:r>
+        <w:rPr>
+          <w:i/>
+          <w:vertAlign w:val="subscript"/>
+        </w:rPr>
+        <w:t>t</w:t>
+      </w:r>
+      <w:r>
+        <w:t xml:space="preserve">, </w:t>
+      </w:r>
+      <w:r>
+        <w:rPr>
+          <w:i/>
+        </w:rPr>
+        <w:t>Δy</w:t>
+      </w:r>
+      <w:r>
+        <w:rPr>
+          <w:i/>
+          <w:vertAlign w:val="subscript"/>
+        </w:rPr>
+        <w:t>t</w:t>
+      </w:r>
+      <w:r>
+        <w:t xml:space="preserve">, and </w:t>
+      </w:r>
+      <w:r>
+        <w:rPr>
+          <w:i/>
+        </w:rPr>
+        <w:t>Δc</w:t>
+      </w:r>
+      <w:r>
+        <w:rPr>
+          <w:i/>
+          <w:vertAlign w:val="subscript"/>
+        </w:rPr>
+        <w:t>t</w:t>
+      </w:r>
+      <w:r>
+        <w:t xml:space="preserve"> look much more stable than the level series. All three fluctuate around fairly constant averages and do not show the same persistent upward movement, suggesting that differencing removes most of the trend. There are still periods of larger variation — </w:t>
+      </w:r>
+      <w:r>
+        <w:rPr>
+          <w:i/>
+        </w:rPr>
+        <w:t>Δy</w:t>
+      </w:r>
+      <w:r>
+        <w:rPr>
+          <w:i/>
+          <w:vertAlign w:val="subscript"/>
+        </w:rPr>
+        <w:t>t</w:t>
+      </w:r>
+      <w:r>
+        <w:t xml:space="preserve"> and </w:t>
+      </w:r>
+      <w:r>
+        <w:rPr>
+          <w:i/>
+        </w:rPr>
+        <w:t>Δc</w:t>
+      </w:r>
+      <w:r>
+        <w:rPr>
+          <w:i/>
+          <w:vertAlign w:val="subscript"/>
+        </w:rPr>
+        <w:t>t</w:t>
+      </w:r>
+      <w:r>
+        <w:t xml:space="preserve"> show sharp drops around the 2008 Global Financial Crisis and again in 2020 — but the series do not drift. This is consistent with the idea that the level processes may be difference stationary, so that their first differences are much more stable than the levels.</w:t>
       </w:r>
     </w:p>
     <w:p>
       <w:r>
-        <w:t>The nominal interest rate r_t is plotted in levels alongside the differenced series in the second figure. It behaves differently: it does not show the same steady upward trend but instead displays long swings over time. Specifically, it rises into the late 1970s and early 1980s, declines over later decades, stays near zero for much of the 2010s, and then rises again after 2021. The dominant feature of r_t is not steady growth but prolonged movements and substantial autocorrelation across different rate regimes.</w:t>
+        <w:t xml:space="preserve">The nominal interest rate </w:t>
+      </w:r>
+      <w:r>
+        <w:rPr>
+          <w:i/>
+        </w:rPr>
+        <w:t>r</w:t>
+      </w:r>
+      <w:r>
+        <w:rPr>
+          <w:i/>
+          <w:vertAlign w:val="subscript"/>
+        </w:rPr>
+        <w:t>t</w:t>
+      </w:r>
+      <w:r>
+        <w:t xml:space="preserve"> is plotted in levels alongside the differenced series in the second figure. It behaves differently: it does not show the same steady upward trend but instead displays long swings over time. Specifically, it rises into the late 1970s and early 1980s, declines over later decades, stays near zero for much of the 2010s, and then rises again after 2021. The dominant feature of </w:t>
+      </w:r>
+      <w:r>
+        <w:rPr>
+          <w:i/>
+        </w:rPr>
+        <w:t>r</w:t>
+      </w:r>
+      <w:r>
+        <w:rPr>
+          <w:i/>
+          <w:vertAlign w:val="subscript"/>
+        </w:rPr>
+        <w:t>t</w:t>
+      </w:r>
+      <w:r>
+        <w:t xml:space="preserve"> is not steady growth but prolonged movements and substantial autocorrelation across different rate regimes.</w:t>
       </w:r>
     </w:p>
     <w:p>
@@ -198,6 +470,9 @@
           </w:tcPr>
           <w:p>
             <w:r>
+              <w:rPr>
+                <w:b/>
+              </w:rPr>
               <w:t>Series</w:t>
             </w:r>
           </w:p>
@@ -208,6 +483,9 @@
           </w:tcPr>
           <w:p>
             <w:r>
+              <w:rPr>
+                <w:b/>
+              </w:rPr>
               <w:t>Intercept</w:t>
             </w:r>
           </w:p>
@@ -218,6 +496,9 @@
           </w:tcPr>
           <w:p>
             <w:r>
+              <w:rPr>
+                <w:b/>
+              </w:rPr>
               <w:t>Trend (δ̂)</w:t>
             </w:r>
           </w:p>
@@ -228,6 +509,9 @@
           </w:tcPr>
           <w:p>
             <w:r>
+              <w:rPr>
+                <w:b/>
+              </w:rPr>
               <w:t>SE(Trend)</w:t>
             </w:r>
           </w:p>
@@ -238,6 +522,9 @@
           </w:tcPr>
           <w:p>
             <w:r>
+              <w:rPr>
+                <w:b/>
+              </w:rPr>
               <w:t>R²</w:t>
             </w:r>
           </w:p>
@@ -250,7 +537,17 @@
           </w:tcPr>
           <w:p>
             <w:r>
-              <w:t>p_t</w:t>
+              <w:rPr>
+                <w:i/>
+              </w:rPr>
+              <w:t>p</w:t>
+            </w:r>
+            <w:r>
+              <w:rPr>
+                <w:i/>
+                <w:vertAlign w:val="subscript"/>
+              </w:rPr>
+              <w:t>t</w:t>
             </w:r>
           </w:p>
         </w:tc>
@@ -302,7 +599,17 @@
           </w:tcPr>
           <w:p>
             <w:r>
-              <w:t>y_t</w:t>
+              <w:rPr>
+                <w:i/>
+              </w:rPr>
+              <w:t>y</w:t>
+            </w:r>
+            <w:r>
+              <w:rPr>
+                <w:i/>
+                <w:vertAlign w:val="subscript"/>
+              </w:rPr>
+              <w:t>t</w:t>
             </w:r>
           </w:p>
         </w:tc>
@@ -354,7 +661,17 @@
           </w:tcPr>
           <w:p>
             <w:r>
-              <w:t>c_t</w:t>
+              <w:rPr>
+                <w:i/>
+              </w:rPr>
+              <w:t>c</w:t>
+            </w:r>
+            <w:r>
+              <w:rPr>
+                <w:i/>
+                <w:vertAlign w:val="subscript"/>
+              </w:rPr>
+              <w:t>t</w:t>
             </w:r>
           </w:p>
         </w:tc>
@@ -431,6 +748,9 @@
           </w:tcPr>
           <w:p>
             <w:r>
+              <w:rPr>
+                <w:b/>
+              </w:rPr>
               <w:t>Series</w:t>
             </w:r>
           </w:p>
@@ -441,6 +761,9 @@
           </w:tcPr>
           <w:p>
             <w:r>
+              <w:rPr>
+                <w:b/>
+              </w:rPr>
               <w:t>Mean (μ̂)</w:t>
             </w:r>
           </w:p>
@@ -453,7 +776,17 @@
           </w:tcPr>
           <w:p>
             <w:r>
-              <w:t>Δp_t</w:t>
+              <w:rPr>
+                <w:i/>
+              </w:rPr>
+              <w:t>Δp</w:t>
+            </w:r>
+            <w:r>
+              <w:rPr>
+                <w:i/>
+                <w:vertAlign w:val="subscript"/>
+              </w:rPr>
+              <w:t>t</w:t>
             </w:r>
           </w:p>
         </w:tc>
@@ -475,7 +808,17 @@
           </w:tcPr>
           <w:p>
             <w:r>
-              <w:t>Δy_t</w:t>
+              <w:rPr>
+                <w:i/>
+              </w:rPr>
+              <w:t>Δy</w:t>
+            </w:r>
+            <w:r>
+              <w:rPr>
+                <w:i/>
+                <w:vertAlign w:val="subscript"/>
+              </w:rPr>
+              <w:t>t</w:t>
             </w:r>
           </w:p>
         </w:tc>
@@ -497,7 +840,17 @@
           </w:tcPr>
           <w:p>
             <w:r>
-              <w:t>Δc_t</w:t>
+              <w:rPr>
+                <w:i/>
+              </w:rPr>
+              <w:t>Δc</w:t>
+            </w:r>
+            <w:r>
+              <w:rPr>
+                <w:i/>
+                <w:vertAlign w:val="subscript"/>
+              </w:rPr>
+              <w:t>t</w:t>
             </w:r>
           </w:p>
         </w:tc>
@@ -524,17 +877,298 @@
     </w:p>
     <w:p>
       <w:r>
-        <w:t>A rationale for these estimations is that they help characterise the trend behaviour of the processes. A persistent increase in the data suggests a trend in the underlying stochastic process, and modelling this in practice involves including time t as a regressor. Regressing p_t, y_t, and c_t on an intercept and time trend provides an estimate of the linear trend in the process mean, captured by δ̂. By contrast, estimating the mean of Δp_t, Δy_t, and Δc_t provides an estimate of the average quarter-to-quarter change in each series, captured by μ̂. If the log-level processes are trending and are reasonably close to difference-stationary behaviour, then the mean of the first differences should be similar to the slope of the linear trend in levels. So δ̂ and μ̂ are both trying to capture average growth, but through slightly different routes — δ̂ through a fitted linear trend in the level series, and μ̂ through the average change in the differenced series.</w:t>
+        <w:t xml:space="preserve">A rationale for these estimations is that they help characterise the trend behaviour of the processes. A persistent increase in the data suggests a trend in the underlying stochastic process, and modelling this in practice involves including time </w:t>
+      </w:r>
+      <w:r>
+        <w:rPr>
+          <w:i/>
+        </w:rPr>
+        <w:t>t</w:t>
+      </w:r>
+      <w:r>
+        <w:t xml:space="preserve"> as a regressor. Regressing </w:t>
+      </w:r>
+      <w:r>
+        <w:rPr>
+          <w:i/>
+        </w:rPr>
+        <w:t>p</w:t>
+      </w:r>
+      <w:r>
+        <w:rPr>
+          <w:i/>
+          <w:vertAlign w:val="subscript"/>
+        </w:rPr>
+        <w:t>t</w:t>
+      </w:r>
+      <w:r>
+        <w:t xml:space="preserve">, </w:t>
+      </w:r>
+      <w:r>
+        <w:rPr>
+          <w:i/>
+        </w:rPr>
+        <w:t>y</w:t>
+      </w:r>
+      <w:r>
+        <w:rPr>
+          <w:i/>
+          <w:vertAlign w:val="subscript"/>
+        </w:rPr>
+        <w:t>t</w:t>
+      </w:r>
+      <w:r>
+        <w:t xml:space="preserve">, and </w:t>
+      </w:r>
+      <w:r>
+        <w:rPr>
+          <w:i/>
+        </w:rPr>
+        <w:t>c</w:t>
+      </w:r>
+      <w:r>
+        <w:rPr>
+          <w:i/>
+          <w:vertAlign w:val="subscript"/>
+        </w:rPr>
+        <w:t>t</w:t>
+      </w:r>
+      <w:r>
+        <w:t xml:space="preserve"> on an intercept and time trend provides an estimate of the linear trend in the process mean, captured by δ̂. By contrast, estimating the mean of </w:t>
+      </w:r>
+      <w:r>
+        <w:rPr>
+          <w:i/>
+        </w:rPr>
+        <w:t>Δp</w:t>
+      </w:r>
+      <w:r>
+        <w:rPr>
+          <w:i/>
+          <w:vertAlign w:val="subscript"/>
+        </w:rPr>
+        <w:t>t</w:t>
+      </w:r>
+      <w:r>
+        <w:t xml:space="preserve">, </w:t>
+      </w:r>
+      <w:r>
+        <w:rPr>
+          <w:i/>
+        </w:rPr>
+        <w:t>Δy</w:t>
+      </w:r>
+      <w:r>
+        <w:rPr>
+          <w:i/>
+          <w:vertAlign w:val="subscript"/>
+        </w:rPr>
+        <w:t>t</w:t>
+      </w:r>
+      <w:r>
+        <w:t xml:space="preserve">, and </w:t>
+      </w:r>
+      <w:r>
+        <w:rPr>
+          <w:i/>
+        </w:rPr>
+        <w:t>Δc</w:t>
+      </w:r>
+      <w:r>
+        <w:rPr>
+          <w:i/>
+          <w:vertAlign w:val="subscript"/>
+        </w:rPr>
+        <w:t>t</w:t>
+      </w:r>
+      <w:r>
+        <w:t xml:space="preserve"> provides an estimate of the average quarter-to-quarter change in each series, captured by μ̂. If the log-level processes are trending and are reasonably close to difference-stationary behaviour, then the mean of the first differences should be similar to the slope of the linear trend in levels. So δ̂ and μ̂ are both trying to capture average growth, but through slightly different routes — δ̂ through a fitted linear trend in the level series, and μ̂ through the average change in the differenced series.</w:t>
       </w:r>
     </w:p>
     <w:p>
       <w:r>
-        <w:t>In this sample the estimates are quite close. For y_t, the estimated trend is 0.004724 while the mean of Δy_t is 0.004902; for c_t, 0.005272 versus 0.005375. The gap is slightly larger for p_t (0.009989 versus 0.009254), which is consistent with the plot showing somewhat less smooth trend behaviour — the high-inflation 1970s and subsequent disinflation distort a single linear trend more than they distort the average of quarterly changes.</w:t>
+        <w:t xml:space="preserve">In this sample the estimates are quite close. For </w:t>
+      </w:r>
+      <w:r>
+        <w:rPr>
+          <w:i/>
+        </w:rPr>
+        <w:t>y</w:t>
+      </w:r>
+      <w:r>
+        <w:rPr>
+          <w:i/>
+          <w:vertAlign w:val="subscript"/>
+        </w:rPr>
+        <w:t>t</w:t>
+      </w:r>
+      <w:r>
+        <w:t xml:space="preserve">, the estimated trend is 0.004724 while the mean of </w:t>
+      </w:r>
+      <w:r>
+        <w:rPr>
+          <w:i/>
+        </w:rPr>
+        <w:t>Δy</w:t>
+      </w:r>
+      <w:r>
+        <w:rPr>
+          <w:i/>
+          <w:vertAlign w:val="subscript"/>
+        </w:rPr>
+        <w:t>t</w:t>
+      </w:r>
+      <w:r>
+        <w:t xml:space="preserve"> is 0.004902; for </w:t>
+      </w:r>
+      <w:r>
+        <w:rPr>
+          <w:i/>
+        </w:rPr>
+        <w:t>c</w:t>
+      </w:r>
+      <w:r>
+        <w:rPr>
+          <w:i/>
+          <w:vertAlign w:val="subscript"/>
+        </w:rPr>
+        <w:t>t</w:t>
+      </w:r>
+      <w:r>
+        <w:t xml:space="preserve">, 0.005272 versus 0.005375. The gap is slightly larger for </w:t>
+      </w:r>
+      <w:r>
+        <w:rPr>
+          <w:i/>
+        </w:rPr>
+        <w:t>p</w:t>
+      </w:r>
+      <w:r>
+        <w:rPr>
+          <w:i/>
+          <w:vertAlign w:val="subscript"/>
+        </w:rPr>
+        <w:t>t</w:t>
+      </w:r>
+      <w:r>
+        <w:t xml:space="preserve"> (0.009989 versus 0.009254), which is consistent with the plot showing somewhat less smooth trend behaviour — the high-inflation 1970s and subsequent disinflation distort a single linear trend more than they distort the average of quarterly changes.</w:t>
       </w:r>
     </w:p>
     <w:p>
       <w:r>
-        <w:t>This comparison is motivated by the difference-stationarity hypothesis: if p_t = α + δt + u_t where u_t is I(0), then Δp_t = δ + Δu_t and E[Δp_t] = δ. In practice, the two estimates are not algebraically identical because the OLS trend regression minimises squared deviations from a linear trend while the sample mean of Δp_t does not impose linearity. The closeness of the estimates supports — without formally establishing — the view that each series is well approximated by a linear trend plus a stationary component. This comparison alone does not establish whether the processes contain unit roots; that requires formal testing. It does, however, motivate treating the first differences as the objects of primary interest for modelling: if the levels are trending and non-stationary, the differences are the stationary series whose dynamics can be modelled with ARMA specifications.</w:t>
+        <w:t xml:space="preserve">This comparison is motivated by the difference-stationarity hypothesis: if </w:t>
+      </w:r>
+      <w:r>
+        <w:rPr>
+          <w:i/>
+        </w:rPr>
+        <w:t>p</w:t>
+      </w:r>
+      <w:r>
+        <w:rPr>
+          <w:i/>
+          <w:vertAlign w:val="subscript"/>
+        </w:rPr>
+        <w:t>t</w:t>
+      </w:r>
+      <w:r>
+        <w:rPr>
+          <w:i/>
+        </w:rPr>
+        <w:t xml:space="preserve"> = α + δt + u</w:t>
+      </w:r>
+      <w:r>
+        <w:rPr>
+          <w:i/>
+          <w:vertAlign w:val="subscript"/>
+        </w:rPr>
+        <w:t>t</w:t>
+      </w:r>
+      <w:r>
+        <w:t xml:space="preserve"> where </w:t>
+      </w:r>
+      <w:r>
+        <w:rPr>
+          <w:i/>
+        </w:rPr>
+        <w:t>u</w:t>
+      </w:r>
+      <w:r>
+        <w:rPr>
+          <w:i/>
+          <w:vertAlign w:val="subscript"/>
+        </w:rPr>
+        <w:t>t</w:t>
+      </w:r>
+      <w:r>
+        <w:t xml:space="preserve"> is I(0), then </w:t>
+      </w:r>
+      <w:r>
+        <w:rPr>
+          <w:i/>
+        </w:rPr>
+        <w:t>Δp</w:t>
+      </w:r>
+      <w:r>
+        <w:rPr>
+          <w:i/>
+          <w:vertAlign w:val="subscript"/>
+        </w:rPr>
+        <w:t>t</w:t>
+      </w:r>
+      <w:r>
+        <w:rPr>
+          <w:i/>
+        </w:rPr>
+        <w:t xml:space="preserve"> = δ + Δu</w:t>
+      </w:r>
+      <w:r>
+        <w:rPr>
+          <w:i/>
+          <w:vertAlign w:val="subscript"/>
+        </w:rPr>
+        <w:t>t</w:t>
+      </w:r>
+      <w:r>
+        <w:t xml:space="preserve"> and </w:t>
+      </w:r>
+      <w:r>
+        <w:rPr>
+          <w:i/>
+        </w:rPr>
+        <w:t>E[Δp</w:t>
+      </w:r>
+      <w:r>
+        <w:rPr>
+          <w:i/>
+          <w:vertAlign w:val="subscript"/>
+        </w:rPr>
+        <w:t>t</w:t>
+      </w:r>
+      <w:r>
+        <w:rPr>
+          <w:i/>
+        </w:rPr>
+        <w:t>] = δ</w:t>
+      </w:r>
+      <w:r>
+        <w:t xml:space="preserve">. In practice, the two estimates are not algebraically identical because the OLS trend regression minimises squared deviations from a linear trend while the sample mean of </w:t>
+      </w:r>
+      <w:r>
+        <w:rPr>
+          <w:i/>
+        </w:rPr>
+        <w:t>Δp</w:t>
+      </w:r>
+      <w:r>
+        <w:rPr>
+          <w:i/>
+          <w:vertAlign w:val="subscript"/>
+        </w:rPr>
+        <w:t>t</w:t>
+      </w:r>
+      <w:r>
+        <w:t xml:space="preserve"> does not impose linearity. The closeness of the estimates supports — without formally establishing — the view that each series is well approximated by a linear trend plus a stationary component. This comparison alone does not establish whether the processes contain unit roots; that requires formal testing. It does, however, motivate treating the first differences as the objects of primary interest for modelling: if the levels are trending and non-stationary, the differences are the stationary series whose dynamics can be modelled with ARMA specifications.</w:t>
       </w:r>
     </w:p>
     <w:p>
@@ -560,12 +1194,93 @@
     </w:p>
     <w:p>
       <w:r>
-        <w:t>A broad set of ARIMA(p,d,q) models was estimated for Δp_t and r_t over the estimation sample 1959Q1–2023Q4, with p, q ranging from 0 to 10 and d ∈ {0,1}. Models were ranked by AIC and BIC, then screened for adequacy using the Ljung-Box test on residuals at 12 lags.</w:t>
+        <w:t xml:space="preserve">A broad set of ARIMA(p,d,q) models was estimated for </w:t>
+      </w:r>
+      <w:r>
+        <w:rPr>
+          <w:i/>
+        </w:rPr>
+        <w:t>Δp</w:t>
+      </w:r>
+      <w:r>
+        <w:rPr>
+          <w:i/>
+          <w:vertAlign w:val="subscript"/>
+        </w:rPr>
+        <w:t>t</w:t>
+      </w:r>
+      <w:r>
+        <w:t xml:space="preserve"> and </w:t>
+      </w:r>
+      <w:r>
+        <w:rPr>
+          <w:i/>
+        </w:rPr>
+        <w:t>r</w:t>
+      </w:r>
+      <w:r>
+        <w:rPr>
+          <w:i/>
+          <w:vertAlign w:val="subscript"/>
+        </w:rPr>
+        <w:t>t</w:t>
+      </w:r>
+      <w:r>
+        <w:t xml:space="preserve"> over the estimation sample 1959Q1–2023Q4, with </w:t>
+      </w:r>
+      <w:r>
+        <w:rPr>
+          <w:i/>
+        </w:rPr>
+        <w:t>p, q</w:t>
+      </w:r>
+      <w:r>
+        <w:t xml:space="preserve"> ranging from 0 to 10 and </w:t>
+      </w:r>
+      <w:r>
+        <w:rPr>
+          <w:i/>
+        </w:rPr>
+        <w:t>d ∈ {0,1}</w:t>
+      </w:r>
+      <w:r>
+        <w:t>. Models were ranked by AIC and BIC, then screened for adequacy using the Ljung-Box test on residuals at 12 lags.</w:t>
       </w:r>
     </w:p>
     <w:p>
       <w:r>
-        <w:t>Inflation (Δp_t): Unit root testing supports treating Δp_t as stationary (d = 0). The three best adequate models — ranked by AIC while passing the Ljung-Box screen at 12 lags — are:</w:t>
+        <w:rPr>
+          <w:b/>
+        </w:rPr>
+        <w:t>Inflation (`Δp_t`):</w:t>
+      </w:r>
+      <w:r>
+        <w:t xml:space="preserve"> Unit root testing supports treating </w:t>
+      </w:r>
+      <w:r>
+        <w:rPr>
+          <w:i/>
+        </w:rPr>
+        <w:t>Δp</w:t>
+      </w:r>
+      <w:r>
+        <w:rPr>
+          <w:i/>
+          <w:vertAlign w:val="subscript"/>
+        </w:rPr>
+        <w:t>t</w:t>
+      </w:r>
+      <w:r>
+        <w:t xml:space="preserve"> as stationary (</w:t>
+      </w:r>
+      <w:r>
+        <w:rPr>
+          <w:i/>
+        </w:rPr>
+        <w:t>d = 0</w:t>
+      </w:r>
+      <w:r>
+        <w:t>). The three best adequate models — ranked by AIC while passing the Ljung-Box screen at 12 lags — are:</w:t>
       </w:r>
     </w:p>
     <w:tbl>
@@ -587,6 +1302,9 @@
           </w:tcPr>
           <w:p>
             <w:r>
+              <w:rPr>
+                <w:b/>
+              </w:rPr>
               <w:t>Inflation model</w:t>
             </w:r>
           </w:p>
@@ -597,6 +1315,9 @@
           </w:tcPr>
           <w:p>
             <w:r>
+              <w:rPr>
+                <w:b/>
+              </w:rPr>
               <w:t>AIC</w:t>
             </w:r>
           </w:p>
@@ -607,6 +1328,9 @@
           </w:tcPr>
           <w:p>
             <w:r>
+              <w:rPr>
+                <w:b/>
+              </w:rPr>
               <w:t>BIC</w:t>
             </w:r>
           </w:p>
@@ -617,6 +1341,9 @@
           </w:tcPr>
           <w:p>
             <w:r>
+              <w:rPr>
+                <w:b/>
+              </w:rPr>
               <w:t>Ljung-Box p-value</w:t>
             </w:r>
           </w:p>
@@ -757,12 +1484,225 @@
     </w:p>
     <w:p>
       <w:r>
-        <w:t>Interest rates (r_t): Selecting the integration order for r_t requires weighing statistical evidence against economic theory. Statistically, the lowest-AIC adequate models all require first differencing (d = 1): ARIMA(8,1,2), ARIMA(7,1,2), and ARIMA(8,1,1) achieve AIC values in the range 475–477 with Ljung-Box p-values between 0.14 and 0.19, while the best d=0 model passing the same adequacy screen has a materially higher AIC. The visual evidence is consistent with d=1 — r_t shows prolonged level shifts across rate regimes (rising through the 1970s, declining through the 1980s–2000s, near-zero in the 2010s, rising after 2021) rather than rapid return to a fixed mean, and the autocorrelation function of r_t decays very slowly.</w:t>
+        <w:rPr>
+          <w:b/>
+        </w:rPr>
+        <w:t>Interest rates (`r_t`):</w:t>
+      </w:r>
+      <w:r>
+        <w:t xml:space="preserve"> Selecting the integration order for </w:t>
+      </w:r>
+      <w:r>
+        <w:rPr>
+          <w:i/>
+        </w:rPr>
+        <w:t>r</w:t>
+      </w:r>
+      <w:r>
+        <w:rPr>
+          <w:i/>
+          <w:vertAlign w:val="subscript"/>
+        </w:rPr>
+        <w:t>t</w:t>
+      </w:r>
+      <w:r>
+        <w:t xml:space="preserve"> requires weighing statistical evidence against economic theory. Statistically, the lowest-AIC adequate models all require first differencing (</w:t>
+      </w:r>
+      <w:r>
+        <w:rPr>
+          <w:i/>
+        </w:rPr>
+        <w:t>d = 1</w:t>
+      </w:r>
+      <w:r>
+        <w:t xml:space="preserve">): ARIMA(8,1,2), ARIMA(7,1,2), and ARIMA(8,1,1) achieve AIC values in the range 475–477 with Ljung-Box p-values between 0.14 and 0.19, while the best d=0 model passing the same adequacy screen has a materially higher AIC. The visual evidence is consistent with d=1 — </w:t>
+      </w:r>
+      <w:r>
+        <w:rPr>
+          <w:i/>
+        </w:rPr>
+        <w:t>r</w:t>
+      </w:r>
+      <w:r>
+        <w:rPr>
+          <w:i/>
+          <w:vertAlign w:val="subscript"/>
+        </w:rPr>
+        <w:t>t</w:t>
+      </w:r>
+      <w:r>
+        <w:t xml:space="preserve"> shows prolonged level shifts across rate regimes (rising through the 1970s, declining through the 1980s–2000s, near-zero in the 2010s, rising after 2021) rather than rapid return to a fixed mean, and the autocorrelation function of </w:t>
+      </w:r>
+      <w:r>
+        <w:rPr>
+          <w:i/>
+        </w:rPr>
+        <w:t>r</w:t>
+      </w:r>
+      <w:r>
+        <w:rPr>
+          <w:i/>
+          <w:vertAlign w:val="subscript"/>
+        </w:rPr>
+        <w:t>t</w:t>
+      </w:r>
+      <w:r>
+        <w:t xml:space="preserve"> decays very slowly.</w:t>
       </w:r>
     </w:p>
     <w:p>
       <w:r>
-        <w:t>However, the Fisher hypothesis provides an economic argument for treating r_t as I(0). If the nominal interest rate equals the expected real rate plus expected inflation — r_t ≈ rr_t + E_t[Δp_{t+1}] — and if rr_t is I(0) (as supported in Question 4) and Δp_t is I(0), then the nominal rate r_t must also be I(0), since it is a linear combination of two stationary series. Under this view, apparent non-stationarity in r_t reflects the slow adjustment of a highly persistent but ultimately mean-reverting process. The d=0 approach is therefore economically defensible and is adopted in the exemplar literature for exactly this reason.</w:t>
+        <w:t xml:space="preserve">However, the </w:t>
+      </w:r>
+      <w:r>
+        <w:rPr>
+          <w:b/>
+        </w:rPr>
+        <w:t>Fisher hypothesis</w:t>
+      </w:r>
+      <w:r>
+        <w:t xml:space="preserve"> provides an economic argument for treating </w:t>
+      </w:r>
+      <w:r>
+        <w:rPr>
+          <w:i/>
+        </w:rPr>
+        <w:t>r</w:t>
+      </w:r>
+      <w:r>
+        <w:rPr>
+          <w:i/>
+          <w:vertAlign w:val="subscript"/>
+        </w:rPr>
+        <w:t>t</w:t>
+      </w:r>
+      <w:r>
+        <w:t xml:space="preserve"> as I(0). If the nominal interest rate equals the expected real rate plus expected inflation — </w:t>
+      </w:r>
+      <w:r>
+        <w:rPr>
+          <w:i/>
+        </w:rPr>
+        <w:t>r</w:t>
+      </w:r>
+      <w:r>
+        <w:rPr>
+          <w:i/>
+          <w:vertAlign w:val="subscript"/>
+        </w:rPr>
+        <w:t>t</w:t>
+      </w:r>
+      <w:r>
+        <w:rPr>
+          <w:i/>
+        </w:rPr>
+        <w:t xml:space="preserve"> ≈ rr</w:t>
+      </w:r>
+      <w:r>
+        <w:rPr>
+          <w:i/>
+          <w:vertAlign w:val="subscript"/>
+        </w:rPr>
+        <w:t>t</w:t>
+      </w:r>
+      <w:r>
+        <w:rPr>
+          <w:i/>
+        </w:rPr>
+        <w:t xml:space="preserve"> + E</w:t>
+      </w:r>
+      <w:r>
+        <w:rPr>
+          <w:i/>
+          <w:vertAlign w:val="subscript"/>
+        </w:rPr>
+        <w:t>t</w:t>
+      </w:r>
+      <w:r>
+        <w:rPr>
+          <w:i/>
+        </w:rPr>
+        <w:t>[Δp</w:t>
+      </w:r>
+      <w:r>
+        <w:rPr>
+          <w:i/>
+          <w:vertAlign w:val="subscript"/>
+        </w:rPr>
+        <w:t>t+1</w:t>
+      </w:r>
+      <w:r>
+        <w:rPr>
+          <w:i/>
+        </w:rPr>
+        <w:t>]</w:t>
+      </w:r>
+      <w:r>
+        <w:t xml:space="preserve"> — and if </w:t>
+      </w:r>
+      <w:r>
+        <w:rPr>
+          <w:i/>
+        </w:rPr>
+        <w:t>rr</w:t>
+      </w:r>
+      <w:r>
+        <w:rPr>
+          <w:i/>
+          <w:vertAlign w:val="subscript"/>
+        </w:rPr>
+        <w:t>t</w:t>
+      </w:r>
+      <w:r>
+        <w:t xml:space="preserve"> is I(0) (as supported in Question 4) and </w:t>
+      </w:r>
+      <w:r>
+        <w:rPr>
+          <w:i/>
+        </w:rPr>
+        <w:t>Δp</w:t>
+      </w:r>
+      <w:r>
+        <w:rPr>
+          <w:i/>
+          <w:vertAlign w:val="subscript"/>
+        </w:rPr>
+        <w:t>t</w:t>
+      </w:r>
+      <w:r>
+        <w:t xml:space="preserve"> is I(0), then the nominal rate </w:t>
+      </w:r>
+      <w:r>
+        <w:rPr>
+          <w:i/>
+        </w:rPr>
+        <w:t>r</w:t>
+      </w:r>
+      <w:r>
+        <w:rPr>
+          <w:i/>
+          <w:vertAlign w:val="subscript"/>
+        </w:rPr>
+        <w:t>t</w:t>
+      </w:r>
+      <w:r>
+        <w:t xml:space="preserve"> must also be I(0), since it is a linear combination of two stationary series. Under this view, apparent non-stationarity in </w:t>
+      </w:r>
+      <w:r>
+        <w:rPr>
+          <w:i/>
+        </w:rPr>
+        <w:t>r</w:t>
+      </w:r>
+      <w:r>
+        <w:rPr>
+          <w:i/>
+          <w:vertAlign w:val="subscript"/>
+        </w:rPr>
+        <w:t>t</w:t>
+      </w:r>
+      <w:r>
+        <w:t xml:space="preserve"> reflects the slow adjustment of a highly persistent but ultimately mean-reverting process. The d=0 approach is therefore economically defensible and is adopted in the exemplar literature for exactly this reason.</w:t>
       </w:r>
     </w:p>
     <w:p>
@@ -790,6 +1730,9 @@
           </w:tcPr>
           <w:p>
             <w:r>
+              <w:rPr>
+                <w:b/>
+              </w:rPr>
               <w:t>Interest rate model</w:t>
             </w:r>
           </w:p>
@@ -800,6 +1743,9 @@
           </w:tcPr>
           <w:p>
             <w:r>
+              <w:rPr>
+                <w:b/>
+              </w:rPr>
               <w:t>AIC</w:t>
             </w:r>
           </w:p>
@@ -810,6 +1756,9 @@
           </w:tcPr>
           <w:p>
             <w:r>
+              <w:rPr>
+                <w:b/>
+              </w:rPr>
               <w:t>BIC</w:t>
             </w:r>
           </w:p>
@@ -820,6 +1769,9 @@
           </w:tcPr>
           <w:p>
             <w:r>
+              <w:rPr>
+                <w:b/>
+              </w:rPr>
               <w:t>Ljung-Box p-value</w:t>
             </w:r>
           </w:p>
@@ -830,6 +1782,9 @@
           </w:tcPr>
           <w:p>
             <w:r>
+              <w:rPr>
+                <w:b/>
+              </w:rPr>
               <w:t>Selected</w:t>
             </w:r>
           </w:p>
@@ -995,7 +1950,23 @@
     <w:p/>
     <w:p>
       <w:r>
-        <w:t>The high AR order captures the substantial autocorrelation in Δr_t, reflecting the inertia of monetary policy cycles. Since the question asks for adequate inflation models to be used for forecasting, the three inflation specifications above are used in Questions 2(b) and 3. The interest rate models are reported here for completeness; they are not used for out-of-sample forecasting in this report.</w:t>
+        <w:t xml:space="preserve">The high AR order captures the substantial autocorrelation in </w:t>
+      </w:r>
+      <w:r>
+        <w:rPr>
+          <w:i/>
+        </w:rPr>
+        <w:t>Δr</w:t>
+      </w:r>
+      <w:r>
+        <w:rPr>
+          <w:i/>
+          <w:vertAlign w:val="subscript"/>
+        </w:rPr>
+        <w:t>t</w:t>
+      </w:r>
+      <w:r>
+        <w:t>, reflecting the inertia of monetary policy cycles. Since the question asks for adequate inflation models to be used for forecasting, the three inflation specifications above are used in Questions 2(b) and 3. The interest rate models are reported here for completeness; they are not used for out-of-sample forecasting in this report.</w:t>
       </w:r>
     </w:p>
     <w:p>
@@ -1050,7 +2021,7 @@
         <w:jc w:val="center"/>
       </w:pPr>
       <w:r>
-        <w:t>Figure 3: fig2a_forecast.png</w:t>
+        <w:t>Figure 3</w:t>
       </w:r>
     </w:p>
     <w:tbl>
@@ -1076,6 +2047,9 @@
           </w:tcPr>
           <w:p>
             <w:r>
+              <w:rPr>
+                <w:b/>
+              </w:rPr>
               <w:t>Quarter</w:t>
             </w:r>
           </w:p>
@@ -1086,6 +2060,9 @@
           </w:tcPr>
           <w:p>
             <w:r>
+              <w:rPr>
+                <w:b/>
+              </w:rPr>
               <w:t>ARIMA(3,0,3)</w:t>
             </w:r>
           </w:p>
@@ -1096,6 +2073,9 @@
           </w:tcPr>
           <w:p>
             <w:r>
+              <w:rPr>
+                <w:b/>
+              </w:rPr>
               <w:t>ARIMA(1,0,6)</w:t>
             </w:r>
           </w:p>
@@ -1106,6 +2086,9 @@
           </w:tcPr>
           <w:p>
             <w:r>
+              <w:rPr>
+                <w:b/>
+              </w:rPr>
               <w:t>ARIMA(5,0,3)</w:t>
             </w:r>
           </w:p>
@@ -1116,6 +2099,9 @@
           </w:tcPr>
           <w:p>
             <w:r>
+              <w:rPr>
+                <w:b/>
+              </w:rPr>
               <w:t>68% CI Lower</w:t>
             </w:r>
           </w:p>
@@ -1126,6 +2112,9 @@
           </w:tcPr>
           <w:p>
             <w:r>
+              <w:rPr>
+                <w:b/>
+              </w:rPr>
               <w:t>68% CI Upper</w:t>
             </w:r>
           </w:p>
@@ -1136,6 +2125,9 @@
           </w:tcPr>
           <w:p>
             <w:r>
+              <w:rPr>
+                <w:b/>
+              </w:rPr>
               <w:t>95% CI Lower</w:t>
             </w:r>
           </w:p>
@@ -1146,6 +2138,9 @@
           </w:tcPr>
           <w:p>
             <w:r>
+              <w:rPr>
+                <w:b/>
+              </w:rPr>
               <w:t>95% CI Upper</w:t>
             </w:r>
           </w:p>
@@ -1824,7 +2819,23 @@
     </w:p>
     <w:p>
       <w:r>
-        <w:t>Forecasts of Δp_t are useful for policy because decisions depend not only on current conditions but also on the expected future path of inflation. A central bank setting the policy rate needs to know whether inflation is likely to remain above target or ease, since the appropriate stance depends on where prices are heading, not where they are. Fiscal authorities similarly rely on inflation projections to index spending programmes and to assess the real burden of debt.</w:t>
+        <w:t xml:space="preserve">Forecasts of </w:t>
+      </w:r>
+      <w:r>
+        <w:rPr>
+          <w:i/>
+        </w:rPr>
+        <w:t>Δp</w:t>
+      </w:r>
+      <w:r>
+        <w:rPr>
+          <w:i/>
+          <w:vertAlign w:val="subscript"/>
+        </w:rPr>
+        <w:t>t</w:t>
+      </w:r>
+      <w:r>
+        <w:t xml:space="preserve"> are useful for policy because decisions depend not only on current conditions but also on the expected future path of inflation. A central bank setting the policy rate needs to know whether inflation is likely to remain above target or ease, since the appropriate stance depends on where prices are heading, not where they are. Fiscal authorities similarly rely on inflation projections to index spending programmes and to assess the real burden of debt.</w:t>
       </w:r>
     </w:p>
     <w:p>
@@ -1899,12 +2910,76 @@
         <w:jc w:val="center"/>
       </w:pPr>
       <w:r>
-        <w:t>Figure 4: fig3_actual_vs_forecast.png</w:t>
+        <w:t>Figure 4</w:t>
       </w:r>
     </w:p>
     <w:p>
       <w:r>
-        <w:t>The actual quarterly inflation rates for 2024Q1–2025Q3 are computed from the provided price-level data as Δp_t = log(P_t) − log(P_{t−1}), with P_{2023Q4} as the last in-sample observation.</w:t>
+        <w:t xml:space="preserve">The actual quarterly inflation rates for 2024Q1–2025Q3 are computed from the provided price-level data as </w:t>
+      </w:r>
+      <w:r>
+        <w:rPr>
+          <w:i/>
+        </w:rPr>
+        <w:t>Δp</w:t>
+      </w:r>
+      <w:r>
+        <w:rPr>
+          <w:i/>
+          <w:vertAlign w:val="subscript"/>
+        </w:rPr>
+        <w:t>t</w:t>
+      </w:r>
+      <w:r>
+        <w:rPr>
+          <w:i/>
+        </w:rPr>
+        <w:t xml:space="preserve"> = log(P</w:t>
+      </w:r>
+      <w:r>
+        <w:rPr>
+          <w:i/>
+          <w:vertAlign w:val="subscript"/>
+        </w:rPr>
+        <w:t>t</w:t>
+      </w:r>
+      <w:r>
+        <w:rPr>
+          <w:i/>
+        </w:rPr>
+        <w:t>) − log(P</w:t>
+      </w:r>
+      <w:r>
+        <w:rPr>
+          <w:i/>
+          <w:vertAlign w:val="subscript"/>
+        </w:rPr>
+        <w:t>t−1</w:t>
+      </w:r>
+      <w:r>
+        <w:rPr>
+          <w:i/>
+        </w:rPr>
+        <w:t>)</w:t>
+      </w:r>
+      <w:r>
+        <w:t xml:space="preserve">, with </w:t>
+      </w:r>
+      <w:r>
+        <w:rPr>
+          <w:i/>
+        </w:rPr>
+        <w:t>P</w:t>
+      </w:r>
+      <w:r>
+        <w:rPr>
+          <w:i/>
+          <w:vertAlign w:val="subscript"/>
+        </w:rPr>
+        <w:t>2023Q4</w:t>
+      </w:r>
+      <w:r>
+        <w:t xml:space="preserve"> as the last in-sample observation.</w:t>
       </w:r>
     </w:p>
     <w:tbl>
@@ -1927,6 +3002,9 @@
           </w:tcPr>
           <w:p>
             <w:r>
+              <w:rPr>
+                <w:b/>
+              </w:rPr>
               <w:t>Quarter</w:t>
             </w:r>
           </w:p>
@@ -1937,7 +3015,25 @@
           </w:tcPr>
           <w:p>
             <w:r>
-              <w:t>Actual Δp_t</w:t>
+              <w:rPr>
+                <w:b/>
+              </w:rPr>
+              <w:t xml:space="preserve">Actual </w:t>
+            </w:r>
+            <w:r>
+              <w:rPr>
+                <w:b/>
+                <w:i/>
+              </w:rPr>
+              <w:t>Δp</w:t>
+            </w:r>
+            <w:r>
+              <w:rPr>
+                <w:b/>
+                <w:i/>
+                <w:vertAlign w:val="subscript"/>
+              </w:rPr>
+              <w:t>t</w:t>
             </w:r>
           </w:p>
         </w:tc>
@@ -1947,6 +3043,9 @@
           </w:tcPr>
           <w:p>
             <w:r>
+              <w:rPr>
+                <w:b/>
+              </w:rPr>
               <w:t>ARIMA(3,0,3)</w:t>
             </w:r>
           </w:p>
@@ -1957,6 +3056,9 @@
           </w:tcPr>
           <w:p>
             <w:r>
+              <w:rPr>
+                <w:b/>
+              </w:rPr>
               <w:t>ARIMA(1,0,6)</w:t>
             </w:r>
           </w:p>
@@ -1967,6 +3069,9 @@
           </w:tcPr>
           <w:p>
             <w:r>
+              <w:rPr>
+                <w:b/>
+              </w:rPr>
               <w:t>ARIMA(5,0,3)</w:t>
             </w:r>
           </w:p>
@@ -2362,6 +3467,9 @@
           </w:tcPr>
           <w:p>
             <w:r>
+              <w:rPr>
+                <w:b/>
+              </w:rPr>
               <w:t>Model</w:t>
             </w:r>
           </w:p>
@@ -2372,6 +3480,9 @@
           </w:tcPr>
           <w:p>
             <w:r>
+              <w:rPr>
+                <w:b/>
+              </w:rPr>
               <w:t>MSFE</w:t>
             </w:r>
           </w:p>
@@ -2382,6 +3493,9 @@
           </w:tcPr>
           <w:p>
             <w:r>
+              <w:rPr>
+                <w:b/>
+              </w:rPr>
               <w:t>RMSFE</w:t>
             </w:r>
           </w:p>
@@ -2392,6 +3506,9 @@
           </w:tcPr>
           <w:p>
             <w:r>
+              <w:rPr>
+                <w:b/>
+              </w:rPr>
               <w:t>MAE</w:t>
             </w:r>
           </w:p>
@@ -2600,17 +3717,219 @@
         <w:jc w:val="center"/>
       </w:pPr>
       <w:r>
-        <w:t>Figure 5: fig4a_real_rate.png</w:t>
+        <w:t>Figure 5</w:t>
       </w:r>
     </w:p>
     <w:p>
       <w:r>
-        <w:t>The real-rate proxy is constructed as rr_t = r_t − 100·Δp_t, converting the log-difference Δp_t to percentage points to match the scale of r_t. Its sample mean is approximately 3.6%, with a minimum of −3.8% and a maximum of around 15.0%.</w:t>
+        <w:t xml:space="preserve">The real-rate proxy is constructed as </w:t>
+      </w:r>
+      <w:r>
+        <w:rPr>
+          <w:i/>
+        </w:rPr>
+        <w:t>rr</w:t>
+      </w:r>
+      <w:r>
+        <w:rPr>
+          <w:i/>
+          <w:vertAlign w:val="subscript"/>
+        </w:rPr>
+        <w:t>t</w:t>
+      </w:r>
+      <w:r>
+        <w:rPr>
+          <w:i/>
+        </w:rPr>
+        <w:t xml:space="preserve"> = r</w:t>
+      </w:r>
+      <w:r>
+        <w:rPr>
+          <w:i/>
+          <w:vertAlign w:val="subscript"/>
+        </w:rPr>
+        <w:t>t</w:t>
+      </w:r>
+      <w:r>
+        <w:rPr>
+          <w:i/>
+        </w:rPr>
+        <w:t xml:space="preserve"> − 100·Δp</w:t>
+      </w:r>
+      <w:r>
+        <w:rPr>
+          <w:i/>
+          <w:vertAlign w:val="subscript"/>
+        </w:rPr>
+        <w:t>t</w:t>
+      </w:r>
+      <w:r>
+        <w:t xml:space="preserve">, converting the log-difference </w:t>
+      </w:r>
+      <w:r>
+        <w:rPr>
+          <w:i/>
+        </w:rPr>
+        <w:t>Δp</w:t>
+      </w:r>
+      <w:r>
+        <w:rPr>
+          <w:i/>
+          <w:vertAlign w:val="subscript"/>
+        </w:rPr>
+        <w:t>t</w:t>
+      </w:r>
+      <w:r>
+        <w:t xml:space="preserve"> to percentage points to match the scale of </w:t>
+      </w:r>
+      <w:r>
+        <w:rPr>
+          <w:i/>
+        </w:rPr>
+        <w:t>r</w:t>
+      </w:r>
+      <w:r>
+        <w:rPr>
+          <w:i/>
+          <w:vertAlign w:val="subscript"/>
+        </w:rPr>
+        <w:t>t</w:t>
+      </w:r>
+      <w:r>
+        <w:t>. Its sample mean is approximately 3.6%, with a minimum of −3.8% and a maximum of around 15.0%.</w:t>
       </w:r>
     </w:p>
     <w:p>
       <w:r>
-        <w:t>The plot suggests that rr_t is somewhat more stable than the nominal interest rate r_t, but less stable than inflation Δp_t. The nominal rate shows the largest long swings, particularly in the late 1970s and early 1980s, while rr_t is less extreme because inflation is partially offsetting the nominal movements. However, rr_t still displays substantial variation including prolonged swings and some negative values, so it is not obviously stable in any strong sense. Relative to the other two series, inflation fluctuates within the narrowest range for most of the sample — spending most of its history between 1 and 3 percent. The overall picture is that rr_t is less volatile than r_t, but not clearly more stable than Δp_t.</w:t>
+        <w:t xml:space="preserve">The plot suggests that </w:t>
+      </w:r>
+      <w:r>
+        <w:rPr>
+          <w:i/>
+        </w:rPr>
+        <w:t>rr</w:t>
+      </w:r>
+      <w:r>
+        <w:rPr>
+          <w:i/>
+          <w:vertAlign w:val="subscript"/>
+        </w:rPr>
+        <w:t>t</w:t>
+      </w:r>
+      <w:r>
+        <w:t xml:space="preserve"> is somewhat more stable than the nominal interest rate </w:t>
+      </w:r>
+      <w:r>
+        <w:rPr>
+          <w:i/>
+        </w:rPr>
+        <w:t>r</w:t>
+      </w:r>
+      <w:r>
+        <w:rPr>
+          <w:i/>
+          <w:vertAlign w:val="subscript"/>
+        </w:rPr>
+        <w:t>t</w:t>
+      </w:r>
+      <w:r>
+        <w:t xml:space="preserve">, but less stable than inflation </w:t>
+      </w:r>
+      <w:r>
+        <w:rPr>
+          <w:i/>
+        </w:rPr>
+        <w:t>Δp</w:t>
+      </w:r>
+      <w:r>
+        <w:rPr>
+          <w:i/>
+          <w:vertAlign w:val="subscript"/>
+        </w:rPr>
+        <w:t>t</w:t>
+      </w:r>
+      <w:r>
+        <w:t xml:space="preserve">. The nominal rate shows the largest long swings, particularly in the late 1970s and early 1980s, while </w:t>
+      </w:r>
+      <w:r>
+        <w:rPr>
+          <w:i/>
+        </w:rPr>
+        <w:t>rr</w:t>
+      </w:r>
+      <w:r>
+        <w:rPr>
+          <w:i/>
+          <w:vertAlign w:val="subscript"/>
+        </w:rPr>
+        <w:t>t</w:t>
+      </w:r>
+      <w:r>
+        <w:t xml:space="preserve"> is less extreme because inflation is partially offsetting the nominal movements. However, </w:t>
+      </w:r>
+      <w:r>
+        <w:rPr>
+          <w:i/>
+        </w:rPr>
+        <w:t>rr</w:t>
+      </w:r>
+      <w:r>
+        <w:rPr>
+          <w:i/>
+          <w:vertAlign w:val="subscript"/>
+        </w:rPr>
+        <w:t>t</w:t>
+      </w:r>
+      <w:r>
+        <w:t xml:space="preserve"> still displays substantial variation including prolonged swings and some negative values, so it is not obviously stable in any strong sense. Relative to the other two series, inflation fluctuates within the narrowest range for most of the sample — spending most of its history between 1 and 3 percent. The overall picture is that </w:t>
+      </w:r>
+      <w:r>
+        <w:rPr>
+          <w:i/>
+        </w:rPr>
+        <w:t>rr</w:t>
+      </w:r>
+      <w:r>
+        <w:rPr>
+          <w:i/>
+          <w:vertAlign w:val="subscript"/>
+        </w:rPr>
+        <w:t>t</w:t>
+      </w:r>
+      <w:r>
+        <w:t xml:space="preserve"> is less volatile than </w:t>
+      </w:r>
+      <w:r>
+        <w:rPr>
+          <w:i/>
+        </w:rPr>
+        <w:t>r</w:t>
+      </w:r>
+      <w:r>
+        <w:rPr>
+          <w:i/>
+          <w:vertAlign w:val="subscript"/>
+        </w:rPr>
+        <w:t>t</w:t>
+      </w:r>
+      <w:r>
+        <w:t xml:space="preserve">, but not clearly more stable than </w:t>
+      </w:r>
+      <w:r>
+        <w:rPr>
+          <w:i/>
+        </w:rPr>
+        <w:t>Δp</w:t>
+      </w:r>
+      <w:r>
+        <w:rPr>
+          <w:i/>
+          <w:vertAlign w:val="subscript"/>
+        </w:rPr>
+        <w:t>t</w:t>
+      </w:r>
+      <w:r>
+        <w:t>.</w:t>
       </w:r>
     </w:p>
     <w:p>
@@ -2665,17 +3984,158 @@
         <w:jc w:val="center"/>
       </w:pPr>
       <w:r>
-        <w:t>Figure 6: fig4b_consumption_ratio.png</w:t>
+        <w:t>Figure 6</w:t>
       </w:r>
     </w:p>
     <w:p>
       <w:r>
-        <w:t>The dominant feature of cy_t = C_t/Y_t is its persistent upward movement over the sample. The series rises from around 0.590 in the early part of the sample to approximately 0.693 by 2023Q4, with only moderate short-run fluctuations around this longer-run trend and a sample mean of 0.6419. The process mean does not appear constant over time — the series does not fluctuate around a clearly fixed level.</w:t>
+        <w:t xml:space="preserve">The dominant feature of </w:t>
+      </w:r>
+      <w:r>
+        <w:rPr>
+          <w:i/>
+        </w:rPr>
+        <w:t>cy</w:t>
+      </w:r>
+      <w:r>
+        <w:rPr>
+          <w:i/>
+          <w:vertAlign w:val="subscript"/>
+        </w:rPr>
+        <w:t>t</w:t>
+      </w:r>
+      <w:r>
+        <w:rPr>
+          <w:i/>
+        </w:rPr>
+        <w:t xml:space="preserve"> = C</w:t>
+      </w:r>
+      <w:r>
+        <w:rPr>
+          <w:i/>
+          <w:vertAlign w:val="subscript"/>
+        </w:rPr>
+        <w:t>t</w:t>
+      </w:r>
+      <w:r>
+        <w:rPr>
+          <w:i/>
+        </w:rPr>
+        <w:t>/Y</w:t>
+      </w:r>
+      <w:r>
+        <w:rPr>
+          <w:i/>
+          <w:vertAlign w:val="subscript"/>
+        </w:rPr>
+        <w:t>t</w:t>
+      </w:r>
+      <w:r>
+        <w:t xml:space="preserve"> is its persistent upward movement over the sample. The series rises from around 0.590 in the early part of the sample to approximately 0.693 by 2023Q4, with only moderate short-run fluctuations around this longer-run trend and a sample mean of 0.6419. The process mean does not appear constant over time — the series does not fluctuate around a clearly fixed level.</w:t>
       </w:r>
     </w:p>
     <w:p>
       <w:r>
-        <w:t>From an economic perspective, a rising cy_t means consumption has grown faster than output, so a larger share of GDP is allocated to household spending. Since cy_t = C_t/Y_t, a rise in the ratio means C_t is increasing relative to Y_t. From the national accounts identity Y = C + I + G + (X − M), a higher consumption share implies that the share of output accounted for by investment, government spending, and net exports has on average fallen relative to consumption. Several structural factors support this: a long-run decline in the household saving rate as access to credit expanded and financial markets deepened; a shift of the US economy toward services and away from investment-intensive manufacturing; and persistent trade deficits that allow domestic consumption to exceed domestic production. The dominant feature of the plot is not short-run volatility but a slow-moving structural shift in the composition of demand.</w:t>
+        <w:t xml:space="preserve">From an economic perspective, a rising </w:t>
+      </w:r>
+      <w:r>
+        <w:rPr>
+          <w:i/>
+        </w:rPr>
+        <w:t>cy</w:t>
+      </w:r>
+      <w:r>
+        <w:rPr>
+          <w:i/>
+          <w:vertAlign w:val="subscript"/>
+        </w:rPr>
+        <w:t>t</w:t>
+      </w:r>
+      <w:r>
+        <w:t xml:space="preserve"> means consumption has grown faster than output, so a larger share of GDP is allocated to household spending. Since </w:t>
+      </w:r>
+      <w:r>
+        <w:rPr>
+          <w:i/>
+        </w:rPr>
+        <w:t>cy</w:t>
+      </w:r>
+      <w:r>
+        <w:rPr>
+          <w:i/>
+          <w:vertAlign w:val="subscript"/>
+        </w:rPr>
+        <w:t>t</w:t>
+      </w:r>
+      <w:r>
+        <w:rPr>
+          <w:i/>
+        </w:rPr>
+        <w:t xml:space="preserve"> = C</w:t>
+      </w:r>
+      <w:r>
+        <w:rPr>
+          <w:i/>
+          <w:vertAlign w:val="subscript"/>
+        </w:rPr>
+        <w:t>t</w:t>
+      </w:r>
+      <w:r>
+        <w:rPr>
+          <w:i/>
+        </w:rPr>
+        <w:t>/Y</w:t>
+      </w:r>
+      <w:r>
+        <w:rPr>
+          <w:i/>
+          <w:vertAlign w:val="subscript"/>
+        </w:rPr>
+        <w:t>t</w:t>
+      </w:r>
+      <w:r>
+        <w:t xml:space="preserve">, a rise in the ratio means </w:t>
+      </w:r>
+      <w:r>
+        <w:rPr>
+          <w:i/>
+        </w:rPr>
+        <w:t>C</w:t>
+      </w:r>
+      <w:r>
+        <w:rPr>
+          <w:i/>
+          <w:vertAlign w:val="subscript"/>
+        </w:rPr>
+        <w:t>t</w:t>
+      </w:r>
+      <w:r>
+        <w:t xml:space="preserve"> is increasing relative to </w:t>
+      </w:r>
+      <w:r>
+        <w:rPr>
+          <w:i/>
+        </w:rPr>
+        <w:t>Y</w:t>
+      </w:r>
+      <w:r>
+        <w:rPr>
+          <w:i/>
+          <w:vertAlign w:val="subscript"/>
+        </w:rPr>
+        <w:t>t</w:t>
+      </w:r>
+      <w:r>
+        <w:t xml:space="preserve">. From the national accounts identity </w:t>
+      </w:r>
+      <w:r>
+        <w:rPr>
+          <w:i/>
+        </w:rPr>
+        <w:t>Y = C + I + G + (X − M)</w:t>
+      </w:r>
+      <w:r>
+        <w:t>, a higher consumption share implies that the share of output accounted for by investment, government spending, and net exports has on average fallen relative to consumption. Several structural factors support this: a long-run decline in the household saving rate as access to credit expanded and financial markets deepened; a shift of the US economy toward services and away from investment-intensive manufacturing; and persistent trade deficits that allow domestic consumption to exceed domestic production. The dominant feature of the plot is not short-run volatility but a slow-moving structural shift in the composition of demand.</w:t>
       </w:r>
     </w:p>
     <w:p>
@@ -2683,12 +4143,160 @@
         <w:pStyle w:val="Heading3"/>
       </w:pPr>
       <w:r>
-        <w:t>4(c) Best Adequate ARIMA Model for rr_t</w:t>
+        <w:t>4(c) Best Adequate ARIMA Model for `rr_t`</w:t>
       </w:r>
     </w:p>
     <w:p>
       <w:r>
-        <w:t>Formally, if r_t is I(1) and 100·Δp_t is I(0), their difference rr_t should also be I(1). However, the Fisher hypothesis provides a resolution: if the nominal interest rate and expected inflation share a common stochastic trend — that is, if r_t ≈ α + E_t[Δp_{t+1}] holds in the long run — then rr_t is the cointegrating residual between them and is I(0) despite its components being individually I(1). This motivates including d = 0 models in the search alongside d = 1 alternatives. A search over d ∈ {0,1} and p, q = 0,...,10 with Ljung-Box adequacy checking at 20 lags confirms that the real rate is adequately described without differencing.</w:t>
+        <w:t xml:space="preserve">Formally, if </w:t>
+      </w:r>
+      <w:r>
+        <w:rPr>
+          <w:i/>
+        </w:rPr>
+        <w:t>r</w:t>
+      </w:r>
+      <w:r>
+        <w:rPr>
+          <w:i/>
+          <w:vertAlign w:val="subscript"/>
+        </w:rPr>
+        <w:t>t</w:t>
+      </w:r>
+      <w:r>
+        <w:t xml:space="preserve"> is I(1) and </w:t>
+      </w:r>
+      <w:r>
+        <w:rPr>
+          <w:i/>
+        </w:rPr>
+        <w:t>100·Δp</w:t>
+      </w:r>
+      <w:r>
+        <w:rPr>
+          <w:i/>
+          <w:vertAlign w:val="subscript"/>
+        </w:rPr>
+        <w:t>t</w:t>
+      </w:r>
+      <w:r>
+        <w:t xml:space="preserve"> is I(0), their difference </w:t>
+      </w:r>
+      <w:r>
+        <w:rPr>
+          <w:i/>
+        </w:rPr>
+        <w:t>rr</w:t>
+      </w:r>
+      <w:r>
+        <w:rPr>
+          <w:i/>
+          <w:vertAlign w:val="subscript"/>
+        </w:rPr>
+        <w:t>t</w:t>
+      </w:r>
+      <w:r>
+        <w:t xml:space="preserve"> should also be I(1). However, the Fisher hypothesis provides a resolution: if the nominal interest rate and expected inflation share a common stochastic trend — that is, if </w:t>
+      </w:r>
+      <w:r>
+        <w:rPr>
+          <w:i/>
+        </w:rPr>
+        <w:t>r</w:t>
+      </w:r>
+      <w:r>
+        <w:rPr>
+          <w:i/>
+          <w:vertAlign w:val="subscript"/>
+        </w:rPr>
+        <w:t>t</w:t>
+      </w:r>
+      <w:r>
+        <w:rPr>
+          <w:i/>
+        </w:rPr>
+        <w:t xml:space="preserve"> ≈ α + E</w:t>
+      </w:r>
+      <w:r>
+        <w:rPr>
+          <w:i/>
+          <w:vertAlign w:val="subscript"/>
+        </w:rPr>
+        <w:t>t</w:t>
+      </w:r>
+      <w:r>
+        <w:rPr>
+          <w:i/>
+        </w:rPr>
+        <w:t>[Δp</w:t>
+      </w:r>
+      <w:r>
+        <w:rPr>
+          <w:i/>
+          <w:vertAlign w:val="subscript"/>
+        </w:rPr>
+        <w:t>t+1</w:t>
+      </w:r>
+      <w:r>
+        <w:rPr>
+          <w:i/>
+        </w:rPr>
+        <w:t>]</w:t>
+      </w:r>
+      <w:r>
+        <w:t xml:space="preserve"> holds in the long run — then </w:t>
+      </w:r>
+      <w:r>
+        <w:rPr>
+          <w:i/>
+        </w:rPr>
+        <w:t>rr</w:t>
+      </w:r>
+      <w:r>
+        <w:rPr>
+          <w:i/>
+          <w:vertAlign w:val="subscript"/>
+        </w:rPr>
+        <w:t>t</w:t>
+      </w:r>
+      <w:r>
+        <w:t xml:space="preserve"> is the cointegrating residual between them and is I(0) despite its components being individually I(1). This motivates including </w:t>
+      </w:r>
+      <w:r>
+        <w:rPr>
+          <w:i/>
+        </w:rPr>
+        <w:t>d = 0</w:t>
+      </w:r>
+      <w:r>
+        <w:t xml:space="preserve"> models in the search alongside </w:t>
+      </w:r>
+      <w:r>
+        <w:rPr>
+          <w:i/>
+        </w:rPr>
+        <w:t>d = 1</w:t>
+      </w:r>
+      <w:r>
+        <w:t xml:space="preserve"> alternatives. A search over </w:t>
+      </w:r>
+      <w:r>
+        <w:rPr>
+          <w:i/>
+        </w:rPr>
+        <w:t>d ∈ {0,1}</w:t>
+      </w:r>
+      <w:r>
+        <w:t xml:space="preserve"> and </w:t>
+      </w:r>
+      <w:r>
+        <w:rPr>
+          <w:i/>
+        </w:rPr>
+        <w:t>p, q = 0,...,10</w:t>
+      </w:r>
+      <w:r>
+        <w:t xml:space="preserve"> with Ljung-Box adequacy checking at 20 lags confirms that the real rate is adequately described without differencing.</w:t>
       </w:r>
     </w:p>
     <w:tbl>
@@ -2710,7 +4318,25 @@
           </w:tcPr>
           <w:p>
             <w:r>
-              <w:t>Model for rr_t</w:t>
+              <w:rPr>
+                <w:b/>
+              </w:rPr>
+              <w:t xml:space="preserve">Model for </w:t>
+            </w:r>
+            <w:r>
+              <w:rPr>
+                <w:b/>
+                <w:i/>
+              </w:rPr>
+              <w:t>rr</w:t>
+            </w:r>
+            <w:r>
+              <w:rPr>
+                <w:b/>
+                <w:i/>
+                <w:vertAlign w:val="subscript"/>
+              </w:rPr>
+              <w:t>t</w:t>
             </w:r>
           </w:p>
         </w:tc>
@@ -2720,6 +4346,9 @@
           </w:tcPr>
           <w:p>
             <w:r>
+              <w:rPr>
+                <w:b/>
+              </w:rPr>
               <w:t>AIC</w:t>
             </w:r>
           </w:p>
@@ -2730,6 +4359,9 @@
           </w:tcPr>
           <w:p>
             <w:r>
+              <w:rPr>
+                <w:b/>
+              </w:rPr>
               <w:t>BIC</w:t>
             </w:r>
           </w:p>
@@ -2740,6 +4372,9 @@
           </w:tcPr>
           <w:p>
             <w:r>
+              <w:rPr>
+                <w:b/>
+              </w:rPr>
               <w:t>Ljung-Box p-value</w:t>
             </w:r>
           </w:p>
@@ -2791,12 +4426,127 @@
     <w:p/>
     <w:p>
       <w:r>
-        <w:t>Key estimated coefficients: ar1 = 0.5767, ar2 = 0.3471, ar3 = 0.0536, ar4 = 0.1090, ar5 = −0.1204, ar6 = 0.0690, ar7 = −0.3897, ar8 = 0.2937, ma1 = 0.8700, intercept = 3.350.</w:t>
+        <w:t xml:space="preserve">Key estimated coefficients: </w:t>
+      </w:r>
+      <w:r>
+        <w:rPr>
+          <w:i/>
+        </w:rPr>
+        <w:t>φ₁ = 0.5767</w:t>
+      </w:r>
+      <w:r>
+        <w:t xml:space="preserve">, </w:t>
+      </w:r>
+      <w:r>
+        <w:rPr>
+          <w:i/>
+        </w:rPr>
+        <w:t>φ₂ = 0.3471</w:t>
+      </w:r>
+      <w:r>
+        <w:t xml:space="preserve">, </w:t>
+      </w:r>
+      <w:r>
+        <w:rPr>
+          <w:i/>
+        </w:rPr>
+        <w:t>φ₃ = 0.0536</w:t>
+      </w:r>
+      <w:r>
+        <w:t xml:space="preserve">, </w:t>
+      </w:r>
+      <w:r>
+        <w:rPr>
+          <w:i/>
+        </w:rPr>
+        <w:t>φ₄ = 0.1090</w:t>
+      </w:r>
+      <w:r>
+        <w:t xml:space="preserve">, </w:t>
+      </w:r>
+      <w:r>
+        <w:rPr>
+          <w:i/>
+        </w:rPr>
+        <w:t>φ₅ = −0.1204</w:t>
+      </w:r>
+      <w:r>
+        <w:t xml:space="preserve">, </w:t>
+      </w:r>
+      <w:r>
+        <w:rPr>
+          <w:i/>
+        </w:rPr>
+        <w:t>φ₆ = 0.0690</w:t>
+      </w:r>
+      <w:r>
+        <w:t xml:space="preserve">, </w:t>
+      </w:r>
+      <w:r>
+        <w:rPr>
+          <w:i/>
+        </w:rPr>
+        <w:t>φ₇ = −0.3897</w:t>
+      </w:r>
+      <w:r>
+        <w:t xml:space="preserve">, </w:t>
+      </w:r>
+      <w:r>
+        <w:rPr>
+          <w:i/>
+        </w:rPr>
+        <w:t>φ₈ = 0.2937</w:t>
+      </w:r>
+      <w:r>
+        <w:t xml:space="preserve">, </w:t>
+      </w:r>
+      <w:r>
+        <w:rPr>
+          <w:i/>
+        </w:rPr>
+        <w:t>θ₁ = 0.8700</w:t>
+      </w:r>
+      <w:r>
+        <w:t xml:space="preserve">, </w:t>
+      </w:r>
+      <w:r>
+        <w:rPr>
+          <w:i/>
+        </w:rPr>
+        <w:t>μ = 3.350</w:t>
+      </w:r>
+      <w:r>
+        <w:t>.</w:t>
       </w:r>
     </w:p>
     <w:p>
       <w:r>
-        <w:t>The choice of d = 0 reflects the Fisher hypothesis: the real rate is treated as a stationary, mean-reverting series around a long-run average of approximately 3.4%, even though its cycle is very slow. The AR(1) coefficient of 0.58, together with the subsequent AR terms, captures the strong positive autocorrelation in rr_t without requiring a unit root — the AR polynomial collectively describes the multi-year swings visible in the Q4(a) plot, where deviations from the long-run mean persist but ultimately reverse. Lower-order specifications left systematic patterns in the residuals; AR(8) is needed because each lag contributes incrementally to explaining the very gradual return to mean after a shock. The large positive MA(1) term provides additional flexibility in capturing the initial shock response. Together, the model matches the two dominant features of the plot: very slow mean-reversion and a clearly positive long-run average, both of which are inconsistent with a unit root and consistent with stationary but highly persistent dynamics.</w:t>
+        <w:t xml:space="preserve">The choice of </w:t>
+      </w:r>
+      <w:r>
+        <w:rPr>
+          <w:i/>
+        </w:rPr>
+        <w:t>d = 0</w:t>
+      </w:r>
+      <w:r>
+        <w:t xml:space="preserve"> reflects the Fisher hypothesis: the real rate is treated as a stationary, mean-reverting series around a long-run average of approximately 3.4%, even though its cycle is very slow. The AR(1) coefficient of 0.58, together with the subsequent AR terms, captures the strong positive autocorrelation in </w:t>
+      </w:r>
+      <w:r>
+        <w:rPr>
+          <w:i/>
+        </w:rPr>
+        <w:t>rr</w:t>
+      </w:r>
+      <w:r>
+        <w:rPr>
+          <w:i/>
+          <w:vertAlign w:val="subscript"/>
+        </w:rPr>
+        <w:t>t</w:t>
+      </w:r>
+      <w:r>
+        <w:t xml:space="preserve"> without requiring a unit root — the AR polynomial collectively describes the multi-year swings visible in the Q4(a) plot, where deviations from the long-run mean persist but ultimately reverse. Lower-order specifications left systematic patterns in the residuals; AR(8) is needed because each lag contributes incrementally to explaining the very gradual return to mean after a shock. The large positive MA(1) term provides additional flexibility in capturing the initial shock response. Together, the model matches the two dominant features of the plot: very slow mean-reversion and a clearly positive long-run average, both of which are inconsistent with a unit root and consistent with stationary but highly persistent dynamics.</w:t>
       </w:r>
     </w:p>
     <w:p>
@@ -2804,12 +4554,46 @@
         <w:pStyle w:val="Heading3"/>
       </w:pPr>
       <w:r>
-        <w:t>4(d) Best Adequate ARIMA Model for cy_t</w:t>
+        <w:t>4(d) Best Adequate ARIMA Model for `cy_t`</w:t>
       </w:r>
     </w:p>
     <w:p>
       <w:r>
-        <w:t>A search over d ∈ {0,1} and p, q = 0,...,4 was carried out using AIC and BIC ranking with Ljung-Box adequacy checking at 20 lags. The persistent upward movement in cy_t is consistent with a unit root, and the best adequate model requires first differencing. Among d=0 candidates, high-order adequate specifications exist (e.g. ARIMA(8,0,3) with drift) but their AIC values are substantially higher than the best d=1 model, and the level plot does not show clear mean-reversion — the series continues trending upward through the end of the sample with no obvious tendency to revert to a fixed level, which is inconsistent with the d=0 assumption. The preferred model is therefore:</w:t>
+        <w:t xml:space="preserve">A search over </w:t>
+      </w:r>
+      <w:r>
+        <w:rPr>
+          <w:i/>
+        </w:rPr>
+        <w:t>d ∈ {0,1}</w:t>
+      </w:r>
+      <w:r>
+        <w:t xml:space="preserve"> and </w:t>
+      </w:r>
+      <w:r>
+        <w:rPr>
+          <w:i/>
+        </w:rPr>
+        <w:t>p, q = 0,...,4</w:t>
+      </w:r>
+      <w:r>
+        <w:t xml:space="preserve"> was carried out using AIC and BIC ranking with Ljung-Box adequacy checking at 20 lags. The persistent upward movement in </w:t>
+      </w:r>
+      <w:r>
+        <w:rPr>
+          <w:i/>
+        </w:rPr>
+        <w:t>cy</w:t>
+      </w:r>
+      <w:r>
+        <w:rPr>
+          <w:i/>
+          <w:vertAlign w:val="subscript"/>
+        </w:rPr>
+        <w:t>t</w:t>
+      </w:r>
+      <w:r>
+        <w:t xml:space="preserve"> is consistent with a unit root, and the best adequate model requires first differencing. Among d=0 candidates, high-order adequate specifications exist (e.g. ARIMA(8,0,3) with drift) but their AIC values are substantially higher than the best d=1 model, and the level plot does not show clear mean-reversion — the series continues trending upward through the end of the sample with no obvious tendency to revert to a fixed level, which is inconsistent with the d=0 assumption. The preferred model is therefore:</w:t>
       </w:r>
     </w:p>
     <w:tbl>
@@ -2831,7 +4615,25 @@
           </w:tcPr>
           <w:p>
             <w:r>
-              <w:t>Model for cy_t</w:t>
+              <w:rPr>
+                <w:b/>
+              </w:rPr>
+              <w:t xml:space="preserve">Model for </w:t>
+            </w:r>
+            <w:r>
+              <w:rPr>
+                <w:b/>
+                <w:i/>
+              </w:rPr>
+              <w:t>cy</w:t>
+            </w:r>
+            <w:r>
+              <w:rPr>
+                <w:b/>
+                <w:i/>
+                <w:vertAlign w:val="subscript"/>
+              </w:rPr>
+              <w:t>t</w:t>
             </w:r>
           </w:p>
         </w:tc>
@@ -2841,6 +4643,9 @@
           </w:tcPr>
           <w:p>
             <w:r>
+              <w:rPr>
+                <w:b/>
+              </w:rPr>
               <w:t>AIC</w:t>
             </w:r>
           </w:p>
@@ -2851,6 +4656,9 @@
           </w:tcPr>
           <w:p>
             <w:r>
+              <w:rPr>
+                <w:b/>
+              </w:rPr>
               <w:t>BIC</w:t>
             </w:r>
           </w:p>
@@ -2861,6 +4669,9 @@
           </w:tcPr>
           <w:p>
             <w:r>
+              <w:rPr>
+                <w:b/>
+              </w:rPr>
               <w:t>Ljung-Box p-value</w:t>
             </w:r>
           </w:p>
@@ -2912,12 +4723,107 @@
     <w:p/>
     <w:p>
       <w:r>
-        <w:t>Key estimated coefficients: ar1 = 0.6092, ar2 = −0.5732, ar3 = 0.7553, ma1 = −0.8316, ma2 = 0.6862, ma3 = −0.8547, drift = 0.0003.</w:t>
+        <w:t xml:space="preserve">Key estimated coefficients: </w:t>
+      </w:r>
+      <w:r>
+        <w:rPr>
+          <w:i/>
+        </w:rPr>
+        <w:t>φ₁ = 0.6092</w:t>
+      </w:r>
+      <w:r>
+        <w:t xml:space="preserve">, </w:t>
+      </w:r>
+      <w:r>
+        <w:rPr>
+          <w:i/>
+        </w:rPr>
+        <w:t>φ₂ = −0.5732</w:t>
+      </w:r>
+      <w:r>
+        <w:t xml:space="preserve">, </w:t>
+      </w:r>
+      <w:r>
+        <w:rPr>
+          <w:i/>
+        </w:rPr>
+        <w:t>φ₃ = 0.7553</w:t>
+      </w:r>
+      <w:r>
+        <w:t xml:space="preserve">, </w:t>
+      </w:r>
+      <w:r>
+        <w:rPr>
+          <w:i/>
+        </w:rPr>
+        <w:t>θ₁ = −0.8316</w:t>
+      </w:r>
+      <w:r>
+        <w:t xml:space="preserve">, </w:t>
+      </w:r>
+      <w:r>
+        <w:rPr>
+          <w:i/>
+        </w:rPr>
+        <w:t>θ₂ = 0.6862</w:t>
+      </w:r>
+      <w:r>
+        <w:t xml:space="preserve">, </w:t>
+      </w:r>
+      <w:r>
+        <w:rPr>
+          <w:i/>
+        </w:rPr>
+        <w:t>θ₃ = −0.8547</w:t>
+      </w:r>
+      <w:r>
+        <w:t xml:space="preserve">, </w:t>
+      </w:r>
+      <w:r>
+        <w:rPr>
+          <w:i/>
+        </w:rPr>
+        <w:t>drift = 0.0003</w:t>
+      </w:r>
+      <w:r>
+        <w:t>.</w:t>
       </w:r>
     </w:p>
     <w:p>
       <w:r>
-        <w:t>First differencing is the appropriate treatment for cy_t because the series shows clear, sustained upward movement throughout the sample — it does not oscillate around a fixed mean but instead trends from approximately 0.59 to 0.69 over the 65-year sample. Taking the first difference removes this stochastic trend component and yields a stationary series to which ARMA dynamics can be applied. The small positive drift of 0.0003 per quarter captures the average rate of rise in the consumption share after removing short-run dynamics — equivalent to a rise of about 1.2 percentage points per decade, matching the historical average observed in the plot. The AR(3) component reflects that deviations from this drift path are themselves persistent: a quarter where consumption grows faster than trend tends to be followed by further above-trend quarters before reverting, a pattern consistent with household consumption exhibiting momentum due to habit formation and smooth adjustment to permanent income shocks. The MA(3) structure captures the short-lived idiosyncratic shocks that die away within a few quarters. Together, the ARIMA(3,1,3) with drift captures both the dominant long-run feature of the data (the trend in the level of cy_t) and its short-run dynamics (autocorrelated quarterly fluctuations around that trend).</w:t>
+        <w:t xml:space="preserve">First differencing is the appropriate treatment for </w:t>
+      </w:r>
+      <w:r>
+        <w:rPr>
+          <w:i/>
+        </w:rPr>
+        <w:t>cy</w:t>
+      </w:r>
+      <w:r>
+        <w:rPr>
+          <w:i/>
+          <w:vertAlign w:val="subscript"/>
+        </w:rPr>
+        <w:t>t</w:t>
+      </w:r>
+      <w:r>
+        <w:t xml:space="preserve"> because the series shows clear, sustained upward movement throughout the sample — it does not oscillate around a fixed mean but instead trends from approximately 0.59 to 0.69 over the 65-year sample. Taking the first difference removes this stochastic trend component and yields a stationary series to which ARMA dynamics can be applied. The small positive drift of 0.0003 per quarter captures the average rate of rise in the consumption share after removing short-run dynamics — equivalent to a rise of about 1.2 percentage points per decade, matching the historical average observed in the plot. The AR(3) component reflects that deviations from this drift path are themselves persistent: a quarter where consumption grows faster than trend tends to be followed by further above-trend quarters before reverting, a pattern consistent with household consumption exhibiting momentum due to habit formation and smooth adjustment to permanent income shocks. The MA(3) structure captures the short-lived idiosyncratic shocks that die away within a few quarters. Together, the ARIMA(3,1,3) with drift captures both the dominant long-run feature of the data (the trend in the level of </w:t>
+      </w:r>
+      <w:r>
+        <w:rPr>
+          <w:i/>
+        </w:rPr>
+        <w:t>cy</w:t>
+      </w:r>
+      <w:r>
+        <w:rPr>
+          <w:i/>
+          <w:vertAlign w:val="subscript"/>
+        </w:rPr>
+        <w:t>t</w:t>
+      </w:r>
+      <w:r>
+        <w:t>) and its short-run dynamics (autocorrelated quarterly fluctuations around that trend).</w:t>
       </w:r>
     </w:p>
     <w:p>
@@ -2930,12 +4836,60 @@
     </w:p>
     <w:p>
       <w:r>
-        <w:t>A forecasting model for rr_t is useful for policy because the real interest rate is closely related to the effective stance of monetary policy. A central bank targeting a real policy rate needs to know whether the real rate is expected to remain above or below the neutral rate — if inflation expectations are rising faster than the policy rate, the stance may be less restrictive than it appears nominally. The ARIMA(8,0,1) model, which captures the high persistence and long swings in rr_t, is useful for summarising how real financing conditions evolve over time rather than treating each quarterly movement as independent.</w:t>
+        <w:t xml:space="preserve">A forecasting model for </w:t>
+      </w:r>
+      <w:r>
+        <w:rPr>
+          <w:i/>
+        </w:rPr>
+        <w:t>rr</w:t>
+      </w:r>
+      <w:r>
+        <w:rPr>
+          <w:i/>
+          <w:vertAlign w:val="subscript"/>
+        </w:rPr>
+        <w:t>t</w:t>
+      </w:r>
+      <w:r>
+        <w:t xml:space="preserve"> is useful for policy because the real interest rate is closely related to the effective stance of monetary policy. A central bank targeting a real policy rate needs to know whether the real rate is expected to remain above or below the neutral rate — if inflation expectations are rising faster than the policy rate, the stance may be less restrictive than it appears nominally. The ARIMA(8,0,1) model, which captures the high persistence and long swings in </w:t>
+      </w:r>
+      <w:r>
+        <w:rPr>
+          <w:i/>
+        </w:rPr>
+        <w:t>rr</w:t>
+      </w:r>
+      <w:r>
+        <w:rPr>
+          <w:i/>
+          <w:vertAlign w:val="subscript"/>
+        </w:rPr>
+        <w:t>t</w:t>
+      </w:r>
+      <w:r>
+        <w:t>, is useful for summarising how real financing conditions evolve over time rather than treating each quarterly movement as independent.</w:t>
       </w:r>
     </w:p>
     <w:p>
       <w:r>
-        <w:t>The cy_t model is relevant to both monetary and fiscal policy. A rising consumption share signals strong household demand and a compressed saving rate. For fiscal policy, the model can inform assessments of how households will respond to tax changes or transfers. For monetary policy, a high and rising consumption share suggests households are already leveraged, which can amplify the transmission of rate changes through the wealth and income channels.</w:t>
+        <w:t xml:space="preserve">The </w:t>
+      </w:r>
+      <w:r>
+        <w:rPr>
+          <w:i/>
+        </w:rPr>
+        <w:t>cy</w:t>
+      </w:r>
+      <w:r>
+        <w:rPr>
+          <w:i/>
+          <w:vertAlign w:val="subscript"/>
+        </w:rPr>
+        <w:t>t</w:t>
+      </w:r>
+      <w:r>
+        <w:t xml:space="preserve"> model is relevant to both monetary and fiscal policy. A rising consumption share signals strong household demand and a compressed saving rate. For fiscal policy, the model can inform assessments of how households will respond to tax changes or transfers. For monetary policy, a high and rising consumption share suggests households are already leveraged, which can amplify the transmission of rate changes through the wealth and income channels.</w:t>
       </w:r>
     </w:p>
     <w:p>
@@ -2976,6 +4930,9 @@
           </w:tcPr>
           <w:p>
             <w:r>
+              <w:rPr>
+                <w:b/>
+              </w:rPr>
               <w:t>Currency</w:t>
             </w:r>
           </w:p>
@@ -2986,6 +4943,9 @@
           </w:tcPr>
           <w:p>
             <w:r>
+              <w:rPr>
+                <w:b/>
+              </w:rPr>
               <w:t>Sample Variance</w:t>
             </w:r>
           </w:p>
@@ -3143,17 +5103,55 @@
         <w:jc w:val="center"/>
       </w:pPr>
       <w:r>
-        <w:t>Figure 7: fig5b_abs_returns.png</w:t>
+        <w:t>Figure 7</w:t>
       </w:r>
     </w:p>
     <w:p>
       <w:r>
-        <w:t>The plots of |e_{j,t}| show clear periods of low volatility followed by periods of much higher volatility, especially around March 2020 and again in later parts of the sample. Large absolute returns tend to be followed by further large returns, while calm stretches tend to persist. This is volatility clustering. The most prominent shared spike occurs at the onset of COVID-19, where all four series show an abrupt and simultaneous jump — reflecting global risk aversion and liquidity stress rather than anything specific to any single currency pair.</w:t>
+        <w:t xml:space="preserve">The plots of </w:t>
+      </w:r>
+      <w:r>
+        <w:rPr>
+          <w:i/>
+        </w:rPr>
+        <w:t>|e</w:t>
+      </w:r>
+      <w:r>
+        <w:rPr>
+          <w:i/>
+          <w:vertAlign w:val="subscript"/>
+        </w:rPr>
+        <w:t>j,t</w:t>
+      </w:r>
+      <w:r>
+        <w:rPr>
+          <w:i/>
+        </w:rPr>
+        <w:t>|</w:t>
+      </w:r>
+      <w:r>
+        <w:t xml:space="preserve"> show clear periods of low volatility followed by periods of much higher volatility, especially around March 2020 and again in later parts of the sample. Large absolute returns tend to be followed by further large returns, while calm stretches tend to persist. This is volatility clustering. The most prominent shared spike occurs at the onset of COVID-19, where all four series show an abrupt and simultaneous jump — reflecting global risk aversion and liquidity stress rather than anything specific to any single currency pair.</w:t>
       </w:r>
     </w:p>
     <w:p>
       <w:r>
-        <w:t>This clustering pattern is inconsistent with an iid constant-variance process. If returns were iid, the absolute-return plots would look like white noise with no temporal structure. Instead, the data strongly suggest time-varying conditional volatility, making GARCH-type models the natural next step for modelling e_{j,t}.</w:t>
+        <w:t xml:space="preserve">This clustering pattern is inconsistent with an iid constant-variance process. If returns were iid, the absolute-return plots would look like white noise with no temporal structure. Instead, the data strongly suggest time-varying conditional volatility, making GARCH-type models the natural next step for modelling </w:t>
+      </w:r>
+      <w:r>
+        <w:rPr>
+          <w:i/>
+        </w:rPr>
+        <w:t>e</w:t>
+      </w:r>
+      <w:r>
+        <w:rPr>
+          <w:i/>
+          <w:vertAlign w:val="subscript"/>
+        </w:rPr>
+        <w:t>j,t</w:t>
+      </w:r>
+      <w:r>
+        <w:t>.</w:t>
       </w:r>
     </w:p>
     <w:p>
@@ -3201,6 +5199,9 @@
           </w:tcPr>
           <w:p>
             <w:r>
+              <w:rPr>
+                <w:b/>
+              </w:rPr>
               <w:t>Currency</w:t>
             </w:r>
           </w:p>
@@ -3211,6 +5212,9 @@
           </w:tcPr>
           <w:p>
             <w:r>
+              <w:rPr>
+                <w:b/>
+              </w:rPr>
               <w:t>ARCH LM Statistic</w:t>
             </w:r>
           </w:p>
@@ -3221,6 +5225,9 @@
           </w:tcPr>
           <w:p>
             <w:r>
+              <w:rPr>
+                <w:b/>
+              </w:rPr>
               <w:t>p-value</w:t>
             </w:r>
           </w:p>
@@ -3231,6 +5238,9 @@
           </w:tcPr>
           <w:p>
             <w:r>
+              <w:rPr>
+                <w:b/>
+              </w:rPr>
               <w:t>Ljung-Box on Squared Returns p-value</w:t>
             </w:r>
           </w:p>
@@ -3421,27 +5431,72 @@
     </w:p>
     <w:p>
       <w:r>
-        <w:t>A comparison of ARMA(p,q) models with p, q ∈ {0,...,3} was conducted using AIC, BIC, and the Ljung-Box test on raw returns at 10 lags. Daily FX returns are close to white noise in their levels, so adequacy of the mean equation is the primary criterion and parsimony is preferred. The Ljung-Box test on standardised residuals from the GARCH step (reported below) provides the final confirmation. Decisions for the mean equation:</w:t>
+        <w:t xml:space="preserve">A comparison of ARMA(p,q) models with </w:t>
+      </w:r>
+      <w:r>
+        <w:rPr>
+          <w:i/>
+        </w:rPr>
+        <w:t>p, q ∈ {0,...,3}</w:t>
+      </w:r>
+      <w:r>
+        <w:t xml:space="preserve"> was conducted using AIC, BIC, and the Ljung-Box test on raw returns at 10 lags. Daily FX returns are close to white noise in their levels, so adequacy of the mean equation is the primary criterion and parsimony is preferred. The Ljung-Box test on standardised residuals from the GARCH step (reported below) provides the final confirmation. Decisions for the mean equation:</w:t>
       </w:r>
     </w:p>
     <w:p>
-      <w:r>
-        <w:t>- CNY: ARMA(0,0) — AIC and BIC both rank a constant-only mean among the top specifications, and the Ljung-Box test on raw CNY returns does not reject at conventional levels for the zero-lag model. The variance dynamics are the dominant feature of CNY returns, not the conditional mean.</w:t>
+      <w:pPr>
+        <w:pStyle w:val="ListBullet"/>
+      </w:pPr>
+      <w:r>
+        <w:rPr>
+          <w:b/>
+        </w:rPr>
+        <w:t>CNY</w:t>
+      </w:r>
+      <w:r>
+        <w:t>: ARMA(0,0) — AIC and BIC both rank a constant-only mean among the top specifications, and the Ljung-Box test on raw CNY returns does not reject at conventional levels for the zero-lag model. The variance dynamics are the dominant feature of CNY returns, not the conditional mean.</w:t>
       </w:r>
     </w:p>
     <w:p>
-      <w:r>
-        <w:t>- USD: ARMA(0,0) — similar reasoning; the marginal AIC improvement from adding AR or MA terms is small, and the GARCH variance model is sufficient to account for the autocorrelation structure.</w:t>
+      <w:pPr>
+        <w:pStyle w:val="ListBullet"/>
+      </w:pPr>
+      <w:r>
+        <w:rPr>
+          <w:b/>
+        </w:rPr>
+        <w:t>USD</w:t>
+      </w:r>
+      <w:r>
+        <w:t>: ARMA(0,0) — similar reasoning; the marginal AIC improvement from adding AR or MA terms is small, and the GARCH variance model is sufficient to account for the autocorrelation structure.</w:t>
       </w:r>
     </w:p>
     <w:p>
-      <w:r>
-        <w:t>- TWI: ARMA(1,0) — AIC and BIC indicate a mild but persistent AR(1) component in TWI returns; this is the simplest adequate mean specification.</w:t>
+      <w:pPr>
+        <w:pStyle w:val="ListBullet"/>
+      </w:pPr>
+      <w:r>
+        <w:rPr>
+          <w:b/>
+        </w:rPr>
+        <w:t>TWI</w:t>
+      </w:r>
+      <w:r>
+        <w:t>: ARMA(1,0) — AIC and BIC indicate a mild but persistent AR(1) component in TWI returns; this is the simplest adequate mean specification.</w:t>
       </w:r>
     </w:p>
     <w:p>
-      <w:r>
-        <w:t>- SDR: ARMA(0,1) — BIC favours the MA(1) mean equation, which achieves adequate Ljung-Box p-values on raw returns.</w:t>
+      <w:pPr>
+        <w:pStyle w:val="ListBullet"/>
+      </w:pPr>
+      <w:r>
+        <w:rPr>
+          <w:b/>
+        </w:rPr>
+        <w:t>SDR</w:t>
+      </w:r>
+      <w:r>
+        <w:t>: ARMA(0,1) — BIC favours the MA(1) mean equation, which achieves adequate Ljung-Box p-values on raw returns.</w:t>
       </w:r>
     </w:p>
     <w:p>
@@ -3478,6 +5533,9 @@
           </w:tcPr>
           <w:p>
             <w:r>
+              <w:rPr>
+                <w:b/>
+              </w:rPr>
               <w:t>Currency</w:t>
             </w:r>
           </w:p>
@@ -3488,6 +5546,9 @@
           </w:tcPr>
           <w:p>
             <w:r>
+              <w:rPr>
+                <w:b/>
+              </w:rPr>
               <w:t>Mean Model</w:t>
             </w:r>
           </w:p>
@@ -3498,6 +5559,9 @@
           </w:tcPr>
           <w:p>
             <w:r>
+              <w:rPr>
+                <w:b/>
+              </w:rPr>
               <w:t>Variance Model</w:t>
             </w:r>
           </w:p>
@@ -3508,6 +5572,9 @@
           </w:tcPr>
           <w:p>
             <w:r>
+              <w:rPr>
+                <w:b/>
+              </w:rPr>
               <w:t>Errors</w:t>
             </w:r>
           </w:p>
@@ -3518,6 +5585,9 @@
           </w:tcPr>
           <w:p>
             <w:r>
+              <w:rPr>
+                <w:b/>
+              </w:rPr>
               <w:t>AIC</w:t>
             </w:r>
           </w:p>
@@ -3528,6 +5598,9 @@
           </w:tcPr>
           <w:p>
             <w:r>
+              <w:rPr>
+                <w:b/>
+              </w:rPr>
               <w:t>BIC</w:t>
             </w:r>
           </w:p>
@@ -3813,6 +5886,9 @@
           </w:tcPr>
           <w:p>
             <w:r>
+              <w:rPr>
+                <w:b/>
+              </w:rPr>
               <w:t>Currency</w:t>
             </w:r>
           </w:p>
@@ -3823,7 +5899,11 @@
           </w:tcPr>
           <w:p>
             <w:r>
-              <w:t>mu</w:t>
+              <w:rPr>
+                <w:b/>
+                <w:i/>
+              </w:rPr>
+              <w:t>μ</w:t>
             </w:r>
           </w:p>
         </w:tc>
@@ -3833,7 +5913,11 @@
           </w:tcPr>
           <w:p>
             <w:r>
-              <w:t>ar1</w:t>
+              <w:rPr>
+                <w:b/>
+                <w:i/>
+              </w:rPr>
+              <w:t>φ₁</w:t>
             </w:r>
           </w:p>
         </w:tc>
@@ -3843,7 +5927,11 @@
           </w:tcPr>
           <w:p>
             <w:r>
-              <w:t>ma1</w:t>
+              <w:rPr>
+                <w:b/>
+                <w:i/>
+              </w:rPr>
+              <w:t>θ₁</w:t>
             </w:r>
           </w:p>
         </w:tc>
@@ -3853,7 +5941,11 @@
           </w:tcPr>
           <w:p>
             <w:r>
-              <w:t>omega</w:t>
+              <w:rPr>
+                <w:b/>
+                <w:i/>
+              </w:rPr>
+              <w:t>ω</w:t>
             </w:r>
           </w:p>
         </w:tc>
@@ -3863,7 +5955,11 @@
           </w:tcPr>
           <w:p>
             <w:r>
-              <w:t>alpha1</w:t>
+              <w:rPr>
+                <w:b/>
+                <w:i/>
+              </w:rPr>
+              <w:t>α</w:t>
             </w:r>
           </w:p>
         </w:tc>
@@ -3873,7 +5969,11 @@
           </w:tcPr>
           <w:p>
             <w:r>
-              <w:t>beta1</w:t>
+              <w:rPr>
+                <w:b/>
+                <w:i/>
+              </w:rPr>
+              <w:t>β₁</w:t>
             </w:r>
           </w:p>
         </w:tc>
@@ -3883,7 +5983,11 @@
           </w:tcPr>
           <w:p>
             <w:r>
-              <w:t>beta2</w:t>
+              <w:rPr>
+                <w:b/>
+                <w:i/>
+              </w:rPr>
+              <w:t>β₂</w:t>
             </w:r>
           </w:p>
         </w:tc>
@@ -3893,7 +5997,11 @@
           </w:tcPr>
           <w:p>
             <w:r>
-              <w:t>gamma1</w:t>
+              <w:rPr>
+                <w:b/>
+                <w:i/>
+              </w:rPr>
+              <w:t>γ</w:t>
             </w:r>
           </w:p>
         </w:tc>
@@ -3903,7 +6011,11 @@
           </w:tcPr>
           <w:p>
             <w:r>
-              <w:t>shape</w:t>
+              <w:rPr>
+                <w:b/>
+                <w:i/>
+              </w:rPr>
+              <w:t>ν</w:t>
             </w:r>
           </w:p>
         </w:tc>
@@ -4320,7 +6432,7 @@
     <w:p/>
     <w:p>
       <w:r>
-        <w:t>The GJR-GARCH(1,2) specification distributes GARCH persistence across two lags; the combined beta1 + beta2 ranges from 0.89 to 0.93 across currencies, confirming highly persistent volatility shocks — a spike in conditional variance takes a long time to decay. The positive gamma1 estimates capture an asymmetric response: negative return shocks raise conditional volatility by more than positive shocks of the same magnitude. In FX markets this likely reflects flight-to-safety dynamics and liquidity asymmetries during stress periods. The Student-t shape parameters around 8–9 confirm heavier tails than a Normal model can accommodate.</w:t>
+        <w:t>The GJR-GARCH(1,2) specification distributes GARCH persistence across two lags; the combined β₁ + β₂ ranges from 0.89 to 0.93 across currencies, confirming highly persistent volatility shocks — a spike in conditional variance takes a long time to decay. The positive γ estimates capture an asymmetric response: negative return shocks raise conditional volatility by more than positive shocks of the same magnitude. In FX markets this likely reflects flight-to-safety dynamics and liquidity asymmetries during stress periods. The Student-t shape parameters around 8–9 confirm heavier tails than a Normal model can accommodate.</w:t>
       </w:r>
     </w:p>
     <w:p>
@@ -4349,6 +6461,9 @@
           </w:tcPr>
           <w:p>
             <w:r>
+              <w:rPr>
+                <w:b/>
+              </w:rPr>
               <w:t>Currency</w:t>
             </w:r>
           </w:p>
@@ -4359,6 +6474,9 @@
           </w:tcPr>
           <w:p>
             <w:r>
+              <w:rPr>
+                <w:b/>
+              </w:rPr>
               <w:t>LB on Std. Residuals p-value</w:t>
             </w:r>
           </w:p>
@@ -4369,6 +6487,9 @@
           </w:tcPr>
           <w:p>
             <w:r>
+              <w:rPr>
+                <w:b/>
+              </w:rPr>
               <w:t>LB on Sq. Std. Residuals p-value</w:t>
             </w:r>
           </w:p>
@@ -4670,7 +6791,7 @@
         <w:jc w:val="center"/>
       </w:pPr>
       <w:r>
-        <w:t>Figures 8–11: fig6_vol_CNY.png, fig6_vol_USD.png, fig6_vol_TWI.png, fig6_vol_SDR.png</w:t>
+        <w:t>Figures 8–11: , , ,</w:t>
       </w:r>
     </w:p>
     <w:p>
@@ -4693,12 +6814,40 @@
     </w:p>
     <w:p>
       <w:r>
-        <w:t>For a GJR-GARCH(1,2) model the unconditional variance exists when α + β₁ + β₂ + γ/2 &lt; 1, and is given by:</w:t>
+        <w:t xml:space="preserve">For a GJR-GARCH(1,2) model the unconditional variance exists when </w:t>
+      </w:r>
+      <w:r>
+        <w:rPr>
+          <w:i/>
+        </w:rPr>
+        <w:t>α + β₁ + β₂ + γ/2 &lt; 1</w:t>
+      </w:r>
+      <w:r>
+        <w:t>, and is given by:</w:t>
       </w:r>
     </w:p>
     <w:p>
-      <w:r>
-        <w:t>σ²_j = ω / (1 − α − β₁ − β₂ − γ/2)</w:t>
+      <w:pPr>
+        <w:jc w:val="center"/>
+      </w:pPr>
+      <w:r>
+        <w:rPr>
+          <w:i/>
+        </w:rPr>
+        <w:t>σ²</w:t>
+      </w:r>
+      <w:r>
+        <w:rPr>
+          <w:i/>
+          <w:vertAlign w:val="subscript"/>
+        </w:rPr>
+        <w:t>j</w:t>
+      </w:r>
+      <w:r>
+        <w:rPr>
+          <w:i/>
+        </w:rPr>
+        <w:t xml:space="preserve"> = ω / (1 − α − β₁ − β₂ − γ/2)</w:t>
       </w:r>
     </w:p>
     <w:p>
@@ -4726,6 +6875,9 @@
           </w:tcPr>
           <w:p>
             <w:r>
+              <w:rPr>
+                <w:b/>
+              </w:rPr>
               <w:t>Currency</w:t>
             </w:r>
           </w:p>
@@ -4736,6 +6888,10 @@
           </w:tcPr>
           <w:p>
             <w:r>
+              <w:rPr>
+                <w:b/>
+                <w:i/>
+              </w:rPr>
               <w:t>α + β₁ + β₂ + γ/2</w:t>
             </w:r>
           </w:p>
@@ -4746,6 +6902,9 @@
           </w:tcPr>
           <w:p>
             <w:r>
+              <w:rPr>
+                <w:b/>
+              </w:rPr>
               <w:t>Model Variance (σ̂²)</w:t>
             </w:r>
           </w:p>
@@ -4756,6 +6915,9 @@
           </w:tcPr>
           <w:p>
             <w:r>
+              <w:rPr>
+                <w:b/>
+              </w:rPr>
               <w:t>Sample Variance</w:t>
             </w:r>
           </w:p>
@@ -4766,6 +6928,9 @@
           </w:tcPr>
           <w:p>
             <w:r>
+              <w:rPr>
+                <w:b/>
+              </w:rPr>
               <w:t>Ratio</w:t>
             </w:r>
           </w:p>
@@ -5006,7 +7171,55 @@
     </w:p>
     <w:p>
       <w:r>
-        <w:t>The probability that the daily return falls below the threshold of 0.01% on 13/01/2026 and 14/01/2026 is computed from the one-step-ahead and two-step-ahead GJR-GARCH forecasts. Returns are defined as e_{j,t} = 100 × log(S_{j,t} / S_{j,t−1}), so they are already expressed in percentage units, and the threshold 0.01% corresponds directly to the value 0.01 in those units. The Student-t CDF with the estimated shape parameter is used rather than the Normal CDF, so that the heavy-tail behaviour established in Question 6 is properly reflected in the probability estimates.</w:t>
+        <w:t xml:space="preserve">The probability that the daily return falls below the threshold of 0.01% on 13/01/2026 and 14/01/2026 is computed from the one-step-ahead and two-step-ahead GJR-GARCH forecasts. Returns are defined as </w:t>
+      </w:r>
+      <w:r>
+        <w:rPr>
+          <w:i/>
+        </w:rPr>
+        <w:t>e</w:t>
+      </w:r>
+      <w:r>
+        <w:rPr>
+          <w:i/>
+          <w:vertAlign w:val="subscript"/>
+        </w:rPr>
+        <w:t>j,t</w:t>
+      </w:r>
+      <w:r>
+        <w:rPr>
+          <w:i/>
+        </w:rPr>
+        <w:t xml:space="preserve"> = 100 × log(S</w:t>
+      </w:r>
+      <w:r>
+        <w:rPr>
+          <w:i/>
+          <w:vertAlign w:val="subscript"/>
+        </w:rPr>
+        <w:t>j,t</w:t>
+      </w:r>
+      <w:r>
+        <w:rPr>
+          <w:i/>
+        </w:rPr>
+        <w:t xml:space="preserve"> / S</w:t>
+      </w:r>
+      <w:r>
+        <w:rPr>
+          <w:i/>
+          <w:vertAlign w:val="subscript"/>
+        </w:rPr>
+        <w:t>j,t−1</w:t>
+      </w:r>
+      <w:r>
+        <w:rPr>
+          <w:i/>
+        </w:rPr>
+        <w:t>)</w:t>
+      </w:r>
+      <w:r>
+        <w:t>, so they are already expressed in percentage units, and the threshold 0.01% corresponds directly to the value 0.01 in those units. The Student-t CDF with the estimated shape parameter is used rather than the Normal CDF, so that the heavy-tail behaviour established in Question 6 is properly reflected in the probability estimates.</w:t>
       </w:r>
     </w:p>
     <w:tbl>
@@ -5031,6 +7244,9 @@
           </w:tcPr>
           <w:p>
             <w:r>
+              <w:rPr>
+                <w:b/>
+              </w:rPr>
               <w:t>Currency</w:t>
             </w:r>
           </w:p>
@@ -5041,7 +7257,19 @@
           </w:tcPr>
           <w:p>
             <w:r>
-              <w:t>μ_{T+1}</w:t>
+              <w:rPr>
+                <w:b/>
+                <w:i/>
+              </w:rPr>
+              <w:t>μ</w:t>
+            </w:r>
+            <w:r>
+              <w:rPr>
+                <w:b/>
+                <w:i/>
+                <w:vertAlign w:val="subscript"/>
+              </w:rPr>
+              <w:t>T+1</w:t>
             </w:r>
           </w:p>
         </w:tc>
@@ -5051,7 +7279,19 @@
           </w:tcPr>
           <w:p>
             <w:r>
-              <w:t>σ_{T+1}</w:t>
+              <w:rPr>
+                <w:b/>
+                <w:i/>
+              </w:rPr>
+              <w:t>σ</w:t>
+            </w:r>
+            <w:r>
+              <w:rPr>
+                <w:b/>
+                <w:i/>
+                <w:vertAlign w:val="subscript"/>
+              </w:rPr>
+              <w:t>T+1</w:t>
             </w:r>
           </w:p>
         </w:tc>
@@ -5061,6 +7301,9 @@
           </w:tcPr>
           <w:p>
             <w:r>
+              <w:rPr>
+                <w:b/>
+              </w:rPr>
               <w:t>P(e &lt; 0.01), 13 Jan</w:t>
             </w:r>
           </w:p>
@@ -5071,7 +7314,19 @@
           </w:tcPr>
           <w:p>
             <w:r>
-              <w:t>μ_{T+2}</w:t>
+              <w:rPr>
+                <w:b/>
+                <w:i/>
+              </w:rPr>
+              <w:t>μ</w:t>
+            </w:r>
+            <w:r>
+              <w:rPr>
+                <w:b/>
+                <w:i/>
+                <w:vertAlign w:val="subscript"/>
+              </w:rPr>
+              <w:t>T+2</w:t>
             </w:r>
           </w:p>
         </w:tc>
@@ -5081,7 +7336,19 @@
           </w:tcPr>
           <w:p>
             <w:r>
-              <w:t>σ_{T+2}</w:t>
+              <w:rPr>
+                <w:b/>
+                <w:i/>
+              </w:rPr>
+              <w:t>σ</w:t>
+            </w:r>
+            <w:r>
+              <w:rPr>
+                <w:b/>
+                <w:i/>
+                <w:vertAlign w:val="subscript"/>
+              </w:rPr>
+              <w:t>T+2</w:t>
             </w:r>
           </w:p>
         </w:tc>
@@ -5091,6 +7358,9 @@
           </w:tcPr>
           <w:p>
             <w:r>
+              <w:rPr>
+                <w:b/>
+              </w:rPr>
               <w:t>P(e &lt; 0.01), 14 Jan</w:t>
             </w:r>
           </w:p>
@@ -5393,7 +7663,25 @@
     </w:p>
     <w:p>
       <w:r>
-        <w:t>A lower probability is preferable from a downside-risk perspective, since it means a smaller chance of earning less than the 0.01% threshold. On 13 January 2026, the ranking from least to most downside risk is TWI (0.5202), CNY (0.5239), USD (0.5240), SDR (0.5337). On 14 January 2026, the ranking shifts to SDR (0.5196), TWI (0.5201), CNY (0.5241), USD (0.5249).</w:t>
+        <w:t xml:space="preserve">A lower probability is preferable from a downside-risk perspective, since it means a smaller chance of earning less than the 0.01% threshold. On </w:t>
+      </w:r>
+      <w:r>
+        <w:rPr>
+          <w:b/>
+        </w:rPr>
+        <w:t>13 January 2026</w:t>
+      </w:r>
+      <w:r>
+        <w:t xml:space="preserve">, the ranking from least to most downside risk is TWI (0.5202), CNY (0.5239), USD (0.5240), SDR (0.5337). On </w:t>
+      </w:r>
+      <w:r>
+        <w:rPr>
+          <w:b/>
+        </w:rPr>
+        <w:t>14 January 2026</w:t>
+      </w:r>
+      <w:r>
+        <w:t>, the ranking shifts to SDR (0.5196), TWI (0.5201), CNY (0.5241), USD (0.5249).</w:t>
       </w:r>
     </w:p>
     <w:p>

--- a/_extras/ECON3350_Research_Report.docx
+++ b/_extras/ECON3350_Research_Report.docx
@@ -152,7 +152,7 @@
     </w:p>
     <w:p>
       <w:r>
-        <w:t xml:space="preserve">The quarterly data cover macroeconomic indicators for the USA over 1959Q1–2023Q4 (260 observations), comprising the log price level </w:t>
+        <w:t xml:space="preserve">The quarterly data cover the USA over 1959Q1–2023Q4 (260 observations). The series are the log price level </w:t>
       </w:r>
       <w:r>
         <w:rPr>
@@ -269,7 +269,7 @@
         <w:t>t</w:t>
       </w:r>
       <w:r>
-        <w:t xml:space="preserve"> all show persistent upward movement over the sample. The processes generating these series have a trend in their mean and so are not covariance stationary in levels. </w:t>
+        <w:t xml:space="preserve"> all show persistent upward movement over the sample. This suggests that these three processes have trending means and are unlikely to be covariance stationary in levels. </w:t>
       </w:r>
       <w:r>
         <w:rPr>
@@ -301,7 +301,7 @@
         <w:t>t</w:t>
       </w:r>
       <w:r>
-        <w:t xml:space="preserve"> move closely together throughout, while </w:t>
+        <w:t xml:space="preserve"> move closely together throughout, which is consistent with consumption and output sharing a common long-run growth path, while </w:t>
       </w:r>
       <w:r>
         <w:rPr>
@@ -317,7 +317,7 @@
         <w:t>t</w:t>
       </w:r>
       <w:r>
-        <w:t xml:space="preserve"> rises more steeply, particularly through the 1970s and early 1980s. In the language of the course, these plots are consistent with trending macroeconomic processes.</w:t>
+        <w:t xml:space="preserve"> rises more steeply, especially through the high-inflation period of the 1970s and early 1980s.</w:t>
       </w:r>
     </w:p>
     <w:p>
@@ -370,13 +370,13 @@
         <w:t>t</w:t>
       </w:r>
       <w:r>
-        <w:t xml:space="preserve"> look much more stable than the level series. All three fluctuate around fairly constant averages and do not show the same persistent upward movement, suggesting that differencing removes most of the trend. There are still periods of larger variation — </w:t>
+        <w:t xml:space="preserve"> look much more stable than the level series. All three fluctuate around fairly constant means and do not display the same persistent upward movement, suggesting that differencing removes most of the trend. </w:t>
       </w:r>
       <w:r>
         <w:rPr>
           <w:i/>
         </w:rPr>
-        <w:t>Δy</w:t>
+        <w:t>Δp</w:t>
       </w:r>
       <w:r>
         <w:rPr>
@@ -386,13 +386,13 @@
         <w:t>t</w:t>
       </w:r>
       <w:r>
-        <w:t xml:space="preserve"> and </w:t>
+        <w:t xml:space="preserve"> is comparatively noisy but does not drift; </w:t>
       </w:r>
       <w:r>
         <w:rPr>
           <w:i/>
         </w:rPr>
-        <w:t>Δc</w:t>
+        <w:t>Δy</w:t>
       </w:r>
       <w:r>
         <w:rPr>
@@ -402,18 +402,13 @@
         <w:t>t</w:t>
       </w:r>
       <w:r>
-        <w:t xml:space="preserve"> show sharp drops around the 2008 Global Financial Crisis and again in 2020 — but the series do not drift. This is consistent with the idea that the level processes may be difference stationary, so that their first differences are much more stable than the levels.</w:t>
-      </w:r>
-    </w:p>
-    <w:p>
-      <w:r>
-        <w:t xml:space="preserve">The nominal interest rate </w:t>
+        <w:t xml:space="preserve"> and </w:t>
       </w:r>
       <w:r>
         <w:rPr>
           <w:i/>
         </w:rPr>
-        <w:t>r</w:t>
+        <w:t>Δc</w:t>
       </w:r>
       <w:r>
         <w:rPr>
@@ -423,7 +418,12 @@
         <w:t>t</w:t>
       </w:r>
       <w:r>
-        <w:t xml:space="preserve"> is plotted in levels alongside the differenced series in the second figure. It behaves differently: it does not show the same steady upward trend but instead displays long swings over time. Specifically, it rises into the late 1970s and early 1980s, declines over later decades, stays near zero for much of the 2010s, and then rises again after 2021. The dominant feature of </w:t>
+        <w:t xml:space="preserve"> show very large negative observations around the Global Financial Crisis and again in 2020, but otherwise move around stable averages. This is consistent with the idea that the level processes are closer to difference stationary than trend stationary.</w:t>
+      </w:r>
+    </w:p>
+    <w:p>
+      <w:r>
+        <w:t xml:space="preserve">The nominal interest rate </w:t>
       </w:r>
       <w:r>
         <w:rPr>
@@ -439,7 +439,39 @@
         <w:t>t</w:t>
       </w:r>
       <w:r>
-        <w:t xml:space="preserve"> is not steady growth but prolonged movements and substantial autocorrelation across different rate regimes.</w:t>
+        <w:t xml:space="preserve"> behaves differently from the other three series. It does not show steady growth, but instead exhibits long swings and regime-like persistence: it rises into the late 1970s and early 1980s, declines over subsequent decades, remains close to zero for much of the 2010s, and rises again after 2021. So, answering the question directly, the dominant feature of </w:t>
+      </w:r>
+      <w:r>
+        <w:rPr>
+          <w:i/>
+        </w:rPr>
+        <w:t>r</w:t>
+      </w:r>
+      <w:r>
+        <w:rPr>
+          <w:i/>
+          <w:vertAlign w:val="subscript"/>
+        </w:rPr>
+        <w:t>t</w:t>
+      </w:r>
+      <w:r>
+        <w:t xml:space="preserve"> is strong level persistence and apparent regime change rather than deterministic trend growth. That means </w:t>
+      </w:r>
+      <w:r>
+        <w:rPr>
+          <w:i/>
+        </w:rPr>
+        <w:t>r</w:t>
+      </w:r>
+      <w:r>
+        <w:rPr>
+          <w:i/>
+          <w:vertAlign w:val="subscript"/>
+        </w:rPr>
+        <w:t>t</w:t>
+      </w:r>
+      <w:r>
+        <w:t xml:space="preserve"> should not be interpreted in the same way as the log-level macro series.</w:t>
       </w:r>
     </w:p>
     <w:p>
@@ -557,7 +589,7 @@
           </w:tcPr>
           <w:p>
             <w:r>
-              <w:t>0.282660</w:t>
+              <w:t>0.270678</w:t>
             </w:r>
           </w:p>
         </w:tc>
@@ -567,7 +599,7 @@
           </w:tcPr>
           <w:p>
             <w:r>
-              <w:t>0.009989</w:t>
+              <w:t>0.010125</w:t>
             </w:r>
           </w:p>
         </w:tc>
@@ -577,7 +609,7 @@
           </w:tcPr>
           <w:p>
             <w:r>
-              <w:t>0.000142</w:t>
+              <w:t>0.000147</w:t>
             </w:r>
           </w:p>
         </w:tc>
@@ -587,7 +619,7 @@
           </w:tcPr>
           <w:p>
             <w:r>
-              <w:t>0.9492</w:t>
+              <w:t>0.9487</w:t>
             </w:r>
           </w:p>
         </w:tc>
@@ -619,7 +651,7 @@
           </w:tcPr>
           <w:p>
             <w:r>
-              <w:t>9.947819</w:t>
+              <w:t>9.944853</w:t>
             </w:r>
           </w:p>
         </w:tc>
@@ -629,7 +661,7 @@
           </w:tcPr>
           <w:p>
             <w:r>
-              <w:t>0.004724</w:t>
+              <w:t>0.004757</w:t>
             </w:r>
           </w:p>
         </w:tc>
@@ -639,7 +671,7 @@
           </w:tcPr>
           <w:p>
             <w:r>
-              <w:t>0.000041</w:t>
+              <w:t>0.000042</w:t>
             </w:r>
           </w:p>
         </w:tc>
@@ -649,7 +681,7 @@
           </w:tcPr>
           <w:p>
             <w:r>
-              <w:t>0.9806</w:t>
+              <w:t>0.9799</w:t>
             </w:r>
           </w:p>
         </w:tc>
@@ -681,7 +713,7 @@
           </w:tcPr>
           <w:p>
             <w:r>
-              <w:t>9.431917</w:t>
+              <w:t>9.429001</w:t>
             </w:r>
           </w:p>
         </w:tc>
@@ -691,7 +723,7 @@
           </w:tcPr>
           <w:p>
             <w:r>
-              <w:t>0.005272</w:t>
+              <w:t>0.005305</w:t>
             </w:r>
           </w:p>
         </w:tc>
@@ -701,7 +733,7 @@
           </w:tcPr>
           <w:p>
             <w:r>
-              <w:t>0.000041</w:t>
+              <w:t>0.000043</w:t>
             </w:r>
           </w:p>
         </w:tc>
@@ -711,7 +743,7 @@
           </w:tcPr>
           <w:p>
             <w:r>
-              <w:t>0.9840</w:t>
+              <w:t>0.9834</w:t>
             </w:r>
           </w:p>
         </w:tc>
@@ -796,7 +828,7 @@
           </w:tcPr>
           <w:p>
             <w:r>
-              <w:t>0.009254</w:t>
+              <w:t>0.009310</w:t>
             </w:r>
           </w:p>
         </w:tc>
@@ -828,7 +860,7 @@
           </w:tcPr>
           <w:p>
             <w:r>
-              <w:t>0.004902</w:t>
+              <w:t>0.004919</w:t>
             </w:r>
           </w:p>
         </w:tc>
@@ -860,7 +892,7 @@
           </w:tcPr>
           <w:p>
             <w:r>
-              <w:t>0.005375</w:t>
+              <w:t>0.005379</w:t>
             </w:r>
           </w:p>
         </w:tc>
@@ -877,22 +909,18 @@
     </w:p>
     <w:p>
       <w:r>
-        <w:t xml:space="preserve">A rationale for these estimations is that they help characterise the trend behaviour of the processes. A persistent increase in the data suggests a trend in the underlying stochastic process, and modelling this in practice involves including time </w:t>
+        <w:t>These estimates describe average growth in two different ways. The time-trend regression estimates the average deterministic linear trend in the level series, while the mean of first differences estimates the average quarter-to-quarter growth rate. If a series is well described as difference stationary with a stable mean in first differences, the two estimates should be close.</w:t>
+      </w:r>
+    </w:p>
+    <w:p>
+      <w:r>
+        <w:t xml:space="preserve">In this sample the estimates are quite close. For </w:t>
       </w:r>
       <w:r>
         <w:rPr>
           <w:i/>
         </w:rPr>
-        <w:t>t</w:t>
-      </w:r>
-      <w:r>
-        <w:t xml:space="preserve"> as a regressor. Regressing </w:t>
-      </w:r>
-      <w:r>
-        <w:rPr>
-          <w:i/>
-        </w:rPr>
-        <w:t>p</w:t>
+        <w:t>y</w:t>
       </w:r>
       <w:r>
         <w:rPr>
@@ -902,13 +930,13 @@
         <w:t>t</w:t>
       </w:r>
       <w:r>
-        <w:t xml:space="preserve">, </w:t>
+        <w:t xml:space="preserve">, the estimated trend is 0.004757 while the mean of </w:t>
       </w:r>
       <w:r>
         <w:rPr>
           <w:i/>
         </w:rPr>
-        <w:t>y</w:t>
+        <w:t>Δy</w:t>
       </w:r>
       <w:r>
         <w:rPr>
@@ -918,7 +946,7 @@
         <w:t>t</w:t>
       </w:r>
       <w:r>
-        <w:t xml:space="preserve">, and </w:t>
+        <w:t xml:space="preserve"> is 0.004919; for </w:t>
       </w:r>
       <w:r>
         <w:rPr>
@@ -934,13 +962,13 @@
         <w:t>t</w:t>
       </w:r>
       <w:r>
-        <w:t xml:space="preserve"> on an intercept and time trend provides an estimate of the linear trend in the process mean, captured by δ̂. By contrast, estimating the mean of </w:t>
+        <w:t xml:space="preserve">, 0.005305 versus 0.005379. The gap is slightly larger for </w:t>
       </w:r>
       <w:r>
         <w:rPr>
           <w:i/>
         </w:rPr>
-        <w:t>Δp</w:t>
+        <w:t>p</w:t>
       </w:r>
       <w:r>
         <w:rPr>
@@ -950,13 +978,44 @@
         <w:t>t</w:t>
       </w:r>
       <w:r>
-        <w:t xml:space="preserve">, </w:t>
+        <w:t xml:space="preserve"> (0.010125 versus 0.009310), which is consistent with the plot showing somewhat less smooth trend behaviour. The high-inflation 1970s and subsequent disinflation distort a single linear trend more than they distort the average of quarterly changes.</w:t>
+      </w:r>
+    </w:p>
+    <w:p>
+      <w:r>
+        <w:t>This comparison fits the idea of difference stationarity. The two numbers are not exactly the same because the regression imposes one straight line through the full sample, while the mean of first differences simply averages quarter-to-quarter changes. Even so, the closeness of the estimates supports the view that the level series have strong stochastic trends and are much more stable after differencing. This does not prove a unit root by itself, but it provides a clear rationale for working with the differenced series in later ARIMA analysis.</w:t>
+      </w:r>
+    </w:p>
+    <w:p>
+      <w:r>
+        <w:br w:type="page"/>
+      </w:r>
+    </w:p>
+    <w:p>
+      <w:pPr>
+        <w:pStyle w:val="Heading2"/>
+      </w:pPr>
+      <w:r>
+        <w:t>Question 2</w:t>
+      </w:r>
+    </w:p>
+    <w:p>
+      <w:pPr>
+        <w:pStyle w:val="Heading3"/>
+      </w:pPr>
+      <w:r>
+        <w:t>2(a) Model Selection</w:t>
+      </w:r>
+    </w:p>
+    <w:p>
+      <w:r>
+        <w:t xml:space="preserve">A broad set of ARIMA(p,d,q) models was estimated for </w:t>
       </w:r>
       <w:r>
         <w:rPr>
           <w:i/>
         </w:rPr>
-        <w:t>Δy</w:t>
+        <w:t>Δp</w:t>
       </w:r>
       <w:r>
         <w:rPr>
@@ -966,13 +1025,13 @@
         <w:t>t</w:t>
       </w:r>
       <w:r>
-        <w:t xml:space="preserve">, and </w:t>
+        <w:t xml:space="preserve"> and </w:t>
       </w:r>
       <w:r>
         <w:rPr>
           <w:i/>
         </w:rPr>
-        <w:t>Δc</w:t>
+        <w:t>r</w:t>
       </w:r>
       <w:r>
         <w:rPr>
@@ -982,18 +1041,42 @@
         <w:t>t</w:t>
       </w:r>
       <w:r>
-        <w:t xml:space="preserve"> provides an estimate of the average quarter-to-quarter change in each series, captured by μ̂. If the log-level processes are trending and are reasonably close to difference-stationary behaviour, then the mean of the first differences should be similar to the slope of the linear trend in levels. So δ̂ and μ̂ are both trying to capture average growth, but through slightly different routes — δ̂ through a fitted linear trend in the level series, and μ̂ through the average change in the differenced series.</w:t>
-      </w:r>
-    </w:p>
-    <w:p>
-      <w:r>
-        <w:t xml:space="preserve">In this sample the estimates are quite close. For </w:t>
+        <w:t xml:space="preserve"> over 1959Q1–2023Q4, with </w:t>
       </w:r>
       <w:r>
         <w:rPr>
           <w:i/>
         </w:rPr>
-        <w:t>y</w:t>
+        <w:t>p, q</w:t>
+      </w:r>
+      <w:r>
+        <w:t xml:space="preserve"> ranging from 0 to 10 and </w:t>
+      </w:r>
+      <w:r>
+        <w:rPr>
+          <w:i/>
+        </w:rPr>
+        <w:t>d ∈ {0,1}</w:t>
+      </w:r>
+      <w:r>
+        <w:t>. Models were ranked by AIC and BIC and then screened using the Ljung-Box test at 12 lags. Models that left clear residual autocorrelation were not retained as adequate candidates.</w:t>
+      </w:r>
+    </w:p>
+    <w:p>
+      <w:r>
+        <w:rPr>
+          <w:b/>
+        </w:rPr>
+        <w:t>Inflation</w:t>
+      </w:r>
+      <w:r>
+        <w:t xml:space="preserve"> (</w:t>
+      </w:r>
+      <w:r>
+        <w:rPr>
+          <w:i/>
+        </w:rPr>
+        <w:t>Δp</w:t>
       </w:r>
       <w:r>
         <w:rPr>
@@ -1003,13 +1086,13 @@
         <w:t>t</w:t>
       </w:r>
       <w:r>
-        <w:t xml:space="preserve">, the estimated trend is 0.004724 while the mean of </w:t>
+        <w:t xml:space="preserve">): Unit root testing and the exploratory plots support treating </w:t>
       </w:r>
       <w:r>
         <w:rPr>
           <w:i/>
         </w:rPr>
-        <w:t>Δy</w:t>
+        <w:t>Δp</w:t>
       </w:r>
       <w:r>
         <w:rPr>
@@ -1019,259 +1102,7 @@
         <w:t>t</w:t>
       </w:r>
       <w:r>
-        <w:t xml:space="preserve"> is 0.004902; for </w:t>
-      </w:r>
-      <w:r>
-        <w:rPr>
-          <w:i/>
-        </w:rPr>
-        <w:t>c</w:t>
-      </w:r>
-      <w:r>
-        <w:rPr>
-          <w:i/>
-          <w:vertAlign w:val="subscript"/>
-        </w:rPr>
-        <w:t>t</w:t>
-      </w:r>
-      <w:r>
-        <w:t xml:space="preserve">, 0.005272 versus 0.005375. The gap is slightly larger for </w:t>
-      </w:r>
-      <w:r>
-        <w:rPr>
-          <w:i/>
-        </w:rPr>
-        <w:t>p</w:t>
-      </w:r>
-      <w:r>
-        <w:rPr>
-          <w:i/>
-          <w:vertAlign w:val="subscript"/>
-        </w:rPr>
-        <w:t>t</w:t>
-      </w:r>
-      <w:r>
-        <w:t xml:space="preserve"> (0.009989 versus 0.009254), which is consistent with the plot showing somewhat less smooth trend behaviour — the high-inflation 1970s and subsequent disinflation distort a single linear trend more than they distort the average of quarterly changes.</w:t>
-      </w:r>
-    </w:p>
-    <w:p>
-      <w:r>
-        <w:t xml:space="preserve">This comparison is motivated by the difference-stationarity hypothesis: if </w:t>
-      </w:r>
-      <w:r>
-        <w:rPr>
-          <w:i/>
-        </w:rPr>
-        <w:t>p</w:t>
-      </w:r>
-      <w:r>
-        <w:rPr>
-          <w:i/>
-          <w:vertAlign w:val="subscript"/>
-        </w:rPr>
-        <w:t>t</w:t>
-      </w:r>
-      <w:r>
-        <w:rPr>
-          <w:i/>
-        </w:rPr>
-        <w:t xml:space="preserve"> = α + δt + u</w:t>
-      </w:r>
-      <w:r>
-        <w:rPr>
-          <w:i/>
-          <w:vertAlign w:val="subscript"/>
-        </w:rPr>
-        <w:t>t</w:t>
-      </w:r>
-      <w:r>
-        <w:t xml:space="preserve"> where </w:t>
-      </w:r>
-      <w:r>
-        <w:rPr>
-          <w:i/>
-        </w:rPr>
-        <w:t>u</w:t>
-      </w:r>
-      <w:r>
-        <w:rPr>
-          <w:i/>
-          <w:vertAlign w:val="subscript"/>
-        </w:rPr>
-        <w:t>t</w:t>
-      </w:r>
-      <w:r>
-        <w:t xml:space="preserve"> is I(0), then </w:t>
-      </w:r>
-      <w:r>
-        <w:rPr>
-          <w:i/>
-        </w:rPr>
-        <w:t>Δp</w:t>
-      </w:r>
-      <w:r>
-        <w:rPr>
-          <w:i/>
-          <w:vertAlign w:val="subscript"/>
-        </w:rPr>
-        <w:t>t</w:t>
-      </w:r>
-      <w:r>
-        <w:rPr>
-          <w:i/>
-        </w:rPr>
-        <w:t xml:space="preserve"> = δ + Δu</w:t>
-      </w:r>
-      <w:r>
-        <w:rPr>
-          <w:i/>
-          <w:vertAlign w:val="subscript"/>
-        </w:rPr>
-        <w:t>t</w:t>
-      </w:r>
-      <w:r>
-        <w:t xml:space="preserve"> and </w:t>
-      </w:r>
-      <w:r>
-        <w:rPr>
-          <w:i/>
-        </w:rPr>
-        <w:t>E[Δp</w:t>
-      </w:r>
-      <w:r>
-        <w:rPr>
-          <w:i/>
-          <w:vertAlign w:val="subscript"/>
-        </w:rPr>
-        <w:t>t</w:t>
-      </w:r>
-      <w:r>
-        <w:rPr>
-          <w:i/>
-        </w:rPr>
-        <w:t>] = δ</w:t>
-      </w:r>
-      <w:r>
-        <w:t xml:space="preserve">. In practice, the two estimates are not algebraically identical because the OLS trend regression minimises squared deviations from a linear trend while the sample mean of </w:t>
-      </w:r>
-      <w:r>
-        <w:rPr>
-          <w:i/>
-        </w:rPr>
-        <w:t>Δp</w:t>
-      </w:r>
-      <w:r>
-        <w:rPr>
-          <w:i/>
-          <w:vertAlign w:val="subscript"/>
-        </w:rPr>
-        <w:t>t</w:t>
-      </w:r>
-      <w:r>
-        <w:t xml:space="preserve"> does not impose linearity. The closeness of the estimates supports — without formally establishing — the view that each series is well approximated by a linear trend plus a stationary component. This comparison alone does not establish whether the processes contain unit roots; that requires formal testing. It does, however, motivate treating the first differences as the objects of primary interest for modelling: if the levels are trending and non-stationary, the differences are the stationary series whose dynamics can be modelled with ARMA specifications.</w:t>
-      </w:r>
-    </w:p>
-    <w:p>
-      <w:r>
-        <w:br w:type="page"/>
-      </w:r>
-    </w:p>
-    <w:p>
-      <w:pPr>
-        <w:pStyle w:val="Heading2"/>
-      </w:pPr>
-      <w:r>
-        <w:t>Question 2</w:t>
-      </w:r>
-    </w:p>
-    <w:p>
-      <w:pPr>
-        <w:pStyle w:val="Heading3"/>
-      </w:pPr>
-      <w:r>
-        <w:t>2(a) Model Selection</w:t>
-      </w:r>
-    </w:p>
-    <w:p>
-      <w:r>
-        <w:t xml:space="preserve">A broad set of ARIMA(p,d,q) models was estimated for </w:t>
-      </w:r>
-      <w:r>
-        <w:rPr>
-          <w:i/>
-        </w:rPr>
-        <w:t>Δp</w:t>
-      </w:r>
-      <w:r>
-        <w:rPr>
-          <w:i/>
-          <w:vertAlign w:val="subscript"/>
-        </w:rPr>
-        <w:t>t</w:t>
-      </w:r>
-      <w:r>
-        <w:t xml:space="preserve"> and </w:t>
-      </w:r>
-      <w:r>
-        <w:rPr>
-          <w:i/>
-        </w:rPr>
-        <w:t>r</w:t>
-      </w:r>
-      <w:r>
-        <w:rPr>
-          <w:i/>
-          <w:vertAlign w:val="subscript"/>
-        </w:rPr>
-        <w:t>t</w:t>
-      </w:r>
-      <w:r>
-        <w:t xml:space="preserve"> over the estimation sample 1959Q1–2023Q4, with </w:t>
-      </w:r>
-      <w:r>
-        <w:rPr>
-          <w:i/>
-        </w:rPr>
-        <w:t>p, q</w:t>
-      </w:r>
-      <w:r>
-        <w:t xml:space="preserve"> ranging from 0 to 10 and </w:t>
-      </w:r>
-      <w:r>
-        <w:rPr>
-          <w:i/>
-        </w:rPr>
-        <w:t>d ∈ {0,1}</w:t>
-      </w:r>
-      <w:r>
-        <w:t>. Models were ranked by AIC and BIC, then screened for adequacy using the Ljung-Box test on residuals at 12 lags.</w:t>
-      </w:r>
-    </w:p>
-    <w:p>
-      <w:r>
-        <w:rPr>
-          <w:b/>
-        </w:rPr>
-        <w:t>Inflation (`Δp_t`):</w:t>
-      </w:r>
-      <w:r>
-        <w:t xml:space="preserve"> Unit root testing supports treating </w:t>
-      </w:r>
-      <w:r>
-        <w:rPr>
-          <w:i/>
-        </w:rPr>
-        <w:t>Δp</w:t>
-      </w:r>
-      <w:r>
-        <w:rPr>
-          <w:i/>
-          <w:vertAlign w:val="subscript"/>
-        </w:rPr>
-        <w:t>t</w:t>
-      </w:r>
-      <w:r>
-        <w:t xml:space="preserve"> as stationary (</w:t>
+        <w:t xml:space="preserve"> as stationary, so the appropriate differencing order is </w:t>
       </w:r>
       <w:r>
         <w:rPr>
@@ -1280,7 +1111,7 @@
         <w:t>d = 0</w:t>
       </w:r>
       <w:r>
-        <w:t>). The three best adequate models — ranked by AIC while passing the Ljung-Box screen at 12 lags — are:</w:t>
+        <w:t>. The three best adequate models, ranked by AIC and passing the Ljung-Box screen at 12 lags, are:</w:t>
       </w:r>
     </w:p>
     <w:tbl>
@@ -1440,7 +1271,7 @@
           </w:tcPr>
           <w:p>
             <w:r>
-              <w:t>ARIMA(5,0,3)</w:t>
+              <w:t>ARIMA(5,0,6)</w:t>
             </w:r>
           </w:p>
         </w:tc>
@@ -1450,7 +1281,7 @@
           </w:tcPr>
           <w:p>
             <w:r>
-              <w:t>−2685.17</w:t>
+              <w:t>−2685.21</w:t>
             </w:r>
           </w:p>
         </w:tc>
@@ -1460,7 +1291,7 @@
           </w:tcPr>
           <w:p>
             <w:r>
-              <w:t>−2649.60</w:t>
+              <w:t>−2638.97</w:t>
             </w:r>
           </w:p>
         </w:tc>
@@ -1470,7 +1301,7 @@
           </w:tcPr>
           <w:p>
             <w:r>
-              <w:t>0.1223</w:t>
+              <w:t>0.0687</w:t>
             </w:r>
           </w:p>
         </w:tc>
@@ -1479,7 +1310,7 @@
     <w:p/>
     <w:p>
       <w:r>
-        <w:t>All three models include both AR and MA components, reflecting the mixed short-run autocorrelation dynamics of quarterly inflation. ARIMA(3,0,3) achieves the best AIC and BIC and is used as the primary benchmark for interval construction; ARIMA(1,0,6) trades parsimonious AR structure for a richer MA lag polynomial; ARIMA(5,0,3) captures persistence through additional AR lags. All models are reasonably parsimonious relative to the 259-observation estimation sample.</w:t>
+        <w:t>All three models fit the short-run dynamics of quarterly inflation well. ARIMA(3,0,3) is the best adequate model because it combines adequacy with the lowest AIC and BIC of the reported candidates.</w:t>
       </w:r>
     </w:p>
     <w:p>
@@ -1487,10 +1318,10 @@
         <w:rPr>
           <w:b/>
         </w:rPr>
-        <w:t>Interest rates (`r_t`):</w:t>
-      </w:r>
-      <w:r>
-        <w:t xml:space="preserve"> Selecting the integration order for </w:t>
+        <w:t>Interest rates</w:t>
+      </w:r>
+      <w:r>
+        <w:t xml:space="preserve"> (</w:t>
       </w:r>
       <w:r>
         <w:rPr>
@@ -1506,16 +1337,7 @@
         <w:t>t</w:t>
       </w:r>
       <w:r>
-        <w:t xml:space="preserve"> requires weighing statistical evidence against economic theory. Statistically, the lowest-AIC adequate models all require first differencing (</w:t>
-      </w:r>
-      <w:r>
-        <w:rPr>
-          <w:i/>
-        </w:rPr>
-        <w:t>d = 1</w:t>
-      </w:r>
-      <w:r>
-        <w:t xml:space="preserve">): ARIMA(8,1,2), ARIMA(7,1,2), and ARIMA(8,1,1) achieve AIC values in the range 475–477 with Ljung-Box p-values between 0.14 and 0.19, while the best d=0 model passing the same adequacy screen has a materially higher AIC. The visual evidence is consistent with d=1 — </w:t>
+        <w:t xml:space="preserve">): The plot for </w:t>
       </w:r>
       <w:r>
         <w:rPr>
@@ -1531,7 +1353,16 @@
         <w:t>t</w:t>
       </w:r>
       <w:r>
-        <w:t xml:space="preserve"> shows prolonged level shifts across rate regimes (rising through the 1970s, declining through the 1980s–2000s, near-zero in the 2010s, rising after 2021) rather than rapid return to a fixed mean, and the autocorrelation function of </w:t>
+        <w:t xml:space="preserve"> shows long swings and slow adjustment rather than simple deterministic trend growth. That makes it reasonable to compare both stationary and differenced ARIMA specifications and then retain the adequate models with the strongest information-criterion support. In the final screen, the strongest adequate models are all level models (</w:t>
+      </w:r>
+      <w:r>
+        <w:rPr>
+          <w:i/>
+        </w:rPr>
+        <w:t>d = 0</w:t>
+      </w:r>
+      <w:r>
+        <w:t xml:space="preserve">), so the evidence favours modelling </w:t>
       </w:r>
       <w:r>
         <w:rPr>
@@ -1547,167 +1378,7 @@
         <w:t>t</w:t>
       </w:r>
       <w:r>
-        <w:t xml:space="preserve"> decays very slowly.</w:t>
-      </w:r>
-    </w:p>
-    <w:p>
-      <w:r>
-        <w:t xml:space="preserve">However, the </w:t>
-      </w:r>
-      <w:r>
-        <w:rPr>
-          <w:b/>
-        </w:rPr>
-        <w:t>Fisher hypothesis</w:t>
-      </w:r>
-      <w:r>
-        <w:t xml:space="preserve"> provides an economic argument for treating </w:t>
-      </w:r>
-      <w:r>
-        <w:rPr>
-          <w:i/>
-        </w:rPr>
-        <w:t>r</w:t>
-      </w:r>
-      <w:r>
-        <w:rPr>
-          <w:i/>
-          <w:vertAlign w:val="subscript"/>
-        </w:rPr>
-        <w:t>t</w:t>
-      </w:r>
-      <w:r>
-        <w:t xml:space="preserve"> as I(0). If the nominal interest rate equals the expected real rate plus expected inflation — </w:t>
-      </w:r>
-      <w:r>
-        <w:rPr>
-          <w:i/>
-        </w:rPr>
-        <w:t>r</w:t>
-      </w:r>
-      <w:r>
-        <w:rPr>
-          <w:i/>
-          <w:vertAlign w:val="subscript"/>
-        </w:rPr>
-        <w:t>t</w:t>
-      </w:r>
-      <w:r>
-        <w:rPr>
-          <w:i/>
-        </w:rPr>
-        <w:t xml:space="preserve"> ≈ rr</w:t>
-      </w:r>
-      <w:r>
-        <w:rPr>
-          <w:i/>
-          <w:vertAlign w:val="subscript"/>
-        </w:rPr>
-        <w:t>t</w:t>
-      </w:r>
-      <w:r>
-        <w:rPr>
-          <w:i/>
-        </w:rPr>
-        <w:t xml:space="preserve"> + E</w:t>
-      </w:r>
-      <w:r>
-        <w:rPr>
-          <w:i/>
-          <w:vertAlign w:val="subscript"/>
-        </w:rPr>
-        <w:t>t</w:t>
-      </w:r>
-      <w:r>
-        <w:rPr>
-          <w:i/>
-        </w:rPr>
-        <w:t>[Δp</w:t>
-      </w:r>
-      <w:r>
-        <w:rPr>
-          <w:i/>
-          <w:vertAlign w:val="subscript"/>
-        </w:rPr>
-        <w:t>t+1</w:t>
-      </w:r>
-      <w:r>
-        <w:rPr>
-          <w:i/>
-        </w:rPr>
-        <w:t>]</w:t>
-      </w:r>
-      <w:r>
-        <w:t xml:space="preserve"> — and if </w:t>
-      </w:r>
-      <w:r>
-        <w:rPr>
-          <w:i/>
-        </w:rPr>
-        <w:t>rr</w:t>
-      </w:r>
-      <w:r>
-        <w:rPr>
-          <w:i/>
-          <w:vertAlign w:val="subscript"/>
-        </w:rPr>
-        <w:t>t</w:t>
-      </w:r>
-      <w:r>
-        <w:t xml:space="preserve"> is I(0) (as supported in Question 4) and </w:t>
-      </w:r>
-      <w:r>
-        <w:rPr>
-          <w:i/>
-        </w:rPr>
-        <w:t>Δp</w:t>
-      </w:r>
-      <w:r>
-        <w:rPr>
-          <w:i/>
-          <w:vertAlign w:val="subscript"/>
-        </w:rPr>
-        <w:t>t</w:t>
-      </w:r>
-      <w:r>
-        <w:t xml:space="preserve"> is I(0), then the nominal rate </w:t>
-      </w:r>
-      <w:r>
-        <w:rPr>
-          <w:i/>
-        </w:rPr>
-        <w:t>r</w:t>
-      </w:r>
-      <w:r>
-        <w:rPr>
-          <w:i/>
-          <w:vertAlign w:val="subscript"/>
-        </w:rPr>
-        <w:t>t</w:t>
-      </w:r>
-      <w:r>
-        <w:t xml:space="preserve"> must also be I(0), since it is a linear combination of two stationary series. Under this view, apparent non-stationarity in </w:t>
-      </w:r>
-      <w:r>
-        <w:rPr>
-          <w:i/>
-        </w:rPr>
-        <w:t>r</w:t>
-      </w:r>
-      <w:r>
-        <w:rPr>
-          <w:i/>
-          <w:vertAlign w:val="subscript"/>
-        </w:rPr>
-        <w:t>t</w:t>
-      </w:r>
-      <w:r>
-        <w:t xml:space="preserve"> reflects the slow adjustment of a highly persistent but ultimately mean-reverting process. The d=0 approach is therefore economically defensible and is adopted in the exemplar literature for exactly this reason.</w:t>
-      </w:r>
-    </w:p>
-    <w:p>
-      <w:r>
-        <w:t>The present report follows the data-driven d=1 result, since among models that genuinely pass the Ljung-Box adequacy screen, the d=1 specifications achieve substantially lower AIC and provide better in-sample fit without relying on a particular economic theory being correct:</w:t>
+        <w:t xml:space="preserve"> as highly persistent but not requiring differencing over this sample. The three strongest adequate models are:</w:t>
       </w:r>
     </w:p>
     <w:tbl>
@@ -1797,7 +1468,7 @@
           </w:tcPr>
           <w:p>
             <w:r>
-              <w:t>ARIMA(8,1,2)</w:t>
+              <w:t>ARIMA(4,0,6)</w:t>
             </w:r>
           </w:p>
         </w:tc>
@@ -1807,7 +1478,7 @@
           </w:tcPr>
           <w:p>
             <w:r>
-              <w:t>475.76</w:t>
+              <w:t>477.47</w:t>
             </w:r>
           </w:p>
         </w:tc>
@@ -1817,7 +1488,7 @@
           </w:tcPr>
           <w:p>
             <w:r>
-              <w:t>518.44</w:t>
+              <w:t>520.19</w:t>
             </w:r>
           </w:p>
         </w:tc>
@@ -1827,7 +1498,7 @@
           </w:tcPr>
           <w:p>
             <w:r>
-              <w:t>0.145</w:t>
+              <w:t>0.1323</w:t>
             </w:r>
           </w:p>
         </w:tc>
@@ -1849,7 +1520,7 @@
           </w:tcPr>
           <w:p>
             <w:r>
-              <w:t>ARIMA(7,1,2)</w:t>
+              <w:t>ARIMA(8,0,1)</w:t>
             </w:r>
           </w:p>
         </w:tc>
@@ -1859,7 +1530,7 @@
           </w:tcPr>
           <w:p>
             <w:r>
-              <w:t>476.69</w:t>
+              <w:t>478.25</w:t>
             </w:r>
           </w:p>
         </w:tc>
@@ -1869,7 +1540,7 @@
           </w:tcPr>
           <w:p>
             <w:r>
-              <w:t>515.81</w:t>
+              <w:t>517.41</w:t>
             </w:r>
           </w:p>
         </w:tc>
@@ -1879,7 +1550,7 @@
           </w:tcPr>
           <w:p>
             <w:r>
-              <w:t>0.189</w:t>
+              <w:t>0.2161</w:t>
             </w:r>
           </w:p>
         </w:tc>
@@ -1901,7 +1572,7 @@
           </w:tcPr>
           <w:p>
             <w:r>
-              <w:t>ARIMA(8,1,1)</w:t>
+              <w:t>ARIMA(8,0,2)</w:t>
             </w:r>
           </w:p>
         </w:tc>
@@ -1911,7 +1582,7 @@
           </w:tcPr>
           <w:p>
             <w:r>
-              <w:t>476.92</w:t>
+              <w:t>478.96</w:t>
             </w:r>
           </w:p>
         </w:tc>
@@ -1921,7 +1592,7 @@
           </w:tcPr>
           <w:p>
             <w:r>
-              <w:t>516.04</w:t>
+              <w:t>521.68</w:t>
             </w:r>
           </w:p>
         </w:tc>
@@ -1931,7 +1602,7 @@
           </w:tcPr>
           <w:p>
             <w:r>
-              <w:t>0.164</w:t>
+              <w:t>0.1584</w:t>
             </w:r>
           </w:p>
         </w:tc>
@@ -1950,23 +1621,7 @@
     <w:p/>
     <w:p>
       <w:r>
-        <w:t xml:space="preserve">The high AR order captures the substantial autocorrelation in </w:t>
-      </w:r>
-      <w:r>
-        <w:rPr>
-          <w:i/>
-        </w:rPr>
-        <w:t>Δr</w:t>
-      </w:r>
-      <w:r>
-        <w:rPr>
-          <w:i/>
-          <w:vertAlign w:val="subscript"/>
-        </w:rPr>
-        <w:t>t</w:t>
-      </w:r>
-      <w:r>
-        <w:t>, reflecting the inertia of monetary policy cycles. Since the question asks for adequate inflation models to be used for forecasting, the three inflation specifications above are used in Questions 2(b) and 3. The interest rate models are reported here for completeness; they are not used for out-of-sample forecasting in this report.</w:t>
+        <w:t>These models all imply strong persistence in the nominal rate. ARIMA(4,0,6) is retained as the best adequate benchmark because it has the lowest AIC among the reported adequate candidates while also passing the residual test. Since the forecasting exercise in part (b) only concerns inflation, the interest-rate models are reported here to complete the model-selection exercise rather than for forecasting.</w:t>
       </w:r>
     </w:p>
     <w:p>
@@ -2089,7 +1744,7 @@
               <w:rPr>
                 <w:b/>
               </w:rPr>
-              <w:t>ARIMA(5,0,3)</w:t>
+              <w:t>ARIMA(5,0,6)</w:t>
             </w:r>
           </w:p>
         </w:tc>
@@ -2183,7 +1838,7 @@
           </w:tcPr>
           <w:p>
             <w:r>
-              <w:t>0.008697</w:t>
+              <w:t>0.008533</w:t>
             </w:r>
           </w:p>
         </w:tc>
@@ -2265,7 +1920,7 @@
           </w:tcPr>
           <w:p>
             <w:r>
-              <w:t>0.008607</w:t>
+              <w:t>0.008031</w:t>
             </w:r>
           </w:p>
         </w:tc>
@@ -2347,7 +2002,7 @@
           </w:tcPr>
           <w:p>
             <w:r>
-              <w:t>0.009080</w:t>
+              <w:t>0.007930</w:t>
             </w:r>
           </w:p>
         </w:tc>
@@ -2429,7 +2084,7 @@
           </w:tcPr>
           <w:p>
             <w:r>
-              <w:t>0.008922</w:t>
+              <w:t>0.007454</w:t>
             </w:r>
           </w:p>
         </w:tc>
@@ -2511,7 +2166,7 @@
           </w:tcPr>
           <w:p>
             <w:r>
-              <w:t>0.008868</w:t>
+              <w:t>0.007599</w:t>
             </w:r>
           </w:p>
         </w:tc>
@@ -2593,7 +2248,7 @@
           </w:tcPr>
           <w:p>
             <w:r>
-              <w:t>0.008947</w:t>
+              <w:t>0.008254</w:t>
             </w:r>
           </w:p>
         </w:tc>
@@ -2675,7 +2330,7 @@
           </w:tcPr>
           <w:p>
             <w:r>
-              <w:t>0.008894</w:t>
+              <w:t>0.008735</w:t>
             </w:r>
           </w:p>
         </w:tc>
@@ -2757,7 +2412,7 @@
           </w:tcPr>
           <w:p>
             <w:r>
-              <w:t>0.008917</w:t>
+              <w:t>0.008710</w:t>
             </w:r>
           </w:p>
         </w:tc>
@@ -2806,7 +2461,7 @@
     <w:p/>
     <w:p>
       <w:r>
-        <w:t>All three models forecast quarterly inflation converging toward the unconditional mean as the horizon extends — the behaviour of a stationary ARMA process. ARIMA(3,0,3) and ARIMA(5,0,3) cluster closely around 0.0088–0.0091, while ARIMA(1,0,6) produces somewhat lower forecasts in the near term (around 0.0082–0.0085) before converging toward a similar long-run level, reflecting how its longer MA polynomial shapes the short-horizon dynamics differently from the AR-heavier specifications.</w:t>
+        <w:t>All three models forecast quarterly inflation returning toward a similar long-run mean. ARIMA(3,0,3) stays close to 0.0088 to 0.0089, ARIMA(1,0,6) is slightly lower in the near term, and ARIMA(5,0,6) gives the lowest short-run forecasts.</w:t>
       </w:r>
     </w:p>
     <w:p>
@@ -2835,22 +2490,17 @@
         <w:t>t</w:t>
       </w:r>
       <w:r>
-        <w:t xml:space="preserve"> are useful for policy because decisions depend not only on current conditions but also on the expected future path of inflation. A central bank setting the policy rate needs to know whether inflation is likely to remain above target or ease, since the appropriate stance depends on where prices are heading, not where they are. Fiscal authorities similarly rely on inflation projections to index spending programmes and to assess the real burden of debt.</w:t>
+        <w:t xml:space="preserve"> are useful for policy because decisions depend on expected inflation, not just current inflation. Central banks use inflation forecasts when setting interest rates, and fiscal authorities use them when assessing real spending and debt outcomes.</w:t>
       </w:r>
     </w:p>
     <w:p>
       <w:r>
-        <w:t>The most fundamental source of uncertainty is the unknown future — future shocks that have not yet occurred. This is why the predictive intervals widen steadily over the horizon. For ARIMA(3,0,3), the 95% interval spans roughly 0.005 in total width at 2024Q1 and widens to over 0.023 by 2025Q4. Even though the point forecasts remain near 0.009 throughout, the range of plausible outcomes becomes much larger as the forecast extends. This widening is a direct implication of the MA(∞) representation: each additional step adds an unobserved innovation, and the cumulative uncertainty grows with horizon.</w:t>
+        <w:t>The main source of uncertainty is innovation uncertainty: future shocks are unknown, so the predictive intervals widen with the forecast horizon. There is also model uncertainty because the three adequate specifications do not imply exactly the same forecast path, especially at short horizons. In other words, the reported intervals measure uncertainty conditional on a particular model, while the spread across the three models gives an additional sense of specification uncertainty.</w:t>
       </w:r>
     </w:p>
     <w:p>
       <w:r>
-        <w:t>There is also model uncertainty, evident in the spread across the three inflation specifications, and estimation uncertainty arising because all coefficients are estimated from a finite sample and would differ across samples. The predictive intervals reported here reflect only innovation uncertainty; they do not account for the additional dispersion introduced by parameter estimation error or model misspecification, so the true forecast risk is wider than the reported bands suggest. Using three models rather than one partly addresses model uncertainty, since the spread of their point forecasts indicates how sensitive the central outlook is to specification choices.</w:t>
-      </w:r>
-    </w:p>
-    <w:p>
-      <w:r>
-        <w:t>Finally, these forecasts rely on the assumption that the historical pattern of inflation dynamics remains valid out of sample. If the economy enters a new regime — a large supply shock, a change in central bank behaviour, or an unexpected financial disruption — realised inflation can fall well outside any model-based interval. The post-2021 inflation episode illustrated exactly this: backward-looking ARMA models, estimated on a sample where inflation was low and stable, were poorly positioned to anticipate an inflationary surge driven by supply constraints and fiscal stimulus.</w:t>
+        <w:t>These forecasts also assume parameter stability: the inflation process estimated on the historical sample continues to hold out of sample. If the economy moves into a new regime, for example after a supply shock or a change in policy behaviour, realised inflation can fall outside the model-based intervals. Quantitatively, this uncertainty is summarised by the 68% and 95% forecast bands, but those bands still condition on the maintained model being the correct one.</w:t>
       </w:r>
     </w:p>
     <w:p>
@@ -2915,7 +2565,7 @@
     </w:p>
     <w:p>
       <w:r>
-        <w:t xml:space="preserve">The actual quarterly inflation rates for 2024Q1–2025Q3 are computed from the provided price-level data as </w:t>
+        <w:t xml:space="preserve">The actual quarterly inflation rates for 2024Q1–2025Q3 are computed from the price-level data as </w:t>
       </w:r>
       <w:r>
         <w:rPr>
@@ -2963,7 +2613,7 @@
         <w:t>)</w:t>
       </w:r>
       <w:r>
-        <w:t xml:space="preserve">, with </w:t>
+        <w:t xml:space="preserve">, using </w:t>
       </w:r>
       <w:r>
         <w:rPr>
@@ -3072,7 +2722,7 @@
               <w:rPr>
                 <w:b/>
               </w:rPr>
-              <w:t>ARIMA(5,0,3)</w:t>
+              <w:t>ARIMA(5,0,6)</w:t>
             </w:r>
           </w:p>
         </w:tc>
@@ -3124,7 +2774,7 @@
           </w:tcPr>
           <w:p>
             <w:r>
-              <w:t>0.008697</w:t>
+              <w:t>0.008533</w:t>
             </w:r>
           </w:p>
         </w:tc>
@@ -3176,7 +2826,7 @@
           </w:tcPr>
           <w:p>
             <w:r>
-              <w:t>0.008607</w:t>
+              <w:t>0.008031</w:t>
             </w:r>
           </w:p>
         </w:tc>
@@ -3228,7 +2878,7 @@
           </w:tcPr>
           <w:p>
             <w:r>
-              <w:t>0.009080</w:t>
+              <w:t>0.007930</w:t>
             </w:r>
           </w:p>
         </w:tc>
@@ -3280,7 +2930,7 @@
           </w:tcPr>
           <w:p>
             <w:r>
-              <w:t>0.008922</w:t>
+              <w:t>0.007454</w:t>
             </w:r>
           </w:p>
         </w:tc>
@@ -3332,7 +2982,7 @@
           </w:tcPr>
           <w:p>
             <w:r>
-              <w:t>0.008868</w:t>
+              <w:t>0.007599</w:t>
             </w:r>
           </w:p>
         </w:tc>
@@ -3384,7 +3034,7 @@
           </w:tcPr>
           <w:p>
             <w:r>
-              <w:t>0.008947</w:t>
+              <w:t>0.008254</w:t>
             </w:r>
           </w:p>
         </w:tc>
@@ -3436,7 +3086,7 @@
           </w:tcPr>
           <w:p>
             <w:r>
-              <w:t>0.008894</w:t>
+              <w:t>0.008735</w:t>
             </w:r>
           </w:p>
         </w:tc>
@@ -3605,7 +3255,7 @@
           </w:tcPr>
           <w:p>
             <w:r>
-              <w:t>ARIMA(5,0,3)</w:t>
+              <w:t>ARIMA(5,0,6)</w:t>
             </w:r>
           </w:p>
         </w:tc>
@@ -3615,7 +3265,7 @@
           </w:tcPr>
           <w:p>
             <w:r>
-              <w:t>3.6184e−06</w:t>
+              <w:t>1.5590e−06</w:t>
             </w:r>
           </w:p>
         </w:tc>
@@ -3625,7 +3275,7 @@
           </w:tcPr>
           <w:p>
             <w:r>
-              <w:t>0.001902</w:t>
+              <w:t>0.001249</w:t>
             </w:r>
           </w:p>
         </w:tc>
@@ -3635,7 +3285,7 @@
           </w:tcPr>
           <w:p>
             <w:r>
-              <w:t>0.001696</w:t>
+              <w:t>0.000994</w:t>
             </w:r>
           </w:p>
         </w:tc>
@@ -3644,12 +3294,12 @@
     <w:p/>
     <w:p>
       <w:r>
-        <w:t>ARIMA(1,0,6) ranks first on all three measures by a substantial margin, achieving an RMSFE nearly 25% lower than the other two. Its lower near-term forecasts (around 0.0082–0.0085) happen to be closer to the actual post-2024 disinflation path than the higher forecasts from ARIMA(3,0,3) and ARIMA(5,0,3). However, the more important observation is that all three models produce the same directional failure: every model over-predicts inflation throughout the hold-out window. The two AR-dominant specifications anchored their forecasts near the in-sample unconditional mean of approximately 0.0088–0.0091, while actual inflation fell steadily, reaching the 0.006–0.008 range from mid-2024 onwards. The realised values still lie within the 95% predictive intervals in the early quarters, but the systematic bias — consistently above the actual path — reflects a structural shift rather than random forecast error.</w:t>
+        <w:t>ARIMA(5,0,6) performs best on all three measures. ARIMA(1,0,6) comes second, and ARIMA(3,0,3) performs worst of the three. So the model with the best out-of-sample performance is not the same as the model with the best in-sample AIC/BIC. The more important point, however, is that all three models over-predict inflation in the hold-out period.</w:t>
       </w:r>
     </w:p>
     <w:p>
       <w:r>
-        <w:t>This is not a model-fitting failure. The ARIMA models were adequate fits to the in-sample data. The problem is that the post-2021 disinflation played out faster and more completely than any backward-looking ARMA model could anticipate, since such models extrapolate historical average dynamics rather than responding to changing macroeconomic conditions. When the regime shifts — here, a rapid unwinding of pandemic-era price pressures — models within the same ARIMA class tend to miss the turning point together, which is why model choice among the three matters less than the shared limitation of purely backward-looking forecasting.</w:t>
+        <w:t>This is not mainly a fitting failure in the narrow in-sample sense. The models were adequate on the pre-2024 sample, but the disinflation after 2021 proceeded faster than these backward-looking ARIMA specifications implied. That is why all three models make forecast errors in the same direction. So the evaluation suggests a common regime or persistence error, not just poor fit from one particular specification.</w:t>
       </w:r>
     </w:p>
     <w:p>
@@ -3680,7 +3330,7 @@
       <w:r>
         <w:drawing>
           <wp:inline xmlns:a="http://schemas.openxmlformats.org/drawingml/2006/main" xmlns:pic="http://schemas.openxmlformats.org/drawingml/2006/picture">
-            <wp:extent cx="5852160" cy="1950720"/>
+            <wp:extent cx="5852160" cy="2731008"/>
             <wp:docPr id="5" name="Picture 5"/>
             <wp:cNvGraphicFramePr>
               <a:graphicFrameLocks noChangeAspect="1"/>
@@ -3701,7 +3351,7 @@
                   <pic:spPr>
                     <a:xfrm>
                       <a:off x="0" y="0"/>
-                      <a:ext cx="5852160" cy="1950720"/>
+                      <a:ext cx="5852160" cy="2731008"/>
                     </a:xfrm>
                     <a:prstGeom prst="rect"/>
                   </pic:spPr>
@@ -3722,7 +3372,7 @@
     </w:p>
     <w:p>
       <w:r>
-        <w:t xml:space="preserve">The real-rate proxy is constructed as </w:t>
+        <w:t xml:space="preserve">Following the exact wording of the question, the proxy is constructed as </w:t>
       </w:r>
       <w:r>
         <w:rPr>
@@ -3754,7 +3404,7 @@
         <w:rPr>
           <w:i/>
         </w:rPr>
-        <w:t xml:space="preserve"> − 100·Δp</w:t>
+        <w:t xml:space="preserve"> − Δp</w:t>
       </w:r>
       <w:r>
         <w:rPr>
@@ -3764,7 +3414,12 @@
         <w:t>t</w:t>
       </w:r>
       <w:r>
-        <w:t xml:space="preserve">, converting the log-difference </w:t>
+        <w:t>. Its sample mean is about 4.34, with a minimum close to 0.01 and a maximum about 15.03.</w:t>
+      </w:r>
+    </w:p>
+    <w:p>
+      <w:r>
+        <w:t xml:space="preserve">The plot suggests that this proxy is very similar to the nominal interest rate and much less stable than inflation. That follows mechanically from the definition in the assignment: </w:t>
       </w:r>
       <w:r>
         <w:rPr>
@@ -3780,7 +3435,7 @@
         <w:t>t</w:t>
       </w:r>
       <w:r>
-        <w:t xml:space="preserve"> to percentage points to match the scale of </w:t>
+        <w:t xml:space="preserve"> is small relative to </w:t>
       </w:r>
       <w:r>
         <w:rPr>
@@ -3796,12 +3451,7 @@
         <w:t>t</w:t>
       </w:r>
       <w:r>
-        <w:t>. Its sample mean is approximately 3.6%, with a minimum of −3.8% and a maximum of around 15.0%.</w:t>
-      </w:r>
-    </w:p>
-    <w:p>
-      <w:r>
-        <w:t xml:space="preserve">The plot suggests that </w:t>
+        <w:t xml:space="preserve">, so subtracting it changes the level only slightly. The dominant feature of </w:t>
       </w:r>
       <w:r>
         <w:rPr>
@@ -3817,7 +3467,7 @@
         <w:t>t</w:t>
       </w:r>
       <w:r>
-        <w:t xml:space="preserve"> is somewhat more stable than the nominal interest rate </w:t>
+        <w:t xml:space="preserve"> is therefore the same long-run persistence seen in </w:t>
       </w:r>
       <w:r>
         <w:rPr>
@@ -3833,103 +3483,7 @@
         <w:t>t</w:t>
       </w:r>
       <w:r>
-        <w:t xml:space="preserve">, but less stable than inflation </w:t>
-      </w:r>
-      <w:r>
-        <w:rPr>
-          <w:i/>
-        </w:rPr>
-        <w:t>Δp</w:t>
-      </w:r>
-      <w:r>
-        <w:rPr>
-          <w:i/>
-          <w:vertAlign w:val="subscript"/>
-        </w:rPr>
-        <w:t>t</w:t>
-      </w:r>
-      <w:r>
-        <w:t xml:space="preserve">. The nominal rate shows the largest long swings, particularly in the late 1970s and early 1980s, while </w:t>
-      </w:r>
-      <w:r>
-        <w:rPr>
-          <w:i/>
-        </w:rPr>
-        <w:t>rr</w:t>
-      </w:r>
-      <w:r>
-        <w:rPr>
-          <w:i/>
-          <w:vertAlign w:val="subscript"/>
-        </w:rPr>
-        <w:t>t</w:t>
-      </w:r>
-      <w:r>
-        <w:t xml:space="preserve"> is less extreme because inflation is partially offsetting the nominal movements. However, </w:t>
-      </w:r>
-      <w:r>
-        <w:rPr>
-          <w:i/>
-        </w:rPr>
-        <w:t>rr</w:t>
-      </w:r>
-      <w:r>
-        <w:rPr>
-          <w:i/>
-          <w:vertAlign w:val="subscript"/>
-        </w:rPr>
-        <w:t>t</w:t>
-      </w:r>
-      <w:r>
-        <w:t xml:space="preserve"> still displays substantial variation including prolonged swings and some negative values, so it is not obviously stable in any strong sense. Relative to the other two series, inflation fluctuates within the narrowest range for most of the sample — spending most of its history between 1 and 3 percent. The overall picture is that </w:t>
-      </w:r>
-      <w:r>
-        <w:rPr>
-          <w:i/>
-        </w:rPr>
-        <w:t>rr</w:t>
-      </w:r>
-      <w:r>
-        <w:rPr>
-          <w:i/>
-          <w:vertAlign w:val="subscript"/>
-        </w:rPr>
-        <w:t>t</w:t>
-      </w:r>
-      <w:r>
-        <w:t xml:space="preserve"> is less volatile than </w:t>
-      </w:r>
-      <w:r>
-        <w:rPr>
-          <w:i/>
-        </w:rPr>
-        <w:t>r</w:t>
-      </w:r>
-      <w:r>
-        <w:rPr>
-          <w:i/>
-          <w:vertAlign w:val="subscript"/>
-        </w:rPr>
-        <w:t>t</w:t>
-      </w:r>
-      <w:r>
-        <w:t xml:space="preserve">, but not clearly more stable than </w:t>
-      </w:r>
-      <w:r>
-        <w:rPr>
-          <w:i/>
-        </w:rPr>
-        <w:t>Δp</w:t>
-      </w:r>
-      <w:r>
-        <w:rPr>
-          <w:i/>
-          <w:vertAlign w:val="subscript"/>
-        </w:rPr>
-        <w:t>t</w:t>
-      </w:r>
-      <w:r>
-        <w:t>.</w:t>
+        <w:t>, including the rise into the early 1980s, the decline over later decades, and the near-zero regime in the 2010s.</w:t>
       </w:r>
     </w:p>
     <w:p>
@@ -3989,7 +3543,7 @@
     </w:p>
     <w:p>
       <w:r>
-        <w:t xml:space="preserve">The dominant feature of </w:t>
+        <w:t xml:space="preserve">The dominant feature of the consumption ratio, </w:t>
       </w:r>
       <w:r>
         <w:rPr>
@@ -4031,18 +3585,31 @@
         <w:t>t</w:t>
       </w:r>
       <w:r>
-        <w:t xml:space="preserve"> is its persistent upward movement over the sample. The series rises from around 0.590 in the early part of the sample to approximately 0.693 by 2023Q4, with only moderate short-run fluctuations around this longer-run trend and a sample mean of 0.6419. The process mean does not appear constant over time — the series does not fluctuate around a clearly fixed level.</w:t>
+        <w:t>, is its persistent upward movement over the sample. The series rises from about 0.590 early in the sample to about 0.693 by 2023Q4, with only moderate short-run fluctuations around that upward path.</w:t>
       </w:r>
     </w:p>
     <w:p>
       <w:r>
-        <w:t xml:space="preserve">From an economic perspective, a rising </w:t>
+        <w:t>Economically, a rising consumption ratio means consumption has grown faster than output, so a larger share of GDP is being used for household spending. The main feature of the plot is not short-run volatility but a slow rise in the consumption share.</w:t>
+      </w:r>
+    </w:p>
+    <w:p>
+      <w:pPr>
+        <w:pStyle w:val="Heading3"/>
+      </w:pPr>
+      <w:r>
+        <w:t>4(c) Best Adequate ARIMA Model for the Real Rate</w:t>
+      </w:r>
+    </w:p>
+    <w:p>
+      <w:r>
+        <w:t xml:space="preserve">For the proxy </w:t>
       </w:r>
       <w:r>
         <w:rPr>
           <w:i/>
         </w:rPr>
-        <w:t>cy</w:t>
+        <w:t>rr</w:t>
       </w:r>
       <w:r>
         <w:rPr>
@@ -4052,13 +3619,10 @@
         <w:t>t</w:t>
       </w:r>
       <w:r>
-        <w:t xml:space="preserve"> means consumption has grown faster than output, so a larger share of GDP is allocated to household spending. Since </w:t>
-      </w:r>
-      <w:r>
         <w:rPr>
           <w:i/>
         </w:rPr>
-        <w:t>cy</w:t>
+        <w:t xml:space="preserve"> = r</w:t>
       </w:r>
       <w:r>
         <w:rPr>
@@ -4071,7 +3635,7 @@
         <w:rPr>
           <w:i/>
         </w:rPr>
-        <w:t xml:space="preserve"> = C</w:t>
+        <w:t xml:space="preserve"> − Δp</w:t>
       </w:r>
       <w:r>
         <w:rPr>
@@ -4081,222 +3645,7 @@
         <w:t>t</w:t>
       </w:r>
       <w:r>
-        <w:rPr>
-          <w:i/>
-        </w:rPr>
-        <w:t>/Y</w:t>
-      </w:r>
-      <w:r>
-        <w:rPr>
-          <w:i/>
-          <w:vertAlign w:val="subscript"/>
-        </w:rPr>
-        <w:t>t</w:t>
-      </w:r>
-      <w:r>
-        <w:t xml:space="preserve">, a rise in the ratio means </w:t>
-      </w:r>
-      <w:r>
-        <w:rPr>
-          <w:i/>
-        </w:rPr>
-        <w:t>C</w:t>
-      </w:r>
-      <w:r>
-        <w:rPr>
-          <w:i/>
-          <w:vertAlign w:val="subscript"/>
-        </w:rPr>
-        <w:t>t</w:t>
-      </w:r>
-      <w:r>
-        <w:t xml:space="preserve"> is increasing relative to </w:t>
-      </w:r>
-      <w:r>
-        <w:rPr>
-          <w:i/>
-        </w:rPr>
-        <w:t>Y</w:t>
-      </w:r>
-      <w:r>
-        <w:rPr>
-          <w:i/>
-          <w:vertAlign w:val="subscript"/>
-        </w:rPr>
-        <w:t>t</w:t>
-      </w:r>
-      <w:r>
-        <w:t xml:space="preserve">. From the national accounts identity </w:t>
-      </w:r>
-      <w:r>
-        <w:rPr>
-          <w:i/>
-        </w:rPr>
-        <w:t>Y = C + I + G + (X − M)</w:t>
-      </w:r>
-      <w:r>
-        <w:t>, a higher consumption share implies that the share of output accounted for by investment, government spending, and net exports has on average fallen relative to consumption. Several structural factors support this: a long-run decline in the household saving rate as access to credit expanded and financial markets deepened; a shift of the US economy toward services and away from investment-intensive manufacturing; and persistent trade deficits that allow domestic consumption to exceed domestic production. The dominant feature of the plot is not short-run volatility but a slow-moving structural shift in the composition of demand.</w:t>
-      </w:r>
-    </w:p>
-    <w:p>
-      <w:pPr>
-        <w:pStyle w:val="Heading3"/>
-      </w:pPr>
-      <w:r>
-        <w:t>4(c) Best Adequate ARIMA Model for `rr_t`</w:t>
-      </w:r>
-    </w:p>
-    <w:p>
-      <w:r>
-        <w:t xml:space="preserve">Formally, if </w:t>
-      </w:r>
-      <w:r>
-        <w:rPr>
-          <w:i/>
-        </w:rPr>
-        <w:t>r</w:t>
-      </w:r>
-      <w:r>
-        <w:rPr>
-          <w:i/>
-          <w:vertAlign w:val="subscript"/>
-        </w:rPr>
-        <w:t>t</w:t>
-      </w:r>
-      <w:r>
-        <w:t xml:space="preserve"> is I(1) and </w:t>
-      </w:r>
-      <w:r>
-        <w:rPr>
-          <w:i/>
-        </w:rPr>
-        <w:t>100·Δp</w:t>
-      </w:r>
-      <w:r>
-        <w:rPr>
-          <w:i/>
-          <w:vertAlign w:val="subscript"/>
-        </w:rPr>
-        <w:t>t</w:t>
-      </w:r>
-      <w:r>
-        <w:t xml:space="preserve"> is I(0), their difference </w:t>
-      </w:r>
-      <w:r>
-        <w:rPr>
-          <w:i/>
-        </w:rPr>
-        <w:t>rr</w:t>
-      </w:r>
-      <w:r>
-        <w:rPr>
-          <w:i/>
-          <w:vertAlign w:val="subscript"/>
-        </w:rPr>
-        <w:t>t</w:t>
-      </w:r>
-      <w:r>
-        <w:t xml:space="preserve"> should also be I(1). However, the Fisher hypothesis provides a resolution: if the nominal interest rate and expected inflation share a common stochastic trend — that is, if </w:t>
-      </w:r>
-      <w:r>
-        <w:rPr>
-          <w:i/>
-        </w:rPr>
-        <w:t>r</w:t>
-      </w:r>
-      <w:r>
-        <w:rPr>
-          <w:i/>
-          <w:vertAlign w:val="subscript"/>
-        </w:rPr>
-        <w:t>t</w:t>
-      </w:r>
-      <w:r>
-        <w:rPr>
-          <w:i/>
-        </w:rPr>
-        <w:t xml:space="preserve"> ≈ α + E</w:t>
-      </w:r>
-      <w:r>
-        <w:rPr>
-          <w:i/>
-          <w:vertAlign w:val="subscript"/>
-        </w:rPr>
-        <w:t>t</w:t>
-      </w:r>
-      <w:r>
-        <w:rPr>
-          <w:i/>
-        </w:rPr>
-        <w:t>[Δp</w:t>
-      </w:r>
-      <w:r>
-        <w:rPr>
-          <w:i/>
-          <w:vertAlign w:val="subscript"/>
-        </w:rPr>
-        <w:t>t+1</w:t>
-      </w:r>
-      <w:r>
-        <w:rPr>
-          <w:i/>
-        </w:rPr>
-        <w:t>]</w:t>
-      </w:r>
-      <w:r>
-        <w:t xml:space="preserve"> holds in the long run — then </w:t>
-      </w:r>
-      <w:r>
-        <w:rPr>
-          <w:i/>
-        </w:rPr>
-        <w:t>rr</w:t>
-      </w:r>
-      <w:r>
-        <w:rPr>
-          <w:i/>
-          <w:vertAlign w:val="subscript"/>
-        </w:rPr>
-        <w:t>t</w:t>
-      </w:r>
-      <w:r>
-        <w:t xml:space="preserve"> is the cointegrating residual between them and is I(0) despite its components being individually I(1). This motivates including </w:t>
-      </w:r>
-      <w:r>
-        <w:rPr>
-          <w:i/>
-        </w:rPr>
-        <w:t>d = 0</w:t>
-      </w:r>
-      <w:r>
-        <w:t xml:space="preserve"> models in the search alongside </w:t>
-      </w:r>
-      <w:r>
-        <w:rPr>
-          <w:i/>
-        </w:rPr>
-        <w:t>d = 1</w:t>
-      </w:r>
-      <w:r>
-        <w:t xml:space="preserve"> alternatives. A search over </w:t>
-      </w:r>
-      <w:r>
-        <w:rPr>
-          <w:i/>
-        </w:rPr>
-        <w:t>d ∈ {0,1}</w:t>
-      </w:r>
-      <w:r>
-        <w:t xml:space="preserve"> and </w:t>
-      </w:r>
-      <w:r>
-        <w:rPr>
-          <w:i/>
-        </w:rPr>
-        <w:t>p, q = 0,...,10</w:t>
-      </w:r>
-      <w:r>
-        <w:t xml:space="preserve"> with Ljung-Box adequacy checking at 20 lags confirms that the real rate is adequately described without differencing.</w:t>
+        <w:t>, the strongest adequate model in the search is a differenced ARIMA rather than a stationary level specification:</w:t>
       </w:r>
     </w:p>
     <w:tbl>
@@ -4321,22 +3670,7 @@
               <w:rPr>
                 <w:b/>
               </w:rPr>
-              <w:t xml:space="preserve">Model for </w:t>
-            </w:r>
-            <w:r>
-              <w:rPr>
-                <w:b/>
-                <w:i/>
-              </w:rPr>
-              <w:t>rr</w:t>
-            </w:r>
-            <w:r>
-              <w:rPr>
-                <w:b/>
-                <w:i/>
-                <w:vertAlign w:val="subscript"/>
-              </w:rPr>
-              <w:t>t</w:t>
+              <w:t>Model for the real rate</w:t>
             </w:r>
           </w:p>
         </w:tc>
@@ -4387,7 +3721,7 @@
           </w:tcPr>
           <w:p>
             <w:r>
-              <w:t>ARIMA(8,0,1)</w:t>
+              <w:t>ARIMA(7,1,5)</w:t>
             </w:r>
           </w:p>
         </w:tc>
@@ -4397,7 +3731,7 @@
           </w:tcPr>
           <w:p>
             <w:r>
-              <w:t>463.82</w:t>
+              <w:t>474.05</w:t>
             </w:r>
           </w:p>
         </w:tc>
@@ -4407,7 +3741,7 @@
           </w:tcPr>
           <w:p>
             <w:r>
-              <w:t>502.94</w:t>
+              <w:t>523.79</w:t>
             </w:r>
           </w:p>
         </w:tc>
@@ -4417,7 +3751,7 @@
           </w:tcPr>
           <w:p>
             <w:r>
-              <w:t>0.909</w:t>
+              <w:t>0.9679</w:t>
             </w:r>
           </w:p>
         </w:tc>
@@ -4426,13 +3760,13 @@
     <w:p/>
     <w:p>
       <w:r>
-        <w:t xml:space="preserve">Key estimated coefficients: </w:t>
+        <w:t xml:space="preserve">Key estimated coefficients include </w:t>
       </w:r>
       <w:r>
         <w:rPr>
           <w:i/>
         </w:rPr>
-        <w:t>φ₁ = 0.5767</w:t>
+        <w:t>φ₄ = 0.4564</w:t>
       </w:r>
       <w:r>
         <w:t xml:space="preserve">, </w:t>
@@ -4441,7 +3775,7 @@
         <w:rPr>
           <w:i/>
         </w:rPr>
-        <w:t>φ₂ = 0.3471</w:t>
+        <w:t>φ₇ = −0.3841</w:t>
       </w:r>
       <w:r>
         <w:t xml:space="preserve">, </w:t>
@@ -4450,7 +3784,7 @@
         <w:rPr>
           <w:i/>
         </w:rPr>
-        <w:t>φ₃ = 0.0536</w:t>
+        <w:t>θ₁ = 0.4736</w:t>
       </w:r>
       <w:r>
         <w:t xml:space="preserve">, </w:t>
@@ -4459,7 +3793,7 @@
         <w:rPr>
           <w:i/>
         </w:rPr>
-        <w:t>φ₄ = 0.1090</w:t>
+        <w:t>θ₂ = −0.2673</w:t>
       </w:r>
       <w:r>
         <w:t xml:space="preserve">, </w:t>
@@ -4468,7 +3802,7 @@
         <w:rPr>
           <w:i/>
         </w:rPr>
-        <w:t>φ₅ = −0.1204</w:t>
+        <w:t>θ₄ = −0.4045</w:t>
       </w:r>
       <w:r>
         <w:t xml:space="preserve">, </w:t>
@@ -4477,43 +3811,16 @@
         <w:rPr>
           <w:i/>
         </w:rPr>
-        <w:t>φ₆ = 0.0690</w:t>
-      </w:r>
-      <w:r>
-        <w:t xml:space="preserve">, </w:t>
+        <w:t>θ₅ = −0.3704</w:t>
+      </w:r>
+      <w:r>
+        <w:t xml:space="preserve">, and </w:t>
       </w:r>
       <w:r>
         <w:rPr>
           <w:i/>
         </w:rPr>
-        <w:t>φ₇ = −0.3897</w:t>
-      </w:r>
-      <w:r>
-        <w:t xml:space="preserve">, </w:t>
-      </w:r>
-      <w:r>
-        <w:rPr>
-          <w:i/>
-        </w:rPr>
-        <w:t>φ₈ = 0.2937</w:t>
-      </w:r>
-      <w:r>
-        <w:t xml:space="preserve">, </w:t>
-      </w:r>
-      <w:r>
-        <w:rPr>
-          <w:i/>
-        </w:rPr>
-        <w:t>θ₁ = 0.8700</w:t>
-      </w:r>
-      <w:r>
-        <w:t xml:space="preserve">, </w:t>
-      </w:r>
-      <w:r>
-        <w:rPr>
-          <w:i/>
-        </w:rPr>
-        <w:t>μ = 3.350</w:t>
+        <w:t>drift = 0.0015</w:t>
       </w:r>
       <w:r>
         <w:t>.</w:t>
@@ -4521,32 +3828,7 @@
     </w:p>
     <w:p>
       <w:r>
-        <w:t xml:space="preserve">The choice of </w:t>
-      </w:r>
-      <w:r>
-        <w:rPr>
-          <w:i/>
-        </w:rPr>
-        <w:t>d = 0</w:t>
-      </w:r>
-      <w:r>
-        <w:t xml:space="preserve"> reflects the Fisher hypothesis: the real rate is treated as a stationary, mean-reverting series around a long-run average of approximately 3.4%, even though its cycle is very slow. The AR(1) coefficient of 0.58, together with the subsequent AR terms, captures the strong positive autocorrelation in </w:t>
-      </w:r>
-      <w:r>
-        <w:rPr>
-          <w:i/>
-        </w:rPr>
-        <w:t>rr</w:t>
-      </w:r>
-      <w:r>
-        <w:rPr>
-          <w:i/>
-          <w:vertAlign w:val="subscript"/>
-        </w:rPr>
-        <w:t>t</w:t>
-      </w:r>
-      <w:r>
-        <w:t xml:space="preserve"> without requiring a unit root — the AR polynomial collectively describes the multi-year swings visible in the Q4(a) plot, where deviations from the long-run mean persist but ultimately reverse. Lower-order specifications left systematic patterns in the residuals; AR(8) is needed because each lag contributes incrementally to explaining the very gradual return to mean after a shock. The large positive MA(1) term provides additional flexibility in capturing the initial shock response. Together, the model matches the two dominant features of the plot: very slow mean-reversion and a clearly positive long-run average, both of which are inconsistent with a unit root and consistent with stationary but highly persistent dynamics.</w:t>
+        <w:t>This is the best adequate model because it has the strongest information-criterion support among the adequate candidates and leaves no meaningful residual autocorrelation. It captures the dominant feature of the plot because the proxy inherits substantial low-frequency movement from the nominal interest rate. The first difference removes that slow-moving level component, while the rich ARMA structure in the differenced series captures the remaining short-run persistence and reversal. The very high Ljung-Box p-value indicates that little residual autocorrelation remains.</w:t>
       </w:r>
     </w:p>
     <w:p>
@@ -4554,7 +3836,7 @@
         <w:pStyle w:val="Heading3"/>
       </w:pPr>
       <w:r>
-        <w:t>4(d) Best Adequate ARIMA Model for `cy_t`</w:t>
+        <w:t>4(d) Best Adequate ARIMA Model for the Consumption Ratio</w:t>
       </w:r>
     </w:p>
     <w:p>
@@ -4574,26 +3856,10 @@
         <w:rPr>
           <w:i/>
         </w:rPr>
-        <w:t>p, q = 0,...,4</w:t>
-      </w:r>
-      <w:r>
-        <w:t xml:space="preserve"> was carried out using AIC and BIC ranking with Ljung-Box adequacy checking at 20 lags. The persistent upward movement in </w:t>
-      </w:r>
-      <w:r>
-        <w:rPr>
-          <w:i/>
-        </w:rPr>
-        <w:t>cy</w:t>
-      </w:r>
-      <w:r>
-        <w:rPr>
-          <w:i/>
-          <w:vertAlign w:val="subscript"/>
-        </w:rPr>
-        <w:t>t</w:t>
-      </w:r>
-      <w:r>
-        <w:t xml:space="preserve"> is consistent with a unit root, and the best adequate model requires first differencing. Among d=0 candidates, high-order adequate specifications exist (e.g. ARIMA(8,0,3) with drift) but their AIC values are substantially higher than the best d=1 model, and the level plot does not show clear mean-reversion — the series continues trending upward through the end of the sample with no obvious tendency to revert to a fixed level, which is inconsistent with the d=0 assumption. The preferred model is therefore:</w:t>
+        <w:t>p, q = 0,...,6</w:t>
+      </w:r>
+      <w:r>
+        <w:t xml:space="preserve"> was carried out using AIC, BIC, and residual diagnostics. Unlike the interest-rate series, the consumption ratio keeps trending upward through the sample, so differencing is the more convincing choice. The preferred model is:</w:t>
       </w:r>
     </w:p>
     <w:tbl>
@@ -4618,22 +3884,7 @@
               <w:rPr>
                 <w:b/>
               </w:rPr>
-              <w:t xml:space="preserve">Model for </w:t>
-            </w:r>
-            <w:r>
-              <w:rPr>
-                <w:b/>
-                <w:i/>
-              </w:rPr>
-              <w:t>cy</w:t>
-            </w:r>
-            <w:r>
-              <w:rPr>
-                <w:b/>
-                <w:i/>
-                <w:vertAlign w:val="subscript"/>
-              </w:rPr>
-              <w:t>t</w:t>
+              <w:t>Model for the consumption ratio</w:t>
             </w:r>
           </w:p>
         </w:tc>
@@ -4791,39 +4042,7 @@
     </w:p>
     <w:p>
       <w:r>
-        <w:t xml:space="preserve">First differencing is the appropriate treatment for </w:t>
-      </w:r>
-      <w:r>
-        <w:rPr>
-          <w:i/>
-        </w:rPr>
-        <w:t>cy</w:t>
-      </w:r>
-      <w:r>
-        <w:rPr>
-          <w:i/>
-          <w:vertAlign w:val="subscript"/>
-        </w:rPr>
-        <w:t>t</w:t>
-      </w:r>
-      <w:r>
-        <w:t xml:space="preserve"> because the series shows clear, sustained upward movement throughout the sample — it does not oscillate around a fixed mean but instead trends from approximately 0.59 to 0.69 over the 65-year sample. Taking the first difference removes this stochastic trend component and yields a stationary series to which ARMA dynamics can be applied. The small positive drift of 0.0003 per quarter captures the average rate of rise in the consumption share after removing short-run dynamics — equivalent to a rise of about 1.2 percentage points per decade, matching the historical average observed in the plot. The AR(3) component reflects that deviations from this drift path are themselves persistent: a quarter where consumption grows faster than trend tends to be followed by further above-trend quarters before reverting, a pattern consistent with household consumption exhibiting momentum due to habit formation and smooth adjustment to permanent income shocks. The MA(3) structure captures the short-lived idiosyncratic shocks that die away within a few quarters. Together, the ARIMA(3,1,3) with drift captures both the dominant long-run feature of the data (the trend in the level of </w:t>
-      </w:r>
-      <w:r>
-        <w:rPr>
-          <w:i/>
-        </w:rPr>
-        <w:t>cy</w:t>
-      </w:r>
-      <w:r>
-        <w:rPr>
-          <w:i/>
-          <w:vertAlign w:val="subscript"/>
-        </w:rPr>
-        <w:t>t</w:t>
-      </w:r>
-      <w:r>
-        <w:t>) and its short-run dynamics (autocorrelated quarterly fluctuations around that trend).</w:t>
+        <w:t>This is the best adequate model because it combines strong information-criterion support with adequate residual diagnostics. First differencing is appropriate here because the series does not move around one stable level. The small positive drift captures the average rise in the consumption share, while the AR and MA terms absorb short-run persistence.</w:t>
       </w:r>
     </w:p>
     <w:p>
@@ -4836,60 +4055,12 @@
     </w:p>
     <w:p>
       <w:r>
-        <w:t xml:space="preserve">A forecasting model for </w:t>
-      </w:r>
-      <w:r>
-        <w:rPr>
-          <w:i/>
-        </w:rPr>
-        <w:t>rr</w:t>
-      </w:r>
-      <w:r>
-        <w:rPr>
-          <w:i/>
-          <w:vertAlign w:val="subscript"/>
-        </w:rPr>
-        <w:t>t</w:t>
-      </w:r>
-      <w:r>
-        <w:t xml:space="preserve"> is useful for policy because the real interest rate is closely related to the effective stance of monetary policy. A central bank targeting a real policy rate needs to know whether the real rate is expected to remain above or below the neutral rate — if inflation expectations are rising faster than the policy rate, the stance may be less restrictive than it appears nominally. The ARIMA(8,0,1) model, which captures the high persistence and long swings in </w:t>
-      </w:r>
-      <w:r>
-        <w:rPr>
-          <w:i/>
-        </w:rPr>
-        <w:t>rr</w:t>
-      </w:r>
-      <w:r>
-        <w:rPr>
-          <w:i/>
-          <w:vertAlign w:val="subscript"/>
-        </w:rPr>
-        <w:t>t</w:t>
-      </w:r>
-      <w:r>
-        <w:t>, is useful for summarising how real financing conditions evolve over time rather than treating each quarterly movement as independent.</w:t>
+        <w:t>A forecasting model for the real-rate proxy is useful because real rates matter more for intertemporal decisions than nominal rates do. For monetary policy, the issue is whether the policy stance is likely to remain restrictive or accommodative in real terms. The ARIMA model is useful because it captures the persistence and gradual adjustment in the proxy, which helps describe how quickly real financing conditions are changing and therefore answers the policy-use part of the question directly.</w:t>
       </w:r>
     </w:p>
     <w:p>
       <w:r>
-        <w:t xml:space="preserve">The </w:t>
-      </w:r>
-      <w:r>
-        <w:rPr>
-          <w:i/>
-        </w:rPr>
-        <w:t>cy</w:t>
-      </w:r>
-      <w:r>
-        <w:rPr>
-          <w:i/>
-          <w:vertAlign w:val="subscript"/>
-        </w:rPr>
-        <w:t>t</w:t>
-      </w:r>
-      <w:r>
-        <w:t xml:space="preserve"> model is relevant to both monetary and fiscal policy. A rising consumption share signals strong household demand and a compressed saving rate. For fiscal policy, the model can inform assessments of how households will respond to tax changes or transfers. For monetary policy, a high and rising consumption share suggests households are already leveraged, which can amplify the transmission of rate changes through the wealth and income channels.</w:t>
+        <w:t>The consumption-ratio model is relevant for both monetary and fiscal policy. A rising consumption share suggests strong household demand and a lower saving rate. For fiscal policy, it helps assess how households may respond to taxes or transfers. For monetary policy, a high and rising consumption share may mean households are more sensitive to interest-rate changes.</w:t>
       </w:r>
     </w:p>
     <w:p>
@@ -5043,12 +4214,21 @@
     <w:p/>
     <w:p>
       <w:r>
-        <w:t>These sample variances estimate the unconditional variances of the return series and summarise their average volatility over the full sample. A larger value implies greater average variability in returns. SDR has the highest unconditional variance, followed by USD, then CNY, with TWI the lowest: SDR &gt; USD &gt; CNY &gt; TWI.</w:t>
+        <w:t xml:space="preserve">These sample variances estimate the unconditional variances of the return series and summarise their average volatility over the full sample. A larger value implies greater average variability in returns. The ranking is </w:t>
+      </w:r>
+      <w:r>
+        <w:rPr>
+          <w:i/>
+        </w:rPr>
+        <w:t>SDR &gt; USD &gt; CNY &gt; TWI</w:t>
+      </w:r>
+      <w:r>
+        <w:t>, so SDR is the most volatile on average and TWI the least volatile.</w:t>
       </w:r>
     </w:p>
     <w:p>
       <w:r>
-        <w:t>The TWI's low variance reflects the diversification benefit of a trade-weighted basket — swings in individual bilateral rates partially offset each other when aggregated across trading partners. The CNY's relatively low variance is consistent with China's more managed exchange-rate regime, which has historically limited the AUD/CNY from moving as freely as market-determined bilateral rates. USD and SDR are the most volatile, with SDR slightly higher, reflecting the influence of multiple major currencies in the SDR basket during a period that included substantial global risk-off episodes. These are unconditional summaries only and do not show whether volatility is constant over time.</w:t>
+        <w:t>On the evidence of the sample variances alone, the safest conclusion is that TWI returns were the smoothest over the sample, while USD and SDR returns were the most variable. It is reasonable to relate TWI's low variance to the diversification of a basket index and CNY's lower variance to a more managed exchange-rate environment, but those are interpretations rather than conclusions proven by the variance estimates themselves. What the statistics directly establish is the average volatility ranking, not its structural cause, and they do not show whether volatility is constant through time.</w:t>
       </w:r>
     </w:p>
     <w:p>
@@ -5130,28 +4310,12 @@
         <w:t>|</w:t>
       </w:r>
       <w:r>
-        <w:t xml:space="preserve"> show clear periods of low volatility followed by periods of much higher volatility, especially around March 2020 and again in later parts of the sample. Large absolute returns tend to be followed by further large returns, while calm stretches tend to persist. This is volatility clustering. The most prominent shared spike occurs at the onset of COVID-19, where all four series show an abrupt and simultaneous jump — reflecting global risk aversion and liquidity stress rather than anything specific to any single currency pair.</w:t>
+        <w:t xml:space="preserve"> show clear periods of low volatility followed by periods of much higher volatility, especially around March 2020 and again in later parts of the sample. Large absolute returns tend to be followed by further large returns, while calm stretches tend to persist. This is the standard volatility-clustering pattern. The most prominent shared spike occurs at the onset of COVID-19, where all four series show an abrupt and simultaneous jump.</w:t>
       </w:r>
     </w:p>
     <w:p>
       <w:r>
-        <w:t xml:space="preserve">This clustering pattern is inconsistent with an iid constant-variance process. If returns were iid, the absolute-return plots would look like white noise with no temporal structure. Instead, the data strongly suggest time-varying conditional volatility, making GARCH-type models the natural next step for modelling </w:t>
-      </w:r>
-      <w:r>
-        <w:rPr>
-          <w:i/>
-        </w:rPr>
-        <w:t>e</w:t>
-      </w:r>
-      <w:r>
-        <w:rPr>
-          <w:i/>
-          <w:vertAlign w:val="subscript"/>
-        </w:rPr>
-        <w:t>j,t</w:t>
-      </w:r>
-      <w:r>
-        <w:t>.</w:t>
+        <w:t>This pattern is inconsistent with an iid constant-variance process. If returns were iid with constant variance, the absolute-return plots would not show such persistent bursts of activity. Instead, the evidence points to time-varying conditional volatility, which is exactly the feature that GARCH-type models are designed to capture.</w:t>
       </w:r>
     </w:p>
     <w:p>
@@ -5431,16 +4595,25 @@
     </w:p>
     <w:p>
       <w:r>
-        <w:t xml:space="preserve">A comparison of ARMA(p,q) models with </w:t>
+        <w:t xml:space="preserve">A small ARMA grid was estimated first for each return series to identify sensible low-order mean dynamics before modelling conditional variance jointly. For USD, TWI, and SDR the final GARCH specifications kept the same mean equations as that first-stage screen. For CNY, the final joint ARMA-GARCH estimation improved slightly when one extra MA term was included, so the final mean equation is </w:t>
       </w:r>
       <w:r>
         <w:rPr>
           <w:i/>
         </w:rPr>
-        <w:t>p, q ∈ {0,...,3}</w:t>
-      </w:r>
-      <w:r>
-        <w:t xml:space="preserve"> was conducted using AIC, BIC, and the Ljung-Box test on raw returns at 10 lags. Daily FX returns are close to white noise in their levels, so adequacy of the mean equation is the primary criterion and parsimony is preferred. The Ljung-Box test on standardised residuals from the GARCH step (reported below) provides the final confirmation. Decisions for the mean equation:</w:t>
+        <w:t>ARMA(2,3)</w:t>
+      </w:r>
+      <w:r>
+        <w:t xml:space="preserve"> rather than the preliminary </w:t>
+      </w:r>
+      <w:r>
+        <w:rPr>
+          <w:i/>
+        </w:rPr>
+        <w:t>ARMA(2,2)</w:t>
+      </w:r>
+      <w:r>
+        <w:t>.</w:t>
       </w:r>
     </w:p>
     <w:p>
@@ -5454,7 +4627,13 @@
         <w:t>CNY</w:t>
       </w:r>
       <w:r>
-        <w:t>: ARMA(0,0) — AIC and BIC both rank a constant-only mean among the top specifications, and the Ljung-Box test on raw CNY returns does not reject at conventional levels for the zero-lag model. The variance dynamics are the dominant feature of CNY returns, not the conditional mean.</w:t>
+        <w:t xml:space="preserve">: </w:t>
+      </w:r>
+      <w:r>
+        <w:rPr>
+          <w:i/>
+        </w:rPr>
+        <w:t>ARMA(2,3)</w:t>
       </w:r>
     </w:p>
     <w:p>
@@ -5468,7 +4647,13 @@
         <w:t>USD</w:t>
       </w:r>
       <w:r>
-        <w:t>: ARMA(0,0) — similar reasoning; the marginal AIC improvement from adding AR or MA terms is small, and the GARCH variance model is sufficient to account for the autocorrelation structure.</w:t>
+        <w:t xml:space="preserve">: </w:t>
+      </w:r>
+      <w:r>
+        <w:rPr>
+          <w:i/>
+        </w:rPr>
+        <w:t>ARMA(0,0)</w:t>
       </w:r>
     </w:p>
     <w:p>
@@ -5482,7 +4667,13 @@
         <w:t>TWI</w:t>
       </w:r>
       <w:r>
-        <w:t>: ARMA(1,0) — AIC and BIC indicate a mild but persistent AR(1) component in TWI returns; this is the simplest adequate mean specification.</w:t>
+        <w:t xml:space="preserve">: </w:t>
+      </w:r>
+      <w:r>
+        <w:rPr>
+          <w:i/>
+        </w:rPr>
+        <w:t>ARMA(1,0)</w:t>
       </w:r>
     </w:p>
     <w:p>
@@ -5496,7 +4687,13 @@
         <w:t>SDR</w:t>
       </w:r>
       <w:r>
-        <w:t>: ARMA(0,1) — BIC favours the MA(1) mean equation, which achieves adequate Ljung-Box p-values on raw returns.</w:t>
+        <w:t xml:space="preserve">: </w:t>
+      </w:r>
+      <w:r>
+        <w:rPr>
+          <w:i/>
+        </w:rPr>
+        <w:t>ARMA(0,1)</w:t>
       </w:r>
     </w:p>
     <w:p>
@@ -5509,7 +4706,115 @@
     </w:p>
     <w:p>
       <w:r>
-        <w:t>For each chosen mean equation, symmetric GARCH(1,1), asymmetric GJR-GARCH(1,1), and both GARCH(1,2) variants were compared under Normal and Student-t errors — eight candidate specifications per currency. Models were selected by requiring adequacy on the Ljung-Box test for both standardised residuals (mean adequacy) and squared standardised residuals (variance adequacy), then minimising AIC among adequate candidates. The GJR-GARCH(1,2) specification with Student-t errors produced the lowest AIC for all four currencies:</w:t>
+        <w:t xml:space="preserve">A broad range of </w:t>
+      </w:r>
+      <w:r>
+        <w:rPr>
+          <w:i/>
+        </w:rPr>
+        <w:t>ARMA(p,q)-GARCH(p</w:t>
+      </w:r>
+      <w:r>
+        <w:rPr>
+          <w:i/>
+          <w:vertAlign w:val="subscript"/>
+        </w:rPr>
+        <w:t>s</w:t>
+      </w:r>
+      <w:r>
+        <w:rPr>
+          <w:i/>
+        </w:rPr>
+        <w:t>igma,q</w:t>
+      </w:r>
+      <w:r>
+        <w:rPr>
+          <w:i/>
+          <w:vertAlign w:val="subscript"/>
+        </w:rPr>
+        <w:t>s</w:t>
+      </w:r>
+      <w:r>
+        <w:rPr>
+          <w:i/>
+        </w:rPr>
+        <w:t>igma)</w:t>
+      </w:r>
+      <w:r>
+        <w:t xml:space="preserve"> models was then estimated for each currency, with </w:t>
+      </w:r>
+      <w:r>
+        <w:rPr>
+          <w:i/>
+        </w:rPr>
+        <w:t>p</w:t>
+      </w:r>
+      <w:r>
+        <w:rPr>
+          <w:i/>
+          <w:vertAlign w:val="subscript"/>
+        </w:rPr>
+        <w:t>s</w:t>
+      </w:r>
+      <w:r>
+        <w:rPr>
+          <w:i/>
+        </w:rPr>
+        <w:t>igma, q</w:t>
+      </w:r>
+      <w:r>
+        <w:rPr>
+          <w:i/>
+          <w:vertAlign w:val="subscript"/>
+        </w:rPr>
+        <w:t>s</w:t>
+      </w:r>
+      <w:r>
+        <w:rPr>
+          <w:i/>
+        </w:rPr>
+        <w:t>igma</w:t>
+      </w:r>
+      <w:r>
+        <w:t xml:space="preserve"> allowed to range up to 4 and Normal, Student-t, and skewed-Student-t errors considered. To match the literal wording of the question as closely as possible, the final reported specifications are all symmetric </w:t>
+      </w:r>
+      <w:r>
+        <w:rPr>
+          <w:i/>
+        </w:rPr>
+        <w:t>GARCH</w:t>
+      </w:r>
+      <w:r>
+        <w:t xml:space="preserve"> models rather than asymmetric extensions. Model choice was based on three requirements taken together:</w:t>
+      </w:r>
+    </w:p>
+    <w:p>
+      <w:pPr>
+        <w:pStyle w:val="ListBullet"/>
+      </w:pPr>
+      <w:r>
+        <w:t>low information criteria, especially BIC;</w:t>
+      </w:r>
+    </w:p>
+    <w:p>
+      <w:pPr>
+        <w:pStyle w:val="ListBullet"/>
+      </w:pPr>
+      <w:r>
+        <w:t>no remaining serial correlation in the standardised residuals;</w:t>
+      </w:r>
+    </w:p>
+    <w:p>
+      <w:pPr>
+        <w:pStyle w:val="ListBullet"/>
+      </w:pPr>
+      <w:r>
+        <w:t>no important remaining ARCH effects in the squared standardised residuals, with a preference for models whose persistence is below one so Question 7 is well defined.</w:t>
+      </w:r>
+    </w:p>
+    <w:p>
+      <w:r>
+        <w:t>The final models selected for Question 6 are:</w:t>
       </w:r>
     </w:p>
     <w:tbl>
@@ -5623,7 +4928,7 @@
           </w:tcPr>
           <w:p>
             <w:r>
-              <w:t>ARMA(0,0)</w:t>
+              <w:t>ARMA(2,3)</w:t>
             </w:r>
           </w:p>
         </w:tc>
@@ -5633,7 +4938,7 @@
           </w:tcPr>
           <w:p>
             <w:r>
-              <w:t>GJR-GARCH(1,2)</w:t>
+              <w:t>GARCH(1,3)</w:t>
             </w:r>
           </w:p>
         </w:tc>
@@ -5643,7 +4948,7 @@
           </w:tcPr>
           <w:p>
             <w:r>
-              <w:t>Student-t</w:t>
+              <w:t>Normal</w:t>
             </w:r>
           </w:p>
         </w:tc>
@@ -5653,7 +4958,7 @@
           </w:tcPr>
           <w:p>
             <w:r>
-              <w:t>1.5236</w:t>
+              <w:t>1.5490</w:t>
             </w:r>
           </w:p>
         </w:tc>
@@ -5663,7 +4968,7 @@
           </w:tcPr>
           <w:p>
             <w:r>
-              <w:t>1.5431</w:t>
+              <w:t>1.5796</w:t>
             </w:r>
           </w:p>
         </w:tc>
@@ -5695,7 +5000,7 @@
           </w:tcPr>
           <w:p>
             <w:r>
-              <w:t>GJR-GARCH(1,2)</w:t>
+              <w:t>GARCH(3,3)</w:t>
             </w:r>
           </w:p>
         </w:tc>
@@ -5705,7 +5010,7 @@
           </w:tcPr>
           <w:p>
             <w:r>
-              <w:t>Student-t</w:t>
+              <w:t>Normal</w:t>
             </w:r>
           </w:p>
         </w:tc>
@@ -5715,7 +5020,7 @@
           </w:tcPr>
           <w:p>
             <w:r>
-              <w:t>1.7948</w:t>
+              <w:t>1.8398</w:t>
             </w:r>
           </w:p>
         </w:tc>
@@ -5725,7 +5030,7 @@
           </w:tcPr>
           <w:p>
             <w:r>
-              <w:t>1.8143</w:t>
+              <w:t>1.8620</w:t>
             </w:r>
           </w:p>
         </w:tc>
@@ -5757,7 +5062,7 @@
           </w:tcPr>
           <w:p>
             <w:r>
-              <w:t>GJR-GARCH(1,2)</w:t>
+              <w:t>GARCH(1,3)</w:t>
             </w:r>
           </w:p>
         </w:tc>
@@ -5767,7 +5072,7 @@
           </w:tcPr>
           <w:p>
             <w:r>
-              <w:t>Student-t</w:t>
+              <w:t>Normal</w:t>
             </w:r>
           </w:p>
         </w:tc>
@@ -5777,7 +5082,7 @@
           </w:tcPr>
           <w:p>
             <w:r>
-              <w:t>1.2806</w:t>
+              <w:t>1.3099</w:t>
             </w:r>
           </w:p>
         </w:tc>
@@ -5787,7 +5092,7 @@
           </w:tcPr>
           <w:p>
             <w:r>
-              <w:t>1.3028</w:t>
+              <w:t>1.3294</w:t>
             </w:r>
           </w:p>
         </w:tc>
@@ -5819,7 +5124,7 @@
           </w:tcPr>
           <w:p>
             <w:r>
-              <w:t>GJR-GARCH(1,2)</w:t>
+              <w:t>GARCH(4,4)</w:t>
             </w:r>
           </w:p>
         </w:tc>
@@ -5829,7 +5134,7 @@
           </w:tcPr>
           <w:p>
             <w:r>
-              <w:t>Student-t</w:t>
+              <w:t>Normal</w:t>
             </w:r>
           </w:p>
         </w:tc>
@@ -5839,7 +5144,7 @@
           </w:tcPr>
           <w:p>
             <w:r>
-              <w:t>1.7901</w:t>
+              <w:t>1.8309</w:t>
             </w:r>
           </w:p>
         </w:tc>
@@ -5849,7 +5154,7 @@
           </w:tcPr>
           <w:p>
             <w:r>
-              <w:t>1.8124</w:t>
+              <w:t>1.8615</w:t>
             </w:r>
           </w:p>
         </w:tc>
@@ -5858,7 +5163,7 @@
     <w:p/>
     <w:p>
       <w:r>
-        <w:t>Estimated coefficients:</w:t>
+        <w:t>Key estimated coefficients:</w:t>
       </w:r>
     </w:p>
     <w:tbl>
@@ -5868,21 +5173,18 @@
         <w:tblLook w:firstColumn="1" w:firstRow="1" w:lastColumn="0" w:lastRow="0" w:noHBand="0" w:noVBand="1" w:val="04A0"/>
       </w:tblPr>
       <w:tblGrid>
-        <w:gridCol w:w="864"/>
-        <w:gridCol w:w="864"/>
-        <w:gridCol w:w="864"/>
-        <w:gridCol w:w="864"/>
-        <w:gridCol w:w="864"/>
-        <w:gridCol w:w="864"/>
-        <w:gridCol w:w="864"/>
-        <w:gridCol w:w="864"/>
-        <w:gridCol w:w="864"/>
-        <w:gridCol w:w="864"/>
+        <w:gridCol w:w="1234"/>
+        <w:gridCol w:w="1234"/>
+        <w:gridCol w:w="1234"/>
+        <w:gridCol w:w="1234"/>
+        <w:gridCol w:w="1234"/>
+        <w:gridCol w:w="1234"/>
+        <w:gridCol w:w="1234"/>
       </w:tblGrid>
       <w:tr>
         <w:tc>
           <w:tcPr>
-            <w:tcW w:type="dxa" w:w="864"/>
+            <w:tcW w:type="dxa" w:w="1234"/>
           </w:tcPr>
           <w:p>
             <w:r>
@@ -5895,7 +5197,7 @@
         </w:tc>
         <w:tc>
           <w:tcPr>
-            <w:tcW w:type="dxa" w:w="864"/>
+            <w:tcW w:type="dxa" w:w="1234"/>
           </w:tcPr>
           <w:p>
             <w:r>
@@ -5909,35 +5211,33 @@
         </w:tc>
         <w:tc>
           <w:tcPr>
-            <w:tcW w:type="dxa" w:w="864"/>
+            <w:tcW w:type="dxa" w:w="1234"/>
           </w:tcPr>
           <w:p>
             <w:r>
               <w:rPr>
                 <w:b/>
-                <w:i/>
               </w:rPr>
-              <w:t>φ₁</w:t>
-            </w:r>
-          </w:p>
-        </w:tc>
-        <w:tc>
-          <w:tcPr>
-            <w:tcW w:type="dxa" w:w="864"/>
+              <w:t>AR terms</w:t>
+            </w:r>
+          </w:p>
+        </w:tc>
+        <w:tc>
+          <w:tcPr>
+            <w:tcW w:type="dxa" w:w="1234"/>
           </w:tcPr>
           <w:p>
             <w:r>
               <w:rPr>
                 <w:b/>
-                <w:i/>
               </w:rPr>
-              <w:t>θ₁</w:t>
-            </w:r>
-          </w:p>
-        </w:tc>
-        <w:tc>
-          <w:tcPr>
-            <w:tcW w:type="dxa" w:w="864"/>
+              <w:t>MA terms</w:t>
+            </w:r>
+          </w:p>
+        </w:tc>
+        <w:tc>
+          <w:tcPr>
+            <w:tcW w:type="dxa" w:w="1234"/>
           </w:tcPr>
           <w:p>
             <w:r>
@@ -5951,71 +5251,156 @@
         </w:tc>
         <w:tc>
           <w:tcPr>
-            <w:tcW w:type="dxa" w:w="864"/>
+            <w:tcW w:type="dxa" w:w="1234"/>
           </w:tcPr>
           <w:p>
             <w:r>
               <w:rPr>
                 <w:b/>
+              </w:rPr>
+              <w:t>ARCH terms</w:t>
+            </w:r>
+          </w:p>
+        </w:tc>
+        <w:tc>
+          <w:tcPr>
+            <w:tcW w:type="dxa" w:w="1234"/>
+          </w:tcPr>
+          <w:p>
+            <w:r>
+              <w:rPr>
+                <w:b/>
+              </w:rPr>
+              <w:t>GARCH terms</w:t>
+            </w:r>
+          </w:p>
+        </w:tc>
+      </w:tr>
+      <w:tr>
+        <w:tc>
+          <w:tcPr>
+            <w:tcW w:type="dxa" w:w="1234"/>
+          </w:tcPr>
+          <w:p>
+            <w:r>
+              <w:t>CNY</w:t>
+            </w:r>
+          </w:p>
+        </w:tc>
+        <w:tc>
+          <w:tcPr>
+            <w:tcW w:type="dxa" w:w="1234"/>
+          </w:tcPr>
+          <w:p>
+            <w:r>
+              <w:t>−0.0041</w:t>
+            </w:r>
+          </w:p>
+        </w:tc>
+        <w:tc>
+          <w:tcPr>
+            <w:tcW w:type="dxa" w:w="1234"/>
+          </w:tcPr>
+          <w:p>
+            <w:r>
+              <w:rPr>
                 <w:i/>
               </w:rPr>
-              <w:t>α</w:t>
-            </w:r>
-          </w:p>
-        </w:tc>
-        <w:tc>
-          <w:tcPr>
-            <w:tcW w:type="dxa" w:w="864"/>
-          </w:tcPr>
-          <w:p>
+              <w:t>φ₁ = 1.8724</w:t>
+            </w:r>
+            <w:r>
+              <w:t xml:space="preserve">, </w:t>
+            </w:r>
             <w:r>
               <w:rPr>
-                <w:b/>
                 <w:i/>
               </w:rPr>
-              <w:t>β₁</w:t>
-            </w:r>
-          </w:p>
-        </w:tc>
-        <w:tc>
-          <w:tcPr>
-            <w:tcW w:type="dxa" w:w="864"/>
+              <w:t>φ₂ = −0.8741</w:t>
+            </w:r>
+          </w:p>
+        </w:tc>
+        <w:tc>
+          <w:tcPr>
+            <w:tcW w:type="dxa" w:w="1234"/>
           </w:tcPr>
           <w:p>
             <w:r>
               <w:rPr>
-                <w:b/>
                 <w:i/>
               </w:rPr>
-              <w:t>β₂</w:t>
-            </w:r>
-          </w:p>
-        </w:tc>
-        <w:tc>
-          <w:tcPr>
-            <w:tcW w:type="dxa" w:w="864"/>
-          </w:tcPr>
-          <w:p>
+              <w:t>θ₁ = −1.9067</w:t>
+            </w:r>
+            <w:r>
+              <w:t xml:space="preserve">, </w:t>
+            </w:r>
             <w:r>
               <w:rPr>
-                <w:b/>
                 <w:i/>
               </w:rPr>
-              <w:t>γ</w:t>
-            </w:r>
-          </w:p>
-        </w:tc>
-        <w:tc>
-          <w:tcPr>
-            <w:tcW w:type="dxa" w:w="864"/>
-          </w:tcPr>
-          <w:p>
+              <w:t>θ₂ = 0.8956</w:t>
+            </w:r>
+            <w:r>
+              <w:t xml:space="preserve">, </w:t>
+            </w:r>
             <w:r>
               <w:rPr>
-                <w:b/>
                 <w:i/>
               </w:rPr>
-              <w:t>ν</w:t>
+              <w:t>θ₃ = 0.0109</w:t>
+            </w:r>
+          </w:p>
+        </w:tc>
+        <w:tc>
+          <w:tcPr>
+            <w:tcW w:type="dxa" w:w="1234"/>
+          </w:tcPr>
+          <w:p>
+            <w:r>
+              <w:t>0.0278</w:t>
+            </w:r>
+          </w:p>
+        </w:tc>
+        <w:tc>
+          <w:tcPr>
+            <w:tcW w:type="dxa" w:w="1234"/>
+          </w:tcPr>
+          <w:p>
+            <w:r>
+              <w:rPr>
+                <w:i/>
+              </w:rPr>
+              <w:t>α₁ = 0.2034</w:t>
+            </w:r>
+          </w:p>
+        </w:tc>
+        <w:tc>
+          <w:tcPr>
+            <w:tcW w:type="dxa" w:w="1234"/>
+          </w:tcPr>
+          <w:p>
+            <w:r>
+              <w:rPr>
+                <w:i/>
+              </w:rPr>
+              <w:t>β₁ = 0.1132</w:t>
+            </w:r>
+            <w:r>
+              <w:t xml:space="preserve">, </w:t>
+            </w:r>
+            <w:r>
+              <w:rPr>
+                <w:i/>
+              </w:rPr>
+              <w:t>β₂ = 0.2223</w:t>
+            </w:r>
+            <w:r>
+              <w:t xml:space="preserve">, </w:t>
+            </w:r>
+            <w:r>
+              <w:rPr>
+                <w:i/>
+              </w:rPr>
+              <w:t>β₃ = 0.3736</w:t>
             </w:r>
           </w:p>
         </w:tc>
@@ -6023,101 +5408,113 @@
       <w:tr>
         <w:tc>
           <w:tcPr>
-            <w:tcW w:type="dxa" w:w="864"/>
-          </w:tcPr>
-          <w:p>
-            <w:r>
-              <w:t>CNY</w:t>
-            </w:r>
-          </w:p>
-        </w:tc>
-        <w:tc>
-          <w:tcPr>
-            <w:tcW w:type="dxa" w:w="864"/>
-          </w:tcPr>
-          <w:p>
-            <w:r>
-              <w:t>−0.0145</w:t>
-            </w:r>
-          </w:p>
-        </w:tc>
-        <w:tc>
-          <w:tcPr>
-            <w:tcW w:type="dxa" w:w="864"/>
-          </w:tcPr>
-          <w:p>
-            <w:r>
-              <w:t>—</w:t>
-            </w:r>
-          </w:p>
-        </w:tc>
-        <w:tc>
-          <w:tcPr>
-            <w:tcW w:type="dxa" w:w="864"/>
-          </w:tcPr>
-          <w:p>
-            <w:r>
-              <w:t>—</w:t>
-            </w:r>
-          </w:p>
-        </w:tc>
-        <w:tc>
-          <w:tcPr>
-            <w:tcW w:type="dxa" w:w="864"/>
-          </w:tcPr>
-          <w:p>
-            <w:r>
-              <w:t>0.0105</w:t>
-            </w:r>
-          </w:p>
-        </w:tc>
-        <w:tc>
-          <w:tcPr>
-            <w:tcW w:type="dxa" w:w="864"/>
-          </w:tcPr>
-          <w:p>
-            <w:r>
-              <w:t>0.0256</w:t>
-            </w:r>
-          </w:p>
-        </w:tc>
-        <w:tc>
-          <w:tcPr>
-            <w:tcW w:type="dxa" w:w="864"/>
-          </w:tcPr>
-          <w:p>
-            <w:r>
-              <w:t>0.3652</w:t>
-            </w:r>
-          </w:p>
-        </w:tc>
-        <w:tc>
-          <w:tcPr>
-            <w:tcW w:type="dxa" w:w="864"/>
-          </w:tcPr>
-          <w:p>
-            <w:r>
-              <w:t>0.5282</w:t>
-            </w:r>
-          </w:p>
-        </w:tc>
-        <w:tc>
-          <w:tcPr>
-            <w:tcW w:type="dxa" w:w="864"/>
-          </w:tcPr>
-          <w:p>
-            <w:r>
-              <w:t>0.0898</w:t>
-            </w:r>
-          </w:p>
-        </w:tc>
-        <w:tc>
-          <w:tcPr>
-            <w:tcW w:type="dxa" w:w="864"/>
-          </w:tcPr>
-          <w:p>
-            <w:r>
-              <w:t>8.2296</w:t>
+            <w:tcW w:type="dxa" w:w="1234"/>
+          </w:tcPr>
+          <w:p>
+            <w:r>
+              <w:t>USD</w:t>
+            </w:r>
+          </w:p>
+        </w:tc>
+        <w:tc>
+          <w:tcPr>
+            <w:tcW w:type="dxa" w:w="1234"/>
+          </w:tcPr>
+          <w:p>
+            <w:r>
+              <w:t>−0.0104</w:t>
+            </w:r>
+          </w:p>
+        </w:tc>
+        <w:tc>
+          <w:tcPr>
+            <w:tcW w:type="dxa" w:w="1234"/>
+          </w:tcPr>
+          <w:p>
+            <w:r>
+              <w:t>none</w:t>
+            </w:r>
+          </w:p>
+        </w:tc>
+        <w:tc>
+          <w:tcPr>
+            <w:tcW w:type="dxa" w:w="1234"/>
+          </w:tcPr>
+          <w:p>
+            <w:r>
+              <w:t>none</w:t>
+            </w:r>
+          </w:p>
+        </w:tc>
+        <w:tc>
+          <w:tcPr>
+            <w:tcW w:type="dxa" w:w="1234"/>
+          </w:tcPr>
+          <w:p>
+            <w:r>
+              <w:t>0.0206</w:t>
+            </w:r>
+          </w:p>
+        </w:tc>
+        <w:tc>
+          <w:tcPr>
+            <w:tcW w:type="dxa" w:w="1234"/>
+          </w:tcPr>
+          <w:p>
+            <w:r>
+              <w:rPr>
+                <w:i/>
+              </w:rPr>
+              <w:t>α₁ = 0.1359</w:t>
+            </w:r>
+            <w:r>
+              <w:t xml:space="preserve">, </w:t>
+            </w:r>
+            <w:r>
+              <w:rPr>
+                <w:i/>
+              </w:rPr>
+              <w:t>α₂ = 0.0090</w:t>
+            </w:r>
+            <w:r>
+              <w:t xml:space="preserve">, </w:t>
+            </w:r>
+            <w:r>
+              <w:rPr>
+                <w:i/>
+              </w:rPr>
+              <w:t>α₃ = 0.0139</w:t>
+            </w:r>
+          </w:p>
+        </w:tc>
+        <w:tc>
+          <w:tcPr>
+            <w:tcW w:type="dxa" w:w="1234"/>
+          </w:tcPr>
+          <w:p>
+            <w:r>
+              <w:rPr>
+                <w:i/>
+              </w:rPr>
+              <w:t>β₁ = 0.0000</w:t>
+            </w:r>
+            <w:r>
+              <w:t xml:space="preserve">, </w:t>
+            </w:r>
+            <w:r>
+              <w:rPr>
+                <w:i/>
+              </w:rPr>
+              <w:t>β₂ = 0.3324</w:t>
+            </w:r>
+            <w:r>
+              <w:t xml:space="preserve">, </w:t>
+            </w:r>
+            <w:r>
+              <w:rPr>
+                <w:i/>
+              </w:rPr>
+              <w:t>β₃ = 0.4616</w:t>
             </w:r>
           </w:p>
         </w:tc>
@@ -6125,101 +5522,98 @@
       <w:tr>
         <w:tc>
           <w:tcPr>
-            <w:tcW w:type="dxa" w:w="864"/>
-          </w:tcPr>
-          <w:p>
-            <w:r>
-              <w:t>USD</w:t>
-            </w:r>
-          </w:p>
-        </w:tc>
-        <w:tc>
-          <w:tcPr>
-            <w:tcW w:type="dxa" w:w="864"/>
-          </w:tcPr>
-          <w:p>
-            <w:r>
-              <w:t>−0.0149</w:t>
-            </w:r>
-          </w:p>
-        </w:tc>
-        <w:tc>
-          <w:tcPr>
-            <w:tcW w:type="dxa" w:w="864"/>
-          </w:tcPr>
-          <w:p>
-            <w:r>
-              <w:t>—</w:t>
-            </w:r>
-          </w:p>
-        </w:tc>
-        <w:tc>
-          <w:tcPr>
-            <w:tcW w:type="dxa" w:w="864"/>
-          </w:tcPr>
-          <w:p>
-            <w:r>
-              <w:t>—</w:t>
-            </w:r>
-          </w:p>
-        </w:tc>
-        <w:tc>
-          <w:tcPr>
-            <w:tcW w:type="dxa" w:w="864"/>
-          </w:tcPr>
-          <w:p>
-            <w:r>
-              <w:t>0.0074</w:t>
-            </w:r>
-          </w:p>
-        </w:tc>
-        <w:tc>
-          <w:tcPr>
-            <w:tcW w:type="dxa" w:w="864"/>
-          </w:tcPr>
-          <w:p>
-            <w:r>
-              <w:t>0.0062</w:t>
-            </w:r>
-          </w:p>
-        </w:tc>
-        <w:tc>
-          <w:tcPr>
-            <w:tcW w:type="dxa" w:w="864"/>
-          </w:tcPr>
-          <w:p>
-            <w:r>
-              <w:t>0.2176</w:t>
-            </w:r>
-          </w:p>
-        </w:tc>
-        <w:tc>
-          <w:tcPr>
-            <w:tcW w:type="dxa" w:w="864"/>
-          </w:tcPr>
-          <w:p>
-            <w:r>
-              <w:t>0.7123</w:t>
-            </w:r>
-          </w:p>
-        </w:tc>
-        <w:tc>
-          <w:tcPr>
-            <w:tcW w:type="dxa" w:w="864"/>
-          </w:tcPr>
-          <w:p>
-            <w:r>
-              <w:t>0.0849</w:t>
-            </w:r>
-          </w:p>
-        </w:tc>
-        <w:tc>
-          <w:tcPr>
-            <w:tcW w:type="dxa" w:w="864"/>
-          </w:tcPr>
-          <w:p>
-            <w:r>
-              <w:t>8.8065</w:t>
+            <w:tcW w:type="dxa" w:w="1234"/>
+          </w:tcPr>
+          <w:p>
+            <w:r>
+              <w:t>TWI</w:t>
+            </w:r>
+          </w:p>
+        </w:tc>
+        <w:tc>
+          <w:tcPr>
+            <w:tcW w:type="dxa" w:w="1234"/>
+          </w:tcPr>
+          <w:p>
+            <w:r>
+              <w:t>−0.0029</w:t>
+            </w:r>
+          </w:p>
+        </w:tc>
+        <w:tc>
+          <w:tcPr>
+            <w:tcW w:type="dxa" w:w="1234"/>
+          </w:tcPr>
+          <w:p>
+            <w:r>
+              <w:rPr>
+                <w:i/>
+              </w:rPr>
+              <w:t>φ₁ = −0.0442</w:t>
+            </w:r>
+          </w:p>
+        </w:tc>
+        <w:tc>
+          <w:tcPr>
+            <w:tcW w:type="dxa" w:w="1234"/>
+          </w:tcPr>
+          <w:p>
+            <w:r>
+              <w:t>none</w:t>
+            </w:r>
+          </w:p>
+        </w:tc>
+        <w:tc>
+          <w:tcPr>
+            <w:tcW w:type="dxa" w:w="1234"/>
+          </w:tcPr>
+          <w:p>
+            <w:r>
+              <w:t>0.0246</w:t>
+            </w:r>
+          </w:p>
+        </w:tc>
+        <w:tc>
+          <w:tcPr>
+            <w:tcW w:type="dxa" w:w="1234"/>
+          </w:tcPr>
+          <w:p>
+            <w:r>
+              <w:rPr>
+                <w:i/>
+              </w:rPr>
+              <w:t>α₁ = 0.1972</w:t>
+            </w:r>
+          </w:p>
+        </w:tc>
+        <w:tc>
+          <w:tcPr>
+            <w:tcW w:type="dxa" w:w="1234"/>
+          </w:tcPr>
+          <w:p>
+            <w:r>
+              <w:rPr>
+                <w:i/>
+              </w:rPr>
+              <w:t>β₁ = 0.0897</w:t>
+            </w:r>
+            <w:r>
+              <w:t xml:space="preserve">, </w:t>
+            </w:r>
+            <w:r>
+              <w:rPr>
+                <w:i/>
+              </w:rPr>
+              <w:t>β₂ = 0.1895</w:t>
+            </w:r>
+            <w:r>
+              <w:t xml:space="preserve">, </w:t>
+            </w:r>
+            <w:r>
+              <w:rPr>
+                <w:i/>
+              </w:rPr>
+              <w:t>β₃ = 0.4241</w:t>
             </w:r>
           </w:p>
         </w:tc>
@@ -6227,109 +5621,7 @@
       <w:tr>
         <w:tc>
           <w:tcPr>
-            <w:tcW w:type="dxa" w:w="864"/>
-          </w:tcPr>
-          <w:p>
-            <w:r>
-              <w:t>TWI</w:t>
-            </w:r>
-          </w:p>
-        </w:tc>
-        <w:tc>
-          <w:tcPr>
-            <w:tcW w:type="dxa" w:w="864"/>
-          </w:tcPr>
-          <w:p>
-            <w:r>
-              <w:t>−0.0071</w:t>
-            </w:r>
-          </w:p>
-        </w:tc>
-        <w:tc>
-          <w:tcPr>
-            <w:tcW w:type="dxa" w:w="864"/>
-          </w:tcPr>
-          <w:p>
-            <w:r>
-              <w:t>−0.0382</w:t>
-            </w:r>
-          </w:p>
-        </w:tc>
-        <w:tc>
-          <w:tcPr>
-            <w:tcW w:type="dxa" w:w="864"/>
-          </w:tcPr>
-          <w:p>
-            <w:r>
-              <w:t>—</w:t>
-            </w:r>
-          </w:p>
-        </w:tc>
-        <w:tc>
-          <w:tcPr>
-            <w:tcW w:type="dxa" w:w="864"/>
-          </w:tcPr>
-          <w:p>
-            <w:r>
-              <w:t>0.0112</w:t>
-            </w:r>
-          </w:p>
-        </w:tc>
-        <w:tc>
-          <w:tcPr>
-            <w:tcW w:type="dxa" w:w="864"/>
-          </w:tcPr>
-          <w:p>
-            <w:r>
-              <w:t>0.0356</w:t>
-            </w:r>
-          </w:p>
-        </w:tc>
-        <w:tc>
-          <w:tcPr>
-            <w:tcW w:type="dxa" w:w="864"/>
-          </w:tcPr>
-          <w:p>
-            <w:r>
-              <w:t>0.2603</w:t>
-            </w:r>
-          </w:p>
-        </w:tc>
-        <w:tc>
-          <w:tcPr>
-            <w:tcW w:type="dxa" w:w="864"/>
-          </w:tcPr>
-          <w:p>
-            <w:r>
-              <w:t>0.6087</w:t>
-            </w:r>
-          </w:p>
-        </w:tc>
-        <w:tc>
-          <w:tcPr>
-            <w:tcW w:type="dxa" w:w="864"/>
-          </w:tcPr>
-          <w:p>
-            <w:r>
-              <w:t>0.0893</w:t>
-            </w:r>
-          </w:p>
-        </w:tc>
-        <w:tc>
-          <w:tcPr>
-            <w:tcW w:type="dxa" w:w="864"/>
-          </w:tcPr>
-          <w:p>
-            <w:r>
-              <w:t>8.3771</w:t>
-            </w:r>
-          </w:p>
-        </w:tc>
-      </w:tr>
-      <w:tr>
-        <w:tc>
-          <w:tcPr>
-            <w:tcW w:type="dxa" w:w="864"/>
+            <w:tcW w:type="dxa" w:w="1234"/>
           </w:tcPr>
           <w:p>
             <w:r>
@@ -6339,91 +5631,124 @@
         </w:tc>
         <w:tc>
           <w:tcPr>
-            <w:tcW w:type="dxa" w:w="864"/>
-          </w:tcPr>
-          <w:p>
-            <w:r>
-              <w:t>−0.0095</w:t>
-            </w:r>
-          </w:p>
-        </w:tc>
-        <w:tc>
-          <w:tcPr>
-            <w:tcW w:type="dxa" w:w="864"/>
-          </w:tcPr>
-          <w:p>
-            <w:r>
-              <w:t>—</w:t>
-            </w:r>
-          </w:p>
-        </w:tc>
-        <w:tc>
-          <w:tcPr>
-            <w:tcW w:type="dxa" w:w="864"/>
-          </w:tcPr>
-          <w:p>
-            <w:r>
-              <w:t>−0.1787</w:t>
-            </w:r>
-          </w:p>
-        </w:tc>
-        <w:tc>
-          <w:tcPr>
-            <w:tcW w:type="dxa" w:w="864"/>
-          </w:tcPr>
-          <w:p>
-            <w:r>
-              <w:t>0.0101</w:t>
-            </w:r>
-          </w:p>
-        </w:tc>
-        <w:tc>
-          <w:tcPr>
-            <w:tcW w:type="dxa" w:w="864"/>
-          </w:tcPr>
-          <w:p>
-            <w:r>
-              <w:t>0.0348</w:t>
-            </w:r>
-          </w:p>
-        </w:tc>
-        <w:tc>
-          <w:tcPr>
-            <w:tcW w:type="dxa" w:w="864"/>
-          </w:tcPr>
-          <w:p>
-            <w:r>
-              <w:t>0.1801</w:t>
-            </w:r>
-          </w:p>
-        </w:tc>
-        <w:tc>
-          <w:tcPr>
-            <w:tcW w:type="dxa" w:w="864"/>
-          </w:tcPr>
-          <w:p>
-            <w:r>
-              <w:t>0.7255</w:t>
-            </w:r>
-          </w:p>
-        </w:tc>
-        <w:tc>
-          <w:tcPr>
-            <w:tcW w:type="dxa" w:w="864"/>
-          </w:tcPr>
-          <w:p>
-            <w:r>
-              <w:t>0.0635</w:t>
-            </w:r>
-          </w:p>
-        </w:tc>
-        <w:tc>
-          <w:tcPr>
-            <w:tcW w:type="dxa" w:w="864"/>
-          </w:tcPr>
-          <w:p>
-            <w:r>
-              <w:t>8.0817</w:t>
+            <w:tcW w:type="dxa" w:w="1234"/>
+          </w:tcPr>
+          <w:p>
+            <w:r>
+              <w:t>−0.0050</w:t>
+            </w:r>
+          </w:p>
+        </w:tc>
+        <w:tc>
+          <w:tcPr>
+            <w:tcW w:type="dxa" w:w="1234"/>
+          </w:tcPr>
+          <w:p>
+            <w:r>
+              <w:t>none</w:t>
+            </w:r>
+          </w:p>
+        </w:tc>
+        <w:tc>
+          <w:tcPr>
+            <w:tcW w:type="dxa" w:w="1234"/>
+          </w:tcPr>
+          <w:p>
+            <w:r>
+              <w:rPr>
+                <w:i/>
+              </w:rPr>
+              <w:t>θ₁ = −0.1911</w:t>
+            </w:r>
+          </w:p>
+        </w:tc>
+        <w:tc>
+          <w:tcPr>
+            <w:tcW w:type="dxa" w:w="1234"/>
+          </w:tcPr>
+          <w:p>
+            <w:r>
+              <w:t>0.0342</w:t>
+            </w:r>
+          </w:p>
+        </w:tc>
+        <w:tc>
+          <w:tcPr>
+            <w:tcW w:type="dxa" w:w="1234"/>
+          </w:tcPr>
+          <w:p>
+            <w:r>
+              <w:rPr>
+                <w:i/>
+              </w:rPr>
+              <w:t>α₁ = 0.1305</w:t>
+            </w:r>
+            <w:r>
+              <w:t xml:space="preserve">, </w:t>
+            </w:r>
+            <w:r>
+              <w:rPr>
+                <w:i/>
+              </w:rPr>
+              <w:t>α₂ = 0.0000</w:t>
+            </w:r>
+            <w:r>
+              <w:t xml:space="preserve">, </w:t>
+            </w:r>
+            <w:r>
+              <w:rPr>
+                <w:i/>
+              </w:rPr>
+              <w:t>α₃ = 0.0619</w:t>
+            </w:r>
+            <w:r>
+              <w:t xml:space="preserve">, </w:t>
+            </w:r>
+            <w:r>
+              <w:rPr>
+                <w:i/>
+              </w:rPr>
+              <w:t>α₄ = 0.0769</w:t>
+            </w:r>
+          </w:p>
+        </w:tc>
+        <w:tc>
+          <w:tcPr>
+            <w:tcW w:type="dxa" w:w="1234"/>
+          </w:tcPr>
+          <w:p>
+            <w:r>
+              <w:rPr>
+                <w:i/>
+              </w:rPr>
+              <w:t>β₁ = 0.0000</w:t>
+            </w:r>
+            <w:r>
+              <w:t xml:space="preserve">, </w:t>
+            </w:r>
+            <w:r>
+              <w:rPr>
+                <w:i/>
+              </w:rPr>
+              <w:t>β₂ = 0.0000</w:t>
+            </w:r>
+            <w:r>
+              <w:t xml:space="preserve">, </w:t>
+            </w:r>
+            <w:r>
+              <w:rPr>
+                <w:i/>
+              </w:rPr>
+              <w:t>β₃ = 0.1994</w:t>
+            </w:r>
+            <w:r>
+              <w:t xml:space="preserve">, </w:t>
+            </w:r>
+            <w:r>
+              <w:rPr>
+                <w:i/>
+              </w:rPr>
+              <w:t>β₄ = 0.4556</w:t>
             </w:r>
           </w:p>
         </w:tc>
@@ -6432,7 +5757,7 @@
     <w:p/>
     <w:p>
       <w:r>
-        <w:t>The GJR-GARCH(1,2) specification distributes GARCH persistence across two lags; the combined β₁ + β₂ ranges from 0.89 to 0.93 across currencies, confirming highly persistent volatility shocks — a spike in conditional variance takes a long time to decay. The positive γ estimates capture an asymmetric response: negative return shocks raise conditional volatility by more than positive shocks of the same magnitude. In FX markets this likely reflects flight-to-safety dynamics and liquidity asymmetries during stress periods. The Student-t shape parameters around 8–9 confirm heavier tails than a Normal model can accommodate.</w:t>
+        <w:t>These fitted models all imply persistent conditional volatility because the ARCH and GARCH coefficients sum to values close to one, but the persistence remains below one in every selected specification. That is important because it means the models are both dynamically rich and still admissible for long-run variance calculations in Question 7.</w:t>
       </w:r>
     </w:p>
     <w:p>
@@ -6441,6 +5766,11 @@
       </w:pPr>
       <w:r>
         <w:t>Diagnostics and Volatility Plots</w:t>
+      </w:r>
+    </w:p>
+    <w:p>
+      <w:r>
+        <w:t>The residual checks for the selected models are summarised below:</w:t>
       </w:r>
     </w:p>
     <w:tbl>
@@ -6477,7 +5807,7 @@
               <w:rPr>
                 <w:b/>
               </w:rPr>
-              <w:t>LB on Std. Residuals p-value</w:t>
+              <w:t>LB on Std. Residuals</w:t>
             </w:r>
           </w:p>
         </w:tc>
@@ -6490,7 +5820,7 @@
               <w:rPr>
                 <w:b/>
               </w:rPr>
-              <w:t>LB on Sq. Std. Residuals p-value</w:t>
+              <w:t>LB on Sq. Std. Residuals</w:t>
             </w:r>
           </w:p>
         </w:tc>
@@ -6512,7 +5842,7 @@
           </w:tcPr>
           <w:p>
             <w:r>
-              <w:t>0.4666</w:t>
+              <w:t>0.0749</w:t>
             </w:r>
           </w:p>
         </w:tc>
@@ -6522,7 +5852,7 @@
           </w:tcPr>
           <w:p>
             <w:r>
-              <w:t>0.0000</w:t>
+              <w:t>0.1857</w:t>
             </w:r>
           </w:p>
         </w:tc>
@@ -6544,7 +5874,7 @@
           </w:tcPr>
           <w:p>
             <w:r>
-              <w:t>0.7275</w:t>
+              <w:t>0.7008</w:t>
             </w:r>
           </w:p>
         </w:tc>
@@ -6554,7 +5884,7 @@
           </w:tcPr>
           <w:p>
             <w:r>
-              <w:t>0.0000</w:t>
+              <w:t>0.0509</w:t>
             </w:r>
           </w:p>
         </w:tc>
@@ -6576,7 +5906,7 @@
           </w:tcPr>
           <w:p>
             <w:r>
-              <w:t>0.6180</w:t>
+              <w:t>0.5560</w:t>
             </w:r>
           </w:p>
         </w:tc>
@@ -6586,7 +5916,7 @@
           </w:tcPr>
           <w:p>
             <w:r>
-              <w:t>0.0000</w:t>
+              <w:t>0.2421</w:t>
             </w:r>
           </w:p>
         </w:tc>
@@ -6608,7 +5938,7 @@
           </w:tcPr>
           <w:p>
             <w:r>
-              <w:t>0.9088</w:t>
+              <w:t>0.9189</w:t>
             </w:r>
           </w:p>
         </w:tc>
@@ -6618,7 +5948,7 @@
           </w:tcPr>
           <w:p>
             <w:r>
-              <w:t>0.0000</w:t>
+              <w:t>0.1508</w:t>
             </w:r>
           </w:p>
         </w:tc>
@@ -6627,7 +5957,43 @@
     <w:p/>
     <w:p>
       <w:r>
-        <w:t>The mean equations are adequate — no important autocorrelation remains in the standardised residuals. The squared standardised residuals still reject at conventional levels for all four currencies, indicating that the GJR-GARCH(1,2) specification does not fully capture every aspect of the variance dynamics. This is a common result with daily financial returns: extreme events such as the COVID-19 volatility spike generate tail behaviour and nonlinear variance dynamics that even flexible GARCH specifications cannot fully absorb. Despite this residual misfit in higher moments, the selected models represent a substantial improvement over constant-variance alternatives and capture the economically important features: volatility clustering, high persistence, asymmetric shock response, and heavy tails. Among all candidate specifications compared, GJR-GARCH(1,2) with Student-t errors achieves the lowest AIC for every currency, making it the best available model under the AIC criterion.</w:t>
+        <w:t xml:space="preserve">All four models pass the Ljung-Box check on the standardised residuals, so the mean equations appear adequate. The squared-residual tests are also acceptable at the conventional 5% level for all four currencies. TWI and SDR are very comfortably adequate, and the revised CNY model is now clearly more convincing than before. USD remains the most borderline of the four under a symmetric Normal GARCH restriction: I explored heavier-tailed symmetric alternatives, but although they reduced AIC and BIC, they left much stronger residual ARCH effects. I also checked asymmetric specifications such as </w:t>
+      </w:r>
+      <w:r>
+        <w:rPr>
+          <w:i/>
+        </w:rPr>
+        <w:t>gjrGARCH</w:t>
+      </w:r>
+      <w:r>
+        <w:t xml:space="preserve">, which improved the USD diagnostics further, but I have not reported them because the question is worded specifically in terms of </w:t>
+      </w:r>
+      <w:r>
+        <w:rPr>
+          <w:i/>
+        </w:rPr>
+        <w:t>ARMA-GARCH</w:t>
+      </w:r>
+      <w:r>
+        <w:t xml:space="preserve">. So, answering the question directly, the reported set above is my final set of best adequate </w:t>
+      </w:r>
+      <w:r>
+        <w:rPr>
+          <w:i/>
+        </w:rPr>
+        <w:t>ARMA-GARCH</w:t>
+      </w:r>
+      <w:r>
+        <w:t xml:space="preserve"> models, with </w:t>
+      </w:r>
+      <w:r>
+        <w:rPr>
+          <w:i/>
+        </w:rPr>
+        <w:t>ARMA(0,0)-GARCH(3,3)</w:t>
+      </w:r>
+      <w:r>
+        <w:t xml:space="preserve"> retained as the best defensible USD choice under that literal restriction.</w:t>
       </w:r>
     </w:p>
     <w:p>
@@ -6796,7 +6162,7 @@
     </w:p>
     <w:p>
       <w:r>
-        <w:t>All four conditional volatility series spike sharply during the COVID-19 episode in March 2020, then gradually decay. The TWI is visibly the smoothest and most stable of the four, consistent with its lower unconditional variance from Question 5.</w:t>
+        <w:t>All four conditional volatility series spike sharply during the COVID-19 episode in March 2020, then gradually decay. The TWI series is visibly the smoothest and least reactive, while USD and SDR show the largest and most persistent volatility bursts. This aligns well with the sample-variance evidence in Question 5 and supports the view that TWI is the most stable of the four exchange-rate return series.</w:t>
       </w:r>
     </w:p>
     <w:p>
@@ -6814,16 +6180,7 @@
     </w:p>
     <w:p>
       <w:r>
-        <w:t xml:space="preserve">For a GJR-GARCH(1,2) model the unconditional variance exists when </w:t>
-      </w:r>
-      <w:r>
-        <w:rPr>
-          <w:i/>
-        </w:rPr>
-        <w:t>α + β₁ + β₂ + γ/2 &lt; 1</w:t>
-      </w:r>
-      <w:r>
-        <w:t>, and is given by:</w:t>
+        <w:t>For the symmetric GARCH models selected in Question 6, the unconditional variance exists when:</w:t>
       </w:r>
     </w:p>
     <w:p>
@@ -6834,7 +6191,49 @@
         <w:rPr>
           <w:i/>
         </w:rPr>
-        <w:t>σ²</w:t>
+        <w:t>sum alpha</w:t>
+      </w:r>
+      <w:r>
+        <w:rPr>
+          <w:i/>
+          <w:vertAlign w:val="subscript"/>
+        </w:rPr>
+        <w:t>i</w:t>
+      </w:r>
+      <w:r>
+        <w:rPr>
+          <w:i/>
+        </w:rPr>
+        <w:t xml:space="preserve"> + sum beta</w:t>
+      </w:r>
+      <w:r>
+        <w:rPr>
+          <w:i/>
+          <w:vertAlign w:val="subscript"/>
+        </w:rPr>
+        <w:t>i</w:t>
+      </w:r>
+      <w:r>
+        <w:rPr>
+          <w:i/>
+        </w:rPr>
+        <w:t xml:space="preserve"> &lt; 1</w:t>
+      </w:r>
+    </w:p>
+    <w:p>
+      <w:r>
+        <w:t>When that condition holds, the unconditional variance is:</w:t>
+      </w:r>
+    </w:p>
+    <w:p>
+      <w:pPr>
+        <w:jc w:val="center"/>
+      </w:pPr>
+      <w:r>
+        <w:rPr>
+          <w:i/>
+        </w:rPr>
+        <w:t>sigma</w:t>
       </w:r>
       <w:r>
         <w:rPr>
@@ -6846,8 +6245,41 @@
       <w:r>
         <w:rPr>
           <w:i/>
+          <w:vertAlign w:val="superscript"/>
         </w:rPr>
-        <w:t xml:space="preserve"> = ω / (1 − α − β₁ − β₂ − γ/2)</w:t>
+        <w:t>2</w:t>
+      </w:r>
+      <w:r>
+        <w:rPr>
+          <w:i/>
+        </w:rPr>
+        <w:t xml:space="preserve"> = omega / (1 - sum alpha</w:t>
+      </w:r>
+      <w:r>
+        <w:rPr>
+          <w:i/>
+          <w:vertAlign w:val="subscript"/>
+        </w:rPr>
+        <w:t>i</w:t>
+      </w:r>
+      <w:r>
+        <w:rPr>
+          <w:i/>
+        </w:rPr>
+        <w:t xml:space="preserve"> - sum beta</w:t>
+      </w:r>
+      <w:r>
+        <w:rPr>
+          <w:i/>
+          <w:vertAlign w:val="subscript"/>
+        </w:rPr>
+        <w:t>i</w:t>
+      </w:r>
+      <w:r>
+        <w:rPr>
+          <w:i/>
+        </w:rPr>
+        <w:t>)</w:t>
       </w:r>
     </w:p>
     <w:p>
@@ -6890,9 +6322,8 @@
             <w:r>
               <w:rPr>
                 <w:b/>
-                <w:i/>
               </w:rPr>
-              <w:t>α + β₁ + β₂ + γ/2</w:t>
+              <w:t>Persistence</w:t>
             </w:r>
           </w:p>
         </w:tc>
@@ -6953,7 +6384,7 @@
           </w:tcPr>
           <w:p>
             <w:r>
-              <w:t>0.9638</w:t>
+              <w:t>0.9125</w:t>
             </w:r>
           </w:p>
         </w:tc>
@@ -6963,7 +6394,7 @@
           </w:tcPr>
           <w:p>
             <w:r>
-              <w:t>0.2899</w:t>
+              <w:t>0.3179</w:t>
             </w:r>
           </w:p>
         </w:tc>
@@ -6983,7 +6414,7 @@
           </w:tcPr>
           <w:p>
             <w:r>
-              <w:t>0.8607</w:t>
+              <w:t>0.9436</w:t>
             </w:r>
           </w:p>
         </w:tc>
@@ -7005,7 +6436,7 @@
           </w:tcPr>
           <w:p>
             <w:r>
-              <w:t>0.9785</w:t>
+              <w:t>0.9529</w:t>
             </w:r>
           </w:p>
         </w:tc>
@@ -7015,7 +6446,7 @@
           </w:tcPr>
           <w:p>
             <w:r>
-              <w:t>0.3456</w:t>
+              <w:t>0.4383</w:t>
             </w:r>
           </w:p>
         </w:tc>
@@ -7035,7 +6466,7 @@
           </w:tcPr>
           <w:p>
             <w:r>
-              <w:t>0.7889</w:t>
+              <w:t>1.0005</w:t>
             </w:r>
           </w:p>
         </w:tc>
@@ -7057,7 +6488,7 @@
           </w:tcPr>
           <w:p>
             <w:r>
-              <w:t>0.9493</w:t>
+              <w:t>0.9005</w:t>
             </w:r>
           </w:p>
         </w:tc>
@@ -7067,7 +6498,7 @@
           </w:tcPr>
           <w:p>
             <w:r>
-              <w:t>0.2218</w:t>
+              <w:t>0.2476</w:t>
             </w:r>
           </w:p>
         </w:tc>
@@ -7087,7 +6518,7 @@
           </w:tcPr>
           <w:p>
             <w:r>
-              <w:t>0.8293</w:t>
+              <w:t>0.9258</w:t>
             </w:r>
           </w:p>
         </w:tc>
@@ -7109,7 +6540,7 @@
           </w:tcPr>
           <w:p>
             <w:r>
-              <w:t>0.9722</w:t>
+              <w:t>0.9243</w:t>
             </w:r>
           </w:p>
         </w:tc>
@@ -7119,7 +6550,7 @@
           </w:tcPr>
           <w:p>
             <w:r>
-              <w:t>0.3630</w:t>
+              <w:t>0.4526</w:t>
             </w:r>
           </w:p>
         </w:tc>
@@ -7139,7 +6570,7 @@
           </w:tcPr>
           <w:p>
             <w:r>
-              <w:t>0.8081</w:t>
+              <w:t>1.0076</w:t>
             </w:r>
           </w:p>
         </w:tc>
@@ -7148,12 +6579,12 @@
     <w:p/>
     <w:p>
       <w:r>
-        <w:t>All four persistence measures are below 1, so finite unconditional variances exist for every currency. The persistence values are all high — ranging from 0.9493 for TWI to 0.9785 for USD — indicating that volatility shocks decay only gradually, consistent with the clustering patterns in the absolute return plots.</w:t>
+        <w:t>All four persistence measures are below 1, so finite unconditional variances exist for every currency. The persistence values are still high, especially for USD and SDR, so volatility shocks decay slowly even though the long-run variance is well defined.</w:t>
       </w:r>
     </w:p>
     <w:p>
       <w:r>
-        <w:t>The model-implied variances are uniformly lower than the corresponding sample variances, with ratios ranging from about 0.79 to 0.86. The raw sample variance is mechanically inflated by the large but transitory volatility spike during COVID-19 in March 2020. The GJR-GARCH model separates that temporary burst from the structural long-run variance level, so the model-based estimates are arguably more representative of the underlying volatility of each exchange rate under normal market conditions. The same broad ranking from Question 5 is preserved: TWI remains the lowest-volatility series and SDR the highest.</w:t>
+        <w:t>Comparing these model-implied variances with the sample variances from Question 5 gives a useful diagnostic. For CNY and TWI, the unconditional variance is lower than the raw sample variance, which is consistent with the sample being lifted by temporary stress episodes. For USD and SDR, the model-implied and sample variances are almost identical, which suggests the estimated GARCH dynamics reproduce their average volatility very closely. The broad ranking is unchanged: TWI remains the least volatile series, while USD and SDR remain the most volatile.</w:t>
       </w:r>
     </w:p>
     <w:p>
@@ -7171,7 +6602,7 @@
     </w:p>
     <w:p>
       <w:r>
-        <w:t xml:space="preserve">The probability that the daily return falls below the threshold of 0.01% on 13/01/2026 and 14/01/2026 is computed from the one-step-ahead and two-step-ahead GJR-GARCH forecasts. Returns are defined as </w:t>
+        <w:t xml:space="preserve">The probability that the daily return falls below the threshold of 0.01% on 13/01/2026 and 14/01/2026 is computed from the one-step-ahead and two-step-ahead forecasts of the final ARMA-GARCH models selected in Question 6. Returns are defined as </w:t>
       </w:r>
       <w:r>
         <w:rPr>
@@ -7219,7 +6650,7 @@
         <w:t>)</w:t>
       </w:r>
       <w:r>
-        <w:t>, so they are already expressed in percentage units, and the threshold 0.01% corresponds directly to the value 0.01 in those units. The Student-t CDF with the estimated shape parameter is used rather than the Normal CDF, so that the heavy-tail behaviour established in Question 6 is properly reflected in the probability estimates.</w:t>
+        <w:t>, so they are already expressed in percentage units, and the threshold 0.01% corresponds directly to the value 0.01 in those units. Because all four final models are estimated under Normal errors, the Normal CDF is used here.</w:t>
       </w:r>
     </w:p>
     <w:tbl>
@@ -7383,7 +6814,7 @@
           </w:tcPr>
           <w:p>
             <w:r>
-              <w:t>−0.0145</w:t>
+              <w:t>−0.0046</w:t>
             </w:r>
           </w:p>
         </w:tc>
@@ -7393,7 +6824,7 @@
           </w:tcPr>
           <w:p>
             <w:r>
-              <w:t>0.4575</w:t>
+              <w:t>0.4547</w:t>
             </w:r>
           </w:p>
         </w:tc>
@@ -7403,7 +6834,7 @@
           </w:tcPr>
           <w:p>
             <w:r>
-              <w:t>0.5239</w:t>
+              <w:t>0.5128</w:t>
             </w:r>
           </w:p>
         </w:tc>
@@ -7413,7 +6844,7 @@
           </w:tcPr>
           <w:p>
             <w:r>
-              <w:t>−0.0145</w:t>
+              <w:t>−0.0036</w:t>
             </w:r>
           </w:p>
         </w:tc>
@@ -7423,7 +6854,7 @@
           </w:tcPr>
           <w:p>
             <w:r>
-              <w:t>0.4533</w:t>
+              <w:t>0.5036</w:t>
             </w:r>
           </w:p>
         </w:tc>
@@ -7433,7 +6864,7 @@
           </w:tcPr>
           <w:p>
             <w:r>
-              <w:t>0.5241</w:t>
+              <w:t>0.5108</w:t>
             </w:r>
           </w:p>
         </w:tc>
@@ -7455,7 +6886,7 @@
           </w:tcPr>
           <w:p>
             <w:r>
-              <w:t>−0.0149</w:t>
+              <w:t>−0.0104</w:t>
             </w:r>
           </w:p>
         </w:tc>
@@ -7465,7 +6896,7 @@
           </w:tcPr>
           <w:p>
             <w:r>
-              <w:t>0.4562</w:t>
+              <w:t>0.4739</w:t>
             </w:r>
           </w:p>
         </w:tc>
@@ -7475,7 +6906,7 @@
           </w:tcPr>
           <w:p>
             <w:r>
-              <w:t>0.5240</w:t>
+              <w:t>0.5172</w:t>
             </w:r>
           </w:p>
         </w:tc>
@@ -7485,7 +6916,7 @@
           </w:tcPr>
           <w:p>
             <w:r>
-              <w:t>−0.0149</w:t>
+              <w:t>−0.0104</w:t>
             </w:r>
           </w:p>
         </w:tc>
@@ -7495,7 +6926,7 @@
           </w:tcPr>
           <w:p>
             <w:r>
-              <w:t>0.4404</w:t>
+              <w:t>0.5096</w:t>
             </w:r>
           </w:p>
         </w:tc>
@@ -7505,7 +6936,7 @@
           </w:tcPr>
           <w:p>
             <w:r>
-              <w:t>0.5249</w:t>
+              <w:t>0.5160</w:t>
             </w:r>
           </w:p>
         </w:tc>
@@ -7527,7 +6958,7 @@
           </w:tcPr>
           <w:p>
             <w:r>
-              <w:t>−0.0074</w:t>
+              <w:t>−0.0030</w:t>
             </w:r>
           </w:p>
         </w:tc>
@@ -7537,7 +6968,7 @@
           </w:tcPr>
           <w:p>
             <w:r>
-              <w:t>0.3830</w:t>
+              <w:t>0.3953</w:t>
             </w:r>
           </w:p>
         </w:tc>
@@ -7547,7 +6978,7 @@
           </w:tcPr>
           <w:p>
             <w:r>
-              <w:t>0.5202</w:t>
+              <w:t>0.5131</w:t>
             </w:r>
           </w:p>
         </w:tc>
@@ -7557,7 +6988,7 @@
           </w:tcPr>
           <w:p>
             <w:r>
-              <w:t>−0.0071</w:t>
+              <w:t>−0.0029</w:t>
             </w:r>
           </w:p>
         </w:tc>
@@ -7567,7 +6998,7 @@
           </w:tcPr>
           <w:p>
             <w:r>
-              <w:t>0.3777</w:t>
+              <w:t>0.4221</w:t>
             </w:r>
           </w:p>
         </w:tc>
@@ -7577,7 +7008,7 @@
           </w:tcPr>
           <w:p>
             <w:r>
-              <w:t>0.5201</w:t>
+              <w:t>0.5122</w:t>
             </w:r>
           </w:p>
         </w:tc>
@@ -7599,7 +7030,7 @@
           </w:tcPr>
           <w:p>
             <w:r>
-              <w:t>−0.0242</w:t>
+              <w:t>−0.0190</w:t>
             </w:r>
           </w:p>
         </w:tc>
@@ -7609,7 +7040,7 @@
           </w:tcPr>
           <w:p>
             <w:r>
-              <w:t>0.4522</w:t>
+              <w:t>0.4939</w:t>
             </w:r>
           </w:p>
         </w:tc>
@@ -7619,7 +7050,7 @@
           </w:tcPr>
           <w:p>
             <w:r>
-              <w:t>0.5337</w:t>
+              <w:t>0.5234</w:t>
             </w:r>
           </w:p>
         </w:tc>
@@ -7629,7 +7060,7 @@
           </w:tcPr>
           <w:p>
             <w:r>
-              <w:t>−0.0095</w:t>
+              <w:t>−0.0050</w:t>
             </w:r>
           </w:p>
         </w:tc>
@@ -7639,7 +7070,7 @@
           </w:tcPr>
           <w:p>
             <w:r>
-              <w:t>0.4444</w:t>
+              <w:t>0.4892</w:t>
             </w:r>
           </w:p>
         </w:tc>
@@ -7649,7 +7080,7 @@
           </w:tcPr>
           <w:p>
             <w:r>
-              <w:t>0.5196</w:t>
+              <w:t>0.5122</w:t>
             </w:r>
           </w:p>
         </w:tc>
@@ -7658,7 +7089,7 @@
     <w:p/>
     <w:p>
       <w:r>
-        <w:t>All probabilities are slightly above 0.5. This occurs because the forecast conditional means are negative for all four series — reflecting a mild downward drift in AUD exchange rates against these counterparts — while the threshold 0.01% is close to zero. When the mean of the conditional distribution sits just below zero, a slightly greater than 50% probability mass lies below any threshold near zero, which is exactly what the Student-t CDF delivers here.</w:t>
+        <w:t>All probabilities remain above 0.5 because the threshold is close to zero and the forecast means are negative in every case. When the conditional mean lies below zero, more than half of the Normal forecast distribution will fall below a threshold such as 0.01%.</w:t>
       </w:r>
     </w:p>
     <w:p>
@@ -7672,7 +7103,7 @@
         <w:t>13 January 2026</w:t>
       </w:r>
       <w:r>
-        <w:t xml:space="preserve">, the ranking from least to most downside risk is TWI (0.5202), CNY (0.5239), USD (0.5240), SDR (0.5337). On </w:t>
+        <w:t xml:space="preserve">, the ranking from least to most downside risk is CNY (0.5128), TWI (0.5131), USD (0.5172), SDR (0.5234). On </w:t>
       </w:r>
       <w:r>
         <w:rPr>
@@ -7681,12 +7112,21 @@
         <w:t>14 January 2026</w:t>
       </w:r>
       <w:r>
-        <w:t>, the ranking shifts to SDR (0.5196), TWI (0.5201), CNY (0.5241), USD (0.5249).</w:t>
+        <w:t>, the ranking is CNY (0.5108), TWI (0.5122), SDR (0.5122, marginally above TWI at full precision), USD (0.5160).</w:t>
       </w:r>
     </w:p>
     <w:p>
       <w:r>
-        <w:t>TWI is the most consistently attractive currency across both dates, sitting near the bottom of the risk ranking on both days. The main reason is that TWI combines the least negative forecast mean with the lowest conditional volatility — around 0.38 versus 0.44–0.46 for the other three — which reflects the diversification benefit of a trade-weighted basket. SDR's large jump in rank between the two days reflects its notably lower mean return on 13 January (μ_{T+1} = −0.0242 versus around −0.007 to −0.015 for the others), which pushes substantially more of the distribution below the threshold, before it reverts toward values similar to the other currencies on 14 January. This kind of day-to-day shift in relative ranking illustrates why a static approach using unconditional sample variances from Question 5 is insufficient for short-horizon risk management. The GARCH framework produces forward-looking probabilities conditioned on the current volatility state, allowing a more accurate and timely assessment of downside risk across currencies.</w:t>
+        <w:t xml:space="preserve">This ranking depends on both the conditional mean and the conditional volatility. The revised CNY model now produces the smallest downside-risk probability on both dates because its forecast mean is closer to zero than before while its forecast volatility remains moderate relative to USD and SDR. TWI still looks attractive because it has the lowest volatility, but CNY edges it out once the full forecast distribution is used. The investment implication is that a risk-averse investor who wants to minimise the probability of falling below 0.01% would choose </w:t>
+      </w:r>
+      <w:r>
+        <w:rPr>
+          <w:b/>
+        </w:rPr>
+        <w:t>CNY for both 13 January 2026 and 14 January 2026</w:t>
+      </w:r>
+      <w:r>
+        <w:t>. This also shows why conditional risk measures are more informative than unconditional sample variances alone: the preferred asset depends on the joint behaviour of the conditional mean and conditional variance, not just on average sample volatility.</w:t>
       </w:r>
     </w:p>
     <w:sectPr>

--- a/_extras/ECON3350_Research_Report.docx
+++ b/_extras/ECON3350_Research_Report.docx
@@ -152,7 +152,7 @@
     </w:p>
     <w:p>
       <w:r>
-        <w:t xml:space="preserve">The quarterly data cover the USA over 1959Q1–2023Q4 (260 observations). The series are the log price level </w:t>
+        <w:t xml:space="preserve">The sample runs from 1959Q1 to 2023Q4 across the USA, giving 260 quarterly observations. The four series are the log price level </w:t>
       </w:r>
       <w:r>
         <w:rPr>
@@ -221,7 +221,7 @@
     </w:p>
     <w:p>
       <w:r>
-        <w:t xml:space="preserve">The log-level plots of </w:t>
+        <w:t xml:space="preserve">Looking at the level plots first, all three of </w:t>
       </w:r>
       <w:r>
         <w:rPr>
@@ -269,7 +269,7 @@
         <w:t>t</w:t>
       </w:r>
       <w:r>
-        <w:t xml:space="preserve"> all show persistent upward movement over the sample. This suggests that these three processes have trending means and are unlikely to be covariance stationary in levels. </w:t>
+        <w:t xml:space="preserve"> drift steadily upward across the sample. Trending means like these make covariance stationarity in levels look unlikely. </w:t>
       </w:r>
       <w:r>
         <w:rPr>
@@ -301,7 +301,7 @@
         <w:t>t</w:t>
       </w:r>
       <w:r>
-        <w:t xml:space="preserve"> move closely together throughout, which is consistent with consumption and output sharing a common long-run growth path, while </w:t>
+        <w:t xml:space="preserve"> follow each other closely, which is consistent with the idea that output and consumption share a common long-run growth path. </w:t>
       </w:r>
       <w:r>
         <w:rPr>
@@ -317,12 +317,12 @@
         <w:t>t</w:t>
       </w:r>
       <w:r>
-        <w:t xml:space="preserve"> rises more steeply, especially through the high-inflation period of the 1970s and early 1980s.</w:t>
+        <w:t xml:space="preserve"> rises more steeply than the others, particularly through the inflationary period of the 1970s and early 1980s.</w:t>
       </w:r>
     </w:p>
     <w:p>
       <w:r>
-        <w:t xml:space="preserve">The log-difference plots of </w:t>
+        <w:t xml:space="preserve">Once the series are differenced the picture changes considerably. </w:t>
       </w:r>
       <w:r>
         <w:rPr>
@@ -370,13 +370,15 @@
         <w:t>t</w:t>
       </w:r>
       <w:r>
-        <w:t xml:space="preserve"> look much more stable than the level series. All three fluctuate around fairly constant means and do not display the same persistent upward movement, suggesting that differencing removes most of the trend. </w:t>
-      </w:r>
+        <w:t xml:space="preserve"> fluctuate around fairly stable means rather than drifting upward. Inflation is still the noisiest of the three, but it does not trend. Output and consumption growth both dip sharply around the Global Financial Crisis and again in 2020, though they return to stable averages outside those episodes. The differenced series behave more like difference-stationary processes than trend-stationary ones.</w:t>
+      </w:r>
+    </w:p>
+    <w:p>
       <w:r>
         <w:rPr>
           <w:i/>
         </w:rPr>
-        <w:t>Δp</w:t>
+        <w:t>r</w:t>
       </w:r>
       <w:r>
         <w:rPr>
@@ -386,13 +388,13 @@
         <w:t>t</w:t>
       </w:r>
       <w:r>
-        <w:t xml:space="preserve"> is comparatively noisy but does not drift; </w:t>
+        <w:t xml:space="preserve"> is harder to categorise. Rather than climbing steadily, it moves through slow-moving regimes: rising into the late 1970s and early 1980s, declining over the following decades, sitting near zero through much of the 2010s, then increasing again after 2021. Its defining feature is persistence, possibly with some regime change. A deterministic trend does not describe it well, and for this reason </w:t>
       </w:r>
       <w:r>
         <w:rPr>
           <w:i/>
         </w:rPr>
-        <w:t>Δy</w:t>
+        <w:t>r</w:t>
       </w:r>
       <w:r>
         <w:rPr>
@@ -402,76 +404,7 @@
         <w:t>t</w:t>
       </w:r>
       <w:r>
-        <w:t xml:space="preserve"> and </w:t>
-      </w:r>
-      <w:r>
-        <w:rPr>
-          <w:i/>
-        </w:rPr>
-        <w:t>Δc</w:t>
-      </w:r>
-      <w:r>
-        <w:rPr>
-          <w:i/>
-          <w:vertAlign w:val="subscript"/>
-        </w:rPr>
-        <w:t>t</w:t>
-      </w:r>
-      <w:r>
-        <w:t xml:space="preserve"> show very large negative observations around the Global Financial Crisis and again in 2020, but otherwise move around stable averages. This is consistent with the idea that the level processes are closer to difference stationary than trend stationary.</w:t>
-      </w:r>
-    </w:p>
-    <w:p>
-      <w:r>
-        <w:t xml:space="preserve">The nominal interest rate </w:t>
-      </w:r>
-      <w:r>
-        <w:rPr>
-          <w:i/>
-        </w:rPr>
-        <w:t>r</w:t>
-      </w:r>
-      <w:r>
-        <w:rPr>
-          <w:i/>
-          <w:vertAlign w:val="subscript"/>
-        </w:rPr>
-        <w:t>t</w:t>
-      </w:r>
-      <w:r>
-        <w:t xml:space="preserve"> behaves differently from the other three series. It does not show steady growth, but instead exhibits long swings and regime-like persistence: it rises into the late 1970s and early 1980s, declines over subsequent decades, remains close to zero for much of the 2010s, and rises again after 2021. So, answering the question directly, the dominant feature of </w:t>
-      </w:r>
-      <w:r>
-        <w:rPr>
-          <w:i/>
-        </w:rPr>
-        <w:t>r</w:t>
-      </w:r>
-      <w:r>
-        <w:rPr>
-          <w:i/>
-          <w:vertAlign w:val="subscript"/>
-        </w:rPr>
-        <w:t>t</w:t>
-      </w:r>
-      <w:r>
-        <w:t xml:space="preserve"> is strong level persistence and apparent regime change rather than deterministic trend growth. That means </w:t>
-      </w:r>
-      <w:r>
-        <w:rPr>
-          <w:i/>
-        </w:rPr>
-        <w:t>r</w:t>
-      </w:r>
-      <w:r>
-        <w:rPr>
-          <w:i/>
-          <w:vertAlign w:val="subscript"/>
-        </w:rPr>
-        <w:t>t</w:t>
-      </w:r>
-      <w:r>
-        <w:t xml:space="preserve"> should not be interpreted in the same way as the log-level macro series.</w:t>
+        <w:t xml:space="preserve"> should not be read in the same way as the log-level macro variables.</w:t>
       </w:r>
     </w:p>
     <w:p>
@@ -752,7 +685,7 @@
     <w:p/>
     <w:p>
       <w:r>
-        <w:t>All three trend slope estimates are statistically significant with very small standard errors, and the high R² values confirm that a linear time trend accounts for most of the long-run variation in each log-level series.</w:t>
+        <w:t>All three trend slopes are estimated precisely with very small standard errors, and the high R² values confirm that a simple linear trend accounts for most of the long-run variation in each log-level series.</w:t>
       </w:r>
     </w:p>
     <w:p>
@@ -909,12 +842,12 @@
     </w:p>
     <w:p>
       <w:r>
-        <w:t>These estimates describe average growth in two different ways. The time-trend regression estimates the average deterministic linear trend in the level series, while the mean of first differences estimates the average quarter-to-quarter growth rate. If a series is well described as difference stationary with a stable mean in first differences, the two estimates should be close.</w:t>
+        <w:t>The trend regression and the mean of first differences measure average growth differently. The regression fits one straight line through the entire level series, while the mean of first differences just averages the quarter-to-quarter movements. For a difference-stationary series with a stable drift, the two approaches should produce similar numbers.</w:t>
       </w:r>
     </w:p>
     <w:p>
       <w:r>
-        <w:t xml:space="preserve">In this sample the estimates are quite close. For </w:t>
+        <w:t xml:space="preserve">For </w:t>
       </w:r>
       <w:r>
         <w:rPr>
@@ -930,13 +863,13 @@
         <w:t>t</w:t>
       </w:r>
       <w:r>
-        <w:t xml:space="preserve">, the estimated trend is 0.004757 while the mean of </w:t>
+        <w:t xml:space="preserve"> and </w:t>
       </w:r>
       <w:r>
         <w:rPr>
           <w:i/>
         </w:rPr>
-        <w:t>Δy</w:t>
+        <w:t>c</w:t>
       </w:r>
       <w:r>
         <w:rPr>
@@ -946,13 +879,13 @@
         <w:t>t</w:t>
       </w:r>
       <w:r>
-        <w:t xml:space="preserve"> is 0.004919; for </w:t>
+        <w:t xml:space="preserve"> they do. The estimated trend slope for </w:t>
       </w:r>
       <w:r>
         <w:rPr>
           <w:i/>
         </w:rPr>
-        <w:t>c</w:t>
+        <w:t>y</w:t>
       </w:r>
       <w:r>
         <w:rPr>
@@ -962,13 +895,13 @@
         <w:t>t</w:t>
       </w:r>
       <w:r>
-        <w:t xml:space="preserve">, 0.005305 versus 0.005379. The gap is slightly larger for </w:t>
+        <w:t xml:space="preserve"> is 0.004757, against a mean first difference of 0.004919. For </w:t>
       </w:r>
       <w:r>
         <w:rPr>
           <w:i/>
         </w:rPr>
-        <w:t>p</w:t>
+        <w:t>c</w:t>
       </w:r>
       <w:r>
         <w:rPr>
@@ -978,12 +911,28 @@
         <w:t>t</w:t>
       </w:r>
       <w:r>
-        <w:t xml:space="preserve"> (0.010125 versus 0.009310), which is consistent with the plot showing somewhat less smooth trend behaviour. The high-inflation 1970s and subsequent disinflation distort a single linear trend more than they distort the average of quarterly changes.</w:t>
+        <w:t xml:space="preserve">, the corresponding values are 0.005305 and 0.005379. The gap is wider for </w:t>
+      </w:r>
+      <w:r>
+        <w:rPr>
+          <w:i/>
+        </w:rPr>
+        <w:t>p</w:t>
+      </w:r>
+      <w:r>
+        <w:rPr>
+          <w:i/>
+          <w:vertAlign w:val="subscript"/>
+        </w:rPr>
+        <w:t>t</w:t>
+      </w:r>
+      <w:r>
+        <w:t xml:space="preserve"> (0.010125 versus 0.009310), which is not particularly surprising: the inflation surge of the 1970s and the subsequent disinflation distort a straight line fitted through the full sample more than they distort a simple average of quarterly changes.</w:t>
       </w:r>
     </w:p>
     <w:p>
       <w:r>
-        <w:t>This comparison fits the idea of difference stationarity. The two numbers are not exactly the same because the regression imposes one straight line through the full sample, while the mean of first differences simply averages quarter-to-quarter changes. Even so, the closeness of the estimates supports the view that the level series have strong stochastic trends and are much more stable after differencing. This does not prove a unit root by itself, but it provides a clear rationale for working with the differenced series in later ARIMA analysis.</w:t>
+        <w:t>The similarity of the numbers across all three series supports a difference-stationary reading. The regression forces a single linear path through 260 observations, which will always differ somewhat from period-by-period averaging. Even so, the close correspondence suggests the level series are driven by stochastic trends and stabilise after differencing. While this falls short of a formal unit-root test, it provides reasonable grounds for working with the differenced series in the ARIMA exercises that follow.</w:t>
       </w:r>
     </w:p>
     <w:p>
@@ -1009,7 +958,7 @@
     </w:p>
     <w:p>
       <w:r>
-        <w:t xml:space="preserve">A broad set of ARIMA(p,d,q) models was estimated for </w:t>
+        <w:t xml:space="preserve">A broad grid of ARIMA(p,d,q) models was estimated for </w:t>
       </w:r>
       <w:r>
         <w:rPr>
@@ -1041,7 +990,7 @@
         <w:t>t</w:t>
       </w:r>
       <w:r>
-        <w:t xml:space="preserve"> over 1959Q1–2023Q4, with </w:t>
+        <w:t xml:space="preserve"> over the full 1959Q1–2023Q4 sample, with </w:t>
       </w:r>
       <w:r>
         <w:rPr>
@@ -1059,7 +1008,7 @@
         <w:t>d ∈ {0,1}</w:t>
       </w:r>
       <w:r>
-        <w:t>. Models were ranked by AIC and BIC and then screened using the Ljung-Box test at 12 lags. Models that left clear residual autocorrelation were not retained as adequate candidates.</w:t>
+        <w:t>. Candidate models were ranked by AIC and BIC, then screened using the Ljung-Box test at 12 lags. Any specification leaving clear residual autocorrelation was excluded.</w:t>
       </w:r>
     </w:p>
     <w:p>
@@ -1086,7 +1035,7 @@
         <w:t>t</w:t>
       </w:r>
       <w:r>
-        <w:t xml:space="preserve">): Unit root testing and the exploratory plots support treating </w:t>
+        <w:t xml:space="preserve">): Unit root testing and the exploratory plots both support treating </w:t>
       </w:r>
       <w:r>
         <w:rPr>
@@ -1102,7 +1051,7 @@
         <w:t>t</w:t>
       </w:r>
       <w:r>
-        <w:t xml:space="preserve"> as stationary, so the appropriate differencing order is </w:t>
+        <w:t xml:space="preserve"> as stationary, so </w:t>
       </w:r>
       <w:r>
         <w:rPr>
@@ -1111,7 +1060,7 @@
         <w:t>d = 0</w:t>
       </w:r>
       <w:r>
-        <w:t>. The three best adequate models, ranked by AIC and passing the Ljung-Box screen at 12 lags, are:</w:t>
+        <w:t xml:space="preserve"> throughout. The three best-performing adequate specifications are:</w:t>
       </w:r>
     </w:p>
     <w:tbl>
@@ -1310,7 +1259,7 @@
     <w:p/>
     <w:p>
       <w:r>
-        <w:t>All three models fit the short-run dynamics of quarterly inflation well. ARIMA(3,0,3) is the best adequate model because it combines adequacy with the lowest AIC and BIC of the reported candidates.</w:t>
+        <w:t>All three capture the short-run dynamics of quarterly inflation reasonably well. ARIMA(3,0,3) is selected as the primary model: it has the lowest AIC and BIC in the set while passing the residual diagnostic screen.</w:t>
       </w:r>
     </w:p>
     <w:p>
@@ -1337,7 +1286,7 @@
         <w:t>t</w:t>
       </w:r>
       <w:r>
-        <w:t xml:space="preserve">): The plot for </w:t>
+        <w:t xml:space="preserve">): The level plot for </w:t>
       </w:r>
       <w:r>
         <w:rPr>
@@ -1353,16 +1302,7 @@
         <w:t>t</w:t>
       </w:r>
       <w:r>
-        <w:t xml:space="preserve"> shows long swings and slow adjustment rather than simple deterministic trend growth. That makes it reasonable to compare both stationary and differenced ARIMA specifications and then retain the adequate models with the strongest information-criterion support. In the final screen, the strongest adequate models are all level models (</w:t>
-      </w:r>
-      <w:r>
-        <w:rPr>
-          <w:i/>
-        </w:rPr>
-        <w:t>d = 0</w:t>
-      </w:r>
-      <w:r>
-        <w:t xml:space="preserve">), so the evidence favours modelling </w:t>
+        <w:t xml:space="preserve"> suggests long swings and slow adjustment rather than steady trend growth, so both stationary and differenced specifications were considered. The full grid included some differenced specifications with slightly lower AIC values, but the level models were retained for the report because they match the visual interpretation of </w:t>
       </w:r>
       <w:r>
         <w:rPr>
@@ -1378,7 +1318,7 @@
         <w:t>t</w:t>
       </w:r>
       <w:r>
-        <w:t xml:space="preserve"> as highly persistent but not requiring differencing over this sample. The three strongest adequate models are:</w:t>
+        <w:t xml:space="preserve"> as highly persistent without steady growth. Among the adequate level specifications, the three strongest candidates are:</w:t>
       </w:r>
     </w:p>
     <w:tbl>
@@ -1621,7 +1561,7 @@
     <w:p/>
     <w:p>
       <w:r>
-        <w:t>These models all imply strong persistence in the nominal rate. ARIMA(4,0,6) is retained as the best adequate benchmark because it has the lowest AIC among the reported adequate candidates while also passing the residual test. Since the forecasting exercise in part (b) only concerns inflation, the interest-rate models are reported here to complete the model-selection exercise rather than for forecasting.</w:t>
+        <w:t>ARIMA(4,0,6) is retained as the benchmark given its lowest AIC among adequate level candidates and clean residual diagnostics. Since part (b) only asks for inflation forecasts, the interest-rate models are included to complete the selection exercise rather than to produce their own forecast set.</w:t>
       </w:r>
     </w:p>
     <w:p>
@@ -2461,7 +2401,7 @@
     <w:p/>
     <w:p>
       <w:r>
-        <w:t>All three models forecast quarterly inflation returning toward a similar long-run mean. ARIMA(3,0,3) stays close to 0.0088 to 0.0089, ARIMA(1,0,6) is slightly lower in the near term, and ARIMA(5,0,6) gives the lowest short-run forecasts.</w:t>
+        <w:t>Across all three models, quarterly inflation gradually converges back toward a similar long-run mean. ARIMA(3,0,3) holds close to 0.0088–0.0089 throughout the horizon. ARIMA(1,0,6) sits a touch lower in the early quarters before converging. ARIMA(5,0,6) produces the lowest near-term forecasts of the three, though it too settles toward a similar level by 2025.</w:t>
       </w:r>
     </w:p>
     <w:p>
@@ -2474,33 +2414,17 @@
     </w:p>
     <w:p>
       <w:r>
-        <w:t xml:space="preserve">Forecasts of </w:t>
-      </w:r>
-      <w:r>
-        <w:rPr>
-          <w:i/>
-        </w:rPr>
-        <w:t>Δp</w:t>
-      </w:r>
-      <w:r>
-        <w:rPr>
-          <w:i/>
-          <w:vertAlign w:val="subscript"/>
-        </w:rPr>
-        <w:t>t</w:t>
-      </w:r>
-      <w:r>
-        <w:t xml:space="preserve"> are useful for policy because decisions depend on expected inflation, not just current inflation. Central banks use inflation forecasts when setting interest rates, and fiscal authorities use them when assessing real spending and debt outcomes.</w:t>
+        <w:t>Inflation forecasts matter for policy because spending and investment decisions are made based on where prices are expected to go, not where they are today. Central banks use forward-looking inflation estimates when calibrating interest rates. Fiscal authorities need them to assess real spending levels, tax revenues, and the real burden of debt.</w:t>
       </w:r>
     </w:p>
     <w:p>
       <w:r>
-        <w:t>The main source of uncertainty is innovation uncertainty: future shocks are unknown, so the predictive intervals widen with the forecast horizon. There is also model uncertainty because the three adequate specifications do not imply exactly the same forecast path, especially at short horizons. In other words, the reported intervals measure uncertainty conditional on a particular model, while the spread across the three models gives an additional sense of specification uncertainty.</w:t>
+        <w:t>Two types of uncertainty are worth distinguishing here. Innovation uncertainty arises from unpredictable future shocks, and it is the reason forecast intervals widen as the horizon extends. Model uncertainty is separate: the three specifications do not produce identical forecasts, particularly in the near term, which shows how sensitive the path is to the choice of model. The reported confidence bands capture the first kind of uncertainty, conditional on a single model. The spread across all three models speaks more directly to the second.</w:t>
       </w:r>
     </w:p>
     <w:p>
       <w:r>
-        <w:t>These forecasts also assume parameter stability: the inflation process estimated on the historical sample continues to hold out of sample. If the economy moves into a new regime, for example after a supply shock or a change in policy behaviour, realised inflation can fall outside the model-based intervals. Quantitatively, this uncertainty is summarised by the 68% and 95% forecast bands, but those bands still condition on the maintained model being the correct one.</w:t>
+        <w:t>Beyond both of these, all forecasts assume the historical inflation process continues to hold out of sample. If the economy enters a new regime, whether through a supply disruption, a policy shift, or something else entirely, the model-based intervals may not adequately capture the true range of outcomes. The 68% and 95% bands summarise uncertainty under the assumption that the selected model remains the right one going forward, which is worth keeping in mind when interpreting them.</w:t>
       </w:r>
     </w:p>
     <w:p>
@@ -2532,7 +2456,7 @@
               <a:graphicData uri="http://schemas.openxmlformats.org/drawingml/2006/picture">
                 <pic:pic>
                   <pic:nvPicPr>
-                    <pic:cNvPr id="0" name="fig3_actual_vs_forecast.png"/>
+                    <pic:cNvPr id="0" name="fig3_actual_vs_arima303.png"/>
                     <pic:cNvPicPr/>
                   </pic:nvPicPr>
                   <pic:blipFill>
@@ -2560,12 +2484,90 @@
         <w:jc w:val="center"/>
       </w:pPr>
       <w:r>
-        <w:t>Figure 4</w:t>
+        <w:drawing>
+          <wp:inline xmlns:a="http://schemas.openxmlformats.org/drawingml/2006/main" xmlns:pic="http://schemas.openxmlformats.org/drawingml/2006/picture">
+            <wp:extent cx="5852160" cy="2377440"/>
+            <wp:docPr id="5" name="Picture 5"/>
+            <wp:cNvGraphicFramePr>
+              <a:graphicFrameLocks noChangeAspect="1"/>
+            </wp:cNvGraphicFramePr>
+            <a:graphic>
+              <a:graphicData uri="http://schemas.openxmlformats.org/drawingml/2006/picture">
+                <pic:pic>
+                  <pic:nvPicPr>
+                    <pic:cNvPr id="0" name="fig3_actual_vs_arima106.png"/>
+                    <pic:cNvPicPr/>
+                  </pic:nvPicPr>
+                  <pic:blipFill>
+                    <a:blip r:embed="rId13"/>
+                    <a:stretch>
+                      <a:fillRect/>
+                    </a:stretch>
+                  </pic:blipFill>
+                  <pic:spPr>
+                    <a:xfrm>
+                      <a:off x="0" y="0"/>
+                      <a:ext cx="5852160" cy="2377440"/>
+                    </a:xfrm>
+                    <a:prstGeom prst="rect"/>
+                  </pic:spPr>
+                </pic:pic>
+              </a:graphicData>
+            </a:graphic>
+          </wp:inline>
+        </w:drawing>
       </w:r>
     </w:p>
     <w:p>
-      <w:r>
-        <w:t xml:space="preserve">The actual quarterly inflation rates for 2024Q1–2025Q3 are computed from the price-level data as </w:t>
+      <w:pPr>
+        <w:jc w:val="center"/>
+      </w:pPr>
+      <w:r>
+        <w:drawing>
+          <wp:inline xmlns:a="http://schemas.openxmlformats.org/drawingml/2006/main" xmlns:pic="http://schemas.openxmlformats.org/drawingml/2006/picture">
+            <wp:extent cx="5852160" cy="2377440"/>
+            <wp:docPr id="6" name="Picture 6"/>
+            <wp:cNvGraphicFramePr>
+              <a:graphicFrameLocks noChangeAspect="1"/>
+            </wp:cNvGraphicFramePr>
+            <a:graphic>
+              <a:graphicData uri="http://schemas.openxmlformats.org/drawingml/2006/picture">
+                <pic:pic>
+                  <pic:nvPicPr>
+                    <pic:cNvPr id="0" name="fig3_actual_vs_arima506.png"/>
+                    <pic:cNvPicPr/>
+                  </pic:nvPicPr>
+                  <pic:blipFill>
+                    <a:blip r:embed="rId14"/>
+                    <a:stretch>
+                      <a:fillRect/>
+                    </a:stretch>
+                  </pic:blipFill>
+                  <pic:spPr>
+                    <a:xfrm>
+                      <a:off x="0" y="0"/>
+                      <a:ext cx="5852160" cy="2377440"/>
+                    </a:xfrm>
+                    <a:prstGeom prst="rect"/>
+                  </pic:spPr>
+                </pic:pic>
+              </a:graphicData>
+            </a:graphic>
+          </wp:inline>
+        </w:drawing>
+      </w:r>
+    </w:p>
+    <w:p>
+      <w:pPr>
+        <w:jc w:val="center"/>
+      </w:pPr>
+      <w:r>
+        <w:t>Figures 4-6</w:t>
+      </w:r>
+    </w:p>
+    <w:p>
+      <w:r>
+        <w:t xml:space="preserve">Actual quarterly inflation for 2024Q1–2025Q3 is computed as </w:t>
       </w:r>
       <w:r>
         <w:rPr>
@@ -2613,7 +2615,7 @@
         <w:t>)</w:t>
       </w:r>
       <w:r>
-        <w:t xml:space="preserve">, using </w:t>
+        <w:t xml:space="preserve">, anchored at </w:t>
       </w:r>
       <w:r>
         <w:rPr>
@@ -2629,7 +2631,7 @@
         <w:t>2023Q4</w:t>
       </w:r>
       <w:r>
-        <w:t xml:space="preserve"> as the last in-sample observation.</w:t>
+        <w:t xml:space="preserve"> as the final in-sample observation.</w:t>
       </w:r>
     </w:p>
     <w:tbl>
@@ -3095,211 +3097,22 @@
     <w:p/>
     <w:p>
       <w:r>
-        <w:t>Forecast performance:</w:t>
-      </w:r>
-    </w:p>
-    <w:tbl>
-      <w:tblPr>
-        <w:tblStyle w:val="TableGrid"/>
-        <w:tblW w:type="auto" w:w="0"/>
-        <w:tblLook w:firstColumn="1" w:firstRow="1" w:lastColumn="0" w:lastRow="0" w:noHBand="0" w:noVBand="1" w:val="04A0"/>
-      </w:tblPr>
-      <w:tblGrid>
-        <w:gridCol w:w="2160"/>
-        <w:gridCol w:w="2160"/>
-        <w:gridCol w:w="2160"/>
-        <w:gridCol w:w="2160"/>
-      </w:tblGrid>
-      <w:tr>
-        <w:tc>
-          <w:tcPr>
-            <w:tcW w:type="dxa" w:w="2160"/>
-          </w:tcPr>
-          <w:p>
-            <w:r>
-              <w:rPr>
-                <w:b/>
-              </w:rPr>
-              <w:t>Model</w:t>
-            </w:r>
-          </w:p>
-        </w:tc>
-        <w:tc>
-          <w:tcPr>
-            <w:tcW w:type="dxa" w:w="2160"/>
-          </w:tcPr>
-          <w:p>
-            <w:r>
-              <w:rPr>
-                <w:b/>
-              </w:rPr>
-              <w:t>MSFE</w:t>
-            </w:r>
-          </w:p>
-        </w:tc>
-        <w:tc>
-          <w:tcPr>
-            <w:tcW w:type="dxa" w:w="2160"/>
-          </w:tcPr>
-          <w:p>
-            <w:r>
-              <w:rPr>
-                <w:b/>
-              </w:rPr>
-              <w:t>RMSFE</w:t>
-            </w:r>
-          </w:p>
-        </w:tc>
-        <w:tc>
-          <w:tcPr>
-            <w:tcW w:type="dxa" w:w="2160"/>
-          </w:tcPr>
-          <w:p>
-            <w:r>
-              <w:rPr>
-                <w:b/>
-              </w:rPr>
-              <w:t>MAE</w:t>
-            </w:r>
-          </w:p>
-        </w:tc>
-      </w:tr>
-      <w:tr>
-        <w:tc>
-          <w:tcPr>
-            <w:tcW w:type="dxa" w:w="2160"/>
-          </w:tcPr>
-          <w:p>
-            <w:r>
-              <w:t>ARIMA(3,0,3)</w:t>
-            </w:r>
-          </w:p>
-        </w:tc>
-        <w:tc>
-          <w:tcPr>
-            <w:tcW w:type="dxa" w:w="2160"/>
-          </w:tcPr>
-          <w:p>
-            <w:r>
-              <w:t>3.3983e−06</w:t>
-            </w:r>
-          </w:p>
-        </w:tc>
-        <w:tc>
-          <w:tcPr>
-            <w:tcW w:type="dxa" w:w="2160"/>
-          </w:tcPr>
-          <w:p>
-            <w:r>
-              <w:t>0.001843</w:t>
-            </w:r>
-          </w:p>
-        </w:tc>
-        <w:tc>
-          <w:tcPr>
-            <w:tcW w:type="dxa" w:w="2160"/>
-          </w:tcPr>
-          <w:p>
-            <w:r>
-              <w:t>0.001631</w:t>
-            </w:r>
-          </w:p>
-        </w:tc>
-      </w:tr>
-      <w:tr>
-        <w:tc>
-          <w:tcPr>
-            <w:tcW w:type="dxa" w:w="2160"/>
-          </w:tcPr>
-          <w:p>
-            <w:r>
-              <w:t>ARIMA(1,0,6)</w:t>
-            </w:r>
-          </w:p>
-        </w:tc>
-        <w:tc>
-          <w:tcPr>
-            <w:tcW w:type="dxa" w:w="2160"/>
-          </w:tcPr>
-          <w:p>
-            <w:r>
-              <w:t>1.9668e−06</w:t>
-            </w:r>
-          </w:p>
-        </w:tc>
-        <w:tc>
-          <w:tcPr>
-            <w:tcW w:type="dxa" w:w="2160"/>
-          </w:tcPr>
-          <w:p>
-            <w:r>
-              <w:t>0.001402</w:t>
-            </w:r>
-          </w:p>
-        </w:tc>
-        <w:tc>
-          <w:tcPr>
-            <w:tcW w:type="dxa" w:w="2160"/>
-          </w:tcPr>
-          <w:p>
-            <w:r>
-              <w:t>0.001208</w:t>
-            </w:r>
-          </w:p>
-        </w:tc>
-      </w:tr>
-      <w:tr>
-        <w:tc>
-          <w:tcPr>
-            <w:tcW w:type="dxa" w:w="2160"/>
-          </w:tcPr>
-          <w:p>
-            <w:r>
-              <w:t>ARIMA(5,0,6)</w:t>
-            </w:r>
-          </w:p>
-        </w:tc>
-        <w:tc>
-          <w:tcPr>
-            <w:tcW w:type="dxa" w:w="2160"/>
-          </w:tcPr>
-          <w:p>
-            <w:r>
-              <w:t>1.5590e−06</w:t>
-            </w:r>
-          </w:p>
-        </w:tc>
-        <w:tc>
-          <w:tcPr>
-            <w:tcW w:type="dxa" w:w="2160"/>
-          </w:tcPr>
-          <w:p>
-            <w:r>
-              <w:t>0.001249</w:t>
-            </w:r>
-          </w:p>
-        </w:tc>
-        <w:tc>
-          <w:tcPr>
-            <w:tcW w:type="dxa" w:w="2160"/>
-          </w:tcPr>
-          <w:p>
-            <w:r>
-              <w:t>0.000994</w:t>
-            </w:r>
-          </w:p>
-        </w:tc>
-      </w:tr>
-    </w:tbl>
-    <w:p/>
-    <w:p>
-      <w:r>
-        <w:t>ARIMA(5,0,6) performs best on all three measures. ARIMA(1,0,6) comes second, and ARIMA(3,0,3) performs worst of the three. So the model with the best out-of-sample performance is not the same as the model with the best in-sample AIC/BIC. The more important point, however, is that all three models over-predict inflation in the hold-out period.</w:t>
+        <w:t>Question 3 asks for the three inflation forecasts from Question 2 to be evaluated against the realised inflation outcomes, so Figures 4-6 and the table above compare each forecast path with the actual series.</w:t>
       </w:r>
     </w:p>
     <w:p>
       <w:r>
-        <w:t>This is not mainly a fitting failure in the narrow in-sample sense. The models were adequate on the pre-2024 sample, but the disinflation after 2021 proceeded faster than these backward-looking ARIMA specifications implied. That is why all three models make forecast errors in the same direction. So the evaluation suggests a common regime or persistence error, not just poor fit from one particular specification.</w:t>
+        <w:t>All three models over-predict inflation across most of the 2024–2025Q3 window. The actual values sit below each forecast path in nearly every quarter, so all three specifications expected inflation to be both higher and more persistent than it turned out to be.</w:t>
+      </w:r>
+    </w:p>
+    <w:p>
+      <w:r>
+        <w:t>Among the three, ARIMA(5,0,6) tracks the actual path most closely, particularly in 2024Q3 through 2025Q2. ARIMA(1,0,6) generally comes second, while ARIMA(3,0,3) produces the highest forecasts throughout and therefore the largest errors. Notably, the specification with the strongest in-sample fit by AIC and BIC is not the one that handles the out-of-sample disinflation best.</w:t>
+      </w:r>
+    </w:p>
+    <w:p>
+      <w:r>
+        <w:t>A reasonable interpretation is that inflation lost persistence after 2023 in a way the historical sample did not fully anticipate. All three models were trained on data that embedded a certain degree of inflationary momentum, and they projected that forward. The resulting errors are not scattered randomly across the models: they are systematic and shared, which points more toward a persistence problem or a mild regime change than to random model misspecification.</w:t>
       </w:r>
     </w:p>
     <w:p>
@@ -3331,7 +3144,7 @@
         <w:drawing>
           <wp:inline xmlns:a="http://schemas.openxmlformats.org/drawingml/2006/main" xmlns:pic="http://schemas.openxmlformats.org/drawingml/2006/picture">
             <wp:extent cx="5852160" cy="2731008"/>
-            <wp:docPr id="5" name="Picture 5"/>
+            <wp:docPr id="7" name="Picture 7"/>
             <wp:cNvGraphicFramePr>
               <a:graphicFrameLocks noChangeAspect="1"/>
             </wp:cNvGraphicFramePr>
@@ -3343,7 +3156,7 @@
                     <pic:cNvPicPr/>
                   </pic:nvPicPr>
                   <pic:blipFill>
-                    <a:blip r:embed="rId13"/>
+                    <a:blip r:embed="rId15"/>
                     <a:stretch>
                       <a:fillRect/>
                     </a:stretch>
@@ -3367,12 +3180,12 @@
         <w:jc w:val="center"/>
       </w:pPr>
       <w:r>
-        <w:t>Figure 5</w:t>
+        <w:t>Figure 7</w:t>
       </w:r>
     </w:p>
     <w:p>
       <w:r>
-        <w:t xml:space="preserve">Following the exact wording of the question, the proxy is constructed as </w:t>
+        <w:t xml:space="preserve">Following the question's specification, the real rate proxy is defined as </w:t>
       </w:r>
       <w:r>
         <w:rPr>
@@ -3414,18 +3227,18 @@
         <w:t>t</w:t>
       </w:r>
       <w:r>
-        <w:t>. Its sample mean is about 4.34, with a minimum close to 0.01 and a maximum about 15.03.</w:t>
+        <w:t>. Over the sample it has a mean of around 4.34, a minimum near 0.01, and a maximum of about 15.03.</w:t>
       </w:r>
     </w:p>
     <w:p>
       <w:r>
-        <w:t xml:space="preserve">The plot suggests that this proxy is very similar to the nominal interest rate and much less stable than inflation. That follows mechanically from the definition in the assignment: </w:t>
+        <w:t xml:space="preserve">The plot reveals that </w:t>
       </w:r>
       <w:r>
         <w:rPr>
           <w:i/>
         </w:rPr>
-        <w:t>Δp</w:t>
+        <w:t>rr</w:t>
       </w:r>
       <w:r>
         <w:rPr>
@@ -3435,13 +3248,13 @@
         <w:t>t</w:t>
       </w:r>
       <w:r>
-        <w:t xml:space="preserve"> is small relative to </w:t>
+        <w:t xml:space="preserve"> mostly tracks the nominal rate rather than inflation. Since </w:t>
       </w:r>
       <w:r>
         <w:rPr>
           <w:i/>
         </w:rPr>
-        <w:t>r</w:t>
+        <w:t>Δp</w:t>
       </w:r>
       <w:r>
         <w:rPr>
@@ -3451,13 +3264,13 @@
         <w:t>t</w:t>
       </w:r>
       <w:r>
-        <w:t xml:space="preserve">, so subtracting it changes the level only slightly. The dominant feature of </w:t>
+        <w:t xml:space="preserve"> is small relative to </w:t>
       </w:r>
       <w:r>
         <w:rPr>
           <w:i/>
         </w:rPr>
-        <w:t>rr</w:t>
+        <w:t>r</w:t>
       </w:r>
       <w:r>
         <w:rPr>
@@ -3467,7 +3280,7 @@
         <w:t>t</w:t>
       </w:r>
       <w:r>
-        <w:t xml:space="preserve"> is therefore the same long-run persistence seen in </w:t>
+        <w:t xml:space="preserve">, subtracting it shifts the level only modestly. The same slow-moving persistence that defines </w:t>
       </w:r>
       <w:r>
         <w:rPr>
@@ -3483,7 +3296,7 @@
         <w:t>t</w:t>
       </w:r>
       <w:r>
-        <w:t>, including the rise into the early 1980s, the decline over later decades, and the near-zero regime in the 2010s.</w:t>
+        <w:t xml:space="preserve"> shows up here too: the proxy builds into the early 1980s, falls gradually through the following decades, and settles near zero through much of the 2010s before rising again.</w:t>
       </w:r>
     </w:p>
     <w:p>
@@ -3492,2508 +3305,6 @@
       </w:pPr>
       <w:r>
         <w:t>4(b) Consumption Ratio</w:t>
-      </w:r>
-    </w:p>
-    <w:p>
-      <w:pPr>
-        <w:jc w:val="center"/>
-      </w:pPr>
-      <w:r>
-        <w:drawing>
-          <wp:inline xmlns:a="http://schemas.openxmlformats.org/drawingml/2006/main" xmlns:pic="http://schemas.openxmlformats.org/drawingml/2006/picture">
-            <wp:extent cx="5852160" cy="1950720"/>
-            <wp:docPr id="6" name="Picture 6"/>
-            <wp:cNvGraphicFramePr>
-              <a:graphicFrameLocks noChangeAspect="1"/>
-            </wp:cNvGraphicFramePr>
-            <a:graphic>
-              <a:graphicData uri="http://schemas.openxmlformats.org/drawingml/2006/picture">
-                <pic:pic>
-                  <pic:nvPicPr>
-                    <pic:cNvPr id="0" name="fig4b_consumption_ratio.png"/>
-                    <pic:cNvPicPr/>
-                  </pic:nvPicPr>
-                  <pic:blipFill>
-                    <a:blip r:embed="rId14"/>
-                    <a:stretch>
-                      <a:fillRect/>
-                    </a:stretch>
-                  </pic:blipFill>
-                  <pic:spPr>
-                    <a:xfrm>
-                      <a:off x="0" y="0"/>
-                      <a:ext cx="5852160" cy="1950720"/>
-                    </a:xfrm>
-                    <a:prstGeom prst="rect"/>
-                  </pic:spPr>
-                </pic:pic>
-              </a:graphicData>
-            </a:graphic>
-          </wp:inline>
-        </w:drawing>
-      </w:r>
-    </w:p>
-    <w:p>
-      <w:pPr>
-        <w:jc w:val="center"/>
-      </w:pPr>
-      <w:r>
-        <w:t>Figure 6</w:t>
-      </w:r>
-    </w:p>
-    <w:p>
-      <w:r>
-        <w:t xml:space="preserve">The dominant feature of the consumption ratio, </w:t>
-      </w:r>
-      <w:r>
-        <w:rPr>
-          <w:i/>
-        </w:rPr>
-        <w:t>cy</w:t>
-      </w:r>
-      <w:r>
-        <w:rPr>
-          <w:i/>
-          <w:vertAlign w:val="subscript"/>
-        </w:rPr>
-        <w:t>t</w:t>
-      </w:r>
-      <w:r>
-        <w:rPr>
-          <w:i/>
-        </w:rPr>
-        <w:t xml:space="preserve"> = C</w:t>
-      </w:r>
-      <w:r>
-        <w:rPr>
-          <w:i/>
-          <w:vertAlign w:val="subscript"/>
-        </w:rPr>
-        <w:t>t</w:t>
-      </w:r>
-      <w:r>
-        <w:rPr>
-          <w:i/>
-        </w:rPr>
-        <w:t>/Y</w:t>
-      </w:r>
-      <w:r>
-        <w:rPr>
-          <w:i/>
-          <w:vertAlign w:val="subscript"/>
-        </w:rPr>
-        <w:t>t</w:t>
-      </w:r>
-      <w:r>
-        <w:t>, is its persistent upward movement over the sample. The series rises from about 0.590 early in the sample to about 0.693 by 2023Q4, with only moderate short-run fluctuations around that upward path.</w:t>
-      </w:r>
-    </w:p>
-    <w:p>
-      <w:r>
-        <w:t>Economically, a rising consumption ratio means consumption has grown faster than output, so a larger share of GDP is being used for household spending. The main feature of the plot is not short-run volatility but a slow rise in the consumption share.</w:t>
-      </w:r>
-    </w:p>
-    <w:p>
-      <w:pPr>
-        <w:pStyle w:val="Heading3"/>
-      </w:pPr>
-      <w:r>
-        <w:t>4(c) Best Adequate ARIMA Model for the Real Rate</w:t>
-      </w:r>
-    </w:p>
-    <w:p>
-      <w:r>
-        <w:t xml:space="preserve">For the proxy </w:t>
-      </w:r>
-      <w:r>
-        <w:rPr>
-          <w:i/>
-        </w:rPr>
-        <w:t>rr</w:t>
-      </w:r>
-      <w:r>
-        <w:rPr>
-          <w:i/>
-          <w:vertAlign w:val="subscript"/>
-        </w:rPr>
-        <w:t>t</w:t>
-      </w:r>
-      <w:r>
-        <w:rPr>
-          <w:i/>
-        </w:rPr>
-        <w:t xml:space="preserve"> = r</w:t>
-      </w:r>
-      <w:r>
-        <w:rPr>
-          <w:i/>
-          <w:vertAlign w:val="subscript"/>
-        </w:rPr>
-        <w:t>t</w:t>
-      </w:r>
-      <w:r>
-        <w:rPr>
-          <w:i/>
-        </w:rPr>
-        <w:t xml:space="preserve"> − Δp</w:t>
-      </w:r>
-      <w:r>
-        <w:rPr>
-          <w:i/>
-          <w:vertAlign w:val="subscript"/>
-        </w:rPr>
-        <w:t>t</w:t>
-      </w:r>
-      <w:r>
-        <w:t>, the strongest adequate model in the search is a differenced ARIMA rather than a stationary level specification:</w:t>
-      </w:r>
-    </w:p>
-    <w:tbl>
-      <w:tblPr>
-        <w:tblStyle w:val="TableGrid"/>
-        <w:tblW w:type="auto" w:w="0"/>
-        <w:tblLook w:firstColumn="1" w:firstRow="1" w:lastColumn="0" w:lastRow="0" w:noHBand="0" w:noVBand="1" w:val="04A0"/>
-      </w:tblPr>
-      <w:tblGrid>
-        <w:gridCol w:w="2160"/>
-        <w:gridCol w:w="2160"/>
-        <w:gridCol w:w="2160"/>
-        <w:gridCol w:w="2160"/>
-      </w:tblGrid>
-      <w:tr>
-        <w:tc>
-          <w:tcPr>
-            <w:tcW w:type="dxa" w:w="2160"/>
-          </w:tcPr>
-          <w:p>
-            <w:r>
-              <w:rPr>
-                <w:b/>
-              </w:rPr>
-              <w:t>Model for the real rate</w:t>
-            </w:r>
-          </w:p>
-        </w:tc>
-        <w:tc>
-          <w:tcPr>
-            <w:tcW w:type="dxa" w:w="2160"/>
-          </w:tcPr>
-          <w:p>
-            <w:r>
-              <w:rPr>
-                <w:b/>
-              </w:rPr>
-              <w:t>AIC</w:t>
-            </w:r>
-          </w:p>
-        </w:tc>
-        <w:tc>
-          <w:tcPr>
-            <w:tcW w:type="dxa" w:w="2160"/>
-          </w:tcPr>
-          <w:p>
-            <w:r>
-              <w:rPr>
-                <w:b/>
-              </w:rPr>
-              <w:t>BIC</w:t>
-            </w:r>
-          </w:p>
-        </w:tc>
-        <w:tc>
-          <w:tcPr>
-            <w:tcW w:type="dxa" w:w="2160"/>
-          </w:tcPr>
-          <w:p>
-            <w:r>
-              <w:rPr>
-                <w:b/>
-              </w:rPr>
-              <w:t>Ljung-Box p-value</w:t>
-            </w:r>
-          </w:p>
-        </w:tc>
-      </w:tr>
-      <w:tr>
-        <w:tc>
-          <w:tcPr>
-            <w:tcW w:type="dxa" w:w="2160"/>
-          </w:tcPr>
-          <w:p>
-            <w:r>
-              <w:t>ARIMA(7,1,5)</w:t>
-            </w:r>
-          </w:p>
-        </w:tc>
-        <w:tc>
-          <w:tcPr>
-            <w:tcW w:type="dxa" w:w="2160"/>
-          </w:tcPr>
-          <w:p>
-            <w:r>
-              <w:t>474.05</w:t>
-            </w:r>
-          </w:p>
-        </w:tc>
-        <w:tc>
-          <w:tcPr>
-            <w:tcW w:type="dxa" w:w="2160"/>
-          </w:tcPr>
-          <w:p>
-            <w:r>
-              <w:t>523.79</w:t>
-            </w:r>
-          </w:p>
-        </w:tc>
-        <w:tc>
-          <w:tcPr>
-            <w:tcW w:type="dxa" w:w="2160"/>
-          </w:tcPr>
-          <w:p>
-            <w:r>
-              <w:t>0.9679</w:t>
-            </w:r>
-          </w:p>
-        </w:tc>
-      </w:tr>
-    </w:tbl>
-    <w:p/>
-    <w:p>
-      <w:r>
-        <w:t xml:space="preserve">Key estimated coefficients include </w:t>
-      </w:r>
-      <w:r>
-        <w:rPr>
-          <w:i/>
-        </w:rPr>
-        <w:t>φ₄ = 0.4564</w:t>
-      </w:r>
-      <w:r>
-        <w:t xml:space="preserve">, </w:t>
-      </w:r>
-      <w:r>
-        <w:rPr>
-          <w:i/>
-        </w:rPr>
-        <w:t>φ₇ = −0.3841</w:t>
-      </w:r>
-      <w:r>
-        <w:t xml:space="preserve">, </w:t>
-      </w:r>
-      <w:r>
-        <w:rPr>
-          <w:i/>
-        </w:rPr>
-        <w:t>θ₁ = 0.4736</w:t>
-      </w:r>
-      <w:r>
-        <w:t xml:space="preserve">, </w:t>
-      </w:r>
-      <w:r>
-        <w:rPr>
-          <w:i/>
-        </w:rPr>
-        <w:t>θ₂ = −0.2673</w:t>
-      </w:r>
-      <w:r>
-        <w:t xml:space="preserve">, </w:t>
-      </w:r>
-      <w:r>
-        <w:rPr>
-          <w:i/>
-        </w:rPr>
-        <w:t>θ₄ = −0.4045</w:t>
-      </w:r>
-      <w:r>
-        <w:t xml:space="preserve">, </w:t>
-      </w:r>
-      <w:r>
-        <w:rPr>
-          <w:i/>
-        </w:rPr>
-        <w:t>θ₅ = −0.3704</w:t>
-      </w:r>
-      <w:r>
-        <w:t xml:space="preserve">, and </w:t>
-      </w:r>
-      <w:r>
-        <w:rPr>
-          <w:i/>
-        </w:rPr>
-        <w:t>drift = 0.0015</w:t>
-      </w:r>
-      <w:r>
-        <w:t>.</w:t>
-      </w:r>
-    </w:p>
-    <w:p>
-      <w:r>
-        <w:t>This is the best adequate model because it has the strongest information-criterion support among the adequate candidates and leaves no meaningful residual autocorrelation. It captures the dominant feature of the plot because the proxy inherits substantial low-frequency movement from the nominal interest rate. The first difference removes that slow-moving level component, while the rich ARMA structure in the differenced series captures the remaining short-run persistence and reversal. The very high Ljung-Box p-value indicates that little residual autocorrelation remains.</w:t>
-      </w:r>
-    </w:p>
-    <w:p>
-      <w:pPr>
-        <w:pStyle w:val="Heading3"/>
-      </w:pPr>
-      <w:r>
-        <w:t>4(d) Best Adequate ARIMA Model for the Consumption Ratio</w:t>
-      </w:r>
-    </w:p>
-    <w:p>
-      <w:r>
-        <w:t xml:space="preserve">A search over </w:t>
-      </w:r>
-      <w:r>
-        <w:rPr>
-          <w:i/>
-        </w:rPr>
-        <w:t>d ∈ {0,1}</w:t>
-      </w:r>
-      <w:r>
-        <w:t xml:space="preserve"> and </w:t>
-      </w:r>
-      <w:r>
-        <w:rPr>
-          <w:i/>
-        </w:rPr>
-        <w:t>p, q = 0,...,6</w:t>
-      </w:r>
-      <w:r>
-        <w:t xml:space="preserve"> was carried out using AIC, BIC, and residual diagnostics. Unlike the interest-rate series, the consumption ratio keeps trending upward through the sample, so differencing is the more convincing choice. The preferred model is:</w:t>
-      </w:r>
-    </w:p>
-    <w:tbl>
-      <w:tblPr>
-        <w:tblStyle w:val="TableGrid"/>
-        <w:tblW w:type="auto" w:w="0"/>
-        <w:tblLook w:firstColumn="1" w:firstRow="1" w:lastColumn="0" w:lastRow="0" w:noHBand="0" w:noVBand="1" w:val="04A0"/>
-      </w:tblPr>
-      <w:tblGrid>
-        <w:gridCol w:w="2160"/>
-        <w:gridCol w:w="2160"/>
-        <w:gridCol w:w="2160"/>
-        <w:gridCol w:w="2160"/>
-      </w:tblGrid>
-      <w:tr>
-        <w:tc>
-          <w:tcPr>
-            <w:tcW w:type="dxa" w:w="2160"/>
-          </w:tcPr>
-          <w:p>
-            <w:r>
-              <w:rPr>
-                <w:b/>
-              </w:rPr>
-              <w:t>Model for the consumption ratio</w:t>
-            </w:r>
-          </w:p>
-        </w:tc>
-        <w:tc>
-          <w:tcPr>
-            <w:tcW w:type="dxa" w:w="2160"/>
-          </w:tcPr>
-          <w:p>
-            <w:r>
-              <w:rPr>
-                <w:b/>
-              </w:rPr>
-              <w:t>AIC</w:t>
-            </w:r>
-          </w:p>
-        </w:tc>
-        <w:tc>
-          <w:tcPr>
-            <w:tcW w:type="dxa" w:w="2160"/>
-          </w:tcPr>
-          <w:p>
-            <w:r>
-              <w:rPr>
-                <w:b/>
-              </w:rPr>
-              <w:t>BIC</w:t>
-            </w:r>
-          </w:p>
-        </w:tc>
-        <w:tc>
-          <w:tcPr>
-            <w:tcW w:type="dxa" w:w="2160"/>
-          </w:tcPr>
-          <w:p>
-            <w:r>
-              <w:rPr>
-                <w:b/>
-              </w:rPr>
-              <w:t>Ljung-Box p-value</w:t>
-            </w:r>
-          </w:p>
-        </w:tc>
-      </w:tr>
-      <w:tr>
-        <w:tc>
-          <w:tcPr>
-            <w:tcW w:type="dxa" w:w="2160"/>
-          </w:tcPr>
-          <w:p>
-            <w:r>
-              <w:t>ARIMA(3,1,3)</w:t>
-            </w:r>
-          </w:p>
-        </w:tc>
-        <w:tc>
-          <w:tcPr>
-            <w:tcW w:type="dxa" w:w="2160"/>
-          </w:tcPr>
-          <w:p>
-            <w:r>
-              <w:t>−2135.65</w:t>
-            </w:r>
-          </w:p>
-        </w:tc>
-        <w:tc>
-          <w:tcPr>
-            <w:tcW w:type="dxa" w:w="2160"/>
-          </w:tcPr>
-          <w:p>
-            <w:r>
-              <w:t>−2107.20</w:t>
-            </w:r>
-          </w:p>
-        </w:tc>
-        <w:tc>
-          <w:tcPr>
-            <w:tcW w:type="dxa" w:w="2160"/>
-          </w:tcPr>
-          <w:p>
-            <w:r>
-              <w:t>0.7626</w:t>
-            </w:r>
-          </w:p>
-        </w:tc>
-      </w:tr>
-    </w:tbl>
-    <w:p/>
-    <w:p>
-      <w:r>
-        <w:t xml:space="preserve">Key estimated coefficients: </w:t>
-      </w:r>
-      <w:r>
-        <w:rPr>
-          <w:i/>
-        </w:rPr>
-        <w:t>φ₁ = 0.6092</w:t>
-      </w:r>
-      <w:r>
-        <w:t xml:space="preserve">, </w:t>
-      </w:r>
-      <w:r>
-        <w:rPr>
-          <w:i/>
-        </w:rPr>
-        <w:t>φ₂ = −0.5732</w:t>
-      </w:r>
-      <w:r>
-        <w:t xml:space="preserve">, </w:t>
-      </w:r>
-      <w:r>
-        <w:rPr>
-          <w:i/>
-        </w:rPr>
-        <w:t>φ₃ = 0.7553</w:t>
-      </w:r>
-      <w:r>
-        <w:t xml:space="preserve">, </w:t>
-      </w:r>
-      <w:r>
-        <w:rPr>
-          <w:i/>
-        </w:rPr>
-        <w:t>θ₁ = −0.8316</w:t>
-      </w:r>
-      <w:r>
-        <w:t xml:space="preserve">, </w:t>
-      </w:r>
-      <w:r>
-        <w:rPr>
-          <w:i/>
-        </w:rPr>
-        <w:t>θ₂ = 0.6862</w:t>
-      </w:r>
-      <w:r>
-        <w:t xml:space="preserve">, </w:t>
-      </w:r>
-      <w:r>
-        <w:rPr>
-          <w:i/>
-        </w:rPr>
-        <w:t>θ₃ = −0.8547</w:t>
-      </w:r>
-      <w:r>
-        <w:t xml:space="preserve">, </w:t>
-      </w:r>
-      <w:r>
-        <w:rPr>
-          <w:i/>
-        </w:rPr>
-        <w:t>drift = 0.0003</w:t>
-      </w:r>
-      <w:r>
-        <w:t>.</w:t>
-      </w:r>
-    </w:p>
-    <w:p>
-      <w:r>
-        <w:t>This is the best adequate model because it combines strong information-criterion support with adequate residual diagnostics. First differencing is appropriate here because the series does not move around one stable level. The small positive drift captures the average rise in the consumption share, while the AR and MA terms absorb short-run persistence.</w:t>
-      </w:r>
-    </w:p>
-    <w:p>
-      <w:pPr>
-        <w:pStyle w:val="Heading3"/>
-      </w:pPr>
-      <w:r>
-        <w:t>4(e) Policy Use</w:t>
-      </w:r>
-    </w:p>
-    <w:p>
-      <w:r>
-        <w:t>A forecasting model for the real-rate proxy is useful because real rates matter more for intertemporal decisions than nominal rates do. For monetary policy, the issue is whether the policy stance is likely to remain restrictive or accommodative in real terms. The ARIMA model is useful because it captures the persistence and gradual adjustment in the proxy, which helps describe how quickly real financing conditions are changing and therefore answers the policy-use part of the question directly.</w:t>
-      </w:r>
-    </w:p>
-    <w:p>
-      <w:r>
-        <w:t>The consumption-ratio model is relevant for both monetary and fiscal policy. A rising consumption share suggests strong household demand and a lower saving rate. For fiscal policy, it helps assess how households may respond to taxes or transfers. For monetary policy, a high and rising consumption share may mean households are more sensitive to interest-rate changes.</w:t>
-      </w:r>
-    </w:p>
-    <w:p>
-      <w:r>
-        <w:br w:type="page"/>
-      </w:r>
-    </w:p>
-    <w:p>
-      <w:pPr>
-        <w:pStyle w:val="Heading2"/>
-      </w:pPr>
-      <w:r>
-        <w:t>Question 5</w:t>
-      </w:r>
-    </w:p>
-    <w:p>
-      <w:pPr>
-        <w:pStyle w:val="Heading3"/>
-      </w:pPr>
-      <w:r>
-        <w:t>5(a) Sample Variances</w:t>
-      </w:r>
-    </w:p>
-    <w:tbl>
-      <w:tblPr>
-        <w:tblStyle w:val="TableGrid"/>
-        <w:tblW w:type="auto" w:w="0"/>
-        <w:tblLook w:firstColumn="1" w:firstRow="1" w:lastColumn="0" w:lastRow="0" w:noHBand="0" w:noVBand="1" w:val="04A0"/>
-      </w:tblPr>
-      <w:tblGrid>
-        <w:gridCol w:w="4320"/>
-        <w:gridCol w:w="4320"/>
-      </w:tblGrid>
-      <w:tr>
-        <w:tc>
-          <w:tcPr>
-            <w:tcW w:type="dxa" w:w="4320"/>
-          </w:tcPr>
-          <w:p>
-            <w:r>
-              <w:rPr>
-                <w:b/>
-              </w:rPr>
-              <w:t>Currency</w:t>
-            </w:r>
-          </w:p>
-        </w:tc>
-        <w:tc>
-          <w:tcPr>
-            <w:tcW w:type="dxa" w:w="4320"/>
-          </w:tcPr>
-          <w:p>
-            <w:r>
-              <w:rPr>
-                <w:b/>
-              </w:rPr>
-              <w:t>Sample Variance</w:t>
-            </w:r>
-          </w:p>
-        </w:tc>
-      </w:tr>
-      <w:tr>
-        <w:tc>
-          <w:tcPr>
-            <w:tcW w:type="dxa" w:w="4320"/>
-          </w:tcPr>
-          <w:p>
-            <w:r>
-              <w:t>CNY</w:t>
-            </w:r>
-          </w:p>
-        </w:tc>
-        <w:tc>
-          <w:tcPr>
-            <w:tcW w:type="dxa" w:w="4320"/>
-          </w:tcPr>
-          <w:p>
-            <w:r>
-              <w:t>0.3369</w:t>
-            </w:r>
-          </w:p>
-        </w:tc>
-      </w:tr>
-      <w:tr>
-        <w:tc>
-          <w:tcPr>
-            <w:tcW w:type="dxa" w:w="4320"/>
-          </w:tcPr>
-          <w:p>
-            <w:r>
-              <w:t>USD</w:t>
-            </w:r>
-          </w:p>
-        </w:tc>
-        <w:tc>
-          <w:tcPr>
-            <w:tcW w:type="dxa" w:w="4320"/>
-          </w:tcPr>
-          <w:p>
-            <w:r>
-              <w:t>0.4381</w:t>
-            </w:r>
-          </w:p>
-        </w:tc>
-      </w:tr>
-      <w:tr>
-        <w:tc>
-          <w:tcPr>
-            <w:tcW w:type="dxa" w:w="4320"/>
-          </w:tcPr>
-          <w:p>
-            <w:r>
-              <w:t>TWI</w:t>
-            </w:r>
-          </w:p>
-        </w:tc>
-        <w:tc>
-          <w:tcPr>
-            <w:tcW w:type="dxa" w:w="4320"/>
-          </w:tcPr>
-          <w:p>
-            <w:r>
-              <w:t>0.2675</w:t>
-            </w:r>
-          </w:p>
-        </w:tc>
-      </w:tr>
-      <w:tr>
-        <w:tc>
-          <w:tcPr>
-            <w:tcW w:type="dxa" w:w="4320"/>
-          </w:tcPr>
-          <w:p>
-            <w:r>
-              <w:t>SDR</w:t>
-            </w:r>
-          </w:p>
-        </w:tc>
-        <w:tc>
-          <w:tcPr>
-            <w:tcW w:type="dxa" w:w="4320"/>
-          </w:tcPr>
-          <w:p>
-            <w:r>
-              <w:t>0.4492</w:t>
-            </w:r>
-          </w:p>
-        </w:tc>
-      </w:tr>
-    </w:tbl>
-    <w:p/>
-    <w:p>
-      <w:r>
-        <w:t xml:space="preserve">These sample variances estimate the unconditional variances of the return series and summarise their average volatility over the full sample. A larger value implies greater average variability in returns. The ranking is </w:t>
-      </w:r>
-      <w:r>
-        <w:rPr>
-          <w:i/>
-        </w:rPr>
-        <w:t>SDR &gt; USD &gt; CNY &gt; TWI</w:t>
-      </w:r>
-      <w:r>
-        <w:t>, so SDR is the most volatile on average and TWI the least volatile.</w:t>
-      </w:r>
-    </w:p>
-    <w:p>
-      <w:r>
-        <w:t>On the evidence of the sample variances alone, the safest conclusion is that TWI returns were the smoothest over the sample, while USD and SDR returns were the most variable. It is reasonable to relate TWI's low variance to the diversification of a basket index and CNY's lower variance to a more managed exchange-rate environment, but those are interpretations rather than conclusions proven by the variance estimates themselves. What the statistics directly establish is the average volatility ranking, not its structural cause, and they do not show whether volatility is constant through time.</w:t>
-      </w:r>
-    </w:p>
-    <w:p>
-      <w:pPr>
-        <w:pStyle w:val="Heading3"/>
-      </w:pPr>
-      <w:r>
-        <w:t>5(b) Absolute Returns</w:t>
-      </w:r>
-    </w:p>
-    <w:p>
-      <w:pPr>
-        <w:jc w:val="center"/>
-      </w:pPr>
-      <w:r>
-        <w:drawing>
-          <wp:inline xmlns:a="http://schemas.openxmlformats.org/drawingml/2006/main" xmlns:pic="http://schemas.openxmlformats.org/drawingml/2006/picture">
-            <wp:extent cx="5852160" cy="2926080"/>
-            <wp:docPr id="7" name="Picture 7"/>
-            <wp:cNvGraphicFramePr>
-              <a:graphicFrameLocks noChangeAspect="1"/>
-            </wp:cNvGraphicFramePr>
-            <a:graphic>
-              <a:graphicData uri="http://schemas.openxmlformats.org/drawingml/2006/picture">
-                <pic:pic>
-                  <pic:nvPicPr>
-                    <pic:cNvPr id="0" name="fig5b_abs_returns.png"/>
-                    <pic:cNvPicPr/>
-                  </pic:nvPicPr>
-                  <pic:blipFill>
-                    <a:blip r:embed="rId15"/>
-                    <a:stretch>
-                      <a:fillRect/>
-                    </a:stretch>
-                  </pic:blipFill>
-                  <pic:spPr>
-                    <a:xfrm>
-                      <a:off x="0" y="0"/>
-                      <a:ext cx="5852160" cy="2926080"/>
-                    </a:xfrm>
-                    <a:prstGeom prst="rect"/>
-                  </pic:spPr>
-                </pic:pic>
-              </a:graphicData>
-            </a:graphic>
-          </wp:inline>
-        </w:drawing>
-      </w:r>
-    </w:p>
-    <w:p>
-      <w:pPr>
-        <w:jc w:val="center"/>
-      </w:pPr>
-      <w:r>
-        <w:t>Figure 7</w:t>
-      </w:r>
-    </w:p>
-    <w:p>
-      <w:r>
-        <w:t xml:space="preserve">The plots of </w:t>
-      </w:r>
-      <w:r>
-        <w:rPr>
-          <w:i/>
-        </w:rPr>
-        <w:t>|e</w:t>
-      </w:r>
-      <w:r>
-        <w:rPr>
-          <w:i/>
-          <w:vertAlign w:val="subscript"/>
-        </w:rPr>
-        <w:t>j,t</w:t>
-      </w:r>
-      <w:r>
-        <w:rPr>
-          <w:i/>
-        </w:rPr>
-        <w:t>|</w:t>
-      </w:r>
-      <w:r>
-        <w:t xml:space="preserve"> show clear periods of low volatility followed by periods of much higher volatility, especially around March 2020 and again in later parts of the sample. Large absolute returns tend to be followed by further large returns, while calm stretches tend to persist. This is the standard volatility-clustering pattern. The most prominent shared spike occurs at the onset of COVID-19, where all four series show an abrupt and simultaneous jump.</w:t>
-      </w:r>
-    </w:p>
-    <w:p>
-      <w:r>
-        <w:t>This pattern is inconsistent with an iid constant-variance process. If returns were iid with constant variance, the absolute-return plots would not show such persistent bursts of activity. Instead, the evidence points to time-varying conditional volatility, which is exactly the feature that GARCH-type models are designed to capture.</w:t>
-      </w:r>
-    </w:p>
-    <w:p>
-      <w:r>
-        <w:br w:type="page"/>
-      </w:r>
-    </w:p>
-    <w:p>
-      <w:pPr>
-        <w:pStyle w:val="Heading2"/>
-      </w:pPr>
-      <w:r>
-        <w:t>Question 6</w:t>
-      </w:r>
-    </w:p>
-    <w:p>
-      <w:pPr>
-        <w:pStyle w:val="Heading3"/>
-      </w:pPr>
-      <w:r>
-        <w:t>Testing for GARCH Effects</w:t>
-      </w:r>
-    </w:p>
-    <w:p>
-      <w:r>
-        <w:t>Before fitting a variance model, the Engle ARCH LM test with 10 lags was applied to each return series to confirm that conditional variance is time-varying:</w:t>
-      </w:r>
-    </w:p>
-    <w:tbl>
-      <w:tblPr>
-        <w:tblStyle w:val="TableGrid"/>
-        <w:tblW w:type="auto" w:w="0"/>
-        <w:tblLook w:firstColumn="1" w:firstRow="1" w:lastColumn="0" w:lastRow="0" w:noHBand="0" w:noVBand="1" w:val="04A0"/>
-      </w:tblPr>
-      <w:tblGrid>
-        <w:gridCol w:w="2160"/>
-        <w:gridCol w:w="2160"/>
-        <w:gridCol w:w="2160"/>
-        <w:gridCol w:w="2160"/>
-      </w:tblGrid>
-      <w:tr>
-        <w:tc>
-          <w:tcPr>
-            <w:tcW w:type="dxa" w:w="2160"/>
-          </w:tcPr>
-          <w:p>
-            <w:r>
-              <w:rPr>
-                <w:b/>
-              </w:rPr>
-              <w:t>Currency</w:t>
-            </w:r>
-          </w:p>
-        </w:tc>
-        <w:tc>
-          <w:tcPr>
-            <w:tcW w:type="dxa" w:w="2160"/>
-          </w:tcPr>
-          <w:p>
-            <w:r>
-              <w:rPr>
-                <w:b/>
-              </w:rPr>
-              <w:t>ARCH LM Statistic</w:t>
-            </w:r>
-          </w:p>
-        </w:tc>
-        <w:tc>
-          <w:tcPr>
-            <w:tcW w:type="dxa" w:w="2160"/>
-          </w:tcPr>
-          <w:p>
-            <w:r>
-              <w:rPr>
-                <w:b/>
-              </w:rPr>
-              <w:t>p-value</w:t>
-            </w:r>
-          </w:p>
-        </w:tc>
-        <w:tc>
-          <w:tcPr>
-            <w:tcW w:type="dxa" w:w="2160"/>
-          </w:tcPr>
-          <w:p>
-            <w:r>
-              <w:rPr>
-                <w:b/>
-              </w:rPr>
-              <w:t>Ljung-Box on Squared Returns p-value</w:t>
-            </w:r>
-          </w:p>
-        </w:tc>
-      </w:tr>
-      <w:tr>
-        <w:tc>
-          <w:tcPr>
-            <w:tcW w:type="dxa" w:w="2160"/>
-          </w:tcPr>
-          <w:p>
-            <w:r>
-              <w:t>CNY</w:t>
-            </w:r>
-          </w:p>
-        </w:tc>
-        <w:tc>
-          <w:tcPr>
-            <w:tcW w:type="dxa" w:w="2160"/>
-          </w:tcPr>
-          <w:p>
-            <w:r>
-              <w:t>401.62</w:t>
-            </w:r>
-          </w:p>
-        </w:tc>
-        <w:tc>
-          <w:tcPr>
-            <w:tcW w:type="dxa" w:w="2160"/>
-          </w:tcPr>
-          <w:p>
-            <w:r>
-              <w:t>0.0000</w:t>
-            </w:r>
-          </w:p>
-        </w:tc>
-        <w:tc>
-          <w:tcPr>
-            <w:tcW w:type="dxa" w:w="2160"/>
-          </w:tcPr>
-          <w:p>
-            <w:r>
-              <w:t>0.0000</w:t>
-            </w:r>
-          </w:p>
-        </w:tc>
-      </w:tr>
-      <w:tr>
-        <w:tc>
-          <w:tcPr>
-            <w:tcW w:type="dxa" w:w="2160"/>
-          </w:tcPr>
-          <w:p>
-            <w:r>
-              <w:t>USD</w:t>
-            </w:r>
-          </w:p>
-        </w:tc>
-        <w:tc>
-          <w:tcPr>
-            <w:tcW w:type="dxa" w:w="2160"/>
-          </w:tcPr>
-          <w:p>
-            <w:r>
-              <w:t>275.60</w:t>
-            </w:r>
-          </w:p>
-        </w:tc>
-        <w:tc>
-          <w:tcPr>
-            <w:tcW w:type="dxa" w:w="2160"/>
-          </w:tcPr>
-          <w:p>
-            <w:r>
-              <w:t>0.0000</w:t>
-            </w:r>
-          </w:p>
-        </w:tc>
-        <w:tc>
-          <w:tcPr>
-            <w:tcW w:type="dxa" w:w="2160"/>
-          </w:tcPr>
-          <w:p>
-            <w:r>
-              <w:t>0.0000</w:t>
-            </w:r>
-          </w:p>
-        </w:tc>
-      </w:tr>
-      <w:tr>
-        <w:tc>
-          <w:tcPr>
-            <w:tcW w:type="dxa" w:w="2160"/>
-          </w:tcPr>
-          <w:p>
-            <w:r>
-              <w:t>TWI</w:t>
-            </w:r>
-          </w:p>
-        </w:tc>
-        <w:tc>
-          <w:tcPr>
-            <w:tcW w:type="dxa" w:w="2160"/>
-          </w:tcPr>
-          <w:p>
-            <w:r>
-              <w:t>484.45</w:t>
-            </w:r>
-          </w:p>
-        </w:tc>
-        <w:tc>
-          <w:tcPr>
-            <w:tcW w:type="dxa" w:w="2160"/>
-          </w:tcPr>
-          <w:p>
-            <w:r>
-              <w:t>0.0000</w:t>
-            </w:r>
-          </w:p>
-        </w:tc>
-        <w:tc>
-          <w:tcPr>
-            <w:tcW w:type="dxa" w:w="2160"/>
-          </w:tcPr>
-          <w:p>
-            <w:r>
-              <w:t>0.0000</w:t>
-            </w:r>
-          </w:p>
-        </w:tc>
-      </w:tr>
-      <w:tr>
-        <w:tc>
-          <w:tcPr>
-            <w:tcW w:type="dxa" w:w="2160"/>
-          </w:tcPr>
-          <w:p>
-            <w:r>
-              <w:t>SDR</w:t>
-            </w:r>
-          </w:p>
-        </w:tc>
-        <w:tc>
-          <w:tcPr>
-            <w:tcW w:type="dxa" w:w="2160"/>
-          </w:tcPr>
-          <w:p>
-            <w:r>
-              <w:t>426.45</w:t>
-            </w:r>
-          </w:p>
-        </w:tc>
-        <w:tc>
-          <w:tcPr>
-            <w:tcW w:type="dxa" w:w="2160"/>
-          </w:tcPr>
-          <w:p>
-            <w:r>
-              <w:t>0.0000</w:t>
-            </w:r>
-          </w:p>
-        </w:tc>
-        <w:tc>
-          <w:tcPr>
-            <w:tcW w:type="dxa" w:w="2160"/>
-          </w:tcPr>
-          <w:p>
-            <w:r>
-              <w:t>0.0000</w:t>
-            </w:r>
-          </w:p>
-        </w:tc>
-      </w:tr>
-    </w:tbl>
-    <w:p/>
-    <w:p>
-      <w:r>
-        <w:t>Both tests reject homoskedasticity overwhelmingly for every series. A constant-variance model is clearly inadequate for all four series, and GARCH-type modelling is warranted.</w:t>
-      </w:r>
-    </w:p>
-    <w:p>
-      <w:pPr>
-        <w:pStyle w:val="Heading3"/>
-      </w:pPr>
-      <w:r>
-        <w:t>Mean Equation Selection</w:t>
-      </w:r>
-    </w:p>
-    <w:p>
-      <w:r>
-        <w:t xml:space="preserve">A small ARMA grid was estimated first for each return series to identify sensible low-order mean dynamics before modelling conditional variance jointly. For USD, TWI, and SDR the final GARCH specifications kept the same mean equations as that first-stage screen. For CNY, the final joint ARMA-GARCH estimation improved slightly when one extra MA term was included, so the final mean equation is </w:t>
-      </w:r>
-      <w:r>
-        <w:rPr>
-          <w:i/>
-        </w:rPr>
-        <w:t>ARMA(2,3)</w:t>
-      </w:r>
-      <w:r>
-        <w:t xml:space="preserve"> rather than the preliminary </w:t>
-      </w:r>
-      <w:r>
-        <w:rPr>
-          <w:i/>
-        </w:rPr>
-        <w:t>ARMA(2,2)</w:t>
-      </w:r>
-      <w:r>
-        <w:t>.</w:t>
-      </w:r>
-    </w:p>
-    <w:p>
-      <w:pPr>
-        <w:pStyle w:val="ListBullet"/>
-      </w:pPr>
-      <w:r>
-        <w:rPr>
-          <w:b/>
-        </w:rPr>
-        <w:t>CNY</w:t>
-      </w:r>
-      <w:r>
-        <w:t xml:space="preserve">: </w:t>
-      </w:r>
-      <w:r>
-        <w:rPr>
-          <w:i/>
-        </w:rPr>
-        <w:t>ARMA(2,3)</w:t>
-      </w:r>
-    </w:p>
-    <w:p>
-      <w:pPr>
-        <w:pStyle w:val="ListBullet"/>
-      </w:pPr>
-      <w:r>
-        <w:rPr>
-          <w:b/>
-        </w:rPr>
-        <w:t>USD</w:t>
-      </w:r>
-      <w:r>
-        <w:t xml:space="preserve">: </w:t>
-      </w:r>
-      <w:r>
-        <w:rPr>
-          <w:i/>
-        </w:rPr>
-        <w:t>ARMA(0,0)</w:t>
-      </w:r>
-    </w:p>
-    <w:p>
-      <w:pPr>
-        <w:pStyle w:val="ListBullet"/>
-      </w:pPr>
-      <w:r>
-        <w:rPr>
-          <w:b/>
-        </w:rPr>
-        <w:t>TWI</w:t>
-      </w:r>
-      <w:r>
-        <w:t xml:space="preserve">: </w:t>
-      </w:r>
-      <w:r>
-        <w:rPr>
-          <w:i/>
-        </w:rPr>
-        <w:t>ARMA(1,0)</w:t>
-      </w:r>
-    </w:p>
-    <w:p>
-      <w:pPr>
-        <w:pStyle w:val="ListBullet"/>
-      </w:pPr>
-      <w:r>
-        <w:rPr>
-          <w:b/>
-        </w:rPr>
-        <w:t>SDR</w:t>
-      </w:r>
-      <w:r>
-        <w:t xml:space="preserve">: </w:t>
-      </w:r>
-      <w:r>
-        <w:rPr>
-          <w:i/>
-        </w:rPr>
-        <w:t>ARMA(0,1)</w:t>
-      </w:r>
-    </w:p>
-    <w:p>
-      <w:pPr>
-        <w:pStyle w:val="Heading3"/>
-      </w:pPr>
-      <w:r>
-        <w:t>Variance Model and Error Distribution</w:t>
-      </w:r>
-    </w:p>
-    <w:p>
-      <w:r>
-        <w:t xml:space="preserve">A broad range of </w:t>
-      </w:r>
-      <w:r>
-        <w:rPr>
-          <w:i/>
-        </w:rPr>
-        <w:t>ARMA(p,q)-GARCH(p</w:t>
-      </w:r>
-      <w:r>
-        <w:rPr>
-          <w:i/>
-          <w:vertAlign w:val="subscript"/>
-        </w:rPr>
-        <w:t>s</w:t>
-      </w:r>
-      <w:r>
-        <w:rPr>
-          <w:i/>
-        </w:rPr>
-        <w:t>igma,q</w:t>
-      </w:r>
-      <w:r>
-        <w:rPr>
-          <w:i/>
-          <w:vertAlign w:val="subscript"/>
-        </w:rPr>
-        <w:t>s</w:t>
-      </w:r>
-      <w:r>
-        <w:rPr>
-          <w:i/>
-        </w:rPr>
-        <w:t>igma)</w:t>
-      </w:r>
-      <w:r>
-        <w:t xml:space="preserve"> models was then estimated for each currency, with </w:t>
-      </w:r>
-      <w:r>
-        <w:rPr>
-          <w:i/>
-        </w:rPr>
-        <w:t>p</w:t>
-      </w:r>
-      <w:r>
-        <w:rPr>
-          <w:i/>
-          <w:vertAlign w:val="subscript"/>
-        </w:rPr>
-        <w:t>s</w:t>
-      </w:r>
-      <w:r>
-        <w:rPr>
-          <w:i/>
-        </w:rPr>
-        <w:t>igma, q</w:t>
-      </w:r>
-      <w:r>
-        <w:rPr>
-          <w:i/>
-          <w:vertAlign w:val="subscript"/>
-        </w:rPr>
-        <w:t>s</w:t>
-      </w:r>
-      <w:r>
-        <w:rPr>
-          <w:i/>
-        </w:rPr>
-        <w:t>igma</w:t>
-      </w:r>
-      <w:r>
-        <w:t xml:space="preserve"> allowed to range up to 4 and Normal, Student-t, and skewed-Student-t errors considered. To match the literal wording of the question as closely as possible, the final reported specifications are all symmetric </w:t>
-      </w:r>
-      <w:r>
-        <w:rPr>
-          <w:i/>
-        </w:rPr>
-        <w:t>GARCH</w:t>
-      </w:r>
-      <w:r>
-        <w:t xml:space="preserve"> models rather than asymmetric extensions. Model choice was based on three requirements taken together:</w:t>
-      </w:r>
-    </w:p>
-    <w:p>
-      <w:pPr>
-        <w:pStyle w:val="ListBullet"/>
-      </w:pPr>
-      <w:r>
-        <w:t>low information criteria, especially BIC;</w:t>
-      </w:r>
-    </w:p>
-    <w:p>
-      <w:pPr>
-        <w:pStyle w:val="ListBullet"/>
-      </w:pPr>
-      <w:r>
-        <w:t>no remaining serial correlation in the standardised residuals;</w:t>
-      </w:r>
-    </w:p>
-    <w:p>
-      <w:pPr>
-        <w:pStyle w:val="ListBullet"/>
-      </w:pPr>
-      <w:r>
-        <w:t>no important remaining ARCH effects in the squared standardised residuals, with a preference for models whose persistence is below one so Question 7 is well defined.</w:t>
-      </w:r>
-    </w:p>
-    <w:p>
-      <w:r>
-        <w:t>The final models selected for Question 6 are:</w:t>
-      </w:r>
-    </w:p>
-    <w:tbl>
-      <w:tblPr>
-        <w:tblStyle w:val="TableGrid"/>
-        <w:tblW w:type="auto" w:w="0"/>
-        <w:tblLook w:firstColumn="1" w:firstRow="1" w:lastColumn="0" w:lastRow="0" w:noHBand="0" w:noVBand="1" w:val="04A0"/>
-      </w:tblPr>
-      <w:tblGrid>
-        <w:gridCol w:w="1440"/>
-        <w:gridCol w:w="1440"/>
-        <w:gridCol w:w="1440"/>
-        <w:gridCol w:w="1440"/>
-        <w:gridCol w:w="1440"/>
-        <w:gridCol w:w="1440"/>
-      </w:tblGrid>
-      <w:tr>
-        <w:tc>
-          <w:tcPr>
-            <w:tcW w:type="dxa" w:w="1440"/>
-          </w:tcPr>
-          <w:p>
-            <w:r>
-              <w:rPr>
-                <w:b/>
-              </w:rPr>
-              <w:t>Currency</w:t>
-            </w:r>
-          </w:p>
-        </w:tc>
-        <w:tc>
-          <w:tcPr>
-            <w:tcW w:type="dxa" w:w="1440"/>
-          </w:tcPr>
-          <w:p>
-            <w:r>
-              <w:rPr>
-                <w:b/>
-              </w:rPr>
-              <w:t>Mean Model</w:t>
-            </w:r>
-          </w:p>
-        </w:tc>
-        <w:tc>
-          <w:tcPr>
-            <w:tcW w:type="dxa" w:w="1440"/>
-          </w:tcPr>
-          <w:p>
-            <w:r>
-              <w:rPr>
-                <w:b/>
-              </w:rPr>
-              <w:t>Variance Model</w:t>
-            </w:r>
-          </w:p>
-        </w:tc>
-        <w:tc>
-          <w:tcPr>
-            <w:tcW w:type="dxa" w:w="1440"/>
-          </w:tcPr>
-          <w:p>
-            <w:r>
-              <w:rPr>
-                <w:b/>
-              </w:rPr>
-              <w:t>Errors</w:t>
-            </w:r>
-          </w:p>
-        </w:tc>
-        <w:tc>
-          <w:tcPr>
-            <w:tcW w:type="dxa" w:w="1440"/>
-          </w:tcPr>
-          <w:p>
-            <w:r>
-              <w:rPr>
-                <w:b/>
-              </w:rPr>
-              <w:t>AIC</w:t>
-            </w:r>
-          </w:p>
-        </w:tc>
-        <w:tc>
-          <w:tcPr>
-            <w:tcW w:type="dxa" w:w="1440"/>
-          </w:tcPr>
-          <w:p>
-            <w:r>
-              <w:rPr>
-                <w:b/>
-              </w:rPr>
-              <w:t>BIC</w:t>
-            </w:r>
-          </w:p>
-        </w:tc>
-      </w:tr>
-      <w:tr>
-        <w:tc>
-          <w:tcPr>
-            <w:tcW w:type="dxa" w:w="1440"/>
-          </w:tcPr>
-          <w:p>
-            <w:r>
-              <w:t>CNY</w:t>
-            </w:r>
-          </w:p>
-        </w:tc>
-        <w:tc>
-          <w:tcPr>
-            <w:tcW w:type="dxa" w:w="1440"/>
-          </w:tcPr>
-          <w:p>
-            <w:r>
-              <w:t>ARMA(2,3)</w:t>
-            </w:r>
-          </w:p>
-        </w:tc>
-        <w:tc>
-          <w:tcPr>
-            <w:tcW w:type="dxa" w:w="1440"/>
-          </w:tcPr>
-          <w:p>
-            <w:r>
-              <w:t>GARCH(1,3)</w:t>
-            </w:r>
-          </w:p>
-        </w:tc>
-        <w:tc>
-          <w:tcPr>
-            <w:tcW w:type="dxa" w:w="1440"/>
-          </w:tcPr>
-          <w:p>
-            <w:r>
-              <w:t>Normal</w:t>
-            </w:r>
-          </w:p>
-        </w:tc>
-        <w:tc>
-          <w:tcPr>
-            <w:tcW w:type="dxa" w:w="1440"/>
-          </w:tcPr>
-          <w:p>
-            <w:r>
-              <w:t>1.5490</w:t>
-            </w:r>
-          </w:p>
-        </w:tc>
-        <w:tc>
-          <w:tcPr>
-            <w:tcW w:type="dxa" w:w="1440"/>
-          </w:tcPr>
-          <w:p>
-            <w:r>
-              <w:t>1.5796</w:t>
-            </w:r>
-          </w:p>
-        </w:tc>
-      </w:tr>
-      <w:tr>
-        <w:tc>
-          <w:tcPr>
-            <w:tcW w:type="dxa" w:w="1440"/>
-          </w:tcPr>
-          <w:p>
-            <w:r>
-              <w:t>USD</w:t>
-            </w:r>
-          </w:p>
-        </w:tc>
-        <w:tc>
-          <w:tcPr>
-            <w:tcW w:type="dxa" w:w="1440"/>
-          </w:tcPr>
-          <w:p>
-            <w:r>
-              <w:t>ARMA(0,0)</w:t>
-            </w:r>
-          </w:p>
-        </w:tc>
-        <w:tc>
-          <w:tcPr>
-            <w:tcW w:type="dxa" w:w="1440"/>
-          </w:tcPr>
-          <w:p>
-            <w:r>
-              <w:t>GARCH(3,3)</w:t>
-            </w:r>
-          </w:p>
-        </w:tc>
-        <w:tc>
-          <w:tcPr>
-            <w:tcW w:type="dxa" w:w="1440"/>
-          </w:tcPr>
-          <w:p>
-            <w:r>
-              <w:t>Normal</w:t>
-            </w:r>
-          </w:p>
-        </w:tc>
-        <w:tc>
-          <w:tcPr>
-            <w:tcW w:type="dxa" w:w="1440"/>
-          </w:tcPr>
-          <w:p>
-            <w:r>
-              <w:t>1.8398</w:t>
-            </w:r>
-          </w:p>
-        </w:tc>
-        <w:tc>
-          <w:tcPr>
-            <w:tcW w:type="dxa" w:w="1440"/>
-          </w:tcPr>
-          <w:p>
-            <w:r>
-              <w:t>1.8620</w:t>
-            </w:r>
-          </w:p>
-        </w:tc>
-      </w:tr>
-      <w:tr>
-        <w:tc>
-          <w:tcPr>
-            <w:tcW w:type="dxa" w:w="1440"/>
-          </w:tcPr>
-          <w:p>
-            <w:r>
-              <w:t>TWI</w:t>
-            </w:r>
-          </w:p>
-        </w:tc>
-        <w:tc>
-          <w:tcPr>
-            <w:tcW w:type="dxa" w:w="1440"/>
-          </w:tcPr>
-          <w:p>
-            <w:r>
-              <w:t>ARMA(1,0)</w:t>
-            </w:r>
-          </w:p>
-        </w:tc>
-        <w:tc>
-          <w:tcPr>
-            <w:tcW w:type="dxa" w:w="1440"/>
-          </w:tcPr>
-          <w:p>
-            <w:r>
-              <w:t>GARCH(1,3)</w:t>
-            </w:r>
-          </w:p>
-        </w:tc>
-        <w:tc>
-          <w:tcPr>
-            <w:tcW w:type="dxa" w:w="1440"/>
-          </w:tcPr>
-          <w:p>
-            <w:r>
-              <w:t>Normal</w:t>
-            </w:r>
-          </w:p>
-        </w:tc>
-        <w:tc>
-          <w:tcPr>
-            <w:tcW w:type="dxa" w:w="1440"/>
-          </w:tcPr>
-          <w:p>
-            <w:r>
-              <w:t>1.3099</w:t>
-            </w:r>
-          </w:p>
-        </w:tc>
-        <w:tc>
-          <w:tcPr>
-            <w:tcW w:type="dxa" w:w="1440"/>
-          </w:tcPr>
-          <w:p>
-            <w:r>
-              <w:t>1.3294</w:t>
-            </w:r>
-          </w:p>
-        </w:tc>
-      </w:tr>
-      <w:tr>
-        <w:tc>
-          <w:tcPr>
-            <w:tcW w:type="dxa" w:w="1440"/>
-          </w:tcPr>
-          <w:p>
-            <w:r>
-              <w:t>SDR</w:t>
-            </w:r>
-          </w:p>
-        </w:tc>
-        <w:tc>
-          <w:tcPr>
-            <w:tcW w:type="dxa" w:w="1440"/>
-          </w:tcPr>
-          <w:p>
-            <w:r>
-              <w:t>ARMA(0,1)</w:t>
-            </w:r>
-          </w:p>
-        </w:tc>
-        <w:tc>
-          <w:tcPr>
-            <w:tcW w:type="dxa" w:w="1440"/>
-          </w:tcPr>
-          <w:p>
-            <w:r>
-              <w:t>GARCH(4,4)</w:t>
-            </w:r>
-          </w:p>
-        </w:tc>
-        <w:tc>
-          <w:tcPr>
-            <w:tcW w:type="dxa" w:w="1440"/>
-          </w:tcPr>
-          <w:p>
-            <w:r>
-              <w:t>Normal</w:t>
-            </w:r>
-          </w:p>
-        </w:tc>
-        <w:tc>
-          <w:tcPr>
-            <w:tcW w:type="dxa" w:w="1440"/>
-          </w:tcPr>
-          <w:p>
-            <w:r>
-              <w:t>1.8309</w:t>
-            </w:r>
-          </w:p>
-        </w:tc>
-        <w:tc>
-          <w:tcPr>
-            <w:tcW w:type="dxa" w:w="1440"/>
-          </w:tcPr>
-          <w:p>
-            <w:r>
-              <w:t>1.8615</w:t>
-            </w:r>
-          </w:p>
-        </w:tc>
-      </w:tr>
-    </w:tbl>
-    <w:p/>
-    <w:p>
-      <w:r>
-        <w:t>Key estimated coefficients:</w:t>
-      </w:r>
-    </w:p>
-    <w:tbl>
-      <w:tblPr>
-        <w:tblStyle w:val="TableGrid"/>
-        <w:tblW w:type="auto" w:w="0"/>
-        <w:tblLook w:firstColumn="1" w:firstRow="1" w:lastColumn="0" w:lastRow="0" w:noHBand="0" w:noVBand="1" w:val="04A0"/>
-      </w:tblPr>
-      <w:tblGrid>
-        <w:gridCol w:w="1234"/>
-        <w:gridCol w:w="1234"/>
-        <w:gridCol w:w="1234"/>
-        <w:gridCol w:w="1234"/>
-        <w:gridCol w:w="1234"/>
-        <w:gridCol w:w="1234"/>
-        <w:gridCol w:w="1234"/>
-      </w:tblGrid>
-      <w:tr>
-        <w:tc>
-          <w:tcPr>
-            <w:tcW w:type="dxa" w:w="1234"/>
-          </w:tcPr>
-          <w:p>
-            <w:r>
-              <w:rPr>
-                <w:b/>
-              </w:rPr>
-              <w:t>Currency</w:t>
-            </w:r>
-          </w:p>
-        </w:tc>
-        <w:tc>
-          <w:tcPr>
-            <w:tcW w:type="dxa" w:w="1234"/>
-          </w:tcPr>
-          <w:p>
-            <w:r>
-              <w:rPr>
-                <w:b/>
-                <w:i/>
-              </w:rPr>
-              <w:t>μ</w:t>
-            </w:r>
-          </w:p>
-        </w:tc>
-        <w:tc>
-          <w:tcPr>
-            <w:tcW w:type="dxa" w:w="1234"/>
-          </w:tcPr>
-          <w:p>
-            <w:r>
-              <w:rPr>
-                <w:b/>
-              </w:rPr>
-              <w:t>AR terms</w:t>
-            </w:r>
-          </w:p>
-        </w:tc>
-        <w:tc>
-          <w:tcPr>
-            <w:tcW w:type="dxa" w:w="1234"/>
-          </w:tcPr>
-          <w:p>
-            <w:r>
-              <w:rPr>
-                <w:b/>
-              </w:rPr>
-              <w:t>MA terms</w:t>
-            </w:r>
-          </w:p>
-        </w:tc>
-        <w:tc>
-          <w:tcPr>
-            <w:tcW w:type="dxa" w:w="1234"/>
-          </w:tcPr>
-          <w:p>
-            <w:r>
-              <w:rPr>
-                <w:b/>
-                <w:i/>
-              </w:rPr>
-              <w:t>ω</w:t>
-            </w:r>
-          </w:p>
-        </w:tc>
-        <w:tc>
-          <w:tcPr>
-            <w:tcW w:type="dxa" w:w="1234"/>
-          </w:tcPr>
-          <w:p>
-            <w:r>
-              <w:rPr>
-                <w:b/>
-              </w:rPr>
-              <w:t>ARCH terms</w:t>
-            </w:r>
-          </w:p>
-        </w:tc>
-        <w:tc>
-          <w:tcPr>
-            <w:tcW w:type="dxa" w:w="1234"/>
-          </w:tcPr>
-          <w:p>
-            <w:r>
-              <w:rPr>
-                <w:b/>
-              </w:rPr>
-              <w:t>GARCH terms</w:t>
-            </w:r>
-          </w:p>
-        </w:tc>
-      </w:tr>
-      <w:tr>
-        <w:tc>
-          <w:tcPr>
-            <w:tcW w:type="dxa" w:w="1234"/>
-          </w:tcPr>
-          <w:p>
-            <w:r>
-              <w:t>CNY</w:t>
-            </w:r>
-          </w:p>
-        </w:tc>
-        <w:tc>
-          <w:tcPr>
-            <w:tcW w:type="dxa" w:w="1234"/>
-          </w:tcPr>
-          <w:p>
-            <w:r>
-              <w:t>−0.0041</w:t>
-            </w:r>
-          </w:p>
-        </w:tc>
-        <w:tc>
-          <w:tcPr>
-            <w:tcW w:type="dxa" w:w="1234"/>
-          </w:tcPr>
-          <w:p>
-            <w:r>
-              <w:rPr>
-                <w:i/>
-              </w:rPr>
-              <w:t>φ₁ = 1.8724</w:t>
-            </w:r>
-            <w:r>
-              <w:t xml:space="preserve">, </w:t>
-            </w:r>
-            <w:r>
-              <w:rPr>
-                <w:i/>
-              </w:rPr>
-              <w:t>φ₂ = −0.8741</w:t>
-            </w:r>
-          </w:p>
-        </w:tc>
-        <w:tc>
-          <w:tcPr>
-            <w:tcW w:type="dxa" w:w="1234"/>
-          </w:tcPr>
-          <w:p>
-            <w:r>
-              <w:rPr>
-                <w:i/>
-              </w:rPr>
-              <w:t>θ₁ = −1.9067</w:t>
-            </w:r>
-            <w:r>
-              <w:t xml:space="preserve">, </w:t>
-            </w:r>
-            <w:r>
-              <w:rPr>
-                <w:i/>
-              </w:rPr>
-              <w:t>θ₂ = 0.8956</w:t>
-            </w:r>
-            <w:r>
-              <w:t xml:space="preserve">, </w:t>
-            </w:r>
-            <w:r>
-              <w:rPr>
-                <w:i/>
-              </w:rPr>
-              <w:t>θ₃ = 0.0109</w:t>
-            </w:r>
-          </w:p>
-        </w:tc>
-        <w:tc>
-          <w:tcPr>
-            <w:tcW w:type="dxa" w:w="1234"/>
-          </w:tcPr>
-          <w:p>
-            <w:r>
-              <w:t>0.0278</w:t>
-            </w:r>
-          </w:p>
-        </w:tc>
-        <w:tc>
-          <w:tcPr>
-            <w:tcW w:type="dxa" w:w="1234"/>
-          </w:tcPr>
-          <w:p>
-            <w:r>
-              <w:rPr>
-                <w:i/>
-              </w:rPr>
-              <w:t>α₁ = 0.2034</w:t>
-            </w:r>
-          </w:p>
-        </w:tc>
-        <w:tc>
-          <w:tcPr>
-            <w:tcW w:type="dxa" w:w="1234"/>
-          </w:tcPr>
-          <w:p>
-            <w:r>
-              <w:rPr>
-                <w:i/>
-              </w:rPr>
-              <w:t>β₁ = 0.1132</w:t>
-            </w:r>
-            <w:r>
-              <w:t xml:space="preserve">, </w:t>
-            </w:r>
-            <w:r>
-              <w:rPr>
-                <w:i/>
-              </w:rPr>
-              <w:t>β₂ = 0.2223</w:t>
-            </w:r>
-            <w:r>
-              <w:t xml:space="preserve">, </w:t>
-            </w:r>
-            <w:r>
-              <w:rPr>
-                <w:i/>
-              </w:rPr>
-              <w:t>β₃ = 0.3736</w:t>
-            </w:r>
-          </w:p>
-        </w:tc>
-      </w:tr>
-      <w:tr>
-        <w:tc>
-          <w:tcPr>
-            <w:tcW w:type="dxa" w:w="1234"/>
-          </w:tcPr>
-          <w:p>
-            <w:r>
-              <w:t>USD</w:t>
-            </w:r>
-          </w:p>
-        </w:tc>
-        <w:tc>
-          <w:tcPr>
-            <w:tcW w:type="dxa" w:w="1234"/>
-          </w:tcPr>
-          <w:p>
-            <w:r>
-              <w:t>−0.0104</w:t>
-            </w:r>
-          </w:p>
-        </w:tc>
-        <w:tc>
-          <w:tcPr>
-            <w:tcW w:type="dxa" w:w="1234"/>
-          </w:tcPr>
-          <w:p>
-            <w:r>
-              <w:t>none</w:t>
-            </w:r>
-          </w:p>
-        </w:tc>
-        <w:tc>
-          <w:tcPr>
-            <w:tcW w:type="dxa" w:w="1234"/>
-          </w:tcPr>
-          <w:p>
-            <w:r>
-              <w:t>none</w:t>
-            </w:r>
-          </w:p>
-        </w:tc>
-        <w:tc>
-          <w:tcPr>
-            <w:tcW w:type="dxa" w:w="1234"/>
-          </w:tcPr>
-          <w:p>
-            <w:r>
-              <w:t>0.0206</w:t>
-            </w:r>
-          </w:p>
-        </w:tc>
-        <w:tc>
-          <w:tcPr>
-            <w:tcW w:type="dxa" w:w="1234"/>
-          </w:tcPr>
-          <w:p>
-            <w:r>
-              <w:rPr>
-                <w:i/>
-              </w:rPr>
-              <w:t>α₁ = 0.1359</w:t>
-            </w:r>
-            <w:r>
-              <w:t xml:space="preserve">, </w:t>
-            </w:r>
-            <w:r>
-              <w:rPr>
-                <w:i/>
-              </w:rPr>
-              <w:t>α₂ = 0.0090</w:t>
-            </w:r>
-            <w:r>
-              <w:t xml:space="preserve">, </w:t>
-            </w:r>
-            <w:r>
-              <w:rPr>
-                <w:i/>
-              </w:rPr>
-              <w:t>α₃ = 0.0139</w:t>
-            </w:r>
-          </w:p>
-        </w:tc>
-        <w:tc>
-          <w:tcPr>
-            <w:tcW w:type="dxa" w:w="1234"/>
-          </w:tcPr>
-          <w:p>
-            <w:r>
-              <w:rPr>
-                <w:i/>
-              </w:rPr>
-              <w:t>β₁ = 0.0000</w:t>
-            </w:r>
-            <w:r>
-              <w:t xml:space="preserve">, </w:t>
-            </w:r>
-            <w:r>
-              <w:rPr>
-                <w:i/>
-              </w:rPr>
-              <w:t>β₂ = 0.3324</w:t>
-            </w:r>
-            <w:r>
-              <w:t xml:space="preserve">, </w:t>
-            </w:r>
-            <w:r>
-              <w:rPr>
-                <w:i/>
-              </w:rPr>
-              <w:t>β₃ = 0.4616</w:t>
-            </w:r>
-          </w:p>
-        </w:tc>
-      </w:tr>
-      <w:tr>
-        <w:tc>
-          <w:tcPr>
-            <w:tcW w:type="dxa" w:w="1234"/>
-          </w:tcPr>
-          <w:p>
-            <w:r>
-              <w:t>TWI</w:t>
-            </w:r>
-          </w:p>
-        </w:tc>
-        <w:tc>
-          <w:tcPr>
-            <w:tcW w:type="dxa" w:w="1234"/>
-          </w:tcPr>
-          <w:p>
-            <w:r>
-              <w:t>−0.0029</w:t>
-            </w:r>
-          </w:p>
-        </w:tc>
-        <w:tc>
-          <w:tcPr>
-            <w:tcW w:type="dxa" w:w="1234"/>
-          </w:tcPr>
-          <w:p>
-            <w:r>
-              <w:rPr>
-                <w:i/>
-              </w:rPr>
-              <w:t>φ₁ = −0.0442</w:t>
-            </w:r>
-          </w:p>
-        </w:tc>
-        <w:tc>
-          <w:tcPr>
-            <w:tcW w:type="dxa" w:w="1234"/>
-          </w:tcPr>
-          <w:p>
-            <w:r>
-              <w:t>none</w:t>
-            </w:r>
-          </w:p>
-        </w:tc>
-        <w:tc>
-          <w:tcPr>
-            <w:tcW w:type="dxa" w:w="1234"/>
-          </w:tcPr>
-          <w:p>
-            <w:r>
-              <w:t>0.0246</w:t>
-            </w:r>
-          </w:p>
-        </w:tc>
-        <w:tc>
-          <w:tcPr>
-            <w:tcW w:type="dxa" w:w="1234"/>
-          </w:tcPr>
-          <w:p>
-            <w:r>
-              <w:rPr>
-                <w:i/>
-              </w:rPr>
-              <w:t>α₁ = 0.1972</w:t>
-            </w:r>
-          </w:p>
-        </w:tc>
-        <w:tc>
-          <w:tcPr>
-            <w:tcW w:type="dxa" w:w="1234"/>
-          </w:tcPr>
-          <w:p>
-            <w:r>
-              <w:rPr>
-                <w:i/>
-              </w:rPr>
-              <w:t>β₁ = 0.0897</w:t>
-            </w:r>
-            <w:r>
-              <w:t xml:space="preserve">, </w:t>
-            </w:r>
-            <w:r>
-              <w:rPr>
-                <w:i/>
-              </w:rPr>
-              <w:t>β₂ = 0.1895</w:t>
-            </w:r>
-            <w:r>
-              <w:t xml:space="preserve">, </w:t>
-            </w:r>
-            <w:r>
-              <w:rPr>
-                <w:i/>
-              </w:rPr>
-              <w:t>β₃ = 0.4241</w:t>
-            </w:r>
-          </w:p>
-        </w:tc>
-      </w:tr>
-      <w:tr>
-        <w:tc>
-          <w:tcPr>
-            <w:tcW w:type="dxa" w:w="1234"/>
-          </w:tcPr>
-          <w:p>
-            <w:r>
-              <w:t>SDR</w:t>
-            </w:r>
-          </w:p>
-        </w:tc>
-        <w:tc>
-          <w:tcPr>
-            <w:tcW w:type="dxa" w:w="1234"/>
-          </w:tcPr>
-          <w:p>
-            <w:r>
-              <w:t>−0.0050</w:t>
-            </w:r>
-          </w:p>
-        </w:tc>
-        <w:tc>
-          <w:tcPr>
-            <w:tcW w:type="dxa" w:w="1234"/>
-          </w:tcPr>
-          <w:p>
-            <w:r>
-              <w:t>none</w:t>
-            </w:r>
-          </w:p>
-        </w:tc>
-        <w:tc>
-          <w:tcPr>
-            <w:tcW w:type="dxa" w:w="1234"/>
-          </w:tcPr>
-          <w:p>
-            <w:r>
-              <w:rPr>
-                <w:i/>
-              </w:rPr>
-              <w:t>θ₁ = −0.1911</w:t>
-            </w:r>
-          </w:p>
-        </w:tc>
-        <w:tc>
-          <w:tcPr>
-            <w:tcW w:type="dxa" w:w="1234"/>
-          </w:tcPr>
-          <w:p>
-            <w:r>
-              <w:t>0.0342</w:t>
-            </w:r>
-          </w:p>
-        </w:tc>
-        <w:tc>
-          <w:tcPr>
-            <w:tcW w:type="dxa" w:w="1234"/>
-          </w:tcPr>
-          <w:p>
-            <w:r>
-              <w:rPr>
-                <w:i/>
-              </w:rPr>
-              <w:t>α₁ = 0.1305</w:t>
-            </w:r>
-            <w:r>
-              <w:t xml:space="preserve">, </w:t>
-            </w:r>
-            <w:r>
-              <w:rPr>
-                <w:i/>
-              </w:rPr>
-              <w:t>α₂ = 0.0000</w:t>
-            </w:r>
-            <w:r>
-              <w:t xml:space="preserve">, </w:t>
-            </w:r>
-            <w:r>
-              <w:rPr>
-                <w:i/>
-              </w:rPr>
-              <w:t>α₃ = 0.0619</w:t>
-            </w:r>
-            <w:r>
-              <w:t xml:space="preserve">, </w:t>
-            </w:r>
-            <w:r>
-              <w:rPr>
-                <w:i/>
-              </w:rPr>
-              <w:t>α₄ = 0.0769</w:t>
-            </w:r>
-          </w:p>
-        </w:tc>
-        <w:tc>
-          <w:tcPr>
-            <w:tcW w:type="dxa" w:w="1234"/>
-          </w:tcPr>
-          <w:p>
-            <w:r>
-              <w:rPr>
-                <w:i/>
-              </w:rPr>
-              <w:t>β₁ = 0.0000</w:t>
-            </w:r>
-            <w:r>
-              <w:t xml:space="preserve">, </w:t>
-            </w:r>
-            <w:r>
-              <w:rPr>
-                <w:i/>
-              </w:rPr>
-              <w:t>β₂ = 0.0000</w:t>
-            </w:r>
-            <w:r>
-              <w:t xml:space="preserve">, </w:t>
-            </w:r>
-            <w:r>
-              <w:rPr>
-                <w:i/>
-              </w:rPr>
-              <w:t>β₃ = 0.1994</w:t>
-            </w:r>
-            <w:r>
-              <w:t xml:space="preserve">, </w:t>
-            </w:r>
-            <w:r>
-              <w:rPr>
-                <w:i/>
-              </w:rPr>
-              <w:t>β₄ = 0.4556</w:t>
-            </w:r>
-          </w:p>
-        </w:tc>
-      </w:tr>
-    </w:tbl>
-    <w:p/>
-    <w:p>
-      <w:r>
-        <w:t>These fitted models all imply persistent conditional volatility because the ARCH and GARCH coefficients sum to values close to one, but the persistence remains below one in every selected specification. That is important because it means the models are both dynamically rich and still admissible for long-run variance calculations in Question 7.</w:t>
-      </w:r>
-    </w:p>
-    <w:p>
-      <w:pPr>
-        <w:pStyle w:val="Heading3"/>
-      </w:pPr>
-      <w:r>
-        <w:t>Diagnostics and Volatility Plots</w:t>
-      </w:r>
-    </w:p>
-    <w:p>
-      <w:r>
-        <w:t>The residual checks for the selected models are summarised below:</w:t>
-      </w:r>
-    </w:p>
-    <w:tbl>
-      <w:tblPr>
-        <w:tblStyle w:val="TableGrid"/>
-        <w:tblW w:type="auto" w:w="0"/>
-        <w:tblLook w:firstColumn="1" w:firstRow="1" w:lastColumn="0" w:lastRow="0" w:noHBand="0" w:noVBand="1" w:val="04A0"/>
-      </w:tblPr>
-      <w:tblGrid>
-        <w:gridCol w:w="2880"/>
-        <w:gridCol w:w="2880"/>
-        <w:gridCol w:w="2880"/>
-      </w:tblGrid>
-      <w:tr>
-        <w:tc>
-          <w:tcPr>
-            <w:tcW w:type="dxa" w:w="2880"/>
-          </w:tcPr>
-          <w:p>
-            <w:r>
-              <w:rPr>
-                <w:b/>
-              </w:rPr>
-              <w:t>Currency</w:t>
-            </w:r>
-          </w:p>
-        </w:tc>
-        <w:tc>
-          <w:tcPr>
-            <w:tcW w:type="dxa" w:w="2880"/>
-          </w:tcPr>
-          <w:p>
-            <w:r>
-              <w:rPr>
-                <w:b/>
-              </w:rPr>
-              <w:t>LB on Std. Residuals</w:t>
-            </w:r>
-          </w:p>
-        </w:tc>
-        <w:tc>
-          <w:tcPr>
-            <w:tcW w:type="dxa" w:w="2880"/>
-          </w:tcPr>
-          <w:p>
-            <w:r>
-              <w:rPr>
-                <w:b/>
-              </w:rPr>
-              <w:t>LB on Sq. Std. Residuals</w:t>
-            </w:r>
-          </w:p>
-        </w:tc>
-      </w:tr>
-      <w:tr>
-        <w:tc>
-          <w:tcPr>
-            <w:tcW w:type="dxa" w:w="2880"/>
-          </w:tcPr>
-          <w:p>
-            <w:r>
-              <w:t>CNY</w:t>
-            </w:r>
-          </w:p>
-        </w:tc>
-        <w:tc>
-          <w:tcPr>
-            <w:tcW w:type="dxa" w:w="2880"/>
-          </w:tcPr>
-          <w:p>
-            <w:r>
-              <w:t>0.0749</w:t>
-            </w:r>
-          </w:p>
-        </w:tc>
-        <w:tc>
-          <w:tcPr>
-            <w:tcW w:type="dxa" w:w="2880"/>
-          </w:tcPr>
-          <w:p>
-            <w:r>
-              <w:t>0.1857</w:t>
-            </w:r>
-          </w:p>
-        </w:tc>
-      </w:tr>
-      <w:tr>
-        <w:tc>
-          <w:tcPr>
-            <w:tcW w:type="dxa" w:w="2880"/>
-          </w:tcPr>
-          <w:p>
-            <w:r>
-              <w:t>USD</w:t>
-            </w:r>
-          </w:p>
-        </w:tc>
-        <w:tc>
-          <w:tcPr>
-            <w:tcW w:type="dxa" w:w="2880"/>
-          </w:tcPr>
-          <w:p>
-            <w:r>
-              <w:t>0.7008</w:t>
-            </w:r>
-          </w:p>
-        </w:tc>
-        <w:tc>
-          <w:tcPr>
-            <w:tcW w:type="dxa" w:w="2880"/>
-          </w:tcPr>
-          <w:p>
-            <w:r>
-              <w:t>0.0509</w:t>
-            </w:r>
-          </w:p>
-        </w:tc>
-      </w:tr>
-      <w:tr>
-        <w:tc>
-          <w:tcPr>
-            <w:tcW w:type="dxa" w:w="2880"/>
-          </w:tcPr>
-          <w:p>
-            <w:r>
-              <w:t>TWI</w:t>
-            </w:r>
-          </w:p>
-        </w:tc>
-        <w:tc>
-          <w:tcPr>
-            <w:tcW w:type="dxa" w:w="2880"/>
-          </w:tcPr>
-          <w:p>
-            <w:r>
-              <w:t>0.5560</w:t>
-            </w:r>
-          </w:p>
-        </w:tc>
-        <w:tc>
-          <w:tcPr>
-            <w:tcW w:type="dxa" w:w="2880"/>
-          </w:tcPr>
-          <w:p>
-            <w:r>
-              <w:t>0.2421</w:t>
-            </w:r>
-          </w:p>
-        </w:tc>
-      </w:tr>
-      <w:tr>
-        <w:tc>
-          <w:tcPr>
-            <w:tcW w:type="dxa" w:w="2880"/>
-          </w:tcPr>
-          <w:p>
-            <w:r>
-              <w:t>SDR</w:t>
-            </w:r>
-          </w:p>
-        </w:tc>
-        <w:tc>
-          <w:tcPr>
-            <w:tcW w:type="dxa" w:w="2880"/>
-          </w:tcPr>
-          <w:p>
-            <w:r>
-              <w:t>0.9189</w:t>
-            </w:r>
-          </w:p>
-        </w:tc>
-        <w:tc>
-          <w:tcPr>
-            <w:tcW w:type="dxa" w:w="2880"/>
-          </w:tcPr>
-          <w:p>
-            <w:r>
-              <w:t>0.1508</w:t>
-            </w:r>
-          </w:p>
-        </w:tc>
-      </w:tr>
-    </w:tbl>
-    <w:p/>
-    <w:p>
-      <w:r>
-        <w:t xml:space="preserve">All four models pass the Ljung-Box check on the standardised residuals, so the mean equations appear adequate. The squared-residual tests are also acceptable at the conventional 5% level for all four currencies. TWI and SDR are very comfortably adequate, and the revised CNY model is now clearly more convincing than before. USD remains the most borderline of the four under a symmetric Normal GARCH restriction: I explored heavier-tailed symmetric alternatives, but although they reduced AIC and BIC, they left much stronger residual ARCH effects. I also checked asymmetric specifications such as </w:t>
-      </w:r>
-      <w:r>
-        <w:rPr>
-          <w:i/>
-        </w:rPr>
-        <w:t>gjrGARCH</w:t>
-      </w:r>
-      <w:r>
-        <w:t xml:space="preserve">, which improved the USD diagnostics further, but I have not reported them because the question is worded specifically in terms of </w:t>
-      </w:r>
-      <w:r>
-        <w:rPr>
-          <w:i/>
-        </w:rPr>
-        <w:t>ARMA-GARCH</w:t>
-      </w:r>
-      <w:r>
-        <w:t xml:space="preserve">. So, answering the question directly, the reported set above is my final set of best adequate </w:t>
-      </w:r>
-      <w:r>
-        <w:rPr>
-          <w:i/>
-        </w:rPr>
-        <w:t>ARMA-GARCH</w:t>
-      </w:r>
-      <w:r>
-        <w:t xml:space="preserve"> models, with </w:t>
-      </w:r>
-      <w:r>
-        <w:rPr>
-          <w:i/>
-        </w:rPr>
-        <w:t>ARMA(0,0)-GARCH(3,3)</w:t>
-      </w:r>
-      <w:r>
-        <w:t xml:space="preserve"> retained as the best defensible USD choice under that literal restriction.</w:t>
       </w:r>
     </w:p>
     <w:p>
@@ -6012,7 +3323,7 @@
               <a:graphicData uri="http://schemas.openxmlformats.org/drawingml/2006/picture">
                 <pic:pic>
                   <pic:nvPicPr>
-                    <pic:cNvPr id="0" name="fig6_vol_CNY.png"/>
+                    <pic:cNvPr id="0" name="fig4b_consumption_ratio.png"/>
                     <pic:cNvPicPr/>
                   </pic:nvPicPr>
                   <pic:blipFill>
@@ -6040,9 +3351,781 @@
         <w:jc w:val="center"/>
       </w:pPr>
       <w:r>
+        <w:t>Figure 8</w:t>
+      </w:r>
+    </w:p>
+    <w:p>
+      <w:r>
+        <w:t xml:space="preserve">The consumption ratio </w:t>
+      </w:r>
+      <w:r>
+        <w:rPr>
+          <w:i/>
+        </w:rPr>
+        <w:t>cy</w:t>
+      </w:r>
+      <w:r>
+        <w:rPr>
+          <w:i/>
+          <w:vertAlign w:val="subscript"/>
+        </w:rPr>
+        <w:t>t</w:t>
+      </w:r>
+      <w:r>
+        <w:rPr>
+          <w:i/>
+        </w:rPr>
+        <w:t xml:space="preserve"> = C</w:t>
+      </w:r>
+      <w:r>
+        <w:rPr>
+          <w:i/>
+          <w:vertAlign w:val="subscript"/>
+        </w:rPr>
+        <w:t>t</w:t>
+      </w:r>
+      <w:r>
+        <w:rPr>
+          <w:i/>
+        </w:rPr>
+        <w:t>/Y</w:t>
+      </w:r>
+      <w:r>
+        <w:rPr>
+          <w:i/>
+          <w:vertAlign w:val="subscript"/>
+        </w:rPr>
+        <w:t>t</w:t>
+      </w:r>
+      <w:r>
+        <w:t xml:space="preserve"> drifts upward across the sample, rising from around 0.590 in the early years to roughly 0.693 by 2023Q4. Short-run fluctuations are relatively contained. The main story is not volatility but the sustained long-run increase in consumption's share of GDP, which reflects household spending growing faster than output over the period.</w:t>
+      </w:r>
+    </w:p>
+    <w:p>
+      <w:pPr>
+        <w:pStyle w:val="Heading3"/>
+      </w:pPr>
+      <w:r>
+        <w:t>4(c) Best Adequate ARIMA Model for the Real Rate</w:t>
+      </w:r>
+    </w:p>
+    <w:p>
+      <w:r>
+        <w:t xml:space="preserve">A model search over the proxy </w:t>
+      </w:r>
+      <w:r>
+        <w:rPr>
+          <w:i/>
+        </w:rPr>
+        <w:t>rr</w:t>
+      </w:r>
+      <w:r>
+        <w:rPr>
+          <w:i/>
+          <w:vertAlign w:val="subscript"/>
+        </w:rPr>
+        <w:t>t</w:t>
+      </w:r>
+      <w:r>
+        <w:rPr>
+          <w:i/>
+        </w:rPr>
+        <w:t xml:space="preserve"> = r</w:t>
+      </w:r>
+      <w:r>
+        <w:rPr>
+          <w:i/>
+          <w:vertAlign w:val="subscript"/>
+        </w:rPr>
+        <w:t>t</w:t>
+      </w:r>
+      <w:r>
+        <w:rPr>
+          <w:i/>
+        </w:rPr>
+        <w:t xml:space="preserve"> − Δp</w:t>
+      </w:r>
+      <w:r>
+        <w:rPr>
+          <w:i/>
+          <w:vertAlign w:val="subscript"/>
+        </w:rPr>
+        <w:t>t</w:t>
+      </w:r>
+      <w:r>
+        <w:t xml:space="preserve"> yields a differenced specification as the preferred choice rather than a stationary level model:</w:t>
+      </w:r>
+    </w:p>
+    <w:tbl>
+      <w:tblPr>
+        <w:tblStyle w:val="TableGrid"/>
+        <w:tblW w:type="auto" w:w="0"/>
+        <w:tblLook w:firstColumn="1" w:firstRow="1" w:lastColumn="0" w:lastRow="0" w:noHBand="0" w:noVBand="1" w:val="04A0"/>
+      </w:tblPr>
+      <w:tblGrid>
+        <w:gridCol w:w="2160"/>
+        <w:gridCol w:w="2160"/>
+        <w:gridCol w:w="2160"/>
+        <w:gridCol w:w="2160"/>
+      </w:tblGrid>
+      <w:tr>
+        <w:tc>
+          <w:tcPr>
+            <w:tcW w:type="dxa" w:w="2160"/>
+          </w:tcPr>
+          <w:p>
+            <w:r>
+              <w:rPr>
+                <w:b/>
+              </w:rPr>
+              <w:t>Model for the real rate</w:t>
+            </w:r>
+          </w:p>
+        </w:tc>
+        <w:tc>
+          <w:tcPr>
+            <w:tcW w:type="dxa" w:w="2160"/>
+          </w:tcPr>
+          <w:p>
+            <w:r>
+              <w:rPr>
+                <w:b/>
+              </w:rPr>
+              <w:t>AIC</w:t>
+            </w:r>
+          </w:p>
+        </w:tc>
+        <w:tc>
+          <w:tcPr>
+            <w:tcW w:type="dxa" w:w="2160"/>
+          </w:tcPr>
+          <w:p>
+            <w:r>
+              <w:rPr>
+                <w:b/>
+              </w:rPr>
+              <w:t>BIC</w:t>
+            </w:r>
+          </w:p>
+        </w:tc>
+        <w:tc>
+          <w:tcPr>
+            <w:tcW w:type="dxa" w:w="2160"/>
+          </w:tcPr>
+          <w:p>
+            <w:r>
+              <w:rPr>
+                <w:b/>
+              </w:rPr>
+              <w:t>Ljung-Box p-value</w:t>
+            </w:r>
+          </w:p>
+        </w:tc>
+      </w:tr>
+      <w:tr>
+        <w:tc>
+          <w:tcPr>
+            <w:tcW w:type="dxa" w:w="2160"/>
+          </w:tcPr>
+          <w:p>
+            <w:r>
+              <w:t>ARIMA(7,1,5)</w:t>
+            </w:r>
+          </w:p>
+        </w:tc>
+        <w:tc>
+          <w:tcPr>
+            <w:tcW w:type="dxa" w:w="2160"/>
+          </w:tcPr>
+          <w:p>
+            <w:r>
+              <w:t>474.05</w:t>
+            </w:r>
+          </w:p>
+        </w:tc>
+        <w:tc>
+          <w:tcPr>
+            <w:tcW w:type="dxa" w:w="2160"/>
+          </w:tcPr>
+          <w:p>
+            <w:r>
+              <w:t>523.79</w:t>
+            </w:r>
+          </w:p>
+        </w:tc>
+        <w:tc>
+          <w:tcPr>
+            <w:tcW w:type="dxa" w:w="2160"/>
+          </w:tcPr>
+          <w:p>
+            <w:r>
+              <w:t>0.9679</w:t>
+            </w:r>
+          </w:p>
+        </w:tc>
+      </w:tr>
+    </w:tbl>
+    <w:p/>
+    <w:p>
+      <w:r>
+        <w:t xml:space="preserve">Key estimated coefficients include </w:t>
+      </w:r>
+      <w:r>
+        <w:rPr>
+          <w:i/>
+        </w:rPr>
+        <w:t>φ₄ = 0.4564</w:t>
+      </w:r>
+      <w:r>
+        <w:t xml:space="preserve">, </w:t>
+      </w:r>
+      <w:r>
+        <w:rPr>
+          <w:i/>
+        </w:rPr>
+        <w:t>φ₇ = −0.3841</w:t>
+      </w:r>
+      <w:r>
+        <w:t xml:space="preserve">, </w:t>
+      </w:r>
+      <w:r>
+        <w:rPr>
+          <w:i/>
+        </w:rPr>
+        <w:t>θ₁ = 0.4736</w:t>
+      </w:r>
+      <w:r>
+        <w:t xml:space="preserve">, </w:t>
+      </w:r>
+      <w:r>
+        <w:rPr>
+          <w:i/>
+        </w:rPr>
+        <w:t>θ₂ = −0.2673</w:t>
+      </w:r>
+      <w:r>
+        <w:t xml:space="preserve">, </w:t>
+      </w:r>
+      <w:r>
+        <w:rPr>
+          <w:i/>
+        </w:rPr>
+        <w:t>θ₄ = −0.4045</w:t>
+      </w:r>
+      <w:r>
+        <w:t xml:space="preserve">, </w:t>
+      </w:r>
+      <w:r>
+        <w:rPr>
+          <w:i/>
+        </w:rPr>
+        <w:t>θ₅ = −0.3704</w:t>
+      </w:r>
+      <w:r>
+        <w:t xml:space="preserve">, and </w:t>
+      </w:r>
+      <w:r>
+        <w:rPr>
+          <w:i/>
+        </w:rPr>
+        <w:t>drift = 0.0015</w:t>
+      </w:r>
+      <w:r>
+        <w:t>.</w:t>
+      </w:r>
+    </w:p>
+    <w:p>
+      <w:r>
+        <w:t xml:space="preserve">This specification has the strongest information-criterion support among the adequate candidates and leaves no meaningful residual autocorrelation. The choice of </w:t>
+      </w:r>
+      <w:r>
+        <w:rPr>
+          <w:i/>
+        </w:rPr>
+        <w:t>d = 1</w:t>
+      </w:r>
+      <w:r>
+        <w:t xml:space="preserve"> also makes sense when looking at the plot: the proxy inherits a heavy low-frequency component from the nominal rate, and first differencing removes that slow-moving drift before the ARMA terms address the remaining short-run persistence and reversal. The very high Ljung-Box p-value reinforces that little autocorrelation is left in the residuals.</w:t>
+      </w:r>
+    </w:p>
+    <w:p>
+      <w:pPr>
+        <w:pStyle w:val="Heading3"/>
+      </w:pPr>
+      <w:r>
+        <w:t>4(d) Best Adequate ARIMA Model for the Consumption Ratio</w:t>
+      </w:r>
+    </w:p>
+    <w:p>
+      <w:r>
+        <w:t xml:space="preserve">The model search covers </w:t>
+      </w:r>
+      <w:r>
+        <w:rPr>
+          <w:i/>
+        </w:rPr>
+        <w:t>d ∈ {0,1}</w:t>
+      </w:r>
+      <w:r>
+        <w:t xml:space="preserve"> and </w:t>
+      </w:r>
+      <w:r>
+        <w:rPr>
+          <w:i/>
+        </w:rPr>
+        <w:t>p, q = 0,...,6</w:t>
+      </w:r>
+      <w:r>
+        <w:t xml:space="preserve">, evaluated on AIC, BIC, and residual diagnostics. Unlike the interest-rate proxy, the consumption ratio shows no sign of stabilising around a fixed level, which makes </w:t>
+      </w:r>
+      <w:r>
+        <w:rPr>
+          <w:i/>
+        </w:rPr>
+        <w:t>d = 1</w:t>
+      </w:r>
+      <w:r>
+        <w:t xml:space="preserve"> the more defensible choice. The selected model is:</w:t>
+      </w:r>
+    </w:p>
+    <w:tbl>
+      <w:tblPr>
+        <w:tblStyle w:val="TableGrid"/>
+        <w:tblW w:type="auto" w:w="0"/>
+        <w:tblLook w:firstColumn="1" w:firstRow="1" w:lastColumn="0" w:lastRow="0" w:noHBand="0" w:noVBand="1" w:val="04A0"/>
+      </w:tblPr>
+      <w:tblGrid>
+        <w:gridCol w:w="2160"/>
+        <w:gridCol w:w="2160"/>
+        <w:gridCol w:w="2160"/>
+        <w:gridCol w:w="2160"/>
+      </w:tblGrid>
+      <w:tr>
+        <w:tc>
+          <w:tcPr>
+            <w:tcW w:type="dxa" w:w="2160"/>
+          </w:tcPr>
+          <w:p>
+            <w:r>
+              <w:rPr>
+                <w:b/>
+              </w:rPr>
+              <w:t>Model for the consumption ratio</w:t>
+            </w:r>
+          </w:p>
+        </w:tc>
+        <w:tc>
+          <w:tcPr>
+            <w:tcW w:type="dxa" w:w="2160"/>
+          </w:tcPr>
+          <w:p>
+            <w:r>
+              <w:rPr>
+                <w:b/>
+              </w:rPr>
+              <w:t>AIC</w:t>
+            </w:r>
+          </w:p>
+        </w:tc>
+        <w:tc>
+          <w:tcPr>
+            <w:tcW w:type="dxa" w:w="2160"/>
+          </w:tcPr>
+          <w:p>
+            <w:r>
+              <w:rPr>
+                <w:b/>
+              </w:rPr>
+              <w:t>BIC</w:t>
+            </w:r>
+          </w:p>
+        </w:tc>
+        <w:tc>
+          <w:tcPr>
+            <w:tcW w:type="dxa" w:w="2160"/>
+          </w:tcPr>
+          <w:p>
+            <w:r>
+              <w:rPr>
+                <w:b/>
+              </w:rPr>
+              <w:t>Ljung-Box p-value</w:t>
+            </w:r>
+          </w:p>
+        </w:tc>
+      </w:tr>
+      <w:tr>
+        <w:tc>
+          <w:tcPr>
+            <w:tcW w:type="dxa" w:w="2160"/>
+          </w:tcPr>
+          <w:p>
+            <w:r>
+              <w:t>ARIMA(3,1,3)</w:t>
+            </w:r>
+          </w:p>
+        </w:tc>
+        <w:tc>
+          <w:tcPr>
+            <w:tcW w:type="dxa" w:w="2160"/>
+          </w:tcPr>
+          <w:p>
+            <w:r>
+              <w:t>−2135.65</w:t>
+            </w:r>
+          </w:p>
+        </w:tc>
+        <w:tc>
+          <w:tcPr>
+            <w:tcW w:type="dxa" w:w="2160"/>
+          </w:tcPr>
+          <w:p>
+            <w:r>
+              <w:t>−2107.20</w:t>
+            </w:r>
+          </w:p>
+        </w:tc>
+        <w:tc>
+          <w:tcPr>
+            <w:tcW w:type="dxa" w:w="2160"/>
+          </w:tcPr>
+          <w:p>
+            <w:r>
+              <w:t>0.7626</w:t>
+            </w:r>
+          </w:p>
+        </w:tc>
+      </w:tr>
+    </w:tbl>
+    <w:p/>
+    <w:p>
+      <w:r>
+        <w:t xml:space="preserve">Key estimated coefficients: </w:t>
+      </w:r>
+      <w:r>
+        <w:rPr>
+          <w:i/>
+        </w:rPr>
+        <w:t>φ₁ = 0.6092</w:t>
+      </w:r>
+      <w:r>
+        <w:t xml:space="preserve">, </w:t>
+      </w:r>
+      <w:r>
+        <w:rPr>
+          <w:i/>
+        </w:rPr>
+        <w:t>φ₂ = −0.5732</w:t>
+      </w:r>
+      <w:r>
+        <w:t xml:space="preserve">, </w:t>
+      </w:r>
+      <w:r>
+        <w:rPr>
+          <w:i/>
+        </w:rPr>
+        <w:t>φ₃ = 0.7553</w:t>
+      </w:r>
+      <w:r>
+        <w:t xml:space="preserve">, </w:t>
+      </w:r>
+      <w:r>
+        <w:rPr>
+          <w:i/>
+        </w:rPr>
+        <w:t>θ₁ = −0.8316</w:t>
+      </w:r>
+      <w:r>
+        <w:t xml:space="preserve">, </w:t>
+      </w:r>
+      <w:r>
+        <w:rPr>
+          <w:i/>
+        </w:rPr>
+        <w:t>θ₂ = 0.6862</w:t>
+      </w:r>
+      <w:r>
+        <w:t xml:space="preserve">, </w:t>
+      </w:r>
+      <w:r>
+        <w:rPr>
+          <w:i/>
+        </w:rPr>
+        <w:t>θ₃ = −0.8547</w:t>
+      </w:r>
+      <w:r>
+        <w:t xml:space="preserve">, </w:t>
+      </w:r>
+      <w:r>
+        <w:rPr>
+          <w:i/>
+        </w:rPr>
+        <w:t>drift = 0.0003</w:t>
+      </w:r>
+      <w:r>
+        <w:t>.</w:t>
+      </w:r>
+    </w:p>
+    <w:p>
+      <w:r>
+        <w:t>The model combines strong information-criterion support with clean residual diagnostics. The small positive drift picks up the average quarterly increase in the consumption share, while the AR and MA terms capture the remaining short-run persistence in the differenced series.</w:t>
+      </w:r>
+    </w:p>
+    <w:p>
+      <w:pPr>
+        <w:pStyle w:val="Heading3"/>
+      </w:pPr>
+      <w:r>
+        <w:t>4(e) Policy Use</w:t>
+      </w:r>
+    </w:p>
+    <w:p>
+      <w:r>
+        <w:t>Real rate forecasts are useful because capital allocation and borrowing decisions respond to real financing costs, not nominal ones. From a monetary policy standpoint, the question is whether real rates are moving in a restrictive or accommodative direction and how quickly. The ARIMA model captures the persistence in the proxy and can provide a guide to how gradually real financing conditions are likely to evolve.</w:t>
+      </w:r>
+    </w:p>
+    <w:p>
+      <w:r>
+        <w:t>The consumption-ratio model is relevant to both monetary and fiscal authorities. A rising consumption share signals strong household demand and a falling saving rate. Fiscal policy makers need to account for this when modelling how households will respond to changes in taxes or transfers. On the monetary side, a high consumption share may imply greater sensitivity to interest-rate changes in aggregate demand, which would affect how much work a given rate move is likely to do.</w:t>
+      </w:r>
+    </w:p>
+    <w:p>
+      <w:r>
+        <w:br w:type="page"/>
+      </w:r>
+    </w:p>
+    <w:p>
+      <w:pPr>
+        <w:pStyle w:val="Heading2"/>
+      </w:pPr>
+      <w:r>
+        <w:t>Question 5</w:t>
+      </w:r>
+    </w:p>
+    <w:p>
+      <w:pPr>
+        <w:pStyle w:val="Heading3"/>
+      </w:pPr>
+      <w:r>
+        <w:t>5(a) Sample Variances</w:t>
+      </w:r>
+    </w:p>
+    <w:p>
+      <w:r>
+        <w:t xml:space="preserve">Daily returns are constructed as </w:t>
+      </w:r>
+      <w:r>
+        <w:rPr>
+          <w:i/>
+        </w:rPr>
+        <w:t>e</w:t>
+      </w:r>
+      <w:r>
+        <w:rPr>
+          <w:i/>
+          <w:vertAlign w:val="subscript"/>
+        </w:rPr>
+        <w:t>j,t</w:t>
+      </w:r>
+      <w:r>
+        <w:rPr>
+          <w:i/>
+        </w:rPr>
+        <w:t xml:space="preserve"> = 100 × [log(E</w:t>
+      </w:r>
+      <w:r>
+        <w:rPr>
+          <w:i/>
+          <w:vertAlign w:val="subscript"/>
+        </w:rPr>
+        <w:t>j,t</w:t>
+      </w:r>
+      <w:r>
+        <w:rPr>
+          <w:i/>
+        </w:rPr>
+        <w:t>) − log(E</w:t>
+      </w:r>
+      <w:r>
+        <w:rPr>
+          <w:i/>
+          <w:vertAlign w:val="subscript"/>
+        </w:rPr>
+        <w:t>j,t−1</w:t>
+      </w:r>
+      <w:r>
+        <w:rPr>
+          <w:i/>
+        </w:rPr>
+        <w:t>)]</w:t>
+      </w:r>
+      <w:r>
+        <w:t xml:space="preserve"> for </w:t>
+      </w:r>
+      <w:r>
+        <w:rPr>
+          <w:i/>
+        </w:rPr>
+        <w:t>j ∈ {CNY, USD, TWI, SDR}</w:t>
+      </w:r>
+      <w:r>
+        <w:t>, as required in the question.</w:t>
+      </w:r>
+    </w:p>
+    <w:tbl>
+      <w:tblPr>
+        <w:tblStyle w:val="TableGrid"/>
+        <w:tblW w:type="auto" w:w="0"/>
+        <w:tblLook w:firstColumn="1" w:firstRow="1" w:lastColumn="0" w:lastRow="0" w:noHBand="0" w:noVBand="1" w:val="04A0"/>
+      </w:tblPr>
+      <w:tblGrid>
+        <w:gridCol w:w="4320"/>
+        <w:gridCol w:w="4320"/>
+      </w:tblGrid>
+      <w:tr>
+        <w:tc>
+          <w:tcPr>
+            <w:tcW w:type="dxa" w:w="4320"/>
+          </w:tcPr>
+          <w:p>
+            <w:r>
+              <w:rPr>
+                <w:b/>
+              </w:rPr>
+              <w:t>Currency</w:t>
+            </w:r>
+          </w:p>
+        </w:tc>
+        <w:tc>
+          <w:tcPr>
+            <w:tcW w:type="dxa" w:w="4320"/>
+          </w:tcPr>
+          <w:p>
+            <w:r>
+              <w:rPr>
+                <w:b/>
+              </w:rPr>
+              <w:t>Sample Variance</w:t>
+            </w:r>
+          </w:p>
+        </w:tc>
+      </w:tr>
+      <w:tr>
+        <w:tc>
+          <w:tcPr>
+            <w:tcW w:type="dxa" w:w="4320"/>
+          </w:tcPr>
+          <w:p>
+            <w:r>
+              <w:t>CNY</w:t>
+            </w:r>
+          </w:p>
+        </w:tc>
+        <w:tc>
+          <w:tcPr>
+            <w:tcW w:type="dxa" w:w="4320"/>
+          </w:tcPr>
+          <w:p>
+            <w:r>
+              <w:t>0.3369</w:t>
+            </w:r>
+          </w:p>
+        </w:tc>
+      </w:tr>
+      <w:tr>
+        <w:tc>
+          <w:tcPr>
+            <w:tcW w:type="dxa" w:w="4320"/>
+          </w:tcPr>
+          <w:p>
+            <w:r>
+              <w:t>USD</w:t>
+            </w:r>
+          </w:p>
+        </w:tc>
+        <w:tc>
+          <w:tcPr>
+            <w:tcW w:type="dxa" w:w="4320"/>
+          </w:tcPr>
+          <w:p>
+            <w:r>
+              <w:t>0.4381</w:t>
+            </w:r>
+          </w:p>
+        </w:tc>
+      </w:tr>
+      <w:tr>
+        <w:tc>
+          <w:tcPr>
+            <w:tcW w:type="dxa" w:w="4320"/>
+          </w:tcPr>
+          <w:p>
+            <w:r>
+              <w:t>TWI</w:t>
+            </w:r>
+          </w:p>
+        </w:tc>
+        <w:tc>
+          <w:tcPr>
+            <w:tcW w:type="dxa" w:w="4320"/>
+          </w:tcPr>
+          <w:p>
+            <w:r>
+              <w:t>0.2675</w:t>
+            </w:r>
+          </w:p>
+        </w:tc>
+      </w:tr>
+      <w:tr>
+        <w:tc>
+          <w:tcPr>
+            <w:tcW w:type="dxa" w:w="4320"/>
+          </w:tcPr>
+          <w:p>
+            <w:r>
+              <w:t>SDR</w:t>
+            </w:r>
+          </w:p>
+        </w:tc>
+        <w:tc>
+          <w:tcPr>
+            <w:tcW w:type="dxa" w:w="4320"/>
+          </w:tcPr>
+          <w:p>
+            <w:r>
+              <w:t>0.4492</w:t>
+            </w:r>
+          </w:p>
+        </w:tc>
+      </w:tr>
+    </w:tbl>
+    <w:p/>
+    <w:p>
+      <w:r>
+        <w:t>Sample variance here estimates the unconditional variance of each return series and summarises average return variability over the full sample. The ranking runs SDR &gt; USD &gt; CNY &gt; TWI, making SDR the most volatile on average and TWI the least.</w:t>
+      </w:r>
+    </w:p>
+    <w:p>
+      <w:r>
+        <w:t>Taken at face value, TWI returns were the smoothest over the period while USD and SDR were the most variable. A basket-index structure plausibly explains some of TWI's low variance through diversification, and a managed exchange-rate regime plausibly explains some of CNY's relatively contained variation, though neither of these is established by the variance estimates themselves. The statistics speak to the average volatility ranking only, not to its structural causes, and they say nothing about whether volatility was stable across the sample or concentrated in particular episodes.</w:t>
+      </w:r>
+    </w:p>
+    <w:p>
+      <w:pPr>
+        <w:pStyle w:val="Heading3"/>
+      </w:pPr>
+      <w:r>
+        <w:t>5(b) Absolute Returns</w:t>
+      </w:r>
+    </w:p>
+    <w:p>
+      <w:pPr>
+        <w:jc w:val="center"/>
+      </w:pPr>
+      <w:r>
         <w:drawing>
           <wp:inline xmlns:a="http://schemas.openxmlformats.org/drawingml/2006/main" xmlns:pic="http://schemas.openxmlformats.org/drawingml/2006/picture">
-            <wp:extent cx="5852160" cy="1950720"/>
+            <wp:extent cx="5852160" cy="2926080"/>
             <wp:docPr id="9" name="Picture 9"/>
             <wp:cNvGraphicFramePr>
               <a:graphicFrameLocks noChangeAspect="1"/>
@@ -6051,7 +4134,7 @@
               <a:graphicData uri="http://schemas.openxmlformats.org/drawingml/2006/picture">
                 <pic:pic>
                   <pic:nvPicPr>
-                    <pic:cNvPr id="0" name="fig6_vol_USD.png"/>
+                    <pic:cNvPr id="0" name="fig5b_abs_returns.png"/>
                     <pic:cNvPicPr/>
                   </pic:nvPicPr>
                   <pic:blipFill>
@@ -6063,7 +4146,7 @@
                   <pic:spPr>
                     <a:xfrm>
                       <a:off x="0" y="0"/>
-                      <a:ext cx="5852160" cy="1950720"/>
+                      <a:ext cx="5852160" cy="2926080"/>
                     </a:xfrm>
                     <a:prstGeom prst="rect"/>
                   </pic:spPr>
@@ -6072,6 +4155,1743 @@
             </a:graphic>
           </wp:inline>
         </w:drawing>
+      </w:r>
+    </w:p>
+    <w:p>
+      <w:pPr>
+        <w:jc w:val="center"/>
+      </w:pPr>
+      <w:r>
+        <w:t>Figure 9</w:t>
+      </w:r>
+    </w:p>
+    <w:p>
+      <w:r>
+        <w:t xml:space="preserve">The absolute-return plots for </w:t>
+      </w:r>
+      <w:r>
+        <w:rPr>
+          <w:i/>
+        </w:rPr>
+        <w:t>|e</w:t>
+      </w:r>
+      <w:r>
+        <w:rPr>
+          <w:i/>
+          <w:vertAlign w:val="subscript"/>
+        </w:rPr>
+        <w:t>j,t</w:t>
+      </w:r>
+      <w:r>
+        <w:rPr>
+          <w:i/>
+        </w:rPr>
+        <w:t>|</w:t>
+      </w:r>
+      <w:r>
+        <w:t xml:space="preserve"> show pronounced volatility clustering across all four currencies, particularly around March 2020 and in later parts of the sample. Large absolute returns tend to cluster together, as do quiet periods. All four series spike simultaneously at the onset of COVID-19, which is the most visible common feature across the plots.</w:t>
+      </w:r>
+    </w:p>
+    <w:p>
+      <w:r>
+        <w:t>This kind of clustering is not what would be expected under an iid constant-variance process. Sustained bursts of high or low activity across many consecutive observations point instead to time-varying conditional volatility, which is precisely the feature that GARCH-type models aim to capture.</w:t>
+      </w:r>
+    </w:p>
+    <w:p>
+      <w:r>
+        <w:br w:type="page"/>
+      </w:r>
+    </w:p>
+    <w:p>
+      <w:pPr>
+        <w:pStyle w:val="Heading2"/>
+      </w:pPr>
+      <w:r>
+        <w:t>Question 6</w:t>
+      </w:r>
+    </w:p>
+    <w:p>
+      <w:pPr>
+        <w:pStyle w:val="Heading3"/>
+      </w:pPr>
+      <w:r>
+        <w:t>Testing for GARCH Effects</w:t>
+      </w:r>
+    </w:p>
+    <w:p>
+      <w:r>
+        <w:t>Before fitting a variance model, the Engle ARCH LM test with 10 lags was applied to each return series:</w:t>
+      </w:r>
+    </w:p>
+    <w:tbl>
+      <w:tblPr>
+        <w:tblStyle w:val="TableGrid"/>
+        <w:tblW w:type="auto" w:w="0"/>
+        <w:tblLook w:firstColumn="1" w:firstRow="1" w:lastColumn="0" w:lastRow="0" w:noHBand="0" w:noVBand="1" w:val="04A0"/>
+      </w:tblPr>
+      <w:tblGrid>
+        <w:gridCol w:w="2160"/>
+        <w:gridCol w:w="2160"/>
+        <w:gridCol w:w="2160"/>
+        <w:gridCol w:w="2160"/>
+      </w:tblGrid>
+      <w:tr>
+        <w:tc>
+          <w:tcPr>
+            <w:tcW w:type="dxa" w:w="2160"/>
+          </w:tcPr>
+          <w:p>
+            <w:r>
+              <w:rPr>
+                <w:b/>
+              </w:rPr>
+              <w:t>Currency</w:t>
+            </w:r>
+          </w:p>
+        </w:tc>
+        <w:tc>
+          <w:tcPr>
+            <w:tcW w:type="dxa" w:w="2160"/>
+          </w:tcPr>
+          <w:p>
+            <w:r>
+              <w:rPr>
+                <w:b/>
+              </w:rPr>
+              <w:t>ARCH LM Statistic</w:t>
+            </w:r>
+          </w:p>
+        </w:tc>
+        <w:tc>
+          <w:tcPr>
+            <w:tcW w:type="dxa" w:w="2160"/>
+          </w:tcPr>
+          <w:p>
+            <w:r>
+              <w:rPr>
+                <w:b/>
+              </w:rPr>
+              <w:t>p-value</w:t>
+            </w:r>
+          </w:p>
+        </w:tc>
+        <w:tc>
+          <w:tcPr>
+            <w:tcW w:type="dxa" w:w="2160"/>
+          </w:tcPr>
+          <w:p>
+            <w:r>
+              <w:rPr>
+                <w:b/>
+              </w:rPr>
+              <w:t>Ljung-Box on Squared Returns p-value</w:t>
+            </w:r>
+          </w:p>
+        </w:tc>
+      </w:tr>
+      <w:tr>
+        <w:tc>
+          <w:tcPr>
+            <w:tcW w:type="dxa" w:w="2160"/>
+          </w:tcPr>
+          <w:p>
+            <w:r>
+              <w:t>CNY</w:t>
+            </w:r>
+          </w:p>
+        </w:tc>
+        <w:tc>
+          <w:tcPr>
+            <w:tcW w:type="dxa" w:w="2160"/>
+          </w:tcPr>
+          <w:p>
+            <w:r>
+              <w:t>401.62</w:t>
+            </w:r>
+          </w:p>
+        </w:tc>
+        <w:tc>
+          <w:tcPr>
+            <w:tcW w:type="dxa" w:w="2160"/>
+          </w:tcPr>
+          <w:p>
+            <w:r>
+              <w:t>p &lt; 1e-15</w:t>
+            </w:r>
+          </w:p>
+        </w:tc>
+        <w:tc>
+          <w:tcPr>
+            <w:tcW w:type="dxa" w:w="2160"/>
+          </w:tcPr>
+          <w:p>
+            <w:r>
+              <w:t>p &lt; 1e-15</w:t>
+            </w:r>
+          </w:p>
+        </w:tc>
+      </w:tr>
+      <w:tr>
+        <w:tc>
+          <w:tcPr>
+            <w:tcW w:type="dxa" w:w="2160"/>
+          </w:tcPr>
+          <w:p>
+            <w:r>
+              <w:t>USD</w:t>
+            </w:r>
+          </w:p>
+        </w:tc>
+        <w:tc>
+          <w:tcPr>
+            <w:tcW w:type="dxa" w:w="2160"/>
+          </w:tcPr>
+          <w:p>
+            <w:r>
+              <w:t>275.60</w:t>
+            </w:r>
+          </w:p>
+        </w:tc>
+        <w:tc>
+          <w:tcPr>
+            <w:tcW w:type="dxa" w:w="2160"/>
+          </w:tcPr>
+          <w:p>
+            <w:r>
+              <w:t>p &lt; 1e-15</w:t>
+            </w:r>
+          </w:p>
+        </w:tc>
+        <w:tc>
+          <w:tcPr>
+            <w:tcW w:type="dxa" w:w="2160"/>
+          </w:tcPr>
+          <w:p>
+            <w:r>
+              <w:t>p &lt; 1e-15</w:t>
+            </w:r>
+          </w:p>
+        </w:tc>
+      </w:tr>
+      <w:tr>
+        <w:tc>
+          <w:tcPr>
+            <w:tcW w:type="dxa" w:w="2160"/>
+          </w:tcPr>
+          <w:p>
+            <w:r>
+              <w:t>TWI</w:t>
+            </w:r>
+          </w:p>
+        </w:tc>
+        <w:tc>
+          <w:tcPr>
+            <w:tcW w:type="dxa" w:w="2160"/>
+          </w:tcPr>
+          <w:p>
+            <w:r>
+              <w:t>484.45</w:t>
+            </w:r>
+          </w:p>
+        </w:tc>
+        <w:tc>
+          <w:tcPr>
+            <w:tcW w:type="dxa" w:w="2160"/>
+          </w:tcPr>
+          <w:p>
+            <w:r>
+              <w:t>p &lt; 1e-15</w:t>
+            </w:r>
+          </w:p>
+        </w:tc>
+        <w:tc>
+          <w:tcPr>
+            <w:tcW w:type="dxa" w:w="2160"/>
+          </w:tcPr>
+          <w:p>
+            <w:r>
+              <w:t>p &lt; 1e-15</w:t>
+            </w:r>
+          </w:p>
+        </w:tc>
+      </w:tr>
+      <w:tr>
+        <w:tc>
+          <w:tcPr>
+            <w:tcW w:type="dxa" w:w="2160"/>
+          </w:tcPr>
+          <w:p>
+            <w:r>
+              <w:t>SDR</w:t>
+            </w:r>
+          </w:p>
+        </w:tc>
+        <w:tc>
+          <w:tcPr>
+            <w:tcW w:type="dxa" w:w="2160"/>
+          </w:tcPr>
+          <w:p>
+            <w:r>
+              <w:t>426.45</w:t>
+            </w:r>
+          </w:p>
+        </w:tc>
+        <w:tc>
+          <w:tcPr>
+            <w:tcW w:type="dxa" w:w="2160"/>
+          </w:tcPr>
+          <w:p>
+            <w:r>
+              <w:t>p &lt; 1e-15</w:t>
+            </w:r>
+          </w:p>
+        </w:tc>
+        <w:tc>
+          <w:tcPr>
+            <w:tcW w:type="dxa" w:w="2160"/>
+          </w:tcPr>
+          <w:p>
+            <w:r>
+              <w:t>p &lt; 1e-15</w:t>
+            </w:r>
+          </w:p>
+        </w:tc>
+      </w:tr>
+    </w:tbl>
+    <w:p/>
+    <w:p>
+      <w:r>
+        <w:t xml:space="preserve">Both tests reject constant variance very strongly for every series. The p-values are recorded as </w:t>
+      </w:r>
+      <w:r>
+        <w:rPr>
+          <w:i/>
+        </w:rPr>
+        <w:t>p &lt; 1e-15</w:t>
+      </w:r>
+      <w:r>
+        <w:t xml:space="preserve"> because they are numerically indistinguishable from zero rather than literally equal to it. A constant-variance model is clearly not adequate for any of the four currencies, and GARCH-type modelling is well justified.</w:t>
+      </w:r>
+    </w:p>
+    <w:p>
+      <w:pPr>
+        <w:pStyle w:val="Heading3"/>
+      </w:pPr>
+      <w:r>
+        <w:t>Mean Equation Selection</w:t>
+      </w:r>
+    </w:p>
+    <w:p>
+      <w:r>
+        <w:t xml:space="preserve">A small ARMA grid was estimated for each return series to pin down sensible low-order mean dynamics before the conditional variance was modelled jointly. For USD, TWI, and SDR, the mean equations from that preliminary step carried through to the final ARMA-GARCH specifications unchanged. CNY was an exception: adding one extra MA term in the joint estimation improved the fit, so the final mean equation for CNY is </w:t>
+      </w:r>
+      <w:r>
+        <w:rPr>
+          <w:i/>
+        </w:rPr>
+        <w:t>ARMA(2,3)</w:t>
+      </w:r>
+      <w:r>
+        <w:t xml:space="preserve"> rather than the preliminary </w:t>
+      </w:r>
+      <w:r>
+        <w:rPr>
+          <w:i/>
+        </w:rPr>
+        <w:t>ARMA(2,2)</w:t>
+      </w:r>
+      <w:r>
+        <w:t>.</w:t>
+      </w:r>
+    </w:p>
+    <w:p>
+      <w:r>
+        <w:t>Final mean equations:</w:t>
+      </w:r>
+    </w:p>
+    <w:p>
+      <w:pPr>
+        <w:pStyle w:val="ListBullet"/>
+      </w:pPr>
+      <w:r>
+        <w:rPr>
+          <w:b/>
+        </w:rPr>
+        <w:t>CNY</w:t>
+      </w:r>
+      <w:r>
+        <w:t xml:space="preserve">: </w:t>
+      </w:r>
+      <w:r>
+        <w:rPr>
+          <w:i/>
+        </w:rPr>
+        <w:t>ARMA(2,3)</w:t>
+      </w:r>
+    </w:p>
+    <w:p>
+      <w:pPr>
+        <w:pStyle w:val="ListBullet"/>
+      </w:pPr>
+      <w:r>
+        <w:rPr>
+          <w:b/>
+        </w:rPr>
+        <w:t>USD</w:t>
+      </w:r>
+      <w:r>
+        <w:t xml:space="preserve">: </w:t>
+      </w:r>
+      <w:r>
+        <w:rPr>
+          <w:i/>
+        </w:rPr>
+        <w:t>ARMA(0,0)</w:t>
+      </w:r>
+    </w:p>
+    <w:p>
+      <w:pPr>
+        <w:pStyle w:val="ListBullet"/>
+      </w:pPr>
+      <w:r>
+        <w:rPr>
+          <w:b/>
+        </w:rPr>
+        <w:t>TWI</w:t>
+      </w:r>
+      <w:r>
+        <w:t xml:space="preserve">: </w:t>
+      </w:r>
+      <w:r>
+        <w:rPr>
+          <w:i/>
+        </w:rPr>
+        <w:t>ARMA(1,0)</w:t>
+      </w:r>
+    </w:p>
+    <w:p>
+      <w:pPr>
+        <w:pStyle w:val="ListBullet"/>
+      </w:pPr>
+      <w:r>
+        <w:rPr>
+          <w:b/>
+        </w:rPr>
+        <w:t>SDR</w:t>
+      </w:r>
+      <w:r>
+        <w:t xml:space="preserve">: </w:t>
+      </w:r>
+      <w:r>
+        <w:rPr>
+          <w:i/>
+        </w:rPr>
+        <w:t>ARMA(0,1)</w:t>
+      </w:r>
+    </w:p>
+    <w:p>
+      <w:pPr>
+        <w:pStyle w:val="Heading3"/>
+      </w:pPr>
+      <w:r>
+        <w:t>Variance Model and Error Distribution</w:t>
+      </w:r>
+    </w:p>
+    <w:p>
+      <w:r>
+        <w:t xml:space="preserve">A broad range of </w:t>
+      </w:r>
+      <w:r>
+        <w:rPr>
+          <w:i/>
+        </w:rPr>
+        <w:t>ARMA(p,q)-GARCH(p</w:t>
+      </w:r>
+      <w:r>
+        <w:rPr>
+          <w:i/>
+          <w:vertAlign w:val="subscript"/>
+        </w:rPr>
+        <w:t>s</w:t>
+      </w:r>
+      <w:r>
+        <w:rPr>
+          <w:i/>
+        </w:rPr>
+        <w:t>igma,q</w:t>
+      </w:r>
+      <w:r>
+        <w:rPr>
+          <w:i/>
+          <w:vertAlign w:val="subscript"/>
+        </w:rPr>
+        <w:t>s</w:t>
+      </w:r>
+      <w:r>
+        <w:rPr>
+          <w:i/>
+        </w:rPr>
+        <w:t>igma)</w:t>
+      </w:r>
+      <w:r>
+        <w:t xml:space="preserve"> models was estimated for each currency, allowing </w:t>
+      </w:r>
+      <w:r>
+        <w:rPr>
+          <w:i/>
+        </w:rPr>
+        <w:t>p</w:t>
+      </w:r>
+      <w:r>
+        <w:rPr>
+          <w:i/>
+          <w:vertAlign w:val="subscript"/>
+        </w:rPr>
+        <w:t>s</w:t>
+      </w:r>
+      <w:r>
+        <w:rPr>
+          <w:i/>
+        </w:rPr>
+        <w:t>igma, q</w:t>
+      </w:r>
+      <w:r>
+        <w:rPr>
+          <w:i/>
+          <w:vertAlign w:val="subscript"/>
+        </w:rPr>
+        <w:t>s</w:t>
+      </w:r>
+      <w:r>
+        <w:rPr>
+          <w:i/>
+        </w:rPr>
+        <w:t>igma</w:t>
+      </w:r>
+      <w:r>
+        <w:t xml:space="preserve"> up to 4 and considering Normal, Student-t, and skewed-Student-t error distributions. To remain consistent with the question's framing, all final specifications use symmetric </w:t>
+      </w:r>
+      <w:r>
+        <w:rPr>
+          <w:i/>
+        </w:rPr>
+        <w:t>GARCH</w:t>
+      </w:r>
+      <w:r>
+        <w:t xml:space="preserve"> rather than asymmetric extensions. Model selection balanced three criteria:</w:t>
+      </w:r>
+    </w:p>
+    <w:p>
+      <w:pPr>
+        <w:pStyle w:val="ListBullet"/>
+      </w:pPr>
+      <w:r>
+        <w:t>low information criteria, with particular weight on BIC;</w:t>
+      </w:r>
+    </w:p>
+    <w:p>
+      <w:pPr>
+        <w:pStyle w:val="ListBullet"/>
+      </w:pPr>
+      <w:r>
+        <w:t>no remaining serial correlation in standardised residuals;</w:t>
+      </w:r>
+    </w:p>
+    <w:p>
+      <w:pPr>
+        <w:pStyle w:val="ListBullet"/>
+      </w:pPr>
+      <w:r>
+        <w:t>no material remaining ARCH effects in squared standardised residuals, and persistence strictly below one so the long-run variance in Question 7 is well defined.</w:t>
+      </w:r>
+    </w:p>
+    <w:p>
+      <w:r>
+        <w:t>The selected models are:</w:t>
+      </w:r>
+    </w:p>
+    <w:tbl>
+      <w:tblPr>
+        <w:tblStyle w:val="TableGrid"/>
+        <w:tblW w:type="auto" w:w="0"/>
+        <w:tblLook w:firstColumn="1" w:firstRow="1" w:lastColumn="0" w:lastRow="0" w:noHBand="0" w:noVBand="1" w:val="04A0"/>
+      </w:tblPr>
+      <w:tblGrid>
+        <w:gridCol w:w="1440"/>
+        <w:gridCol w:w="1440"/>
+        <w:gridCol w:w="1440"/>
+        <w:gridCol w:w="1440"/>
+        <w:gridCol w:w="1440"/>
+        <w:gridCol w:w="1440"/>
+      </w:tblGrid>
+      <w:tr>
+        <w:tc>
+          <w:tcPr>
+            <w:tcW w:type="dxa" w:w="1440"/>
+          </w:tcPr>
+          <w:p>
+            <w:r>
+              <w:rPr>
+                <w:b/>
+              </w:rPr>
+              <w:t>Currency</w:t>
+            </w:r>
+          </w:p>
+        </w:tc>
+        <w:tc>
+          <w:tcPr>
+            <w:tcW w:type="dxa" w:w="1440"/>
+          </w:tcPr>
+          <w:p>
+            <w:r>
+              <w:rPr>
+                <w:b/>
+              </w:rPr>
+              <w:t>Mean Model</w:t>
+            </w:r>
+          </w:p>
+        </w:tc>
+        <w:tc>
+          <w:tcPr>
+            <w:tcW w:type="dxa" w:w="1440"/>
+          </w:tcPr>
+          <w:p>
+            <w:r>
+              <w:rPr>
+                <w:b/>
+              </w:rPr>
+              <w:t>Variance Model</w:t>
+            </w:r>
+          </w:p>
+        </w:tc>
+        <w:tc>
+          <w:tcPr>
+            <w:tcW w:type="dxa" w:w="1440"/>
+          </w:tcPr>
+          <w:p>
+            <w:r>
+              <w:rPr>
+                <w:b/>
+              </w:rPr>
+              <w:t>Errors</w:t>
+            </w:r>
+          </w:p>
+        </w:tc>
+        <w:tc>
+          <w:tcPr>
+            <w:tcW w:type="dxa" w:w="1440"/>
+          </w:tcPr>
+          <w:p>
+            <w:r>
+              <w:rPr>
+                <w:b/>
+              </w:rPr>
+              <w:t>AIC</w:t>
+            </w:r>
+          </w:p>
+        </w:tc>
+        <w:tc>
+          <w:tcPr>
+            <w:tcW w:type="dxa" w:w="1440"/>
+          </w:tcPr>
+          <w:p>
+            <w:r>
+              <w:rPr>
+                <w:b/>
+              </w:rPr>
+              <w:t>BIC</w:t>
+            </w:r>
+          </w:p>
+        </w:tc>
+      </w:tr>
+      <w:tr>
+        <w:tc>
+          <w:tcPr>
+            <w:tcW w:type="dxa" w:w="1440"/>
+          </w:tcPr>
+          <w:p>
+            <w:r>
+              <w:t>CNY</w:t>
+            </w:r>
+          </w:p>
+        </w:tc>
+        <w:tc>
+          <w:tcPr>
+            <w:tcW w:type="dxa" w:w="1440"/>
+          </w:tcPr>
+          <w:p>
+            <w:r>
+              <w:t>ARMA(2,3)</w:t>
+            </w:r>
+          </w:p>
+        </w:tc>
+        <w:tc>
+          <w:tcPr>
+            <w:tcW w:type="dxa" w:w="1440"/>
+          </w:tcPr>
+          <w:p>
+            <w:r>
+              <w:t>GARCH(1,3)</w:t>
+            </w:r>
+          </w:p>
+        </w:tc>
+        <w:tc>
+          <w:tcPr>
+            <w:tcW w:type="dxa" w:w="1440"/>
+          </w:tcPr>
+          <w:p>
+            <w:r>
+              <w:t>Normal</w:t>
+            </w:r>
+          </w:p>
+        </w:tc>
+        <w:tc>
+          <w:tcPr>
+            <w:tcW w:type="dxa" w:w="1440"/>
+          </w:tcPr>
+          <w:p>
+            <w:r>
+              <w:t>1.5490</w:t>
+            </w:r>
+          </w:p>
+        </w:tc>
+        <w:tc>
+          <w:tcPr>
+            <w:tcW w:type="dxa" w:w="1440"/>
+          </w:tcPr>
+          <w:p>
+            <w:r>
+              <w:t>1.5796</w:t>
+            </w:r>
+          </w:p>
+        </w:tc>
+      </w:tr>
+      <w:tr>
+        <w:tc>
+          <w:tcPr>
+            <w:tcW w:type="dxa" w:w="1440"/>
+          </w:tcPr>
+          <w:p>
+            <w:r>
+              <w:t>USD</w:t>
+            </w:r>
+          </w:p>
+        </w:tc>
+        <w:tc>
+          <w:tcPr>
+            <w:tcW w:type="dxa" w:w="1440"/>
+          </w:tcPr>
+          <w:p>
+            <w:r>
+              <w:t>ARMA(0,0)</w:t>
+            </w:r>
+          </w:p>
+        </w:tc>
+        <w:tc>
+          <w:tcPr>
+            <w:tcW w:type="dxa" w:w="1440"/>
+          </w:tcPr>
+          <w:p>
+            <w:r>
+              <w:t>GARCH(3,3)</w:t>
+            </w:r>
+          </w:p>
+        </w:tc>
+        <w:tc>
+          <w:tcPr>
+            <w:tcW w:type="dxa" w:w="1440"/>
+          </w:tcPr>
+          <w:p>
+            <w:r>
+              <w:t>Normal</w:t>
+            </w:r>
+          </w:p>
+        </w:tc>
+        <w:tc>
+          <w:tcPr>
+            <w:tcW w:type="dxa" w:w="1440"/>
+          </w:tcPr>
+          <w:p>
+            <w:r>
+              <w:t>1.8398</w:t>
+            </w:r>
+          </w:p>
+        </w:tc>
+        <w:tc>
+          <w:tcPr>
+            <w:tcW w:type="dxa" w:w="1440"/>
+          </w:tcPr>
+          <w:p>
+            <w:r>
+              <w:t>1.8620</w:t>
+            </w:r>
+          </w:p>
+        </w:tc>
+      </w:tr>
+      <w:tr>
+        <w:tc>
+          <w:tcPr>
+            <w:tcW w:type="dxa" w:w="1440"/>
+          </w:tcPr>
+          <w:p>
+            <w:r>
+              <w:t>TWI</w:t>
+            </w:r>
+          </w:p>
+        </w:tc>
+        <w:tc>
+          <w:tcPr>
+            <w:tcW w:type="dxa" w:w="1440"/>
+          </w:tcPr>
+          <w:p>
+            <w:r>
+              <w:t>ARMA(1,0)</w:t>
+            </w:r>
+          </w:p>
+        </w:tc>
+        <w:tc>
+          <w:tcPr>
+            <w:tcW w:type="dxa" w:w="1440"/>
+          </w:tcPr>
+          <w:p>
+            <w:r>
+              <w:t>GARCH(1,3)</w:t>
+            </w:r>
+          </w:p>
+        </w:tc>
+        <w:tc>
+          <w:tcPr>
+            <w:tcW w:type="dxa" w:w="1440"/>
+          </w:tcPr>
+          <w:p>
+            <w:r>
+              <w:t>Normal</w:t>
+            </w:r>
+          </w:p>
+        </w:tc>
+        <w:tc>
+          <w:tcPr>
+            <w:tcW w:type="dxa" w:w="1440"/>
+          </w:tcPr>
+          <w:p>
+            <w:r>
+              <w:t>1.3099</w:t>
+            </w:r>
+          </w:p>
+        </w:tc>
+        <w:tc>
+          <w:tcPr>
+            <w:tcW w:type="dxa" w:w="1440"/>
+          </w:tcPr>
+          <w:p>
+            <w:r>
+              <w:t>1.3294</w:t>
+            </w:r>
+          </w:p>
+        </w:tc>
+      </w:tr>
+      <w:tr>
+        <w:tc>
+          <w:tcPr>
+            <w:tcW w:type="dxa" w:w="1440"/>
+          </w:tcPr>
+          <w:p>
+            <w:r>
+              <w:t>SDR</w:t>
+            </w:r>
+          </w:p>
+        </w:tc>
+        <w:tc>
+          <w:tcPr>
+            <w:tcW w:type="dxa" w:w="1440"/>
+          </w:tcPr>
+          <w:p>
+            <w:r>
+              <w:t>ARMA(0,1)</w:t>
+            </w:r>
+          </w:p>
+        </w:tc>
+        <w:tc>
+          <w:tcPr>
+            <w:tcW w:type="dxa" w:w="1440"/>
+          </w:tcPr>
+          <w:p>
+            <w:r>
+              <w:t>GARCH(4,4)</w:t>
+            </w:r>
+          </w:p>
+        </w:tc>
+        <w:tc>
+          <w:tcPr>
+            <w:tcW w:type="dxa" w:w="1440"/>
+          </w:tcPr>
+          <w:p>
+            <w:r>
+              <w:t>Normal</w:t>
+            </w:r>
+          </w:p>
+        </w:tc>
+        <w:tc>
+          <w:tcPr>
+            <w:tcW w:type="dxa" w:w="1440"/>
+          </w:tcPr>
+          <w:p>
+            <w:r>
+              <w:t>1.8309</w:t>
+            </w:r>
+          </w:p>
+        </w:tc>
+        <w:tc>
+          <w:tcPr>
+            <w:tcW w:type="dxa" w:w="1440"/>
+          </w:tcPr>
+          <w:p>
+            <w:r>
+              <w:t>1.8615</w:t>
+            </w:r>
+          </w:p>
+        </w:tc>
+      </w:tr>
+    </w:tbl>
+    <w:p/>
+    <w:p>
+      <w:r>
+        <w:t>Key estimated coefficients:</w:t>
+      </w:r>
+    </w:p>
+    <w:tbl>
+      <w:tblPr>
+        <w:tblStyle w:val="TableGrid"/>
+        <w:tblW w:type="auto" w:w="0"/>
+        <w:tblLook w:firstColumn="1" w:firstRow="1" w:lastColumn="0" w:lastRow="0" w:noHBand="0" w:noVBand="1" w:val="04A0"/>
+      </w:tblPr>
+      <w:tblGrid>
+        <w:gridCol w:w="1234"/>
+        <w:gridCol w:w="1234"/>
+        <w:gridCol w:w="1234"/>
+        <w:gridCol w:w="1234"/>
+        <w:gridCol w:w="1234"/>
+        <w:gridCol w:w="1234"/>
+        <w:gridCol w:w="1234"/>
+      </w:tblGrid>
+      <w:tr>
+        <w:tc>
+          <w:tcPr>
+            <w:tcW w:type="dxa" w:w="1234"/>
+          </w:tcPr>
+          <w:p>
+            <w:r>
+              <w:rPr>
+                <w:b/>
+              </w:rPr>
+              <w:t>Currency</w:t>
+            </w:r>
+          </w:p>
+        </w:tc>
+        <w:tc>
+          <w:tcPr>
+            <w:tcW w:type="dxa" w:w="1234"/>
+          </w:tcPr>
+          <w:p>
+            <w:r>
+              <w:rPr>
+                <w:b/>
+                <w:i/>
+              </w:rPr>
+              <w:t>μ</w:t>
+            </w:r>
+          </w:p>
+        </w:tc>
+        <w:tc>
+          <w:tcPr>
+            <w:tcW w:type="dxa" w:w="1234"/>
+          </w:tcPr>
+          <w:p>
+            <w:r>
+              <w:rPr>
+                <w:b/>
+              </w:rPr>
+              <w:t>AR terms</w:t>
+            </w:r>
+          </w:p>
+        </w:tc>
+        <w:tc>
+          <w:tcPr>
+            <w:tcW w:type="dxa" w:w="1234"/>
+          </w:tcPr>
+          <w:p>
+            <w:r>
+              <w:rPr>
+                <w:b/>
+              </w:rPr>
+              <w:t>MA terms</w:t>
+            </w:r>
+          </w:p>
+        </w:tc>
+        <w:tc>
+          <w:tcPr>
+            <w:tcW w:type="dxa" w:w="1234"/>
+          </w:tcPr>
+          <w:p>
+            <w:r>
+              <w:rPr>
+                <w:b/>
+                <w:i/>
+              </w:rPr>
+              <w:t>ω</w:t>
+            </w:r>
+          </w:p>
+        </w:tc>
+        <w:tc>
+          <w:tcPr>
+            <w:tcW w:type="dxa" w:w="1234"/>
+          </w:tcPr>
+          <w:p>
+            <w:r>
+              <w:rPr>
+                <w:b/>
+              </w:rPr>
+              <w:t>ARCH terms</w:t>
+            </w:r>
+          </w:p>
+        </w:tc>
+        <w:tc>
+          <w:tcPr>
+            <w:tcW w:type="dxa" w:w="1234"/>
+          </w:tcPr>
+          <w:p>
+            <w:r>
+              <w:rPr>
+                <w:b/>
+              </w:rPr>
+              <w:t>GARCH terms</w:t>
+            </w:r>
+          </w:p>
+        </w:tc>
+      </w:tr>
+      <w:tr>
+        <w:tc>
+          <w:tcPr>
+            <w:tcW w:type="dxa" w:w="1234"/>
+          </w:tcPr>
+          <w:p>
+            <w:r>
+              <w:t>CNY</w:t>
+            </w:r>
+          </w:p>
+        </w:tc>
+        <w:tc>
+          <w:tcPr>
+            <w:tcW w:type="dxa" w:w="1234"/>
+          </w:tcPr>
+          <w:p>
+            <w:r>
+              <w:t>−0.0041</w:t>
+            </w:r>
+          </w:p>
+        </w:tc>
+        <w:tc>
+          <w:tcPr>
+            <w:tcW w:type="dxa" w:w="1234"/>
+          </w:tcPr>
+          <w:p>
+            <w:r>
+              <w:rPr>
+                <w:i/>
+              </w:rPr>
+              <w:t>φ₁ = 1.8724</w:t>
+            </w:r>
+            <w:r>
+              <w:t xml:space="preserve">, </w:t>
+            </w:r>
+            <w:r>
+              <w:rPr>
+                <w:i/>
+              </w:rPr>
+              <w:t>φ₂ = −0.8741</w:t>
+            </w:r>
+          </w:p>
+        </w:tc>
+        <w:tc>
+          <w:tcPr>
+            <w:tcW w:type="dxa" w:w="1234"/>
+          </w:tcPr>
+          <w:p>
+            <w:r>
+              <w:rPr>
+                <w:i/>
+              </w:rPr>
+              <w:t>θ₁ = −1.9067</w:t>
+            </w:r>
+            <w:r>
+              <w:t xml:space="preserve">, </w:t>
+            </w:r>
+            <w:r>
+              <w:rPr>
+                <w:i/>
+              </w:rPr>
+              <w:t>θ₂ = 0.8956</w:t>
+            </w:r>
+            <w:r>
+              <w:t xml:space="preserve">, </w:t>
+            </w:r>
+            <w:r>
+              <w:rPr>
+                <w:i/>
+              </w:rPr>
+              <w:t>θ₃ = 0.0109</w:t>
+            </w:r>
+          </w:p>
+        </w:tc>
+        <w:tc>
+          <w:tcPr>
+            <w:tcW w:type="dxa" w:w="1234"/>
+          </w:tcPr>
+          <w:p>
+            <w:r>
+              <w:t>0.0278</w:t>
+            </w:r>
+          </w:p>
+        </w:tc>
+        <w:tc>
+          <w:tcPr>
+            <w:tcW w:type="dxa" w:w="1234"/>
+          </w:tcPr>
+          <w:p>
+            <w:r>
+              <w:rPr>
+                <w:i/>
+              </w:rPr>
+              <w:t>α₁ = 0.2034</w:t>
+            </w:r>
+          </w:p>
+        </w:tc>
+        <w:tc>
+          <w:tcPr>
+            <w:tcW w:type="dxa" w:w="1234"/>
+          </w:tcPr>
+          <w:p>
+            <w:r>
+              <w:rPr>
+                <w:i/>
+              </w:rPr>
+              <w:t>β₁ = 0.1132</w:t>
+            </w:r>
+            <w:r>
+              <w:t xml:space="preserve">, </w:t>
+            </w:r>
+            <w:r>
+              <w:rPr>
+                <w:i/>
+              </w:rPr>
+              <w:t>β₂ = 0.2223</w:t>
+            </w:r>
+            <w:r>
+              <w:t xml:space="preserve">, </w:t>
+            </w:r>
+            <w:r>
+              <w:rPr>
+                <w:i/>
+              </w:rPr>
+              <w:t>β₃ = 0.3736</w:t>
+            </w:r>
+          </w:p>
+        </w:tc>
+      </w:tr>
+      <w:tr>
+        <w:tc>
+          <w:tcPr>
+            <w:tcW w:type="dxa" w:w="1234"/>
+          </w:tcPr>
+          <w:p>
+            <w:r>
+              <w:t>USD</w:t>
+            </w:r>
+          </w:p>
+        </w:tc>
+        <w:tc>
+          <w:tcPr>
+            <w:tcW w:type="dxa" w:w="1234"/>
+          </w:tcPr>
+          <w:p>
+            <w:r>
+              <w:t>−0.0104</w:t>
+            </w:r>
+          </w:p>
+        </w:tc>
+        <w:tc>
+          <w:tcPr>
+            <w:tcW w:type="dxa" w:w="1234"/>
+          </w:tcPr>
+          <w:p>
+            <w:r>
+              <w:t>none</w:t>
+            </w:r>
+          </w:p>
+        </w:tc>
+        <w:tc>
+          <w:tcPr>
+            <w:tcW w:type="dxa" w:w="1234"/>
+          </w:tcPr>
+          <w:p>
+            <w:r>
+              <w:t>none</w:t>
+            </w:r>
+          </w:p>
+        </w:tc>
+        <w:tc>
+          <w:tcPr>
+            <w:tcW w:type="dxa" w:w="1234"/>
+          </w:tcPr>
+          <w:p>
+            <w:r>
+              <w:t>0.0206</w:t>
+            </w:r>
+          </w:p>
+        </w:tc>
+        <w:tc>
+          <w:tcPr>
+            <w:tcW w:type="dxa" w:w="1234"/>
+          </w:tcPr>
+          <w:p>
+            <w:r>
+              <w:rPr>
+                <w:i/>
+              </w:rPr>
+              <w:t>α₁ = 0.1359</w:t>
+            </w:r>
+            <w:r>
+              <w:t xml:space="preserve">, </w:t>
+            </w:r>
+            <w:r>
+              <w:rPr>
+                <w:i/>
+              </w:rPr>
+              <w:t>α₂ = 0.0090</w:t>
+            </w:r>
+            <w:r>
+              <w:t xml:space="preserve">, </w:t>
+            </w:r>
+            <w:r>
+              <w:rPr>
+                <w:i/>
+              </w:rPr>
+              <w:t>α₃ = 0.0139</w:t>
+            </w:r>
+          </w:p>
+        </w:tc>
+        <w:tc>
+          <w:tcPr>
+            <w:tcW w:type="dxa" w:w="1234"/>
+          </w:tcPr>
+          <w:p>
+            <w:r>
+              <w:rPr>
+                <w:i/>
+              </w:rPr>
+              <w:t>β₁ = 0.0000</w:t>
+            </w:r>
+            <w:r>
+              <w:t xml:space="preserve">, </w:t>
+            </w:r>
+            <w:r>
+              <w:rPr>
+                <w:i/>
+              </w:rPr>
+              <w:t>β₂ = 0.3324</w:t>
+            </w:r>
+            <w:r>
+              <w:t xml:space="preserve">, </w:t>
+            </w:r>
+            <w:r>
+              <w:rPr>
+                <w:i/>
+              </w:rPr>
+              <w:t>β₃ = 0.4616</w:t>
+            </w:r>
+          </w:p>
+        </w:tc>
+      </w:tr>
+      <w:tr>
+        <w:tc>
+          <w:tcPr>
+            <w:tcW w:type="dxa" w:w="1234"/>
+          </w:tcPr>
+          <w:p>
+            <w:r>
+              <w:t>TWI</w:t>
+            </w:r>
+          </w:p>
+        </w:tc>
+        <w:tc>
+          <w:tcPr>
+            <w:tcW w:type="dxa" w:w="1234"/>
+          </w:tcPr>
+          <w:p>
+            <w:r>
+              <w:t>−0.0029</w:t>
+            </w:r>
+          </w:p>
+        </w:tc>
+        <w:tc>
+          <w:tcPr>
+            <w:tcW w:type="dxa" w:w="1234"/>
+          </w:tcPr>
+          <w:p>
+            <w:r>
+              <w:rPr>
+                <w:i/>
+              </w:rPr>
+              <w:t>φ₁ = −0.0442</w:t>
+            </w:r>
+          </w:p>
+        </w:tc>
+        <w:tc>
+          <w:tcPr>
+            <w:tcW w:type="dxa" w:w="1234"/>
+          </w:tcPr>
+          <w:p>
+            <w:r>
+              <w:t>none</w:t>
+            </w:r>
+          </w:p>
+        </w:tc>
+        <w:tc>
+          <w:tcPr>
+            <w:tcW w:type="dxa" w:w="1234"/>
+          </w:tcPr>
+          <w:p>
+            <w:r>
+              <w:t>0.0246</w:t>
+            </w:r>
+          </w:p>
+        </w:tc>
+        <w:tc>
+          <w:tcPr>
+            <w:tcW w:type="dxa" w:w="1234"/>
+          </w:tcPr>
+          <w:p>
+            <w:r>
+              <w:rPr>
+                <w:i/>
+              </w:rPr>
+              <w:t>α₁ = 0.1972</w:t>
+            </w:r>
+          </w:p>
+        </w:tc>
+        <w:tc>
+          <w:tcPr>
+            <w:tcW w:type="dxa" w:w="1234"/>
+          </w:tcPr>
+          <w:p>
+            <w:r>
+              <w:rPr>
+                <w:i/>
+              </w:rPr>
+              <w:t>β₁ = 0.0897</w:t>
+            </w:r>
+            <w:r>
+              <w:t xml:space="preserve">, </w:t>
+            </w:r>
+            <w:r>
+              <w:rPr>
+                <w:i/>
+              </w:rPr>
+              <w:t>β₂ = 0.1895</w:t>
+            </w:r>
+            <w:r>
+              <w:t xml:space="preserve">, </w:t>
+            </w:r>
+            <w:r>
+              <w:rPr>
+                <w:i/>
+              </w:rPr>
+              <w:t>β₃ = 0.4241</w:t>
+            </w:r>
+          </w:p>
+        </w:tc>
+      </w:tr>
+      <w:tr>
+        <w:tc>
+          <w:tcPr>
+            <w:tcW w:type="dxa" w:w="1234"/>
+          </w:tcPr>
+          <w:p>
+            <w:r>
+              <w:t>SDR</w:t>
+            </w:r>
+          </w:p>
+        </w:tc>
+        <w:tc>
+          <w:tcPr>
+            <w:tcW w:type="dxa" w:w="1234"/>
+          </w:tcPr>
+          <w:p>
+            <w:r>
+              <w:t>−0.0050</w:t>
+            </w:r>
+          </w:p>
+        </w:tc>
+        <w:tc>
+          <w:tcPr>
+            <w:tcW w:type="dxa" w:w="1234"/>
+          </w:tcPr>
+          <w:p>
+            <w:r>
+              <w:t>none</w:t>
+            </w:r>
+          </w:p>
+        </w:tc>
+        <w:tc>
+          <w:tcPr>
+            <w:tcW w:type="dxa" w:w="1234"/>
+          </w:tcPr>
+          <w:p>
+            <w:r>
+              <w:rPr>
+                <w:i/>
+              </w:rPr>
+              <w:t>θ₁ = −0.1911</w:t>
+            </w:r>
+          </w:p>
+        </w:tc>
+        <w:tc>
+          <w:tcPr>
+            <w:tcW w:type="dxa" w:w="1234"/>
+          </w:tcPr>
+          <w:p>
+            <w:r>
+              <w:t>0.0342</w:t>
+            </w:r>
+          </w:p>
+        </w:tc>
+        <w:tc>
+          <w:tcPr>
+            <w:tcW w:type="dxa" w:w="1234"/>
+          </w:tcPr>
+          <w:p>
+            <w:r>
+              <w:rPr>
+                <w:i/>
+              </w:rPr>
+              <w:t>α₁ = 0.1305</w:t>
+            </w:r>
+            <w:r>
+              <w:t xml:space="preserve">, </w:t>
+            </w:r>
+            <w:r>
+              <w:rPr>
+                <w:i/>
+              </w:rPr>
+              <w:t>α₂ = 0.0000</w:t>
+            </w:r>
+            <w:r>
+              <w:t xml:space="preserve">, </w:t>
+            </w:r>
+            <w:r>
+              <w:rPr>
+                <w:i/>
+              </w:rPr>
+              <w:t>α₃ = 0.0619</w:t>
+            </w:r>
+            <w:r>
+              <w:t xml:space="preserve">, </w:t>
+            </w:r>
+            <w:r>
+              <w:rPr>
+                <w:i/>
+              </w:rPr>
+              <w:t>α₄ = 0.0769</w:t>
+            </w:r>
+          </w:p>
+        </w:tc>
+        <w:tc>
+          <w:tcPr>
+            <w:tcW w:type="dxa" w:w="1234"/>
+          </w:tcPr>
+          <w:p>
+            <w:r>
+              <w:rPr>
+                <w:i/>
+              </w:rPr>
+              <w:t>β₁ = 0.0000</w:t>
+            </w:r>
+            <w:r>
+              <w:t xml:space="preserve">, </w:t>
+            </w:r>
+            <w:r>
+              <w:rPr>
+                <w:i/>
+              </w:rPr>
+              <w:t>β₂ = 0.0000</w:t>
+            </w:r>
+            <w:r>
+              <w:t xml:space="preserve">, </w:t>
+            </w:r>
+            <w:r>
+              <w:rPr>
+                <w:i/>
+              </w:rPr>
+              <w:t>β₃ = 0.1994</w:t>
+            </w:r>
+            <w:r>
+              <w:t xml:space="preserve">, </w:t>
+            </w:r>
+            <w:r>
+              <w:rPr>
+                <w:i/>
+              </w:rPr>
+              <w:t>β₄ = 0.4556</w:t>
+            </w:r>
+          </w:p>
+        </w:tc>
+      </w:tr>
+    </w:tbl>
+    <w:p/>
+    <w:p>
+      <w:r>
+        <w:t>Across all four currencies, the ARCH and GARCH coefficients sum to values close to one, reflecting highly persistent conditional volatility. Persistence stays below one in every case, which is what allows the long-run variance calculations in Question 7 to go through.</w:t>
+      </w:r>
+    </w:p>
+    <w:p>
+      <w:pPr>
+        <w:pStyle w:val="Heading3"/>
+      </w:pPr>
+      <w:r>
+        <w:t>Diagnostics and Volatility Plots</w:t>
+      </w:r>
+    </w:p>
+    <w:p>
+      <w:r>
+        <w:t>Ljung-Box results for the final models:</w:t>
+      </w:r>
+    </w:p>
+    <w:tbl>
+      <w:tblPr>
+        <w:tblStyle w:val="TableGrid"/>
+        <w:tblW w:type="auto" w:w="0"/>
+        <w:tblLook w:firstColumn="1" w:firstRow="1" w:lastColumn="0" w:lastRow="0" w:noHBand="0" w:noVBand="1" w:val="04A0"/>
+      </w:tblPr>
+      <w:tblGrid>
+        <w:gridCol w:w="2880"/>
+        <w:gridCol w:w="2880"/>
+        <w:gridCol w:w="2880"/>
+      </w:tblGrid>
+      <w:tr>
+        <w:tc>
+          <w:tcPr>
+            <w:tcW w:type="dxa" w:w="2880"/>
+          </w:tcPr>
+          <w:p>
+            <w:r>
+              <w:rPr>
+                <w:b/>
+              </w:rPr>
+              <w:t>Currency</w:t>
+            </w:r>
+          </w:p>
+        </w:tc>
+        <w:tc>
+          <w:tcPr>
+            <w:tcW w:type="dxa" w:w="2880"/>
+          </w:tcPr>
+          <w:p>
+            <w:r>
+              <w:rPr>
+                <w:b/>
+              </w:rPr>
+              <w:t>LB on Std. Residuals</w:t>
+            </w:r>
+          </w:p>
+        </w:tc>
+        <w:tc>
+          <w:tcPr>
+            <w:tcW w:type="dxa" w:w="2880"/>
+          </w:tcPr>
+          <w:p>
+            <w:r>
+              <w:rPr>
+                <w:b/>
+              </w:rPr>
+              <w:t>LB on Sq. Std. Residuals</w:t>
+            </w:r>
+          </w:p>
+        </w:tc>
+      </w:tr>
+      <w:tr>
+        <w:tc>
+          <w:tcPr>
+            <w:tcW w:type="dxa" w:w="2880"/>
+          </w:tcPr>
+          <w:p>
+            <w:r>
+              <w:t>CNY</w:t>
+            </w:r>
+          </w:p>
+        </w:tc>
+        <w:tc>
+          <w:tcPr>
+            <w:tcW w:type="dxa" w:w="2880"/>
+          </w:tcPr>
+          <w:p>
+            <w:r>
+              <w:t>0.0749</w:t>
+            </w:r>
+          </w:p>
+        </w:tc>
+        <w:tc>
+          <w:tcPr>
+            <w:tcW w:type="dxa" w:w="2880"/>
+          </w:tcPr>
+          <w:p>
+            <w:r>
+              <w:t>0.1857</w:t>
+            </w:r>
+          </w:p>
+        </w:tc>
+      </w:tr>
+      <w:tr>
+        <w:tc>
+          <w:tcPr>
+            <w:tcW w:type="dxa" w:w="2880"/>
+          </w:tcPr>
+          <w:p>
+            <w:r>
+              <w:t>USD</w:t>
+            </w:r>
+          </w:p>
+        </w:tc>
+        <w:tc>
+          <w:tcPr>
+            <w:tcW w:type="dxa" w:w="2880"/>
+          </w:tcPr>
+          <w:p>
+            <w:r>
+              <w:t>0.7008</w:t>
+            </w:r>
+          </w:p>
+        </w:tc>
+        <w:tc>
+          <w:tcPr>
+            <w:tcW w:type="dxa" w:w="2880"/>
+          </w:tcPr>
+          <w:p>
+            <w:r>
+              <w:t>0.0509</w:t>
+            </w:r>
+          </w:p>
+        </w:tc>
+      </w:tr>
+      <w:tr>
+        <w:tc>
+          <w:tcPr>
+            <w:tcW w:type="dxa" w:w="2880"/>
+          </w:tcPr>
+          <w:p>
+            <w:r>
+              <w:t>TWI</w:t>
+            </w:r>
+          </w:p>
+        </w:tc>
+        <w:tc>
+          <w:tcPr>
+            <w:tcW w:type="dxa" w:w="2880"/>
+          </w:tcPr>
+          <w:p>
+            <w:r>
+              <w:t>0.5560</w:t>
+            </w:r>
+          </w:p>
+        </w:tc>
+        <w:tc>
+          <w:tcPr>
+            <w:tcW w:type="dxa" w:w="2880"/>
+          </w:tcPr>
+          <w:p>
+            <w:r>
+              <w:t>0.2421</w:t>
+            </w:r>
+          </w:p>
+        </w:tc>
+      </w:tr>
+      <w:tr>
+        <w:tc>
+          <w:tcPr>
+            <w:tcW w:type="dxa" w:w="2880"/>
+          </w:tcPr>
+          <w:p>
+            <w:r>
+              <w:t>SDR</w:t>
+            </w:r>
+          </w:p>
+        </w:tc>
+        <w:tc>
+          <w:tcPr>
+            <w:tcW w:type="dxa" w:w="2880"/>
+          </w:tcPr>
+          <w:p>
+            <w:r>
+              <w:t>0.9189</w:t>
+            </w:r>
+          </w:p>
+        </w:tc>
+        <w:tc>
+          <w:tcPr>
+            <w:tcW w:type="dxa" w:w="2880"/>
+          </w:tcPr>
+          <w:p>
+            <w:r>
+              <w:t>0.1508</w:t>
+            </w:r>
+          </w:p>
+        </w:tc>
+      </w:tr>
+    </w:tbl>
+    <w:p/>
+    <w:p>
+      <w:r>
+        <w:t xml:space="preserve">All four models pass the Ljung-Box check on standardised residuals, indicating adequate mean equations. The squared-residual tests also pass at the 5% level for all currencies. TWI and SDR clear both comfortably, and the revised CNY specification performs better than earlier iterations. USD remains the most borderline case under the symmetric Normal GARCH constraint. Heavier-tailed symmetric alternatives were considered, but despite better information criteria they left noticeably stronger ARCH effects in the residuals. Asymmetric specifications like </w:t>
+      </w:r>
+      <w:r>
+        <w:rPr>
+          <w:i/>
+        </w:rPr>
+        <w:t>gjrGARCH</w:t>
+      </w:r>
+      <w:r>
+        <w:t xml:space="preserve"> improved the USD diagnostics further, but are not reported given the question is framed specifically around </w:t>
+      </w:r>
+      <w:r>
+        <w:rPr>
+          <w:i/>
+        </w:rPr>
+        <w:t>ARMA-GARCH</w:t>
+      </w:r>
+      <w:r>
+        <w:t xml:space="preserve">. Under that constraint, </w:t>
+      </w:r>
+      <w:r>
+        <w:rPr>
+          <w:i/>
+        </w:rPr>
+        <w:t>ARMA(0,0)-GARCH(3,3)</w:t>
+      </w:r>
+      <w:r>
+        <w:t xml:space="preserve"> remains the most defensible USD choice.</w:t>
+      </w:r>
+    </w:p>
+    <w:p>
+      <w:r>
+        <w:t xml:space="preserve">Accordingly, the four specifications reported above are the final set of best adequate symmetric </w:t>
+      </w:r>
+      <w:r>
+        <w:rPr>
+          <w:i/>
+        </w:rPr>
+        <w:t>ARMA-GARCH</w:t>
+      </w:r>
+      <w:r>
+        <w:t xml:space="preserve"> models for Question 6.</w:t>
       </w:r>
     </w:p>
     <w:p>
@@ -6090,7 +5910,7 @@
               <a:graphicData uri="http://schemas.openxmlformats.org/drawingml/2006/picture">
                 <pic:pic>
                   <pic:nvPicPr>
-                    <pic:cNvPr id="0" name="fig6_vol_TWI.png"/>
+                    <pic:cNvPr id="0" name="fig6_vol_CNY.png"/>
                     <pic:cNvPicPr/>
                   </pic:nvPicPr>
                   <pic:blipFill>
@@ -6129,7 +5949,7 @@
               <a:graphicData uri="http://schemas.openxmlformats.org/drawingml/2006/picture">
                 <pic:pic>
                   <pic:nvPicPr>
-                    <pic:cNvPr id="0" name="fig6_vol_SDR.png"/>
+                    <pic:cNvPr id="0" name="fig6_vol_USD.png"/>
                     <pic:cNvPicPr/>
                   </pic:nvPicPr>
                   <pic:blipFill>
@@ -6157,12 +5977,90 @@
         <w:jc w:val="center"/>
       </w:pPr>
       <w:r>
-        <w:t>Figures 8–11: , , ,</w:t>
+        <w:drawing>
+          <wp:inline xmlns:a="http://schemas.openxmlformats.org/drawingml/2006/main" xmlns:pic="http://schemas.openxmlformats.org/drawingml/2006/picture">
+            <wp:extent cx="5852160" cy="1950720"/>
+            <wp:docPr id="12" name="Picture 12"/>
+            <wp:cNvGraphicFramePr>
+              <a:graphicFrameLocks noChangeAspect="1"/>
+            </wp:cNvGraphicFramePr>
+            <a:graphic>
+              <a:graphicData uri="http://schemas.openxmlformats.org/drawingml/2006/picture">
+                <pic:pic>
+                  <pic:nvPicPr>
+                    <pic:cNvPr id="0" name="fig6_vol_TWI.png"/>
+                    <pic:cNvPicPr/>
+                  </pic:nvPicPr>
+                  <pic:blipFill>
+                    <a:blip r:embed="rId20"/>
+                    <a:stretch>
+                      <a:fillRect/>
+                    </a:stretch>
+                  </pic:blipFill>
+                  <pic:spPr>
+                    <a:xfrm>
+                      <a:off x="0" y="0"/>
+                      <a:ext cx="5852160" cy="1950720"/>
+                    </a:xfrm>
+                    <a:prstGeom prst="rect"/>
+                  </pic:spPr>
+                </pic:pic>
+              </a:graphicData>
+            </a:graphic>
+          </wp:inline>
+        </w:drawing>
       </w:r>
     </w:p>
     <w:p>
-      <w:r>
-        <w:t>All four conditional volatility series spike sharply during the COVID-19 episode in March 2020, then gradually decay. The TWI series is visibly the smoothest and least reactive, while USD and SDR show the largest and most persistent volatility bursts. This aligns well with the sample-variance evidence in Question 5 and supports the view that TWI is the most stable of the four exchange-rate return series.</w:t>
+      <w:pPr>
+        <w:jc w:val="center"/>
+      </w:pPr>
+      <w:r>
+        <w:drawing>
+          <wp:inline xmlns:a="http://schemas.openxmlformats.org/drawingml/2006/main" xmlns:pic="http://schemas.openxmlformats.org/drawingml/2006/picture">
+            <wp:extent cx="5852160" cy="1950720"/>
+            <wp:docPr id="13" name="Picture 13"/>
+            <wp:cNvGraphicFramePr>
+              <a:graphicFrameLocks noChangeAspect="1"/>
+            </wp:cNvGraphicFramePr>
+            <a:graphic>
+              <a:graphicData uri="http://schemas.openxmlformats.org/drawingml/2006/picture">
+                <pic:pic>
+                  <pic:nvPicPr>
+                    <pic:cNvPr id="0" name="fig6_vol_SDR.png"/>
+                    <pic:cNvPicPr/>
+                  </pic:nvPicPr>
+                  <pic:blipFill>
+                    <a:blip r:embed="rId21"/>
+                    <a:stretch>
+                      <a:fillRect/>
+                    </a:stretch>
+                  </pic:blipFill>
+                  <pic:spPr>
+                    <a:xfrm>
+                      <a:off x="0" y="0"/>
+                      <a:ext cx="5852160" cy="1950720"/>
+                    </a:xfrm>
+                    <a:prstGeom prst="rect"/>
+                  </pic:spPr>
+                </pic:pic>
+              </a:graphicData>
+            </a:graphic>
+          </wp:inline>
+        </w:drawing>
+      </w:r>
+    </w:p>
+    <w:p>
+      <w:pPr>
+        <w:jc w:val="center"/>
+      </w:pPr>
+      <w:r>
+        <w:t>Figures 10-13</w:t>
+      </w:r>
+    </w:p>
+    <w:p>
+      <w:r>
+        <w:t>All four conditional volatility series spike sharply around the COVID-19 shock in March 2020 and then decay slowly. TWI is the smoothest and least reactive throughout, while USD and SDR show the largest and most prolonged volatility bursts. This is consistent with the sample-variance evidence from Question 5 and reinforces the view that TWI is the most stable of the four return series.</w:t>
       </w:r>
     </w:p>
     <w:p>
@@ -6180,7 +6078,7 @@
     </w:p>
     <w:p>
       <w:r>
-        <w:t>For the symmetric GARCH models selected in Question 6, the unconditional variance exists when:</w:t>
+        <w:t>For the symmetric GARCH models from Question 6, the unconditional variance exists when:</w:t>
       </w:r>
     </w:p>
     <w:p>
@@ -6222,7 +6120,7 @@
     </w:p>
     <w:p>
       <w:r>
-        <w:t>When that condition holds, the unconditional variance is:</w:t>
+        <w:t>When that condition holds, the unconditional variance is given by:</w:t>
       </w:r>
     </w:p>
     <w:p>
@@ -6579,12 +6477,12 @@
     <w:p/>
     <w:p>
       <w:r>
-        <w:t>All four persistence measures are below 1, so finite unconditional variances exist for every currency. The persistence values are still high, especially for USD and SDR, so volatility shocks decay slowly even though the long-run variance is well defined.</w:t>
+        <w:t>Persistence is below one in all four cases, so each currency has a finite unconditional variance. The values are still high, especially for USD and SDR, meaning volatility shocks take quite a while to decay even though the long-run variance is well defined.</w:t>
       </w:r>
     </w:p>
     <w:p>
       <w:r>
-        <w:t>Comparing these model-implied variances with the sample variances from Question 5 gives a useful diagnostic. For CNY and TWI, the unconditional variance is lower than the raw sample variance, which is consistent with the sample being lifted by temporary stress episodes. For USD and SDR, the model-implied and sample variances are almost identical, which suggests the estimated GARCH dynamics reproduce their average volatility very closely. The broad ranking is unchanged: TWI remains the least volatile series, while USD and SDR remain the most volatile.</w:t>
+        <w:t>Comparing the model-implied variances with the sample variances from Question 5 gives a useful cross-check. For CNY and TWI, the GARCH-implied variance comes in below the raw sample figure, which is consistent with stress episodes temporarily inflating observed variability. For USD and SDR the two numbers are nearly identical, suggesting the GARCH dynamics closely replicate average volatility for those currencies. The volatility ranking from Question 5 is unchanged: TWI is still the least volatile series and USD and SDR the most volatile.</w:t>
       </w:r>
     </w:p>
     <w:p>
@@ -6602,7 +6500,7 @@
     </w:p>
     <w:p>
       <w:r>
-        <w:t xml:space="preserve">The probability that the daily return falls below the threshold of 0.01% on 13/01/2026 and 14/01/2026 is computed from the one-step-ahead and two-step-ahead forecasts of the final ARMA-GARCH models selected in Question 6. Returns are defined as </w:t>
+        <w:t xml:space="preserve">The probability that the daily return falls below 0.01% on 13/01/2026 and 14/01/2026 is computed from the one-step-ahead and two-step-ahead conditional forecasts of the ARMA-GARCH models selected in Question 6. Returns are defined as </w:t>
       </w:r>
       <w:r>
         <w:rPr>
@@ -6650,7 +6548,7 @@
         <w:t>)</w:t>
       </w:r>
       <w:r>
-        <w:t>, so they are already expressed in percentage units, and the threshold 0.01% corresponds directly to the value 0.01 in those units. Because all four final models are estimated under Normal errors, the Normal CDF is used here.</w:t>
+        <w:t>, placing them directly in percentage units, so the threshold of 0.01% corresponds to the value 0.01. All four models use Normal errors, so the Normal CDF applies.</w:t>
       </w:r>
     </w:p>
     <w:tbl>
@@ -7089,12 +6987,12 @@
     <w:p/>
     <w:p>
       <w:r>
-        <w:t>All probabilities remain above 0.5 because the threshold is close to zero and the forecast means are negative in every case. When the conditional mean lies below zero, more than half of the Normal forecast distribution will fall below a threshold such as 0.01%.</w:t>
+        <w:t>Every probability exceeds 0.5. This follows directly from the structure of the calculation: the threshold is close to zero and the conditional mean is negative for all four currencies on both days. When the forecast mean sits below zero, the majority of the Normal distribution falls below a near-zero threshold by construction.</w:t>
       </w:r>
     </w:p>
     <w:p>
       <w:r>
-        <w:t xml:space="preserve">A lower probability is preferable from a downside-risk perspective, since it means a smaller chance of earning less than the 0.01% threshold. On </w:t>
+        <w:t xml:space="preserve">From a downside-risk perspective, a lower probability is preferable because it indicates a smaller chance of earning below the 0.01% threshold. On </w:t>
       </w:r>
       <w:r>
         <w:rPr>
@@ -7103,7 +7001,7 @@
         <w:t>13 January 2026</w:t>
       </w:r>
       <w:r>
-        <w:t xml:space="preserve">, the ranking from least to most downside risk is CNY (0.5128), TWI (0.5131), USD (0.5172), SDR (0.5234). On </w:t>
+        <w:t xml:space="preserve">, the ranking from lowest to highest downside risk is CNY (0.5128), TWI (0.5131), USD (0.5172), SDR (0.5234). On </w:t>
       </w:r>
       <w:r>
         <w:rPr>
@@ -7112,21 +7010,21 @@
         <w:t>14 January 2026</w:t>
       </w:r>
       <w:r>
-        <w:t>, the ranking is CNY (0.5108), TWI (0.5122), SDR (0.5122, marginally above TWI at full precision), USD (0.5160).</w:t>
+        <w:t>, it becomes CNY (0.5108), TWI (0.5122), SDR (0.5122, marginally above TWI at full precision), USD (0.5160).</w:t>
       </w:r>
     </w:p>
     <w:p>
       <w:r>
-        <w:t xml:space="preserve">This ranking depends on both the conditional mean and the conditional volatility. The revised CNY model now produces the smallest downside-risk probability on both dates because its forecast mean is closer to zero than before while its forecast volatility remains moderate relative to USD and SDR. TWI still looks attractive because it has the lowest volatility, but CNY edges it out once the full forecast distribution is used. The investment implication is that a risk-averse investor who wants to minimise the probability of falling below 0.01% would choose </w:t>
+        <w:t xml:space="preserve">CNY leads on both dates. Its forecast mean is closer to zero than the others, and its conditional volatility stays moderate relative to USD and SDR. TWI remains attractive given its low volatility, but the full forecast distribution gives CNY the edge. The implication for a risk-averse investor seeking to minimise the probability of falling below 0.01% is clear: </w:t>
       </w:r>
       <w:r>
         <w:rPr>
           <w:b/>
         </w:rPr>
-        <w:t>CNY for both 13 January 2026 and 14 January 2026</w:t>
-      </w:r>
-      <w:r>
-        <w:t>. This also shows why conditional risk measures are more informative than unconditional sample variances alone: the preferred asset depends on the joint behaviour of the conditional mean and conditional variance, not just on average sample volatility.</w:t>
+        <w:t>CNY is the preferred currency for both dates</w:t>
+      </w:r>
+      <w:r>
+        <w:t>. More broadly, this illustrates why conditional risk measures carry more information than unconditional variance summaries. The preferred asset is determined by the joint behaviour of the forecast mean and forecast variance, not by average sample volatility alone.</w:t>
       </w:r>
     </w:p>
     <w:sectPr>

--- a/_extras/ECON3350_Research_Report.docx
+++ b/_extras/ECON3350_Research_Report.docx
@@ -152,7 +152,7 @@
     </w:p>
     <w:p>
       <w:r>
-        <w:t xml:space="preserve">The sample runs from 1959Q1 to 2023Q4 across the USA, giving 260 quarterly observations. The four series are the log price level </w:t>
+        <w:t xml:space="preserve">The sample is the USA quarterly macroeconomic sample from 1959Q1 to 2023Q4, giving 260 observations. In Question 1(a), the log series are </w:t>
       </w:r>
       <w:r>
         <w:rPr>
@@ -168,13 +168,10 @@
         <w:t>t</w:t>
       </w:r>
       <w:r>
-        <w:t xml:space="preserve">, log real GDP per capita </w:t>
-      </w:r>
-      <w:r>
         <w:rPr>
           <w:i/>
         </w:rPr>
-        <w:t>y</w:t>
+        <w:t xml:space="preserve"> = log(P</w:t>
       </w:r>
       <w:r>
         <w:rPr>
@@ -184,13 +181,19 @@
         <w:t>t</w:t>
       </w:r>
       <w:r>
-        <w:t xml:space="preserve">, log real consumption </w:t>
-      </w:r>
-      <w:r>
         <w:rPr>
           <w:i/>
         </w:rPr>
-        <w:t>c</w:t>
+        <w:t>)</w:t>
+      </w:r>
+      <w:r>
+        <w:t xml:space="preserve">, </w:t>
+      </w:r>
+      <w:r>
+        <w:rPr>
+          <w:i/>
+        </w:rPr>
+        <w:t>y</w:t>
       </w:r>
       <w:r>
         <w:rPr>
@@ -200,13 +203,10 @@
         <w:t>t</w:t>
       </w:r>
       <w:r>
-        <w:t xml:space="preserve">, and the nominal 3-month T-bill rate </w:t>
-      </w:r>
-      <w:r>
         <w:rPr>
           <w:i/>
         </w:rPr>
-        <w:t>r</w:t>
+        <w:t xml:space="preserve"> = log(Y</w:t>
       </w:r>
       <w:r>
         <w:rPr>
@@ -216,18 +216,19 @@
         <w:t>t</w:t>
       </w:r>
       <w:r>
-        <w:t>.</w:t>
-      </w:r>
-    </w:p>
-    <w:p>
-      <w:r>
-        <w:t xml:space="preserve">Looking at the level plots first, all three of </w:t>
-      </w:r>
-      <w:r>
         <w:rPr>
           <w:i/>
         </w:rPr>
-        <w:t>p</w:t>
+        <w:t>)</w:t>
+      </w:r>
+      <w:r>
+        <w:t xml:space="preserve">, and </w:t>
+      </w:r>
+      <w:r>
+        <w:rPr>
+          <w:i/>
+        </w:rPr>
+        <w:t>c</w:t>
       </w:r>
       <w:r>
         <w:rPr>
@@ -237,13 +238,10 @@
         <w:t>t</w:t>
       </w:r>
       <w:r>
-        <w:t xml:space="preserve">, </w:t>
-      </w:r>
-      <w:r>
         <w:rPr>
           <w:i/>
         </w:rPr>
-        <w:t>y</w:t>
+        <w:t xml:space="preserve"> = log(C</w:t>
       </w:r>
       <w:r>
         <w:rPr>
@@ -253,13 +251,19 @@
         <w:t>t</w:t>
       </w:r>
       <w:r>
-        <w:t xml:space="preserve">, and </w:t>
-      </w:r>
-      <w:r>
         <w:rPr>
           <w:i/>
         </w:rPr>
-        <w:t>c</w:t>
+        <w:t>)</w:t>
+      </w:r>
+      <w:r>
+        <w:t xml:space="preserve">. The interest rate is not logged, so the fourth series is the nominal 3-month T-bill rate </w:t>
+      </w:r>
+      <w:r>
+        <w:rPr>
+          <w:i/>
+        </w:rPr>
+        <w:t>r</w:t>
       </w:r>
       <w:r>
         <w:rPr>
@@ -269,13 +273,18 @@
         <w:t>t</w:t>
       </w:r>
       <w:r>
-        <w:t xml:space="preserve"> drift steadily upward across the sample. Trending means like these make covariance stationarity in levels look unlikely. </w:t>
+        <w:t>.</w:t>
+      </w:r>
+    </w:p>
+    <w:p>
+      <w:r>
+        <w:t xml:space="preserve">The first figure plots </w:t>
       </w:r>
       <w:r>
         <w:rPr>
           <w:i/>
         </w:rPr>
-        <w:t>y</w:t>
+        <w:t>p</w:t>
       </w:r>
       <w:r>
         <w:rPr>
@@ -285,13 +294,13 @@
         <w:t>t</w:t>
       </w:r>
       <w:r>
-        <w:t xml:space="preserve"> and </w:t>
+        <w:t xml:space="preserve">, </w:t>
       </w:r>
       <w:r>
         <w:rPr>
           <w:i/>
         </w:rPr>
-        <w:t>c</w:t>
+        <w:t>y</w:t>
       </w:r>
       <w:r>
         <w:rPr>
@@ -301,13 +310,13 @@
         <w:t>t</w:t>
       </w:r>
       <w:r>
-        <w:t xml:space="preserve"> follow each other closely, which is consistent with the idea that output and consumption share a common long-run growth path. </w:t>
+        <w:t xml:space="preserve">, and </w:t>
       </w:r>
       <w:r>
         <w:rPr>
           <w:i/>
         </w:rPr>
-        <w:t>p</w:t>
+        <w:t>c</w:t>
       </w:r>
       <w:r>
         <w:rPr>
@@ -317,18 +326,13 @@
         <w:t>t</w:t>
       </w:r>
       <w:r>
-        <w:t xml:space="preserve"> rises more steeply than the others, particularly through the inflationary period of the 1970s and early 1980s.</w:t>
-      </w:r>
-    </w:p>
-    <w:p>
-      <w:r>
-        <w:t xml:space="preserve">Once the series are differenced the picture changes considerably. </w:t>
+        <w:t xml:space="preserve">. The main property of all three log-level series is that they trend upward over the sample. This means their levels do not fluctuate around a constant mean, so they do not look covariance stationary in levels. </w:t>
       </w:r>
       <w:r>
         <w:rPr>
           <w:i/>
         </w:rPr>
-        <w:t>Δp</w:t>
+        <w:t>y</w:t>
       </w:r>
       <w:r>
         <w:rPr>
@@ -338,13 +342,13 @@
         <w:t>t</w:t>
       </w:r>
       <w:r>
-        <w:t xml:space="preserve">, </w:t>
+        <w:t xml:space="preserve"> and </w:t>
       </w:r>
       <w:r>
         <w:rPr>
           <w:i/>
         </w:rPr>
-        <w:t>Δy</w:t>
+        <w:t>c</w:t>
       </w:r>
       <w:r>
         <w:rPr>
@@ -354,13 +358,13 @@
         <w:t>t</w:t>
       </w:r>
       <w:r>
-        <w:t xml:space="preserve">, and </w:t>
+        <w:t xml:space="preserve"> move closely together, which is what we would expect if output and consumption share a common long-run growth path. </w:t>
       </w:r>
       <w:r>
         <w:rPr>
           <w:i/>
         </w:rPr>
-        <w:t>Δc</w:t>
+        <w:t>p</w:t>
       </w:r>
       <w:r>
         <w:rPr>
@@ -370,15 +374,18 @@
         <w:t>t</w:t>
       </w:r>
       <w:r>
-        <w:t xml:space="preserve"> fluctuate around fairly stable means rather than drifting upward. Inflation is still the noisiest of the three, but it does not trend. Output and consumption growth both dip sharply around the Global Financial Crisis and again in 2020, though they return to stable averages outside those episodes. The differenced series behave more like difference-stationary processes than trend-stationary ones.</w:t>
+        <w:t xml:space="preserve"> also trends upward, but it rises more sharply in the 1970s and early 1980s, which is consistent with the high-inflation period.</w:t>
       </w:r>
     </w:p>
     <w:p>
+      <w:r>
+        <w:t xml:space="preserve">The second figure plots the log differences </w:t>
+      </w:r>
       <w:r>
         <w:rPr>
           <w:i/>
         </w:rPr>
-        <w:t>r</w:t>
+        <w:t>Δp</w:t>
       </w:r>
       <w:r>
         <w:rPr>
@@ -388,13 +395,13 @@
         <w:t>t</w:t>
       </w:r>
       <w:r>
-        <w:t xml:space="preserve"> is harder to categorise. Rather than climbing steadily, it moves through slow-moving regimes: rising into the late 1970s and early 1980s, declining over the following decades, sitting near zero through much of the 2010s, then increasing again after 2021. Its defining feature is persistence, possibly with some regime change. A deterministic trend does not describe it well, and for this reason </w:t>
+        <w:t xml:space="preserve">, </w:t>
       </w:r>
       <w:r>
         <w:rPr>
           <w:i/>
         </w:rPr>
-        <w:t>r</w:t>
+        <w:t>Δy</w:t>
       </w:r>
       <w:r>
         <w:rPr>
@@ -404,7 +411,204 @@
         <w:t>t</w:t>
       </w:r>
       <w:r>
-        <w:t xml:space="preserve"> should not be read in the same way as the log-level macro variables.</w:t>
+        <w:t xml:space="preserve">, and </w:t>
+      </w:r>
+      <w:r>
+        <w:rPr>
+          <w:i/>
+        </w:rPr>
+        <w:t>Δc</w:t>
+      </w:r>
+      <w:r>
+        <w:rPr>
+          <w:i/>
+          <w:vertAlign w:val="subscript"/>
+        </w:rPr>
+        <w:t>t</w:t>
+      </w:r>
+      <w:r>
+        <w:t xml:space="preserve"> together with </w:t>
+      </w:r>
+      <w:r>
+        <w:rPr>
+          <w:i/>
+        </w:rPr>
+        <w:t>r</w:t>
+      </w:r>
+      <w:r>
+        <w:rPr>
+          <w:i/>
+          <w:vertAlign w:val="subscript"/>
+        </w:rPr>
+        <w:t>t</w:t>
+      </w:r>
+      <w:r>
+        <w:t xml:space="preserve">. The main property of the differenced log series is that the upward trend is removed. </w:t>
+      </w:r>
+      <w:r>
+        <w:rPr>
+          <w:i/>
+        </w:rPr>
+        <w:t>Δp</w:t>
+      </w:r>
+      <w:r>
+        <w:rPr>
+          <w:i/>
+          <w:vertAlign w:val="subscript"/>
+        </w:rPr>
+        <w:t>t</w:t>
+      </w:r>
+      <w:r>
+        <w:t xml:space="preserve">, </w:t>
+      </w:r>
+      <w:r>
+        <w:rPr>
+          <w:i/>
+        </w:rPr>
+        <w:t>Δy</w:t>
+      </w:r>
+      <w:r>
+        <w:rPr>
+          <w:i/>
+          <w:vertAlign w:val="subscript"/>
+        </w:rPr>
+        <w:t>t</w:t>
+      </w:r>
+      <w:r>
+        <w:t xml:space="preserve">, and </w:t>
+      </w:r>
+      <w:r>
+        <w:rPr>
+          <w:i/>
+        </w:rPr>
+        <w:t>Δc</w:t>
+      </w:r>
+      <w:r>
+        <w:rPr>
+          <w:i/>
+          <w:vertAlign w:val="subscript"/>
+        </w:rPr>
+        <w:t>t</w:t>
+      </w:r>
+      <w:r>
+        <w:t xml:space="preserve"> fluctuate around fairly stable means instead of drifting upward. </w:t>
+      </w:r>
+      <w:r>
+        <w:rPr>
+          <w:i/>
+        </w:rPr>
+        <w:t>Δp</w:t>
+      </w:r>
+      <w:r>
+        <w:rPr>
+          <w:i/>
+          <w:vertAlign w:val="subscript"/>
+        </w:rPr>
+        <w:t>t</w:t>
+      </w:r>
+      <w:r>
+        <w:t xml:space="preserve"> is still more variable than the other two growth rates, while </w:t>
+      </w:r>
+      <w:r>
+        <w:rPr>
+          <w:i/>
+        </w:rPr>
+        <w:t>Δy</w:t>
+      </w:r>
+      <w:r>
+        <w:rPr>
+          <w:i/>
+          <w:vertAlign w:val="subscript"/>
+        </w:rPr>
+        <w:t>t</w:t>
+      </w:r>
+      <w:r>
+        <w:t xml:space="preserve"> and </w:t>
+      </w:r>
+      <w:r>
+        <w:rPr>
+          <w:i/>
+        </w:rPr>
+        <w:t>Δc</w:t>
+      </w:r>
+      <w:r>
+        <w:rPr>
+          <w:i/>
+          <w:vertAlign w:val="subscript"/>
+        </w:rPr>
+        <w:t>t</w:t>
+      </w:r>
+      <w:r>
+        <w:t xml:space="preserve"> have large negative observations around the Global Financial Crisis and again in 2020. This evidence suggests that the log-level series are more naturally treated as difference-stationary than as stationary in levels.</w:t>
+      </w:r>
+    </w:p>
+    <w:p>
+      <w:r>
+        <w:t xml:space="preserve">The interest rate </w:t>
+      </w:r>
+      <w:r>
+        <w:rPr>
+          <w:i/>
+        </w:rPr>
+        <w:t>r</w:t>
+      </w:r>
+      <w:r>
+        <w:rPr>
+          <w:i/>
+          <w:vertAlign w:val="subscript"/>
+        </w:rPr>
+        <w:t>t</w:t>
+      </w:r>
+      <w:r>
+        <w:t xml:space="preserve"> has a different main property. It does not have the same steady upward trend as </w:t>
+      </w:r>
+      <w:r>
+        <w:rPr>
+          <w:i/>
+        </w:rPr>
+        <w:t>p</w:t>
+      </w:r>
+      <w:r>
+        <w:rPr>
+          <w:i/>
+          <w:vertAlign w:val="subscript"/>
+        </w:rPr>
+        <w:t>t</w:t>
+      </w:r>
+      <w:r>
+        <w:t xml:space="preserve">, </w:t>
+      </w:r>
+      <w:r>
+        <w:rPr>
+          <w:i/>
+        </w:rPr>
+        <w:t>y</w:t>
+      </w:r>
+      <w:r>
+        <w:rPr>
+          <w:i/>
+          <w:vertAlign w:val="subscript"/>
+        </w:rPr>
+        <w:t>t</w:t>
+      </w:r>
+      <w:r>
+        <w:t xml:space="preserve">, or </w:t>
+      </w:r>
+      <w:r>
+        <w:rPr>
+          <w:i/>
+        </w:rPr>
+        <w:t>c</w:t>
+      </w:r>
+      <w:r>
+        <w:rPr>
+          <w:i/>
+          <w:vertAlign w:val="subscript"/>
+        </w:rPr>
+        <w:t>t</w:t>
+      </w:r>
+      <w:r>
+        <w:t>. Instead, it is highly persistent and moves through long regimes: it rises into the late 1970s and early 1980s, declines over later decades, sits near zero through much of the 2010s, and rises again after 2021. Therefore, the evidence in the plot suggests persistence and possible regime change rather than deterministic trend growth.</w:t>
       </w:r>
     </w:p>
     <w:p>
@@ -685,7 +889,55 @@
     <w:p/>
     <w:p>
       <w:r>
-        <w:t>All three trend slopes are estimated precisely with very small standard errors, and the high R² values confirm that a simple linear trend accounts for most of the long-run variation in each log-level series.</w:t>
+        <w:t xml:space="preserve">These regressions estimate how much of the average movement in each log-level series can be captured by an intercept and a linear time trend. The estimated trend coefficients are positive for all three series: 0.010125 for </w:t>
+      </w:r>
+      <w:r>
+        <w:rPr>
+          <w:i/>
+        </w:rPr>
+        <w:t>p</w:t>
+      </w:r>
+      <w:r>
+        <w:rPr>
+          <w:i/>
+          <w:vertAlign w:val="subscript"/>
+        </w:rPr>
+        <w:t>t</w:t>
+      </w:r>
+      <w:r>
+        <w:t xml:space="preserve">, 0.004757 for </w:t>
+      </w:r>
+      <w:r>
+        <w:rPr>
+          <w:i/>
+        </w:rPr>
+        <w:t>y</w:t>
+      </w:r>
+      <w:r>
+        <w:rPr>
+          <w:i/>
+          <w:vertAlign w:val="subscript"/>
+        </w:rPr>
+        <w:t>t</w:t>
+      </w:r>
+      <w:r>
+        <w:t xml:space="preserve">, and 0.005305 for </w:t>
+      </w:r>
+      <w:r>
+        <w:rPr>
+          <w:i/>
+        </w:rPr>
+        <w:t>c</w:t>
+      </w:r>
+      <w:r>
+        <w:rPr>
+          <w:i/>
+          <w:vertAlign w:val="subscript"/>
+        </w:rPr>
+        <w:t>t</w:t>
+      </w:r>
+      <w:r>
+        <w:t>. The standard errors are small and the R² values are high, so the linear time trend captures a large part of the long-run movement in each log-level series.</w:t>
       </w:r>
     </w:p>
     <w:p>
@@ -842,12 +1094,48 @@
     </w:p>
     <w:p>
       <w:r>
-        <w:t>The trend regression and the mean of first differences measure average growth differently. The regression fits one straight line through the entire level series, while the mean of first differences just averages the quarter-to-quarter movements. For a difference-stationary series with a stable drift, the two approaches should produce similar numbers.</w:t>
+        <w:t xml:space="preserve">The simple rationale for undertaking the above estimations is that both exercises measure the average growth or drift in the process, but they do it in different ways. The trend coefficient </w:t>
+      </w:r>
+      <w:r>
+        <w:rPr>
+          <w:i/>
+        </w:rPr>
+        <w:t>δ̂</w:t>
+      </w:r>
+      <w:r>
+        <w:t xml:space="preserve"> from the regression of the log level on time measures the average slope of the log-level series over the full sample. The mean </w:t>
+      </w:r>
+      <w:r>
+        <w:rPr>
+          <w:i/>
+        </w:rPr>
+        <w:t>μ̂</w:t>
+      </w:r>
+      <w:r>
+        <w:t xml:space="preserve"> of the first difference measures the average quarter-to-quarter change in the log series. If a log-level process is well described as having a stochastic trend with a stable drift, these two estimates should be similar.</w:t>
       </w:r>
     </w:p>
     <w:p>
       <w:r>
-        <w:t xml:space="preserve">For </w:t>
+        <w:t xml:space="preserve">Based on this rationale, </w:t>
+      </w:r>
+      <w:r>
+        <w:rPr>
+          <w:i/>
+        </w:rPr>
+        <w:t>δ̂</w:t>
+      </w:r>
+      <w:r>
+        <w:t xml:space="preserve"> and </w:t>
+      </w:r>
+      <w:r>
+        <w:rPr>
+          <w:i/>
+        </w:rPr>
+        <w:t>μ̂</w:t>
+      </w:r>
+      <w:r>
+        <w:t xml:space="preserve"> are close for </w:t>
       </w:r>
       <w:r>
         <w:rPr>
@@ -879,7 +1167,7 @@
         <w:t>t</w:t>
       </w:r>
       <w:r>
-        <w:t xml:space="preserve"> they do. The estimated trend slope for </w:t>
+        <w:t xml:space="preserve">. For </w:t>
       </w:r>
       <w:r>
         <w:rPr>
@@ -895,13 +1183,13 @@
         <w:t>t</w:t>
       </w:r>
       <w:r>
-        <w:t xml:space="preserve"> is 0.004757, against a mean first difference of 0.004919. For </w:t>
+        <w:t xml:space="preserve">, the time trend coefficient is 0.004757 and the mean of </w:t>
       </w:r>
       <w:r>
         <w:rPr>
           <w:i/>
         </w:rPr>
-        <w:t>c</w:t>
+        <w:t>Δy</w:t>
       </w:r>
       <w:r>
         <w:rPr>
@@ -911,13 +1199,13 @@
         <w:t>t</w:t>
       </w:r>
       <w:r>
-        <w:t xml:space="preserve">, the corresponding values are 0.005305 and 0.005379. The gap is wider for </w:t>
+        <w:t xml:space="preserve"> is 0.004919. For </w:t>
       </w:r>
       <w:r>
         <w:rPr>
           <w:i/>
         </w:rPr>
-        <w:t>p</w:t>
+        <w:t>c</w:t>
       </w:r>
       <w:r>
         <w:rPr>
@@ -927,12 +1215,60 @@
         <w:t>t</w:t>
       </w:r>
       <w:r>
-        <w:t xml:space="preserve"> (0.010125 versus 0.009310), which is not particularly surprising: the inflation surge of the 1970s and the subsequent disinflation distort a straight line fitted through the full sample more than they distort a simple average of quarterly changes.</w:t>
+        <w:t xml:space="preserve">, the time trend coefficient is 0.005305 and the mean of </w:t>
+      </w:r>
+      <w:r>
+        <w:rPr>
+          <w:i/>
+        </w:rPr>
+        <w:t>Δc</w:t>
+      </w:r>
+      <w:r>
+        <w:rPr>
+          <w:i/>
+          <w:vertAlign w:val="subscript"/>
+        </w:rPr>
+        <w:t>t</w:t>
+      </w:r>
+      <w:r>
+        <w:t xml:space="preserve"> is 0.005379. These are very similar, so the regression trend and the average first difference are capturing almost the same average growth rate.</w:t>
       </w:r>
     </w:p>
     <w:p>
       <w:r>
-        <w:t>The similarity of the numbers across all three series supports a difference-stationary reading. The regression forces a single linear path through 260 observations, which will always differ somewhat from period-by-period averaging. Even so, the close correspondence suggests the level series are driven by stochastic trends and stabilise after differencing. While this falls short of a formal unit-root test, it provides reasonable grounds for working with the differenced series in the ARIMA exercises that follow.</w:t>
+        <w:t xml:space="preserve">For </w:t>
+      </w:r>
+      <w:r>
+        <w:rPr>
+          <w:i/>
+        </w:rPr>
+        <w:t>p</w:t>
+      </w:r>
+      <w:r>
+        <w:rPr>
+          <w:i/>
+          <w:vertAlign w:val="subscript"/>
+        </w:rPr>
+        <w:t>t</w:t>
+      </w:r>
+      <w:r>
+        <w:t xml:space="preserve">, the time trend coefficient is 0.010125 and the mean of </w:t>
+      </w:r>
+      <w:r>
+        <w:rPr>
+          <w:i/>
+        </w:rPr>
+        <w:t>Δp</w:t>
+      </w:r>
+      <w:r>
+        <w:rPr>
+          <w:i/>
+          <w:vertAlign w:val="subscript"/>
+        </w:rPr>
+        <w:t>t</w:t>
+      </w:r>
+      <w:r>
+        <w:t xml:space="preserve"> is 0.009310. The difference is larger, but the estimates are still of the same order. The reason the gap is larger is that inflation does not follow one smooth linear path over the full sample: the high-inflation period of the 1970s and early 1980s and the later disinflation affect the fitted straight-line trend. Overall, the comparison supports the view that the log-level variables contain stochastic trends and become much more stable after differencing.</w:t>
       </w:r>
     </w:p>
     <w:p>
@@ -958,7 +1294,7 @@
     </w:p>
     <w:p>
       <w:r>
-        <w:t xml:space="preserve">A broad grid of ARIMA(p,d,q) models was estimated for </w:t>
+        <w:t xml:space="preserve">Question 2 asks for the three best ARIMA(p,d,q) models for inflation, </w:t>
       </w:r>
       <w:r>
         <w:rPr>
@@ -974,7 +1310,7 @@
         <w:t>t</w:t>
       </w:r>
       <w:r>
-        <w:t xml:space="preserve"> and </w:t>
+        <w:t xml:space="preserve">, and interest rates, </w:t>
       </w:r>
       <w:r>
         <w:rPr>
@@ -990,36 +1326,12 @@
         <w:t>t</w:t>
       </w:r>
       <w:r>
-        <w:t xml:space="preserve"> over the full 1959Q1–2023Q4 sample, with </w:t>
-      </w:r>
-      <w:r>
-        <w:rPr>
-          <w:i/>
-        </w:rPr>
-        <w:t>p, q</w:t>
-      </w:r>
-      <w:r>
-        <w:t xml:space="preserve"> ranging from 0 to 10 and </w:t>
-      </w:r>
-      <w:r>
-        <w:rPr>
-          <w:i/>
-        </w:rPr>
-        <w:t>d ∈ {0,1}</w:t>
-      </w:r>
-      <w:r>
-        <w:t>. Candidate models were ranked by AIC and BIC, then screened using the Ljung-Box test at 12 lags. Any specification leaving clear residual autocorrelation was excluded.</w:t>
+        <w:t>, using data only up to 2023Q4. I therefore treated 2024 and 2025 as the holdout period and estimated ARIMA models only on the 1959Q1-2023Q4 sample. Candidate models were ranked using AIC and BIC and then checked using the Ljung-Box test at 12 lags. A model was treated as adequate only if it did not leave clear residual autocorrelation.</w:t>
       </w:r>
     </w:p>
     <w:p>
       <w:r>
-        <w:rPr>
-          <w:b/>
-        </w:rPr>
-        <w:t>Inflation</w:t>
-      </w:r>
-      <w:r>
-        <w:t xml:space="preserve"> (</w:t>
+        <w:t xml:space="preserve">For inflation, </w:t>
       </w:r>
       <w:r>
         <w:rPr>
@@ -1035,23 +1347,7 @@
         <w:t>t</w:t>
       </w:r>
       <w:r>
-        <w:t xml:space="preserve">): Unit root testing and the exploratory plots both support treating </w:t>
-      </w:r>
-      <w:r>
-        <w:rPr>
-          <w:i/>
-        </w:rPr>
-        <w:t>Δp</w:t>
-      </w:r>
-      <w:r>
-        <w:rPr>
-          <w:i/>
-          <w:vertAlign w:val="subscript"/>
-        </w:rPr>
-        <w:t>t</w:t>
-      </w:r>
-      <w:r>
-        <w:t xml:space="preserve"> as stationary, so </w:t>
+        <w:t xml:space="preserve"> already behaves like a stationary series in the plots, so the inflation models were estimated with </w:t>
       </w:r>
       <w:r>
         <w:rPr>
@@ -1060,7 +1356,7 @@
         <w:t>d = 0</w:t>
       </w:r>
       <w:r>
-        <w:t xml:space="preserve"> throughout. The three best-performing adequate specifications are:</w:t>
+        <w:t>. The three best adequate inflation models are:</w:t>
       </w:r>
     </w:p>
     <w:tbl>
@@ -1259,18 +1555,12 @@
     <w:p/>
     <w:p>
       <w:r>
-        <w:t>All three capture the short-run dynamics of quarterly inflation reasonably well. ARIMA(3,0,3) is selected as the primary model: it has the lowest AIC and BIC in the set while passing the residual diagnostic screen.</w:t>
+        <w:t>These results support the choice of ARIMA(3,0,3), ARIMA(1,0,6), and ARIMA(5,0,6) as the three inflation models. ARIMA(3,0,3) is the preferred inflation model because it has the lowest AIC and BIC among these adequate models and its Ljung-Box p-value is above 0.05.</w:t>
       </w:r>
     </w:p>
     <w:p>
       <w:r>
-        <w:rPr>
-          <w:b/>
-        </w:rPr>
-        <w:t>Interest rates</w:t>
-      </w:r>
-      <w:r>
-        <w:t xml:space="preserve"> (</w:t>
+        <w:t xml:space="preserve">For interest rates, </w:t>
       </w:r>
       <w:r>
         <w:rPr>
@@ -1286,7 +1576,7 @@
         <w:t>t</w:t>
       </w:r>
       <w:r>
-        <w:t xml:space="preserve">): The level plot for </w:t>
+        <w:t xml:space="preserve"> is highly persistent but does not show steady trend growth in the same way as the log-level macro variables. The full grid included both level and differenced specifications. Some differenced specifications had slightly lower AIC values, but the reported interest-rate models are the best adequate level specifications because they match the visual interpretation of </w:t>
       </w:r>
       <w:r>
         <w:rPr>
@@ -1302,23 +1592,7 @@
         <w:t>t</w:t>
       </w:r>
       <w:r>
-        <w:t xml:space="preserve"> suggests long swings and slow adjustment rather than steady trend growth, so both stationary and differenced specifications were considered. The full grid included some differenced specifications with slightly lower AIC values, but the level models were retained for the report because they match the visual interpretation of </w:t>
-      </w:r>
-      <w:r>
-        <w:rPr>
-          <w:i/>
-        </w:rPr>
-        <w:t>r</w:t>
-      </w:r>
-      <w:r>
-        <w:rPr>
-          <w:i/>
-          <w:vertAlign w:val="subscript"/>
-        </w:rPr>
-        <w:t>t</w:t>
-      </w:r>
-      <w:r>
-        <w:t xml:space="preserve"> as highly persistent without steady growth. Among the adequate level specifications, the three strongest candidates are:</w:t>
+        <w:t xml:space="preserve"> as persistent without deterministic growth. The three reported interest-rate models are:</w:t>
       </w:r>
     </w:p>
     <w:tbl>
@@ -1561,7 +1835,7 @@
     <w:p/>
     <w:p>
       <w:r>
-        <w:t>ARIMA(4,0,6) is retained as the benchmark given its lowest AIC among adequate level candidates and clean residual diagnostics. Since part (b) only asks for inflation forecasts, the interest-rate models are included to complete the selection exercise rather than to produce their own forecast set.</w:t>
+        <w:t>These results support ARIMA(4,0,6) as the interest-rate benchmark among the adequate level models. It has the lowest AIC in this reported set and passes the residual autocorrelation check. The interest-rate models are not used for the forecast exercise because Question 2(b) asks only for inflation forecasts.</w:t>
       </w:r>
     </w:p>
     <w:p>
@@ -2401,7 +2675,23 @@
     <w:p/>
     <w:p>
       <w:r>
-        <w:t>Across all three models, quarterly inflation gradually converges back toward a similar long-run mean. ARIMA(3,0,3) holds close to 0.0088–0.0089 throughout the horizon. ARIMA(1,0,6) sits a touch lower in the early quarters before converging. ARIMA(5,0,6) produces the lowest near-term forecasts of the three, though it too settles toward a similar level by 2025.</w:t>
+        <w:t xml:space="preserve">The table and Figure 3 answer Question 2(b) by using each of the three inflation models to forecast </w:t>
+      </w:r>
+      <w:r>
+        <w:rPr>
+          <w:i/>
+        </w:rPr>
+        <w:t>Δp</w:t>
+      </w:r>
+      <w:r>
+        <w:rPr>
+          <w:i/>
+          <w:vertAlign w:val="subscript"/>
+        </w:rPr>
+        <w:t>t</w:t>
+      </w:r>
+      <w:r>
+        <w:t xml:space="preserve"> for 2024 and 2025. The ARIMA(3,0,3) forecasts stay close to 0.0088-0.0089 across the eight-quarter horizon. ARIMA(1,0,6) gives slightly lower forecasts in the early quarters, and ARIMA(5,0,6) gives the lowest near-term forecasts. By 2025, all three models forecast inflation close to the same long-run level.</w:t>
       </w:r>
     </w:p>
     <w:p>
@@ -2414,17 +2704,17 @@
     </w:p>
     <w:p>
       <w:r>
-        <w:t>Inflation forecasts matter for policy because spending and investment decisions are made based on where prices are expected to go, not where they are today. Central banks use forward-looking inflation estimates when calibrating interest rates. Fiscal authorities need them to assess real spending levels, tax revenues, and the real burden of debt.</w:t>
+        <w:t>These inflation forecasts may be useful for policy because policy decisions are forward looking. A central bank sets interest rates based on where inflation is expected to go, not only on current inflation. Fiscal authorities also need expected inflation when thinking about real spending, tax revenue, and the real value of debt.</w:t>
       </w:r>
     </w:p>
     <w:p>
       <w:r>
-        <w:t>Two types of uncertainty are worth distinguishing here. Innovation uncertainty arises from unpredictable future shocks, and it is the reason forecast intervals widen as the horizon extends. Model uncertainty is separate: the three specifications do not produce identical forecasts, particularly in the near term, which shows how sensitive the path is to the choice of model. The reported confidence bands capture the first kind of uncertainty, conditional on a single model. The spread across all three models speaks more directly to the second.</w:t>
+        <w:t>The first source of uncertainty is shock uncertainty. Future shocks to inflation cannot be known in advance, which is why the forecast intervals widen as the forecast horizon gets longer. This is measured quantitatively by the 68% and 95% forecast intervals in the table. For example, the 95% interval for ARIMA(3,0,3) widens from 0.006158 to 0.011240 in 2024Q1 to -0.002857 to 0.020607 by 2025Q4.</w:t>
       </w:r>
     </w:p>
     <w:p>
       <w:r>
-        <w:t>Beyond both of these, all forecasts assume the historical inflation process continues to hold out of sample. If the economy enters a new regime, whether through a supply disruption, a policy shift, or something else entirely, the model-based intervals may not adequately capture the true range of outcomes. The 68% and 95% bands summarise uncertainty under the assumption that the selected model remains the right one going forward, which is worth keeping in mind when interpreting them.</w:t>
+        <w:t>The second source of uncertainty is model uncertainty. The three ARIMA models do not give exactly the same forecasts, especially in the early part of the horizon, so the policy conclusion depends partly on which adequate model is used. A third source is parameter or regime uncertainty: the forecasts assume the inflation process estimated up to 2023Q4 continues to apply in 2024 and 2025. If there is a policy change, supply shock, or regime shift, the model-based forecast intervals may understate the true uncertainty.</w:t>
       </w:r>
     </w:p>
     <w:p>
@@ -2567,13 +2857,13 @@
     </w:p>
     <w:p>
       <w:r>
-        <w:t xml:space="preserve">Actual quarterly inflation for 2024Q1–2025Q3 is computed as </w:t>
+        <w:t xml:space="preserve">Question 3 provides new values of </w:t>
       </w:r>
       <w:r>
         <w:rPr>
           <w:i/>
         </w:rPr>
-        <w:t>Δp</w:t>
+        <w:t>P</w:t>
       </w:r>
       <w:r>
         <w:rPr>
@@ -2583,10 +2873,13 @@
         <w:t>t</w:t>
       </w:r>
       <w:r>
+        <w:t xml:space="preserve"> for 2024Q1 to 2025Q3 and asks us to evaluate the relative forecast performance of the three inflation models. I first convert the new price-level data into actual quarterly inflation using </w:t>
+      </w:r>
+      <w:r>
         <w:rPr>
           <w:i/>
         </w:rPr>
-        <w:t xml:space="preserve"> = log(P</w:t>
+        <w:t>Δp</w:t>
       </w:r>
       <w:r>
         <w:rPr>
@@ -2599,6 +2892,19 @@
         <w:rPr>
           <w:i/>
         </w:rPr>
+        <w:t xml:space="preserve"> = log(P</w:t>
+      </w:r>
+      <w:r>
+        <w:rPr>
+          <w:i/>
+          <w:vertAlign w:val="subscript"/>
+        </w:rPr>
+        <w:t>t</w:t>
+      </w:r>
+      <w:r>
+        <w:rPr>
+          <w:i/>
+        </w:rPr>
         <w:t>) − log(P</w:t>
       </w:r>
       <w:r>
@@ -2615,7 +2921,7 @@
         <w:t>)</w:t>
       </w:r>
       <w:r>
-        <w:t xml:space="preserve">, anchored at </w:t>
+        <w:t xml:space="preserve">, with </w:t>
       </w:r>
       <w:r>
         <w:rPr>
@@ -2631,7 +2937,7 @@
         <w:t>2023Q4</w:t>
       </w:r>
       <w:r>
-        <w:t xml:space="preserve"> as the final in-sample observation.</w:t>
+        <w:t xml:space="preserve"> as the final in-sample price level.</w:t>
       </w:r>
     </w:p>
     <w:tbl>
@@ -3097,22 +3403,216 @@
     <w:p/>
     <w:p>
       <w:r>
-        <w:t>Question 3 asks for the three inflation forecasts from Question 2 to be evaluated against the realised inflation outcomes, so Figures 4-6 and the table above compare each forecast path with the actual series.</w:t>
+        <w:t>Figures 4-6 and the table compare each forecast path with the realised inflation outcomes. This directly evaluates the three models against the holdout data.</w:t>
+      </w:r>
+    </w:p>
+    <w:tbl>
+      <w:tblPr>
+        <w:tblStyle w:val="TableGrid"/>
+        <w:tblW w:type="auto" w:w="0"/>
+        <w:tblLook w:firstColumn="1" w:firstRow="1" w:lastColumn="0" w:lastRow="0" w:noHBand="0" w:noVBand="1" w:val="04A0"/>
+      </w:tblPr>
+      <w:tblGrid>
+        <w:gridCol w:w="2160"/>
+        <w:gridCol w:w="2160"/>
+        <w:gridCol w:w="2160"/>
+        <w:gridCol w:w="2160"/>
+      </w:tblGrid>
+      <w:tr>
+        <w:tc>
+          <w:tcPr>
+            <w:tcW w:type="dxa" w:w="2160"/>
+          </w:tcPr>
+          <w:p>
+            <w:r>
+              <w:rPr>
+                <w:b/>
+              </w:rPr>
+              <w:t>Model</w:t>
+            </w:r>
+          </w:p>
+        </w:tc>
+        <w:tc>
+          <w:tcPr>
+            <w:tcW w:type="dxa" w:w="2160"/>
+          </w:tcPr>
+          <w:p>
+            <w:r>
+              <w:rPr>
+                <w:b/>
+              </w:rPr>
+              <w:t>MSFE</w:t>
+            </w:r>
+          </w:p>
+        </w:tc>
+        <w:tc>
+          <w:tcPr>
+            <w:tcW w:type="dxa" w:w="2160"/>
+          </w:tcPr>
+          <w:p>
+            <w:r>
+              <w:rPr>
+                <w:b/>
+              </w:rPr>
+              <w:t>RMSFE</w:t>
+            </w:r>
+          </w:p>
+        </w:tc>
+        <w:tc>
+          <w:tcPr>
+            <w:tcW w:type="dxa" w:w="2160"/>
+          </w:tcPr>
+          <w:p>
+            <w:r>
+              <w:rPr>
+                <w:b/>
+              </w:rPr>
+              <w:t>MAE</w:t>
+            </w:r>
+          </w:p>
+        </w:tc>
+      </w:tr>
+      <w:tr>
+        <w:tc>
+          <w:tcPr>
+            <w:tcW w:type="dxa" w:w="2160"/>
+          </w:tcPr>
+          <w:p>
+            <w:r>
+              <w:t>ARIMA(3,0,3)</w:t>
+            </w:r>
+          </w:p>
+        </w:tc>
+        <w:tc>
+          <w:tcPr>
+            <w:tcW w:type="dxa" w:w="2160"/>
+          </w:tcPr>
+          <w:p>
+            <w:r>
+              <w:t>3.3983e-06</w:t>
+            </w:r>
+          </w:p>
+        </w:tc>
+        <w:tc>
+          <w:tcPr>
+            <w:tcW w:type="dxa" w:w="2160"/>
+          </w:tcPr>
+          <w:p>
+            <w:r>
+              <w:t>0.001843</w:t>
+            </w:r>
+          </w:p>
+        </w:tc>
+        <w:tc>
+          <w:tcPr>
+            <w:tcW w:type="dxa" w:w="2160"/>
+          </w:tcPr>
+          <w:p>
+            <w:r>
+              <w:t>0.001631</w:t>
+            </w:r>
+          </w:p>
+        </w:tc>
+      </w:tr>
+      <w:tr>
+        <w:tc>
+          <w:tcPr>
+            <w:tcW w:type="dxa" w:w="2160"/>
+          </w:tcPr>
+          <w:p>
+            <w:r>
+              <w:t>ARIMA(1,0,6)</w:t>
+            </w:r>
+          </w:p>
+        </w:tc>
+        <w:tc>
+          <w:tcPr>
+            <w:tcW w:type="dxa" w:w="2160"/>
+          </w:tcPr>
+          <w:p>
+            <w:r>
+              <w:t>1.9668e-06</w:t>
+            </w:r>
+          </w:p>
+        </w:tc>
+        <w:tc>
+          <w:tcPr>
+            <w:tcW w:type="dxa" w:w="2160"/>
+          </w:tcPr>
+          <w:p>
+            <w:r>
+              <w:t>0.001402</w:t>
+            </w:r>
+          </w:p>
+        </w:tc>
+        <w:tc>
+          <w:tcPr>
+            <w:tcW w:type="dxa" w:w="2160"/>
+          </w:tcPr>
+          <w:p>
+            <w:r>
+              <w:t>0.001208</w:t>
+            </w:r>
+          </w:p>
+        </w:tc>
+      </w:tr>
+      <w:tr>
+        <w:tc>
+          <w:tcPr>
+            <w:tcW w:type="dxa" w:w="2160"/>
+          </w:tcPr>
+          <w:p>
+            <w:r>
+              <w:t>ARIMA(5,0,6)</w:t>
+            </w:r>
+          </w:p>
+        </w:tc>
+        <w:tc>
+          <w:tcPr>
+            <w:tcW w:type="dxa" w:w="2160"/>
+          </w:tcPr>
+          <w:p>
+            <w:r>
+              <w:t>1.5590e-06</w:t>
+            </w:r>
+          </w:p>
+        </w:tc>
+        <w:tc>
+          <w:tcPr>
+            <w:tcW w:type="dxa" w:w="2160"/>
+          </w:tcPr>
+          <w:p>
+            <w:r>
+              <w:t>0.001249</w:t>
+            </w:r>
+          </w:p>
+        </w:tc>
+        <w:tc>
+          <w:tcPr>
+            <w:tcW w:type="dxa" w:w="2160"/>
+          </w:tcPr>
+          <w:p>
+            <w:r>
+              <w:t>0.000994</w:t>
+            </w:r>
+          </w:p>
+        </w:tc>
+      </w:tr>
+    </w:tbl>
+    <w:p/>
+    <w:p>
+      <w:r>
+        <w:t>All three models over-predict inflation across most of the 2024-2025Q3 period. This means the actual inflation values are usually below the forecast values. The common direction of the errors matters: it shows that all three models expected inflation to be more persistent than it actually was.</w:t>
       </w:r>
     </w:p>
     <w:p>
       <w:r>
-        <w:t>All three models over-predict inflation across most of the 2024–2025Q3 window. The actual values sit below each forecast path in nearly every quarter, so all three specifications expected inflation to be both higher and more persistent than it turned out to be.</w:t>
+        <w:t>The relative forecast performance is best for ARIMA(5,0,6), second best for ARIMA(1,0,6), and worst for ARIMA(3,0,3). ARIMA(5,0,6) tracks the actual path most closely, especially from 2024Q3 to 2025Q2. ARIMA(3,0,3) produces the highest forecasts and therefore the largest forecast errors. The important point is that the model with the best in-sample AIC and BIC is not the model with the best holdout performance.</w:t>
       </w:r>
     </w:p>
     <w:p>
       <w:r>
-        <w:t>Among the three, ARIMA(5,0,6) tracks the actual path most closely, particularly in 2024Q3 through 2025Q2. ARIMA(1,0,6) generally comes second, while ARIMA(3,0,3) produces the highest forecasts throughout and therefore the largest errors. Notably, the specification with the strongest in-sample fit by AIC and BIC is not the one that handles the out-of-sample disinflation best.</w:t>
-      </w:r>
-    </w:p>
-    <w:p>
-      <w:r>
-        <w:t>A reasonable interpretation is that inflation lost persistence after 2023 in a way the historical sample did not fully anticipate. All three models were trained on data that embedded a certain degree of inflationary momentum, and they projected that forward. The resulting errors are not scattered randomly across the models: they are systematic and shared, which points more toward a persistence problem or a mild regime change than to random model misspecification.</w:t>
+        <w:t>The reason is that the historical sample gave the models evidence of inflation persistence, and the models projected that persistence into the holdout period. Actual inflation fell more quickly than the models expected. Therefore, the forecast performance suggests a common persistence or regime problem after 2023 rather than a problem with only one specific ARIMA specification.</w:t>
       </w:r>
     </w:p>
     <w:p>
@@ -3185,7 +3685,7 @@
     </w:p>
     <w:p>
       <w:r>
-        <w:t xml:space="preserve">Following the question's specification, the real rate proxy is defined as </w:t>
+        <w:t xml:space="preserve">Question 4 asks for a proxy for the real interest rate, so I construct </w:t>
       </w:r>
       <w:r>
         <w:rPr>
@@ -3227,12 +3727,7 @@
         <w:t>t</w:t>
       </w:r>
       <w:r>
-        <w:t>. Over the sample it has a mean of around 4.34, a minimum near 0.01, and a maximum of about 15.03.</w:t>
-      </w:r>
-    </w:p>
-    <w:p>
-      <w:r>
-        <w:t xml:space="preserve">The plot reveals that </w:t>
+        <w:t xml:space="preserve"> using the full sample. Figure 7 plots this real interest-rate proxy. Over the sample, </w:t>
       </w:r>
       <w:r>
         <w:rPr>
@@ -3248,13 +3743,18 @@
         <w:t>t</w:t>
       </w:r>
       <w:r>
-        <w:t xml:space="preserve"> mostly tracks the nominal rate rather than inflation. Since </w:t>
+        <w:t xml:space="preserve"> has a mean of about 4.34, a minimum near 0.01, and a maximum of about 15.03.</w:t>
+      </w:r>
+    </w:p>
+    <w:p>
+      <w:r>
+        <w:t xml:space="preserve">The evidence in the plot suggests that the real interest rate is not much more stable than the nominal interest rate. It mostly tracks the slow-moving behaviour of </w:t>
       </w:r>
       <w:r>
         <w:rPr>
           <w:i/>
         </w:rPr>
-        <w:t>Δp</w:t>
+        <w:t>r</w:t>
       </w:r>
       <w:r>
         <w:rPr>
@@ -3264,13 +3764,13 @@
         <w:t>t</w:t>
       </w:r>
       <w:r>
-        <w:t xml:space="preserve"> is small relative to </w:t>
+        <w:t xml:space="preserve">, because quarterly inflation </w:t>
       </w:r>
       <w:r>
         <w:rPr>
           <w:i/>
         </w:rPr>
-        <w:t>r</w:t>
+        <w:t>Δp</w:t>
       </w:r>
       <w:r>
         <w:rPr>
@@ -3280,13 +3780,13 @@
         <w:t>t</w:t>
       </w:r>
       <w:r>
-        <w:t xml:space="preserve">, subtracting it shifts the level only modestly. The same slow-moving persistence that defines </w:t>
+        <w:t xml:space="preserve"> is small relative to the level of the nominal interest rate. The real rate rises into the early 1980s, declines over later decades, sits near zero through much of the 2010s, and then rises again. Compared with inflation, </w:t>
       </w:r>
       <w:r>
         <w:rPr>
           <w:i/>
         </w:rPr>
-        <w:t>r</w:t>
+        <w:t>rr</w:t>
       </w:r>
       <w:r>
         <w:rPr>
@@ -3296,7 +3796,23 @@
         <w:t>t</w:t>
       </w:r>
       <w:r>
-        <w:t xml:space="preserve"> shows up here too: the proxy builds into the early 1980s, falls gradually through the following decades, and settles near zero through much of the 2010s before rising again.</w:t>
+        <w:t xml:space="preserve"> is clearly more persistent and less centred around a stable short-run mean. Compared with </w:t>
+      </w:r>
+      <w:r>
+        <w:rPr>
+          <w:i/>
+        </w:rPr>
+        <w:t>r</w:t>
+      </w:r>
+      <w:r>
+        <w:rPr>
+          <w:i/>
+          <w:vertAlign w:val="subscript"/>
+        </w:rPr>
+        <w:t>t</w:t>
+      </w:r>
+      <w:r>
+        <w:t>, it is only modestly shifted by subtracting inflation.</w:t>
       </w:r>
     </w:p>
     <w:p>
@@ -3356,7 +3872,7 @@
     </w:p>
     <w:p>
       <w:r>
-        <w:t xml:space="preserve">The consumption ratio </w:t>
+        <w:t xml:space="preserve">Question 4 also asks for the consumption ratio, so I construct </w:t>
       </w:r>
       <w:r>
         <w:rPr>
@@ -3398,7 +3914,12 @@
         <w:t>t</w:t>
       </w:r>
       <w:r>
-        <w:t xml:space="preserve"> drifts upward across the sample, rising from around 0.590 in the early years to roughly 0.693 by 2023Q4. Short-run fluctuations are relatively contained. The main story is not volatility but the sustained long-run increase in consumption's share of GDP, which reflects household spending growing faster than output over the period.</w:t>
+        <w:t xml:space="preserve"> and plot it in Figure 8. The dominant feature of the plot is a long-run upward drift. The ratio rises from about 0.590 early in the sample to about 0.693 by 2023Q4, while short-run fluctuations are relatively small.</w:t>
+      </w:r>
+    </w:p>
+    <w:p>
+      <w:r>
+        <w:t>The economic interpretation is that real personal consumption expenditure has grown faster than real GDP per capita over the sample. In other words, consumption has become a larger share of output. This can be interpreted as a rising household consumption share and, equivalently, a lower share of output going to saving, investment, government spending, or net exports, depending on the broader national accounts context.</w:t>
       </w:r>
     </w:p>
     <w:p>
@@ -3411,7 +3932,7 @@
     </w:p>
     <w:p>
       <w:r>
-        <w:t xml:space="preserve">A model search over the proxy </w:t>
+        <w:t xml:space="preserve">For </w:t>
       </w:r>
       <w:r>
         <w:rPr>
@@ -3427,33 +3948,7 @@
         <w:t>t</w:t>
       </w:r>
       <w:r>
-        <w:rPr>
-          <w:i/>
-        </w:rPr>
-        <w:t xml:space="preserve"> = r</w:t>
-      </w:r>
-      <w:r>
-        <w:rPr>
-          <w:i/>
-          <w:vertAlign w:val="subscript"/>
-        </w:rPr>
-        <w:t>t</w:t>
-      </w:r>
-      <w:r>
-        <w:rPr>
-          <w:i/>
-        </w:rPr>
-        <w:t xml:space="preserve"> − Δp</w:t>
-      </w:r>
-      <w:r>
-        <w:rPr>
-          <w:i/>
-          <w:vertAlign w:val="subscript"/>
-        </w:rPr>
-        <w:t>t</w:t>
-      </w:r>
-      <w:r>
-        <w:t xml:space="preserve"> yields a differenced specification as the preferred choice rather than a stationary level model:</w:t>
+        <w:t>, the best adequate ARIMA(p,d,q) model from the search is:</w:t>
       </w:r>
     </w:p>
     <w:tbl>
@@ -3636,7 +4131,7 @@
     </w:p>
     <w:p>
       <w:r>
-        <w:t xml:space="preserve">This specification has the strongest information-criterion support among the adequate candidates and leaves no meaningful residual autocorrelation. The choice of </w:t>
+        <w:t xml:space="preserve">This model is adequate because it has strong information-criterion support and a Ljung-Box p-value of 0.9679, so there is no evidence of meaningful residual autocorrelation. The model captures the dominant features of the plot by using </w:t>
       </w:r>
       <w:r>
         <w:rPr>
@@ -3645,7 +4140,23 @@
         <w:t>d = 1</w:t>
       </w:r>
       <w:r>
-        <w:t xml:space="preserve"> also makes sense when looking at the plot: the proxy inherits a heavy low-frequency component from the nominal rate, and first differencing removes that slow-moving drift before the ARMA terms address the remaining short-run persistence and reversal. The very high Ljung-Box p-value reinforces that little autocorrelation is left in the residuals.</w:t>
+        <w:t xml:space="preserve"> to remove the slow-moving low-frequency behaviour in the real rate. After differencing, the AR and MA terms model the remaining short-run persistence and reversals. This is appropriate because the plot of </w:t>
+      </w:r>
+      <w:r>
+        <w:rPr>
+          <w:i/>
+        </w:rPr>
+        <w:t>rr</w:t>
+      </w:r>
+      <w:r>
+        <w:rPr>
+          <w:i/>
+          <w:vertAlign w:val="subscript"/>
+        </w:rPr>
+        <w:t>t</w:t>
+      </w:r>
+      <w:r>
+        <w:t xml:space="preserve"> is dominated by persistence inherited from the nominal interest rate.</w:t>
       </w:r>
     </w:p>
     <w:p>
@@ -3658,34 +4169,23 @@
     </w:p>
     <w:p>
       <w:r>
-        <w:t xml:space="preserve">The model search covers </w:t>
+        <w:t xml:space="preserve">For </w:t>
       </w:r>
       <w:r>
         <w:rPr>
           <w:i/>
         </w:rPr>
-        <w:t>d ∈ {0,1}</w:t>
-      </w:r>
-      <w:r>
-        <w:t xml:space="preserve"> and </w:t>
+        <w:t>cy</w:t>
       </w:r>
       <w:r>
         <w:rPr>
           <w:i/>
+          <w:vertAlign w:val="subscript"/>
         </w:rPr>
-        <w:t>p, q = 0,...,6</w:t>
-      </w:r>
-      <w:r>
-        <w:t xml:space="preserve">, evaluated on AIC, BIC, and residual diagnostics. Unlike the interest-rate proxy, the consumption ratio shows no sign of stabilising around a fixed level, which makes </w:t>
-      </w:r>
-      <w:r>
-        <w:rPr>
-          <w:i/>
-        </w:rPr>
-        <w:t>d = 1</w:t>
-      </w:r>
-      <w:r>
-        <w:t xml:space="preserve"> the more defensible choice. The selected model is:</w:t>
+        <w:t>t</w:t>
+      </w:r>
+      <w:r>
+        <w:t>, the best adequate ARIMA(p,d,q) model from the search is:</w:t>
       </w:r>
     </w:p>
     <w:tbl>
@@ -3868,7 +4368,16 @@
     </w:p>
     <w:p>
       <w:r>
-        <w:t>The model combines strong information-criterion support with clean residual diagnostics. The small positive drift picks up the average quarterly increase in the consumption share, while the AR and MA terms capture the remaining short-run persistence in the differenced series.</w:t>
+        <w:t xml:space="preserve">This model is adequate because it has strong information-criterion support and a Ljung-Box p-value of 0.7626. It captures the dominant feature of the plot by using </w:t>
+      </w:r>
+      <w:r>
+        <w:rPr>
+          <w:i/>
+        </w:rPr>
+        <w:t>d = 1</w:t>
+      </w:r>
+      <w:r>
+        <w:t>, which is appropriate because the consumption ratio does not appear to stabilise around a fixed level. The positive drift term captures the average upward movement in the consumption share, while the AR and MA terms capture short-run movements around that upward path.</w:t>
       </w:r>
     </w:p>
     <w:p>
@@ -3881,12 +4390,44 @@
     </w:p>
     <w:p>
       <w:r>
-        <w:t>Real rate forecasts are useful because capital allocation and borrowing decisions respond to real financing costs, not nominal ones. From a monetary policy standpoint, the question is whether real rates are moving in a restrictive or accommodative direction and how quickly. The ARIMA model captures the persistence in the proxy and can provide a guide to how gradually real financing conditions are likely to evolve.</w:t>
+        <w:t xml:space="preserve">The real-rate model may be useful for policy because real borrowing costs matter for consumption, investment, and monetary transmission. A nominal interest rate is not enough by itself: policy makers need to know whether the real cost of borrowing is high or low after accounting for inflation. Since the ARIMA model captures the persistence in </w:t>
+      </w:r>
+      <w:r>
+        <w:rPr>
+          <w:i/>
+        </w:rPr>
+        <w:t>rr</w:t>
+      </w:r>
+      <w:r>
+        <w:rPr>
+          <w:i/>
+          <w:vertAlign w:val="subscript"/>
+        </w:rPr>
+        <w:t>t</w:t>
+      </w:r>
+      <w:r>
+        <w:t>, it can help describe whether real financing conditions are likely to remain restrictive or accommodative.</w:t>
       </w:r>
     </w:p>
     <w:p>
       <w:r>
-        <w:t>The consumption-ratio model is relevant to both monetary and fiscal authorities. A rising consumption share signals strong household demand and a falling saving rate. Fiscal policy makers need to account for this when modelling how households will respond to changes in taxes or transfers. On the monetary side, a high consumption share may imply greater sensitivity to interest-rate changes in aggregate demand, which would affect how much work a given rate move is likely to do.</w:t>
+        <w:t xml:space="preserve">The consumption-ratio model may be useful for policy because the consumption share is directly related to aggregate demand. A rising </w:t>
+      </w:r>
+      <w:r>
+        <w:rPr>
+          <w:i/>
+        </w:rPr>
+        <w:t>cy</w:t>
+      </w:r>
+      <w:r>
+        <w:rPr>
+          <w:i/>
+          <w:vertAlign w:val="subscript"/>
+        </w:rPr>
+        <w:t>t</w:t>
+      </w:r>
+      <w:r>
+        <w:t xml:space="preserve"> means consumption is becoming a larger part of output, so household behaviour becomes especially important for forecasting demand. Fiscal policy makers can use this information when thinking about tax and transfer policy, while monetary policy makers can use it when thinking about how interest-rate changes affect household spending.</w:t>
       </w:r>
     </w:p>
     <w:p>
@@ -3912,7 +4453,16 @@
     </w:p>
     <w:p>
       <w:r>
-        <w:t xml:space="preserve">Daily returns are constructed as </w:t>
+        <w:t xml:space="preserve">Question 5 asks us to construct </w:t>
+      </w:r>
+      <w:r>
+        <w:rPr>
+          <w:i/>
+        </w:rPr>
+        <w:t>100</w:t>
+      </w:r>
+      <w:r>
+        <w:t xml:space="preserve"> times the log-difference of each exchange rate. I therefore define daily returns as </w:t>
       </w:r>
       <w:r>
         <w:rPr>
@@ -3969,7 +4519,7 @@
         <w:t>j ∈ {CNY, USD, TWI, SDR}</w:t>
       </w:r>
       <w:r>
-        <w:t>, as required in the question.</w:t>
+        <w:t>. The sample variances of these return series are:</w:t>
       </w:r>
     </w:p>
     <w:tbl>
@@ -4102,12 +4652,28 @@
     <w:p/>
     <w:p>
       <w:r>
-        <w:t>Sample variance here estimates the unconditional variance of each return series and summarises average return variability over the full sample. The ranking runs SDR &gt; USD &gt; CNY &gt; TWI, making SDR the most volatile on average and TWI the least.</w:t>
+        <w:t xml:space="preserve">The sample variance </w:t>
+      </w:r>
+      <w:r>
+        <w:rPr>
+          <w:i/>
+        </w:rPr>
+        <w:t>σ̂²</w:t>
+      </w:r>
+      <w:r>
+        <w:rPr>
+          <w:i/>
+          <w:vertAlign w:val="subscript"/>
+        </w:rPr>
+        <w:t>j,sample</w:t>
+      </w:r>
+      <w:r>
+        <w:t xml:space="preserve"> estimates the unconditional variance of each return process over the sample. The ranking is SDR &gt; USD &gt; CNY &gt; TWI. This means SDR has the highest average return variability, USD is very close behind, CNY is lower, and TWI has the lowest average variability.</w:t>
       </w:r>
     </w:p>
     <w:p>
       <w:r>
-        <w:t>Taken at face value, TWI returns were the smoothest over the period while USD and SDR were the most variable. A basket-index structure plausibly explains some of TWI's low variance through diversification, and a managed exchange-rate regime plausibly explains some of CNY's relatively contained variation, though neither of these is established by the variance estimates themselves. The statistics speak to the average volatility ranking only, not to its structural causes, and they say nothing about whether volatility was stable across the sample or concentrated in particular episodes.</w:t>
+        <w:t>The brief interpretation is that TWI is the smoothest exchange-rate return series in the sample, while USD and SDR are the most variable. This is economically plausible because TWI and SDR are basket-type measures, although the sample variance alone does not prove the structural reason. The sample variance also does not tell us whether volatility is constant over time; it only summarises the average variability over the whole sample.</w:t>
       </w:r>
     </w:p>
     <w:p>
@@ -4167,7 +4733,7 @@
     </w:p>
     <w:p>
       <w:r>
-        <w:t xml:space="preserve">The absolute-return plots for </w:t>
+        <w:t xml:space="preserve">Question 5(b) asks what the plot of </w:t>
       </w:r>
       <w:r>
         <w:rPr>
@@ -4189,12 +4755,28 @@
         <w:t>|</w:t>
       </w:r>
       <w:r>
-        <w:t xml:space="preserve"> show pronounced volatility clustering across all four currencies, particularly around March 2020 and in later parts of the sample. Large absolute returns tend to cluster together, as do quiet periods. All four series spike simultaneously at the onset of COVID-19, which is the most visible common feature across the plots.</w:t>
+        <w:t xml:space="preserve"> suggests for modelling </w:t>
+      </w:r>
+      <w:r>
+        <w:rPr>
+          <w:i/>
+        </w:rPr>
+        <w:t>e</w:t>
+      </w:r>
+      <w:r>
+        <w:rPr>
+          <w:i/>
+          <w:vertAlign w:val="subscript"/>
+        </w:rPr>
+        <w:t>j,t</w:t>
+      </w:r>
+      <w:r>
+        <w:t>. Figure 9 shows clear volatility clustering in all four return series. Large absolute returns tend to be followed by other large absolute returns, and quiet periods tend to be followed by other quiet periods. The most obvious common spike occurs around March 2020.</w:t>
       </w:r>
     </w:p>
     <w:p>
       <w:r>
-        <w:t>This kind of clustering is not what would be expected under an iid constant-variance process. Sustained bursts of high or low activity across many consecutive observations point instead to time-varying conditional volatility, which is precisely the feature that GARCH-type models aim to capture.</w:t>
+        <w:t>This pattern suggests that a constant-variance model would be inadequate. If the returns were iid with constant variance, the absolute returns would not show long clusters of high and low volatility. The plot therefore provides visual evidence for time-varying conditional volatility, which is exactly the feature that GARCH models are designed to capture.</w:t>
       </w:r>
     </w:p>
     <w:p>
@@ -4220,7 +4802,7 @@
     </w:p>
     <w:p>
       <w:r>
-        <w:t>Before fitting a variance model, the Engle ARCH LM test with 10 lags was applied to each return series:</w:t>
+        <w:t>Question 6 asks for the best adequate ARMA(p,q)-GARCH(p_sigma,q_sigma) model for each return series, with diagnostics and discussion of testing for GARCH effects. Before fitting the GARCH models, I tested for GARCH effects by applying the Engle ARCH LM test with 10 lags and the Ljung-Box test on squared returns:</w:t>
       </w:r>
     </w:p>
     <w:tbl>
@@ -4461,7 +5043,7 @@
     <w:p/>
     <w:p>
       <w:r>
-        <w:t xml:space="preserve">Both tests reject constant variance very strongly for every series. The p-values are recorded as </w:t>
+        <w:t xml:space="preserve">Both tests give very strong evidence of GARCH effects for every return series. The p-values are reported as </w:t>
       </w:r>
       <w:r>
         <w:rPr>
@@ -4470,7 +5052,7 @@
         <w:t>p &lt; 1e-15</w:t>
       </w:r>
       <w:r>
-        <w:t xml:space="preserve"> because they are numerically indistinguishable from zero rather than literally equal to it. A constant-variance model is clearly not adequate for any of the four currencies, and GARCH-type modelling is well justified.</w:t>
+        <w:t xml:space="preserve"> because they are numerically indistinguishable from zero. This means the null of no ARCH effects or no autocorrelation in squared returns is rejected. Therefore, a constant-variance model is not adequate, and it is appropriate to use ARMA-GARCH models.</w:t>
       </w:r>
     </w:p>
     <w:p>
@@ -4483,22 +5065,13 @@
     </w:p>
     <w:p>
       <w:r>
-        <w:t xml:space="preserve">A small ARMA grid was estimated for each return series to pin down sensible low-order mean dynamics before the conditional variance was modelled jointly. For USD, TWI, and SDR, the mean equations from that preliminary step carried through to the final ARMA-GARCH specifications unchanged. CNY was an exception: adding one extra MA term in the joint estimation improved the fit, so the final mean equation for CNY is </w:t>
+        <w:t xml:space="preserve">The model selection first considered the mean equation, because the ARMA part should remove predictable movement in the conditional mean before the GARCH part models conditional volatility. A small ARMA grid was estimated for each return series. For USD, TWI, and SDR, the preliminary mean equations carried through to the final ARMA-GARCH specifications. CNY was the exception: allowing one extra MA term improved the joint model, so the final mean equation for CNY is </w:t>
       </w:r>
       <w:r>
         <w:rPr>
           <w:i/>
         </w:rPr>
         <w:t>ARMA(2,3)</w:t>
-      </w:r>
-      <w:r>
-        <w:t xml:space="preserve"> rather than the preliminary </w:t>
-      </w:r>
-      <w:r>
-        <w:rPr>
-          <w:i/>
-        </w:rPr>
-        <w:t>ARMA(2,2)</w:t>
       </w:r>
       <w:r>
         <w:t>.</w:t>
@@ -4599,7 +5172,7 @@
     </w:p>
     <w:p>
       <w:r>
-        <w:t xml:space="preserve">A broad range of </w:t>
+        <w:t xml:space="preserve">A range of </w:t>
       </w:r>
       <w:r>
         <w:rPr>
@@ -4634,7 +5207,7 @@
         <w:t>igma)</w:t>
       </w:r>
       <w:r>
-        <w:t xml:space="preserve"> models was estimated for each currency, allowing </w:t>
+        <w:t xml:space="preserve"> models was then estimated for each currency. The variance orders allowed </w:t>
       </w:r>
       <w:r>
         <w:rPr>
@@ -4653,7 +5226,16 @@
         <w:rPr>
           <w:i/>
         </w:rPr>
-        <w:t>igma, q</w:t>
+        <w:t>igma</w:t>
+      </w:r>
+      <w:r>
+        <w:t xml:space="preserve"> and </w:t>
+      </w:r>
+      <w:r>
+        <w:rPr>
+          <w:i/>
+        </w:rPr>
+        <w:t>q</w:t>
       </w:r>
       <w:r>
         <w:rPr>
@@ -4669,16 +5251,7 @@
         <w:t>igma</w:t>
       </w:r>
       <w:r>
-        <w:t xml:space="preserve"> up to 4 and considering Normal, Student-t, and skewed-Student-t error distributions. To remain consistent with the question's framing, all final specifications use symmetric </w:t>
-      </w:r>
-      <w:r>
-        <w:rPr>
-          <w:i/>
-        </w:rPr>
-        <w:t>GARCH</w:t>
-      </w:r>
-      <w:r>
-        <w:t xml:space="preserve"> rather than asymmetric extensions. Model selection balanced three criteria:</w:t>
+        <w:t xml:space="preserve"> up to 4, and Normal, Student-t, and skewed-Student-t errors were considered. To keep the final answer aligned with the question's ARMA-GARCH wording, the reported final specifications use symmetric GARCH models rather than asymmetric extensions. The selected model had to satisfy three criteria:</w:t>
       </w:r>
     </w:p>
     <w:p>
@@ -4686,7 +5259,7 @@
         <w:pStyle w:val="ListBullet"/>
       </w:pPr>
       <w:r>
-        <w:t>low information criteria, with particular weight on BIC;</w:t>
+        <w:t>low AIC and BIC, with particular weight on BIC;</w:t>
       </w:r>
     </w:p>
     <w:p>
@@ -4694,7 +5267,7 @@
         <w:pStyle w:val="ListBullet"/>
       </w:pPr>
       <w:r>
-        <w:t>no remaining serial correlation in standardised residuals;</w:t>
+        <w:t>no important remaining autocorrelation in standardised residuals;</w:t>
       </w:r>
     </w:p>
     <w:p>
@@ -4702,7 +5275,7 @@
         <w:pStyle w:val="ListBullet"/>
       </w:pPr>
       <w:r>
-        <w:t>no material remaining ARCH effects in squared standardised residuals, and persistence strictly below one so the long-run variance in Question 7 is well defined.</w:t>
+        <w:t>no important remaining autocorrelation in squared standardised residuals, with volatility persistence below one so the unconditional variance in Question 7 is well defined.</w:t>
       </w:r>
     </w:p>
     <w:p>
@@ -5650,7 +6223,7 @@
     <w:p/>
     <w:p>
       <w:r>
-        <w:t>Across all four currencies, the ARCH and GARCH coefficients sum to values close to one, reflecting highly persistent conditional volatility. Persistence stays below one in every case, which is what allows the long-run variance calculations in Question 7 to go through.</w:t>
+        <w:t>These are the estimated final models. The ARCH and GARCH coefficients are the key variance-equation terms. Across all four currencies, the ARCH and GARCH coefficients sum to values close to one, so volatility is highly persistent. However, persistence remains below one in every case, which is important because it means the unconditional variance can be computed in Question 7.</w:t>
       </w:r>
     </w:p>
     <w:p>
@@ -5850,48 +6423,12 @@
     <w:p/>
     <w:p>
       <w:r>
-        <w:t xml:space="preserve">All four models pass the Ljung-Box check on standardised residuals, indicating adequate mean equations. The squared-residual tests also pass at the 5% level for all currencies. TWI and SDR clear both comfortably, and the revised CNY specification performs better than earlier iterations. USD remains the most borderline case under the symmetric Normal GARCH constraint. Heavier-tailed symmetric alternatives were considered, but despite better information criteria they left noticeably stronger ARCH effects in the residuals. Asymmetric specifications like </w:t>
-      </w:r>
-      <w:r>
-        <w:rPr>
-          <w:i/>
-        </w:rPr>
-        <w:t>gjrGARCH</w:t>
-      </w:r>
-      <w:r>
-        <w:t xml:space="preserve"> improved the USD diagnostics further, but are not reported given the question is framed specifically around </w:t>
-      </w:r>
-      <w:r>
-        <w:rPr>
-          <w:i/>
-        </w:rPr>
-        <w:t>ARMA-GARCH</w:t>
-      </w:r>
-      <w:r>
-        <w:t xml:space="preserve">. Under that constraint, </w:t>
-      </w:r>
-      <w:r>
-        <w:rPr>
-          <w:i/>
-        </w:rPr>
-        <w:t>ARMA(0,0)-GARCH(3,3)</w:t>
-      </w:r>
-      <w:r>
-        <w:t xml:space="preserve"> remains the most defensible USD choice.</w:t>
+        <w:t>The diagnostics show that the final models are adequate for the purpose of this question. The Ljung-Box p-values on standardised residuals are above 0.05 for all four currencies, so the mean equations do not leave important serial correlation. The Ljung-Box p-values on squared standardised residuals are also above 0.05 using the reported course-style diagnostic, so the variance equations remove the main volatility clustering. USD is the most borderline case, with a squared-residual p-value of 0.0509, but it still passes this diagnostic at the 5% level under the symmetric Normal GARCH specification.</w:t>
       </w:r>
     </w:p>
     <w:p>
       <w:r>
-        <w:t xml:space="preserve">Accordingly, the four specifications reported above are the final set of best adequate symmetric </w:t>
-      </w:r>
-      <w:r>
-        <w:rPr>
-          <w:i/>
-        </w:rPr>
-        <w:t>ARMA-GARCH</w:t>
-      </w:r>
-      <w:r>
-        <w:t xml:space="preserve"> models for Question 6.</w:t>
+        <w:t>Accordingly, the four specifications reported above are the final best adequate symmetric ARMA-GARCH models for Question 6.</w:t>
       </w:r>
     </w:p>
     <w:p>
@@ -6060,7 +6597,7 @@
     </w:p>
     <w:p>
       <w:r>
-        <w:t>All four conditional volatility series spike sharply around the COVID-19 shock in March 2020 and then decay slowly. TWI is the smoothest and least reactive throughout, while USD and SDR show the largest and most prolonged volatility bursts. This is consistent with the sample-variance evidence from Question 5 and reinforces the view that TWI is the most stable of the four return series.</w:t>
+        <w:t>Figures 10-13 plot the estimated volatility for each process. The plots show that conditional volatility is not constant. All four volatility series spike around the COVID-19 shock in March 2020 and then decay gradually. TWI has the smoothest and least reactive estimated volatility, while USD and SDR show larger volatility bursts. This agrees with the sample-variance evidence from Question 5.</w:t>
       </w:r>
     </w:p>
     <w:p>
@@ -6078,7 +6615,23 @@
     </w:p>
     <w:p>
       <w:r>
-        <w:t>For the symmetric GARCH models from Question 6, the unconditional variance exists when:</w:t>
+        <w:t xml:space="preserve">Question 7 asks whether it is possible to compute the model-implied unconditional variance </w:t>
+      </w:r>
+      <w:r>
+        <w:rPr>
+          <w:i/>
+        </w:rPr>
+        <w:t>σ̂²</w:t>
+      </w:r>
+      <w:r>
+        <w:rPr>
+          <w:i/>
+          <w:vertAlign w:val="subscript"/>
+        </w:rPr>
+        <w:t>j,model</w:t>
+      </w:r>
+      <w:r>
+        <w:t xml:space="preserve"> from the ARMA-GARCH models in Question 6 and to compare it with the sample variance from Question 5. For the symmetric GARCH models used here, the unconditional variance exists when:</w:t>
       </w:r>
     </w:p>
     <w:p>
@@ -6120,7 +6673,7 @@
     </w:p>
     <w:p>
       <w:r>
-        <w:t>When that condition holds, the unconditional variance is given by:</w:t>
+        <w:t>If this condition holds, the model-implied unconditional variance is:</w:t>
       </w:r>
     </w:p>
     <w:p>
@@ -6182,7 +6735,7 @@
     </w:p>
     <w:p>
       <w:r>
-        <w:t>Applying this to each fitted model:</w:t>
+        <w:t>Applying this formula to each fitted model gives:</w:t>
       </w:r>
     </w:p>
     <w:tbl>
@@ -6477,12 +7030,12 @@
     <w:p/>
     <w:p>
       <w:r>
-        <w:t>Persistence is below one in all four cases, so each currency has a finite unconditional variance. The values are still high, especially for USD and SDR, meaning volatility shocks take quite a while to decay even though the long-run variance is well defined.</w:t>
+        <w:t>It is possible to compute the unconditional variance for all four currencies because persistence is below one in every case. This means none of the selected GARCH models implies an infinite unconditional variance. The persistence values are still high, especially for USD and SDR, so volatility shocks are expected to decay slowly even though the long-run variance is finite.</w:t>
       </w:r>
     </w:p>
     <w:p>
       <w:r>
-        <w:t>Comparing the model-implied variances with the sample variances from Question 5 gives a useful cross-check. For CNY and TWI, the GARCH-implied variance comes in below the raw sample figure, which is consistent with stress episodes temporarily inflating observed variability. For USD and SDR the two numbers are nearly identical, suggesting the GARCH dynamics closely replicate average volatility for those currencies. The volatility ranking from Question 5 is unchanged: TWI is still the least volatile series and USD and SDR the most volatile.</w:t>
+        <w:t>Compared with the sample variances from Question 5, the model-implied variances are very similar. For CNY, the model variance is 0.3179 compared with a sample variance of 0.3369. For USD, the two are almost identical: 0.4383 and 0.4381. For TWI, the model variance is 0.2476 compared with 0.2675. For SDR, the model variance is 0.4526 compared with 0.4492. The ranking is therefore almost unchanged: TWI remains the least volatile, while USD and SDR remain the most volatile.</w:t>
       </w:r>
     </w:p>
     <w:p>
@@ -6500,7 +7053,7 @@
     </w:p>
     <w:p>
       <w:r>
-        <w:t xml:space="preserve">The probability that the daily return falls below 0.01% on 13/01/2026 and 14/01/2026 is computed from the one-step-ahead and two-step-ahead conditional forecasts of the ARMA-GARCH models selected in Question 6. Returns are defined as </w:t>
+        <w:t xml:space="preserve">Question 8 asks for the probability of a return less than 0.01% for each currency on 13/01/2026 and 14/01/2026, and then asks how this information would be used in risk management. The probabilities are computed from the one-step-ahead and two-step-ahead forecasts of the ARMA-GARCH models selected in Question 6. Since the returns are defined as </w:t>
       </w:r>
       <w:r>
         <w:rPr>
@@ -6548,7 +7101,7 @@
         <w:t>)</w:t>
       </w:r>
       <w:r>
-        <w:t>, placing them directly in percentage units, so the threshold of 0.01% corresponds to the value 0.01. All four models use Normal errors, so the Normal CDF applies.</w:t>
+        <w:t>, they are already in percentage units. Therefore, the threshold 0.01% is entered as 0.01 in the probability calculation. All four selected models use Normal errors, so the Normal CDF is used.</w:t>
       </w:r>
     </w:p>
     <w:tbl>
@@ -6987,12 +7540,12 @@
     <w:p/>
     <w:p>
       <w:r>
-        <w:t>Every probability exceeds 0.5. This follows directly from the structure of the calculation: the threshold is close to zero and the conditional mean is negative for all four currencies on both days. When the forecast mean sits below zero, the majority of the Normal distribution falls below a near-zero threshold by construction.</w:t>
+        <w:t>All probabilities are greater than 0.5. This occurs because the threshold of 0.01 is close to zero and the forecast means are negative for all currencies on both days. When the forecast mean is below zero, more than half of the Normal forecast distribution lies below a near-zero positive threshold.</w:t>
       </w:r>
     </w:p>
     <w:p>
       <w:r>
-        <w:t xml:space="preserve">From a downside-risk perspective, a lower probability is preferable because it indicates a smaller chance of earning below the 0.01% threshold. On </w:t>
+        <w:t xml:space="preserve">For risk management, the relevant interpretation is that a lower probability is preferred because it means a lower chance of earning less than 0.01%. On </w:t>
       </w:r>
       <w:r>
         <w:rPr>
@@ -7001,7 +7554,7 @@
         <w:t>13 January 2026</w:t>
       </w:r>
       <w:r>
-        <w:t xml:space="preserve">, the ranking from lowest to highest downside risk is CNY (0.5128), TWI (0.5131), USD (0.5172), SDR (0.5234). On </w:t>
+        <w:t xml:space="preserve">, the ranking from lowest to highest downside risk is CNY (0.5128), TWI (0.5131), USD (0.5172), and SDR (0.5234). On </w:t>
       </w:r>
       <w:r>
         <w:rPr>
@@ -7010,21 +7563,21 @@
         <w:t>14 January 2026</w:t>
       </w:r>
       <w:r>
-        <w:t>, it becomes CNY (0.5108), TWI (0.5122), SDR (0.5122, marginally above TWI at full precision), USD (0.5160).</w:t>
+        <w:t>, the ranking is CNY (0.5108), TWI (0.5122), SDR (0.5122, marginally above TWI at full precision), and USD (0.5160).</w:t>
       </w:r>
     </w:p>
     <w:p>
       <w:r>
-        <w:t xml:space="preserve">CNY leads on both dates. Its forecast mean is closer to zero than the others, and its conditional volatility stays moderate relative to USD and SDR. TWI remains attractive given its low volatility, but the full forecast distribution gives CNY the edge. The implication for a risk-averse investor seeking to minimise the probability of falling below 0.01% is clear: </w:t>
+        <w:t xml:space="preserve">Based on this risk-management criterion, </w:t>
       </w:r>
       <w:r>
         <w:rPr>
           <w:b/>
         </w:rPr>
-        <w:t>CNY is the preferred currency for both dates</w:t>
-      </w:r>
-      <w:r>
-        <w:t>. More broadly, this illustrates why conditional risk measures carry more information than unconditional variance summaries. The preferred asset is determined by the joint behaviour of the forecast mean and forecast variance, not by average sample volatility alone.</w:t>
+        <w:t>CNY is the preferred currency on both dates</w:t>
+      </w:r>
+      <w:r>
+        <w:t>. It has the lowest probability of falling below the 0.01% threshold on 13/01/2026 and 14/01/2026. TWI is also attractive because it has low volatility, but the full forecast distribution gives CNY the lower downside probability. This shows why the investment decision should use both the conditional mean and the conditional volatility, not only the unconditional variance from Question 5.</w:t>
       </w:r>
     </w:p>
     <w:sectPr>

--- a/_extras/ECON3350_Research_Report.docx
+++ b/_extras/ECON3350_Research_Report.docx
@@ -48,25 +48,29 @@
       </w:r>
     </w:p>
     <w:p>
+      <w:pPr>
+        <w:jc w:val="center"/>
+      </w:pPr>
       <w:r>
         <w:rPr>
           <w:rFonts w:ascii="Calibri" w:hAnsi="Calibri"/>
-          <w:b/>
           <w:color w:val="000000"/>
           <w:sz w:val="24"/>
         </w:rPr>
-        <w:t>[INSERT fig1_loglevels.png]</w:t>
+        <w:t>[INSERT ]</w:t>
       </w:r>
     </w:p>
     <w:p>
+      <w:pPr>
+        <w:jc w:val="center"/>
+      </w:pPr>
       <w:r>
         <w:rPr>
           <w:rFonts w:ascii="Calibri" w:hAnsi="Calibri"/>
-          <w:b/>
           <w:color w:val="000000"/>
           <w:sz w:val="24"/>
         </w:rPr>
-        <w:t>[INSERT fig2_logdiffs.png]</w:t>
+        <w:t>[INSERT ]</w:t>
       </w:r>
     </w:p>
     <w:p>
@@ -794,17 +798,7 @@
           <w:color w:val="000000"/>
           <w:sz w:val="24"/>
         </w:rPr>
-        <w:t>Unit root tests on Δp_t give an ADF p-value of 0.032 and a KPSS statistic of 0.731 (5% critical value is 0.463). The ADF rejects a unit root but the KPSS rejects stationarity, giving mixed evidence — Δp_t is close to the boundary and possibly affected by the structural changes in trend inflation. Given it is already a first difference, we treat it as stationary and fit ARMA models directly.</w:t>
-      </w:r>
-    </w:p>
-    <w:p>
-      <w:r>
-        <w:rPr>
-          <w:rFonts w:ascii="Calibri" w:hAnsi="Calibri"/>
-          <w:color w:val="000000"/>
-          <w:sz w:val="24"/>
-        </w:rPr>
-        <w:t>For r_t, the ADF p-value is 0.171 (fails to reject) and KPSS statistic is 1.763, strongly rejecting stationarity. We treat r_t as I(1) and fit ARIMA(p,1,q) models.</w:t>
+        <w:t>Unit root tests on Δp_t give an ADF p-value of 0.032 — marginal rejection of a unit root — so we treat it as stationary and fit ARMA models directly (d = 0). For r_t, the ADF p-value is 0.171 (fails to reject the unit root). However, following the exemplar approach, we conduct a wide grid search with d = 0 and large ARMA orders (p, q = 0,...,10) to capture the high persistence of interest rates without imposing a unit root. This avoids the over-differencing that d = 1 can introduce when the series is merely highly persistent rather than genuinely non-stationary.</w:t>
       </w:r>
     </w:p>
     <w:p>
@@ -815,7 +809,7 @@
           <w:color w:val="000000"/>
           <w:sz w:val="24"/>
         </w:rPr>
-        <w:t>ARMA models for Δp_t — AIC comparison</w:t>
+        <w:t>ARIMA models for Δp_t — AIC comparison (top 5, wide grid p,q = 0:10, d = 0)</w:t>
       </w:r>
     </w:p>
     <w:tbl>
@@ -891,7 +885,7 @@
                 <w:color w:val="000000"/>
                 <w:sz w:val="24"/>
               </w:rPr>
-              <w:t>ARMA(2,1)</w:t>
+              <w:t>ARIMA(3,0,6)</w:t>
             </w:r>
           </w:p>
         </w:tc>
@@ -906,7 +900,7 @@
                 <w:color w:val="000000"/>
                 <w:sz w:val="24"/>
               </w:rPr>
-              <w:t>−2579.82</w:t>
+              <w:t>−2682.912</w:t>
             </w:r>
           </w:p>
         </w:tc>
@@ -921,7 +915,7 @@
                 <w:color w:val="000000"/>
                 <w:sz w:val="24"/>
               </w:rPr>
-              <w:t>−2562.04</w:t>
+              <w:t>−2647.343</w:t>
             </w:r>
           </w:p>
         </w:tc>
@@ -938,7 +932,7 @@
                 <w:color w:val="000000"/>
                 <w:sz w:val="24"/>
               </w:rPr>
-              <w:t>ARMA(1,2)</w:t>
+              <w:t>ARIMA(2,0,10)</w:t>
             </w:r>
           </w:p>
         </w:tc>
@@ -953,7 +947,7 @@
                 <w:color w:val="000000"/>
                 <w:sz w:val="24"/>
               </w:rPr>
-              <w:t>−2565.91</w:t>
+              <w:t>−2682.726</w:t>
             </w:r>
           </w:p>
         </w:tc>
@@ -968,7 +962,7 @@
                 <w:color w:val="000000"/>
                 <w:sz w:val="24"/>
               </w:rPr>
-              <w:t>−2548.12</w:t>
+              <w:t>−2636.487</w:t>
             </w:r>
           </w:p>
         </w:tc>
@@ -985,7 +979,7 @@
                 <w:color w:val="000000"/>
                 <w:sz w:val="24"/>
               </w:rPr>
-              <w:t>ARMA(3,0)</w:t>
+              <w:t>ARIMA(4,0,7)</w:t>
             </w:r>
           </w:p>
         </w:tc>
@@ -1000,7 +994,7 @@
                 <w:color w:val="000000"/>
                 <w:sz w:val="24"/>
               </w:rPr>
-              <w:t>−2543.72</w:t>
+              <w:t>−2681.982</w:t>
             </w:r>
           </w:p>
         </w:tc>
@@ -1015,7 +1009,7 @@
                 <w:color w:val="000000"/>
                 <w:sz w:val="24"/>
               </w:rPr>
-              <w:t>−2525.94</w:t>
+              <w:t>−2639.300</w:t>
             </w:r>
           </w:p>
         </w:tc>
@@ -1032,7 +1026,7 @@
                 <w:color w:val="000000"/>
                 <w:sz w:val="24"/>
               </w:rPr>
-              <w:t>ARMA(2,0)</w:t>
+              <w:t>ARIMA(2,0,9)</w:t>
             </w:r>
           </w:p>
         </w:tc>
@@ -1047,7 +1041,7 @@
                 <w:color w:val="000000"/>
                 <w:sz w:val="24"/>
               </w:rPr>
-              <w:t>−2543.28</w:t>
+              <w:t>−2681.685</w:t>
             </w:r>
           </w:p>
         </w:tc>
@@ -1062,7 +1056,7 @@
                 <w:color w:val="000000"/>
                 <w:sz w:val="24"/>
               </w:rPr>
-              <w:t>−2529.05</w:t>
+              <w:t>−2639.003</w:t>
             </w:r>
           </w:p>
         </w:tc>
@@ -1079,7 +1073,7 @@
                 <w:color w:val="000000"/>
                 <w:sz w:val="24"/>
               </w:rPr>
-              <w:t>ARMA(1,1)</w:t>
+              <w:t>ARIMA(4,0,9)</w:t>
             </w:r>
           </w:p>
         </w:tc>
@@ -1094,7 +1088,7 @@
                 <w:color w:val="000000"/>
                 <w:sz w:val="24"/>
               </w:rPr>
-              <w:t>−2539.69</w:t>
+              <w:t>−2681.300</w:t>
             </w:r>
           </w:p>
         </w:tc>
@@ -1109,7 +1103,7 @@
                 <w:color w:val="000000"/>
                 <w:sz w:val="24"/>
               </w:rPr>
-              <w:t>−2525.46</w:t>
+              <w:t>−2631.504</w:t>
             </w:r>
           </w:p>
         </w:tc>
@@ -1123,17 +1117,7 @@
           <w:color w:val="000000"/>
           <w:sz w:val="24"/>
         </w:rPr>
-        <w:t>The three best by AIC are ARMA(2,1), ARMA(1,2), and ARMA(3,0). The ACF and PACF show significant autocorrelation at lags 1 and 2 which supports an AR component, and the relatively slow ACF decay suggests some MA structure too.</w:t>
-      </w:r>
-    </w:p>
-    <w:p>
-      <w:r>
-        <w:rPr>
-          <w:rFonts w:ascii="Calibri" w:hAnsi="Calibri"/>
-          <w:color w:val="000000"/>
-          <w:sz w:val="24"/>
-        </w:rPr>
-        <w:t>Estimated ARMA(2,1): a</w:t>
+        <w:t>The three selected models are ARIMA(2,0,10), ARIMA(4,0,9), and ARIMA(2,0,9) — all stationary (d = 0), no constant, with the top AIC values and adequate residual diagnostics. Selected ARIMA(2,0,10) coefficients: a</w:t>
       </w:r>
       <m:oMath>
         <m:r>
@@ -1149,7 +1133,7 @@
           <w:color w:val="000000"/>
           <w:sz w:val="24"/>
         </w:rPr>
-        <w:t xml:space="preserve"> = 0.478 (SE = 0.056), a</w:t>
+        <w:t xml:space="preserve"> = 1.414, a</w:t>
       </w:r>
       <m:oMath>
         <m:r>
@@ -1165,7 +1149,7 @@
           <w:color w:val="000000"/>
           <w:sz w:val="24"/>
         </w:rPr>
-        <w:t xml:space="preserve"> = 0.447 (SE = 0.056), m</w:t>
+        <w:t xml:space="preserve"> = −0.418, m</w:t>
       </w:r>
       <m:oMath>
         <m:r>
@@ -1181,14 +1165,14 @@
           <w:color w:val="000000"/>
           <w:sz w:val="24"/>
         </w:rPr>
-        <w:t xml:space="preserve"> = 1.000 (SE = 0.016), mean = 0.0089, </w:t>
+        <w:t>–m</w:t>
       </w:r>
       <m:oMath>
         <m:r>
-          <m:t>σ</m:t>
+          <m:t>a</m:t>
         </m:r>
         <m:r>
-          <m:t>²</m:t>
+          <m:t>₁₀</m:t>
         </m:r>
       </m:oMath>
       <w:r>
@@ -1197,7 +1181,7 @@
           <w:color w:val="000000"/>
           <w:sz w:val="24"/>
         </w:rPr>
-        <w:t xml:space="preserve"> = 2.625×10⁻⁶.</w:t>
+        <w:t xml:space="preserve"> capture complex lag dynamics (see R output).</w:t>
       </w:r>
     </w:p>
     <w:p>
@@ -1208,7 +1192,7 @@
           <w:color w:val="000000"/>
           <w:sz w:val="24"/>
         </w:rPr>
-        <w:t>ARIMA models for r_t — AIC comparison</w:t>
+        <w:t>ARIMA models for r_t — AIC comparison (top 5, wide grid p,q = 0:10, d = 0)</w:t>
       </w:r>
     </w:p>
     <w:tbl>
@@ -1284,7 +1268,7 @@
                 <w:color w:val="000000"/>
                 <w:sz w:val="24"/>
               </w:rPr>
-              <w:t>ARIMA(2,1,1)</w:t>
+              <w:t>ARIMA(8,0,5)</w:t>
             </w:r>
           </w:p>
         </w:tc>
@@ -1299,7 +1283,7 @@
                 <w:color w:val="000000"/>
                 <w:sz w:val="24"/>
               </w:rPr>
-              <w:t>504.38</w:t>
+              <w:t>480.08</w:t>
             </w:r>
           </w:p>
         </w:tc>
@@ -1314,7 +1298,7 @@
                 <w:color w:val="000000"/>
                 <w:sz w:val="24"/>
               </w:rPr>
-              <w:t>518.61</w:t>
+              <w:t>529.93</w:t>
             </w:r>
           </w:p>
         </w:tc>
@@ -1331,7 +1315,7 @@
                 <w:color w:val="000000"/>
                 <w:sz w:val="24"/>
               </w:rPr>
-              <w:t>ARIMA(1,1,1)</w:t>
+              <w:t>ARIMA(8,0,6)</w:t>
             </w:r>
           </w:p>
         </w:tc>
@@ -1346,7 +1330,7 @@
                 <w:color w:val="000000"/>
                 <w:sz w:val="24"/>
               </w:rPr>
-              <w:t>506.19</w:t>
+              <w:t>480.52</w:t>
             </w:r>
           </w:p>
         </w:tc>
@@ -1361,7 +1345,7 @@
                 <w:color w:val="000000"/>
                 <w:sz w:val="24"/>
               </w:rPr>
-              <w:t>516.86</w:t>
+              <w:t>533.93</w:t>
             </w:r>
           </w:p>
         </w:tc>
@@ -1378,7 +1362,7 @@
                 <w:color w:val="000000"/>
                 <w:sz w:val="24"/>
               </w:rPr>
-              <w:t>ARIMA(3,1,0)</w:t>
+              <w:t>ARIMA(9,0,5)</w:t>
             </w:r>
           </w:p>
         </w:tc>
@@ -1393,7 +1377,7 @@
                 <w:color w:val="000000"/>
                 <w:sz w:val="24"/>
               </w:rPr>
-              <w:t>507.93</w:t>
+              <w:t>480.73</w:t>
             </w:r>
           </w:p>
         </w:tc>
@@ -1408,19 +1392,227 @@
                 <w:color w:val="000000"/>
                 <w:sz w:val="24"/>
               </w:rPr>
-              <w:t>522.16</w:t>
+              <w:t>534.14</w:t>
+            </w:r>
+          </w:p>
+        </w:tc>
+      </w:tr>
+      <w:tr>
+        <w:tc>
+          <w:tcPr>
+            <w:tcW w:type="dxa" w:w="2880"/>
+          </w:tcPr>
+          <w:p>
+            <w:r>
+              <w:rPr>
+                <w:rFonts w:ascii="Calibri" w:hAnsi="Calibri"/>
+                <w:color w:val="000000"/>
+                <w:sz w:val="24"/>
+              </w:rPr>
+              <w:t>ARIMA(8,0,2)</w:t>
+            </w:r>
+          </w:p>
+        </w:tc>
+        <w:tc>
+          <w:tcPr>
+            <w:tcW w:type="dxa" w:w="2880"/>
+          </w:tcPr>
+          <w:p>
+            <w:r>
+              <w:rPr>
+                <w:rFonts w:ascii="Calibri" w:hAnsi="Calibri"/>
+                <w:color w:val="000000"/>
+                <w:sz w:val="24"/>
+              </w:rPr>
+              <w:t>481.07</w:t>
+            </w:r>
+          </w:p>
+        </w:tc>
+        <w:tc>
+          <w:tcPr>
+            <w:tcW w:type="dxa" w:w="2880"/>
+          </w:tcPr>
+          <w:p>
+            <w:r>
+              <w:rPr>
+                <w:rFonts w:ascii="Calibri" w:hAnsi="Calibri"/>
+                <w:color w:val="000000"/>
+                <w:sz w:val="24"/>
+              </w:rPr>
+              <w:t>520.24</w:t>
+            </w:r>
+          </w:p>
+        </w:tc>
+      </w:tr>
+      <w:tr>
+        <w:tc>
+          <w:tcPr>
+            <w:tcW w:type="dxa" w:w="2880"/>
+          </w:tcPr>
+          <w:p>
+            <w:r>
+              <w:rPr>
+                <w:rFonts w:ascii="Calibri" w:hAnsi="Calibri"/>
+                <w:color w:val="000000"/>
+                <w:sz w:val="24"/>
+              </w:rPr>
+              <w:t>ARIMA(4,0,6)</w:t>
+            </w:r>
+          </w:p>
+        </w:tc>
+        <w:tc>
+          <w:tcPr>
+            <w:tcW w:type="dxa" w:w="2880"/>
+          </w:tcPr>
+          <w:p>
+            <w:r>
+              <w:rPr>
+                <w:rFonts w:ascii="Calibri" w:hAnsi="Calibri"/>
+                <w:color w:val="000000"/>
+                <w:sz w:val="24"/>
+              </w:rPr>
+              <w:t>481.11</w:t>
+            </w:r>
+          </w:p>
+        </w:tc>
+        <w:tc>
+          <w:tcPr>
+            <w:tcW w:type="dxa" w:w="2880"/>
+          </w:tcPr>
+          <w:p>
+            <w:r>
+              <w:rPr>
+                <w:rFonts w:ascii="Calibri" w:hAnsi="Calibri"/>
+                <w:color w:val="000000"/>
+                <w:sz w:val="24"/>
+              </w:rPr>
+              <w:t>520.27</w:t>
             </w:r>
           </w:p>
         </w:tc>
       </w:tr>
     </w:tbl>
     <w:p/>
+    <w:p>
+      <w:r>
+        <w:rPr>
+          <w:rFonts w:ascii="Calibri" w:hAnsi="Calibri"/>
+          <w:color w:val="000000"/>
+          <w:sz w:val="24"/>
+        </w:rPr>
+        <w:t>The three selected models are ARIMA(8,0,5), ARIMA(8,0,6), and ARIMA(8,0,2). Large AR orders (p = 8) are needed to capture the long memory and slow mean-reversion of interest rates without differencing.</w:t>
+      </w:r>
+    </w:p>
     <w:p>
       <w:pPr>
         <w:pStyle w:val="Heading3"/>
       </w:pPr>
       <w:r>
         <w:t>2(a) — Forecast Plot</w:t>
+      </w:r>
+    </w:p>
+    <w:p>
+      <w:pPr>
+        <w:jc w:val="center"/>
+      </w:pPr>
+      <w:r>
+        <w:drawing>
+          <wp:inline xmlns:a="http://schemas.openxmlformats.org/drawingml/2006/main" xmlns:pic="http://schemas.openxmlformats.org/drawingml/2006/picture">
+            <wp:extent cx="5852160" cy="2340864"/>
+            <wp:docPr id="1" name="Picture 1"/>
+            <wp:cNvGraphicFramePr>
+              <a:graphicFrameLocks noChangeAspect="1"/>
+            </wp:cNvGraphicFramePr>
+            <a:graphic>
+              <a:graphicData uri="http://schemas.openxmlformats.org/drawingml/2006/picture">
+                <pic:pic>
+                  <pic:nvPicPr>
+                    <pic:cNvPr id="0" name="fig2a_forecast.png"/>
+                    <pic:cNvPicPr/>
+                  </pic:nvPicPr>
+                  <pic:blipFill>
+                    <a:blip r:embed="rId9"/>
+                    <a:stretch>
+                      <a:fillRect/>
+                    </a:stretch>
+                  </pic:blipFill>
+                  <pic:spPr>
+                    <a:xfrm>
+                      <a:off x="0" y="0"/>
+                      <a:ext cx="5852160" cy="2340864"/>
+                    </a:xfrm>
+                    <a:prstGeom prst="rect"/>
+                  </pic:spPr>
+                </pic:pic>
+              </a:graphicData>
+            </a:graphic>
+          </wp:inline>
+        </w:drawing>
+      </w:r>
+    </w:p>
+    <w:p>
+      <w:pPr>
+        <w:jc w:val="center"/>
+      </w:pPr>
+      <w:r>
+        <w:rPr>
+          <w:rFonts w:ascii="Calibri" w:hAnsi="Calibri"/>
+          <w:color w:val="000000"/>
+          <w:sz w:val="24"/>
+        </w:rPr>
+        <w:t>[INSERT ]</w:t>
+      </w:r>
+    </w:p>
+    <w:p>
+      <w:pPr>
+        <w:jc w:val="center"/>
+      </w:pPr>
+      <w:r>
+        <w:drawing>
+          <wp:inline xmlns:a="http://schemas.openxmlformats.org/drawingml/2006/main" xmlns:pic="http://schemas.openxmlformats.org/drawingml/2006/picture">
+            <wp:extent cx="5852160" cy="2340864"/>
+            <wp:docPr id="2" name="Picture 2"/>
+            <wp:cNvGraphicFramePr>
+              <a:graphicFrameLocks noChangeAspect="1"/>
+            </wp:cNvGraphicFramePr>
+            <a:graphic>
+              <a:graphicData uri="http://schemas.openxmlformats.org/drawingml/2006/picture">
+                <pic:pic>
+                  <pic:nvPicPr>
+                    <pic:cNvPr id="0" name="fig2b_r_forecast.png"/>
+                    <pic:cNvPicPr/>
+                  </pic:nvPicPr>
+                  <pic:blipFill>
+                    <a:blip r:embed="rId10"/>
+                    <a:stretch>
+                      <a:fillRect/>
+                    </a:stretch>
+                  </pic:blipFill>
+                  <pic:spPr>
+                    <a:xfrm>
+                      <a:off x="0" y="0"/>
+                      <a:ext cx="5852160" cy="2340864"/>
+                    </a:xfrm>
+                    <a:prstGeom prst="rect"/>
+                  </pic:spPr>
+                </pic:pic>
+              </a:graphicData>
+            </a:graphic>
+          </wp:inline>
+        </w:drawing>
+      </w:r>
+    </w:p>
+    <w:p>
+      <w:pPr>
+        <w:jc w:val="center"/>
+      </w:pPr>
+      <w:r>
+        <w:rPr>
+          <w:rFonts w:ascii="Calibri" w:hAnsi="Calibri"/>
+          <w:color w:val="000000"/>
+          <w:sz w:val="24"/>
+        </w:rPr>
+        <w:t>[INSERT ]</w:t>
       </w:r>
     </w:p>
     <w:p>
@@ -1431,7 +1623,7 @@
           <w:color w:val="000000"/>
           <w:sz w:val="24"/>
         </w:rPr>
-        <w:t>[INSERT fig_q2_forecast.png]</w:t>
+        <w:t>Inflation forecasts (h = 1 to 7 quarters ahead, 95% CI for ARIMA(2,0,10)):</w:t>
       </w:r>
     </w:p>
     <w:tbl>
@@ -1477,7 +1669,7 @@
                 <w:color w:val="000000"/>
                 <w:sz w:val="24"/>
               </w:rPr>
-              <w:t>ARMA(2,1)</w:t>
+              <w:t>ARIMA(2,0,10)</w:t>
             </w:r>
           </w:p>
         </w:tc>
@@ -1493,7 +1685,7 @@
                 <w:color w:val="000000"/>
                 <w:sz w:val="24"/>
               </w:rPr>
-              <w:t>ARMA(1,2)</w:t>
+              <w:t>ARIMA(4,0,9)</w:t>
             </w:r>
           </w:p>
         </w:tc>
@@ -1509,7 +1701,7 @@
                 <w:color w:val="000000"/>
                 <w:sz w:val="24"/>
               </w:rPr>
-              <w:t>ARMA(3,0)</w:t>
+              <w:t>ARIMA(2,0,9)</w:t>
             </w:r>
           </w:p>
         </w:tc>
@@ -1573,7 +1765,7 @@
                 <w:color w:val="000000"/>
                 <w:sz w:val="24"/>
               </w:rPr>
-              <w:t>0.00907</w:t>
+              <w:t>0.00798</w:t>
             </w:r>
           </w:p>
         </w:tc>
@@ -1603,7 +1795,7 @@
                 <w:color w:val="000000"/>
                 <w:sz w:val="24"/>
               </w:rPr>
-              <w:t>0.00849</w:t>
+              <w:t>0.00808</w:t>
             </w:r>
           </w:p>
         </w:tc>
@@ -1618,7 +1810,7 @@
                 <w:color w:val="000000"/>
                 <w:sz w:val="24"/>
               </w:rPr>
-              <w:t>0.00588</w:t>
+              <w:t>0.00545</w:t>
             </w:r>
           </w:p>
         </w:tc>
@@ -1633,7 +1825,7 @@
                 <w:color w:val="000000"/>
                 <w:sz w:val="24"/>
               </w:rPr>
-              <w:t>0.01225</w:t>
+              <w:t>0.01051</w:t>
             </w:r>
           </w:p>
         </w:tc>
@@ -1665,7 +1857,7 @@
                 <w:color w:val="000000"/>
                 <w:sz w:val="24"/>
               </w:rPr>
-              <w:t>0.00896</w:t>
+              <w:t>0.00683</w:t>
             </w:r>
           </w:p>
         </w:tc>
@@ -1680,7 +1872,7 @@
                 <w:color w:val="000000"/>
                 <w:sz w:val="24"/>
               </w:rPr>
-              <w:t>0.00805</w:t>
+              <w:t>0.00682</w:t>
             </w:r>
           </w:p>
         </w:tc>
@@ -1695,7 +1887,7 @@
                 <w:color w:val="000000"/>
                 <w:sz w:val="24"/>
               </w:rPr>
-              <w:t>0.00841</w:t>
+              <w:t>0.00722</w:t>
             </w:r>
           </w:p>
         </w:tc>
@@ -1710,7 +1902,7 @@
                 <w:color w:val="000000"/>
                 <w:sz w:val="24"/>
               </w:rPr>
-              <w:t>0.00329</w:t>
+              <w:t>0.00224</w:t>
             </w:r>
           </w:p>
         </w:tc>
@@ -1725,7 +1917,7 @@
                 <w:color w:val="000000"/>
                 <w:sz w:val="24"/>
               </w:rPr>
-              <w:t>0.01463</w:t>
+              <w:t>0.01141</w:t>
             </w:r>
           </w:p>
         </w:tc>
@@ -1757,7 +1949,7 @@
                 <w:color w:val="000000"/>
                 <w:sz w:val="24"/>
               </w:rPr>
-              <w:t>0.00900</w:t>
+              <w:t>0.00656</w:t>
             </w:r>
           </w:p>
         </w:tc>
@@ -1772,7 +1964,7 @@
                 <w:color w:val="000000"/>
                 <w:sz w:val="24"/>
               </w:rPr>
-              <w:t>0.00814</w:t>
+              <w:t>0.00667</w:t>
             </w:r>
           </w:p>
         </w:tc>
@@ -1787,7 +1979,7 @@
                 <w:color w:val="000000"/>
                 <w:sz w:val="24"/>
               </w:rPr>
-              <w:t>0.00838</w:t>
+              <w:t>0.00718</w:t>
             </w:r>
           </w:p>
         </w:tc>
@@ -1802,7 +1994,7 @@
                 <w:color w:val="000000"/>
                 <w:sz w:val="24"/>
               </w:rPr>
-              <w:t>0.00225</w:t>
+              <w:t>0.00000</w:t>
             </w:r>
           </w:p>
         </w:tc>
@@ -1817,7 +2009,7 @@
                 <w:color w:val="000000"/>
                 <w:sz w:val="24"/>
               </w:rPr>
-              <w:t>0.01575</w:t>
+              <w:t>0.01312</w:t>
             </w:r>
           </w:p>
         </w:tc>
@@ -1849,7 +2041,7 @@
                 <w:color w:val="000000"/>
                 <w:sz w:val="24"/>
               </w:rPr>
-              <w:t>0.00897</w:t>
+              <w:t>0.00581</w:t>
             </w:r>
           </w:p>
         </w:tc>
@@ -1864,7 +2056,7 @@
                 <w:color w:val="000000"/>
                 <w:sz w:val="24"/>
               </w:rPr>
-              <w:t>0.00823</w:t>
+              <w:t>0.00594</w:t>
             </w:r>
           </w:p>
         </w:tc>
@@ -1879,7 +2071,7 @@
                 <w:color w:val="000000"/>
                 <w:sz w:val="24"/>
               </w:rPr>
-              <w:t>0.00839</w:t>
+              <w:t>0.00623</w:t>
             </w:r>
           </w:p>
         </w:tc>
@@ -1894,7 +2086,7 @@
                 <w:color w:val="000000"/>
                 <w:sz w:val="24"/>
               </w:rPr>
-              <w:t>0.00120</w:t>
+              <w:t>−0.00304</w:t>
             </w:r>
           </w:p>
         </w:tc>
@@ -1909,7 +2101,7 @@
                 <w:color w:val="000000"/>
                 <w:sz w:val="24"/>
               </w:rPr>
-              <w:t>0.01674</w:t>
+              <w:t>0.01466</w:t>
             </w:r>
           </w:p>
         </w:tc>
@@ -1941,7 +2133,7 @@
                 <w:color w:val="000000"/>
                 <w:sz w:val="24"/>
               </w:rPr>
-              <w:t>0.00898</w:t>
+              <w:t>0.00604</w:t>
             </w:r>
           </w:p>
         </w:tc>
@@ -1956,7 +2148,7 @@
                 <w:color w:val="000000"/>
                 <w:sz w:val="24"/>
               </w:rPr>
-              <w:t>0.00830</w:t>
+              <w:t>0.00650</w:t>
             </w:r>
           </w:p>
         </w:tc>
@@ -1971,7 +2163,7 @@
                 <w:color w:val="000000"/>
                 <w:sz w:val="24"/>
               </w:rPr>
-              <w:t>0.00843</w:t>
+              <w:t>0.00655</w:t>
             </w:r>
           </w:p>
         </w:tc>
@@ -1986,7 +2178,7 @@
                 <w:color w:val="000000"/>
                 <w:sz w:val="24"/>
               </w:rPr>
-              <w:t>0.00046</w:t>
+              <w:t>−0.00381</w:t>
             </w:r>
           </w:p>
         </w:tc>
@@ -2001,7 +2193,7 @@
                 <w:color w:val="000000"/>
                 <w:sz w:val="24"/>
               </w:rPr>
-              <w:t>0.01749</w:t>
+              <w:t>0.01590</w:t>
             </w:r>
           </w:p>
         </w:tc>
@@ -2033,7 +2225,7 @@
                 <w:color w:val="000000"/>
                 <w:sz w:val="24"/>
               </w:rPr>
-              <w:t>0.00897</w:t>
+              <w:t>0.00689</w:t>
             </w:r>
           </w:p>
         </w:tc>
@@ -2048,7 +2240,7 @@
                 <w:color w:val="000000"/>
                 <w:sz w:val="24"/>
               </w:rPr>
-              <w:t>0.00837</w:t>
+              <w:t>0.00741</w:t>
             </w:r>
           </w:p>
         </w:tc>
@@ -2063,7 +2255,7 @@
                 <w:color w:val="000000"/>
                 <w:sz w:val="24"/>
               </w:rPr>
-              <w:t>0.00847</w:t>
+              <w:t>0.00682</w:t>
             </w:r>
           </w:p>
         </w:tc>
@@ -2078,7 +2270,7 @@
                 <w:color w:val="000000"/>
                 <w:sz w:val="24"/>
               </w:rPr>
-              <w:t>−0.00019</w:t>
+              <w:t>−0.00378</w:t>
             </w:r>
           </w:p>
         </w:tc>
@@ -2093,7 +2285,7 @@
                 <w:color w:val="000000"/>
                 <w:sz w:val="24"/>
               </w:rPr>
-              <w:t>0.01813</w:t>
+              <w:t>0.01756</w:t>
             </w:r>
           </w:p>
         </w:tc>
@@ -2125,7 +2317,7 @@
                 <w:color w:val="000000"/>
                 <w:sz w:val="24"/>
               </w:rPr>
-              <w:t>0.00896</w:t>
+              <w:t>0.00737</w:t>
             </w:r>
           </w:p>
         </w:tc>
@@ -2140,7 +2332,7 @@
                 <w:color w:val="000000"/>
                 <w:sz w:val="24"/>
               </w:rPr>
-              <w:t>0.00843</w:t>
+              <w:t>0.00807</w:t>
             </w:r>
           </w:p>
         </w:tc>
@@ -2155,7 +2347,7 @@
                 <w:color w:val="000000"/>
                 <w:sz w:val="24"/>
               </w:rPr>
-              <w:t>0.00852</w:t>
+              <w:t>0.00711</w:t>
             </w:r>
           </w:p>
         </w:tc>
@@ -2170,7 +2362,7 @@
                 <w:color w:val="000000"/>
                 <w:sz w:val="24"/>
               </w:rPr>
-              <w:t>−0.00073</w:t>
+              <w:t>−0.00416</w:t>
             </w:r>
           </w:p>
         </w:tc>
@@ -2185,99 +2377,7 @@
                 <w:color w:val="000000"/>
                 <w:sz w:val="24"/>
               </w:rPr>
-              <w:t>0.01866</w:t>
-            </w:r>
-          </w:p>
-        </w:tc>
-      </w:tr>
-      <w:tr>
-        <w:tc>
-          <w:tcPr>
-            <w:tcW w:type="dxa" w:w="1440"/>
-          </w:tcPr>
-          <w:p>
-            <w:r>
-              <w:rPr>
-                <w:rFonts w:ascii="Calibri" w:hAnsi="Calibri"/>
-                <w:color w:val="000000"/>
-                <w:sz w:val="24"/>
-              </w:rPr>
-              <w:t>2025Q4</w:t>
-            </w:r>
-          </w:p>
-        </w:tc>
-        <w:tc>
-          <w:tcPr>
-            <w:tcW w:type="dxa" w:w="1440"/>
-          </w:tcPr>
-          <w:p>
-            <w:r>
-              <w:rPr>
-                <w:rFonts w:ascii="Calibri" w:hAnsi="Calibri"/>
-                <w:color w:val="000000"/>
-                <w:sz w:val="24"/>
-              </w:rPr>
-              <w:t>0.00896</w:t>
-            </w:r>
-          </w:p>
-        </w:tc>
-        <w:tc>
-          <w:tcPr>
-            <w:tcW w:type="dxa" w:w="1440"/>
-          </w:tcPr>
-          <w:p>
-            <w:r>
-              <w:rPr>
-                <w:rFonts w:ascii="Calibri" w:hAnsi="Calibri"/>
-                <w:color w:val="000000"/>
-                <w:sz w:val="24"/>
-              </w:rPr>
-              <w:t>0.00849</w:t>
-            </w:r>
-          </w:p>
-        </w:tc>
-        <w:tc>
-          <w:tcPr>
-            <w:tcW w:type="dxa" w:w="1440"/>
-          </w:tcPr>
-          <w:p>
-            <w:r>
-              <w:rPr>
-                <w:rFonts w:ascii="Calibri" w:hAnsi="Calibri"/>
-                <w:color w:val="000000"/>
-                <w:sz w:val="24"/>
-              </w:rPr>
-              <w:t>0.00856</w:t>
-            </w:r>
-          </w:p>
-        </w:tc>
-        <w:tc>
-          <w:tcPr>
-            <w:tcW w:type="dxa" w:w="1440"/>
-          </w:tcPr>
-          <w:p>
-            <w:r>
-              <w:rPr>
-                <w:rFonts w:ascii="Calibri" w:hAnsi="Calibri"/>
-                <w:color w:val="000000"/>
-                <w:sz w:val="24"/>
-              </w:rPr>
-              <w:t>−0.00120</w:t>
-            </w:r>
-          </w:p>
-        </w:tc>
-        <w:tc>
-          <w:tcPr>
-            <w:tcW w:type="dxa" w:w="1440"/>
-          </w:tcPr>
-          <w:p>
-            <w:r>
-              <w:rPr>
-                <w:rFonts w:ascii="Calibri" w:hAnsi="Calibri"/>
-                <w:color w:val="000000"/>
-                <w:sz w:val="24"/>
-              </w:rPr>
-              <w:t>0.01911</w:t>
+              <w:t>0.01891</w:t>
             </w:r>
           </w:p>
         </w:tc>
@@ -2291,7 +2391,542 @@
           <w:color w:val="000000"/>
           <w:sz w:val="24"/>
         </w:rPr>
-        <w:t>All three models converge fairly quickly toward the sample mean of around 0.009. This is expected from stationary ARMA processes — forecasts revert to the unconditional mean as the horizon increases.</w:t>
+        <w:t>All three inflation models quickly move away from the last observed value and converge toward the long-run mean (around 0.007–0.008). The 95% interval widens from ±0.00253 at h=1 to ±0.01154 at h=7, reflecting the accumulation of forecast uncertainty.</w:t>
+      </w:r>
+    </w:p>
+    <w:p>
+      <w:r>
+        <w:rPr>
+          <w:rFonts w:ascii="Calibri" w:hAnsi="Calibri"/>
+          <w:b/>
+          <w:color w:val="000000"/>
+          <w:sz w:val="24"/>
+        </w:rPr>
+        <w:t>Interest rate forecasts (h = 1 to 7 quarters ahead, ARIMA(8,0,5) point forecasts):</w:t>
+      </w:r>
+    </w:p>
+    <w:tbl>
+      <w:tblPr>
+        <w:tblStyle w:val="TableGrid"/>
+        <w:tblW w:type="auto" w:w="0"/>
+        <w:tblLook w:firstColumn="1" w:firstRow="1" w:lastColumn="0" w:lastRow="0" w:noHBand="0" w:noVBand="1" w:val="04A0"/>
+      </w:tblPr>
+      <w:tblGrid>
+        <w:gridCol w:w="2160"/>
+        <w:gridCol w:w="2160"/>
+        <w:gridCol w:w="2160"/>
+        <w:gridCol w:w="2160"/>
+      </w:tblGrid>
+      <w:tr>
+        <w:tc>
+          <w:tcPr>
+            <w:tcW w:type="dxa" w:w="2160"/>
+          </w:tcPr>
+          <w:p>
+            <w:r>
+              <w:rPr>
+                <w:rFonts w:ascii="Calibri" w:hAnsi="Calibri"/>
+                <w:b/>
+                <w:color w:val="000000"/>
+                <w:sz w:val="24"/>
+              </w:rPr>
+              <w:t>Quarter</w:t>
+            </w:r>
+          </w:p>
+        </w:tc>
+        <w:tc>
+          <w:tcPr>
+            <w:tcW w:type="dxa" w:w="2160"/>
+          </w:tcPr>
+          <w:p>
+            <w:r>
+              <w:rPr>
+                <w:rFonts w:ascii="Calibri" w:hAnsi="Calibri"/>
+                <w:b/>
+                <w:color w:val="000000"/>
+                <w:sz w:val="24"/>
+              </w:rPr>
+              <w:t>ARIMA(8,0,5)</w:t>
+            </w:r>
+          </w:p>
+        </w:tc>
+        <w:tc>
+          <w:tcPr>
+            <w:tcW w:type="dxa" w:w="2160"/>
+          </w:tcPr>
+          <w:p>
+            <w:r>
+              <w:rPr>
+                <w:rFonts w:ascii="Calibri" w:hAnsi="Calibri"/>
+                <w:b/>
+                <w:color w:val="000000"/>
+                <w:sz w:val="24"/>
+              </w:rPr>
+              <w:t>95% CI lower</w:t>
+            </w:r>
+          </w:p>
+        </w:tc>
+        <w:tc>
+          <w:tcPr>
+            <w:tcW w:type="dxa" w:w="2160"/>
+          </w:tcPr>
+          <w:p>
+            <w:r>
+              <w:rPr>
+                <w:rFonts w:ascii="Calibri" w:hAnsi="Calibri"/>
+                <w:b/>
+                <w:color w:val="000000"/>
+                <w:sz w:val="24"/>
+              </w:rPr>
+              <w:t>95% CI upper</w:t>
+            </w:r>
+          </w:p>
+        </w:tc>
+      </w:tr>
+      <w:tr>
+        <w:tc>
+          <w:tcPr>
+            <w:tcW w:type="dxa" w:w="2160"/>
+          </w:tcPr>
+          <w:p>
+            <w:r>
+              <w:rPr>
+                <w:rFonts w:ascii="Calibri" w:hAnsi="Calibri"/>
+                <w:color w:val="000000"/>
+                <w:sz w:val="24"/>
+              </w:rPr>
+              <w:t>2024Q1</w:t>
+            </w:r>
+          </w:p>
+        </w:tc>
+        <w:tc>
+          <w:tcPr>
+            <w:tcW w:type="dxa" w:w="2160"/>
+          </w:tcPr>
+          <w:p>
+            <w:r>
+              <w:rPr>
+                <w:rFonts w:ascii="Calibri" w:hAnsi="Calibri"/>
+                <w:color w:val="000000"/>
+                <w:sz w:val="24"/>
+              </w:rPr>
+              <w:t>5.200</w:t>
+            </w:r>
+          </w:p>
+        </w:tc>
+        <w:tc>
+          <w:tcPr>
+            <w:tcW w:type="dxa" w:w="2160"/>
+          </w:tcPr>
+          <w:p>
+            <w:r>
+              <w:rPr>
+                <w:rFonts w:ascii="Calibri" w:hAnsi="Calibri"/>
+                <w:color w:val="000000"/>
+                <w:sz w:val="24"/>
+              </w:rPr>
+              <w:t>4.053</w:t>
+            </w:r>
+          </w:p>
+        </w:tc>
+        <w:tc>
+          <w:tcPr>
+            <w:tcW w:type="dxa" w:w="2160"/>
+          </w:tcPr>
+          <w:p>
+            <w:r>
+              <w:rPr>
+                <w:rFonts w:ascii="Calibri" w:hAnsi="Calibri"/>
+                <w:color w:val="000000"/>
+                <w:sz w:val="24"/>
+              </w:rPr>
+              <w:t>6.347</w:t>
+            </w:r>
+          </w:p>
+        </w:tc>
+      </w:tr>
+      <w:tr>
+        <w:tc>
+          <w:tcPr>
+            <w:tcW w:type="dxa" w:w="2160"/>
+          </w:tcPr>
+          <w:p>
+            <w:r>
+              <w:rPr>
+                <w:rFonts w:ascii="Calibri" w:hAnsi="Calibri"/>
+                <w:color w:val="000000"/>
+                <w:sz w:val="24"/>
+              </w:rPr>
+              <w:t>2024Q2</w:t>
+            </w:r>
+          </w:p>
+        </w:tc>
+        <w:tc>
+          <w:tcPr>
+            <w:tcW w:type="dxa" w:w="2160"/>
+          </w:tcPr>
+          <w:p>
+            <w:r>
+              <w:rPr>
+                <w:rFonts w:ascii="Calibri" w:hAnsi="Calibri"/>
+                <w:color w:val="000000"/>
+                <w:sz w:val="24"/>
+              </w:rPr>
+              <w:t>5.135</w:t>
+            </w:r>
+          </w:p>
+        </w:tc>
+        <w:tc>
+          <w:tcPr>
+            <w:tcW w:type="dxa" w:w="2160"/>
+          </w:tcPr>
+          <w:p>
+            <w:r>
+              <w:rPr>
+                <w:rFonts w:ascii="Calibri" w:hAnsi="Calibri"/>
+                <w:color w:val="000000"/>
+                <w:sz w:val="24"/>
+              </w:rPr>
+              <w:t>3.095</w:t>
+            </w:r>
+          </w:p>
+        </w:tc>
+        <w:tc>
+          <w:tcPr>
+            <w:tcW w:type="dxa" w:w="2160"/>
+          </w:tcPr>
+          <w:p>
+            <w:r>
+              <w:rPr>
+                <w:rFonts w:ascii="Calibri" w:hAnsi="Calibri"/>
+                <w:color w:val="000000"/>
+                <w:sz w:val="24"/>
+              </w:rPr>
+              <w:t>7.175</w:t>
+            </w:r>
+          </w:p>
+        </w:tc>
+      </w:tr>
+      <w:tr>
+        <w:tc>
+          <w:tcPr>
+            <w:tcW w:type="dxa" w:w="2160"/>
+          </w:tcPr>
+          <w:p>
+            <w:r>
+              <w:rPr>
+                <w:rFonts w:ascii="Calibri" w:hAnsi="Calibri"/>
+                <w:color w:val="000000"/>
+                <w:sz w:val="24"/>
+              </w:rPr>
+              <w:t>2024Q3</w:t>
+            </w:r>
+          </w:p>
+        </w:tc>
+        <w:tc>
+          <w:tcPr>
+            <w:tcW w:type="dxa" w:w="2160"/>
+          </w:tcPr>
+          <w:p>
+            <w:r>
+              <w:rPr>
+                <w:rFonts w:ascii="Calibri" w:hAnsi="Calibri"/>
+                <w:color w:val="000000"/>
+                <w:sz w:val="24"/>
+              </w:rPr>
+              <w:t>4.726</w:t>
+            </w:r>
+          </w:p>
+        </w:tc>
+        <w:tc>
+          <w:tcPr>
+            <w:tcW w:type="dxa" w:w="2160"/>
+          </w:tcPr>
+          <w:p>
+            <w:r>
+              <w:rPr>
+                <w:rFonts w:ascii="Calibri" w:hAnsi="Calibri"/>
+                <w:color w:val="000000"/>
+                <w:sz w:val="24"/>
+              </w:rPr>
+              <w:t>2.231</w:t>
+            </w:r>
+          </w:p>
+        </w:tc>
+        <w:tc>
+          <w:tcPr>
+            <w:tcW w:type="dxa" w:w="2160"/>
+          </w:tcPr>
+          <w:p>
+            <w:r>
+              <w:rPr>
+                <w:rFonts w:ascii="Calibri" w:hAnsi="Calibri"/>
+                <w:color w:val="000000"/>
+                <w:sz w:val="24"/>
+              </w:rPr>
+              <w:t>7.221</w:t>
+            </w:r>
+          </w:p>
+        </w:tc>
+      </w:tr>
+      <w:tr>
+        <w:tc>
+          <w:tcPr>
+            <w:tcW w:type="dxa" w:w="2160"/>
+          </w:tcPr>
+          <w:p>
+            <w:r>
+              <w:rPr>
+                <w:rFonts w:ascii="Calibri" w:hAnsi="Calibri"/>
+                <w:color w:val="000000"/>
+                <w:sz w:val="24"/>
+              </w:rPr>
+              <w:t>2024Q4</w:t>
+            </w:r>
+          </w:p>
+        </w:tc>
+        <w:tc>
+          <w:tcPr>
+            <w:tcW w:type="dxa" w:w="2160"/>
+          </w:tcPr>
+          <w:p>
+            <w:r>
+              <w:rPr>
+                <w:rFonts w:ascii="Calibri" w:hAnsi="Calibri"/>
+                <w:color w:val="000000"/>
+                <w:sz w:val="24"/>
+              </w:rPr>
+              <w:t>4.316</w:t>
+            </w:r>
+          </w:p>
+        </w:tc>
+        <w:tc>
+          <w:tcPr>
+            <w:tcW w:type="dxa" w:w="2160"/>
+          </w:tcPr>
+          <w:p>
+            <w:r>
+              <w:rPr>
+                <w:rFonts w:ascii="Calibri" w:hAnsi="Calibri"/>
+                <w:color w:val="000000"/>
+                <w:sz w:val="24"/>
+              </w:rPr>
+              <w:t>1.349</w:t>
+            </w:r>
+          </w:p>
+        </w:tc>
+        <w:tc>
+          <w:tcPr>
+            <w:tcW w:type="dxa" w:w="2160"/>
+          </w:tcPr>
+          <w:p>
+            <w:r>
+              <w:rPr>
+                <w:rFonts w:ascii="Calibri" w:hAnsi="Calibri"/>
+                <w:color w:val="000000"/>
+                <w:sz w:val="24"/>
+              </w:rPr>
+              <w:t>7.283</w:t>
+            </w:r>
+          </w:p>
+        </w:tc>
+      </w:tr>
+      <w:tr>
+        <w:tc>
+          <w:tcPr>
+            <w:tcW w:type="dxa" w:w="2160"/>
+          </w:tcPr>
+          <w:p>
+            <w:r>
+              <w:rPr>
+                <w:rFonts w:ascii="Calibri" w:hAnsi="Calibri"/>
+                <w:color w:val="000000"/>
+                <w:sz w:val="24"/>
+              </w:rPr>
+              <w:t>2025Q1</w:t>
+            </w:r>
+          </w:p>
+        </w:tc>
+        <w:tc>
+          <w:tcPr>
+            <w:tcW w:type="dxa" w:w="2160"/>
+          </w:tcPr>
+          <w:p>
+            <w:r>
+              <w:rPr>
+                <w:rFonts w:ascii="Calibri" w:hAnsi="Calibri"/>
+                <w:color w:val="000000"/>
+                <w:sz w:val="24"/>
+              </w:rPr>
+              <w:t>4.109</w:t>
+            </w:r>
+          </w:p>
+        </w:tc>
+        <w:tc>
+          <w:tcPr>
+            <w:tcW w:type="dxa" w:w="2160"/>
+          </w:tcPr>
+          <w:p>
+            <w:r>
+              <w:rPr>
+                <w:rFonts w:ascii="Calibri" w:hAnsi="Calibri"/>
+                <w:color w:val="000000"/>
+                <w:sz w:val="24"/>
+              </w:rPr>
+              <w:t>0.679</w:t>
+            </w:r>
+          </w:p>
+        </w:tc>
+        <w:tc>
+          <w:tcPr>
+            <w:tcW w:type="dxa" w:w="2160"/>
+          </w:tcPr>
+          <w:p>
+            <w:r>
+              <w:rPr>
+                <w:rFonts w:ascii="Calibri" w:hAnsi="Calibri"/>
+                <w:color w:val="000000"/>
+                <w:sz w:val="24"/>
+              </w:rPr>
+              <w:t>7.539</w:t>
+            </w:r>
+          </w:p>
+        </w:tc>
+      </w:tr>
+      <w:tr>
+        <w:tc>
+          <w:tcPr>
+            <w:tcW w:type="dxa" w:w="2160"/>
+          </w:tcPr>
+          <w:p>
+            <w:r>
+              <w:rPr>
+                <w:rFonts w:ascii="Calibri" w:hAnsi="Calibri"/>
+                <w:color w:val="000000"/>
+                <w:sz w:val="24"/>
+              </w:rPr>
+              <w:t>2025Q2</w:t>
+            </w:r>
+          </w:p>
+        </w:tc>
+        <w:tc>
+          <w:tcPr>
+            <w:tcW w:type="dxa" w:w="2160"/>
+          </w:tcPr>
+          <w:p>
+            <w:r>
+              <w:rPr>
+                <w:rFonts w:ascii="Calibri" w:hAnsi="Calibri"/>
+                <w:color w:val="000000"/>
+                <w:sz w:val="24"/>
+              </w:rPr>
+              <w:t>3.826</w:t>
+            </w:r>
+          </w:p>
+        </w:tc>
+        <w:tc>
+          <w:tcPr>
+            <w:tcW w:type="dxa" w:w="2160"/>
+          </w:tcPr>
+          <w:p>
+            <w:r>
+              <w:rPr>
+                <w:rFonts w:ascii="Calibri" w:hAnsi="Calibri"/>
+                <w:color w:val="000000"/>
+                <w:sz w:val="24"/>
+              </w:rPr>
+              <w:t>0.018</w:t>
+            </w:r>
+          </w:p>
+        </w:tc>
+        <w:tc>
+          <w:tcPr>
+            <w:tcW w:type="dxa" w:w="2160"/>
+          </w:tcPr>
+          <w:p>
+            <w:r>
+              <w:rPr>
+                <w:rFonts w:ascii="Calibri" w:hAnsi="Calibri"/>
+                <w:color w:val="000000"/>
+                <w:sz w:val="24"/>
+              </w:rPr>
+              <w:t>7.635</w:t>
+            </w:r>
+          </w:p>
+        </w:tc>
+      </w:tr>
+      <w:tr>
+        <w:tc>
+          <w:tcPr>
+            <w:tcW w:type="dxa" w:w="2160"/>
+          </w:tcPr>
+          <w:p>
+            <w:r>
+              <w:rPr>
+                <w:rFonts w:ascii="Calibri" w:hAnsi="Calibri"/>
+                <w:color w:val="000000"/>
+                <w:sz w:val="24"/>
+              </w:rPr>
+              <w:t>2025Q3</w:t>
+            </w:r>
+          </w:p>
+        </w:tc>
+        <w:tc>
+          <w:tcPr>
+            <w:tcW w:type="dxa" w:w="2160"/>
+          </w:tcPr>
+          <w:p>
+            <w:r>
+              <w:rPr>
+                <w:rFonts w:ascii="Calibri" w:hAnsi="Calibri"/>
+                <w:color w:val="000000"/>
+                <w:sz w:val="24"/>
+              </w:rPr>
+              <w:t>3.467</w:t>
+            </w:r>
+          </w:p>
+        </w:tc>
+        <w:tc>
+          <w:tcPr>
+            <w:tcW w:type="dxa" w:w="2160"/>
+          </w:tcPr>
+          <w:p>
+            <w:r>
+              <w:rPr>
+                <w:rFonts w:ascii="Calibri" w:hAnsi="Calibri"/>
+                <w:color w:val="000000"/>
+                <w:sz w:val="24"/>
+              </w:rPr>
+              <w:t>−0.709</w:t>
+            </w:r>
+          </w:p>
+        </w:tc>
+        <w:tc>
+          <w:tcPr>
+            <w:tcW w:type="dxa" w:w="2160"/>
+          </w:tcPr>
+          <w:p>
+            <w:r>
+              <w:rPr>
+                <w:rFonts w:ascii="Calibri" w:hAnsi="Calibri"/>
+                <w:color w:val="000000"/>
+                <w:sz w:val="24"/>
+              </w:rPr>
+              <w:t>7.642</w:t>
+            </w:r>
+          </w:p>
+        </w:tc>
+      </w:tr>
+    </w:tbl>
+    <w:p/>
+    <w:p>
+      <w:r>
+        <w:rPr>
+          <w:rFonts w:ascii="Calibri" w:hAnsi="Calibri"/>
+          <w:color w:val="000000"/>
+          <w:sz w:val="24"/>
+        </w:rPr>
+        <w:t>The interest rate forecast declines gradually from 5.20% toward the long-run mean, consistent with the high-rate environment observed from 2022-2023 moderating over the forecast horizon.</w:t>
       </w:r>
     </w:p>
     <w:p>
@@ -2319,7 +2954,7 @@
           <w:color w:val="000000"/>
           <w:sz w:val="24"/>
         </w:rPr>
-        <w:t>There are several sources of uncertainty worth distinguishing. First, each future period introduces an unpredictable shock ε_t — the 95% confidence interval starts at a width of 0.00636 at h=1 and widens to 0.02031 at h=8, directly showing how much this accumulates. Second, the estimated model coefficients are uncertain themselves, which feeds through to forecast error but is harder to separately quantify. Third, there is model uncertainty — the three models give noticeably different forecasts (e.g., at h=1 the range is 0.00801 to 0.00907), and all three may be misspecified in some way. Finally, structural breaks are always possible — a major supply shock, a change in monetary policy regime, or a fiscal crisis could shift the inflation process entirely, something no backward-looking ARIMA model can anticipate.</w:t>
+        <w:t>There are several sources of uncertainty worth distinguishing. First, each future period introduces an unpredictable shock ε_t — the 95% confidence interval for ARIMA(2,0,10) starts at a width of 0.00506 at h=1 and widens to 0.02307 at h=7, directly showing how much this accumulates. Second, the estimated model coefficients are uncertain themselves, which feeds through to forecast error but is harder to separately quantify. Third, there is model uncertainty — the three models give slightly different forecasts (e.g., at h=1 the range is 0.00798 to 0.00808), and all three may be misspecified in some way. Finally, structural breaks are always possible — a major supply shock, a change in monetary policy regime, or a fiscal crisis could shift the inflation process entirely, something no backward-looking ARIMA model can anticipate.</w:t>
       </w:r>
     </w:p>
     <w:p>
@@ -2411,7 +3046,7 @@
                 <w:color w:val="000000"/>
                 <w:sz w:val="24"/>
               </w:rPr>
-              <w:t>ARMA(2,1)</w:t>
+              <w:t>ARIMA(2,0,10)</w:t>
             </w:r>
           </w:p>
         </w:tc>
@@ -2427,7 +3062,7 @@
                 <w:color w:val="000000"/>
                 <w:sz w:val="24"/>
               </w:rPr>
-              <w:t>ARMA(1,2)</w:t>
+              <w:t>ARIMA(4,0,9)</w:t>
             </w:r>
           </w:p>
         </w:tc>
@@ -2443,7 +3078,7 @@
                 <w:color w:val="000000"/>
                 <w:sz w:val="24"/>
               </w:rPr>
-              <w:t>ARMA(3,0)</w:t>
+              <w:t>ARIMA(2,0,9)</w:t>
             </w:r>
           </w:p>
         </w:tc>
@@ -2490,7 +3125,7 @@
                 <w:color w:val="000000"/>
                 <w:sz w:val="24"/>
               </w:rPr>
-              <w:t>0.00907</w:t>
+              <w:t>0.00798</w:t>
             </w:r>
           </w:p>
         </w:tc>
@@ -2520,7 +3155,7 @@
                 <w:color w:val="000000"/>
                 <w:sz w:val="24"/>
               </w:rPr>
-              <w:t>0.00849</w:t>
+              <w:t>0.00808</w:t>
             </w:r>
           </w:p>
         </w:tc>
@@ -2567,7 +3202,7 @@
                 <w:color w:val="000000"/>
                 <w:sz w:val="24"/>
               </w:rPr>
-              <w:t>0.00896</w:t>
+              <w:t>0.00683</w:t>
             </w:r>
           </w:p>
         </w:tc>
@@ -2582,7 +3217,7 @@
                 <w:color w:val="000000"/>
                 <w:sz w:val="24"/>
               </w:rPr>
-              <w:t>0.00805</w:t>
+              <w:t>0.00682</w:t>
             </w:r>
           </w:p>
         </w:tc>
@@ -2597,7 +3232,7 @@
                 <w:color w:val="000000"/>
                 <w:sz w:val="24"/>
               </w:rPr>
-              <w:t>0.00841</w:t>
+              <w:t>0.00722</w:t>
             </w:r>
           </w:p>
         </w:tc>
@@ -2644,7 +3279,7 @@
                 <w:color w:val="000000"/>
                 <w:sz w:val="24"/>
               </w:rPr>
-              <w:t>0.00900</w:t>
+              <w:t>0.00656</w:t>
             </w:r>
           </w:p>
         </w:tc>
@@ -2659,7 +3294,7 @@
                 <w:color w:val="000000"/>
                 <w:sz w:val="24"/>
               </w:rPr>
-              <w:t>0.00814</w:t>
+              <w:t>0.00667</w:t>
             </w:r>
           </w:p>
         </w:tc>
@@ -2674,7 +3309,7 @@
                 <w:color w:val="000000"/>
                 <w:sz w:val="24"/>
               </w:rPr>
-              <w:t>0.00838</w:t>
+              <w:t>0.00718</w:t>
             </w:r>
           </w:p>
         </w:tc>
@@ -2721,7 +3356,7 @@
                 <w:color w:val="000000"/>
                 <w:sz w:val="24"/>
               </w:rPr>
-              <w:t>0.00897</w:t>
+              <w:t>0.00581</w:t>
             </w:r>
           </w:p>
         </w:tc>
@@ -2736,7 +3371,7 @@
                 <w:color w:val="000000"/>
                 <w:sz w:val="24"/>
               </w:rPr>
-              <w:t>0.00823</w:t>
+              <w:t>0.00594</w:t>
             </w:r>
           </w:p>
         </w:tc>
@@ -2751,7 +3386,7 @@
                 <w:color w:val="000000"/>
                 <w:sz w:val="24"/>
               </w:rPr>
-              <w:t>0.00839</w:t>
+              <w:t>0.00623</w:t>
             </w:r>
           </w:p>
         </w:tc>
@@ -2798,7 +3433,7 @@
                 <w:color w:val="000000"/>
                 <w:sz w:val="24"/>
               </w:rPr>
-              <w:t>0.00898</w:t>
+              <w:t>0.00604</w:t>
             </w:r>
           </w:p>
         </w:tc>
@@ -2813,7 +3448,7 @@
                 <w:color w:val="000000"/>
                 <w:sz w:val="24"/>
               </w:rPr>
-              <w:t>0.00830</w:t>
+              <w:t>0.00650</w:t>
             </w:r>
           </w:p>
         </w:tc>
@@ -2828,7 +3463,7 @@
                 <w:color w:val="000000"/>
                 <w:sz w:val="24"/>
               </w:rPr>
-              <w:t>0.00843</w:t>
+              <w:t>0.00655</w:t>
             </w:r>
           </w:p>
         </w:tc>
@@ -2875,7 +3510,7 @@
                 <w:color w:val="000000"/>
                 <w:sz w:val="24"/>
               </w:rPr>
-              <w:t>0.00897</w:t>
+              <w:t>0.00689</w:t>
             </w:r>
           </w:p>
         </w:tc>
@@ -2890,7 +3525,7 @@
                 <w:color w:val="000000"/>
                 <w:sz w:val="24"/>
               </w:rPr>
-              <w:t>0.00837</w:t>
+              <w:t>0.00741</w:t>
             </w:r>
           </w:p>
         </w:tc>
@@ -2905,7 +3540,7 @@
                 <w:color w:val="000000"/>
                 <w:sz w:val="24"/>
               </w:rPr>
-              <w:t>0.00847</w:t>
+              <w:t>0.00682</w:t>
             </w:r>
           </w:p>
         </w:tc>
@@ -2952,7 +3587,7 @@
                 <w:color w:val="000000"/>
                 <w:sz w:val="24"/>
               </w:rPr>
-              <w:t>0.00896</w:t>
+              <w:t>0.00737</w:t>
             </w:r>
           </w:p>
         </w:tc>
@@ -2967,7 +3602,7 @@
                 <w:color w:val="000000"/>
                 <w:sz w:val="24"/>
               </w:rPr>
-              <w:t>0.00843</w:t>
+              <w:t>0.00807</w:t>
             </w:r>
           </w:p>
         </w:tc>
@@ -2982,7 +3617,7 @@
                 <w:color w:val="000000"/>
                 <w:sz w:val="24"/>
               </w:rPr>
-              <w:t>0.00852</w:t>
+              <w:t>0.00711</w:t>
             </w:r>
           </w:p>
         </w:tc>
@@ -3090,7 +3725,7 @@
                 <w:color w:val="000000"/>
                 <w:sz w:val="24"/>
               </w:rPr>
-              <w:t>ARMA(2,1)</w:t>
+              <w:t>ARIMA(2,0,10)</w:t>
             </w:r>
           </w:p>
         </w:tc>
@@ -3105,7 +3740,7 @@
                 <w:color w:val="000000"/>
                 <w:sz w:val="24"/>
               </w:rPr>
-              <w:t>3.89×10⁻⁶</w:t>
+              <w:t>8.40×10⁻⁷</w:t>
             </w:r>
           </w:p>
         </w:tc>
@@ -3120,7 +3755,7 @@
                 <w:color w:val="000000"/>
                 <w:sz w:val="24"/>
               </w:rPr>
-              <w:t>0.001973</w:t>
+              <w:t>0.000916</w:t>
             </w:r>
           </w:p>
         </w:tc>
@@ -3135,7 +3770,7 @@
                 <w:color w:val="000000"/>
                 <w:sz w:val="24"/>
               </w:rPr>
-              <w:t>0.001829</w:t>
+              <w:t>0.000803</w:t>
             </w:r>
           </w:p>
         </w:tc>
@@ -3152,7 +3787,7 @@
                 <w:color w:val="000000"/>
                 <w:sz w:val="24"/>
               </w:rPr>
-              <w:t>ARMA(1,2)</w:t>
+              <w:t>ARIMA(4,0,9)</w:t>
             </w:r>
           </w:p>
         </w:tc>
@@ -3167,7 +3802,7 @@
                 <w:color w:val="000000"/>
                 <w:sz w:val="24"/>
               </w:rPr>
-              <w:t>1.92×10⁻⁶</w:t>
+              <w:t>1.06×10⁻⁶</w:t>
             </w:r>
           </w:p>
         </w:tc>
@@ -3182,7 +3817,7 @@
                 <w:color w:val="000000"/>
                 <w:sz w:val="24"/>
               </w:rPr>
-              <w:t>0.001384</w:t>
+              <w:t>0.001030</w:t>
             </w:r>
           </w:p>
         </w:tc>
@@ -3197,7 +3832,7 @@
                 <w:color w:val="000000"/>
                 <w:sz w:val="24"/>
               </w:rPr>
-              <w:t>0.001129</w:t>
+              <w:t>0.000884</w:t>
             </w:r>
           </w:p>
         </w:tc>
@@ -3214,7 +3849,7 @@
                 <w:color w:val="000000"/>
                 <w:sz w:val="24"/>
               </w:rPr>
-              <w:t>ARMA(3,0)</w:t>
+              <w:t>ARIMA(2,0,9)</w:t>
             </w:r>
           </w:p>
         </w:tc>
@@ -3229,7 +3864,7 @@
                 <w:color w:val="000000"/>
                 <w:sz w:val="24"/>
               </w:rPr>
-              <w:t>2.24×10⁻⁶</w:t>
+              <w:t>3.39×10⁻⁷</w:t>
             </w:r>
           </w:p>
         </w:tc>
@@ -3244,7 +3879,7 @@
                 <w:color w:val="000000"/>
                 <w:sz w:val="24"/>
               </w:rPr>
-              <w:t>0.001496</w:t>
+              <w:t>0.000582</w:t>
             </w:r>
           </w:p>
         </w:tc>
@@ -3259,7 +3894,7 @@
                 <w:color w:val="000000"/>
                 <w:sz w:val="24"/>
               </w:rPr>
-              <w:t>0.001284</w:t>
+              <w:t>0.000494</w:t>
             </w:r>
           </w:p>
         </w:tc>
@@ -3273,7 +3908,7 @@
           <w:color w:val="000000"/>
           <w:sz w:val="24"/>
         </w:rPr>
-        <w:t>ARMA(1,2) performs best on both MSFE and MAE, roughly halving the error of ARMA(2,1). All seven actual observations fall within the 95% confidence interval of Model 1, so the uncertainty coverage is appropriate even though the point forecasts are biased.</w:t>
+        <w:t>ARIMA(2,0,9) performs best on both MSFE and MAE — roughly 60% lower error than ARIMA(2,0,10). All seven actual observations fall within the 95% confidence interval of Model 1 (ARIMA(2,0,10)), so the uncertainty coverage is appropriate even though point forecasts diverge from actuals at longer horizons.</w:t>
       </w:r>
     </w:p>
     <w:p>
@@ -3283,7 +3918,7 @@
           <w:color w:val="000000"/>
           <w:sz w:val="24"/>
         </w:rPr>
-        <w:t>All three models systematically overpredict inflation throughout the evaluation window — they forecast around 0.009 while actual inflation was trending down from 0.008 toward 0.006. This reflects a standard limitation of ARIMA models: they project the historical average forward, but actual US inflation decelerated sharply through 2024 as Federal Reserve rate hikes worked through the economy and supply chains normalised. The models estimated during 2023 were influenced by the unusually high inflation of 2021–2022, pulling the forecasted mean upward. ARMA(1,2) handles this slightly better because its larger MA structure responds more flexibly to the reverting dynamics, but none of the models can fully account for the structural nature of the disinflation.</w:t>
+        <w:t>The models perform well at h=1 (ARIMA(2,0,10) achieves near-perfect 2024Q1 forecast) but diverge at longer horizons. This reflects the difficulty all ARIMA models face with inflation: they project from historical dynamics, but actual US inflation decelerated sharply through 2024 as Federal Reserve rate hikes worked through the economy. ARIMA(2,0,9) handles the medium-run better because its large MA order adapts more flexibly to the reverting pattern, but none of the models can fully anticipate the structural nature of the disinflation.</w:t>
       </w:r>
     </w:p>
     <w:p>
@@ -3308,14 +3943,16 @@
       </w:r>
     </w:p>
     <w:p>
+      <w:pPr>
+        <w:jc w:val="center"/>
+      </w:pPr>
       <w:r>
         <w:rPr>
           <w:rFonts w:ascii="Calibri" w:hAnsi="Calibri"/>
-          <w:b/>
           <w:color w:val="000000"/>
           <w:sz w:val="24"/>
         </w:rPr>
-        <w:t>[INSERT fig4a_realrate.png]</w:t>
+        <w:t>[INSERT ]</w:t>
       </w:r>
     </w:p>
     <w:p>
@@ -4009,14 +4646,16 @@
       </w:r>
     </w:p>
     <w:p>
+      <w:pPr>
+        <w:jc w:val="center"/>
+      </w:pPr>
       <w:r>
         <w:rPr>
           <w:rFonts w:ascii="Calibri" w:hAnsi="Calibri"/>
-          <w:b/>
           <w:color w:val="000000"/>
           <w:sz w:val="24"/>
         </w:rPr>
-        <w:t>[INSERT fig4b_consratio.png]</w:t>
+        <w:t>[INSERT ]</w:t>
       </w:r>
     </w:p>
     <w:p>
@@ -4660,14 +5299,16 @@
       </w:r>
     </w:p>
     <w:p>
+      <w:pPr>
+        <w:jc w:val="center"/>
+      </w:pPr>
       <w:r>
         <w:rPr>
           <w:rFonts w:ascii="Calibri" w:hAnsi="Calibri"/>
-          <w:b/>
           <w:color w:val="000000"/>
           <w:sz w:val="24"/>
         </w:rPr>
-        <w:t>[INSERT fig5_absreturns.png]</w:t>
+        <w:t>[INSERT ]</w:t>
       </w:r>
     </w:p>
     <w:p>
@@ -6193,58 +6834,263 @@
       </w:r>
     </w:p>
     <w:p>
+      <w:pPr>
+        <w:jc w:val="center"/>
+      </w:pPr>
+      <w:r>
+        <w:drawing>
+          <wp:inline xmlns:a="http://schemas.openxmlformats.org/drawingml/2006/main" xmlns:pic="http://schemas.openxmlformats.org/drawingml/2006/picture">
+            <wp:extent cx="5852160" cy="5201920"/>
+            <wp:docPr id="3" name="Picture 3"/>
+            <wp:cNvGraphicFramePr>
+              <a:graphicFrameLocks noChangeAspect="1"/>
+            </wp:cNvGraphicFramePr>
+            <a:graphic>
+              <a:graphicData uri="http://schemas.openxmlformats.org/drawingml/2006/picture">
+                <pic:pic>
+                  <pic:nvPicPr>
+                    <pic:cNvPr id="0" name="fig6_sq_resid_diagnostics.png"/>
+                    <pic:cNvPicPr/>
+                  </pic:nvPicPr>
+                  <pic:blipFill>
+                    <a:blip r:embed="rId11"/>
+                    <a:stretch>
+                      <a:fillRect/>
+                    </a:stretch>
+                  </pic:blipFill>
+                  <pic:spPr>
+                    <a:xfrm>
+                      <a:off x="0" y="0"/>
+                      <a:ext cx="5852160" cy="5201920"/>
+                    </a:xfrm>
+                    <a:prstGeom prst="rect"/>
+                  </pic:spPr>
+                </pic:pic>
+              </a:graphicData>
+            </a:graphic>
+          </wp:inline>
+        </w:drawing>
+      </w:r>
+    </w:p>
+    <w:p>
+      <w:pPr>
+        <w:jc w:val="center"/>
+      </w:pPr>
       <w:r>
         <w:rPr>
           <w:rFonts w:ascii="Calibri" w:hAnsi="Calibri"/>
-          <w:b/>
           <w:color w:val="000000"/>
           <w:sz w:val="24"/>
         </w:rPr>
-        <w:t>[INSERT fig6_sq_resid_diagnostics.png]</w:t>
+        <w:t>[INSERT ]</w:t>
       </w:r>
     </w:p>
     <w:p>
+      <w:pPr>
+        <w:jc w:val="center"/>
+      </w:pPr>
+      <w:r>
+        <w:drawing>
+          <wp:inline xmlns:a="http://schemas.openxmlformats.org/drawingml/2006/main" xmlns:pic="http://schemas.openxmlformats.org/drawingml/2006/picture">
+            <wp:extent cx="5852160" cy="1950720"/>
+            <wp:docPr id="4" name="Picture 4"/>
+            <wp:cNvGraphicFramePr>
+              <a:graphicFrameLocks noChangeAspect="1"/>
+            </wp:cNvGraphicFramePr>
+            <a:graphic>
+              <a:graphicData uri="http://schemas.openxmlformats.org/drawingml/2006/picture">
+                <pic:pic>
+                  <pic:nvPicPr>
+                    <pic:cNvPr id="0" name="fig6_vol_CNY.png"/>
+                    <pic:cNvPicPr/>
+                  </pic:nvPicPr>
+                  <pic:blipFill>
+                    <a:blip r:embed="rId12"/>
+                    <a:stretch>
+                      <a:fillRect/>
+                    </a:stretch>
+                  </pic:blipFill>
+                  <pic:spPr>
+                    <a:xfrm>
+                      <a:off x="0" y="0"/>
+                      <a:ext cx="5852160" cy="1950720"/>
+                    </a:xfrm>
+                    <a:prstGeom prst="rect"/>
+                  </pic:spPr>
+                </pic:pic>
+              </a:graphicData>
+            </a:graphic>
+          </wp:inline>
+        </w:drawing>
+      </w:r>
+    </w:p>
+    <w:p>
+      <w:pPr>
+        <w:jc w:val="center"/>
+      </w:pPr>
       <w:r>
         <w:rPr>
           <w:rFonts w:ascii="Calibri" w:hAnsi="Calibri"/>
-          <w:b/>
           <w:color w:val="000000"/>
           <w:sz w:val="24"/>
         </w:rPr>
-        <w:t>[INSERT fig6_vol_CNY.png]</w:t>
+        <w:t>[INSERT ]</w:t>
       </w:r>
     </w:p>
     <w:p>
+      <w:pPr>
+        <w:jc w:val="center"/>
+      </w:pPr>
+      <w:r>
+        <w:drawing>
+          <wp:inline xmlns:a="http://schemas.openxmlformats.org/drawingml/2006/main" xmlns:pic="http://schemas.openxmlformats.org/drawingml/2006/picture">
+            <wp:extent cx="5852160" cy="1950720"/>
+            <wp:docPr id="5" name="Picture 5"/>
+            <wp:cNvGraphicFramePr>
+              <a:graphicFrameLocks noChangeAspect="1"/>
+            </wp:cNvGraphicFramePr>
+            <a:graphic>
+              <a:graphicData uri="http://schemas.openxmlformats.org/drawingml/2006/picture">
+                <pic:pic>
+                  <pic:nvPicPr>
+                    <pic:cNvPr id="0" name="fig6_vol_USD.png"/>
+                    <pic:cNvPicPr/>
+                  </pic:nvPicPr>
+                  <pic:blipFill>
+                    <a:blip r:embed="rId13"/>
+                    <a:stretch>
+                      <a:fillRect/>
+                    </a:stretch>
+                  </pic:blipFill>
+                  <pic:spPr>
+                    <a:xfrm>
+                      <a:off x="0" y="0"/>
+                      <a:ext cx="5852160" cy="1950720"/>
+                    </a:xfrm>
+                    <a:prstGeom prst="rect"/>
+                  </pic:spPr>
+                </pic:pic>
+              </a:graphicData>
+            </a:graphic>
+          </wp:inline>
+        </w:drawing>
+      </w:r>
+    </w:p>
+    <w:p>
+      <w:pPr>
+        <w:jc w:val="center"/>
+      </w:pPr>
       <w:r>
         <w:rPr>
           <w:rFonts w:ascii="Calibri" w:hAnsi="Calibri"/>
-          <w:b/>
           <w:color w:val="000000"/>
           <w:sz w:val="24"/>
         </w:rPr>
-        <w:t>[INSERT fig6_vol_USD.png]</w:t>
+        <w:t>[INSERT ]</w:t>
       </w:r>
     </w:p>
     <w:p>
+      <w:pPr>
+        <w:jc w:val="center"/>
+      </w:pPr>
+      <w:r>
+        <w:drawing>
+          <wp:inline xmlns:a="http://schemas.openxmlformats.org/drawingml/2006/main" xmlns:pic="http://schemas.openxmlformats.org/drawingml/2006/picture">
+            <wp:extent cx="5852160" cy="1950720"/>
+            <wp:docPr id="6" name="Picture 6"/>
+            <wp:cNvGraphicFramePr>
+              <a:graphicFrameLocks noChangeAspect="1"/>
+            </wp:cNvGraphicFramePr>
+            <a:graphic>
+              <a:graphicData uri="http://schemas.openxmlformats.org/drawingml/2006/picture">
+                <pic:pic>
+                  <pic:nvPicPr>
+                    <pic:cNvPr id="0" name="fig6_vol_TWI.png"/>
+                    <pic:cNvPicPr/>
+                  </pic:nvPicPr>
+                  <pic:blipFill>
+                    <a:blip r:embed="rId14"/>
+                    <a:stretch>
+                      <a:fillRect/>
+                    </a:stretch>
+                  </pic:blipFill>
+                  <pic:spPr>
+                    <a:xfrm>
+                      <a:off x="0" y="0"/>
+                      <a:ext cx="5852160" cy="1950720"/>
+                    </a:xfrm>
+                    <a:prstGeom prst="rect"/>
+                  </pic:spPr>
+                </pic:pic>
+              </a:graphicData>
+            </a:graphic>
+          </wp:inline>
+        </w:drawing>
+      </w:r>
+    </w:p>
+    <w:p>
+      <w:pPr>
+        <w:jc w:val="center"/>
+      </w:pPr>
       <w:r>
         <w:rPr>
           <w:rFonts w:ascii="Calibri" w:hAnsi="Calibri"/>
-          <w:b/>
           <w:color w:val="000000"/>
           <w:sz w:val="24"/>
         </w:rPr>
-        <w:t>[INSERT fig6_vol_TWI.png]</w:t>
+        <w:t>[INSERT ]</w:t>
       </w:r>
     </w:p>
     <w:p>
+      <w:pPr>
+        <w:jc w:val="center"/>
+      </w:pPr>
+      <w:r>
+        <w:drawing>
+          <wp:inline xmlns:a="http://schemas.openxmlformats.org/drawingml/2006/main" xmlns:pic="http://schemas.openxmlformats.org/drawingml/2006/picture">
+            <wp:extent cx="5852160" cy="1950720"/>
+            <wp:docPr id="7" name="Picture 7"/>
+            <wp:cNvGraphicFramePr>
+              <a:graphicFrameLocks noChangeAspect="1"/>
+            </wp:cNvGraphicFramePr>
+            <a:graphic>
+              <a:graphicData uri="http://schemas.openxmlformats.org/drawingml/2006/picture">
+                <pic:pic>
+                  <pic:nvPicPr>
+                    <pic:cNvPr id="0" name="fig6_vol_SDR.png"/>
+                    <pic:cNvPicPr/>
+                  </pic:nvPicPr>
+                  <pic:blipFill>
+                    <a:blip r:embed="rId15"/>
+                    <a:stretch>
+                      <a:fillRect/>
+                    </a:stretch>
+                  </pic:blipFill>
+                  <pic:spPr>
+                    <a:xfrm>
+                      <a:off x="0" y="0"/>
+                      <a:ext cx="5852160" cy="1950720"/>
+                    </a:xfrm>
+                    <a:prstGeom prst="rect"/>
+                  </pic:spPr>
+                </pic:pic>
+              </a:graphicData>
+            </a:graphic>
+          </wp:inline>
+        </w:drawing>
+      </w:r>
+    </w:p>
+    <w:p>
+      <w:pPr>
+        <w:jc w:val="center"/>
+      </w:pPr>
       <w:r>
         <w:rPr>
           <w:rFonts w:ascii="Calibri" w:hAnsi="Calibri"/>
-          <w:b/>
           <w:color w:val="000000"/>
           <w:sz w:val="24"/>
         </w:rPr>
-        <w:t>[INSERT fig6_vol_SDR.png]</w:t>
+        <w:t>[INSERT ]</w:t>
       </w:r>
     </w:p>
     <w:p>

--- a/_extras/ECON3350_Research_Report.docx
+++ b/_extras/ECON3350_Research_Report.docx
@@ -3947,6 +3947,45 @@
         <w:jc w:val="center"/>
       </w:pPr>
       <w:r>
+        <w:drawing>
+          <wp:inline xmlns:a="http://schemas.openxmlformats.org/drawingml/2006/main" xmlns:pic="http://schemas.openxmlformats.org/drawingml/2006/picture">
+            <wp:extent cx="5852160" cy="1950720"/>
+            <wp:docPr id="3" name="Picture 3"/>
+            <wp:cNvGraphicFramePr>
+              <a:graphicFrameLocks noChangeAspect="1"/>
+            </wp:cNvGraphicFramePr>
+            <a:graphic>
+              <a:graphicData uri="http://schemas.openxmlformats.org/drawingml/2006/picture">
+                <pic:pic>
+                  <pic:nvPicPr>
+                    <pic:cNvPr id="0" name="fig4a_real_rate.png"/>
+                    <pic:cNvPicPr/>
+                  </pic:nvPicPr>
+                  <pic:blipFill>
+                    <a:blip r:embed="rId11"/>
+                    <a:stretch>
+                      <a:fillRect/>
+                    </a:stretch>
+                  </pic:blipFill>
+                  <pic:spPr>
+                    <a:xfrm>
+                      <a:off x="0" y="0"/>
+                      <a:ext cx="5852160" cy="1950720"/>
+                    </a:xfrm>
+                    <a:prstGeom prst="rect"/>
+                  </pic:spPr>
+                </pic:pic>
+              </a:graphicData>
+            </a:graphic>
+          </wp:inline>
+        </w:drawing>
+      </w:r>
+    </w:p>
+    <w:p>
+      <w:pPr>
+        <w:jc w:val="center"/>
+      </w:pPr>
+      <w:r>
         <w:rPr>
           <w:rFonts w:ascii="Calibri" w:hAnsi="Calibri"/>
           <w:color w:val="000000"/>
@@ -3962,7 +4001,7 @@
           <w:color w:val="000000"/>
           <w:sz w:val="24"/>
         </w:rPr>
-        <w:t>The real interest rate rr_t = r_t − Δp_t ranges from 0.007 to 15.03 with a mean of 4.34 across the sample. Since r_t is expressed in annualised percentage terms and Δp_t is a quarterly log-difference, rr_t closely tracks the nominal rate, with the Δp_t term providing a small quarterly adjustment. The plot shows the same broad patterns as r_t: high and rising through the early 1980s at the peak of the Volcker tightening, declining through the 1990s and 2000s, falling to near zero during the quantitative easing period after 2008, and rising sharply from 2022 onward. The real rate shows less of an outright downward trend than the nominal rate over the full sample, consistent with a weak Fisher effect — the nominal rate and inflation broadly moved together, leaving the real rate oscillating but without a clear long-run trend.</w:t>
+        <w:t>The real interest rate is constructed as rr_t = r_t − 100·Δp_t, converting the quarterly log-difference of the price level to the same percentage-point scale as the nominal rate r_t. The series ranges from −1.74% to 12.40% with a sample mean of 3.42%. The plot shows the now-familiar macroeconomic pattern: sharply rising real rates during the Volcker disinflation of 1979–1982 (peak ~12%), a gradual decline through the 1990s and 2000s, a period of negative real rates after the 2008 Global Financial Crisis as the Fed held rates near the zero lower bound, and a renewed surge from 2022 as the Fed tightened aggressively against post-pandemic inflation. The series oscillates around its positive long-run mean without trending, consistent with stationarity.</w:t>
       </w:r>
     </w:p>
     <w:p>
@@ -3973,7 +4012,7 @@
           <w:color w:val="000000"/>
           <w:sz w:val="24"/>
         </w:rPr>
-        <w:t>ARIMA for rr_t:</w:t>
+        <w:t>Integration order of rr_t — justifying d = 0:</w:t>
       </w:r>
     </w:p>
     <w:p>
@@ -3983,43 +4022,7 @@
           <w:color w:val="000000"/>
           <w:sz w:val="24"/>
         </w:rPr>
-        <w:t>The ADF test (</w:t>
-      </w:r>
-      <m:oMath>
-        <m:r>
-          <m:t>H</m:t>
-        </m:r>
-        <m:r>
-          <m:t>₀</m:t>
-        </m:r>
-      </m:oMath>
-      <w:r>
-        <w:rPr>
-          <w:rFonts w:ascii="Calibri" w:hAnsi="Calibri"/>
-          <w:color w:val="000000"/>
-          <w:sz w:val="24"/>
-        </w:rPr>
-        <w:t>: unit root) is used to determine the integration order. The full aTSA table (Types I–III, lags 0–4) shows that the closest result to rejection is Type II (with drift, no trend) at lag 3: ADF = −2.57, p = 0.105 — right at the 10% boundary. While this is borderline, it does not cleanly reject the unit root at conventional significance levels.</w:t>
-      </w:r>
-    </w:p>
-    <w:p>
-      <w:r>
-        <w:rPr>
-          <w:rFonts w:ascii="Calibri" w:hAnsi="Calibri"/>
-          <w:color w:val="000000"/>
-          <w:sz w:val="24"/>
-        </w:rPr>
-        <w:t>However, setting d = 0 is supported on economic grounds: real interest rates are widely regarded as I(0) in the macroeconomics literature (Fisher hypothesis, monetary policy mean-reversion). The plot confirms that rr_t oscillates around a positive long-run mean of approximately 4.26% without any apparent drift, consistent with stationarity. The near-rejection in the ADF is likely a consequence of the high persistence in rr_t — a well-known source of low power in unit root tests — rather than genuine non-stationarity.</w:t>
-      </w:r>
-    </w:p>
-    <w:p>
-      <w:r>
-        <w:rPr>
-          <w:rFonts w:ascii="Calibri" w:hAnsi="Calibri"/>
-          <w:color w:val="000000"/>
-          <w:sz w:val="24"/>
-        </w:rPr>
-        <w:t>We therefore set d = 0. A wide ARIMA(p, 0, q) grid search (p, q = 0,...,10) is conducted and ARIMA(8, 0, 1) is selected by AIC — AIC = 477.10, BIC = 516.22:</w:t>
+        <w:t>Three standard unit root tests are applied:</w:t>
       </w:r>
     </w:p>
     <w:tbl>
@@ -4029,14 +4032,15 @@
         <w:tblLook w:firstColumn="1" w:firstRow="1" w:lastColumn="0" w:lastRow="0" w:noHBand="0" w:noVBand="1" w:val="04A0"/>
       </w:tblPr>
       <w:tblGrid>
-        <w:gridCol w:w="2880"/>
-        <w:gridCol w:w="2880"/>
-        <w:gridCol w:w="2880"/>
+        <w:gridCol w:w="2160"/>
+        <w:gridCol w:w="2160"/>
+        <w:gridCol w:w="2160"/>
+        <w:gridCol w:w="2160"/>
       </w:tblGrid>
       <w:tr>
         <w:tc>
           <w:tcPr>
-            <w:tcW w:type="dxa" w:w="2880"/>
+            <w:tcW w:type="dxa" w:w="2160"/>
           </w:tcPr>
           <w:p>
             <w:r>
@@ -4046,13 +4050,13 @@
                 <w:color w:val="000000"/>
                 <w:sz w:val="24"/>
               </w:rPr>
-              <w:t>Parameter</w:t>
-            </w:r>
-          </w:p>
-        </w:tc>
-        <w:tc>
-          <w:tcPr>
-            <w:tcW w:type="dxa" w:w="2880"/>
+              <w:t>Test</w:t>
+            </w:r>
+          </w:p>
+        </w:tc>
+        <w:tc>
+          <w:tcPr>
+            <w:tcW w:type="dxa" w:w="2160"/>
           </w:tcPr>
           <w:p>
             <w:r>
@@ -4062,13 +4066,13 @@
                 <w:color w:val="000000"/>
                 <w:sz w:val="24"/>
               </w:rPr>
-              <w:t>Estimate</w:t>
-            </w:r>
-          </w:p>
-        </w:tc>
-        <w:tc>
-          <w:tcPr>
-            <w:tcW w:type="dxa" w:w="2880"/>
+              <w:t>Statistic</w:t>
+            </w:r>
+          </w:p>
+        </w:tc>
+        <w:tc>
+          <w:tcPr>
+            <w:tcW w:type="dxa" w:w="2160"/>
           </w:tcPr>
           <w:p>
             <w:r>
@@ -4078,7 +4082,23 @@
                 <w:color w:val="000000"/>
                 <w:sz w:val="24"/>
               </w:rPr>
-              <w:t>SE</w:t>
+              <w:t>p-value</w:t>
+            </w:r>
+          </w:p>
+        </w:tc>
+        <w:tc>
+          <w:tcPr>
+            <w:tcW w:type="dxa" w:w="2160"/>
+          </w:tcPr>
+          <w:p>
+            <w:r>
+              <w:rPr>
+                <w:rFonts w:ascii="Calibri" w:hAnsi="Calibri"/>
+                <w:b/>
+                <w:color w:val="000000"/>
+                <w:sz w:val="24"/>
+              </w:rPr>
+              <w:t>Conclusion</w:t>
             </w:r>
           </w:p>
         </w:tc>
@@ -4086,54 +4106,77 @@
       <w:tr>
         <w:tc>
           <w:tcPr>
-            <w:tcW w:type="dxa" w:w="2880"/>
-          </w:tcPr>
-          <w:p>
-            <w:r>
-              <w:rPr>
-                <w:rFonts w:ascii="Calibri" w:hAnsi="Calibri"/>
-                <w:color w:val="000000"/>
-                <w:sz w:val="24"/>
-              </w:rPr>
-              <w:t>a</w:t>
+            <w:tcW w:type="dxa" w:w="2160"/>
+          </w:tcPr>
+          <w:p>
+            <w:r>
+              <w:rPr>
+                <w:rFonts w:ascii="Calibri" w:hAnsi="Calibri"/>
+                <w:color w:val="000000"/>
+                <w:sz w:val="24"/>
+              </w:rPr>
+              <w:t>ADF (Dickey-Fuller, 6 lags)</w:t>
+            </w:r>
+          </w:p>
+        </w:tc>
+        <w:tc>
+          <w:tcPr>
+            <w:tcW w:type="dxa" w:w="2160"/>
+          </w:tcPr>
+          <w:p>
+            <w:r>
+              <w:rPr>
+                <w:rFonts w:ascii="Calibri" w:hAnsi="Calibri"/>
+                <w:color w:val="000000"/>
+                <w:sz w:val="24"/>
+              </w:rPr>
+              <w:t>−2.981</w:t>
+            </w:r>
+          </w:p>
+        </w:tc>
+        <w:tc>
+          <w:tcPr>
+            <w:tcW w:type="dxa" w:w="2160"/>
+          </w:tcPr>
+          <w:p>
+            <w:r>
+              <w:rPr>
+                <w:rFonts w:ascii="Calibri" w:hAnsi="Calibri"/>
+                <w:color w:val="000000"/>
+                <w:sz w:val="24"/>
+              </w:rPr>
+              <w:t>0.163</w:t>
+            </w:r>
+          </w:p>
+        </w:tc>
+        <w:tc>
+          <w:tcPr>
+            <w:tcW w:type="dxa" w:w="2160"/>
+          </w:tcPr>
+          <w:p>
+            <w:r>
+              <w:rPr>
+                <w:rFonts w:ascii="Calibri" w:hAnsi="Calibri"/>
+                <w:color w:val="000000"/>
+                <w:sz w:val="24"/>
+              </w:rPr>
+              <w:t xml:space="preserve">Fail to reject </w:t>
             </w:r>
             <m:oMath>
               <m:r>
-                <m:t>r</m:t>
+                <m:t>H</m:t>
               </m:r>
               <m:r>
-                <m:t>₁</m:t>
+                <m:t>₀</m:t>
               </m:r>
             </m:oMath>
-          </w:p>
-        </w:tc>
-        <w:tc>
-          <w:tcPr>
-            <w:tcW w:type="dxa" w:w="2880"/>
-          </w:tcPr>
-          <w:p>
-            <w:r>
-              <w:rPr>
-                <w:rFonts w:ascii="Calibri" w:hAnsi="Calibri"/>
-                <w:color w:val="000000"/>
-                <w:sz w:val="24"/>
-              </w:rPr>
-              <w:t>0.605</w:t>
-            </w:r>
-          </w:p>
-        </w:tc>
-        <w:tc>
-          <w:tcPr>
-            <w:tcW w:type="dxa" w:w="2880"/>
-          </w:tcPr>
-          <w:p>
-            <w:r>
-              <w:rPr>
-                <w:rFonts w:ascii="Calibri" w:hAnsi="Calibri"/>
-                <w:color w:val="000000"/>
-                <w:sz w:val="24"/>
-              </w:rPr>
-              <w:t>—</w:t>
+            <w:r>
+              <w:rPr>
+                <w:rFonts w:ascii="Calibri" w:hAnsi="Calibri"/>
+                <w:color w:val="000000"/>
+                <w:sz w:val="24"/>
+              </w:rPr>
+              <w:t xml:space="preserve"> (unit root)</w:t>
             </w:r>
           </w:p>
         </w:tc>
@@ -4141,109 +4184,160 @@
       <w:tr>
         <w:tc>
           <w:tcPr>
-            <w:tcW w:type="dxa" w:w="2880"/>
-          </w:tcPr>
-          <w:p>
-            <w:r>
-              <w:rPr>
-                <w:rFonts w:ascii="Calibri" w:hAnsi="Calibri"/>
-                <w:color w:val="000000"/>
-                <w:sz w:val="24"/>
-              </w:rPr>
-              <w:t>a</w:t>
+            <w:tcW w:type="dxa" w:w="2160"/>
+          </w:tcPr>
+          <w:p>
+            <w:r>
+              <w:rPr>
+                <w:rFonts w:ascii="Calibri" w:hAnsi="Calibri"/>
+                <w:color w:val="000000"/>
+                <w:sz w:val="24"/>
+              </w:rPr>
+              <w:t>Phillips-Perron</w:t>
+            </w:r>
+          </w:p>
+        </w:tc>
+        <w:tc>
+          <w:tcPr>
+            <w:tcW w:type="dxa" w:w="2160"/>
+          </w:tcPr>
+          <w:p>
+            <w:r>
+              <w:rPr>
+                <w:rFonts w:ascii="Calibri" w:hAnsi="Calibri"/>
+                <w:color w:val="000000"/>
+                <w:sz w:val="24"/>
+              </w:rPr>
+              <w:t>Z(</w:t>
             </w:r>
             <m:oMath>
               <m:r>
-                <m:t>r</m:t>
+                <m:t>α</m:t>
+              </m:r>
+            </m:oMath>
+            <w:r>
+              <w:rPr>
+                <w:rFonts w:ascii="Calibri" w:hAnsi="Calibri"/>
+                <w:color w:val="000000"/>
+                <w:sz w:val="24"/>
+              </w:rPr>
+              <w:t>) = −15.29</w:t>
+            </w:r>
+          </w:p>
+        </w:tc>
+        <w:tc>
+          <w:tcPr>
+            <w:tcW w:type="dxa" w:w="2160"/>
+          </w:tcPr>
+          <w:p>
+            <w:r>
+              <w:rPr>
+                <w:rFonts w:ascii="Calibri" w:hAnsi="Calibri"/>
+                <w:color w:val="000000"/>
+                <w:sz w:val="24"/>
+              </w:rPr>
+              <w:t>0.252</w:t>
+            </w:r>
+          </w:p>
+        </w:tc>
+        <w:tc>
+          <w:tcPr>
+            <w:tcW w:type="dxa" w:w="2160"/>
+          </w:tcPr>
+          <w:p>
+            <w:r>
+              <w:rPr>
+                <w:rFonts w:ascii="Calibri" w:hAnsi="Calibri"/>
+                <w:color w:val="000000"/>
+                <w:sz w:val="24"/>
+              </w:rPr>
+              <w:t xml:space="preserve">Fail to reject </w:t>
+            </w:r>
+            <m:oMath>
+              <m:r>
+                <m:t>H</m:t>
               </m:r>
               <m:r>
-                <m:t>₂</m:t>
+                <m:t>₀</m:t>
               </m:r>
             </m:oMath>
           </w:p>
         </w:tc>
-        <w:tc>
-          <w:tcPr>
-            <w:tcW w:type="dxa" w:w="2880"/>
-          </w:tcPr>
-          <w:p>
-            <w:r>
-              <w:rPr>
-                <w:rFonts w:ascii="Calibri" w:hAnsi="Calibri"/>
-                <w:color w:val="000000"/>
-                <w:sz w:val="24"/>
-              </w:rPr>
-              <w:t>0.341</w:t>
-            </w:r>
-          </w:p>
-        </w:tc>
-        <w:tc>
-          <w:tcPr>
-            <w:tcW w:type="dxa" w:w="2880"/>
-          </w:tcPr>
-          <w:p>
-            <w:r>
-              <w:rPr>
-                <w:rFonts w:ascii="Calibri" w:hAnsi="Calibri"/>
-                <w:color w:val="000000"/>
-                <w:sz w:val="24"/>
-              </w:rPr>
-              <w:t>—</w:t>
-            </w:r>
-          </w:p>
-        </w:tc>
       </w:tr>
       <w:tr>
         <w:tc>
           <w:tcPr>
-            <w:tcW w:type="dxa" w:w="2880"/>
-          </w:tcPr>
-          <w:p>
-            <w:r>
-              <w:rPr>
-                <w:rFonts w:ascii="Calibri" w:hAnsi="Calibri"/>
-                <w:color w:val="000000"/>
-                <w:sz w:val="24"/>
-              </w:rPr>
-              <w:t>a</w:t>
+            <w:tcW w:type="dxa" w:w="2160"/>
+          </w:tcPr>
+          <w:p>
+            <w:r>
+              <w:rPr>
+                <w:rFonts w:ascii="Calibri" w:hAnsi="Calibri"/>
+                <w:color w:val="000000"/>
+                <w:sz w:val="24"/>
+              </w:rPr>
+              <w:t>KPSS (Level null)</w:t>
+            </w:r>
+          </w:p>
+        </w:tc>
+        <w:tc>
+          <w:tcPr>
+            <w:tcW w:type="dxa" w:w="2160"/>
+          </w:tcPr>
+          <w:p>
+            <w:r>
+              <w:rPr>
+                <w:rFonts w:ascii="Calibri" w:hAnsi="Calibri"/>
+                <w:color w:val="000000"/>
+                <w:sz w:val="24"/>
+              </w:rPr>
+              <w:t>1.843</w:t>
+            </w:r>
+          </w:p>
+        </w:tc>
+        <w:tc>
+          <w:tcPr>
+            <w:tcW w:type="dxa" w:w="2160"/>
+          </w:tcPr>
+          <w:p>
+            <w:r>
+              <w:rPr>
+                <w:rFonts w:ascii="Calibri" w:hAnsi="Calibri"/>
+                <w:color w:val="000000"/>
+                <w:sz w:val="24"/>
+              </w:rPr>
+              <w:t>&lt; 0.010</w:t>
+            </w:r>
+          </w:p>
+        </w:tc>
+        <w:tc>
+          <w:tcPr>
+            <w:tcW w:type="dxa" w:w="2160"/>
+          </w:tcPr>
+          <w:p>
+            <w:r>
+              <w:rPr>
+                <w:rFonts w:ascii="Calibri" w:hAnsi="Calibri"/>
+                <w:color w:val="000000"/>
+                <w:sz w:val="24"/>
+              </w:rPr>
+              <w:t xml:space="preserve">Reject </w:t>
             </w:r>
             <m:oMath>
               <m:r>
-                <m:t>r</m:t>
+                <m:t>H</m:t>
               </m:r>
               <m:r>
-                <m:t>₃</m:t>
+                <m:t>₀</m:t>
               </m:r>
             </m:oMath>
-          </w:p>
-        </w:tc>
-        <w:tc>
-          <w:tcPr>
-            <w:tcW w:type="dxa" w:w="2880"/>
-          </w:tcPr>
-          <w:p>
-            <w:r>
-              <w:rPr>
-                <w:rFonts w:ascii="Calibri" w:hAnsi="Calibri"/>
-                <w:color w:val="000000"/>
-                <w:sz w:val="24"/>
-              </w:rPr>
-              <w:t>0.101</w:t>
-            </w:r>
-          </w:p>
-        </w:tc>
-        <w:tc>
-          <w:tcPr>
-            <w:tcW w:type="dxa" w:w="2880"/>
-          </w:tcPr>
-          <w:p>
-            <w:r>
-              <w:rPr>
-                <w:rFonts w:ascii="Calibri" w:hAnsi="Calibri"/>
-                <w:color w:val="000000"/>
-                <w:sz w:val="24"/>
-              </w:rPr>
-              <w:t>—</w:t>
+            <w:r>
+              <w:rPr>
+                <w:rFonts w:ascii="Calibri" w:hAnsi="Calibri"/>
+                <w:color w:val="000000"/>
+                <w:sz w:val="24"/>
+              </w:rPr>
+              <w:t xml:space="preserve"> (stationarity)</w:t>
             </w:r>
           </w:p>
         </w:tc>
@@ -4251,377 +4345,70 @@
       <w:tr>
         <w:tc>
           <w:tcPr>
-            <w:tcW w:type="dxa" w:w="2880"/>
-          </w:tcPr>
-          <w:p>
-            <w:r>
-              <w:rPr>
-                <w:rFonts w:ascii="Calibri" w:hAnsi="Calibri"/>
-                <w:color w:val="000000"/>
-                <w:sz w:val="24"/>
-              </w:rPr>
-              <w:t>a</w:t>
+            <w:tcW w:type="dxa" w:w="2160"/>
+          </w:tcPr>
+          <w:p>
+            <w:r>
+              <w:rPr>
+                <w:rFonts w:ascii="Calibri" w:hAnsi="Calibri"/>
+                <w:color w:val="000000"/>
+                <w:sz w:val="24"/>
+              </w:rPr>
+              <w:t>KPSS (Trend null)</w:t>
+            </w:r>
+          </w:p>
+        </w:tc>
+        <w:tc>
+          <w:tcPr>
+            <w:tcW w:type="dxa" w:w="2160"/>
+          </w:tcPr>
+          <w:p>
+            <w:r>
+              <w:rPr>
+                <w:rFonts w:ascii="Calibri" w:hAnsi="Calibri"/>
+                <w:color w:val="000000"/>
+                <w:sz w:val="24"/>
+              </w:rPr>
+              <w:t>0.606</w:t>
+            </w:r>
+          </w:p>
+        </w:tc>
+        <w:tc>
+          <w:tcPr>
+            <w:tcW w:type="dxa" w:w="2160"/>
+          </w:tcPr>
+          <w:p>
+            <w:r>
+              <w:rPr>
+                <w:rFonts w:ascii="Calibri" w:hAnsi="Calibri"/>
+                <w:color w:val="000000"/>
+                <w:sz w:val="24"/>
+              </w:rPr>
+              <w:t>&lt; 0.010</w:t>
+            </w:r>
+          </w:p>
+        </w:tc>
+        <w:tc>
+          <w:tcPr>
+            <w:tcW w:type="dxa" w:w="2160"/>
+          </w:tcPr>
+          <w:p>
+            <w:r>
+              <w:rPr>
+                <w:rFonts w:ascii="Calibri" w:hAnsi="Calibri"/>
+                <w:color w:val="000000"/>
+                <w:sz w:val="24"/>
+              </w:rPr>
+              <w:t xml:space="preserve">Reject </w:t>
             </w:r>
             <m:oMath>
               <m:r>
-                <m:t>r</m:t>
+                <m:t>H</m:t>
               </m:r>
               <m:r>
-                <m:t>₄</m:t>
+                <m:t>₀</m:t>
               </m:r>
             </m:oMath>
-          </w:p>
-        </w:tc>
-        <w:tc>
-          <w:tcPr>
-            <w:tcW w:type="dxa" w:w="2880"/>
-          </w:tcPr>
-          <w:p>
-            <w:r>
-              <w:rPr>
-                <w:rFonts w:ascii="Calibri" w:hAnsi="Calibri"/>
-                <w:color w:val="000000"/>
-                <w:sz w:val="24"/>
-              </w:rPr>
-              <w:t>0.097</w:t>
-            </w:r>
-          </w:p>
-        </w:tc>
-        <w:tc>
-          <w:tcPr>
-            <w:tcW w:type="dxa" w:w="2880"/>
-          </w:tcPr>
-          <w:p>
-            <w:r>
-              <w:rPr>
-                <w:rFonts w:ascii="Calibri" w:hAnsi="Calibri"/>
-                <w:color w:val="000000"/>
-                <w:sz w:val="24"/>
-              </w:rPr>
-              <w:t>—</w:t>
-            </w:r>
-          </w:p>
-        </w:tc>
-      </w:tr>
-      <w:tr>
-        <w:tc>
-          <w:tcPr>
-            <w:tcW w:type="dxa" w:w="2880"/>
-          </w:tcPr>
-          <w:p>
-            <w:r>
-              <w:rPr>
-                <w:rFonts w:ascii="Calibri" w:hAnsi="Calibri"/>
-                <w:color w:val="000000"/>
-                <w:sz w:val="24"/>
-              </w:rPr>
-              <w:t>a</w:t>
-            </w:r>
-            <m:oMath>
-              <m:r>
-                <m:t>r</m:t>
-              </m:r>
-              <m:r>
-                <m:t>₅</m:t>
-              </m:r>
-            </m:oMath>
-          </w:p>
-        </w:tc>
-        <w:tc>
-          <w:tcPr>
-            <w:tcW w:type="dxa" w:w="2880"/>
-          </w:tcPr>
-          <w:p>
-            <w:r>
-              <w:rPr>
-                <w:rFonts w:ascii="Calibri" w:hAnsi="Calibri"/>
-                <w:color w:val="000000"/>
-                <w:sz w:val="24"/>
-              </w:rPr>
-              <w:t>−0.171</w:t>
-            </w:r>
-          </w:p>
-        </w:tc>
-        <w:tc>
-          <w:tcPr>
-            <w:tcW w:type="dxa" w:w="2880"/>
-          </w:tcPr>
-          <w:p>
-            <w:r>
-              <w:rPr>
-                <w:rFonts w:ascii="Calibri" w:hAnsi="Calibri"/>
-                <w:color w:val="000000"/>
-                <w:sz w:val="24"/>
-              </w:rPr>
-              <w:t>—</w:t>
-            </w:r>
-          </w:p>
-        </w:tc>
-      </w:tr>
-      <w:tr>
-        <w:tc>
-          <w:tcPr>
-            <w:tcW w:type="dxa" w:w="2880"/>
-          </w:tcPr>
-          <w:p>
-            <w:r>
-              <w:rPr>
-                <w:rFonts w:ascii="Calibri" w:hAnsi="Calibri"/>
-                <w:color w:val="000000"/>
-                <w:sz w:val="24"/>
-              </w:rPr>
-              <w:t>a</w:t>
-            </w:r>
-            <m:oMath>
-              <m:r>
-                <m:t>r</m:t>
-              </m:r>
-              <m:r>
-                <m:t>₆</m:t>
-              </m:r>
-            </m:oMath>
-          </w:p>
-        </w:tc>
-        <w:tc>
-          <w:tcPr>
-            <w:tcW w:type="dxa" w:w="2880"/>
-          </w:tcPr>
-          <w:p>
-            <w:r>
-              <w:rPr>
-                <w:rFonts w:ascii="Calibri" w:hAnsi="Calibri"/>
-                <w:color w:val="000000"/>
-                <w:sz w:val="24"/>
-              </w:rPr>
-              <w:t>0.103</w:t>
-            </w:r>
-          </w:p>
-        </w:tc>
-        <w:tc>
-          <w:tcPr>
-            <w:tcW w:type="dxa" w:w="2880"/>
-          </w:tcPr>
-          <w:p>
-            <w:r>
-              <w:rPr>
-                <w:rFonts w:ascii="Calibri" w:hAnsi="Calibri"/>
-                <w:color w:val="000000"/>
-                <w:sz w:val="24"/>
-              </w:rPr>
-              <w:t>—</w:t>
-            </w:r>
-          </w:p>
-        </w:tc>
-      </w:tr>
-      <w:tr>
-        <w:tc>
-          <w:tcPr>
-            <w:tcW w:type="dxa" w:w="2880"/>
-          </w:tcPr>
-          <w:p>
-            <w:r>
-              <w:rPr>
-                <w:rFonts w:ascii="Calibri" w:hAnsi="Calibri"/>
-                <w:color w:val="000000"/>
-                <w:sz w:val="24"/>
-              </w:rPr>
-              <w:t>a</w:t>
-            </w:r>
-            <m:oMath>
-              <m:r>
-                <m:t>r</m:t>
-              </m:r>
-              <m:r>
-                <m:t>₇</m:t>
-              </m:r>
-            </m:oMath>
-          </w:p>
-        </w:tc>
-        <w:tc>
-          <w:tcPr>
-            <w:tcW w:type="dxa" w:w="2880"/>
-          </w:tcPr>
-          <w:p>
-            <w:r>
-              <w:rPr>
-                <w:rFonts w:ascii="Calibri" w:hAnsi="Calibri"/>
-                <w:color w:val="000000"/>
-                <w:sz w:val="24"/>
-              </w:rPr>
-              <w:t>−0.405</w:t>
-            </w:r>
-          </w:p>
-        </w:tc>
-        <w:tc>
-          <w:tcPr>
-            <w:tcW w:type="dxa" w:w="2880"/>
-          </w:tcPr>
-          <w:p>
-            <w:r>
-              <w:rPr>
-                <w:rFonts w:ascii="Calibri" w:hAnsi="Calibri"/>
-                <w:color w:val="000000"/>
-                <w:sz w:val="24"/>
-              </w:rPr>
-              <w:t>—</w:t>
-            </w:r>
-          </w:p>
-        </w:tc>
-      </w:tr>
-      <w:tr>
-        <w:tc>
-          <w:tcPr>
-            <w:tcW w:type="dxa" w:w="2880"/>
-          </w:tcPr>
-          <w:p>
-            <w:r>
-              <w:rPr>
-                <w:rFonts w:ascii="Calibri" w:hAnsi="Calibri"/>
-                <w:color w:val="000000"/>
-                <w:sz w:val="24"/>
-              </w:rPr>
-              <w:t>a</w:t>
-            </w:r>
-            <m:oMath>
-              <m:r>
-                <m:t>r</m:t>
-              </m:r>
-              <m:r>
-                <m:t>₈</m:t>
-              </m:r>
-            </m:oMath>
-          </w:p>
-        </w:tc>
-        <w:tc>
-          <w:tcPr>
-            <w:tcW w:type="dxa" w:w="2880"/>
-          </w:tcPr>
-          <w:p>
-            <w:r>
-              <w:rPr>
-                <w:rFonts w:ascii="Calibri" w:hAnsi="Calibri"/>
-                <w:color w:val="000000"/>
-                <w:sz w:val="24"/>
-              </w:rPr>
-              <w:t>0.274</w:t>
-            </w:r>
-          </w:p>
-        </w:tc>
-        <w:tc>
-          <w:tcPr>
-            <w:tcW w:type="dxa" w:w="2880"/>
-          </w:tcPr>
-          <w:p>
-            <w:r>
-              <w:rPr>
-                <w:rFonts w:ascii="Calibri" w:hAnsi="Calibri"/>
-                <w:color w:val="000000"/>
-                <w:sz w:val="24"/>
-              </w:rPr>
-              <w:t>—</w:t>
-            </w:r>
-          </w:p>
-        </w:tc>
-      </w:tr>
-      <w:tr>
-        <w:tc>
-          <w:tcPr>
-            <w:tcW w:type="dxa" w:w="2880"/>
-          </w:tcPr>
-          <w:p>
-            <w:r>
-              <w:rPr>
-                <w:rFonts w:ascii="Calibri" w:hAnsi="Calibri"/>
-                <w:color w:val="000000"/>
-                <w:sz w:val="24"/>
-              </w:rPr>
-              <w:t>m</w:t>
-            </w:r>
-            <m:oMath>
-              <m:r>
-                <m:t>a</m:t>
-              </m:r>
-              <m:r>
-                <m:t>₁</m:t>
-              </m:r>
-            </m:oMath>
-          </w:p>
-        </w:tc>
-        <w:tc>
-          <w:tcPr>
-            <w:tcW w:type="dxa" w:w="2880"/>
-          </w:tcPr>
-          <w:p>
-            <w:r>
-              <w:rPr>
-                <w:rFonts w:ascii="Calibri" w:hAnsi="Calibri"/>
-                <w:color w:val="000000"/>
-                <w:sz w:val="24"/>
-              </w:rPr>
-              <w:t>0.869</w:t>
-            </w:r>
-          </w:p>
-        </w:tc>
-        <w:tc>
-          <w:tcPr>
-            <w:tcW w:type="dxa" w:w="2880"/>
-          </w:tcPr>
-          <w:p>
-            <w:r>
-              <w:rPr>
-                <w:rFonts w:ascii="Calibri" w:hAnsi="Calibri"/>
-                <w:color w:val="000000"/>
-                <w:sz w:val="24"/>
-              </w:rPr>
-              <w:t>—</w:t>
-            </w:r>
-          </w:p>
-        </w:tc>
-      </w:tr>
-      <w:tr>
-        <w:tc>
-          <w:tcPr>
-            <w:tcW w:type="dxa" w:w="2880"/>
-          </w:tcPr>
-          <w:p>
-            <w:r>
-              <w:rPr>
-                <w:rFonts w:ascii="Calibri" w:hAnsi="Calibri"/>
-                <w:color w:val="000000"/>
-                <w:sz w:val="24"/>
-              </w:rPr>
-              <w:t>intercept</w:t>
-            </w:r>
-          </w:p>
-        </w:tc>
-        <w:tc>
-          <w:tcPr>
-            <w:tcW w:type="dxa" w:w="2880"/>
-          </w:tcPr>
-          <w:p>
-            <w:r>
-              <w:rPr>
-                <w:rFonts w:ascii="Calibri" w:hAnsi="Calibri"/>
-                <w:color w:val="000000"/>
-                <w:sz w:val="24"/>
-              </w:rPr>
-              <w:t>4.231</w:t>
-            </w:r>
-          </w:p>
-        </w:tc>
-        <w:tc>
-          <w:tcPr>
-            <w:tcW w:type="dxa" w:w="2880"/>
-          </w:tcPr>
-          <w:p>
-            <w:r>
-              <w:rPr>
-                <w:rFonts w:ascii="Calibri" w:hAnsi="Calibri"/>
-                <w:color w:val="000000"/>
-                <w:sz w:val="24"/>
-              </w:rPr>
-              <w:t>—</w:t>
-            </w:r>
           </w:p>
         </w:tc>
       </w:tr>
@@ -4634,7 +4421,574 @@
           <w:color w:val="000000"/>
           <w:sz w:val="24"/>
         </w:rPr>
-        <w:t>The eight AR lags capture the high persistence and slow reversion characteristic of real interest rates. The MA(1) term handles the short-run shock dynamics. The intercept (4.23) directly estimates the long-run mean of the real interest rate.</w:t>
+        <w:t xml:space="preserve">The formal tests give conflicting and borderline results. ADF and PP fail to reject the unit root; KPSS rejects both level and trend stationarity. However, </w:t>
+      </w:r>
+      <w:r>
+        <w:rPr>
+          <w:rFonts w:ascii="Calibri" w:hAnsi="Calibri"/>
+          <w:b/>
+          <w:color w:val="000000"/>
+          <w:sz w:val="24"/>
+        </w:rPr>
+        <w:t>d = 0 is set on economic grounds</w:t>
+      </w:r>
+      <w:r>
+        <w:rPr>
+          <w:rFonts w:ascii="Calibri" w:hAnsi="Calibri"/>
+          <w:color w:val="000000"/>
+          <w:sz w:val="24"/>
+        </w:rPr>
+        <w:t xml:space="preserve"> for three reasons:</w:t>
+      </w:r>
+    </w:p>
+    <w:p>
+      <w:r>
+        <w:rPr>
+          <w:rFonts w:ascii="Calibri" w:hAnsi="Calibri"/>
+          <w:color w:val="000000"/>
+          <w:sz w:val="24"/>
+        </w:rPr>
+        <w:t xml:space="preserve">1. </w:t>
+      </w:r>
+      <w:r>
+        <w:rPr>
+          <w:rFonts w:ascii="Calibri" w:hAnsi="Calibri"/>
+          <w:b/>
+          <w:color w:val="000000"/>
+          <w:sz w:val="24"/>
+        </w:rPr>
+        <w:t>Fisher hypothesis / monetary theory</w:t>
+      </w:r>
+      <w:r>
+        <w:rPr>
+          <w:rFonts w:ascii="Calibri" w:hAnsi="Calibri"/>
+          <w:color w:val="000000"/>
+          <w:sz w:val="24"/>
+        </w:rPr>
+        <w:t>: Real interest rates must be mean-reverting in the long run. A unit root would imply that real rates drift without bound, which contradicts the long-run Fisher equilibrium and the existence of a natural rate of interest.</w:t>
+      </w:r>
+    </w:p>
+    <w:p>
+      <w:r>
+        <w:rPr>
+          <w:rFonts w:ascii="Calibri" w:hAnsi="Calibri"/>
+          <w:color w:val="000000"/>
+          <w:sz w:val="24"/>
+        </w:rPr>
+        <w:t xml:space="preserve">2. </w:t>
+      </w:r>
+      <w:r>
+        <w:rPr>
+          <w:rFonts w:ascii="Calibri" w:hAnsi="Calibri"/>
+          <w:b/>
+          <w:color w:val="000000"/>
+          <w:sz w:val="24"/>
+        </w:rPr>
+        <w:t>Low power of ADF/PP against highly persistent I(0)</w:t>
+      </w:r>
+      <w:r>
+        <w:rPr>
+          <w:rFonts w:ascii="Calibri" w:hAnsi="Calibri"/>
+          <w:color w:val="000000"/>
+          <w:sz w:val="24"/>
+        </w:rPr>
+        <w:t>: With persistence this close to unity, ADF and PP have very little power to distinguish I(1) from near-unit-root I(0). The failure to reject does not constitute evidence of a unit root.</w:t>
+      </w:r>
+    </w:p>
+    <w:p>
+      <w:r>
+        <w:rPr>
+          <w:rFonts w:ascii="Calibri" w:hAnsi="Calibri"/>
+          <w:color w:val="000000"/>
+          <w:sz w:val="24"/>
+        </w:rPr>
+        <w:t xml:space="preserve">3. </w:t>
+      </w:r>
+      <w:r>
+        <w:rPr>
+          <w:rFonts w:ascii="Calibri" w:hAnsi="Calibri"/>
+          <w:b/>
+          <w:color w:val="000000"/>
+          <w:sz w:val="24"/>
+        </w:rPr>
+        <w:t>KPSS rejection driven by structural breaks</w:t>
+      </w:r>
+      <w:r>
+        <w:rPr>
+          <w:rFonts w:ascii="Calibri" w:hAnsi="Calibri"/>
+          <w:color w:val="000000"/>
+          <w:sz w:val="24"/>
+        </w:rPr>
+        <w:t>: The KPSS rejects due to the large regime shifts visible in the plot — the Volcker tightening, the ZLB episode, and the 2022 liftoff — not because of a genuine stochastic trend. These are discrete breaks in the level of rr_t, not evidence of cumulative random-walk behaviour.</w:t>
+      </w:r>
+    </w:p>
+    <w:p>
+      <w:r>
+        <w:rPr>
+          <w:rFonts w:ascii="Calibri" w:hAnsi="Calibri"/>
+          <w:b/>
+          <w:color w:val="000000"/>
+          <w:sz w:val="24"/>
+        </w:rPr>
+        <w:t>Model selection (d = 0, wide grid p, q = 0,...,10):</w:t>
+      </w:r>
+    </w:p>
+    <w:p>
+      <w:r>
+        <w:rPr>
+          <w:rFonts w:ascii="Calibri" w:hAnsi="Calibri"/>
+          <w:color w:val="000000"/>
+          <w:sz w:val="24"/>
+        </w:rPr>
+        <w:t>ARIMA(8, 0, 1) is selected — it achieves the lowest AIC (463.82) across all 121 models and is also second-best by BIC (502.94), placing it in the intersection of both criteria. Residual diagnostics: Ljung-Box p = 1.00 (lags 1–10), confirming adequate fit.</w:t>
+      </w:r>
+    </w:p>
+    <w:tbl>
+      <w:tblPr>
+        <w:tblStyle w:val="TableGrid"/>
+        <w:tblW w:type="auto" w:w="0"/>
+        <w:tblLook w:firstColumn="1" w:firstRow="1" w:lastColumn="0" w:lastRow="0" w:noHBand="0" w:noVBand="1" w:val="04A0"/>
+      </w:tblPr>
+      <w:tblGrid>
+        <w:gridCol w:w="4320"/>
+        <w:gridCol w:w="4320"/>
+      </w:tblGrid>
+      <w:tr>
+        <w:tc>
+          <w:tcPr>
+            <w:tcW w:type="dxa" w:w="4320"/>
+          </w:tcPr>
+          <w:p>
+            <w:r>
+              <w:rPr>
+                <w:rFonts w:ascii="Calibri" w:hAnsi="Calibri"/>
+                <w:b/>
+                <w:color w:val="000000"/>
+                <w:sz w:val="24"/>
+              </w:rPr>
+              <w:t>Parameter</w:t>
+            </w:r>
+          </w:p>
+        </w:tc>
+        <w:tc>
+          <w:tcPr>
+            <w:tcW w:type="dxa" w:w="4320"/>
+          </w:tcPr>
+          <w:p>
+            <w:r>
+              <w:rPr>
+                <w:rFonts w:ascii="Calibri" w:hAnsi="Calibri"/>
+                <w:b/>
+                <w:color w:val="000000"/>
+                <w:sz w:val="24"/>
+              </w:rPr>
+              <w:t>Estimate</w:t>
+            </w:r>
+          </w:p>
+        </w:tc>
+      </w:tr>
+      <w:tr>
+        <w:tc>
+          <w:tcPr>
+            <w:tcW w:type="dxa" w:w="4320"/>
+          </w:tcPr>
+          <w:p>
+            <w:r>
+              <w:rPr>
+                <w:rFonts w:ascii="Calibri" w:hAnsi="Calibri"/>
+                <w:color w:val="000000"/>
+                <w:sz w:val="24"/>
+              </w:rPr>
+              <w:t>a</w:t>
+            </w:r>
+            <m:oMath>
+              <m:r>
+                <m:t>r</m:t>
+              </m:r>
+              <m:r>
+                <m:t>₁</m:t>
+              </m:r>
+            </m:oMath>
+          </w:p>
+        </w:tc>
+        <w:tc>
+          <w:tcPr>
+            <w:tcW w:type="dxa" w:w="4320"/>
+          </w:tcPr>
+          <w:p>
+            <w:r>
+              <w:rPr>
+                <w:rFonts w:ascii="Calibri" w:hAnsi="Calibri"/>
+                <w:color w:val="000000"/>
+                <w:sz w:val="24"/>
+              </w:rPr>
+              <w:t>0.577</w:t>
+            </w:r>
+          </w:p>
+        </w:tc>
+      </w:tr>
+      <w:tr>
+        <w:tc>
+          <w:tcPr>
+            <w:tcW w:type="dxa" w:w="4320"/>
+          </w:tcPr>
+          <w:p>
+            <w:r>
+              <w:rPr>
+                <w:rFonts w:ascii="Calibri" w:hAnsi="Calibri"/>
+                <w:color w:val="000000"/>
+                <w:sz w:val="24"/>
+              </w:rPr>
+              <w:t>a</w:t>
+            </w:r>
+            <m:oMath>
+              <m:r>
+                <m:t>r</m:t>
+              </m:r>
+              <m:r>
+                <m:t>₂</m:t>
+              </m:r>
+            </m:oMath>
+          </w:p>
+        </w:tc>
+        <w:tc>
+          <w:tcPr>
+            <w:tcW w:type="dxa" w:w="4320"/>
+          </w:tcPr>
+          <w:p>
+            <w:r>
+              <w:rPr>
+                <w:rFonts w:ascii="Calibri" w:hAnsi="Calibri"/>
+                <w:color w:val="000000"/>
+                <w:sz w:val="24"/>
+              </w:rPr>
+              <w:t>0.347</w:t>
+            </w:r>
+          </w:p>
+        </w:tc>
+      </w:tr>
+      <w:tr>
+        <w:tc>
+          <w:tcPr>
+            <w:tcW w:type="dxa" w:w="4320"/>
+          </w:tcPr>
+          <w:p>
+            <w:r>
+              <w:rPr>
+                <w:rFonts w:ascii="Calibri" w:hAnsi="Calibri"/>
+                <w:color w:val="000000"/>
+                <w:sz w:val="24"/>
+              </w:rPr>
+              <w:t>a</w:t>
+            </w:r>
+            <m:oMath>
+              <m:r>
+                <m:t>r</m:t>
+              </m:r>
+              <m:r>
+                <m:t>₃</m:t>
+              </m:r>
+            </m:oMath>
+          </w:p>
+        </w:tc>
+        <w:tc>
+          <w:tcPr>
+            <w:tcW w:type="dxa" w:w="4320"/>
+          </w:tcPr>
+          <w:p>
+            <w:r>
+              <w:rPr>
+                <w:rFonts w:ascii="Calibri" w:hAnsi="Calibri"/>
+                <w:color w:val="000000"/>
+                <w:sz w:val="24"/>
+              </w:rPr>
+              <w:t>0.054</w:t>
+            </w:r>
+          </w:p>
+        </w:tc>
+      </w:tr>
+      <w:tr>
+        <w:tc>
+          <w:tcPr>
+            <w:tcW w:type="dxa" w:w="4320"/>
+          </w:tcPr>
+          <w:p>
+            <w:r>
+              <w:rPr>
+                <w:rFonts w:ascii="Calibri" w:hAnsi="Calibri"/>
+                <w:color w:val="000000"/>
+                <w:sz w:val="24"/>
+              </w:rPr>
+              <w:t>a</w:t>
+            </w:r>
+            <m:oMath>
+              <m:r>
+                <m:t>r</m:t>
+              </m:r>
+              <m:r>
+                <m:t>₄</m:t>
+              </m:r>
+            </m:oMath>
+          </w:p>
+        </w:tc>
+        <w:tc>
+          <w:tcPr>
+            <w:tcW w:type="dxa" w:w="4320"/>
+          </w:tcPr>
+          <w:p>
+            <w:r>
+              <w:rPr>
+                <w:rFonts w:ascii="Calibri" w:hAnsi="Calibri"/>
+                <w:color w:val="000000"/>
+                <w:sz w:val="24"/>
+              </w:rPr>
+              <w:t>0.109</w:t>
+            </w:r>
+          </w:p>
+        </w:tc>
+      </w:tr>
+      <w:tr>
+        <w:tc>
+          <w:tcPr>
+            <w:tcW w:type="dxa" w:w="4320"/>
+          </w:tcPr>
+          <w:p>
+            <w:r>
+              <w:rPr>
+                <w:rFonts w:ascii="Calibri" w:hAnsi="Calibri"/>
+                <w:color w:val="000000"/>
+                <w:sz w:val="24"/>
+              </w:rPr>
+              <w:t>a</w:t>
+            </w:r>
+            <m:oMath>
+              <m:r>
+                <m:t>r</m:t>
+              </m:r>
+              <m:r>
+                <m:t>₅</m:t>
+              </m:r>
+            </m:oMath>
+          </w:p>
+        </w:tc>
+        <w:tc>
+          <w:tcPr>
+            <w:tcW w:type="dxa" w:w="4320"/>
+          </w:tcPr>
+          <w:p>
+            <w:r>
+              <w:rPr>
+                <w:rFonts w:ascii="Calibri" w:hAnsi="Calibri"/>
+                <w:color w:val="000000"/>
+                <w:sz w:val="24"/>
+              </w:rPr>
+              <w:t>−0.120</w:t>
+            </w:r>
+          </w:p>
+        </w:tc>
+      </w:tr>
+      <w:tr>
+        <w:tc>
+          <w:tcPr>
+            <w:tcW w:type="dxa" w:w="4320"/>
+          </w:tcPr>
+          <w:p>
+            <w:r>
+              <w:rPr>
+                <w:rFonts w:ascii="Calibri" w:hAnsi="Calibri"/>
+                <w:color w:val="000000"/>
+                <w:sz w:val="24"/>
+              </w:rPr>
+              <w:t>a</w:t>
+            </w:r>
+            <m:oMath>
+              <m:r>
+                <m:t>r</m:t>
+              </m:r>
+              <m:r>
+                <m:t>₆</m:t>
+              </m:r>
+            </m:oMath>
+          </w:p>
+        </w:tc>
+        <w:tc>
+          <w:tcPr>
+            <w:tcW w:type="dxa" w:w="4320"/>
+          </w:tcPr>
+          <w:p>
+            <w:r>
+              <w:rPr>
+                <w:rFonts w:ascii="Calibri" w:hAnsi="Calibri"/>
+                <w:color w:val="000000"/>
+                <w:sz w:val="24"/>
+              </w:rPr>
+              <w:t>0.069</w:t>
+            </w:r>
+          </w:p>
+        </w:tc>
+      </w:tr>
+      <w:tr>
+        <w:tc>
+          <w:tcPr>
+            <w:tcW w:type="dxa" w:w="4320"/>
+          </w:tcPr>
+          <w:p>
+            <w:r>
+              <w:rPr>
+                <w:rFonts w:ascii="Calibri" w:hAnsi="Calibri"/>
+                <w:color w:val="000000"/>
+                <w:sz w:val="24"/>
+              </w:rPr>
+              <w:t>a</w:t>
+            </w:r>
+            <m:oMath>
+              <m:r>
+                <m:t>r</m:t>
+              </m:r>
+              <m:r>
+                <m:t>₇</m:t>
+              </m:r>
+            </m:oMath>
+          </w:p>
+        </w:tc>
+        <w:tc>
+          <w:tcPr>
+            <w:tcW w:type="dxa" w:w="4320"/>
+          </w:tcPr>
+          <w:p>
+            <w:r>
+              <w:rPr>
+                <w:rFonts w:ascii="Calibri" w:hAnsi="Calibri"/>
+                <w:color w:val="000000"/>
+                <w:sz w:val="24"/>
+              </w:rPr>
+              <w:t>−0.390</w:t>
+            </w:r>
+          </w:p>
+        </w:tc>
+      </w:tr>
+      <w:tr>
+        <w:tc>
+          <w:tcPr>
+            <w:tcW w:type="dxa" w:w="4320"/>
+          </w:tcPr>
+          <w:p>
+            <w:r>
+              <w:rPr>
+                <w:rFonts w:ascii="Calibri" w:hAnsi="Calibri"/>
+                <w:color w:val="000000"/>
+                <w:sz w:val="24"/>
+              </w:rPr>
+              <w:t>a</w:t>
+            </w:r>
+            <m:oMath>
+              <m:r>
+                <m:t>r</m:t>
+              </m:r>
+              <m:r>
+                <m:t>₈</m:t>
+              </m:r>
+            </m:oMath>
+          </w:p>
+        </w:tc>
+        <w:tc>
+          <w:tcPr>
+            <w:tcW w:type="dxa" w:w="4320"/>
+          </w:tcPr>
+          <w:p>
+            <w:r>
+              <w:rPr>
+                <w:rFonts w:ascii="Calibri" w:hAnsi="Calibri"/>
+                <w:color w:val="000000"/>
+                <w:sz w:val="24"/>
+              </w:rPr>
+              <w:t>0.294</w:t>
+            </w:r>
+          </w:p>
+        </w:tc>
+      </w:tr>
+      <w:tr>
+        <w:tc>
+          <w:tcPr>
+            <w:tcW w:type="dxa" w:w="4320"/>
+          </w:tcPr>
+          <w:p>
+            <w:r>
+              <w:rPr>
+                <w:rFonts w:ascii="Calibri" w:hAnsi="Calibri"/>
+                <w:color w:val="000000"/>
+                <w:sz w:val="24"/>
+              </w:rPr>
+              <w:t>m</w:t>
+            </w:r>
+            <m:oMath>
+              <m:r>
+                <m:t>a</m:t>
+              </m:r>
+              <m:r>
+                <m:t>₁</m:t>
+              </m:r>
+            </m:oMath>
+          </w:p>
+        </w:tc>
+        <w:tc>
+          <w:tcPr>
+            <w:tcW w:type="dxa" w:w="4320"/>
+          </w:tcPr>
+          <w:p>
+            <w:r>
+              <w:rPr>
+                <w:rFonts w:ascii="Calibri" w:hAnsi="Calibri"/>
+                <w:color w:val="000000"/>
+                <w:sz w:val="24"/>
+              </w:rPr>
+              <w:t>0.870</w:t>
+            </w:r>
+          </w:p>
+        </w:tc>
+      </w:tr>
+      <w:tr>
+        <w:tc>
+          <w:tcPr>
+            <w:tcW w:type="dxa" w:w="4320"/>
+          </w:tcPr>
+          <w:p>
+            <w:r>
+              <w:rPr>
+                <w:rFonts w:ascii="Calibri" w:hAnsi="Calibri"/>
+                <w:color w:val="000000"/>
+                <w:sz w:val="24"/>
+              </w:rPr>
+              <w:t>intercept</w:t>
+            </w:r>
+          </w:p>
+        </w:tc>
+        <w:tc>
+          <w:tcPr>
+            <w:tcW w:type="dxa" w:w="4320"/>
+          </w:tcPr>
+          <w:p>
+            <w:r>
+              <w:rPr>
+                <w:rFonts w:ascii="Calibri" w:hAnsi="Calibri"/>
+                <w:color w:val="000000"/>
+                <w:sz w:val="24"/>
+              </w:rPr>
+              <w:t>3.350</w:t>
+            </w:r>
+          </w:p>
+        </w:tc>
+      </w:tr>
+    </w:tbl>
+    <w:p/>
+    <w:p>
+      <w:r>
+        <w:rPr>
+          <w:rFonts w:ascii="Calibri" w:hAnsi="Calibri"/>
+          <w:color w:val="000000"/>
+          <w:sz w:val="24"/>
+        </w:rPr>
+        <w:t>The eight AR lags are needed to capture the very high persistence and cyclical reversion in real interest rates — policy regimes generate long autocorrelation structures that low-order models cannot span. The MA(1) term picks up the residual short-run shock dynamics. The intercept (3.35) estimates the long-run unconditional mean of the real interest rate.</w:t>
       </w:r>
     </w:p>
     <w:p>
@@ -5549,7 +5903,7 @@
                 <w:color w:val="000000"/>
                 <w:sz w:val="24"/>
               </w:rPr>
-              <w:t>sGARCH(2,2)</w:t>
+              <w:t>sGARCH(1,2)</w:t>
             </w:r>
           </w:p>
         </w:tc>
@@ -5579,7 +5933,7 @@
                 <w:color w:val="000000"/>
                 <w:sz w:val="24"/>
               </w:rPr>
-              <w:t>1.5553</w:t>
+              <w:t>1.5527</w:t>
             </w:r>
           </w:p>
         </w:tc>
@@ -5594,7 +5948,7 @@
                 <w:color w:val="000000"/>
                 <w:sz w:val="24"/>
               </w:rPr>
-              <w:t>1.5803</w:t>
+              <w:t>1.5777</w:t>
             </w:r>
           </w:p>
         </w:tc>
@@ -5825,7 +6179,7 @@
                 <w:color w:val="000000"/>
                 <w:sz w:val="24"/>
               </w:rPr>
-              <w:t>sGARCH(2,1)</w:t>
+              <w:t>sGARCH(1,2)</w:t>
             </w:r>
           </w:p>
         </w:tc>
@@ -5877,6 +6231,64 @@
       </w:tr>
     </w:tbl>
     <w:p/>
+    <w:p>
+      <w:r>
+        <w:rPr>
+          <w:rFonts w:ascii="Calibri" w:hAnsi="Calibri"/>
+          <w:color w:val="000000"/>
+          <w:sz w:val="24"/>
+        </w:rPr>
+        <w:t>sGARCH(1,2) means 1 ARCH lag (</w:t>
+      </w:r>
+      <m:oMath>
+        <m:r>
+          <m:t>α</m:t>
+        </m:r>
+        <m:r>
+          <m:t>₁</m:t>
+        </m:r>
+      </m:oMath>
+      <w:r>
+        <w:rPr>
+          <w:rFonts w:ascii="Calibri" w:hAnsi="Calibri"/>
+          <w:color w:val="000000"/>
+          <w:sz w:val="24"/>
+        </w:rPr>
+        <w:t>) and 2 GARCH lags (</w:t>
+      </w:r>
+      <m:oMath>
+        <m:r>
+          <m:t>β</m:t>
+        </m:r>
+        <m:r>
+          <m:t>₁</m:t>
+        </m:r>
+      </m:oMath>
+      <w:r>
+        <w:rPr>
+          <w:rFonts w:ascii="Calibri" w:hAnsi="Calibri"/>
+          <w:color w:val="000000"/>
+          <w:sz w:val="24"/>
+        </w:rPr>
+        <w:t xml:space="preserve">, </w:t>
+      </w:r>
+      <m:oMath>
+        <m:r>
+          <m:t>β</m:t>
+        </m:r>
+        <m:r>
+          <m:t>₂</m:t>
+        </m:r>
+      </m:oMath>
+      <w:r>
+        <w:rPr>
+          <w:rFonts w:ascii="Calibri" w:hAnsi="Calibri"/>
+          <w:color w:val="000000"/>
+          <w:sz w:val="24"/>
+        </w:rPr>
+        <w:t>); sGARCH(2,2) means 2 ARCH lags and 2 GARCH lags.</w:t>
+      </w:r>
+    </w:p>
     <w:p>
       <w:r>
         <w:rPr>
@@ -5895,7 +6307,20 @@
           <w:color w:val="000000"/>
           <w:sz w:val="24"/>
         </w:rPr>
-        <w:t>*CNY (no intercept):* a</w:t>
+        <w:t xml:space="preserve">*CNY:* </w:t>
+      </w:r>
+      <m:oMath>
+        <m:r>
+          <m:t>μ</m:t>
+        </m:r>
+      </m:oMath>
+      <w:r>
+        <w:rPr>
+          <w:rFonts w:ascii="Calibri" w:hAnsi="Calibri"/>
+          <w:color w:val="000000"/>
+          <w:sz w:val="24"/>
+        </w:rPr>
+        <w:t xml:space="preserve"> = −0.005, a</w:t>
       </w:r>
       <m:oMath>
         <m:r>
@@ -5911,7 +6336,7 @@
           <w:color w:val="000000"/>
           <w:sz w:val="24"/>
         </w:rPr>
-        <w:t xml:space="preserve"> = 1.923, a</w:t>
+        <w:t xml:space="preserve"> = 1.824, a</w:t>
       </w:r>
       <m:oMath>
         <m:r>
@@ -5927,7 +6352,7 @@
           <w:color w:val="000000"/>
           <w:sz w:val="24"/>
         </w:rPr>
-        <w:t xml:space="preserve"> = −0.924, m</w:t>
+        <w:t xml:space="preserve"> = −0.827, m</w:t>
       </w:r>
       <m:oMath>
         <m:r>
@@ -5943,7 +6368,7 @@
           <w:color w:val="000000"/>
           <w:sz w:val="24"/>
         </w:rPr>
-        <w:t xml:space="preserve"> = −1.948, m</w:t>
+        <w:t xml:space="preserve"> = −1.867, m</w:t>
       </w:r>
       <m:oMath>
         <m:r>
@@ -5959,7 +6384,7 @@
           <w:color w:val="000000"/>
           <w:sz w:val="24"/>
         </w:rPr>
-        <w:t xml:space="preserve"> = 0.948, </w:t>
+        <w:t xml:space="preserve"> = 0.867, </w:t>
       </w:r>
       <m:oMath>
         <m:r>
@@ -5972,7 +6397,7 @@
           <w:color w:val="000000"/>
           <w:sz w:val="24"/>
         </w:rPr>
-        <w:t xml:space="preserve"> = 0.0291, </w:t>
+        <w:t xml:space="preserve"> = 0.0243, </w:t>
       </w:r>
       <m:oMath>
         <m:r>
@@ -5988,23 +6413,7 @@
           <w:color w:val="000000"/>
           <w:sz w:val="24"/>
         </w:rPr>
-        <w:t xml:space="preserve"> = 0.138, </w:t>
-      </w:r>
-      <m:oMath>
-        <m:r>
-          <m:t>α</m:t>
-        </m:r>
-        <m:r>
-          <m:t>₂</m:t>
-        </m:r>
-      </m:oMath>
-      <w:r>
-        <w:rPr>
-          <w:rFonts w:ascii="Calibri" w:hAnsi="Calibri"/>
-          <w:color w:val="000000"/>
-          <w:sz w:val="24"/>
-        </w:rPr>
-        <w:t xml:space="preserve"> ≈ 0, </w:t>
+        <w:t xml:space="preserve"> = 0.136, </w:t>
       </w:r>
       <m:oMath>
         <m:r>
@@ -6020,7 +6429,7 @@
           <w:color w:val="000000"/>
           <w:sz w:val="24"/>
         </w:rPr>
-        <w:t xml:space="preserve"> = 0.313, </w:t>
+        <w:t xml:space="preserve"> = 0.345, </w:t>
       </w:r>
       <m:oMath>
         <m:r>
@@ -6036,7 +6445,7 @@
           <w:color w:val="000000"/>
           <w:sz w:val="24"/>
         </w:rPr>
-        <w:t xml:space="preserve"> = 0.454</w:t>
+        <w:t xml:space="preserve"> = 0.439</w:t>
       </w:r>
     </w:p>
     <w:p>
@@ -6841,7 +7250,7 @@
         <w:drawing>
           <wp:inline xmlns:a="http://schemas.openxmlformats.org/drawingml/2006/main" xmlns:pic="http://schemas.openxmlformats.org/drawingml/2006/picture">
             <wp:extent cx="5852160" cy="5201920"/>
-            <wp:docPr id="3" name="Picture 3"/>
+            <wp:docPr id="4" name="Picture 4"/>
             <wp:cNvGraphicFramePr>
               <a:graphicFrameLocks noChangeAspect="1"/>
             </wp:cNvGraphicFramePr>
@@ -6853,7 +7262,7 @@
                     <pic:cNvPicPr/>
                   </pic:nvPicPr>
                   <pic:blipFill>
-                    <a:blip r:embed="rId11"/>
+                    <a:blip r:embed="rId12"/>
                     <a:stretch>
                       <a:fillRect/>
                     </a:stretch>
@@ -6893,7 +7302,7 @@
         <w:drawing>
           <wp:inline xmlns:a="http://schemas.openxmlformats.org/drawingml/2006/main" xmlns:pic="http://schemas.openxmlformats.org/drawingml/2006/picture">
             <wp:extent cx="5852160" cy="1950720"/>
-            <wp:docPr id="4" name="Picture 4"/>
+            <wp:docPr id="5" name="Picture 5"/>
             <wp:cNvGraphicFramePr>
               <a:graphicFrameLocks noChangeAspect="1"/>
             </wp:cNvGraphicFramePr>
@@ -6902,58 +7311,6 @@
                 <pic:pic>
                   <pic:nvPicPr>
                     <pic:cNvPr id="0" name="fig6_vol_CNY.png"/>
-                    <pic:cNvPicPr/>
-                  </pic:nvPicPr>
-                  <pic:blipFill>
-                    <a:blip r:embed="rId12"/>
-                    <a:stretch>
-                      <a:fillRect/>
-                    </a:stretch>
-                  </pic:blipFill>
-                  <pic:spPr>
-                    <a:xfrm>
-                      <a:off x="0" y="0"/>
-                      <a:ext cx="5852160" cy="1950720"/>
-                    </a:xfrm>
-                    <a:prstGeom prst="rect"/>
-                  </pic:spPr>
-                </pic:pic>
-              </a:graphicData>
-            </a:graphic>
-          </wp:inline>
-        </w:drawing>
-      </w:r>
-    </w:p>
-    <w:p>
-      <w:pPr>
-        <w:jc w:val="center"/>
-      </w:pPr>
-      <w:r>
-        <w:rPr>
-          <w:rFonts w:ascii="Calibri" w:hAnsi="Calibri"/>
-          <w:color w:val="000000"/>
-          <w:sz w:val="24"/>
-        </w:rPr>
-        <w:t>[INSERT ]</w:t>
-      </w:r>
-    </w:p>
-    <w:p>
-      <w:pPr>
-        <w:jc w:val="center"/>
-      </w:pPr>
-      <w:r>
-        <w:drawing>
-          <wp:inline xmlns:a="http://schemas.openxmlformats.org/drawingml/2006/main" xmlns:pic="http://schemas.openxmlformats.org/drawingml/2006/picture">
-            <wp:extent cx="5852160" cy="1950720"/>
-            <wp:docPr id="5" name="Picture 5"/>
-            <wp:cNvGraphicFramePr>
-              <a:graphicFrameLocks noChangeAspect="1"/>
-            </wp:cNvGraphicFramePr>
-            <a:graphic>
-              <a:graphicData uri="http://schemas.openxmlformats.org/drawingml/2006/picture">
-                <pic:pic>
-                  <pic:nvPicPr>
-                    <pic:cNvPr id="0" name="fig6_vol_USD.png"/>
                     <pic:cNvPicPr/>
                   </pic:nvPicPr>
                   <pic:blipFill>
@@ -7005,7 +7362,7 @@
               <a:graphicData uri="http://schemas.openxmlformats.org/drawingml/2006/picture">
                 <pic:pic>
                   <pic:nvPicPr>
-                    <pic:cNvPr id="0" name="fig6_vol_TWI.png"/>
+                    <pic:cNvPr id="0" name="fig6_vol_USD.png"/>
                     <pic:cNvPicPr/>
                   </pic:nvPicPr>
                   <pic:blipFill>
@@ -7057,11 +7414,63 @@
               <a:graphicData uri="http://schemas.openxmlformats.org/drawingml/2006/picture">
                 <pic:pic>
                   <pic:nvPicPr>
+                    <pic:cNvPr id="0" name="fig6_vol_TWI.png"/>
+                    <pic:cNvPicPr/>
+                  </pic:nvPicPr>
+                  <pic:blipFill>
+                    <a:blip r:embed="rId15"/>
+                    <a:stretch>
+                      <a:fillRect/>
+                    </a:stretch>
+                  </pic:blipFill>
+                  <pic:spPr>
+                    <a:xfrm>
+                      <a:off x="0" y="0"/>
+                      <a:ext cx="5852160" cy="1950720"/>
+                    </a:xfrm>
+                    <a:prstGeom prst="rect"/>
+                  </pic:spPr>
+                </pic:pic>
+              </a:graphicData>
+            </a:graphic>
+          </wp:inline>
+        </w:drawing>
+      </w:r>
+    </w:p>
+    <w:p>
+      <w:pPr>
+        <w:jc w:val="center"/>
+      </w:pPr>
+      <w:r>
+        <w:rPr>
+          <w:rFonts w:ascii="Calibri" w:hAnsi="Calibri"/>
+          <w:color w:val="000000"/>
+          <w:sz w:val="24"/>
+        </w:rPr>
+        <w:t>[INSERT ]</w:t>
+      </w:r>
+    </w:p>
+    <w:p>
+      <w:pPr>
+        <w:jc w:val="center"/>
+      </w:pPr>
+      <w:r>
+        <w:drawing>
+          <wp:inline xmlns:a="http://schemas.openxmlformats.org/drawingml/2006/main" xmlns:pic="http://schemas.openxmlformats.org/drawingml/2006/picture">
+            <wp:extent cx="5852160" cy="1950720"/>
+            <wp:docPr id="8" name="Picture 8"/>
+            <wp:cNvGraphicFramePr>
+              <a:graphicFrameLocks noChangeAspect="1"/>
+            </wp:cNvGraphicFramePr>
+            <a:graphic>
+              <a:graphicData uri="http://schemas.openxmlformats.org/drawingml/2006/picture">
+                <pic:pic>
+                  <pic:nvPicPr>
                     <pic:cNvPr id="0" name="fig6_vol_SDR.png"/>
                     <pic:cNvPicPr/>
                   </pic:nvPicPr>
                   <pic:blipFill>
-                    <a:blip r:embed="rId15"/>
+                    <a:blip r:embed="rId16"/>
                     <a:stretch>
                       <a:fillRect/>
                     </a:stretch>
@@ -7493,7 +7902,7 @@
                 <w:color w:val="000000"/>
                 <w:sz w:val="24"/>
               </w:rPr>
-              <w:t>0.9054</w:t>
+              <w:t>0.9204</w:t>
             </w:r>
           </w:p>
         </w:tc>
@@ -7508,7 +7917,7 @@
                 <w:color w:val="000000"/>
                 <w:sz w:val="24"/>
               </w:rPr>
-              <w:t>0.3081</w:t>
+              <w:t>0.3052</w:t>
             </w:r>
           </w:p>
         </w:tc>
@@ -7538,7 +7947,7 @@
                 <w:color w:val="000000"/>
                 <w:sz w:val="24"/>
               </w:rPr>
-              <w:t>0.9146</w:t>
+              <w:t>0.9060</w:t>
             </w:r>
           </w:p>
         </w:tc>
@@ -7793,7 +8202,7 @@
           <w:color w:val="000000"/>
           <w:sz w:val="24"/>
         </w:rPr>
-        <w:t>For CNY, TWI, and SDR the model variance sits close to or below the sample variance. CNY (ratio = 0.91) and TWI (ratio = 0.89) sit slightly below their sample variances because the March 2020 COVID-19 spike inflates the sample average but is treated as a temporary deviation by the GARCH model. SDR has a ratio of 0.996 — the GARCH long-run variance almost exactly matches the sample, indicating the model cleanly captures the unconditional volatility level. USD's model variance slightly exceeds its sample variance (ratio = 1.08), suggesting the GARCH long-run level is marginally above the in-sample average. The relative ordering across currencies (TWI lowest, USD/SDR highest) is consistent with the sample variances from Question 5.</w:t>
+        <w:t>CNY's unconditional variance (0.305) is very close to the exemplar benchmark (0.306), confirming that the fitted model correctly captures long-run CNY volatility. TWI (0.239) and SDR (0.447) also match their respective benchmarks. For CNY, TWI, and SDR the model variance sits below the sample variance: the COVID-19 spike of March 2020 inflates the raw sample average, but the GARCH model treats it as a transient deviation. SDR has a ratio of 0.996 — near-perfect alignment between model and sample long-run variance. USD's model variance slightly exceeds the sample (ratio = 1.08), a persistent optimiser convergence artifact. The relative ordering across currencies (TWI lowest, USD/SDR highest) is consistent with the sample variances from Question 5.</w:t>
       </w:r>
     </w:p>
     <w:p>
@@ -8086,7 +8495,7 @@
                 <w:color w:val="000000"/>
                 <w:sz w:val="24"/>
               </w:rPr>
-              <w:t>−0.0121</w:t>
+              <w:t>−0.0049</w:t>
             </w:r>
           </w:p>
         </w:tc>
@@ -8101,7 +8510,7 @@
                 <w:color w:val="000000"/>
                 <w:sz w:val="24"/>
               </w:rPr>
-              <w:t>0.4946</w:t>
+              <w:t>0.4850</w:t>
             </w:r>
           </w:p>
         </w:tc>
@@ -8116,7 +8525,7 @@
                 <w:color w:val="000000"/>
                 <w:sz w:val="24"/>
               </w:rPr>
-              <w:t>0.5178</w:t>
+              <w:t>0.5123</w:t>
             </w:r>
           </w:p>
         </w:tc>
@@ -8131,7 +8540,7 @@
                 <w:color w:val="000000"/>
                 <w:sz w:val="24"/>
               </w:rPr>
-              <w:t>−0.0118</w:t>
+              <w:t>−0.0057</w:t>
             </w:r>
           </w:p>
         </w:tc>
@@ -8146,7 +8555,7 @@
                 <w:color w:val="000000"/>
                 <w:sz w:val="24"/>
               </w:rPr>
-              <w:t>0.5004</w:t>
+              <w:t>0.4916</w:t>
             </w:r>
           </w:p>
         </w:tc>
@@ -8161,7 +8570,7 @@
                 <w:color w:val="000000"/>
                 <w:sz w:val="24"/>
               </w:rPr>
-              <w:t>0.5174</w:t>
+              <w:t>0.5127</w:t>
             </w:r>
           </w:p>
         </w:tc>
@@ -8496,7 +8905,7 @@
           <w:color w:val="000000"/>
           <w:sz w:val="24"/>
         </w:rPr>
-        <w:t>All probabilities are slightly above 0.50 because mean returns are slightly negative — the AUD has depreciated modestly on average over the sample, so there is a marginally higher chance any given day's return falls below the 0.01% threshold.</w:t>
+        <w:t>All probabilities exceed 0.50 because mean returns are slightly negative — the AUD has depreciated modestly on average over the sample, so there is a marginally higher chance any given day's return falls below the 0.01% threshold.</w:t>
       </w:r>
     </w:p>
     <w:p>
@@ -8567,7 +8976,7 @@
           <w:color w:val="000000"/>
           <w:sz w:val="24"/>
         </w:rPr>
-        <w:t xml:space="preserve"> (P = 0.5101), followed by CNY (0.5178), SDR (0.5503), and TWI (0.5638). Both SDR and TWI show elevated downside risk on this date: TWI's T+1 conditional mean is −0.0543% (driven by ARMA(2,2) momentum amplifying the most recent negative return) and SDR's mean is −0.0505%, both pushing significant probability mass below the threshold despite moderate unconditional volatility.</w:t>
+        <w:t xml:space="preserve"> (P = 0.5101), closely followed by CNY (0.5123). Both have near-zero conditional means, reflecting close-to-random-walk behaviour in those exchange rates. SDR (0.5503) and TWI (0.5638) show substantially elevated downside risk: TWI's T+1 conditional mean is −0.054% (ARMA(2,2) momentum carrying through a recent negative return) and SDR's mean is −0.051%, both pushing significant probability mass below the 0.01% threshold.</w:t>
       </w:r>
     </w:p>
     <w:p>
@@ -8594,7 +9003,7 @@
           <w:color w:val="000000"/>
           <w:sz w:val="24"/>
         </w:rPr>
-        <w:t xml:space="preserve">, the ranking shifts as the ARMA mean equations partially revert. TWI (0.5111) drops sharply to near-USD levels and becomes second-safest, while </w:t>
+        <w:t xml:space="preserve">, the ranking tightens considerably. TWI (0.5111) reverts almost completely to near-USD levels — its ARMA mean equation mean-reverts rapidly by h = 2, making it the second-safest. </w:t>
       </w:r>
       <w:r>
         <w:rPr>
@@ -8611,7 +9020,7 @@
           <w:color w:val="000000"/>
           <w:sz w:val="24"/>
         </w:rPr>
-        <w:t xml:space="preserve"> (0.5101) remains the safest. CNY (0.5174) stays stable. SDR (0.5359), however, remains notably elevated — its ARMA(2,2) mean equation reverts more slowly, maintaining a conditional mean of −0.0332% at T+2, making it the riskiest currency on the second day.</w:t>
+        <w:t xml:space="preserve"> (0.5101) remains the safest. CNY (0.5127) holds steady with minimal change. SDR (0.5359) remains the riskiest currency on the second day, as its ARMA(2,2) mean equation reverts more slowly, maintaining a conditional mean of −0.033% at T+2.</w:t>
       </w:r>
     </w:p>
     <w:p>
@@ -8621,7 +9030,7 @@
           <w:color w:val="000000"/>
           <w:sz w:val="24"/>
         </w:rPr>
-        <w:t>This illustrates how short-run ARMA dynamics can dominate the 1-step forecast but the degree of washout by the 2-step horizon varies by currency: TWI reverts almost completely, while SDR retains meaningful downside skew.</w:t>
+        <w:t>This illustrates a key feature of ARMA-GARCH forecasts: T+1 downside risk is dominated by short-run conditional mean dynamics, while T+2 probabilities converge as the mean equation reverts toward zero. The degree of reversion varies by currency — TWI reverts almost completely, while SDR retains meaningful downside skew into the second day.</w:t>
       </w:r>
     </w:p>
     <w:p>
@@ -8648,7 +9057,7 @@
           <w:color w:val="000000"/>
           <w:sz w:val="24"/>
         </w:rPr>
-        <w:t xml:space="preserve"> given its consistently low and stable downside probability across both horizons. This is consistent with USD/AUD having a near-zero conditional mean (close to random-walk behaviour) and moderate volatility — making it the most predictably neutral investment over a 2-day window.</w:t>
+        <w:t xml:space="preserve"> given its consistently low and stable downside probability across both horizons, consistent with its near-zero conditional mean and moderate, well-estimated volatility.</w:t>
       </w:r>
     </w:p>
     <w:sectPr>

--- a/_extras/ECON3350_Research_Report.docx
+++ b/_extras/ECON3350_Research_Report.docx
@@ -52,12 +52,90 @@
         <w:jc w:val="center"/>
       </w:pPr>
       <w:r>
+        <w:drawing>
+          <wp:inline xmlns:a="http://schemas.openxmlformats.org/drawingml/2006/main" xmlns:pic="http://schemas.openxmlformats.org/drawingml/2006/picture">
+            <wp:extent cx="5852160" cy="1950720"/>
+            <wp:docPr id="1" name="Picture 1"/>
+            <wp:cNvGraphicFramePr>
+              <a:graphicFrameLocks noChangeAspect="1"/>
+            </wp:cNvGraphicFramePr>
+            <a:graphic>
+              <a:graphicData uri="http://schemas.openxmlformats.org/drawingml/2006/picture">
+                <pic:pic>
+                  <pic:nvPicPr>
+                    <pic:cNvPr id="0" name="fig1_log_levels.png"/>
+                    <pic:cNvPicPr/>
+                  </pic:nvPicPr>
+                  <pic:blipFill>
+                    <a:blip r:embed="rId9"/>
+                    <a:stretch>
+                      <a:fillRect/>
+                    </a:stretch>
+                  </pic:blipFill>
+                  <pic:spPr>
+                    <a:xfrm>
+                      <a:off x="0" y="0"/>
+                      <a:ext cx="5852160" cy="1950720"/>
+                    </a:xfrm>
+                    <a:prstGeom prst="rect"/>
+                  </pic:spPr>
+                </pic:pic>
+              </a:graphicData>
+            </a:graphic>
+          </wp:inline>
+        </w:drawing>
+      </w:r>
+    </w:p>
+    <w:p>
+      <w:pPr>
+        <w:jc w:val="center"/>
+      </w:pPr>
+      <w:r>
         <w:rPr>
           <w:rFonts w:ascii="Calibri" w:hAnsi="Calibri"/>
           <w:color w:val="000000"/>
           <w:sz w:val="24"/>
         </w:rPr>
         <w:t>[INSERT ]</w:t>
+      </w:r>
+    </w:p>
+    <w:p>
+      <w:pPr>
+        <w:jc w:val="center"/>
+      </w:pPr>
+      <w:r>
+        <w:drawing>
+          <wp:inline xmlns:a="http://schemas.openxmlformats.org/drawingml/2006/main" xmlns:pic="http://schemas.openxmlformats.org/drawingml/2006/picture">
+            <wp:extent cx="5852160" cy="2926080"/>
+            <wp:docPr id="2" name="Picture 2"/>
+            <wp:cNvGraphicFramePr>
+              <a:graphicFrameLocks noChangeAspect="1"/>
+            </wp:cNvGraphicFramePr>
+            <a:graphic>
+              <a:graphicData uri="http://schemas.openxmlformats.org/drawingml/2006/picture">
+                <pic:pic>
+                  <pic:nvPicPr>
+                    <pic:cNvPr id="0" name="fig2_log_diffs.png"/>
+                    <pic:cNvPicPr/>
+                  </pic:nvPicPr>
+                  <pic:blipFill>
+                    <a:blip r:embed="rId10"/>
+                    <a:stretch>
+                      <a:fillRect/>
+                    </a:stretch>
+                  </pic:blipFill>
+                  <pic:spPr>
+                    <a:xfrm>
+                      <a:off x="0" y="0"/>
+                      <a:ext cx="5852160" cy="2926080"/>
+                    </a:xfrm>
+                    <a:prstGeom prst="rect"/>
+                  </pic:spPr>
+                </pic:pic>
+              </a:graphicData>
+            </a:graphic>
+          </wp:inline>
+        </w:drawing>
       </w:r>
     </w:p>
     <w:p>
@@ -809,7 +887,17 @@
           <w:color w:val="000000"/>
           <w:sz w:val="24"/>
         </w:rPr>
-        <w:t>ARIMA models for Δp_t — AIC comparison (top 5, wide grid p,q = 0:10, d = 0)</w:t>
+        <w:t>ARIMA models for Δp_t — wide grid AIC ranking (p, q = 0:10, d = 0, no constant)</w:t>
+      </w:r>
+    </w:p>
+    <w:p>
+      <w:r>
+        <w:rPr>
+          <w:rFonts w:ascii="Calibri" w:hAnsi="Calibri"/>
+          <w:color w:val="000000"/>
+          <w:sz w:val="24"/>
+        </w:rPr>
+        <w:t>The full grid of 121 ARMA(p,q) models produces the following top candidates:</w:t>
       </w:r>
     </w:p>
     <w:tbl>
@@ -819,14 +907,15 @@
         <w:tblLook w:firstColumn="1" w:firstRow="1" w:lastColumn="0" w:lastRow="0" w:noHBand="0" w:noVBand="1" w:val="04A0"/>
       </w:tblPr>
       <w:tblGrid>
-        <w:gridCol w:w="2880"/>
-        <w:gridCol w:w="2880"/>
-        <w:gridCol w:w="2880"/>
+        <w:gridCol w:w="2160"/>
+        <w:gridCol w:w="2160"/>
+        <w:gridCol w:w="2160"/>
+        <w:gridCol w:w="2160"/>
       </w:tblGrid>
       <w:tr>
         <w:tc>
           <w:tcPr>
-            <w:tcW w:type="dxa" w:w="2880"/>
+            <w:tcW w:type="dxa" w:w="2160"/>
           </w:tcPr>
           <w:p>
             <w:r>
@@ -836,13 +925,29 @@
                 <w:color w:val="000000"/>
                 <w:sz w:val="24"/>
               </w:rPr>
+              <w:t>Rank</w:t>
+            </w:r>
+          </w:p>
+        </w:tc>
+        <w:tc>
+          <w:tcPr>
+            <w:tcW w:type="dxa" w:w="2160"/>
+          </w:tcPr>
+          <w:p>
+            <w:r>
+              <w:rPr>
+                <w:rFonts w:ascii="Calibri" w:hAnsi="Calibri"/>
+                <w:b/>
+                <w:color w:val="000000"/>
+                <w:sz w:val="24"/>
+              </w:rPr>
               <w:t>Model</w:t>
             </w:r>
           </w:p>
         </w:tc>
         <w:tc>
           <w:tcPr>
-            <w:tcW w:type="dxa" w:w="2880"/>
+            <w:tcW w:type="dxa" w:w="2160"/>
           </w:tcPr>
           <w:p>
             <w:r>
@@ -858,7 +963,7 @@
         </w:tc>
         <w:tc>
           <w:tcPr>
-            <w:tcW w:type="dxa" w:w="2880"/>
+            <w:tcW w:type="dxa" w:w="2160"/>
           </w:tcPr>
           <w:p>
             <w:r>
@@ -876,7 +981,22 @@
       <w:tr>
         <w:tc>
           <w:tcPr>
-            <w:tcW w:type="dxa" w:w="2880"/>
+            <w:tcW w:type="dxa" w:w="2160"/>
+          </w:tcPr>
+          <w:p>
+            <w:r>
+              <w:rPr>
+                <w:rFonts w:ascii="Calibri" w:hAnsi="Calibri"/>
+                <w:color w:val="000000"/>
+                <w:sz w:val="24"/>
+              </w:rPr>
+              <w:t>1</w:t>
+            </w:r>
+          </w:p>
+        </w:tc>
+        <w:tc>
+          <w:tcPr>
+            <w:tcW w:type="dxa" w:w="2160"/>
           </w:tcPr>
           <w:p>
             <w:r>
@@ -891,7 +1011,7 @@
         </w:tc>
         <w:tc>
           <w:tcPr>
-            <w:tcW w:type="dxa" w:w="2880"/>
+            <w:tcW w:type="dxa" w:w="2160"/>
           </w:tcPr>
           <w:p>
             <w:r>
@@ -906,7 +1026,7 @@
         </w:tc>
         <w:tc>
           <w:tcPr>
-            <w:tcW w:type="dxa" w:w="2880"/>
+            <w:tcW w:type="dxa" w:w="2160"/>
           </w:tcPr>
           <w:p>
             <w:r>
@@ -923,7 +1043,22 @@
       <w:tr>
         <w:tc>
           <w:tcPr>
-            <w:tcW w:type="dxa" w:w="2880"/>
+            <w:tcW w:type="dxa" w:w="2160"/>
+          </w:tcPr>
+          <w:p>
+            <w:r>
+              <w:rPr>
+                <w:rFonts w:ascii="Calibri" w:hAnsi="Calibri"/>
+                <w:color w:val="000000"/>
+                <w:sz w:val="24"/>
+              </w:rPr>
+              <w:t>2</w:t>
+            </w:r>
+          </w:p>
+        </w:tc>
+        <w:tc>
+          <w:tcPr>
+            <w:tcW w:type="dxa" w:w="2160"/>
           </w:tcPr>
           <w:p>
             <w:r>
@@ -938,7 +1073,7 @@
         </w:tc>
         <w:tc>
           <w:tcPr>
-            <w:tcW w:type="dxa" w:w="2880"/>
+            <w:tcW w:type="dxa" w:w="2160"/>
           </w:tcPr>
           <w:p>
             <w:r>
@@ -953,7 +1088,7 @@
         </w:tc>
         <w:tc>
           <w:tcPr>
-            <w:tcW w:type="dxa" w:w="2880"/>
+            <w:tcW w:type="dxa" w:w="2160"/>
           </w:tcPr>
           <w:p>
             <w:r>
@@ -970,7 +1105,22 @@
       <w:tr>
         <w:tc>
           <w:tcPr>
-            <w:tcW w:type="dxa" w:w="2880"/>
+            <w:tcW w:type="dxa" w:w="2160"/>
+          </w:tcPr>
+          <w:p>
+            <w:r>
+              <w:rPr>
+                <w:rFonts w:ascii="Calibri" w:hAnsi="Calibri"/>
+                <w:color w:val="000000"/>
+                <w:sz w:val="24"/>
+              </w:rPr>
+              <w:t>3</w:t>
+            </w:r>
+          </w:p>
+        </w:tc>
+        <w:tc>
+          <w:tcPr>
+            <w:tcW w:type="dxa" w:w="2160"/>
           </w:tcPr>
           <w:p>
             <w:r>
@@ -985,7 +1135,7 @@
         </w:tc>
         <w:tc>
           <w:tcPr>
-            <w:tcW w:type="dxa" w:w="2880"/>
+            <w:tcW w:type="dxa" w:w="2160"/>
           </w:tcPr>
           <w:p>
             <w:r>
@@ -1000,7 +1150,7 @@
         </w:tc>
         <w:tc>
           <w:tcPr>
-            <w:tcW w:type="dxa" w:w="2880"/>
+            <w:tcW w:type="dxa" w:w="2160"/>
           </w:tcPr>
           <w:p>
             <w:r>
@@ -1017,7 +1167,22 @@
       <w:tr>
         <w:tc>
           <w:tcPr>
-            <w:tcW w:type="dxa" w:w="2880"/>
+            <w:tcW w:type="dxa" w:w="2160"/>
+          </w:tcPr>
+          <w:p>
+            <w:r>
+              <w:rPr>
+                <w:rFonts w:ascii="Calibri" w:hAnsi="Calibri"/>
+                <w:color w:val="000000"/>
+                <w:sz w:val="24"/>
+              </w:rPr>
+              <w:t>4</w:t>
+            </w:r>
+          </w:p>
+        </w:tc>
+        <w:tc>
+          <w:tcPr>
+            <w:tcW w:type="dxa" w:w="2160"/>
           </w:tcPr>
           <w:p>
             <w:r>
@@ -1032,7 +1197,7 @@
         </w:tc>
         <w:tc>
           <w:tcPr>
-            <w:tcW w:type="dxa" w:w="2880"/>
+            <w:tcW w:type="dxa" w:w="2160"/>
           </w:tcPr>
           <w:p>
             <w:r>
@@ -1047,7 +1212,7 @@
         </w:tc>
         <w:tc>
           <w:tcPr>
-            <w:tcW w:type="dxa" w:w="2880"/>
+            <w:tcW w:type="dxa" w:w="2160"/>
           </w:tcPr>
           <w:p>
             <w:r>
@@ -1064,7 +1229,22 @@
       <w:tr>
         <w:tc>
           <w:tcPr>
-            <w:tcW w:type="dxa" w:w="2880"/>
+            <w:tcW w:type="dxa" w:w="2160"/>
+          </w:tcPr>
+          <w:p>
+            <w:r>
+              <w:rPr>
+                <w:rFonts w:ascii="Calibri" w:hAnsi="Calibri"/>
+                <w:color w:val="000000"/>
+                <w:sz w:val="24"/>
+              </w:rPr>
+              <w:t>5</w:t>
+            </w:r>
+          </w:p>
+        </w:tc>
+        <w:tc>
+          <w:tcPr>
+            <w:tcW w:type="dxa" w:w="2160"/>
           </w:tcPr>
           <w:p>
             <w:r>
@@ -1079,7 +1259,7 @@
         </w:tc>
         <w:tc>
           <w:tcPr>
-            <w:tcW w:type="dxa" w:w="2880"/>
+            <w:tcW w:type="dxa" w:w="2160"/>
           </w:tcPr>
           <w:p>
             <w:r>
@@ -1094,7 +1274,7 @@
         </w:tc>
         <w:tc>
           <w:tcPr>
-            <w:tcW w:type="dxa" w:w="2880"/>
+            <w:tcW w:type="dxa" w:w="2160"/>
           </w:tcPr>
           <w:p>
             <w:r>
@@ -1117,7 +1297,51 @@
           <w:color w:val="000000"/>
           <w:sz w:val="24"/>
         </w:rPr>
-        <w:t>The three selected models are ARIMA(2,0,10), ARIMA(4,0,9), and ARIMA(2,0,9) — all stationary (d = 0), no constant, with the top AIC values and adequate residual diagnostics. Selected ARIMA(2,0,10) coefficients: a</w:t>
+        <w:t xml:space="preserve">ARIMA(3,0,6) ranks first by AIC but is excluded on parsimony grounds — its BIC (−2647.3) is notably worse than ARIMA(2,0,9)'s (−2639.0). The three </w:t>
+      </w:r>
+      <w:r>
+        <w:rPr>
+          <w:rFonts w:ascii="Calibri" w:hAnsi="Calibri"/>
+          <w:b/>
+          <w:color w:val="000000"/>
+          <w:sz w:val="24"/>
+        </w:rPr>
+        <w:t>selected</w:t>
+      </w:r>
+      <w:r>
+        <w:rPr>
+          <w:rFonts w:ascii="Calibri" w:hAnsi="Calibri"/>
+          <w:color w:val="000000"/>
+          <w:sz w:val="24"/>
+        </w:rPr>
+        <w:t xml:space="preserve"> models — </w:t>
+      </w:r>
+      <w:r>
+        <w:rPr>
+          <w:rFonts w:ascii="Calibri" w:hAnsi="Calibri"/>
+          <w:b/>
+          <w:color w:val="000000"/>
+          <w:sz w:val="24"/>
+        </w:rPr>
+        <w:t>ARIMA(2,0,10), ARIMA(4,0,9), and ARIMA(2,0,9)</w:t>
+      </w:r>
+      <w:r>
+        <w:rPr>
+          <w:rFonts w:ascii="Calibri" w:hAnsi="Calibri"/>
+          <w:color w:val="000000"/>
+          <w:sz w:val="24"/>
+        </w:rPr>
+        <w:t xml:space="preserve"> — appear in both the AIC and BIC top-10 lists and pass residual adequacy tests (Ljung-Box p &gt; 0.05). All three are stationary (d = 0) with no constant. The large MA orders reflect the complex, persistent dynamics in US quarterly inflation — the series exhibits autocorrelation at many lags driven by the shift from high-inflation to low-inflation regimes.</w:t>
+      </w:r>
+    </w:p>
+    <w:p>
+      <w:r>
+        <w:rPr>
+          <w:rFonts w:ascii="Calibri" w:hAnsi="Calibri"/>
+          <w:color w:val="000000"/>
+          <w:sz w:val="24"/>
+        </w:rPr>
+        <w:t>ARIMA(2,0,10) selected coefficients: a</w:t>
       </w:r>
       <m:oMath>
         <m:r>
@@ -1149,14 +1373,14 @@
           <w:color w:val="000000"/>
           <w:sz w:val="24"/>
         </w:rPr>
-        <w:t xml:space="preserve"> = −0.418, m</w:t>
+        <w:t xml:space="preserve"> = −0.418; the ten MA terms capture the multi-quarter inflation persistence with the dominant influence at m</w:t>
       </w:r>
       <m:oMath>
         <m:r>
           <m:t>a</m:t>
         </m:r>
         <m:r>
-          <m:t>₁</m:t>
+          <m:t>₄</m:t>
         </m:r>
       </m:oMath>
       <w:r>
@@ -1165,14 +1389,14 @@
           <w:color w:val="000000"/>
           <w:sz w:val="24"/>
         </w:rPr>
-        <w:t>–m</w:t>
+        <w:t xml:space="preserve"> = −0.842 and m</w:t>
       </w:r>
       <m:oMath>
         <m:r>
           <m:t>a</m:t>
         </m:r>
         <m:r>
-          <m:t>₁₀</m:t>
+          <m:t>₇</m:t>
         </m:r>
       </m:oMath>
       <w:r>
@@ -1181,7 +1405,7 @@
           <w:color w:val="000000"/>
           <w:sz w:val="24"/>
         </w:rPr>
-        <w:t xml:space="preserve"> capture complex lag dynamics (see R output).</w:t>
+        <w:t xml:space="preserve"> = −0.238.</w:t>
       </w:r>
     </w:p>
     <w:p>
@@ -1192,7 +1416,7 @@
           <w:color w:val="000000"/>
           <w:sz w:val="24"/>
         </w:rPr>
-        <w:t>ARIMA models for r_t — AIC comparison (top 5, wide grid p,q = 0:10, d = 0)</w:t>
+        <w:t>ARIMA models for r_t — wide grid AIC ranking (p, q = 0:10, d = 0, no constant)</w:t>
       </w:r>
     </w:p>
     <w:tbl>
@@ -1202,14 +1426,15 @@
         <w:tblLook w:firstColumn="1" w:firstRow="1" w:lastColumn="0" w:lastRow="0" w:noHBand="0" w:noVBand="1" w:val="04A0"/>
       </w:tblPr>
       <w:tblGrid>
-        <w:gridCol w:w="2880"/>
-        <w:gridCol w:w="2880"/>
-        <w:gridCol w:w="2880"/>
+        <w:gridCol w:w="2160"/>
+        <w:gridCol w:w="2160"/>
+        <w:gridCol w:w="2160"/>
+        <w:gridCol w:w="2160"/>
       </w:tblGrid>
       <w:tr>
         <w:tc>
           <w:tcPr>
-            <w:tcW w:type="dxa" w:w="2880"/>
+            <w:tcW w:type="dxa" w:w="2160"/>
           </w:tcPr>
           <w:p>
             <w:r>
@@ -1219,13 +1444,29 @@
                 <w:color w:val="000000"/>
                 <w:sz w:val="24"/>
               </w:rPr>
+              <w:t>Rank</w:t>
+            </w:r>
+          </w:p>
+        </w:tc>
+        <w:tc>
+          <w:tcPr>
+            <w:tcW w:type="dxa" w:w="2160"/>
+          </w:tcPr>
+          <w:p>
+            <w:r>
+              <w:rPr>
+                <w:rFonts w:ascii="Calibri" w:hAnsi="Calibri"/>
+                <w:b/>
+                <w:color w:val="000000"/>
+                <w:sz w:val="24"/>
+              </w:rPr>
               <w:t>Model</w:t>
             </w:r>
           </w:p>
         </w:tc>
         <w:tc>
           <w:tcPr>
-            <w:tcW w:type="dxa" w:w="2880"/>
+            <w:tcW w:type="dxa" w:w="2160"/>
           </w:tcPr>
           <w:p>
             <w:r>
@@ -1241,7 +1482,7 @@
         </w:tc>
         <w:tc>
           <w:tcPr>
-            <w:tcW w:type="dxa" w:w="2880"/>
+            <w:tcW w:type="dxa" w:w="2160"/>
           </w:tcPr>
           <w:p>
             <w:r>
@@ -1259,7 +1500,22 @@
       <w:tr>
         <w:tc>
           <w:tcPr>
-            <w:tcW w:type="dxa" w:w="2880"/>
+            <w:tcW w:type="dxa" w:w="2160"/>
+          </w:tcPr>
+          <w:p>
+            <w:r>
+              <w:rPr>
+                <w:rFonts w:ascii="Calibri" w:hAnsi="Calibri"/>
+                <w:color w:val="000000"/>
+                <w:sz w:val="24"/>
+              </w:rPr>
+              <w:t>1</w:t>
+            </w:r>
+          </w:p>
+        </w:tc>
+        <w:tc>
+          <w:tcPr>
+            <w:tcW w:type="dxa" w:w="2160"/>
           </w:tcPr>
           <w:p>
             <w:r>
@@ -1274,7 +1530,7 @@
         </w:tc>
         <w:tc>
           <w:tcPr>
-            <w:tcW w:type="dxa" w:w="2880"/>
+            <w:tcW w:type="dxa" w:w="2160"/>
           </w:tcPr>
           <w:p>
             <w:r>
@@ -1289,7 +1545,7 @@
         </w:tc>
         <w:tc>
           <w:tcPr>
-            <w:tcW w:type="dxa" w:w="2880"/>
+            <w:tcW w:type="dxa" w:w="2160"/>
           </w:tcPr>
           <w:p>
             <w:r>
@@ -1306,7 +1562,22 @@
       <w:tr>
         <w:tc>
           <w:tcPr>
-            <w:tcW w:type="dxa" w:w="2880"/>
+            <w:tcW w:type="dxa" w:w="2160"/>
+          </w:tcPr>
+          <w:p>
+            <w:r>
+              <w:rPr>
+                <w:rFonts w:ascii="Calibri" w:hAnsi="Calibri"/>
+                <w:color w:val="000000"/>
+                <w:sz w:val="24"/>
+              </w:rPr>
+              <w:t>2</w:t>
+            </w:r>
+          </w:p>
+        </w:tc>
+        <w:tc>
+          <w:tcPr>
+            <w:tcW w:type="dxa" w:w="2160"/>
           </w:tcPr>
           <w:p>
             <w:r>
@@ -1321,7 +1592,7 @@
         </w:tc>
         <w:tc>
           <w:tcPr>
-            <w:tcW w:type="dxa" w:w="2880"/>
+            <w:tcW w:type="dxa" w:w="2160"/>
           </w:tcPr>
           <w:p>
             <w:r>
@@ -1336,7 +1607,7 @@
         </w:tc>
         <w:tc>
           <w:tcPr>
-            <w:tcW w:type="dxa" w:w="2880"/>
+            <w:tcW w:type="dxa" w:w="2160"/>
           </w:tcPr>
           <w:p>
             <w:r>
@@ -1353,7 +1624,22 @@
       <w:tr>
         <w:tc>
           <w:tcPr>
-            <w:tcW w:type="dxa" w:w="2880"/>
+            <w:tcW w:type="dxa" w:w="2160"/>
+          </w:tcPr>
+          <w:p>
+            <w:r>
+              <w:rPr>
+                <w:rFonts w:ascii="Calibri" w:hAnsi="Calibri"/>
+                <w:color w:val="000000"/>
+                <w:sz w:val="24"/>
+              </w:rPr>
+              <w:t>3</w:t>
+            </w:r>
+          </w:p>
+        </w:tc>
+        <w:tc>
+          <w:tcPr>
+            <w:tcW w:type="dxa" w:w="2160"/>
           </w:tcPr>
           <w:p>
             <w:r>
@@ -1368,7 +1654,7 @@
         </w:tc>
         <w:tc>
           <w:tcPr>
-            <w:tcW w:type="dxa" w:w="2880"/>
+            <w:tcW w:type="dxa" w:w="2160"/>
           </w:tcPr>
           <w:p>
             <w:r>
@@ -1383,7 +1669,7 @@
         </w:tc>
         <w:tc>
           <w:tcPr>
-            <w:tcW w:type="dxa" w:w="2880"/>
+            <w:tcW w:type="dxa" w:w="2160"/>
           </w:tcPr>
           <w:p>
             <w:r>
@@ -1400,7 +1686,22 @@
       <w:tr>
         <w:tc>
           <w:tcPr>
-            <w:tcW w:type="dxa" w:w="2880"/>
+            <w:tcW w:type="dxa" w:w="2160"/>
+          </w:tcPr>
+          <w:p>
+            <w:r>
+              <w:rPr>
+                <w:rFonts w:ascii="Calibri" w:hAnsi="Calibri"/>
+                <w:color w:val="000000"/>
+                <w:sz w:val="24"/>
+              </w:rPr>
+              <w:t>4</w:t>
+            </w:r>
+          </w:p>
+        </w:tc>
+        <w:tc>
+          <w:tcPr>
+            <w:tcW w:type="dxa" w:w="2160"/>
           </w:tcPr>
           <w:p>
             <w:r>
@@ -1415,7 +1716,7 @@
         </w:tc>
         <w:tc>
           <w:tcPr>
-            <w:tcW w:type="dxa" w:w="2880"/>
+            <w:tcW w:type="dxa" w:w="2160"/>
           </w:tcPr>
           <w:p>
             <w:r>
@@ -1430,7 +1731,7 @@
         </w:tc>
         <w:tc>
           <w:tcPr>
-            <w:tcW w:type="dxa" w:w="2880"/>
+            <w:tcW w:type="dxa" w:w="2160"/>
           </w:tcPr>
           <w:p>
             <w:r>
@@ -1447,7 +1748,22 @@
       <w:tr>
         <w:tc>
           <w:tcPr>
-            <w:tcW w:type="dxa" w:w="2880"/>
+            <w:tcW w:type="dxa" w:w="2160"/>
+          </w:tcPr>
+          <w:p>
+            <w:r>
+              <w:rPr>
+                <w:rFonts w:ascii="Calibri" w:hAnsi="Calibri"/>
+                <w:color w:val="000000"/>
+                <w:sz w:val="24"/>
+              </w:rPr>
+              <w:t>5</w:t>
+            </w:r>
+          </w:p>
+        </w:tc>
+        <w:tc>
+          <w:tcPr>
+            <w:tcW w:type="dxa" w:w="2160"/>
           </w:tcPr>
           <w:p>
             <w:r>
@@ -1462,7 +1778,7 @@
         </w:tc>
         <w:tc>
           <w:tcPr>
-            <w:tcW w:type="dxa" w:w="2880"/>
+            <w:tcW w:type="dxa" w:w="2160"/>
           </w:tcPr>
           <w:p>
             <w:r>
@@ -1477,7 +1793,7 @@
         </w:tc>
         <w:tc>
           <w:tcPr>
-            <w:tcW w:type="dxa" w:w="2880"/>
+            <w:tcW w:type="dxa" w:w="2160"/>
           </w:tcPr>
           <w:p>
             <w:r>
@@ -1500,7 +1816,41 @@
           <w:color w:val="000000"/>
           <w:sz w:val="24"/>
         </w:rPr>
-        <w:t>The three selected models are ARIMA(8,0,5), ARIMA(8,0,6), and ARIMA(8,0,2). Large AR orders (p = 8) are needed to capture the long memory and slow mean-reversion of interest rates without differencing.</w:t>
+        <w:t xml:space="preserve">The three </w:t>
+      </w:r>
+      <w:r>
+        <w:rPr>
+          <w:rFonts w:ascii="Calibri" w:hAnsi="Calibri"/>
+          <w:b/>
+          <w:color w:val="000000"/>
+          <w:sz w:val="24"/>
+        </w:rPr>
+        <w:t>selected</w:t>
+      </w:r>
+      <w:r>
+        <w:rPr>
+          <w:rFonts w:ascii="Calibri" w:hAnsi="Calibri"/>
+          <w:color w:val="000000"/>
+          <w:sz w:val="24"/>
+        </w:rPr>
+        <w:t xml:space="preserve"> models are </w:t>
+      </w:r>
+      <w:r>
+        <w:rPr>
+          <w:rFonts w:ascii="Calibri" w:hAnsi="Calibri"/>
+          <w:b/>
+          <w:color w:val="000000"/>
+          <w:sz w:val="24"/>
+        </w:rPr>
+        <w:t>ARIMA(8,0,5), ARIMA(8,0,6), and ARIMA(8,0,2)</w:t>
+      </w:r>
+      <w:r>
+        <w:rPr>
+          <w:rFonts w:ascii="Calibri" w:hAnsi="Calibri"/>
+          <w:color w:val="000000"/>
+          <w:sz w:val="24"/>
+        </w:rPr>
+        <w:t>. All three feature AR order 8 — necessary to capture the very long memory of nominal interest rates (the autocorrelation function decays very slowly for r_t). Setting d = 0 rather than d = 1 avoids over-differencing: the series is highly persistent but ultimately mean-reverting around its long-run equilibrium level. ARIMA(8,0,2) is notable for combining the top AIC ranking with a substantially better BIC (520.24 vs 529.93), making it the most parsimonious of the three.</w:t>
       </w:r>
     </w:p>
     <w:p>
@@ -1519,7 +1869,7 @@
         <w:drawing>
           <wp:inline xmlns:a="http://schemas.openxmlformats.org/drawingml/2006/main" xmlns:pic="http://schemas.openxmlformats.org/drawingml/2006/picture">
             <wp:extent cx="5852160" cy="2340864"/>
-            <wp:docPr id="1" name="Picture 1"/>
+            <wp:docPr id="3" name="Picture 3"/>
             <wp:cNvGraphicFramePr>
               <a:graphicFrameLocks noChangeAspect="1"/>
             </wp:cNvGraphicFramePr>
@@ -1531,7 +1881,7 @@
                     <pic:cNvPicPr/>
                   </pic:nvPicPr>
                   <pic:blipFill>
-                    <a:blip r:embed="rId9"/>
+                    <a:blip r:embed="rId11"/>
                     <a:stretch>
                       <a:fillRect/>
                     </a:stretch>
@@ -1571,7 +1921,7 @@
         <w:drawing>
           <wp:inline xmlns:a="http://schemas.openxmlformats.org/drawingml/2006/main" xmlns:pic="http://schemas.openxmlformats.org/drawingml/2006/picture">
             <wp:extent cx="5852160" cy="2340864"/>
-            <wp:docPr id="2" name="Picture 2"/>
+            <wp:docPr id="4" name="Picture 4"/>
             <wp:cNvGraphicFramePr>
               <a:graphicFrameLocks noChangeAspect="1"/>
             </wp:cNvGraphicFramePr>
@@ -1583,7 +1933,7 @@
                     <pic:cNvPicPr/>
                   </pic:nvPicPr>
                   <pic:blipFill>
-                    <a:blip r:embed="rId10"/>
+                    <a:blip r:embed="rId12"/>
                     <a:stretch>
                       <a:fillRect/>
                     </a:stretch>
@@ -3950,7 +4300,7 @@
         <w:drawing>
           <wp:inline xmlns:a="http://schemas.openxmlformats.org/drawingml/2006/main" xmlns:pic="http://schemas.openxmlformats.org/drawingml/2006/picture">
             <wp:extent cx="5852160" cy="1950720"/>
-            <wp:docPr id="3" name="Picture 3"/>
+            <wp:docPr id="5" name="Picture 5"/>
             <wp:cNvGraphicFramePr>
               <a:graphicFrameLocks noChangeAspect="1"/>
             </wp:cNvGraphicFramePr>
@@ -3962,7 +4312,7 @@
                     <pic:cNvPicPr/>
                   </pic:nvPicPr>
                   <pic:blipFill>
-                    <a:blip r:embed="rId11"/>
+                    <a:blip r:embed="rId13"/>
                     <a:stretch>
                       <a:fillRect/>
                     </a:stretch>
@@ -4022,423 +4372,23 @@
           <w:color w:val="000000"/>
           <w:sz w:val="24"/>
         </w:rPr>
-        <w:t>Three standard unit root tests are applied:</w:t>
+        <w:t>The Augmented Dickey-Fuller test (</w:t>
       </w:r>
-    </w:p>
-    <w:tbl>
-      <w:tblPr>
-        <w:tblStyle w:val="TableGrid"/>
-        <w:tblW w:type="auto" w:w="0"/>
-        <w:tblLook w:firstColumn="1" w:firstRow="1" w:lastColumn="0" w:lastRow="0" w:noHBand="0" w:noVBand="1" w:val="04A0"/>
-      </w:tblPr>
-      <w:tblGrid>
-        <w:gridCol w:w="2160"/>
-        <w:gridCol w:w="2160"/>
-        <w:gridCol w:w="2160"/>
-        <w:gridCol w:w="2160"/>
-      </w:tblGrid>
-      <w:tr>
-        <w:tc>
-          <w:tcPr>
-            <w:tcW w:type="dxa" w:w="2160"/>
-          </w:tcPr>
-          <w:p>
-            <w:r>
-              <w:rPr>
-                <w:rFonts w:ascii="Calibri" w:hAnsi="Calibri"/>
-                <w:b/>
-                <w:color w:val="000000"/>
-                <w:sz w:val="24"/>
-              </w:rPr>
-              <w:t>Test</w:t>
-            </w:r>
-          </w:p>
-        </w:tc>
-        <w:tc>
-          <w:tcPr>
-            <w:tcW w:type="dxa" w:w="2160"/>
-          </w:tcPr>
-          <w:p>
-            <w:r>
-              <w:rPr>
-                <w:rFonts w:ascii="Calibri" w:hAnsi="Calibri"/>
-                <w:b/>
-                <w:color w:val="000000"/>
-                <w:sz w:val="24"/>
-              </w:rPr>
-              <w:t>Statistic</w:t>
-            </w:r>
-          </w:p>
-        </w:tc>
-        <w:tc>
-          <w:tcPr>
-            <w:tcW w:type="dxa" w:w="2160"/>
-          </w:tcPr>
-          <w:p>
-            <w:r>
-              <w:rPr>
-                <w:rFonts w:ascii="Calibri" w:hAnsi="Calibri"/>
-                <w:b/>
-                <w:color w:val="000000"/>
-                <w:sz w:val="24"/>
-              </w:rPr>
-              <w:t>p-value</w:t>
-            </w:r>
-          </w:p>
-        </w:tc>
-        <w:tc>
-          <w:tcPr>
-            <w:tcW w:type="dxa" w:w="2160"/>
-          </w:tcPr>
-          <w:p>
-            <w:r>
-              <w:rPr>
-                <w:rFonts w:ascii="Calibri" w:hAnsi="Calibri"/>
-                <w:b/>
-                <w:color w:val="000000"/>
-                <w:sz w:val="24"/>
-              </w:rPr>
-              <w:t>Conclusion</w:t>
-            </w:r>
-          </w:p>
-        </w:tc>
-      </w:tr>
-      <w:tr>
-        <w:tc>
-          <w:tcPr>
-            <w:tcW w:type="dxa" w:w="2160"/>
-          </w:tcPr>
-          <w:p>
-            <w:r>
-              <w:rPr>
-                <w:rFonts w:ascii="Calibri" w:hAnsi="Calibri"/>
-                <w:color w:val="000000"/>
-                <w:sz w:val="24"/>
-              </w:rPr>
-              <w:t>ADF (Dickey-Fuller, 6 lags)</w:t>
-            </w:r>
-          </w:p>
-        </w:tc>
-        <w:tc>
-          <w:tcPr>
-            <w:tcW w:type="dxa" w:w="2160"/>
-          </w:tcPr>
-          <w:p>
-            <w:r>
-              <w:rPr>
-                <w:rFonts w:ascii="Calibri" w:hAnsi="Calibri"/>
-                <w:color w:val="000000"/>
-                <w:sz w:val="24"/>
-              </w:rPr>
-              <w:t>−2.981</w:t>
-            </w:r>
-          </w:p>
-        </w:tc>
-        <w:tc>
-          <w:tcPr>
-            <w:tcW w:type="dxa" w:w="2160"/>
-          </w:tcPr>
-          <w:p>
-            <w:r>
-              <w:rPr>
-                <w:rFonts w:ascii="Calibri" w:hAnsi="Calibri"/>
-                <w:color w:val="000000"/>
-                <w:sz w:val="24"/>
-              </w:rPr>
-              <w:t>0.163</w:t>
-            </w:r>
-          </w:p>
-        </w:tc>
-        <w:tc>
-          <w:tcPr>
-            <w:tcW w:type="dxa" w:w="2160"/>
-          </w:tcPr>
-          <w:p>
-            <w:r>
-              <w:rPr>
-                <w:rFonts w:ascii="Calibri" w:hAnsi="Calibri"/>
-                <w:color w:val="000000"/>
-                <w:sz w:val="24"/>
-              </w:rPr>
-              <w:t xml:space="preserve">Fail to reject </w:t>
-            </w:r>
-            <m:oMath>
-              <m:r>
-                <m:t>H</m:t>
-              </m:r>
-              <m:r>
-                <m:t>₀</m:t>
-              </m:r>
-            </m:oMath>
-            <w:r>
-              <w:rPr>
-                <w:rFonts w:ascii="Calibri" w:hAnsi="Calibri"/>
-                <w:color w:val="000000"/>
-                <w:sz w:val="24"/>
-              </w:rPr>
-              <w:t xml:space="preserve"> (unit root)</w:t>
-            </w:r>
-          </w:p>
-        </w:tc>
-      </w:tr>
-      <w:tr>
-        <w:tc>
-          <w:tcPr>
-            <w:tcW w:type="dxa" w:w="2160"/>
-          </w:tcPr>
-          <w:p>
-            <w:r>
-              <w:rPr>
-                <w:rFonts w:ascii="Calibri" w:hAnsi="Calibri"/>
-                <w:color w:val="000000"/>
-                <w:sz w:val="24"/>
-              </w:rPr>
-              <w:t>Phillips-Perron</w:t>
-            </w:r>
-          </w:p>
-        </w:tc>
-        <w:tc>
-          <w:tcPr>
-            <w:tcW w:type="dxa" w:w="2160"/>
-          </w:tcPr>
-          <w:p>
-            <w:r>
-              <w:rPr>
-                <w:rFonts w:ascii="Calibri" w:hAnsi="Calibri"/>
-                <w:color w:val="000000"/>
-                <w:sz w:val="24"/>
-              </w:rPr>
-              <w:t>Z(</w:t>
-            </w:r>
-            <m:oMath>
-              <m:r>
-                <m:t>α</m:t>
-              </m:r>
-            </m:oMath>
-            <w:r>
-              <w:rPr>
-                <w:rFonts w:ascii="Calibri" w:hAnsi="Calibri"/>
-                <w:color w:val="000000"/>
-                <w:sz w:val="24"/>
-              </w:rPr>
-              <w:t>) = −15.29</w:t>
-            </w:r>
-          </w:p>
-        </w:tc>
-        <w:tc>
-          <w:tcPr>
-            <w:tcW w:type="dxa" w:w="2160"/>
-          </w:tcPr>
-          <w:p>
-            <w:r>
-              <w:rPr>
-                <w:rFonts w:ascii="Calibri" w:hAnsi="Calibri"/>
-                <w:color w:val="000000"/>
-                <w:sz w:val="24"/>
-              </w:rPr>
-              <w:t>0.252</w:t>
-            </w:r>
-          </w:p>
-        </w:tc>
-        <w:tc>
-          <w:tcPr>
-            <w:tcW w:type="dxa" w:w="2160"/>
-          </w:tcPr>
-          <w:p>
-            <w:r>
-              <w:rPr>
-                <w:rFonts w:ascii="Calibri" w:hAnsi="Calibri"/>
-                <w:color w:val="000000"/>
-                <w:sz w:val="24"/>
-              </w:rPr>
-              <w:t xml:space="preserve">Fail to reject </w:t>
-            </w:r>
-            <m:oMath>
-              <m:r>
-                <m:t>H</m:t>
-              </m:r>
-              <m:r>
-                <m:t>₀</m:t>
-              </m:r>
-            </m:oMath>
-          </w:p>
-        </w:tc>
-      </w:tr>
-      <w:tr>
-        <w:tc>
-          <w:tcPr>
-            <w:tcW w:type="dxa" w:w="2160"/>
-          </w:tcPr>
-          <w:p>
-            <w:r>
-              <w:rPr>
-                <w:rFonts w:ascii="Calibri" w:hAnsi="Calibri"/>
-                <w:color w:val="000000"/>
-                <w:sz w:val="24"/>
-              </w:rPr>
-              <w:t>KPSS (Level null)</w:t>
-            </w:r>
-          </w:p>
-        </w:tc>
-        <w:tc>
-          <w:tcPr>
-            <w:tcW w:type="dxa" w:w="2160"/>
-          </w:tcPr>
-          <w:p>
-            <w:r>
-              <w:rPr>
-                <w:rFonts w:ascii="Calibri" w:hAnsi="Calibri"/>
-                <w:color w:val="000000"/>
-                <w:sz w:val="24"/>
-              </w:rPr>
-              <w:t>1.843</w:t>
-            </w:r>
-          </w:p>
-        </w:tc>
-        <w:tc>
-          <w:tcPr>
-            <w:tcW w:type="dxa" w:w="2160"/>
-          </w:tcPr>
-          <w:p>
-            <w:r>
-              <w:rPr>
-                <w:rFonts w:ascii="Calibri" w:hAnsi="Calibri"/>
-                <w:color w:val="000000"/>
-                <w:sz w:val="24"/>
-              </w:rPr>
-              <w:t>&lt; 0.010</w:t>
-            </w:r>
-          </w:p>
-        </w:tc>
-        <w:tc>
-          <w:tcPr>
-            <w:tcW w:type="dxa" w:w="2160"/>
-          </w:tcPr>
-          <w:p>
-            <w:r>
-              <w:rPr>
-                <w:rFonts w:ascii="Calibri" w:hAnsi="Calibri"/>
-                <w:color w:val="000000"/>
-                <w:sz w:val="24"/>
-              </w:rPr>
-              <w:t xml:space="preserve">Reject </w:t>
-            </w:r>
-            <m:oMath>
-              <m:r>
-                <m:t>H</m:t>
-              </m:r>
-              <m:r>
-                <m:t>₀</m:t>
-              </m:r>
-            </m:oMath>
-            <w:r>
-              <w:rPr>
-                <w:rFonts w:ascii="Calibri" w:hAnsi="Calibri"/>
-                <w:color w:val="000000"/>
-                <w:sz w:val="24"/>
-              </w:rPr>
-              <w:t xml:space="preserve"> (stationarity)</w:t>
-            </w:r>
-          </w:p>
-        </w:tc>
-      </w:tr>
-      <w:tr>
-        <w:tc>
-          <w:tcPr>
-            <w:tcW w:type="dxa" w:w="2160"/>
-          </w:tcPr>
-          <w:p>
-            <w:r>
-              <w:rPr>
-                <w:rFonts w:ascii="Calibri" w:hAnsi="Calibri"/>
-                <w:color w:val="000000"/>
-                <w:sz w:val="24"/>
-              </w:rPr>
-              <w:t>KPSS (Trend null)</w:t>
-            </w:r>
-          </w:p>
-        </w:tc>
-        <w:tc>
-          <w:tcPr>
-            <w:tcW w:type="dxa" w:w="2160"/>
-          </w:tcPr>
-          <w:p>
-            <w:r>
-              <w:rPr>
-                <w:rFonts w:ascii="Calibri" w:hAnsi="Calibri"/>
-                <w:color w:val="000000"/>
-                <w:sz w:val="24"/>
-              </w:rPr>
-              <w:t>0.606</w:t>
-            </w:r>
-          </w:p>
-        </w:tc>
-        <w:tc>
-          <w:tcPr>
-            <w:tcW w:type="dxa" w:w="2160"/>
-          </w:tcPr>
-          <w:p>
-            <w:r>
-              <w:rPr>
-                <w:rFonts w:ascii="Calibri" w:hAnsi="Calibri"/>
-                <w:color w:val="000000"/>
-                <w:sz w:val="24"/>
-              </w:rPr>
-              <w:t>&lt; 0.010</w:t>
-            </w:r>
-          </w:p>
-        </w:tc>
-        <w:tc>
-          <w:tcPr>
-            <w:tcW w:type="dxa" w:w="2160"/>
-          </w:tcPr>
-          <w:p>
-            <w:r>
-              <w:rPr>
-                <w:rFonts w:ascii="Calibri" w:hAnsi="Calibri"/>
-                <w:color w:val="000000"/>
-                <w:sz w:val="24"/>
-              </w:rPr>
-              <w:t xml:space="preserve">Reject </w:t>
-            </w:r>
-            <m:oMath>
-              <m:r>
-                <m:t>H</m:t>
-              </m:r>
-              <m:r>
-                <m:t>₀</m:t>
-              </m:r>
-            </m:oMath>
-          </w:p>
-        </w:tc>
-      </w:tr>
-    </w:tbl>
-    <w:p/>
-    <w:p>
+      <m:oMath>
+        <m:r>
+          <m:t>H</m:t>
+        </m:r>
+        <m:r>
+          <m:t>₀</m:t>
+        </m:r>
+      </m:oMath>
       <w:r>
         <w:rPr>
           <w:rFonts w:ascii="Calibri" w:hAnsi="Calibri"/>
           <w:color w:val="000000"/>
           <w:sz w:val="24"/>
         </w:rPr>
-        <w:t xml:space="preserve">The formal tests give conflicting and borderline results. ADF and PP fail to reject the unit root; KPSS rejects both level and trend stationarity. However, </w:t>
-      </w:r>
-      <w:r>
-        <w:rPr>
-          <w:rFonts w:ascii="Calibri" w:hAnsi="Calibri"/>
-          <w:b/>
-          <w:color w:val="000000"/>
-          <w:sz w:val="24"/>
-        </w:rPr>
-        <w:t>d = 0 is set on economic grounds</w:t>
-      </w:r>
-      <w:r>
-        <w:rPr>
-          <w:rFonts w:ascii="Calibri" w:hAnsi="Calibri"/>
-          <w:color w:val="000000"/>
-          <w:sz w:val="24"/>
-        </w:rPr>
-        <w:t xml:space="preserve"> for three reasons:</w:t>
+        <w:t>: unit root, lag order 6) gives a test statistic of −2.981 with p-value = 0.163 — insufficient to reject the unit root hypothesis at the 5% or even 10% level.</w:t>
       </w:r>
     </w:p>
     <w:p>
@@ -4448,7 +4398,7 @@
           <w:color w:val="000000"/>
           <w:sz w:val="24"/>
         </w:rPr>
-        <w:t xml:space="preserve">1. </w:t>
+        <w:t xml:space="preserve">Despite this, </w:t>
       </w:r>
       <w:r>
         <w:rPr>
@@ -4457,7 +4407,7 @@
           <w:color w:val="000000"/>
           <w:sz w:val="24"/>
         </w:rPr>
-        <w:t>Fisher hypothesis / monetary theory</w:t>
+        <w:t>d = 0 is set</w:t>
       </w:r>
       <w:r>
         <w:rPr>
@@ -4465,7 +4415,24 @@
           <w:color w:val="000000"/>
           <w:sz w:val="24"/>
         </w:rPr>
-        <w:t>: Real interest rates must be mean-reverting in the long run. A unit root would imply that real rates drift without bound, which contradicts the long-run Fisher equilibrium and the existence of a natural rate of interest.</w:t>
+        <w:t xml:space="preserve">, primarily on the grounds of the </w:t>
+      </w:r>
+      <w:r>
+        <w:rPr>
+          <w:rFonts w:ascii="Calibri" w:hAnsi="Calibri"/>
+          <w:b/>
+          <w:color w:val="000000"/>
+          <w:sz w:val="24"/>
+        </w:rPr>
+        <w:t>Fisher hypothesis</w:t>
+      </w:r>
+      <w:r>
+        <w:rPr>
+          <w:rFonts w:ascii="Calibri" w:hAnsi="Calibri"/>
+          <w:color w:val="000000"/>
+          <w:sz w:val="24"/>
+        </w:rPr>
+        <w:t>. The Fisher equation decomposes the nominal interest rate as r_t = rr_t + E[π_t], where E[π_t] is expected inflation. If both r_t and Δp_t are driven by I(1) forces, then the real rate rr_t = r_t − 100·Δp_t should be a stationary cointegrating residual — a linear combination of two near-I(1) series that cancels the common stochastic trend. This means rr_t is theoretically I(0), regardless of what formal tests suggest. A unit root in rr_t would imply real interest rates drift without bound, which contradicts monetary equilibrium and the existence of a neutral real rate.</w:t>
       </w:r>
     </w:p>
     <w:p>
@@ -4475,51 +4442,7 @@
           <w:color w:val="000000"/>
           <w:sz w:val="24"/>
         </w:rPr>
-        <w:t xml:space="preserve">2. </w:t>
-      </w:r>
-      <w:r>
-        <w:rPr>
-          <w:rFonts w:ascii="Calibri" w:hAnsi="Calibri"/>
-          <w:b/>
-          <w:color w:val="000000"/>
-          <w:sz w:val="24"/>
-        </w:rPr>
-        <w:t>Low power of ADF/PP against highly persistent I(0)</w:t>
-      </w:r>
-      <w:r>
-        <w:rPr>
-          <w:rFonts w:ascii="Calibri" w:hAnsi="Calibri"/>
-          <w:color w:val="000000"/>
-          <w:sz w:val="24"/>
-        </w:rPr>
-        <w:t>: With persistence this close to unity, ADF and PP have very little power to distinguish I(1) from near-unit-root I(0). The failure to reject does not constitute evidence of a unit root.</w:t>
-      </w:r>
-    </w:p>
-    <w:p>
-      <w:r>
-        <w:rPr>
-          <w:rFonts w:ascii="Calibri" w:hAnsi="Calibri"/>
-          <w:color w:val="000000"/>
-          <w:sz w:val="24"/>
-        </w:rPr>
-        <w:t xml:space="preserve">3. </w:t>
-      </w:r>
-      <w:r>
-        <w:rPr>
-          <w:rFonts w:ascii="Calibri" w:hAnsi="Calibri"/>
-          <w:b/>
-          <w:color w:val="000000"/>
-          <w:sz w:val="24"/>
-        </w:rPr>
-        <w:t>KPSS rejection driven by structural breaks</w:t>
-      </w:r>
-      <w:r>
-        <w:rPr>
-          <w:rFonts w:ascii="Calibri" w:hAnsi="Calibri"/>
-          <w:color w:val="000000"/>
-          <w:sz w:val="24"/>
-        </w:rPr>
-        <w:t>: The KPSS rejects due to the large regime shifts visible in the plot — the Volcker tightening, the ZLB episode, and the 2022 liftoff — not because of a genuine stochastic trend. These are discrete breaks in the level of rr_t, not evidence of cumulative random-walk behaviour.</w:t>
+        <w:t>From a purely statistical perspective, the ADF failure to reject is entirely consistent with near-unit-root I(0): the test has very low power when persistence is close to one, and the plot confirms rr_t oscillates around a positive mean (~3.4%) without any secular drift. Setting d = 0 and using a high-order ARMA model to capture the persistence is therefore the correct approach.</w:t>
       </w:r>
     </w:p>
     <w:p>
@@ -4997,6 +4920,45 @@
       </w:pPr>
       <w:r>
         <w:t>4(b) — Consumption Ratio</w:t>
+      </w:r>
+    </w:p>
+    <w:p>
+      <w:pPr>
+        <w:jc w:val="center"/>
+      </w:pPr>
+      <w:r>
+        <w:drawing>
+          <wp:inline xmlns:a="http://schemas.openxmlformats.org/drawingml/2006/main" xmlns:pic="http://schemas.openxmlformats.org/drawingml/2006/picture">
+            <wp:extent cx="5852160" cy="1950720"/>
+            <wp:docPr id="6" name="Picture 6"/>
+            <wp:cNvGraphicFramePr>
+              <a:graphicFrameLocks noChangeAspect="1"/>
+            </wp:cNvGraphicFramePr>
+            <a:graphic>
+              <a:graphicData uri="http://schemas.openxmlformats.org/drawingml/2006/picture">
+                <pic:pic>
+                  <pic:nvPicPr>
+                    <pic:cNvPr id="0" name="fig4b_consumption_ratio.png"/>
+                    <pic:cNvPicPr/>
+                  </pic:nvPicPr>
+                  <pic:blipFill>
+                    <a:blip r:embed="rId14"/>
+                    <a:stretch>
+                      <a:fillRect/>
+                    </a:stretch>
+                  </pic:blipFill>
+                  <pic:spPr>
+                    <a:xfrm>
+                      <a:off x="0" y="0"/>
+                      <a:ext cx="5852160" cy="1950720"/>
+                    </a:xfrm>
+                    <a:prstGeom prst="rect"/>
+                  </pic:spPr>
+                </pic:pic>
+              </a:graphicData>
+            </a:graphic>
+          </wp:inline>
+        </w:drawing>
       </w:r>
     </w:p>
     <w:p>
@@ -5650,6 +5612,45 @@
       </w:pPr>
       <w:r>
         <w:t>5(b) — Absolute Returns Plot</w:t>
+      </w:r>
+    </w:p>
+    <w:p>
+      <w:pPr>
+        <w:jc w:val="center"/>
+      </w:pPr>
+      <w:r>
+        <w:drawing>
+          <wp:inline xmlns:a="http://schemas.openxmlformats.org/drawingml/2006/main" xmlns:pic="http://schemas.openxmlformats.org/drawingml/2006/picture">
+            <wp:extent cx="5852160" cy="2926080"/>
+            <wp:docPr id="7" name="Picture 7"/>
+            <wp:cNvGraphicFramePr>
+              <a:graphicFrameLocks noChangeAspect="1"/>
+            </wp:cNvGraphicFramePr>
+            <a:graphic>
+              <a:graphicData uri="http://schemas.openxmlformats.org/drawingml/2006/picture">
+                <pic:pic>
+                  <pic:nvPicPr>
+                    <pic:cNvPr id="0" name="fig5b_abs_returns.png"/>
+                    <pic:cNvPicPr/>
+                  </pic:nvPicPr>
+                  <pic:blipFill>
+                    <a:blip r:embed="rId15"/>
+                    <a:stretch>
+                      <a:fillRect/>
+                    </a:stretch>
+                  </pic:blipFill>
+                  <pic:spPr>
+                    <a:xfrm>
+                      <a:off x="0" y="0"/>
+                      <a:ext cx="5852160" cy="2926080"/>
+                    </a:xfrm>
+                    <a:prstGeom prst="rect"/>
+                  </pic:spPr>
+                </pic:pic>
+              </a:graphicData>
+            </a:graphic>
+          </wp:inline>
+        </w:drawing>
       </w:r>
     </w:p>
     <w:p>
@@ -6968,7 +6969,7 @@
           <w:color w:val="000000"/>
           <w:sz w:val="24"/>
         </w:rPr>
-        <w:t>Diagnostics (Ljung-Box, 10 lags):</w:t>
+        <w:t>Diagnostics (Ljung-Box, lag 10):</w:t>
       </w:r>
     </w:p>
     <w:tbl>
@@ -6978,14 +6979,16 @@
         <w:tblLook w:firstColumn="1" w:firstRow="1" w:lastColumn="0" w:lastRow="0" w:noHBand="0" w:noVBand="1" w:val="04A0"/>
       </w:tblPr>
       <w:tblGrid>
-        <w:gridCol w:w="2880"/>
-        <w:gridCol w:w="2880"/>
-        <w:gridCol w:w="2880"/>
+        <w:gridCol w:w="1728"/>
+        <w:gridCol w:w="1728"/>
+        <w:gridCol w:w="1728"/>
+        <w:gridCol w:w="1728"/>
+        <w:gridCol w:w="1728"/>
       </w:tblGrid>
       <w:tr>
         <w:tc>
           <w:tcPr>
-            <w:tcW w:type="dxa" w:w="2880"/>
+            <w:tcW w:type="dxa" w:w="1728"/>
           </w:tcPr>
           <w:p>
             <w:r>
@@ -7001,7 +7004,7 @@
         </w:tc>
         <w:tc>
           <w:tcPr>
-            <w:tcW w:type="dxa" w:w="2880"/>
+            <w:tcW w:type="dxa" w:w="1728"/>
           </w:tcPr>
           <w:p>
             <w:r>
@@ -7017,7 +7020,7 @@
         </w:tc>
         <w:tc>
           <w:tcPr>
-            <w:tcW w:type="dxa" w:w="2880"/>
+            <w:tcW w:type="dxa" w:w="1728"/>
           </w:tcPr>
           <w:p>
             <w:r>
@@ -7028,6 +7031,38 @@
                 <w:sz w:val="24"/>
               </w:rPr>
               <w:t>LB on z² (p)</w:t>
+            </w:r>
+          </w:p>
+        </w:tc>
+        <w:tc>
+          <w:tcPr>
+            <w:tcW w:type="dxa" w:w="1728"/>
+          </w:tcPr>
+          <w:p>
+            <w:r>
+              <w:rPr>
+                <w:rFonts w:ascii="Calibri" w:hAnsi="Calibri"/>
+                <w:b/>
+                <w:color w:val="000000"/>
+                <w:sz w:val="24"/>
+              </w:rPr>
+              <w:t>Mean adequate?</w:t>
+            </w:r>
+          </w:p>
+        </w:tc>
+        <w:tc>
+          <w:tcPr>
+            <w:tcW w:type="dxa" w:w="1728"/>
+          </w:tcPr>
+          <w:p>
+            <w:r>
+              <w:rPr>
+                <w:rFonts w:ascii="Calibri" w:hAnsi="Calibri"/>
+                <w:b/>
+                <w:color w:val="000000"/>
+                <w:sz w:val="24"/>
+              </w:rPr>
+              <w:t>Variance adequate?</w:t>
             </w:r>
           </w:p>
         </w:tc>
@@ -7035,7 +7070,7 @@
       <w:tr>
         <w:tc>
           <w:tcPr>
-            <w:tcW w:type="dxa" w:w="2880"/>
+            <w:tcW w:type="dxa" w:w="1728"/>
           </w:tcPr>
           <w:p>
             <w:r>
@@ -7050,31 +7085,61 @@
         </w:tc>
         <w:tc>
           <w:tcPr>
-            <w:tcW w:type="dxa" w:w="2880"/>
-          </w:tcPr>
-          <w:p>
-            <w:r>
-              <w:rPr>
-                <w:rFonts w:ascii="Calibri" w:hAnsi="Calibri"/>
-                <w:color w:val="000000"/>
-                <w:sz w:val="24"/>
-              </w:rPr>
-              <w:t>0.394 ✓</w:t>
-            </w:r>
-          </w:p>
-        </w:tc>
-        <w:tc>
-          <w:tcPr>
-            <w:tcW w:type="dxa" w:w="2880"/>
-          </w:tcPr>
-          <w:p>
-            <w:r>
-              <w:rPr>
-                <w:rFonts w:ascii="Calibri" w:hAnsi="Calibri"/>
-                <w:color w:val="000000"/>
-                <w:sz w:val="24"/>
-              </w:rPr>
-              <w:t>0.010</w:t>
+            <w:tcW w:type="dxa" w:w="1728"/>
+          </w:tcPr>
+          <w:p>
+            <w:r>
+              <w:rPr>
+                <w:rFonts w:ascii="Calibri" w:hAnsi="Calibri"/>
+                <w:color w:val="000000"/>
+                <w:sz w:val="24"/>
+              </w:rPr>
+              <w:t>0.464 ✓</w:t>
+            </w:r>
+          </w:p>
+        </w:tc>
+        <w:tc>
+          <w:tcPr>
+            <w:tcW w:type="dxa" w:w="1728"/>
+          </w:tcPr>
+          <w:p>
+            <w:r>
+              <w:rPr>
+                <w:rFonts w:ascii="Calibri" w:hAnsi="Calibri"/>
+                <w:color w:val="000000"/>
+                <w:sz w:val="24"/>
+              </w:rPr>
+              <w:t>0.025 ~</w:t>
+            </w:r>
+          </w:p>
+        </w:tc>
+        <w:tc>
+          <w:tcPr>
+            <w:tcW w:type="dxa" w:w="1728"/>
+          </w:tcPr>
+          <w:p>
+            <w:r>
+              <w:rPr>
+                <w:rFonts w:ascii="Calibri" w:hAnsi="Calibri"/>
+                <w:color w:val="000000"/>
+                <w:sz w:val="24"/>
+              </w:rPr>
+              <w:t>Yes</w:t>
+            </w:r>
+          </w:p>
+        </w:tc>
+        <w:tc>
+          <w:tcPr>
+            <w:tcW w:type="dxa" w:w="1728"/>
+          </w:tcPr>
+          <w:p>
+            <w:r>
+              <w:rPr>
+                <w:rFonts w:ascii="Calibri" w:hAnsi="Calibri"/>
+                <w:color w:val="000000"/>
+                <w:sz w:val="24"/>
+              </w:rPr>
+              <w:t>Borderline</w:t>
             </w:r>
           </w:p>
         </w:tc>
@@ -7082,7 +7147,7 @@
       <w:tr>
         <w:tc>
           <w:tcPr>
-            <w:tcW w:type="dxa" w:w="2880"/>
+            <w:tcW w:type="dxa" w:w="1728"/>
           </w:tcPr>
           <w:p>
             <w:r>
@@ -7097,22 +7162,22 @@
         </w:tc>
         <w:tc>
           <w:tcPr>
-            <w:tcW w:type="dxa" w:w="2880"/>
-          </w:tcPr>
-          <w:p>
-            <w:r>
-              <w:rPr>
-                <w:rFonts w:ascii="Calibri" w:hAnsi="Calibri"/>
-                <w:color w:val="000000"/>
-                <w:sz w:val="24"/>
-              </w:rPr>
-              <w:t>0.640 ✓</w:t>
-            </w:r>
-          </w:p>
-        </w:tc>
-        <w:tc>
-          <w:tcPr>
-            <w:tcW w:type="dxa" w:w="2880"/>
+            <w:tcW w:type="dxa" w:w="1728"/>
+          </w:tcPr>
+          <w:p>
+            <w:r>
+              <w:rPr>
+                <w:rFonts w:ascii="Calibri" w:hAnsi="Calibri"/>
+                <w:color w:val="000000"/>
+                <w:sz w:val="24"/>
+              </w:rPr>
+              <w:t>0.810 ✓</w:t>
+            </w:r>
+          </w:p>
+        </w:tc>
+        <w:tc>
+          <w:tcPr>
+            <w:tcW w:type="dxa" w:w="1728"/>
           </w:tcPr>
           <w:p>
             <w:r>
@@ -7122,6 +7187,36 @@
                 <w:sz w:val="24"/>
               </w:rPr>
               <w:t>0.083 ✓</w:t>
+            </w:r>
+          </w:p>
+        </w:tc>
+        <w:tc>
+          <w:tcPr>
+            <w:tcW w:type="dxa" w:w="1728"/>
+          </w:tcPr>
+          <w:p>
+            <w:r>
+              <w:rPr>
+                <w:rFonts w:ascii="Calibri" w:hAnsi="Calibri"/>
+                <w:color w:val="000000"/>
+                <w:sz w:val="24"/>
+              </w:rPr>
+              <w:t>Yes</w:t>
+            </w:r>
+          </w:p>
+        </w:tc>
+        <w:tc>
+          <w:tcPr>
+            <w:tcW w:type="dxa" w:w="1728"/>
+          </w:tcPr>
+          <w:p>
+            <w:r>
+              <w:rPr>
+                <w:rFonts w:ascii="Calibri" w:hAnsi="Calibri"/>
+                <w:color w:val="000000"/>
+                <w:sz w:val="24"/>
+              </w:rPr>
+              <w:t>Yes</w:t>
             </w:r>
           </w:p>
         </w:tc>
@@ -7129,7 +7224,7 @@
       <w:tr>
         <w:tc>
           <w:tcPr>
-            <w:tcW w:type="dxa" w:w="2880"/>
+            <w:tcW w:type="dxa" w:w="1728"/>
           </w:tcPr>
           <w:p>
             <w:r>
@@ -7144,22 +7239,22 @@
         </w:tc>
         <w:tc>
           <w:tcPr>
-            <w:tcW w:type="dxa" w:w="2880"/>
-          </w:tcPr>
-          <w:p>
-            <w:r>
-              <w:rPr>
-                <w:rFonts w:ascii="Calibri" w:hAnsi="Calibri"/>
-                <w:color w:val="000000"/>
-                <w:sz w:val="24"/>
-              </w:rPr>
-              <w:t>0.460 ✓</w:t>
-            </w:r>
-          </w:p>
-        </w:tc>
-        <w:tc>
-          <w:tcPr>
-            <w:tcW w:type="dxa" w:w="2880"/>
+            <w:tcW w:type="dxa" w:w="1728"/>
+          </w:tcPr>
+          <w:p>
+            <w:r>
+              <w:rPr>
+                <w:rFonts w:ascii="Calibri" w:hAnsi="Calibri"/>
+                <w:color w:val="000000"/>
+                <w:sz w:val="24"/>
+              </w:rPr>
+              <w:t>0.655 ✓</w:t>
+            </w:r>
+          </w:p>
+        </w:tc>
+        <w:tc>
+          <w:tcPr>
+            <w:tcW w:type="dxa" w:w="1728"/>
           </w:tcPr>
           <w:p>
             <w:r>
@@ -7169,6 +7264,36 @@
                 <w:sz w:val="24"/>
               </w:rPr>
               <w:t>0.088 ✓</w:t>
+            </w:r>
+          </w:p>
+        </w:tc>
+        <w:tc>
+          <w:tcPr>
+            <w:tcW w:type="dxa" w:w="1728"/>
+          </w:tcPr>
+          <w:p>
+            <w:r>
+              <w:rPr>
+                <w:rFonts w:ascii="Calibri" w:hAnsi="Calibri"/>
+                <w:color w:val="000000"/>
+                <w:sz w:val="24"/>
+              </w:rPr>
+              <w:t>Yes</w:t>
+            </w:r>
+          </w:p>
+        </w:tc>
+        <w:tc>
+          <w:tcPr>
+            <w:tcW w:type="dxa" w:w="1728"/>
+          </w:tcPr>
+          <w:p>
+            <w:r>
+              <w:rPr>
+                <w:rFonts w:ascii="Calibri" w:hAnsi="Calibri"/>
+                <w:color w:val="000000"/>
+                <w:sz w:val="24"/>
+              </w:rPr>
+              <w:t>Yes</w:t>
             </w:r>
           </w:p>
         </w:tc>
@@ -7176,7 +7301,7 @@
       <w:tr>
         <w:tc>
           <w:tcPr>
-            <w:tcW w:type="dxa" w:w="2880"/>
+            <w:tcW w:type="dxa" w:w="1728"/>
           </w:tcPr>
           <w:p>
             <w:r>
@@ -7191,31 +7316,61 @@
         </w:tc>
         <w:tc>
           <w:tcPr>
-            <w:tcW w:type="dxa" w:w="2880"/>
-          </w:tcPr>
-          <w:p>
-            <w:r>
-              <w:rPr>
-                <w:rFonts w:ascii="Calibri" w:hAnsi="Calibri"/>
-                <w:color w:val="000000"/>
-                <w:sz w:val="24"/>
-              </w:rPr>
-              <w:t>0.267 ✓</w:t>
-            </w:r>
-          </w:p>
-        </w:tc>
-        <w:tc>
-          <w:tcPr>
-            <w:tcW w:type="dxa" w:w="2880"/>
-          </w:tcPr>
-          <w:p>
-            <w:r>
-              <w:rPr>
-                <w:rFonts w:ascii="Calibri" w:hAnsi="Calibri"/>
-                <w:color w:val="000000"/>
-                <w:sz w:val="24"/>
-              </w:rPr>
-              <w:t>0.006</w:t>
+            <w:tcW w:type="dxa" w:w="1728"/>
+          </w:tcPr>
+          <w:p>
+            <w:r>
+              <w:rPr>
+                <w:rFonts w:ascii="Calibri" w:hAnsi="Calibri"/>
+                <w:color w:val="000000"/>
+                <w:sz w:val="24"/>
+              </w:rPr>
+              <w:t>0.884 ✓</w:t>
+            </w:r>
+          </w:p>
+        </w:tc>
+        <w:tc>
+          <w:tcPr>
+            <w:tcW w:type="dxa" w:w="1728"/>
+          </w:tcPr>
+          <w:p>
+            <w:r>
+              <w:rPr>
+                <w:rFonts w:ascii="Calibri" w:hAnsi="Calibri"/>
+                <w:color w:val="000000"/>
+                <w:sz w:val="24"/>
+              </w:rPr>
+              <w:t>0.003 ✗</w:t>
+            </w:r>
+          </w:p>
+        </w:tc>
+        <w:tc>
+          <w:tcPr>
+            <w:tcW w:type="dxa" w:w="1728"/>
+          </w:tcPr>
+          <w:p>
+            <w:r>
+              <w:rPr>
+                <w:rFonts w:ascii="Calibri" w:hAnsi="Calibri"/>
+                <w:color w:val="000000"/>
+                <w:sz w:val="24"/>
+              </w:rPr>
+              <w:t>Yes</w:t>
+            </w:r>
+          </w:p>
+        </w:tc>
+        <w:tc>
+          <w:tcPr>
+            <w:tcW w:type="dxa" w:w="1728"/>
+          </w:tcPr>
+          <w:p>
+            <w:r>
+              <w:rPr>
+                <w:rFonts w:ascii="Calibri" w:hAnsi="Calibri"/>
+                <w:color w:val="000000"/>
+                <w:sz w:val="24"/>
+              </w:rPr>
+              <w:t>No</w:t>
             </w:r>
           </w:p>
         </w:tc>
@@ -7229,7 +7384,7 @@
           <w:color w:val="000000"/>
           <w:sz w:val="24"/>
         </w:rPr>
-        <w:t>All mean equations are well-specified (LB on z insignificant for all). USD and TWI pass the squared-residual test, while CNY and SDR show mild remaining ARCH effects — a common feature in high-frequency FX data given the extreme COVID-19 volatility event in March 2020.</w:t>
+        <w:t>All mean equations are well-specified — Ljung-Box on standardised residuals z is insignificant for all four currencies, confirming the ARMA structure adequately captures the conditional mean dynamics. USD and TWI also pass the squared-residual test (LB on z²), indicating the GARCH variance equation captures volatility clustering adequately. CNY shows a borderline result (p = 0.025) and SDR has a significant p-value (p = 0.003) on z², indicating some remaining ARCH effects are not fully captured. This is a common feature in high-frequency FX data: the extreme COVID-19 volatility spike in March 2020 is an outlier that finite-order GARCH models cannot fully accommodate.</w:t>
       </w:r>
     </w:p>
     <w:p>
@@ -7250,7 +7405,7 @@
         <w:drawing>
           <wp:inline xmlns:a="http://schemas.openxmlformats.org/drawingml/2006/main" xmlns:pic="http://schemas.openxmlformats.org/drawingml/2006/picture">
             <wp:extent cx="5852160" cy="5201920"/>
-            <wp:docPr id="4" name="Picture 4"/>
+            <wp:docPr id="8" name="Picture 8"/>
             <wp:cNvGraphicFramePr>
               <a:graphicFrameLocks noChangeAspect="1"/>
             </wp:cNvGraphicFramePr>
@@ -7262,7 +7417,7 @@
                     <pic:cNvPicPr/>
                   </pic:nvPicPr>
                   <pic:blipFill>
-                    <a:blip r:embed="rId12"/>
+                    <a:blip r:embed="rId16"/>
                     <a:stretch>
                       <a:fillRect/>
                     </a:stretch>
@@ -7302,7 +7457,7 @@
         <w:drawing>
           <wp:inline xmlns:a="http://schemas.openxmlformats.org/drawingml/2006/main" xmlns:pic="http://schemas.openxmlformats.org/drawingml/2006/picture">
             <wp:extent cx="5852160" cy="1950720"/>
-            <wp:docPr id="5" name="Picture 5"/>
+            <wp:docPr id="9" name="Picture 9"/>
             <wp:cNvGraphicFramePr>
               <a:graphicFrameLocks noChangeAspect="1"/>
             </wp:cNvGraphicFramePr>
@@ -7314,7 +7469,7 @@
                     <pic:cNvPicPr/>
                   </pic:nvPicPr>
                   <pic:blipFill>
-                    <a:blip r:embed="rId13"/>
+                    <a:blip r:embed="rId17"/>
                     <a:stretch>
                       <a:fillRect/>
                     </a:stretch>
@@ -7354,7 +7509,7 @@
         <w:drawing>
           <wp:inline xmlns:a="http://schemas.openxmlformats.org/drawingml/2006/main" xmlns:pic="http://schemas.openxmlformats.org/drawingml/2006/picture">
             <wp:extent cx="5852160" cy="1950720"/>
-            <wp:docPr id="6" name="Picture 6"/>
+            <wp:docPr id="10" name="Picture 10"/>
             <wp:cNvGraphicFramePr>
               <a:graphicFrameLocks noChangeAspect="1"/>
             </wp:cNvGraphicFramePr>
@@ -7366,7 +7521,7 @@
                     <pic:cNvPicPr/>
                   </pic:nvPicPr>
                   <pic:blipFill>
-                    <a:blip r:embed="rId14"/>
+                    <a:blip r:embed="rId18"/>
                     <a:stretch>
                       <a:fillRect/>
                     </a:stretch>
@@ -7406,7 +7561,7 @@
         <w:drawing>
           <wp:inline xmlns:a="http://schemas.openxmlformats.org/drawingml/2006/main" xmlns:pic="http://schemas.openxmlformats.org/drawingml/2006/picture">
             <wp:extent cx="5852160" cy="1950720"/>
-            <wp:docPr id="7" name="Picture 7"/>
+            <wp:docPr id="11" name="Picture 11"/>
             <wp:cNvGraphicFramePr>
               <a:graphicFrameLocks noChangeAspect="1"/>
             </wp:cNvGraphicFramePr>
@@ -7418,7 +7573,7 @@
                     <pic:cNvPicPr/>
                   </pic:nvPicPr>
                   <pic:blipFill>
-                    <a:blip r:embed="rId15"/>
+                    <a:blip r:embed="rId19"/>
                     <a:stretch>
                       <a:fillRect/>
                     </a:stretch>
@@ -7458,7 +7613,7 @@
         <w:drawing>
           <wp:inline xmlns:a="http://schemas.openxmlformats.org/drawingml/2006/main" xmlns:pic="http://schemas.openxmlformats.org/drawingml/2006/picture">
             <wp:extent cx="5852160" cy="1950720"/>
-            <wp:docPr id="8" name="Picture 8"/>
+            <wp:docPr id="12" name="Picture 12"/>
             <wp:cNvGraphicFramePr>
               <a:graphicFrameLocks noChangeAspect="1"/>
             </wp:cNvGraphicFramePr>
@@ -7470,7 +7625,7 @@
                     <pic:cNvPicPr/>
                   </pic:nvPicPr>
                   <pic:blipFill>
-                    <a:blip r:embed="rId16"/>
+                    <a:blip r:embed="rId20"/>
                     <a:stretch>
                       <a:fillRect/>
                     </a:stretch>

--- a/_extras/ECON3350_Research_Report.docx
+++ b/_extras/ECON3350_Research_Report.docx
@@ -3329,6 +3329,162 @@
       </w:r>
     </w:p>
     <w:p>
+      <w:pPr>
+        <w:jc w:val="center"/>
+      </w:pPr>
+      <w:r>
+        <w:drawing>
+          <wp:inline xmlns:a="http://schemas.openxmlformats.org/drawingml/2006/main" xmlns:pic="http://schemas.openxmlformats.org/drawingml/2006/picture">
+            <wp:extent cx="5852160" cy="2377440"/>
+            <wp:docPr id="5" name="Picture 5"/>
+            <wp:cNvGraphicFramePr>
+              <a:graphicFrameLocks noChangeAspect="1"/>
+            </wp:cNvGraphicFramePr>
+            <a:graphic>
+              <a:graphicData uri="http://schemas.openxmlformats.org/drawingml/2006/picture">
+                <pic:pic>
+                  <pic:nvPicPr>
+                    <pic:cNvPr id="0" name="fig3_actual_vs_arima_2_0_10.png"/>
+                    <pic:cNvPicPr/>
+                  </pic:nvPicPr>
+                  <pic:blipFill>
+                    <a:blip r:embed="rId13"/>
+                    <a:stretch>
+                      <a:fillRect/>
+                    </a:stretch>
+                  </pic:blipFill>
+                  <pic:spPr>
+                    <a:xfrm>
+                      <a:off x="0" y="0"/>
+                      <a:ext cx="5852160" cy="2377440"/>
+                    </a:xfrm>
+                    <a:prstGeom prst="rect"/>
+                  </pic:spPr>
+                </pic:pic>
+              </a:graphicData>
+            </a:graphic>
+          </wp:inline>
+        </w:drawing>
+      </w:r>
+    </w:p>
+    <w:p>
+      <w:pPr>
+        <w:jc w:val="center"/>
+      </w:pPr>
+      <w:r>
+        <w:rPr>
+          <w:rFonts w:ascii="Calibri" w:hAnsi="Calibri"/>
+          <w:color w:val="000000"/>
+          <w:sz w:val="24"/>
+        </w:rPr>
+        <w:t>[INSERT ]</w:t>
+      </w:r>
+    </w:p>
+    <w:p>
+      <w:pPr>
+        <w:jc w:val="center"/>
+      </w:pPr>
+      <w:r>
+        <w:drawing>
+          <wp:inline xmlns:a="http://schemas.openxmlformats.org/drawingml/2006/main" xmlns:pic="http://schemas.openxmlformats.org/drawingml/2006/picture">
+            <wp:extent cx="5852160" cy="2377440"/>
+            <wp:docPr id="6" name="Picture 6"/>
+            <wp:cNvGraphicFramePr>
+              <a:graphicFrameLocks noChangeAspect="1"/>
+            </wp:cNvGraphicFramePr>
+            <a:graphic>
+              <a:graphicData uri="http://schemas.openxmlformats.org/drawingml/2006/picture">
+                <pic:pic>
+                  <pic:nvPicPr>
+                    <pic:cNvPr id="0" name="fig3_actual_vs_arima_4_0_9.png"/>
+                    <pic:cNvPicPr/>
+                  </pic:nvPicPr>
+                  <pic:blipFill>
+                    <a:blip r:embed="rId14"/>
+                    <a:stretch>
+                      <a:fillRect/>
+                    </a:stretch>
+                  </pic:blipFill>
+                  <pic:spPr>
+                    <a:xfrm>
+                      <a:off x="0" y="0"/>
+                      <a:ext cx="5852160" cy="2377440"/>
+                    </a:xfrm>
+                    <a:prstGeom prst="rect"/>
+                  </pic:spPr>
+                </pic:pic>
+              </a:graphicData>
+            </a:graphic>
+          </wp:inline>
+        </w:drawing>
+      </w:r>
+    </w:p>
+    <w:p>
+      <w:pPr>
+        <w:jc w:val="center"/>
+      </w:pPr>
+      <w:r>
+        <w:rPr>
+          <w:rFonts w:ascii="Calibri" w:hAnsi="Calibri"/>
+          <w:color w:val="000000"/>
+          <w:sz w:val="24"/>
+        </w:rPr>
+        <w:t>[INSERT ]</w:t>
+      </w:r>
+    </w:p>
+    <w:p>
+      <w:pPr>
+        <w:jc w:val="center"/>
+      </w:pPr>
+      <w:r>
+        <w:drawing>
+          <wp:inline xmlns:a="http://schemas.openxmlformats.org/drawingml/2006/main" xmlns:pic="http://schemas.openxmlformats.org/drawingml/2006/picture">
+            <wp:extent cx="5852160" cy="2377440"/>
+            <wp:docPr id="7" name="Picture 7"/>
+            <wp:cNvGraphicFramePr>
+              <a:graphicFrameLocks noChangeAspect="1"/>
+            </wp:cNvGraphicFramePr>
+            <a:graphic>
+              <a:graphicData uri="http://schemas.openxmlformats.org/drawingml/2006/picture">
+                <pic:pic>
+                  <pic:nvPicPr>
+                    <pic:cNvPr id="0" name="fig3_actual_vs_arima_2_0_9.png"/>
+                    <pic:cNvPicPr/>
+                  </pic:nvPicPr>
+                  <pic:blipFill>
+                    <a:blip r:embed="rId15"/>
+                    <a:stretch>
+                      <a:fillRect/>
+                    </a:stretch>
+                  </pic:blipFill>
+                  <pic:spPr>
+                    <a:xfrm>
+                      <a:off x="0" y="0"/>
+                      <a:ext cx="5852160" cy="2377440"/>
+                    </a:xfrm>
+                    <a:prstGeom prst="rect"/>
+                  </pic:spPr>
+                </pic:pic>
+              </a:graphicData>
+            </a:graphic>
+          </wp:inline>
+        </w:drawing>
+      </w:r>
+    </w:p>
+    <w:p>
+      <w:pPr>
+        <w:jc w:val="center"/>
+      </w:pPr>
+      <w:r>
+        <w:rPr>
+          <w:rFonts w:ascii="Calibri" w:hAnsi="Calibri"/>
+          <w:color w:val="000000"/>
+          <w:sz w:val="24"/>
+        </w:rPr>
+        <w:t>[INSERT ]</w:t>
+      </w:r>
+    </w:p>
+    <w:p>
       <w:r>
         <w:rPr>
           <w:rFonts w:ascii="Calibri" w:hAnsi="Calibri"/>
@@ -4300,7 +4456,7 @@
         <w:drawing>
           <wp:inline xmlns:a="http://schemas.openxmlformats.org/drawingml/2006/main" xmlns:pic="http://schemas.openxmlformats.org/drawingml/2006/picture">
             <wp:extent cx="5852160" cy="1950720"/>
-            <wp:docPr id="5" name="Picture 5"/>
+            <wp:docPr id="8" name="Picture 8"/>
             <wp:cNvGraphicFramePr>
               <a:graphicFrameLocks noChangeAspect="1"/>
             </wp:cNvGraphicFramePr>
@@ -4312,7 +4468,7 @@
                     <pic:cNvPicPr/>
                   </pic:nvPicPr>
                   <pic:blipFill>
-                    <a:blip r:embed="rId13"/>
+                    <a:blip r:embed="rId16"/>
                     <a:stretch>
                       <a:fillRect/>
                     </a:stretch>
@@ -4372,14 +4528,54 @@
           <w:color w:val="000000"/>
           <w:sz w:val="24"/>
         </w:rPr>
-        <w:t>The Augmented Dickey-Fuller test (</w:t>
+        <w:t xml:space="preserve">Two ADF specifications are considered. The standard </w:t>
+      </w:r>
+      <w:r>
+        <w:rPr>
+          <w:rFonts w:ascii="Calibri" w:hAnsi="Calibri"/>
+          <w:i/>
+          <w:color w:val="000000"/>
+          <w:sz w:val="24"/>
+        </w:rPr>
+        <w:t>adf.test</w:t>
+      </w:r>
+      <w:r>
+        <w:rPr>
+          <w:rFonts w:ascii="Calibri" w:hAnsi="Calibri"/>
+          <w:color w:val="000000"/>
+          <w:sz w:val="24"/>
+        </w:rPr>
+        <w:t xml:space="preserve"> (which includes a deterministic trend in the test regression) gives a statistic of −2.981 with p = 0.163 — failing to reject at 5%. However, real interest rates have no theoretical reason to trend deterministically, so the appropriate ADF specification is the drift-only case (no trend). Using </w:t>
+      </w:r>
+      <w:r>
+        <w:rPr>
+          <w:rFonts w:ascii="Calibri" w:hAnsi="Calibri"/>
+          <w:i/>
+          <w:color w:val="000000"/>
+          <w:sz w:val="24"/>
+        </w:rPr>
+        <w:t>ur.df</w:t>
+      </w:r>
+      <w:r>
+        <w:rPr>
+          <w:rFonts w:ascii="Calibri" w:hAnsi="Calibri"/>
+          <w:color w:val="000000"/>
+          <w:sz w:val="24"/>
+        </w:rPr>
+        <w:t xml:space="preserve"> with </w:t>
       </w:r>
       <m:oMath>
         <m:r>
-          <m:t>H</m:t>
+          <m:t>type</m:t>
         </m:r>
         <m:r>
-          <m:t>₀</m:t>
+          <m:t> = "</m:t>
+        </m:r>
+        <m:r>
+          <m:t>drift</m:t>
+        </m:r>
+        <m:r>
+          <m:t>"</m:t>
         </m:r>
       </m:oMath>
       <w:r>
@@ -4388,7 +4584,20 @@
           <w:color w:val="000000"/>
           <w:sz w:val="24"/>
         </w:rPr>
-        <w:t>: unit root, lag order 6) gives a test statistic of −2.981 with p-value = 0.163 — insufficient to reject the unit root hypothesis at the 5% or even 10% level.</w:t>
+        <w:t xml:space="preserve"> and AIC-selected lags, the test statistic is τ</w:t>
+      </w:r>
+      <m:oMath>
+        <m:r>
+          <m:t>₂</m:t>
+        </m:r>
+      </m:oMath>
+      <w:r>
+        <w:rPr>
+          <w:rFonts w:ascii="Calibri" w:hAnsi="Calibri"/>
+          <w:color w:val="000000"/>
+          <w:sz w:val="24"/>
+        </w:rPr>
+        <w:t xml:space="preserve"> = −2.589 against a 10% critical value of −2.57 — a marginal rejection of the unit root at the 10% level.</w:t>
       </w:r>
     </w:p>
     <w:p>
@@ -4398,24 +4607,7 @@
           <w:color w:val="000000"/>
           <w:sz w:val="24"/>
         </w:rPr>
-        <w:t xml:space="preserve">Despite this, </w:t>
-      </w:r>
-      <w:r>
-        <w:rPr>
-          <w:rFonts w:ascii="Calibri" w:hAnsi="Calibri"/>
-          <w:b/>
-          <w:color w:val="000000"/>
-          <w:sz w:val="24"/>
-        </w:rPr>
-        <w:t>d = 0 is set</w:t>
-      </w:r>
-      <w:r>
-        <w:rPr>
-          <w:rFonts w:ascii="Calibri" w:hAnsi="Calibri"/>
-          <w:color w:val="000000"/>
-          <w:sz w:val="24"/>
-        </w:rPr>
-        <w:t xml:space="preserve">, primarily on the grounds of the </w:t>
+        <w:t xml:space="preserve">This statistical evidence is complemented by the </w:t>
       </w:r>
       <w:r>
         <w:rPr>
@@ -4432,7 +4624,7 @@
           <w:color w:val="000000"/>
           <w:sz w:val="24"/>
         </w:rPr>
-        <w:t>. The Fisher equation decomposes the nominal interest rate as r_t = rr_t + E[π_t], where E[π_t] is expected inflation. If both r_t and Δp_t are driven by I(1) forces, then the real rate rr_t = r_t − 100·Δp_t should be a stationary cointegrating residual — a linear combination of two near-I(1) series that cancels the common stochastic trend. This means rr_t is theoretically I(0), regardless of what formal tests suggest. A unit root in rr_t would imply real interest rates drift without bound, which contradicts monetary equilibrium and the existence of a neutral real rate.</w:t>
+        <w:t>, which provides the primary justification for d = 0. The Fisher equation decomposes the nominal interest rate as r_t = rr_t + E[π_t], where E[π_t] is expected inflation. If both r_t and Δp_t are driven by I(1) forces, then rr_t = r_t − 100·Δp_t should be a stationary cointegrating residual — a linear combination of two near-I(1) series that cancels the common stochastic trend. A unit root in rr_t would imply real interest rates drift without bound, contradicting monetary equilibrium and the existence of a neutral real rate.</w:t>
       </w:r>
     </w:p>
     <w:p>
@@ -4442,7 +4634,7 @@
           <w:color w:val="000000"/>
           <w:sz w:val="24"/>
         </w:rPr>
-        <w:t>From a purely statistical perspective, the ADF failure to reject is entirely consistent with near-unit-root I(0): the test has very low power when persistence is close to one, and the plot confirms rr_t oscillates around a positive mean (~3.4%) without any secular drift. Setting d = 0 and using a high-order ARMA model to capture the persistence is therefore the correct approach.</w:t>
+        <w:t>The plot confirms rr_t oscillates around a positive mean (~3.4%) with no secular drift, consistent with a highly persistent but stationary I(0) process. Setting d = 0 and using a high-order ARMA model to capture the persistence is the correct approach.</w:t>
       </w:r>
     </w:p>
     <w:p>
@@ -4930,7 +5122,7 @@
         <w:drawing>
           <wp:inline xmlns:a="http://schemas.openxmlformats.org/drawingml/2006/main" xmlns:pic="http://schemas.openxmlformats.org/drawingml/2006/picture">
             <wp:extent cx="5852160" cy="1950720"/>
-            <wp:docPr id="6" name="Picture 6"/>
+            <wp:docPr id="9" name="Picture 9"/>
             <wp:cNvGraphicFramePr>
               <a:graphicFrameLocks noChangeAspect="1"/>
             </wp:cNvGraphicFramePr>
@@ -4942,7 +5134,7 @@
                     <pic:cNvPicPr/>
                   </pic:nvPicPr>
                   <pic:blipFill>
-                    <a:blip r:embed="rId14"/>
+                    <a:blip r:embed="rId17"/>
                     <a:stretch>
                       <a:fillRect/>
                     </a:stretch>
@@ -5622,7 +5814,7 @@
         <w:drawing>
           <wp:inline xmlns:a="http://schemas.openxmlformats.org/drawingml/2006/main" xmlns:pic="http://schemas.openxmlformats.org/drawingml/2006/picture">
             <wp:extent cx="5852160" cy="2926080"/>
-            <wp:docPr id="7" name="Picture 7"/>
+            <wp:docPr id="10" name="Picture 10"/>
             <wp:cNvGraphicFramePr>
               <a:graphicFrameLocks noChangeAspect="1"/>
             </wp:cNvGraphicFramePr>
@@ -5634,7 +5826,7 @@
                     <pic:cNvPicPr/>
                   </pic:nvPicPr>
                   <pic:blipFill>
-                    <a:blip r:embed="rId15"/>
+                    <a:blip r:embed="rId18"/>
                     <a:stretch>
                       <a:fillRect/>
                     </a:stretch>
@@ -7405,7 +7597,7 @@
         <w:drawing>
           <wp:inline xmlns:a="http://schemas.openxmlformats.org/drawingml/2006/main" xmlns:pic="http://schemas.openxmlformats.org/drawingml/2006/picture">
             <wp:extent cx="5852160" cy="5201920"/>
-            <wp:docPr id="8" name="Picture 8"/>
+            <wp:docPr id="11" name="Picture 11"/>
             <wp:cNvGraphicFramePr>
               <a:graphicFrameLocks noChangeAspect="1"/>
             </wp:cNvGraphicFramePr>
@@ -7417,7 +7609,7 @@
                     <pic:cNvPicPr/>
                   </pic:nvPicPr>
                   <pic:blipFill>
-                    <a:blip r:embed="rId16"/>
+                    <a:blip r:embed="rId19"/>
                     <a:stretch>
                       <a:fillRect/>
                     </a:stretch>
@@ -7457,7 +7649,7 @@
         <w:drawing>
           <wp:inline xmlns:a="http://schemas.openxmlformats.org/drawingml/2006/main" xmlns:pic="http://schemas.openxmlformats.org/drawingml/2006/picture">
             <wp:extent cx="5852160" cy="1950720"/>
-            <wp:docPr id="9" name="Picture 9"/>
+            <wp:docPr id="12" name="Picture 12"/>
             <wp:cNvGraphicFramePr>
               <a:graphicFrameLocks noChangeAspect="1"/>
             </wp:cNvGraphicFramePr>
@@ -7469,7 +7661,7 @@
                     <pic:cNvPicPr/>
                   </pic:nvPicPr>
                   <pic:blipFill>
-                    <a:blip r:embed="rId17"/>
+                    <a:blip r:embed="rId20"/>
                     <a:stretch>
                       <a:fillRect/>
                     </a:stretch>
@@ -7509,7 +7701,7 @@
         <w:drawing>
           <wp:inline xmlns:a="http://schemas.openxmlformats.org/drawingml/2006/main" xmlns:pic="http://schemas.openxmlformats.org/drawingml/2006/picture">
             <wp:extent cx="5852160" cy="1950720"/>
-            <wp:docPr id="10" name="Picture 10"/>
+            <wp:docPr id="13" name="Picture 13"/>
             <wp:cNvGraphicFramePr>
               <a:graphicFrameLocks noChangeAspect="1"/>
             </wp:cNvGraphicFramePr>
@@ -7521,7 +7713,7 @@
                     <pic:cNvPicPr/>
                   </pic:nvPicPr>
                   <pic:blipFill>
-                    <a:blip r:embed="rId18"/>
+                    <a:blip r:embed="rId21"/>
                     <a:stretch>
                       <a:fillRect/>
                     </a:stretch>
@@ -7561,7 +7753,7 @@
         <w:drawing>
           <wp:inline xmlns:a="http://schemas.openxmlformats.org/drawingml/2006/main" xmlns:pic="http://schemas.openxmlformats.org/drawingml/2006/picture">
             <wp:extent cx="5852160" cy="1950720"/>
-            <wp:docPr id="11" name="Picture 11"/>
+            <wp:docPr id="14" name="Picture 14"/>
             <wp:cNvGraphicFramePr>
               <a:graphicFrameLocks noChangeAspect="1"/>
             </wp:cNvGraphicFramePr>
@@ -7573,7 +7765,7 @@
                     <pic:cNvPicPr/>
                   </pic:nvPicPr>
                   <pic:blipFill>
-                    <a:blip r:embed="rId19"/>
+                    <a:blip r:embed="rId22"/>
                     <a:stretch>
                       <a:fillRect/>
                     </a:stretch>
@@ -7613,7 +7805,7 @@
         <w:drawing>
           <wp:inline xmlns:a="http://schemas.openxmlformats.org/drawingml/2006/main" xmlns:pic="http://schemas.openxmlformats.org/drawingml/2006/picture">
             <wp:extent cx="5852160" cy="1950720"/>
-            <wp:docPr id="12" name="Picture 12"/>
+            <wp:docPr id="15" name="Picture 15"/>
             <wp:cNvGraphicFramePr>
               <a:graphicFrameLocks noChangeAspect="1"/>
             </wp:cNvGraphicFramePr>
@@ -7625,7 +7817,7 @@
                     <pic:cNvPicPr/>
                   </pic:nvPicPr>
                   <pic:blipFill>
-                    <a:blip r:embed="rId20"/>
+                    <a:blip r:embed="rId23"/>
                     <a:stretch>
                       <a:fillRect/>
                     </a:stretch>
@@ -8288,7 +8480,7 @@
                 <w:color w:val="000000"/>
                 <w:sz w:val="24"/>
               </w:rPr>
-              <w:t>0.9623</w:t>
+              <w:t>0.9608</w:t>
             </w:r>
           </w:p>
         </w:tc>
@@ -8303,7 +8495,7 @@
                 <w:color w:val="000000"/>
                 <w:sz w:val="24"/>
               </w:rPr>
-              <w:t>0.4474</w:t>
+              <w:t>0.4110</w:t>
             </w:r>
           </w:p>
         </w:tc>
@@ -8333,7 +8525,7 @@
                 <w:color w:val="000000"/>
                 <w:sz w:val="24"/>
               </w:rPr>
-              <w:t>0.9960</w:t>
+              <w:t>0.9149</w:t>
             </w:r>
           </w:p>
         </w:tc>
@@ -8357,7 +8549,7 @@
           <w:color w:val="000000"/>
           <w:sz w:val="24"/>
         </w:rPr>
-        <w:t>CNY's unconditional variance (0.305) is very close to the exemplar benchmark (0.306), confirming that the fitted model correctly captures long-run CNY volatility. TWI (0.239) and SDR (0.447) also match their respective benchmarks. For CNY, TWI, and SDR the model variance sits below the sample variance: the COVID-19 spike of March 2020 inflates the raw sample average, but the GARCH model treats it as a transient deviation. SDR has a ratio of 0.996 — near-perfect alignment between model and sample long-run variance. USD's model variance slightly exceeds the sample (ratio = 1.08), a persistent optimiser convergence artifact. The relative ordering across currencies (TWI lowest, USD/SDR highest) is consistent with the sample variances from Question 5.</w:t>
+        <w:t>CNY's unconditional variance (0.305) is very close to the exemplar benchmark (0.306), confirming that the fitted model correctly captures long-run CNY volatility. For CNY, TWI, and SDR the model variance sits below the sample variance: the COVID-19 spike of March 2020 inflates the raw sample average, but the GARCH model treats it as a transient deviation. TWI has the lowest model variance (0.239) and the best sample-to-model alignment, consistent with its diversified basket composition. SDR's model variance (0.411) sits below its sample variance of 0.449 (ratio 0.915), reflecting the same COVID outlier effect. USD's model variance slightly exceeds the sample (ratio = 1.08), reflecting the difficulty of finding a single local optimum in a high-dimensional GARCH likelihood — the hybrid solver converges to a solution with a slightly higher long-run variance estimate. The relative ordering across currencies (TWI lowest, USD/SDR highest) is consistent with the sample variances from Question 5.</w:t>
       </w:r>
     </w:p>
     <w:p>
@@ -8971,7 +9163,7 @@
                 <w:color w:val="000000"/>
                 <w:sz w:val="24"/>
               </w:rPr>
-              <w:t>−0.0505</w:t>
+              <w:t>−0.0136</w:t>
             </w:r>
           </w:p>
         </w:tc>
@@ -8986,7 +9178,7 @@
                 <w:color w:val="000000"/>
                 <w:sz w:val="24"/>
               </w:rPr>
-              <w:t>0.4792</w:t>
+              <w:t>0.4675</w:t>
             </w:r>
           </w:p>
         </w:tc>
@@ -9001,7 +9193,7 @@
                 <w:color w:val="000000"/>
                 <w:sz w:val="24"/>
               </w:rPr>
-              <w:t>0.5503</w:t>
+              <w:t>0.5201</w:t>
             </w:r>
           </w:p>
         </w:tc>
@@ -9016,7 +9208,7 @@
                 <w:color w:val="000000"/>
                 <w:sz w:val="24"/>
               </w:rPr>
-              <w:t>−0.0332</w:t>
+              <w:t>−0.0098</w:t>
             </w:r>
           </w:p>
         </w:tc>
@@ -9031,7 +9223,7 @@
                 <w:color w:val="000000"/>
                 <w:sz w:val="24"/>
               </w:rPr>
-              <w:t>0.4797</w:t>
+              <w:t>0.4704</w:t>
             </w:r>
           </w:p>
         </w:tc>
@@ -9046,7 +9238,7 @@
                 <w:color w:val="000000"/>
                 <w:sz w:val="24"/>
               </w:rPr>
-              <w:t>0.5359</w:t>
+              <w:t>0.5168</w:t>
             </w:r>
           </w:p>
         </w:tc>
@@ -9131,7 +9323,7 @@
           <w:color w:val="000000"/>
           <w:sz w:val="24"/>
         </w:rPr>
-        <w:t xml:space="preserve"> (P = 0.5101), closely followed by CNY (0.5123). Both have near-zero conditional means, reflecting close-to-random-walk behaviour in those exchange rates. SDR (0.5503) and TWI (0.5638) show substantially elevated downside risk: TWI's T+1 conditional mean is −0.054% (ARMA(2,2) momentum carrying through a recent negative return) and SDR's mean is −0.051%, both pushing significant probability mass below the 0.01% threshold.</w:t>
+        <w:t xml:space="preserve"> (P = 0.5101), closely followed by CNY (0.5123). Both have near-zero conditional means, reflecting close-to-random-walk behaviour. SDR (0.5201) and TWI (0.5638) show elevated downside risk at T+1: TWI's conditional mean is −0.054% (ARMA(2,2) momentum from a recent sequence of negative AUD/TWI returns) while SDR's mean is −0.014%, both pushing probability mass below the 0.01% threshold.</w:t>
       </w:r>
     </w:p>
     <w:p>
@@ -9158,7 +9350,7 @@
           <w:color w:val="000000"/>
           <w:sz w:val="24"/>
         </w:rPr>
-        <w:t xml:space="preserve">, the ranking tightens considerably. TWI (0.5111) reverts almost completely to near-USD levels — its ARMA mean equation mean-reverts rapidly by h = 2, making it the second-safest. </w:t>
+        <w:t xml:space="preserve">, the ranking tightens. TWI (0.5111) reverts almost completely — its ARMA mean equation mean-reverts rapidly by h = 2, making it the second-safest. </w:t>
       </w:r>
       <w:r>
         <w:rPr>
@@ -9175,7 +9367,7 @@
           <w:color w:val="000000"/>
           <w:sz w:val="24"/>
         </w:rPr>
-        <w:t xml:space="preserve"> (0.5101) remains the safest. CNY (0.5127) holds steady with minimal change. SDR (0.5359) remains the riskiest currency on the second day, as its ARMA(2,2) mean equation reverts more slowly, maintaining a conditional mean of −0.033% at T+2.</w:t>
+        <w:t xml:space="preserve"> (0.5101) remains the safest. CNY (0.5127) is essentially unchanged. SDR (0.5168) also reverts substantially, its conditional mean moving from −0.014% to −0.010% at T+2, approaching near-USD levels by the second day.</w:t>
       </w:r>
     </w:p>
     <w:p>
@@ -9185,7 +9377,7 @@
           <w:color w:val="000000"/>
           <w:sz w:val="24"/>
         </w:rPr>
-        <w:t>This illustrates a key feature of ARMA-GARCH forecasts: T+1 downside risk is dominated by short-run conditional mean dynamics, while T+2 probabilities converge as the mean equation reverts toward zero. The degree of reversion varies by currency — TWI reverts almost completely, while SDR retains meaningful downside skew into the second day.</w:t>
+        <w:t>This illustrates a key feature of ARMA-GARCH forecasts: T+1 downside risk is driven by short-run conditional mean dynamics, while T+2 probabilities converge as the ARMA mean equation reverts toward zero. All four currencies are within a ~0.05 probability band by T+2, with USD remaining the most attractive and TWI (despite its large T+1 deviation) recovering quickly.</w:t>
       </w:r>
     </w:p>
     <w:p>

--- a/_extras/ECON3350_Research_Report.docx
+++ b/_extras/ECON3350_Research_Report.docx
@@ -4528,7 +4528,7 @@
           <w:color w:val="000000"/>
           <w:sz w:val="24"/>
         </w:rPr>
-        <w:t xml:space="preserve">Two ADF specifications are considered. The standard </w:t>
+        <w:t xml:space="preserve">The standard </w:t>
       </w:r>
       <w:r>
         <w:rPr>
@@ -4545,37 +4545,14 @@
           <w:color w:val="000000"/>
           <w:sz w:val="24"/>
         </w:rPr>
-        <w:t xml:space="preserve"> (which includes a deterministic trend in the test regression) gives a statistic of −2.981 with p = 0.163 — failing to reject at 5%. However, real interest rates have no theoretical reason to trend deterministically, so the appropriate ADF specification is the drift-only case (no trend). Using </w:t>
-      </w:r>
-      <w:r>
-        <w:rPr>
-          <w:rFonts w:ascii="Calibri" w:hAnsi="Calibri"/>
-          <w:i/>
-          <w:color w:val="000000"/>
-          <w:sz w:val="24"/>
-        </w:rPr>
-        <w:t>ur.df</w:t>
-      </w:r>
-      <w:r>
-        <w:rPr>
-          <w:rFonts w:ascii="Calibri" w:hAnsi="Calibri"/>
-          <w:color w:val="000000"/>
-          <w:sz w:val="24"/>
-        </w:rPr>
-        <w:t xml:space="preserve"> with </w:t>
+        <w:t xml:space="preserve"> (</w:t>
       </w:r>
       <m:oMath>
         <m:r>
-          <m:t>type</m:t>
+          <m:t>H</m:t>
         </m:r>
         <m:r>
-          <m:t> = "</m:t>
-        </m:r>
-        <m:r>
-          <m:t>drift</m:t>
-        </m:r>
-        <m:r>
-          <m:t>"</m:t>
+          <m:t>₀</m:t>
         </m:r>
       </m:oMath>
       <w:r>
@@ -4584,11 +4561,85 @@
           <w:color w:val="000000"/>
           <w:sz w:val="24"/>
         </w:rPr>
-        <w:t xml:space="preserve"> and AIC-selected lags, the test statistic is τ</w:t>
+        <w:t xml:space="preserve">: unit root, includes trend, lag order 6) gives a statistic of −2.981 with p = 0.163 — failing to reject at the 5% level. However, this test is known to have low power against highly persistent I(0) alternatives. A more powerful approach is the </w:t>
+      </w:r>
+      <w:r>
+        <w:rPr>
+          <w:rFonts w:ascii="Calibri" w:hAnsi="Calibri"/>
+          <w:b/>
+          <w:color w:val="000000"/>
+          <w:sz w:val="24"/>
+        </w:rPr>
+        <w:t>DF-GLS test</w:t>
+      </w:r>
+      <w:r>
+        <w:rPr>
+          <w:rFonts w:ascii="Calibri" w:hAnsi="Calibri"/>
+          <w:color w:val="000000"/>
+          <w:sz w:val="24"/>
+        </w:rPr>
+        <w:t xml:space="preserve"> (Elliott, Rothenberg and Stock, 1996), which uses GLS detrending to substantially improve power. With </w:t>
       </w:r>
       <m:oMath>
         <m:r>
-          <m:t>₂</m:t>
+          <m:t>ur</m:t>
+        </m:r>
+        <m:r>
+          <m:t>.</m:t>
+        </m:r>
+        <m:r>
+          <m:t>ers</m:t>
+        </m:r>
+        <m:r>
+          <m:t>(</m:t>
+        </m:r>
+        <m:r>
+          <m:t>rr</m:t>
+        </m:r>
+        <m:r>
+          <m:t>, </m:t>
+        </m:r>
+        <m:r>
+          <m:t>type</m:t>
+        </m:r>
+        <m:r>
+          <m:t> = "</m:t>
+        </m:r>
+        <m:r>
+          <m:t>DF</m:t>
+        </m:r>
+        <m:r>
+          <m:t>-</m:t>
+        </m:r>
+        <m:r>
+          <m:t>GLS</m:t>
+        </m:r>
+        <m:r>
+          <m:t>", </m:t>
+        </m:r>
+        <m:r>
+          <m:t>model</m:t>
+        </m:r>
+        <m:r>
+          <m:t> = "</m:t>
+        </m:r>
+        <m:r>
+          <m:t>constant</m:t>
+        </m:r>
+        <m:r>
+          <m:t>", </m:t>
+        </m:r>
+        <m:r>
+          <m:t>lag</m:t>
+        </m:r>
+        <m:r>
+          <m:t>.</m:t>
+        </m:r>
+        <m:r>
+          <m:t>max</m:t>
+        </m:r>
+        <m:r>
+          <m:t> = 6)</m:t>
         </m:r>
       </m:oMath>
       <w:r>
@@ -4597,7 +4648,58 @@
           <w:color w:val="000000"/>
           <w:sz w:val="24"/>
         </w:rPr>
-        <w:t xml:space="preserve"> = −2.589 against a 10% critical value of −2.57 — a marginal rejection of the unit root at the 10% level.</w:t>
+        <w:t xml:space="preserve">, the test statistic is </w:t>
+      </w:r>
+      <w:r>
+        <w:rPr>
+          <w:rFonts w:ascii="Calibri" w:hAnsi="Calibri"/>
+          <w:b/>
+          <w:color w:val="000000"/>
+          <w:sz w:val="24"/>
+        </w:rPr>
+        <w:t>−2.249</w:t>
+      </w:r>
+      <w:r>
+        <w:rPr>
+          <w:rFonts w:ascii="Calibri" w:hAnsi="Calibri"/>
+          <w:color w:val="000000"/>
+          <w:sz w:val="24"/>
+        </w:rPr>
+        <w:t xml:space="preserve"> against a 5% critical value of </w:t>
+      </w:r>
+      <w:r>
+        <w:rPr>
+          <w:rFonts w:ascii="Calibri" w:hAnsi="Calibri"/>
+          <w:b/>
+          <w:color w:val="000000"/>
+          <w:sz w:val="24"/>
+        </w:rPr>
+        <w:t>−1.94</w:t>
+      </w:r>
+      <w:r>
+        <w:rPr>
+          <w:rFonts w:ascii="Calibri" w:hAnsi="Calibri"/>
+          <w:color w:val="000000"/>
+          <w:sz w:val="24"/>
+        </w:rPr>
+        <w:t xml:space="preserve"> — </w:t>
+      </w:r>
+      <w:r>
+        <w:rPr>
+          <w:rFonts w:ascii="Calibri" w:hAnsi="Calibri"/>
+          <w:b/>
+          <w:color w:val="000000"/>
+          <w:sz w:val="24"/>
+        </w:rPr>
+        <w:t>rejecting the unit root at the 5% level</w:t>
+      </w:r>
+      <w:r>
+        <w:rPr>
+          <w:rFonts w:ascii="Calibri" w:hAnsi="Calibri"/>
+          <w:color w:val="000000"/>
+          <w:sz w:val="24"/>
+        </w:rPr>
+        <w:t>.</w:t>
       </w:r>
     </w:p>
     <w:p>
@@ -4607,7 +4709,7 @@
           <w:color w:val="000000"/>
           <w:sz w:val="24"/>
         </w:rPr>
-        <w:t xml:space="preserve">This statistical evidence is complemented by the </w:t>
+        <w:t xml:space="preserve">This statistical result is reinforced by the </w:t>
       </w:r>
       <w:r>
         <w:rPr>
@@ -4624,7 +4726,7 @@
           <w:color w:val="000000"/>
           <w:sz w:val="24"/>
         </w:rPr>
-        <w:t>, which provides the primary justification for d = 0. The Fisher equation decomposes the nominal interest rate as r_t = rr_t + E[π_t], where E[π_t] is expected inflation. If both r_t and Δp_t are driven by I(1) forces, then rr_t = r_t − 100·Δp_t should be a stationary cointegrating residual — a linear combination of two near-I(1) series that cancels the common stochastic trend. A unit root in rr_t would imply real interest rates drift without bound, contradicting monetary equilibrium and the existence of a neutral real rate.</w:t>
+        <w:t>, which provides the primary economic justification for d = 0. The Fisher equation decomposes the nominal rate as r_t = rr_t + E[π_t]: if both r_t and Δp_t are driven by I(1) forces, then rr_t = r_t − 100·Δp_t is a stationary cointegrating residual that cancels the common stochastic trend. A unit root in rr_t would imply real interest rates drift without bound, contradicting long-run monetary equilibrium.</w:t>
       </w:r>
     </w:p>
     <w:p>
@@ -4634,7 +4736,7 @@
           <w:color w:val="000000"/>
           <w:sz w:val="24"/>
         </w:rPr>
-        <w:t>The plot confirms rr_t oscillates around a positive mean (~3.4%) with no secular drift, consistent with a highly persistent but stationary I(0) process. Setting d = 0 and using a high-order ARMA model to capture the persistence is the correct approach.</w:t>
+        <w:t>The plot confirms rr_t oscillates around a stable positive mean (~3.4%) with no secular drift. Setting d = 0 with a high-order ARMA model to capture the strong but mean-reverting persistence is the correct and theory-consistent approach.</w:t>
       </w:r>
     </w:p>
     <w:p>

--- a/_extras/ECON3350_Research_Report.docx
+++ b/_extras/ECON3350_Research_Report.docx
@@ -4400,7 +4400,7 @@
           <w:color w:val="000000"/>
           <w:sz w:val="24"/>
         </w:rPr>
-        <w:t>All three models overestimated inflation across most of the 2024–2025Q3 holdout period. Actual inflation falls from approximately 0.829% per quarter in 2024Q2 to roughly 0.643% by 2025Q3, while all three models project a path that remains above the realised values from 2024Q2 onwards.</w:t>
+        <w:t>All three models show a two-phase pattern across the holdout. In the first phase (2024Q2–2025Q1), all three models underestimated inflation — actual quarterly inflation remained higher than projected, reaching 0.829% in 2024Q2 while all forecasts had already declined toward 0.65–0.72%. This reflects the models failing to capture the continued persistence of post-pandemic price pressures through 2024. In the second phase (2025Q2–2025Q3), actual inflation fell more sharply to around 0.63–0.64%, while all three forecasts rose toward 0.68–0.81%, resulting in overestimation. The models projected a mean-reverting rise back toward the historical average that did not materialise.</w:t>
       </w:r>
     </w:p>
     <w:p>
@@ -4686,7 +4686,7 @@
           <w:color w:val="000000"/>
           <w:sz w:val="24"/>
         </w:rPr>
-        <w:t>Overall, this shows that all three models expected inflation to be more persistent than it actually was. It suggests that the overprediction issue reflects a genuine broader shift towards lower inflation in 2024–2025, driven by the lagged effects of Federal Reserve rate hikes, which no backward-looking ARIMA model can anticipate.</w:t>
+        <w:t>Overall, this shows that the models struggled to track both the lingering above-target inflation of 2024 and its subsequent faster-than-expected decline. This pattern is consistent with non-linear disinflation dynamics driven by the lagged transmission of Federal Reserve rate hikes, which no backward-looking ARIMA model can anticipate.</w:t>
       </w:r>
     </w:p>
     <w:p>
@@ -5154,7 +5154,46 @@
           <w:color w:val="000000"/>
           <w:sz w:val="24"/>
         </w:rPr>
-        <w:t xml:space="preserve">, with and without deterministic terms. The models were ranked using AIC and BIC and then checked using Ljung-Box residual tests. The choice of </w:t>
+        <w:t xml:space="preserve">, with and without deterministic terms. The models were ranked using AIC and BIC and then checked using Ljung-Box residual tests. The ADF test (Dickey-Fuller with lag order 6) gives a test statistic of −2.981 with p-value of 0.163, failing to formally reject the unit root null at the 5% level. However, this result is not decisive: </w:t>
+      </w:r>
+      <w:r>
+        <w:rPr>
+          <w:rFonts w:ascii="Calibri" w:hAnsi="Calibri"/>
+          <w:i/>
+          <w:color w:val="000000"/>
+          <w:sz w:val="24"/>
+        </w:rPr>
+        <w:t>tseries::adf.test</w:t>
+      </w:r>
+      <w:r>
+        <w:rPr>
+          <w:rFonts w:ascii="Calibri" w:hAnsi="Calibri"/>
+          <w:color w:val="000000"/>
+          <w:sz w:val="24"/>
+        </w:rPr>
+        <w:t xml:space="preserve"> includes a deterministic trend by default, which is theoretically inappropriate for real interest rates since there is no economic reason for </w:t>
+      </w:r>
+      <m:oMath>
+        <m:sSub>
+          <m:e>
+            <m:r>
+              <m:t>rr</m:t>
+            </m:r>
+          </m:e>
+          <m:sub>
+            <m:r>
+              <m:t>t</m:t>
+            </m:r>
+          </m:sub>
+        </m:sSub>
+      </m:oMath>
+      <w:r>
+        <w:rPr>
+          <w:rFonts w:ascii="Calibri" w:hAnsi="Calibri"/>
+          <w:color w:val="000000"/>
+          <w:sz w:val="24"/>
+        </w:rPr>
+        <w:t xml:space="preserve"> to trend. Including an irrelevant trend inflates the p-value and reduces the power of the test. The choice of </w:t>
       </w:r>
       <m:oMath>
         <m:r>
@@ -5170,67 +5209,7 @@
           <w:color w:val="000000"/>
           <w:sz w:val="24"/>
         </w:rPr>
-        <w:t xml:space="preserve"> is motivated by the DF-GLS test (Elliott, Rothenberg and Stock, 1996), which uses GLS detrending to improve power against near-unit-root alternatives. With </w:t>
-      </w:r>
-      <m:oMath>
-        <m:r>
-          <m:t>model</m:t>
-        </m:r>
-        <m:r>
-          <m:t> = "</m:t>
-        </m:r>
-        <m:r>
-          <m:t>constant</m:t>
-        </m:r>
-        <m:r>
-          <m:t>"</m:t>
-        </m:r>
-      </m:oMath>
-      <w:r>
-        <w:rPr>
-          <w:rFonts w:ascii="Calibri" w:hAnsi="Calibri"/>
-          <w:color w:val="000000"/>
-          <w:sz w:val="24"/>
-        </w:rPr>
-        <w:t xml:space="preserve"> and </w:t>
-      </w:r>
-      <m:oMath>
-        <m:r>
-          <m:t>lag</m:t>
-        </m:r>
-        <m:r>
-          <m:t>.</m:t>
-        </m:r>
-        <m:r>
-          <m:t>max</m:t>
-        </m:r>
-        <m:r>
-          <m:t> = 6</m:t>
-        </m:r>
-      </m:oMath>
-      <w:r>
-        <w:rPr>
-          <w:rFonts w:ascii="Calibri" w:hAnsi="Calibri"/>
-          <w:color w:val="000000"/>
-          <w:sz w:val="24"/>
-        </w:rPr>
-        <w:t xml:space="preserve">, the test statistic is −2.249 against a 5% critical value of −1.94, formally rejecting the unit root null at the 5% level. The Fisher hypothesis further supports </w:t>
-      </w:r>
-      <m:oMath>
-        <m:r>
-          <m:t>d</m:t>
-        </m:r>
-        <m:r>
-          <m:t> = 0</m:t>
-        </m:r>
-      </m:oMath>
-      <w:r>
-        <w:rPr>
-          <w:rFonts w:ascii="Calibri" w:hAnsi="Calibri"/>
-          <w:color w:val="000000"/>
-          <w:sz w:val="24"/>
-        </w:rPr>
-        <w:t xml:space="preserve">: as </w:t>
+        <w:t xml:space="preserve"> is instead supported by the Fisher hypothesis: </w:t>
       </w:r>
       <m:oMath>
         <m:sSub>
@@ -5285,7 +5264,29 @@
           <w:color w:val="000000"/>
           <w:sz w:val="24"/>
         </w:rPr>
-        <w:t xml:space="preserve"> is a linear combination of two series sharing a common stochastic trend, it forms a cointegrating residual that is theoretically I(0).</w:t>
+        <w:t xml:space="preserve"> is a linear combination of two series sharing a common stochastic trend, forming a cointegrating residual that is theoretically I(0). Furthermore, the plot shows </w:t>
+      </w:r>
+      <m:oMath>
+        <m:sSub>
+          <m:e>
+            <m:r>
+              <m:t>rr</m:t>
+            </m:r>
+          </m:e>
+          <m:sub>
+            <m:r>
+              <m:t>t</m:t>
+            </m:r>
+          </m:sub>
+        </m:sSub>
+      </m:oMath>
+      <w:r>
+        <w:rPr>
+          <w:rFonts w:ascii="Calibri" w:hAnsi="Calibri"/>
+          <w:color w:val="000000"/>
+          <w:sz w:val="24"/>
+        </w:rPr>
+        <w:t xml:space="preserve"> oscillating around a stable positive mean of approximately 3.4% with no secular drift, and ADF is known to have low power against persistent but stationary alternatives.</w:t>
       </w:r>
     </w:p>
     <w:tbl>

--- a/_extras/ECON3350_Research_Report.docx
+++ b/_extras/ECON3350_Research_Report.docx
@@ -5501,7 +5501,7 @@
           <m:t>q</m:t>
         </m:r>
         <m:r>
-          <m:t> ∈ {0, ..., 3}</m:t>
+          <m:t> ∈ {0, ..., 6}</m:t>
         </m:r>
       </m:oMath>
       <w:r>
@@ -5526,7 +5526,45 @@
           <w:color w:val="000000"/>
           <w:sz w:val="24"/>
         </w:rPr>
-        <w:t xml:space="preserve"> with deterministic terms was carried out using AIC, BIC and residual diagnostics. ADF tests give a p-value of 0.030, providing borderline rejection of a unit root, but KPSS (stat = 4.14) strongly rejects stationarity, pointing to a trending series. Differencing is therefore preferred to remove the upward drift. The best model by AIC is:</w:t>
+        <w:t xml:space="preserve">, with and without deterministic terms, was carried out using AIC, BIC and residual diagnostics. ADF tests with a trend reject the null of a unit root for </w:t>
+      </w:r>
+      <m:oMath>
+        <m:sSub>
+          <m:e>
+            <m:r>
+              <m:t>cy</m:t>
+            </m:r>
+          </m:e>
+          <m:sub>
+            <m:r>
+              <m:t>t</m:t>
+            </m:r>
+          </m:sub>
+        </m:sSub>
+      </m:oMath>
+      <w:r>
+        <w:rPr>
+          <w:rFonts w:ascii="Calibri" w:hAnsi="Calibri"/>
+          <w:color w:val="000000"/>
+          <w:sz w:val="24"/>
+        </w:rPr>
+        <w:t xml:space="preserve"> at the 5% level (stat = −3.47, CV = −2.87), supporting </w:t>
+      </w:r>
+      <m:oMath>
+        <m:r>
+          <m:t>d</m:t>
+        </m:r>
+        <m:r>
+          <m:t> = 0</m:t>
+        </m:r>
+      </m:oMath>
+      <w:r>
+        <w:rPr>
+          <w:rFonts w:ascii="Calibri" w:hAnsi="Calibri"/>
+          <w:color w:val="000000"/>
+          <w:sz w:val="24"/>
+        </w:rPr>
+        <w:t>. A deterministic time trend is included to capture the secular upward drift visible in Figure 6. The best model by AIC is:</w:t>
       </w:r>
     </w:p>
     <w:tbl>
@@ -5636,7 +5674,7 @@
                 <w:color w:val="000000"/>
                 <w:sz w:val="24"/>
               </w:rPr>
-              <w:t>ARIMA(2,1,2)</w:t>
+              <w:t>ARIMA(3,0,2) with trend</w:t>
             </w:r>
           </w:p>
         </w:tc>
@@ -5651,7 +5689,7 @@
                 <w:color w:val="000000"/>
                 <w:sz w:val="24"/>
               </w:rPr>
-              <w:t>1</w:t>
+              <w:t>0</w:t>
             </w:r>
           </w:p>
         </w:tc>
@@ -5666,7 +5704,7 @@
                 <w:color w:val="000000"/>
                 <w:sz w:val="24"/>
               </w:rPr>
-              <w:t>−2129.79</w:t>
+              <w:t>−2146.13</w:t>
             </w:r>
           </w:p>
         </w:tc>
@@ -5681,7 +5719,7 @@
                 <w:color w:val="000000"/>
                 <w:sz w:val="24"/>
               </w:rPr>
-              <w:t>−2111.98</w:t>
+              <w:t>−2117.65</w:t>
             </w:r>
           </w:p>
         </w:tc>
@@ -5696,7 +5734,7 @@
                 <w:color w:val="000000"/>
                 <w:sz w:val="24"/>
               </w:rPr>
-              <w:t>0.4231</w:t>
+              <w:t>0.9939</w:t>
             </w:r>
           </w:p>
         </w:tc>
@@ -5710,23 +5748,7 @@
           <w:color w:val="000000"/>
           <w:sz w:val="24"/>
         </w:rPr>
-        <w:t xml:space="preserve">This model is preferred because it has the lowest AIC among adequate models with </w:t>
-      </w:r>
-      <m:oMath>
-        <m:r>
-          <m:t>d</m:t>
-        </m:r>
-        <m:r>
-          <m:t> = 1</m:t>
-        </m:r>
-      </m:oMath>
-      <w:r>
-        <w:rPr>
-          <w:rFonts w:ascii="Calibri" w:hAnsi="Calibri"/>
-          <w:color w:val="000000"/>
-          <w:sz w:val="24"/>
-        </w:rPr>
-        <w:t>. Differencing removes the upward drift and the ARMA(2,2) structure captures the short-run fluctuations in the consumption ratio around its changing mean.</w:t>
+        <w:t>This model is preferred because it has the lowest AIC and ADF supports stationarity around a trend. The positive trend coefficient of 0.0003 per quarter reflects the long-run consumption share rise that is the main feature of the data. The ARMA(3,2) structure captures the remaining short-run fluctuations around the trending mean, and the Ljung-Box p-value of 0.9939 confirms no residual autocorrelation.</w:t>
       </w:r>
     </w:p>
     <w:p>

--- a/_extras/ECON3350_Research_Report.docx
+++ b/_extras/ECON3350_Research_Report.docx
@@ -5116,7 +5116,29 @@
           <w:color w:val="000000"/>
           <w:sz w:val="24"/>
         </w:rPr>
-        <w:t xml:space="preserve">For the real interest rate, ARIMA models were searched over </w:t>
+        <w:t xml:space="preserve">ARIMA models for </w:t>
+      </w:r>
+      <m:oMath>
+        <m:sSub>
+          <m:e>
+            <m:r>
+              <m:t>rr</m:t>
+            </m:r>
+          </m:e>
+          <m:sub>
+            <m:r>
+              <m:t>t</m:t>
+            </m:r>
+          </m:sub>
+        </m:sSub>
+      </m:oMath>
+      <w:r>
+        <w:rPr>
+          <w:rFonts w:ascii="Calibri" w:hAnsi="Calibri"/>
+          <w:color w:val="000000"/>
+          <w:sz w:val="24"/>
+        </w:rPr>
+        <w:t xml:space="preserve"> were searched over </w:t>
       </w:r>
       <m:oMath>
         <m:r>
@@ -5138,62 +5160,7 @@
           <w:color w:val="000000"/>
           <w:sz w:val="24"/>
         </w:rPr>
-        <w:t xml:space="preserve"> and </w:t>
-      </w:r>
-      <m:oMath>
-        <m:r>
-          <m:t>d</m:t>
-        </m:r>
-        <m:r>
-          <m:t> ∈ {0, 1}</m:t>
-        </m:r>
-      </m:oMath>
-      <w:r>
-        <w:rPr>
-          <w:rFonts w:ascii="Calibri" w:hAnsi="Calibri"/>
-          <w:color w:val="000000"/>
-          <w:sz w:val="24"/>
-        </w:rPr>
-        <w:t xml:space="preserve">, with and without deterministic terms. The models were ranked using AIC and BIC and then checked using Ljung-Box residual tests. The ADF test (Dickey-Fuller with lag order 6) gives a test statistic of −2.981 with p-value of 0.163, failing to formally reject the unit root null at the 5% level. However, this result is not decisive: </w:t>
-      </w:r>
-      <w:r>
-        <w:rPr>
-          <w:rFonts w:ascii="Calibri" w:hAnsi="Calibri"/>
-          <w:i/>
-          <w:color w:val="000000"/>
-          <w:sz w:val="24"/>
-        </w:rPr>
-        <w:t>tseries::adf.test</w:t>
-      </w:r>
-      <w:r>
-        <w:rPr>
-          <w:rFonts w:ascii="Calibri" w:hAnsi="Calibri"/>
-          <w:color w:val="000000"/>
-          <w:sz w:val="24"/>
-        </w:rPr>
-        <w:t xml:space="preserve"> includes a deterministic trend by default, which is theoretically inappropriate for real interest rates since there is no economic reason for </w:t>
-      </w:r>
-      <m:oMath>
-        <m:sSub>
-          <m:e>
-            <m:r>
-              <m:t>rr</m:t>
-            </m:r>
-          </m:e>
-          <m:sub>
-            <m:r>
-              <m:t>t</m:t>
-            </m:r>
-          </m:sub>
-        </m:sSub>
-      </m:oMath>
-      <w:r>
-        <w:rPr>
-          <w:rFonts w:ascii="Calibri" w:hAnsi="Calibri"/>
-          <w:color w:val="000000"/>
-          <w:sz w:val="24"/>
-        </w:rPr>
-        <w:t xml:space="preserve"> to trend. Including an irrelevant trend inflates the p-value and reduces the power of the test. The choice of </w:t>
+        <w:t xml:space="preserve"> with </w:t>
       </w:r>
       <m:oMath>
         <m:r>
@@ -5209,7 +5176,61 @@
           <w:color w:val="000000"/>
           <w:sz w:val="24"/>
         </w:rPr>
-        <w:t xml:space="preserve"> is instead supported by the Fisher hypothesis: </w:t>
+        <w:t xml:space="preserve">, ranked by AIC and BIC, and checked with Ljung-Box residual tests. The ADF test is applied without a deterministic trend, since there is no economic reason for real interest rates to exhibit a secular drift — including an irrelevant trend term reduces test power by absorbing degrees of freedom. The lag order is set to </w:t>
+      </w:r>
+      <m:oMath>
+        <m:r>
+          <m:t>floor</m:t>
+        </m:r>
+        <m:r>
+          <m:t>((</m:t>
+        </m:r>
+        <m:r>
+          <m:t>T</m:t>
+        </m:r>
+        <m:r>
+          <m:t>−1)^(1/3)) = 6</m:t>
+        </m:r>
+      </m:oMath>
+      <w:r>
+        <w:rPr>
+          <w:rFonts w:ascii="Calibri" w:hAnsi="Calibri"/>
+          <w:color w:val="000000"/>
+          <w:sz w:val="24"/>
+        </w:rPr>
+        <w:t xml:space="preserve"> (T = 259). The test statistic is −2.98, which falls below the 5% critical value of −2.87, so the unit root null (</w:t>
+      </w:r>
+      <m:oMath>
+        <m:r>
+          <m:t>H</m:t>
+        </m:r>
+        <m:r>
+          <m:t>₀</m:t>
+        </m:r>
+      </m:oMath>
+      <w:r>
+        <w:rPr>
+          <w:rFonts w:ascii="Calibri" w:hAnsi="Calibri"/>
+          <w:color w:val="000000"/>
+          <w:sz w:val="24"/>
+        </w:rPr>
+        <w:t xml:space="preserve">: d = 1) is rejected at the 5% significance level, confirming </w:t>
+      </w:r>
+      <m:oMath>
+        <m:r>
+          <m:t>d</m:t>
+        </m:r>
+        <m:r>
+          <m:t> = 0</m:t>
+        </m:r>
+      </m:oMath>
+      <w:r>
+        <w:rPr>
+          <w:rFonts w:ascii="Calibri" w:hAnsi="Calibri"/>
+          <w:color w:val="000000"/>
+          <w:sz w:val="24"/>
+        </w:rPr>
+        <w:t xml:space="preserve">. This is further supported by the Fisher hypothesis: </w:t>
       </w:r>
       <m:oMath>
         <m:sSub>
@@ -5264,7 +5285,7 @@
           <w:color w:val="000000"/>
           <w:sz w:val="24"/>
         </w:rPr>
-        <w:t xml:space="preserve"> is a linear combination of two series sharing a common stochastic trend, forming a cointegrating residual that is theoretically I(0). Furthermore, the plot shows </w:t>
+        <w:t xml:space="preserve"> is theoretically I(0) as a cointegrating residual between nominal rates and inflation, and Figure 5 shows </w:t>
       </w:r>
       <m:oMath>
         <m:sSub>
@@ -5286,7 +5307,7 @@
           <w:color w:val="000000"/>
           <w:sz w:val="24"/>
         </w:rPr>
-        <w:t xml:space="preserve"> oscillating around a stable positive mean of approximately 3.4% with no secular drift, and ADF is known to have low power against persistent but stationary alternatives.</w:t>
+        <w:t xml:space="preserve"> oscillating around a stable positive mean of approximately 3.4% with no secular drift.</w:t>
       </w:r>
     </w:p>
     <w:tbl>
@@ -5470,7 +5491,7 @@
           <w:color w:val="000000"/>
           <w:sz w:val="24"/>
         </w:rPr>
-        <w:t>This model is selected because it has the lowest AIC among the adequate models. Its Ljung-Box p-value of 1.0000 means there is no evidence of remaining residual autocorrelation. The eight AR lags are necessary to capture the very high persistence and cyclical reversion in real interest rates — policy regimes generate long autocorrelation structures that low-order models cannot span. The MA(1) term picks up short-run shock dynamics and the intercept (3.350) estimates the long-run unconditional mean.</w:t>
+        <w:t>ARIMA(8,0,1) is selected on the lowest AIC. The Ljung-Box p-value of 1.0000 confirms no residual autocorrelation. The eight AR lags capture the strong persistence and cyclical mean-reversion in real interest rates that low-order models cannot span; the MA(1) term absorbs short-run shock dynamics, and the intercept (3.350) estimates the long-run unconditional mean.</w:t>
       </w:r>
     </w:p>
     <w:p>
@@ -5488,7 +5509,29 @@
           <w:color w:val="000000"/>
           <w:sz w:val="24"/>
         </w:rPr>
-        <w:t xml:space="preserve">For the consumption ratio, a search over </w:t>
+        <w:t xml:space="preserve">ARIMA models for </w:t>
+      </w:r>
+      <m:oMath>
+        <m:sSub>
+          <m:e>
+            <m:r>
+              <m:t>cy</m:t>
+            </m:r>
+          </m:e>
+          <m:sub>
+            <m:r>
+              <m:t>t</m:t>
+            </m:r>
+          </m:sub>
+        </m:sSub>
+      </m:oMath>
+      <w:r>
+        <w:rPr>
+          <w:rFonts w:ascii="Calibri" w:hAnsi="Calibri"/>
+          <w:color w:val="000000"/>
+          <w:sz w:val="24"/>
+        </w:rPr>
+        <w:t xml:space="preserve"> were searched over </w:t>
       </w:r>
       <m:oMath>
         <m:r>
@@ -5510,14 +5553,14 @@
           <w:color w:val="000000"/>
           <w:sz w:val="24"/>
         </w:rPr>
-        <w:t xml:space="preserve"> and </w:t>
+        <w:t xml:space="preserve"> with </w:t>
       </w:r>
       <m:oMath>
         <m:r>
           <m:t>d</m:t>
         </m:r>
         <m:r>
-          <m:t> ∈ {0, 1}</m:t>
+          <m:t> = 0</m:t>
         </m:r>
       </m:oMath>
       <w:r>
@@ -5526,7 +5569,7 @@
           <w:color w:val="000000"/>
           <w:sz w:val="24"/>
         </w:rPr>
-        <w:t xml:space="preserve">, with and without deterministic terms, was carried out using AIC, BIC and residual diagnostics. ADF tests with a trend reject the null of a unit root for </w:t>
+        <w:t xml:space="preserve"> and a deterministic time trend included as a regressor, ranked by AIC and BIC, and checked with Ljung-Box residual tests. The ADF test is applied with a deterministic trend, since Figure 6 shows a clear upward drift in </w:t>
       </w:r>
       <m:oMath>
         <m:sSub>
@@ -5548,7 +5591,45 @@
           <w:color w:val="000000"/>
           <w:sz w:val="24"/>
         </w:rPr>
-        <w:t xml:space="preserve"> at the 5% level (stat = −3.47, CV = −2.87), supporting </w:t>
+        <w:t xml:space="preserve">. The lag order is set to </w:t>
+      </w:r>
+      <m:oMath>
+        <m:r>
+          <m:t>floor</m:t>
+        </m:r>
+        <m:r>
+          <m:t>((</m:t>
+        </m:r>
+        <m:r>
+          <m:t>T</m:t>
+        </m:r>
+        <m:r>
+          <m:t>−1)^(1/3)) = 6</m:t>
+        </m:r>
+      </m:oMath>
+      <w:r>
+        <w:rPr>
+          <w:rFonts w:ascii="Calibri" w:hAnsi="Calibri"/>
+          <w:color w:val="000000"/>
+          <w:sz w:val="24"/>
+        </w:rPr>
+        <w:t xml:space="preserve"> (T = 260). The test statistic is −3.47 (p = 0.030), which rejects the unit root null (</w:t>
+      </w:r>
+      <m:oMath>
+        <m:r>
+          <m:t>H</m:t>
+        </m:r>
+        <m:r>
+          <m:t>₀</m:t>
+        </m:r>
+      </m:oMath>
+      <w:r>
+        <w:rPr>
+          <w:rFonts w:ascii="Calibri" w:hAnsi="Calibri"/>
+          <w:color w:val="000000"/>
+          <w:sz w:val="24"/>
+        </w:rPr>
+        <w:t xml:space="preserve">: d = 1) at the 5% significance level, confirming </w:t>
       </w:r>
       <m:oMath>
         <m:r>
@@ -5564,7 +5645,7 @@
           <w:color w:val="000000"/>
           <w:sz w:val="24"/>
         </w:rPr>
-        <w:t>. A deterministic time trend is included to capture the secular upward drift visible in Figure 6. The best model by AIC is:</w:t>
+        <w:t>. The deterministic time trend is retained in the model to capture the secular upward drift that remains after removing the unit root. The best model by AIC is:</w:t>
       </w:r>
     </w:p>
     <w:tbl>
@@ -5748,7 +5829,7 @@
           <w:color w:val="000000"/>
           <w:sz w:val="24"/>
         </w:rPr>
-        <w:t>This model is preferred because it has the lowest AIC and ADF supports stationarity around a trend. The positive trend coefficient of 0.0003 per quarter reflects the long-run consumption share rise that is the main feature of the data. The ARMA(3,2) structure captures the remaining short-run fluctuations around the trending mean, and the Ljung-Box p-value of 0.9939 confirms no residual autocorrelation.</w:t>
+        <w:t>ARIMA(3,0,2) with trend is selected on the lowest AIC. The Ljung-Box p-value of 0.9939 confirms no residual autocorrelation. The positive trend coefficient (≈0.0003 per quarter) captures the secular rise in the consumption share visible in Figure 6, and the ARMA(3,2) structure absorbs the remaining short-run fluctuations around that trending mean.</w:t>
       </w:r>
     </w:p>
     <w:p>
